--- a/plantillas_maestras/17_seguro_no_especificado/modificacion_unilateral/2_ddos_banco_y_aseguradora/varon/TPL_1687_2026_SEGURO_NO_ESPECIFICADO_MODIFICACION_UNILATERAL_BANCO_VARON_R2.docx
+++ b/plantillas_maestras/17_seguro_no_especificado/modificacion_unilateral/2_ddos_banco_y_aseguradora/varon/TPL_1687_2026_SEGURO_NO_ESPECIFICADO_MODIFICACION_UNILATERAL_BANCO_VARON_R2.docx
@@ -436,7 +436,7 @@
           <w14:ligatures w14:val="none"/>
         </w:rPr>
         <w:tab/>
-        <w:t xml:space="preserve">:       </w:t>
+        <w:t xml:space="preserve">: </w:t>
       </w:r>
       <w:r>
         <w:rPr>
@@ -809,7 +809,7 @@
           <w:lang w:val="es-ES" w:eastAsia="es-ES"/>
           <w14:ligatures w14:val="none"/>
         </w:rPr>
-        <w:t xml:space="preserve"> N°</w:t>
+        <w:t xml:space="preserve"> </w:t>
       </w:r>
       <w:r>
         <w:rPr>
@@ -2550,7 +2550,7 @@
           <w:lang w:eastAsia="es-PE"/>
           <w14:ligatures w14:val="none"/>
         </w:rPr>
-        <w:t xml:space="preserve">.  </w:t>
+        <w:t xml:space="preserve">. </w:t>
       </w:r>
     </w:p>
     <w:bookmarkEnd w:id="6"/>
@@ -2648,7 +2648,7 @@
           <w:lang w:eastAsia="es-PE"/>
           <w14:ligatures w14:val="none"/>
         </w:rPr>
-        <w:t xml:space="preserve">.    </w:t>
+        <w:t xml:space="preserve">. </w:t>
       </w:r>
     </w:p>
     <w:p>
@@ -2737,7 +2737,7 @@
           <w:lang w:eastAsia="es-PE"/>
           <w14:ligatures w14:val="none"/>
         </w:rPr>
-        <w:t xml:space="preserve">y al artículo 2 del Código.    </w:t>
+        <w:t xml:space="preserve">y al artículo 2 del Código. </w:t>
       </w:r>
     </w:p>
     <w:p>
@@ -2897,7 +2897,7 @@
           <w14:ligatures w14:val="none"/>
         </w:rPr>
         <w:lastRenderedPageBreak/>
-        <w:t xml:space="preserve">infracción al deber de información, tipificado en el artículo 1, numeral 1, literal b) y al artículo 2 del Código.    </w:t>
+        <w:t xml:space="preserve">infracción al deber de información, tipificado en el artículo 1, numeral 1, literal b) y al artículo 2 del Código. </w:t>
       </w:r>
     </w:p>
     <w:p>
@@ -3674,7 +3674,7 @@
           <w:lang w:eastAsia="es-PE"/>
           <w14:ligatures w14:val="none"/>
         </w:rPr>
-        <w:t xml:space="preserve">RESOLUCIÓN DE LA SECRETARÍA TÉCNICA  </w:t>
+        <w:t xml:space="preserve">RESOLUCIÓN DE LA SECRETARÍA TÉCNICA </w:t>
       </w:r>
     </w:p>
     <w:p>
@@ -3887,7 +3887,7 @@
           <w:kern w:val="0"/>
           <w14:ligatures w14:val="none"/>
         </w:rPr>
-        <w:t xml:space="preserve"> N°</w:t>
+        <w:t xml:space="preserve"> </w:t>
       </w:r>
       <w:r>
         <w:rPr>
@@ -4056,7 +4056,7 @@
           <w:kern w:val="0"/>
           <w14:ligatures w14:val="none"/>
         </w:rPr>
-        <w:t xml:space="preserve"> N°</w:t>
+        <w:t xml:space="preserve"> </w:t>
       </w:r>
       <w:r>
         <w:rPr>
@@ -4181,7 +4181,7 @@
           <w:kern w:val="0"/>
           <w14:ligatures w14:val="none"/>
         </w:rPr>
-        <w:t xml:space="preserve"> N°</w:t>
+        <w:t xml:space="preserve"> </w:t>
       </w:r>
       <w:r>
         <w:rPr>
@@ -4318,7 +4318,7 @@
           <w:kern w:val="0"/>
           <w14:ligatures w14:val="none"/>
         </w:rPr>
-        <w:t xml:space="preserve">N° </w:t>
+        <w:t xml:space="preserve"/>
       </w:r>
       <w:r>
         <w:rPr>
@@ -4439,7 +4439,7 @@
           <w:kern w:val="0"/>
           <w14:ligatures w14:val="none"/>
         </w:rPr>
-        <w:t xml:space="preserve">N° </w:t>
+        <w:t xml:space="preserve"/>
       </w:r>
       <w:r>
         <w:rPr>
@@ -4526,7 +4526,7 @@
           <w:kern w:val="0"/>
           <w14:ligatures w14:val="none"/>
         </w:rPr>
-        <w:t xml:space="preserve">N° </w:t>
+        <w:t xml:space="preserve"/>
       </w:r>
       <w:r>
         <w:rPr>
@@ -4669,7 +4669,7 @@
           <w:kern w:val="0"/>
           <w14:ligatures w14:val="none"/>
         </w:rPr>
-        <w:t xml:space="preserve">N° </w:t>
+        <w:t xml:space="preserve"/>
       </w:r>
       <w:r>
         <w:rPr>
@@ -4795,7 +4795,7 @@
           <w:kern w:val="0"/>
           <w14:ligatures w14:val="none"/>
         </w:rPr>
-        <w:t xml:space="preserve">N° </w:t>
+        <w:t xml:space="preserve"/>
       </w:r>
       <w:r>
         <w:rPr>
@@ -5801,7 +5801,7 @@
           <w:lang w:eastAsia="es-PE"/>
           <w14:ligatures w14:val="none"/>
         </w:rPr>
-        <w:t xml:space="preserve"> N°</w:t>
+        <w:t xml:space="preserve"> </w:t>
       </w:r>
       <w:r>
         <w:rPr>
@@ -6021,7 +6021,7 @@
           <w:kern w:val="0"/>
           <w14:ligatures w14:val="none"/>
         </w:rPr>
-        <w:t xml:space="preserve"> comunicar a las partes que, de acuerdo a lo señalado por el artículo 29 del Decreto Legislativo  807</w:t>
+        <w:t xml:space="preserve"> comunicar a las partes que, de acuerdo a lo señalado por el artículo 29 del Decreto Legislativo 807</w:t>
       </w:r>
       <w:r>
         <w:rPr>
@@ -6927,7 +6927,7 @@
           <w:sz w:val="16"/>
           <w:szCs w:val="16"/>
         </w:rPr>
-        <w:t>Denuncia remitida a esta Comisión mediante DOCUMENTO DE TRASLADO N° 125-2026-PS1/INDECOPI de fecha 7 de mayo de 2026, recepcionada el 13 de mayo de 2026.</w:t>
+        <w:t>Denuncia remitida a esta Comisión mediante DOCUMENTO DE TRASLADO 125-2026-PS1/INDECOPI de fecha 7 de mayo de 2026, recepcionada el 13 de mayo de 2026.</w:t>
       </w:r>
     </w:p>
     <w:p>
@@ -7044,7 +7044,7 @@
           <w:sz w:val="16"/>
           <w:szCs w:val="16"/>
         </w:rPr>
-        <w:t xml:space="preserve">  </w:t>
+        <w:t xml:space="preserve"> </w:t>
       </w:r>
       <w:r>
         <w:rPr>
@@ -7062,7 +7062,7 @@
           <w:sz w:val="16"/>
           <w:szCs w:val="16"/>
         </w:rPr>
-        <w:t>LEY 29571, CÓDIGO DE PROTECCIÓN Y DEFENSA DEL CONSUMIDOR, publicado el 2 de setiembre de 2010 y modificado por Decreto Legislativo  1308</w:t>
+        <w:t>LEY 29571, CÓDIGO DE PROTECCIÓN Y DEFENSA DEL CONSUMIDOR, publicado el 2 de setiembre de 2010 y modificado por Decreto Legislativo 1308</w:t>
       </w:r>
     </w:p>
     <w:p>
@@ -7130,7 +7130,7 @@
           <w:sz w:val="16"/>
           <w:szCs w:val="16"/>
         </w:rPr>
-        <w:t>El Instituto Nacional de Defensa de la Competencia y de la Protección de la Propiedad Intelectual (Indecopi) es la autoridad con competencia primaria y de alcance nacional para conocer las presuntas infracciones a las disposiciones contenidas en el presente Código, así como para imponer las sanciones y medidas correctivas establecidas en el presente capítulo, conforme al Decreto Legislativo  1033, Ley de Organización y Funciones del Indecopi. Dicha competencia solo puede ser negada cuando ella haya sido asignada o se asigne a favor de otro organismo por norma expresa con rango de ley.</w:t>
+        <w:t>El Instituto Nacional de Defensa de la Competencia y de la Protección de la Propiedad Intelectual (Indecopi) es la autoridad con competencia primaria y de alcance nacional para conocer las presuntas infracciones a las disposiciones contenidas en el presente Código, así como para imponer las sanciones y medidas correctivas establecidas en el presente capítulo, conforme al Decreto Legislativo 1033, Ley de Organización y Funciones del Indecopi. Dicha competencia solo puede ser negada cuando ella haya sido asignada o se asigne a favor de otro organismo por norma expresa con rango de ley.</w:t>
       </w:r>
     </w:p>
     <w:p>
@@ -7213,7 +7213,7 @@
           <w:sz w:val="16"/>
           <w:szCs w:val="16"/>
         </w:rPr>
-        <w:t>LEY DE ORGANIZACIÓN Y FUNCIONES DEL INDECOPI, APROBADA POR DECRETO LEGISLATIVO  1033</w:t>
+        <w:t>LEY DE ORGANIZACIÓN Y FUNCIONES DEL INDECOPI, APROBADA POR DECRETO LEGISLATIVO 1033</w:t>
       </w:r>
     </w:p>
     <w:p>
@@ -7338,7 +7338,7 @@
           <w:sz w:val="16"/>
           <w:szCs w:val="16"/>
         </w:rPr>
-        <w:t xml:space="preserve">           </w:t>
+        <w:t xml:space="preserve"> </w:t>
       </w:r>
       <w:r>
         <w:rPr>
@@ -7356,7 +7356,7 @@
           <w:sz w:val="16"/>
           <w:szCs w:val="16"/>
         </w:rPr>
-        <w:t>LEY 29571, CÓDIGO DE PROTECCIÓN Y DEFENSA DEL CONSUMIDOR, publicado el 2 de setiembre de 2010 y modificado por Decreto Legislativo  1308</w:t>
+        <w:t>LEY 29571, CÓDIGO DE PROTECCIÓN Y DEFENSA DEL CONSUMIDOR, publicado el 2 de setiembre de 2010 y modificado por Decreto Legislativo 1308</w:t>
       </w:r>
     </w:p>
     <w:p>
@@ -7539,7 +7539,7 @@
           <w:sz w:val="16"/>
           <w:szCs w:val="16"/>
         </w:rPr>
-        <w:t>LEY 29571, CÓDIGO DE PROTECCIÓN Y DEFENSA DEL CONSUMIDOR, publicado el 2 de setiembre de 2010 y modificado por Decreto Legislativo  1308</w:t>
+        <w:t>LEY 29571, CÓDIGO DE PROTECCIÓN Y DEFENSA DEL CONSUMIDOR, publicado el 2 de setiembre de 2010 y modificado por Decreto Legislativo 1308</w:t>
       </w:r>
     </w:p>
     <w:p>
@@ -7715,7 +7715,7 @@
           <w:sz w:val="16"/>
           <w:szCs w:val="16"/>
         </w:rPr>
-        <w:t>LEY 29571, CÓDIGO DE PROTECCIÓN Y DEFENSA DEL CONSUMIDOR, publicado el 2 de setiembre de 2010 y modificado por Decreto Legislativo  1308</w:t>
+        <w:t>LEY 29571, CÓDIGO DE PROTECCIÓN Y DEFENSA DEL CONSUMIDOR, publicado el 2 de setiembre de 2010 y modificado por Decreto Legislativo 1308</w:t>
       </w:r>
     </w:p>
     <w:p>
@@ -8004,7 +8004,7 @@
           <w:sz w:val="16"/>
           <w:szCs w:val="16"/>
         </w:rPr>
-        <w:t xml:space="preserve">  </w:t>
+        <w:t xml:space="preserve"> </w:t>
       </w:r>
       <w:r>
         <w:rPr>
@@ -8022,7 +8022,7 @@
           <w:sz w:val="16"/>
           <w:szCs w:val="16"/>
         </w:rPr>
-        <w:t>LEY SOBRE FACULTADES, NORMAS Y ORGANIZACIÓN DEL INDECOPI, APROBADA POR DECRETO LEGISLATIVO  807 Artículo 24.-</w:t>
+        <w:t>LEY SOBRE FACULTADES, NORMAS Y ORGANIZACIÓN DEL INDECOPI, APROBADA POR DECRETO LEGISLATIVO 807 Artículo 24.-</w:t>
       </w:r>
       <w:r>
         <w:rPr>
@@ -8209,7 +8209,7 @@
           <w:szCs w:val="16"/>
         </w:rPr>
         <w:tab/>
-        <w:t>El número de trabajadores se atenderá siempre que la empresa haya sido constituida antes de la vigencia de la Ley Nº 30056, publicada el 2 de julio de 2013, que modificó el artículo 5 del Texto Único Ordenado de la Ley de Promoción de la Competitividad, Formalización y Desarrollo de la Micro y Pequeña Empresa y de Acceso al Empleo Decente (LEY MYPE). Ello, en la medida que la Tercera Disposición Complementaria Transitoria de la norma modificatoria precisa que las empresas constituidas antes de la entrada en vigencia de dicha Ley se rigen por los requisitos de acogimiento al régimen de las micro y pequeñas empresas regulados en el Decreto Legislativo 1086.</w:t>
+        <w:t>El número de trabajadores se atenderá siempre que la empresa haya sido constituida antes de la vigencia de la Ley 30056, publicada el 2 de julio de 2013, que modificó el artículo 5 del Texto Único Ordenado de la Ley de Promoción de la Competitividad, Formalización y Desarrollo de la Micro y Pequeña Empresa y de Acceso al Empleo Decente (LEY MYPE). Ello, en la medida que la Tercera Disposición Complementaria Transitoria de la norma modificatoria precisa que las empresas constituidas antes de la entrada en vigencia de dicha Ley se rigen por los requisitos de acogimiento al régimen de las micro y pequeñas empresas regulados en el Decreto Legislativo 1086.</w:t>
       </w:r>
     </w:p>
     <w:p>
@@ -8306,7 +8306,7 @@
           <w:sz w:val="16"/>
           <w:szCs w:val="16"/>
         </w:rPr>
-        <w:t>publicado el 2 de setiembre de 2010 y modificado por Decreto Legislativo  1308</w:t>
+        <w:t>publicado el 2 de setiembre de 2010 y modificado por Decreto Legislativo 1308</w:t>
       </w:r>
     </w:p>
     <w:p>
@@ -8455,7 +8455,7 @@
           <w:szCs w:val="16"/>
           <w:vertAlign w:val="superscript"/>
         </w:rPr>
-        <w:t xml:space="preserve">  </w:t>
+        <w:t xml:space="preserve"> </w:t>
       </w:r>
       <w:r>
         <w:rPr>
@@ -8463,7 +8463,7 @@
           <w:sz w:val="16"/>
           <w:szCs w:val="16"/>
         </w:rPr>
-        <w:t xml:space="preserve">     </w:t>
+        <w:t xml:space="preserve"> </w:t>
       </w:r>
       <w:r>
         <w:rPr>
@@ -8508,7 +8508,7 @@
           <w:sz w:val="16"/>
           <w:szCs w:val="16"/>
         </w:rPr>
-        <w:t>publicado el 2 de setiembre de 2010 y modificado por Decreto Legislativo  1308</w:t>
+        <w:t>publicado el 2 de setiembre de 2010 y modificado por Decreto Legislativo 1308</w:t>
       </w:r>
     </w:p>
     <w:p>
@@ -8550,7 +8550,7 @@
           <w:sz w:val="16"/>
           <w:szCs w:val="16"/>
         </w:rPr>
-        <w:t>El órgano resolutivo puede sancionar las infracciones administrativas a que se refiere el artículo 108º con amonestación y multas de hasta cuatrocientos cincuenta (450) Unidades Impositivas Tributarias (UIT), las cuales son calificadas de la siguiente manera:</w:t>
+        <w:t>El órgano resolutivo puede sancionar las infracciones administrativas a que se refiere el artículo 108 con amonestación y multas de hasta cuatrocientos cincuenta (450) Unidades Impositivas Tributarias (UIT), las cuales son calificadas de la siguiente manera:</w:t>
       </w:r>
     </w:p>
     <w:p>
@@ -8686,7 +8686,7 @@
           <w:sz w:val="16"/>
           <w:szCs w:val="16"/>
         </w:rPr>
-        <w:t xml:space="preserve">        </w:t>
+        <w:t xml:space="preserve"> </w:t>
       </w:r>
       <w:r>
         <w:rPr>
@@ -8704,7 +8704,7 @@
           <w:sz w:val="16"/>
           <w:szCs w:val="16"/>
         </w:rPr>
-        <w:t>LEY 29571, CÓDIGO DE PROTECCIÓN Y DEFENSA DEL CONSUMIDOR, publicado el 2 de setiembre de 2010 y modificado por Decreto Legislativo  1308</w:t>
+        <w:t>LEY 29571, CÓDIGO DE PROTECCIÓN Y DEFENSA DEL CONSUMIDOR, publicado el 2 de setiembre de 2010 y modificado por Decreto Legislativo 1308</w:t>
       </w:r>
     </w:p>
     <w:p>
@@ -9459,7 +9459,7 @@
           <w:sz w:val="16"/>
           <w:szCs w:val="16"/>
         </w:rPr>
-        <w:t xml:space="preserve">         </w:t>
+        <w:t xml:space="preserve"> </w:t>
       </w:r>
       <w:r>
         <w:rPr>
@@ -9504,7 +9504,7 @@
           <w:sz w:val="16"/>
           <w:szCs w:val="16"/>
         </w:rPr>
-        <w:t>publicado el 2 de setiembre de 2010 y modificado por Decreto Legislativo  1308</w:t>
+        <w:t>publicado el 2 de setiembre de 2010 y modificado por Decreto Legislativo 1308</w:t>
       </w:r>
     </w:p>
     <w:p>
@@ -9712,7 +9712,7 @@
           <w:szCs w:val="16"/>
         </w:rPr>
         <w:tab/>
-        <w:t>DECRETO LEGISLATIVO Nº 807, LEY SOBRE FACULTADES, NORMAS Y ORGANIZACIÓN DEL INDECOPI FACULTADES DE LAS COMISIONES Y OFICINAS DEL INDECOPI</w:t>
+        <w:t>DECRETO LEGISLATIVO 807, LEY SOBRE FACULTADES, NORMAS Y ORGANIZACIÓN DEL INDECOPI FACULTADES DE LAS COMISIONES Y OFICINAS DEL INDECOPI</w:t>
       </w:r>
     </w:p>
     <w:p>
@@ -9805,7 +9805,7 @@
           <w:sz w:val="16"/>
           <w:szCs w:val="16"/>
         </w:rPr>
-        <w:t>TEXTO ÚNICO ORDENADO DE LA LEY DEL PROCEDIMIENTO ADMINISTRATIVO GENERAL, aprobado mediante DECRETO SUPREMO  006-2026-JUS y publicado el 30 de abril de 2026</w:t>
+        <w:t>TEXTO ÚNICO ORDENADO DE LA LEY DEL PROCEDIMIENTO ADMINISTRATIVO GENERAL, aprobado mediante DECRETO SUPREMO 006-2026-JUS y publicado el 30 de abril de 2026</w:t>
       </w:r>
     </w:p>
     <w:p>
@@ -10156,7 +10156,7 @@
               <w:sz w:val="16"/>
               <w:szCs w:val="16"/>
             </w:rPr>
-            <w:t xml:space="preserve">CNICA DE LA    </w:t>
+            <w:t xml:space="preserve">CNICA DE LA </w:t>
           </w:r>
         </w:p>
         <w:p>

--- a/plantillas_maestras/17_seguro_no_especificado/modificacion_unilateral/2_ddos_banco_y_aseguradora/varon/TPL_1687_2026_SEGURO_NO_ESPECIFICADO_MODIFICACION_UNILATERAL_BANCO_VARON_R2.docx
+++ b/plantillas_maestras/17_seguro_no_especificado/modificacion_unilateral/2_ddos_banco_y_aseguradora/varon/TPL_1687_2026_SEGURO_NO_ESPECIFICADO_MODIFICACION_UNILATERAL_BANCO_VARON_R2.docx
@@ -93,7 +93,7 @@
           <w:lang w:eastAsia="es-PE"/>
           <w14:ligatures w14:val="none"/>
         </w:rPr>
-        <w:t>DENUNCIANTE</w:t>
+        <w:t xml:space="preserve">DENUNCIANTE:[DENUNCIANTE] (SEÑOR [APELLIDO])</w:t>
       </w:r>
       <w:r>
         <w:rPr>
@@ -105,7 +105,7 @@
           <w14:ligatures w14:val="none"/>
         </w:rPr>
         <w:tab/>
-        <w:t>:</w:t>
+        <w:t/>
       </w:r>
       <w:r>
         <w:rPr>
@@ -127,40 +127,40 @@
           <w:lang w:eastAsia="es-PE"/>
           <w14:ligatures w14:val="none"/>
         </w:rPr>
-        <w:t xml:space="preserve">JOSÉ LUIS ARRASCUE FUENTES </w:t>
-      </w:r>
-      <w:r>
-        <w:rPr>
-          <w:rFonts w:ascii="Arial Narrow" w:eastAsia="Arial Narrow" w:hAnsi="Arial Narrow" w:cs="Arial Narrow"/>
-          <w:b/>
-          <w:color w:val="000000"/>
-          <w:kern w:val="0"/>
-          <w:lang w:eastAsia="es-PE"/>
-          <w14:ligatures w14:val="none"/>
-        </w:rPr>
-        <w:t xml:space="preserve">(SEÑOR </w:t>
-      </w:r>
-      <w:r>
-        <w:rPr>
-          <w:rFonts w:ascii="Arial Narrow" w:eastAsia="Arial Narrow" w:hAnsi="Arial Narrow" w:cs="Arial Narrow"/>
-          <w:b/>
-          <w:color w:val="000000"/>
-          <w:kern w:val="0"/>
-          <w:lang w:eastAsia="es-PE"/>
-          <w14:ligatures w14:val="none"/>
-        </w:rPr>
-        <w:t>ARRASCUE</w:t>
-      </w:r>
-      <w:r>
-        <w:rPr>
-          <w:rFonts w:ascii="Arial Narrow" w:eastAsia="Arial Narrow" w:hAnsi="Arial Narrow" w:cs="Arial Narrow"/>
-          <w:b/>
-          <w:color w:val="000000"/>
-          <w:kern w:val="0"/>
-          <w:lang w:eastAsia="es-PE"/>
-          <w14:ligatures w14:val="none"/>
-        </w:rPr>
-        <w:t>)</w:t>
+        <w:t xml:space="preserve"/>
+      </w:r>
+      <w:r>
+        <w:rPr>
+          <w:rFonts w:ascii="Arial Narrow" w:eastAsia="Arial Narrow" w:hAnsi="Arial Narrow" w:cs="Arial Narrow"/>
+          <w:b/>
+          <w:color w:val="000000"/>
+          <w:kern w:val="0"/>
+          <w:lang w:eastAsia="es-PE"/>
+          <w14:ligatures w14:val="none"/>
+        </w:rPr>
+        <w:t xml:space="preserve"/>
+      </w:r>
+      <w:r>
+        <w:rPr>
+          <w:rFonts w:ascii="Arial Narrow" w:eastAsia="Arial Narrow" w:hAnsi="Arial Narrow" w:cs="Arial Narrow"/>
+          <w:b/>
+          <w:color w:val="000000"/>
+          <w:kern w:val="0"/>
+          <w:lang w:eastAsia="es-PE"/>
+          <w14:ligatures w14:val="none"/>
+        </w:rPr>
+        <w:t/>
+      </w:r>
+      <w:r>
+        <w:rPr>
+          <w:rFonts w:ascii="Arial Narrow" w:eastAsia="Arial Narrow" w:hAnsi="Arial Narrow" w:cs="Arial Narrow"/>
+          <w:b/>
+          <w:color w:val="000000"/>
+          <w:kern w:val="0"/>
+          <w:lang w:eastAsia="es-PE"/>
+          <w14:ligatures w14:val="none"/>
+        </w:rPr>
+        <w:t/>
       </w:r>
     </w:p>
     <w:p>
@@ -684,7 +684,7 @@
           <w:lang w:val="es-ES" w:eastAsia="es-ES"/>
           <w14:ligatures w14:val="none"/>
         </w:rPr>
-        <w:t xml:space="preserve">Mediante la denuncia del </w:t>
+        <w:t xml:space="preserve">Mediante la denuncia del 6 de enero de 2026, complementada con escrito del 17 de marzo de 2026, subsanada mediante escrito del 25 de mayo de 2026, el señor [APELLIDO] denunció a Rímac, al Banco y a Impulsa 365 por presuntas infracciones a la Ley  29571, Código de Protección y Defensa del Consumidor (en adelante, Código), señalando lo siguiente:</w:t>
       </w:r>
       <w:r>
         <w:rPr>
@@ -694,7 +694,7 @@
           <w:lang w:val="es-ES" w:eastAsia="es-ES"/>
           <w14:ligatures w14:val="none"/>
         </w:rPr>
-        <w:t>6 de enero de 2026, complementada con escrito del 17 de marzo de 2026</w:t>
+        <w:t/>
       </w:r>
       <w:r>
         <w:rPr>
@@ -715,7 +715,7 @@
           <w:lang w:val="es-ES" w:eastAsia="es-ES"/>
           <w14:ligatures w14:val="none"/>
         </w:rPr>
-        <w:t xml:space="preserve">, subsanada mediante escrito del </w:t>
+        <w:t xml:space="preserve"/>
       </w:r>
       <w:r>
         <w:rPr>
@@ -725,7 +725,7 @@
           <w:lang w:val="es-ES" w:eastAsia="es-ES"/>
           <w14:ligatures w14:val="none"/>
         </w:rPr>
-        <w:t>25 de mayo de 2026</w:t>
+        <w:t/>
       </w:r>
       <w:r>
         <w:rPr>
@@ -733,7 +733,7 @@
           <w:kern w:val="0"/>
           <w14:ligatures w14:val="none"/>
         </w:rPr>
-        <w:t xml:space="preserve">, el señor </w:t>
+        <w:t xml:space="preserve"/>
       </w:r>
       <w:r>
         <w:rPr>
@@ -741,7 +741,7 @@
           <w:kern w:val="0"/>
           <w14:ligatures w14:val="none"/>
         </w:rPr>
-        <w:t xml:space="preserve">Arrascue </w:t>
+        <w:t xml:space="preserve"/>
       </w:r>
       <w:r>
         <w:rPr>
@@ -749,7 +749,7 @@
           <w:kern w:val="0"/>
           <w14:ligatures w14:val="none"/>
         </w:rPr>
-        <w:t>d</w:t>
+        <w:t/>
       </w:r>
       <w:r>
         <w:rPr>
@@ -759,7 +759,7 @@
           <w:lang w:val="es-ES" w:eastAsia="es-ES"/>
           <w14:ligatures w14:val="none"/>
         </w:rPr>
-        <w:t xml:space="preserve">enunció a </w:t>
+        <w:t xml:space="preserve"/>
       </w:r>
       <w:r>
         <w:rPr>
@@ -769,7 +769,7 @@
           <w:lang w:val="es-ES" w:eastAsia="es-ES"/>
           <w14:ligatures w14:val="none"/>
         </w:rPr>
-        <w:t xml:space="preserve">Rímac, al Banco </w:t>
+        <w:t xml:space="preserve"/>
       </w:r>
       <w:r>
         <w:rPr>
@@ -779,7 +779,7 @@
           <w:lang w:val="es-ES" w:eastAsia="es-ES"/>
           <w14:ligatures w14:val="none"/>
         </w:rPr>
-        <w:t xml:space="preserve">y </w:t>
+        <w:t xml:space="preserve"/>
       </w:r>
       <w:r>
         <w:rPr>
@@ -789,7 +789,7 @@
           <w:lang w:val="es-ES" w:eastAsia="es-ES"/>
           <w14:ligatures w14:val="none"/>
         </w:rPr>
-        <w:t>a Impulsa 365</w:t>
+        <w:t/>
       </w:r>
       <w:r>
         <w:rPr>
@@ -799,7 +799,7 @@
           <w:lang w:val="es-ES" w:eastAsia="es-ES"/>
           <w14:ligatures w14:val="none"/>
         </w:rPr>
-        <w:t xml:space="preserve"> por presuntas infracciones a la Ley</w:t>
+        <w:t xml:space="preserve"/>
       </w:r>
       <w:r>
         <w:rPr>
@@ -809,7 +809,7 @@
           <w:lang w:val="es-ES" w:eastAsia="es-ES"/>
           <w14:ligatures w14:val="none"/>
         </w:rPr>
-        <w:t xml:space="preserve"> </w:t>
+        <w:t xml:space="preserve"/>
       </w:r>
       <w:r>
         <w:rPr>
@@ -819,7 +819,7 @@
           <w:lang w:val="es-ES" w:eastAsia="es-ES"/>
           <w14:ligatures w14:val="none"/>
         </w:rPr>
-        <w:t xml:space="preserve"> 29571, Código de Protección y Defensa del Consumidor (en adelante, Código)</w:t>
+        <w:t xml:space="preserve"/>
       </w:r>
       <w:r>
         <w:rPr>
@@ -840,7 +840,7 @@
           <w:lang w:val="es-ES" w:eastAsia="es-ES"/>
           <w14:ligatures w14:val="none"/>
         </w:rPr>
-        <w:t xml:space="preserve">, señalando </w:t>
+        <w:t xml:space="preserve"/>
       </w:r>
       <w:r>
         <w:rPr>
@@ -851,7 +851,7 @@
           <w:lang w:val="es-ES" w:eastAsia="es-ES"/>
           <w14:ligatures w14:val="none"/>
         </w:rPr>
-        <w:t>lo siguiente:</w:t>
+        <w:t/>
       </w:r>
     </w:p>
     <w:p>
@@ -2011,7 +2011,7 @@
           <w:lang w:val="es-ES" w:eastAsia="es-ES"/>
           <w14:ligatures w14:val="none"/>
         </w:rPr>
-        <w:t xml:space="preserve">El </w:t>
+        <w:t xml:space="preserve">El señor [APELLIDO] solicitó, en calidad de medida correctiva, que los proveedores denunciados cumplan con otorgar la prestación del servicio de gasfitería en los términos contractuales originalmente ofrecidos, disponiendo el envío de personal técnico especializado y desactivando la modalidad de atención vía reembolso, así como otorgar la suma de S/ 30 000,00 en virtud de los hechos materia de denuncia. Asimismo, requirió el reembolso de costos y costas del presente procedimiento.</w:t>
       </w:r>
       <w:r>
         <w:rPr>
@@ -2019,7 +2019,7 @@
           <w:kern w:val="0"/>
           <w14:ligatures w14:val="none"/>
         </w:rPr>
-        <w:t xml:space="preserve">señor </w:t>
+        <w:t xml:space="preserve"/>
       </w:r>
       <w:r>
         <w:rPr>
@@ -2027,7 +2027,7 @@
           <w:kern w:val="0"/>
           <w14:ligatures w14:val="none"/>
         </w:rPr>
-        <w:t xml:space="preserve">Arrascue </w:t>
+        <w:t xml:space="preserve"/>
       </w:r>
       <w:r>
         <w:rPr>
@@ -2037,7 +2037,7 @@
           <w:lang w:val="es-ES" w:eastAsia="es-ES"/>
           <w14:ligatures w14:val="none"/>
         </w:rPr>
-        <w:t xml:space="preserve">solicitó, en calidad de medida correctiva, que </w:t>
+        <w:t xml:space="preserve"/>
       </w:r>
       <w:bookmarkStart w:id="1" w:name="_Hlk206587071"/>
       <w:r>
@@ -2048,7 +2048,7 @@
           <w:lang w:val="es-ES" w:eastAsia="es-ES"/>
           <w14:ligatures w14:val="none"/>
         </w:rPr>
-        <w:t>los proveedores denunciados</w:t>
+        <w:t/>
       </w:r>
       <w:r>
         <w:rPr>
@@ -2058,7 +2058,7 @@
           <w:lang w:val="es-ES" w:eastAsia="es-ES"/>
           <w14:ligatures w14:val="none"/>
         </w:rPr>
-        <w:t xml:space="preserve"> </w:t>
+        <w:t xml:space="preserve"/>
       </w:r>
       <w:r>
         <w:rPr>
@@ -2068,7 +2068,7 @@
           <w:lang w:val="es-ES" w:eastAsia="es-ES"/>
           <w14:ligatures w14:val="none"/>
         </w:rPr>
-        <w:t xml:space="preserve">cumplan </w:t>
+        <w:t xml:space="preserve"/>
       </w:r>
       <w:r>
         <w:rPr>
@@ -2078,7 +2078,7 @@
           <w:lang w:val="es-ES" w:eastAsia="es-ES"/>
           <w14:ligatures w14:val="none"/>
         </w:rPr>
-        <w:t>con otorgar la prestación del servicio de gasfitería en los términos contractuales originalmente ofrecidos, disponiendo el envío de personal técnico especializado y desactivando la modalidad de atención vía reembolso</w:t>
+        <w:t/>
       </w:r>
       <w:r>
         <w:rPr>
@@ -2088,7 +2088,7 @@
           <w:lang w:val="es-ES" w:eastAsia="es-ES"/>
           <w14:ligatures w14:val="none"/>
         </w:rPr>
-        <w:t>, así como otorgar la suma d</w:t>
+        <w:t/>
       </w:r>
       <w:r>
         <w:rPr>
@@ -2098,7 +2098,7 @@
           <w:lang w:val="es-ES" w:eastAsia="es-ES"/>
           <w14:ligatures w14:val="none"/>
         </w:rPr>
-        <w:t>e S/ 30 000,00</w:t>
+        <w:t/>
       </w:r>
       <w:r>
         <w:rPr>
@@ -2108,7 +2108,7 @@
           <w:lang w:val="es-ES" w:eastAsia="es-ES"/>
           <w14:ligatures w14:val="none"/>
         </w:rPr>
-        <w:t xml:space="preserve"> en virtud de los hechos materia de denuncia</w:t>
+        <w:t xml:space="preserve"/>
       </w:r>
       <w:r>
         <w:rPr>
@@ -2118,7 +2118,7 @@
           <w:lang w:val="es-ES" w:eastAsia="es-ES"/>
           <w14:ligatures w14:val="none"/>
         </w:rPr>
-        <w:t>. Asimismo, requirió el reembolso de costos y costas del presente procedimiento.</w:t>
+        <w:t/>
       </w:r>
     </w:p>
     <w:bookmarkEnd w:id="1"/>
@@ -3712,7 +3712,7 @@
           <w:lang w:eastAsia="es-PE"/>
           <w14:ligatures w14:val="none"/>
         </w:rPr>
-        <w:t xml:space="preserve">PRIMERO: </w:t>
+        <w:t xml:space="preserve">PRIMERO: admitir a trámite la denuncia del 6 de enero de 2026, complementada con escrito del 17 de marzo de 2026, subsanada mediante escrito del 25 de mayo de 2026, interpuesta por el señor [DENUNCIANTE] contra Rímac Seguros y Reaseguros S.A., el Banco BBVA Perú S.A. y a Impulsa 365 S.A.C., por lo siguiente:</w:t>
       </w:r>
       <w:r>
         <w:rPr>
@@ -3723,7 +3723,7 @@
           <w:lang w:eastAsia="es-PE"/>
           <w14:ligatures w14:val="none"/>
         </w:rPr>
-        <w:t xml:space="preserve">admitir a trámite la denuncia del </w:t>
+        <w:t xml:space="preserve"/>
       </w:r>
       <w:r>
         <w:rPr>
@@ -3733,7 +3733,7 @@
           <w:lang w:val="es-ES" w:eastAsia="es-ES"/>
           <w14:ligatures w14:val="none"/>
         </w:rPr>
-        <w:t>6 de enero de 2026, complementada con escrito del 17 de marzo de 2026, subsanada mediante escrito del 25 de mayo de 2026</w:t>
+        <w:t/>
       </w:r>
       <w:r>
         <w:rPr>
@@ -3743,7 +3743,7 @@
           <w:lang w:val="es-ES" w:eastAsia="es-ES"/>
           <w14:ligatures w14:val="none"/>
         </w:rPr>
-        <w:t xml:space="preserve">, </w:t>
+        <w:t xml:space="preserve"/>
       </w:r>
       <w:r>
         <w:rPr>
@@ -3754,7 +3754,7 @@
           <w:lang w:eastAsia="es-PE"/>
           <w14:ligatures w14:val="none"/>
         </w:rPr>
-        <w:t xml:space="preserve">interpuesta por el </w:t>
+        <w:t xml:space="preserve"/>
       </w:r>
       <w:r>
         <w:rPr>
@@ -3764,7 +3764,7 @@
           <w:kern w:val="0"/>
           <w14:ligatures w14:val="none"/>
         </w:rPr>
-        <w:t xml:space="preserve">señor José Luis </w:t>
+        <w:t xml:space="preserve"/>
       </w:r>
       <w:r>
         <w:rPr>
@@ -3775,7 +3775,7 @@
           <w14:ligatures w14:val="none"/>
         </w:rPr>
         <w:lastRenderedPageBreak/>
-        <w:t xml:space="preserve">Arrascue Fuentes </w:t>
+        <w:t xml:space="preserve"/>
       </w:r>
       <w:r>
         <w:rPr>
@@ -3786,14 +3786,14 @@
           <w:lang w:eastAsia="es-PE"/>
           <w14:ligatures w14:val="none"/>
         </w:rPr>
-        <w:t xml:space="preserve">contra </w:t>
+        <w:t xml:space="preserve"/>
       </w:r>
       <w:r>
         <w:rPr>
           <w:rFonts w:ascii="Arial Narrow" w:eastAsia="Arial Narrow" w:hAnsi="Arial Narrow" w:cs="Arial Narrow"/>
           <w:bCs/>
         </w:rPr>
-        <w:t>Rímac Seguros y Reaseguros S.A., el Banco BBVA Perú S.A. y a Impulsa 365 S.A.C.</w:t>
+        <w:t/>
       </w:r>
       <w:r>
         <w:rPr>
@@ -3804,7 +3804,7 @@
           <w:lang w:eastAsia="es-PE"/>
           <w14:ligatures w14:val="none"/>
         </w:rPr>
-        <w:t>,</w:t>
+        <w:t/>
       </w:r>
       <w:r>
         <w:rPr>
@@ -3815,7 +3815,7 @@
           <w:lang w:eastAsia="es-PE"/>
           <w14:ligatures w14:val="none"/>
         </w:rPr>
-        <w:t xml:space="preserve"> </w:t>
+        <w:t xml:space="preserve"/>
       </w:r>
       <w:r>
         <w:rPr>
@@ -3826,7 +3826,7 @@
           <w:lang w:eastAsia="es-PE"/>
           <w14:ligatures w14:val="none"/>
         </w:rPr>
-        <w:t>por lo siguiente:</w:t>
+        <w:t/>
       </w:r>
     </w:p>
     <w:p>
@@ -6183,7 +6183,7 @@
           <w:b/>
           <w:bCs/>
         </w:rPr>
-        <w:t xml:space="preserve">DÉCIMO </w:t>
+        <w:t xml:space="preserve">DÉCIMO SEGUNDO: requerir al señor [DENUNCIANTE] y a Rímac Seguros y Reaseguros S.A. para que, dentro del plazo de dos (2) días hábiles siguientes a la fecha en que reciban la notificación en sus bandejas de correo electrónico, efectúen la confirmación de recepción de la notificación remitida por este despacho a sus correos electrónicos, de conformidad con el segundo párrafo del numeral 4 del artículo 20 del Texto Único Ordenado de la Ley del Procedimiento Administrativo General, aprobado mediante Decreto Supremo 006-2026-JUS, bajo apercibimiento de rehacer el acto de notificación y notificarles conforme al numeral 1 del artículo 20 del citado cuerpo normativo.</w:t>
       </w:r>
       <w:r>
         <w:rPr>
@@ -6191,7 +6191,7 @@
           <w:b/>
           <w:bCs/>
         </w:rPr>
-        <w:t>SEGUNDO</w:t>
+        <w:t/>
       </w:r>
       <w:r>
         <w:rPr>
@@ -6201,7 +6201,7 @@
           <w:kern w:val="0"/>
           <w14:ligatures w14:val="none"/>
         </w:rPr>
-        <w:t>:</w:t>
+        <w:t/>
       </w:r>
       <w:r>
         <w:rPr>
@@ -6211,7 +6211,7 @@
           <w:kern w:val="0"/>
           <w14:ligatures w14:val="none"/>
         </w:rPr>
-        <w:t xml:space="preserve"> requerir a</w:t>
+        <w:t xml:space="preserve"/>
       </w:r>
       <w:r>
         <w:rPr>
@@ -6221,7 +6221,7 @@
           <w:kern w:val="0"/>
           <w14:ligatures w14:val="none"/>
         </w:rPr>
-        <w:t>l</w:t>
+        <w:t/>
       </w:r>
       <w:r>
         <w:rPr>
@@ -6231,7 +6231,7 @@
           <w:kern w:val="0"/>
           <w14:ligatures w14:val="none"/>
         </w:rPr>
-        <w:t xml:space="preserve"> </w:t>
+        <w:t xml:space="preserve"/>
       </w:r>
       <w:r>
         <w:rPr>
@@ -6241,126 +6241,126 @@
           <w:kern w:val="0"/>
           <w14:ligatures w14:val="none"/>
         </w:rPr>
-        <w:t xml:space="preserve">señor José Luis Arrascue Fuentes y a Rímac Seguros y Reaseguros S.A. </w:t>
+        <w:t xml:space="preserve"/>
       </w:r>
       <w:r>
         <w:rPr>
           <w:rFonts w:ascii="Arial Narrow" w:hAnsi="Arial Narrow"/>
           <w:color w:val="000000"/>
         </w:rPr>
-        <w:t>para que, dentro del plazo de dos (2) días hábiles siguientes a la fecha en que reciba</w:t>
+        <w:t/>
       </w:r>
       <w:r>
         <w:rPr>
           <w:rFonts w:ascii="Arial Narrow" w:hAnsi="Arial Narrow"/>
           <w:color w:val="000000"/>
         </w:rPr>
-        <w:t>n</w:t>
+        <w:t/>
       </w:r>
       <w:r>
         <w:rPr>
           <w:rFonts w:ascii="Arial Narrow" w:hAnsi="Arial Narrow"/>
           <w:color w:val="000000"/>
         </w:rPr>
-        <w:t xml:space="preserve"> la notificación en su</w:t>
+        <w:t xml:space="preserve"/>
       </w:r>
       <w:r>
         <w:rPr>
           <w:rFonts w:ascii="Arial Narrow" w:hAnsi="Arial Narrow"/>
           <w:color w:val="000000"/>
         </w:rPr>
-        <w:t>s</w:t>
+        <w:t/>
       </w:r>
       <w:r>
         <w:rPr>
           <w:rFonts w:ascii="Arial Narrow" w:hAnsi="Arial Narrow"/>
           <w:color w:val="000000"/>
         </w:rPr>
-        <w:t xml:space="preserve"> bandeja</w:t>
+        <w:t xml:space="preserve"/>
       </w:r>
       <w:r>
         <w:rPr>
           <w:rFonts w:ascii="Arial Narrow" w:hAnsi="Arial Narrow"/>
           <w:color w:val="000000"/>
         </w:rPr>
-        <w:t>s</w:t>
+        <w:t/>
       </w:r>
       <w:r>
         <w:rPr>
           <w:rFonts w:ascii="Arial Narrow" w:hAnsi="Arial Narrow"/>
           <w:color w:val="000000"/>
         </w:rPr>
-        <w:t xml:space="preserve"> de correo electrónico, efectúe</w:t>
+        <w:t xml:space="preserve"/>
       </w:r>
       <w:r>
         <w:rPr>
           <w:rFonts w:ascii="Arial Narrow" w:hAnsi="Arial Narrow"/>
           <w:color w:val="000000"/>
         </w:rPr>
-        <w:t>n</w:t>
+        <w:t/>
       </w:r>
       <w:r>
         <w:rPr>
           <w:rFonts w:ascii="Arial Narrow" w:hAnsi="Arial Narrow"/>
           <w:color w:val="000000"/>
         </w:rPr>
-        <w:t xml:space="preserve"> la confirmación de recepción de la notificación remitida por este despacho a su</w:t>
+        <w:t xml:space="preserve"/>
       </w:r>
       <w:r>
         <w:rPr>
           <w:rFonts w:ascii="Arial Narrow" w:hAnsi="Arial Narrow"/>
           <w:color w:val="000000"/>
         </w:rPr>
-        <w:t>s</w:t>
+        <w:t/>
       </w:r>
       <w:r>
         <w:rPr>
           <w:rFonts w:ascii="Arial Narrow" w:hAnsi="Arial Narrow"/>
           <w:color w:val="000000"/>
         </w:rPr>
-        <w:t xml:space="preserve"> correo</w:t>
+        <w:t xml:space="preserve"/>
       </w:r>
       <w:r>
         <w:rPr>
           <w:rFonts w:ascii="Arial Narrow" w:hAnsi="Arial Narrow"/>
           <w:color w:val="000000"/>
         </w:rPr>
-        <w:t>s</w:t>
+        <w:t/>
       </w:r>
       <w:r>
         <w:rPr>
           <w:rFonts w:ascii="Arial Narrow" w:hAnsi="Arial Narrow"/>
           <w:color w:val="000000"/>
         </w:rPr>
-        <w:t xml:space="preserve"> electrónico</w:t>
+        <w:t xml:space="preserve"/>
       </w:r>
       <w:r>
         <w:rPr>
           <w:rFonts w:ascii="Arial Narrow" w:hAnsi="Arial Narrow"/>
           <w:color w:val="000000"/>
         </w:rPr>
-        <w:t>s</w:t>
+        <w:t/>
       </w:r>
       <w:r>
         <w:rPr>
           <w:rFonts w:ascii="Arial Narrow" w:hAnsi="Arial Narrow"/>
           <w:color w:val="000000"/>
         </w:rPr>
-        <w:t>, de conformidad con el segundo párrafo del numeral 4 del artículo 20 del Texto Único Ordenado de la Ley del Procedimiento Administrativo General, aprobado mediante Decreto Supremo 006-2026-JUS, bajo apercibimiento de rehacer el acto de notificación y notificarle</w:t>
+        <w:t/>
       </w:r>
       <w:r>
         <w:rPr>
           <w:rFonts w:ascii="Arial Narrow" w:hAnsi="Arial Narrow"/>
           <w:color w:val="000000"/>
         </w:rPr>
-        <w:t>s</w:t>
+        <w:t/>
       </w:r>
       <w:r>
         <w:rPr>
           <w:rFonts w:ascii="Arial Narrow" w:hAnsi="Arial Narrow"/>
           <w:color w:val="000000"/>
         </w:rPr>
-        <w:t xml:space="preserve"> conforme al numeral 1 del artículo 20 del citado cuerpo normativo</w:t>
+        <w:t xml:space="preserve"/>
       </w:r>
       <w:r>
         <w:rPr>
@@ -6373,7 +6373,7 @@
         <w:rPr>
           <w:rFonts w:ascii="Arial Narrow" w:hAnsi="Arial Narrow" w:cs="Arial"/>
         </w:rPr>
-        <w:t>.</w:t>
+        <w:t/>
       </w:r>
     </w:p>
     <w:p>

--- a/plantillas_maestras/17_seguro_no_especificado/modificacion_unilateral/2_ddos_banco_y_aseguradora/varon/TPL_1687_2026_SEGURO_NO_ESPECIFICADO_MODIFICACION_UNILATERAL_BANCO_VARON_R2.docx
+++ b/plantillas_maestras/17_seguro_no_especificado/modificacion_unilateral/2_ddos_banco_y_aseguradora/varon/TPL_1687_2026_SEGURO_NO_ESPECIFICADO_MODIFICACION_UNILATERAL_BANCO_VARON_R2.docx
@@ -684,7 +684,7 @@
           <w:lang w:val="es-ES" w:eastAsia="es-ES"/>
           <w14:ligatures w14:val="none"/>
         </w:rPr>
-        <w:t xml:space="preserve">Mediante la denuncia del 6 de enero de 2026, complementada con escrito del 17 de marzo de 2026, subsanada mediante escrito del 25 de mayo de 2026, el señor [APELLIDO] denunció a Rímac, al Banco y a Impulsa 365 por presuntas infracciones a la Ley  29571, Código de Protección y Defensa del Consumidor (en adelante, Código), señalando lo siguiente:</w:t>
+        <w:t xml:space="preserve">Mediante la denuncia del 6 de enero de 2026, complementada con escrito del 17 de marzo de 2026, subsanada mediante escrito del 25 de mayo de 2026, el señor [APELLIDO] denunció a Rímac, al Banco y a Impulsa 365 por presuntas infracciones a la Ley 29571, Código de Protección y Defensa del Consumidor (en adelante, Código), señalando lo siguiente:</w:t>
       </w:r>
       <w:r>
         <w:rPr>

--- a/plantillas_maestras/17_seguro_no_especificado/modificacion_unilateral/2_ddos_banco_y_aseguradora/varon/TPL_1687_2026_SEGURO_NO_ESPECIFICADO_MODIFICACION_UNILATERAL_BANCO_VARON_R2.docx
+++ b/plantillas_maestras/17_seguro_no_especificado/modificacion_unilateral/2_ddos_banco_y_aseguradora/varon/TPL_1687_2026_SEGURO_NO_ESPECIFICADO_MODIFICACION_UNILATERAL_BANCO_VARON_R2.docx
@@ -698,6 +698,7 @@
       </w:r>
       <w:r>
         <w:rPr>
+          <w:rStyle w:val="Refdenotaalpie"/>
           <w:rFonts w:ascii="Arial Narrow" w:eastAsia="Times New Roman" w:hAnsi="Arial Narrow" w:cs="Times New Roman"/>
           <w:color w:val="000000"/>
           <w:kern w:val="0"/>
@@ -823,6 +824,7 @@
       </w:r>
       <w:r>
         <w:rPr>
+          <w:rStyle w:val="Refdenotaalpie"/>
           <w:rFonts w:ascii="Arial Narrow" w:eastAsia="Times New Roman" w:hAnsi="Arial Narrow" w:cs="Times New Roman"/>
           <w:color w:val="000000"/>
           <w:kern w:val="0"/>
@@ -2232,6 +2234,7 @@
       </w:r>
       <w:r>
         <w:rPr>
+          <w:rStyle w:val="Refdenotaalpie"/>
           <w:rFonts w:ascii="Arial Narrow" w:eastAsia="Arial Narrow" w:hAnsi="Arial Narrow" w:cs="Arial Narrow"/>
           <w:kern w:val="0"/>
           <w:vertAlign w:val="superscript"/>
@@ -2288,6 +2291,7 @@
       <w:bookmarkStart w:id="5" w:name="_Hlk211599421"/>
       <w:r>
         <w:rPr>
+          <w:rStyle w:val="Refdenotaalpie"/>
           <w:rFonts w:ascii="Arial Narrow" w:eastAsia="Arial Narrow" w:hAnsi="Arial Narrow" w:cs="Arial"/>
           <w:kern w:val="0"/>
           <w:vertAlign w:val="superscript"/>
@@ -2536,6 +2540,7 @@
       </w:r>
       <w:r>
         <w:rPr>
+          <w:rStyle w:val="Refdenotaalpie"/>
           <w:vertAlign w:val="superscript"/>
           <w:lang w:eastAsia="es-PE"/>
         </w:rPr>
@@ -2629,6 +2634,7 @@
       </w:r>
       <w:r>
         <w:rPr>
+          <w:rStyle w:val="Refdenotaalpie"/>
           <w:rFonts w:ascii="Arial Narrow" w:eastAsia="Arial Narrow" w:hAnsi="Arial Narrow" w:cs="Arial"/>
           <w:bCs/>
           <w:color w:val="000000"/>
@@ -3013,6 +3019,7 @@
       </w:r>
       <w:r>
         <w:rPr>
+          <w:rStyle w:val="Refdenotaalpie"/>
           <w:rFonts w:ascii="Arial Narrow" w:eastAsia="Arial Narrow" w:hAnsi="Arial Narrow" w:cs="Arial Narrow"/>
           <w:kern w:val="0"/>
           <w:vertAlign w:val="superscript"/>
@@ -5180,6 +5187,7 @@
       </w:r>
       <w:r>
         <w:rPr>
+          <w:rStyle w:val="Refdenotaalpie"/>
           <w:rFonts w:ascii="Arial Narrow" w:eastAsia="Calibri" w:hAnsi="Arial Narrow" w:cs="Arial"/>
           <w:kern w:val="0"/>
           <w:vertAlign w:val="superscript"/>
@@ -5206,6 +5214,7 @@
       </w:r>
       <w:r>
         <w:rPr>
+          <w:rStyle w:val="Refdenotaalpie"/>
           <w:rFonts w:ascii="Arial Narrow" w:eastAsia="Calibri" w:hAnsi="Arial Narrow" w:cs="Arial"/>
           <w:spacing w:val="-2"/>
           <w:kern w:val="0"/>
@@ -5825,6 +5834,7 @@
       </w:r>
       <w:r>
         <w:rPr>
+          <w:rStyle w:val="Refdenotaalpie"/>
           <w:rFonts w:ascii="Arial Narrow" w:eastAsia="Arial Narrow" w:hAnsi="Arial Narrow" w:cs="Times New Roman"/>
           <w:color w:val="000000"/>
           <w:kern w:val="0"/>
@@ -5846,6 +5856,7 @@
       </w:r>
       <w:r>
         <w:rPr>
+          <w:rStyle w:val="Refdenotaalpie"/>
           <w:rFonts w:ascii="Arial Narrow" w:eastAsia="Arial Narrow" w:hAnsi="Arial Narrow" w:cs="Times New Roman"/>
           <w:color w:val="000000"/>
           <w:kern w:val="0"/>
@@ -5889,6 +5900,7 @@
       </w:r>
       <w:r>
         <w:rPr>
+          <w:rStyle w:val="Refdenotaalpie"/>
           <w:rFonts w:ascii="Arial Narrow" w:eastAsia="Arial Narrow" w:hAnsi="Arial Narrow" w:cs="Times New Roman"/>
           <w:color w:val="000000"/>
           <w:kern w:val="0"/>
@@ -6025,6 +6037,7 @@
       </w:r>
       <w:r>
         <w:rPr>
+          <w:rStyle w:val="Refdenotaalpie"/>
           <w:rFonts w:ascii="Arial Narrow" w:eastAsia="Calibri" w:hAnsi="Arial Narrow" w:cs="Arial"/>
           <w:kern w:val="0"/>
           <w:vertAlign w:val="superscript"/>
@@ -6364,6 +6377,7 @@
       </w:r>
       <w:r>
         <w:rPr>
+          <w:rStyle w:val="Refdenotaalpie"/>
           <w:rFonts w:ascii="Arial Narrow" w:hAnsi="Arial Narrow"/>
           <w:vertAlign w:val="superscript"/>
         </w:rPr>
@@ -6799,14 +6813,14 @@
         <w:tab w:val="right" w:pos="8838"/>
       </w:tabs>
       <w:rPr>
-        <w:rFonts w:ascii="Arial" w:eastAsia="Arial" w:hAnsi="Arial" w:cs="Arial"/>
+        <w:rFonts w:ascii="Arial Narrow" w:eastAsia="Arial" w:hAnsi="Arial Narrow" w:cs="Arial"/>
         <w:sz w:val="16"/>
         <w:szCs w:val="16"/>
       </w:rPr>
     </w:pPr>
     <w:r>
       <w:rPr>
-        <w:rFonts w:ascii="Arial" w:eastAsia="Arial" w:hAnsi="Arial" w:cs="Arial"/>
+        <w:rFonts w:ascii="Arial Narrow" w:eastAsia="Arial" w:hAnsi="Arial Narrow" w:cs="Arial"/>
         <w:sz w:val="16"/>
         <w:szCs w:val="16"/>
       </w:rPr>
@@ -6820,7 +6834,7 @@
     </w:pPr>
     <w:r>
       <w:rPr>
-        <w:rFonts w:ascii="Arial" w:eastAsia="Arial" w:hAnsi="Arial" w:cs="Arial"/>
+        <w:rFonts w:ascii="Arial Narrow" w:eastAsia="Arial" w:hAnsi="Arial Narrow" w:cs="Arial"/>
         <w:sz w:val="16"/>
         <w:szCs w:val="16"/>
       </w:rPr>
@@ -6828,7 +6842,7 @@
     </w:r>
     <w:r>
       <w:rPr>
-        <w:rFonts w:ascii="Arial" w:eastAsia="Arial" w:hAnsi="Arial" w:cs="Arial"/>
+        <w:rFonts w:ascii="Arial Narrow" w:eastAsia="Arial" w:hAnsi="Arial Narrow" w:cs="Arial"/>
         <w:sz w:val="16"/>
         <w:szCs w:val="16"/>
       </w:rPr>
@@ -6836,7 +6850,7 @@
     </w:r>
     <w:r>
       <w:rPr>
-        <w:rFonts w:ascii="Arial" w:eastAsia="Arial" w:hAnsi="Arial" w:cs="Arial"/>
+        <w:rFonts w:ascii="Arial Narrow" w:eastAsia="Arial" w:hAnsi="Arial Narrow" w:cs="Arial"/>
         <w:sz w:val="16"/>
         <w:szCs w:val="16"/>
       </w:rPr>
@@ -6844,7 +6858,7 @@
     </w:r>
     <w:r>
       <w:rPr>
-        <w:rFonts w:ascii="Arial" w:eastAsia="Arial" w:hAnsi="Arial" w:cs="Arial"/>
+        <w:rFonts w:ascii="Arial Narrow" w:eastAsia="Arial" w:hAnsi="Arial Narrow" w:cs="Arial"/>
         <w:sz w:val="16"/>
         <w:szCs w:val="16"/>
       </w:rPr>
@@ -6852,7 +6866,7 @@
     </w:r>
     <w:r>
       <w:rPr>
-        <w:rFonts w:ascii="Arial" w:eastAsia="Arial" w:hAnsi="Arial" w:cs="Arial"/>
+        <w:rFonts w:ascii="Arial Narrow" w:eastAsia="Arial" w:hAnsi="Arial Narrow" w:cs="Arial"/>
         <w:sz w:val="16"/>
         <w:szCs w:val="16"/>
       </w:rPr>
@@ -6902,6 +6916,7 @@
           <w:rFonts w:ascii="Arial Narrow" w:hAnsi="Arial Narrow" w:cs="Arial"/>
           <w:sz w:val="16"/>
           <w:szCs w:val="16"/>
+          <w:vertAlign w:val="superscript"/>
         </w:rPr>
         <w:footnoteRef/>
       </w:r>
@@ -6961,6 +6976,7 @@
           <w:rFonts w:ascii="Arial Narrow" w:hAnsi="Arial Narrow" w:cs="Arial"/>
           <w:sz w:val="16"/>
           <w:szCs w:val="16"/>
+          <w:vertAlign w:val="superscript"/>
         </w:rPr>
         <w:footnoteRef/>
       </w:r>
@@ -7035,6 +7051,7 @@
           <w:rFonts w:ascii="Arial Narrow" w:hAnsi="Arial Narrow" w:cs="Arial"/>
           <w:sz w:val="16"/>
           <w:szCs w:val="16"/>
+          <w:vertAlign w:val="superscript"/>
         </w:rPr>
         <w:footnoteRef/>
       </w:r>
@@ -7329,6 +7346,7 @@
           <w:rFonts w:ascii="Arial Narrow" w:hAnsi="Arial Narrow"/>
           <w:sz w:val="16"/>
           <w:szCs w:val="16"/>
+          <w:vertAlign w:val="superscript"/>
         </w:rPr>
         <w:footnoteRef/>
       </w:r>
@@ -7512,6 +7530,7 @@
           <w:rFonts w:ascii="Arial Narrow" w:hAnsi="Arial Narrow"/>
           <w:sz w:val="16"/>
           <w:szCs w:val="16"/>
+          <w:vertAlign w:val="superscript"/>
         </w:rPr>
         <w:footnoteRef/>
       </w:r>
@@ -7688,6 +7707,7 @@
           <w:rFonts w:ascii="Arial Narrow" w:hAnsi="Arial Narrow"/>
           <w:sz w:val="16"/>
           <w:szCs w:val="16"/>
+          <w:vertAlign w:val="superscript"/>
         </w:rPr>
         <w:footnoteRef/>
       </w:r>
@@ -7995,6 +8015,7 @@
           <w:rFonts w:ascii="Arial Narrow" w:hAnsi="Arial Narrow" w:cs="Arial"/>
           <w:sz w:val="16"/>
           <w:szCs w:val="16"/>
+          <w:vertAlign w:val="superscript"/>
         </w:rPr>
         <w:footnoteRef/>
       </w:r>
@@ -8191,6 +8212,7 @@
           <w:rFonts w:ascii="Arial Narrow" w:hAnsi="Arial Narrow" w:cs="Arial"/>
           <w:sz w:val="16"/>
           <w:szCs w:val="16"/>
+          <w:vertAlign w:val="superscript"/>
         </w:rPr>
         <w:footnoteRef/>
       </w:r>
@@ -8243,6 +8265,7 @@
           <w:rFonts w:ascii="Arial Narrow" w:hAnsi="Arial Narrow" w:cs="Arial"/>
           <w:sz w:val="16"/>
           <w:szCs w:val="16"/>
+          <w:vertAlign w:val="superscript"/>
         </w:rPr>
         <w:footnoteRef/>
       </w:r>
@@ -8440,7 +8463,7 @@
       </w:pPr>
       <w:r>
         <w:rPr>
-          <w:rStyle w:val="TextonotapieCar"/>
+          <w:rStyle w:val="Refdenotaalpie"/>
           <w:rFonts w:ascii="Arial Narrow" w:hAnsi="Arial Narrow" w:cs="Arial"/>
           <w:sz w:val="16"/>
           <w:szCs w:val="16"/>
@@ -8677,6 +8700,7 @@
           <w:rFonts w:ascii="Arial Narrow" w:hAnsi="Arial Narrow" w:cs="Arial"/>
           <w:sz w:val="16"/>
           <w:szCs w:val="16"/>
+          <w:vertAlign w:val="superscript"/>
         </w:rPr>
         <w:footnoteRef/>
       </w:r>
@@ -9450,6 +9474,7 @@
           <w:rFonts w:ascii="Arial Narrow" w:hAnsi="Arial Narrow" w:cs="Arial"/>
           <w:sz w:val="16"/>
           <w:szCs w:val="16"/>
+          <w:vertAlign w:val="superscript"/>
         </w:rPr>
         <w:footnoteRef/>
       </w:r>
@@ -9690,6 +9715,7 @@
           <w:bCs/>
           <w:sz w:val="16"/>
           <w:szCs w:val="16"/>
+          <w:vertAlign w:val="superscript"/>
         </w:rPr>
         <w:footnoteRef/>
       </w:r>
@@ -9779,6 +9805,7 @@
           <w:rFonts w:ascii="Arial Narrow" w:hAnsi="Arial Narrow" w:cs="Arial"/>
           <w:sz w:val="16"/>
           <w:szCs w:val="16"/>
+          <w:vertAlign w:val="superscript"/>
         </w:rPr>
         <w:footnoteRef/>
       </w:r>
@@ -12357,6 +12384,17 @@
       <w:szCs w:val="20"/>
     </w:rPr>
   </w:style>
+  <w:style w:type="character" w:styleId="FootnoteReference">
+    <w:name w:val="footnote reference"/>
+    <w:basedOn w:val="Fuentedeprrafopredeter"/>
+    <w:uiPriority w:val="99"/>
+    <w:semiHidden/>
+    <w:unhideWhenUsed/>
+    <w:rPr>
+      <w:rFonts w:ascii="Arial Narrow" w:hAnsi="Arial Narrow"/>
+      <w:vertAlign w:val="superscript"/>
+    </w:rPr>
+  </w:style>
 </w:styles>
 </file>
 

--- a/plantillas_maestras/17_seguro_no_especificado/modificacion_unilateral/2_ddos_banco_y_aseguradora/varon/TPL_1687_2026_SEGURO_NO_ESPECIFICADO_MODIFICACION_UNILATERAL_BANCO_VARON_R2.docx
+++ b/plantillas_maestras/17_seguro_no_especificado/modificacion_unilateral/2_ddos_banco_y_aseguradora/varon/TPL_1687_2026_SEGURO_NO_ESPECIFICADO_MODIFICACION_UNILATERAL_BANCO_VARON_R2.docx
@@ -1,8 +1,8 @@
 
 <file path=word/document.xml><?xml version="1.0" encoding="utf-8"?>
-<w:document xmlns:wpc="http://schemas.microsoft.com/office/word/2010/wordprocessingCanvas" xmlns:cx="http://schemas.microsoft.com/office/drawing/2014/chartex" xmlns:cx1="http://schemas.microsoft.com/office/drawing/2015/9/8/chartex" xmlns:cx2="http://schemas.microsoft.com/office/drawing/2015/10/21/chartex" xmlns:cx3="http://schemas.microsoft.com/office/drawing/2016/5/9/chartex" xmlns:cx4="http://schemas.microsoft.com/office/drawing/2016/5/10/chartex" xmlns:cx5="http://schemas.microsoft.com/office/drawing/2016/5/11/chartex" xmlns:cx6="http://schemas.microsoft.com/office/drawing/2016/5/12/chartex" xmlns:cx7="http://schemas.microsoft.com/office/drawing/2016/5/13/chartex" xmlns:cx8="http://schemas.microsoft.com/office/drawing/2016/5/14/chartex" xmlns:mc="http://schemas.openxmlformats.org/markup-compatibility/2006" xmlns:aink="http://schemas.microsoft.com/office/drawing/2016/ink" xmlns:am3d="http://schemas.microsoft.com/office/drawing/2017/model3d" xmlns:o="urn:schemas-microsoft-com:office:office" xmlns:oel="http://schemas.microsoft.com/office/2019/extlst" xmlns:r="http://schemas.openxmlformats.org/officeDocument/2006/relationships" xmlns:m="http://schemas.openxmlformats.org/officeDocument/2006/math" xmlns:v="urn:schemas-microsoft-com:vml" xmlns:wp14="http://schemas.microsoft.com/office/word/2010/wordprocessingDrawing" xmlns:wp="http://schemas.openxmlformats.org/drawingml/2006/wordprocessingDrawing" xmlns:w10="urn:schemas-microsoft-com:office:word" xmlns:w="http://schemas.openxmlformats.org/wordprocessingml/2006/main" xmlns:w14="http://schemas.microsoft.com/office/word/2010/wordml" xmlns:w15="http://schemas.microsoft.com/office/word/2012/wordml" xmlns:w16cex="http://schemas.microsoft.com/office/word/2018/wordml/cex" xmlns:w16cid="http://schemas.microsoft.com/office/word/2016/wordml/cid" xmlns:w16="http://schemas.microsoft.com/office/word/2018/wordml" xmlns:w16du="http://schemas.microsoft.com/office/word/2023/wordml/word16du" xmlns:w16sdtdh="http://schemas.microsoft.com/office/word/2020/wordml/sdtdatahash" xmlns:w16sdtfl="http://schemas.microsoft.com/office/word/2024/wordml/sdtformatlock" xmlns:w16se="http://schemas.microsoft.com/office/word/2015/wordml/symex" xmlns:wpg="http://schemas.microsoft.com/office/word/2010/wordprocessingGroup" xmlns:wpi="http://schemas.microsoft.com/office/word/2010/wordprocessingInk" xmlns:wne="http://schemas.microsoft.com/office/word/2006/wordml" xmlns:wps="http://schemas.microsoft.com/office/word/2010/wordprocessingShape" mc:Ignorable="w14 w15 w16se w16cid w16 w16cex w16sdtdh w16sdtfl w16du wp14">
+<w:document xmlns:ns1="http://schemas.openxmlformats.org/markup-compatibility/2006" xmlns:ns2="http://schemas.microsoft.com/office/word/2010/wordml" xmlns:ns3="http://schemas.openxmlformats.org/officeDocument/2006/relationships" xmlns:w="http://schemas.openxmlformats.org/wordprocessingml/2006/main" ns1:Ignorable="w14 w15 w16se w16cid w16 w16cex w16sdtdh w16sdtfl w16du wp14">
   <w:body>
-    <w:p>
+    <w:p ns2:paraId="4D92E425" ns2:textId="665F320C">
       <w:pPr>
         <w:tabs>
           <w:tab w:val="left" w:pos="1701"/>
@@ -14,7 +14,7 @@
           <w:color w:val="000000"/>
           <w:kern w:val="0"/>
           <w:lang w:eastAsia="es-PE"/>
-          <w14:ligatures w14:val="none"/>
+          <ns2:ligatures ns2:val="none"/>
         </w:rPr>
       </w:pPr>
       <w:bookmarkStart w:id="0" w:name="_Hlk80343540"/>
@@ -25,7 +25,7 @@
           <w:color w:val="000000"/>
           <w:kern w:val="0"/>
           <w:lang w:eastAsia="es-PE"/>
-          <w14:ligatures w14:val="none"/>
+          <ns2:ligatures ns2:val="none"/>
         </w:rPr>
         <w:t xml:space="preserve">EXPEDIENTE </w:t>
       </w:r>
@@ -36,7 +36,7 @@
           <w:color w:val="000000"/>
           <w:kern w:val="0"/>
           <w:lang w:eastAsia="es-PE"/>
-          <w14:ligatures w14:val="none"/>
+          <ns2:ligatures ns2:val="none"/>
         </w:rPr>
         <w:tab/>
         <w:t>:</w:t>
@@ -48,7 +48,7 @@
           <w:color w:val="000000"/>
           <w:kern w:val="0"/>
           <w:lang w:eastAsia="es-PE"/>
-          <w14:ligatures w14:val="none"/>
+          <ns2:ligatures ns2:val="none"/>
         </w:rPr>
         <w:tab/>
       </w:r>
@@ -61,12 +61,12 @@
           <w:kern w:val="0"/>
           <w:shd w:val="clear" w:color="auto" w:fill="FFFFFF"/>
           <w:lang w:eastAsia="es-PE"/>
-          <w14:ligatures w14:val="none"/>
+          <ns2:ligatures ns2:val="none"/>
         </w:rPr>
         <w:t>1687-2026/CC1</w:t>
       </w:r>
     </w:p>
-    <w:p>
+    <w:p ns2:paraId="174737B6" ns2:textId="4E6FA336">
       <w:pPr>
         <w:tabs>
           <w:tab w:val="left" w:pos="1701"/>
@@ -81,17 +81,17 @@
           <w:color w:val="000000"/>
           <w:kern w:val="0"/>
           <w:lang w:eastAsia="es-PE"/>
-          <w14:ligatures w14:val="none"/>
-        </w:rPr>
-      </w:pPr>
-      <w:r>
-        <w:rPr>
-          <w:rFonts w:ascii="Arial Narrow" w:eastAsia="Arial Narrow" w:hAnsi="Arial Narrow" w:cs="Arial Narrow"/>
-          <w:b/>
-          <w:color w:val="000000"/>
-          <w:kern w:val="0"/>
-          <w:lang w:eastAsia="es-PE"/>
-          <w14:ligatures w14:val="none"/>
+          <ns2:ligatures ns2:val="none"/>
+        </w:rPr>
+      </w:pPr>
+      <w:r>
+        <w:rPr>
+          <w:rFonts w:ascii="Arial Narrow" w:eastAsia="Arial Narrow" w:hAnsi="Arial Narrow" w:cs="Arial Narrow"/>
+          <w:b/>
+          <w:color w:val="000000"/>
+          <w:kern w:val="0"/>
+          <w:lang w:eastAsia="es-PE"/>
+          <ns2:ligatures ns2:val="none"/>
         </w:rPr>
         <w:t xml:space="preserve">DENUNCIANTE:[DENUNCIANTE] (SEÑOR [APELLIDO])</w:t>
       </w:r>
@@ -102,7 +102,7 @@
           <w:color w:val="000000"/>
           <w:kern w:val="0"/>
           <w:lang w:eastAsia="es-PE"/>
-          <w14:ligatures w14:val="none"/>
+          <ns2:ligatures ns2:val="none"/>
         </w:rPr>
         <w:tab/>
         <w:t/>
@@ -114,7 +114,7 @@
           <w:color w:val="000000"/>
           <w:kern w:val="0"/>
           <w:lang w:eastAsia="es-PE"/>
-          <w14:ligatures w14:val="none"/>
+          <ns2:ligatures ns2:val="none"/>
         </w:rPr>
         <w:tab/>
       </w:r>
@@ -125,7 +125,7 @@
           <w:color w:val="000000"/>
           <w:kern w:val="0"/>
           <w:lang w:eastAsia="es-PE"/>
-          <w14:ligatures w14:val="none"/>
+          <ns2:ligatures ns2:val="none"/>
         </w:rPr>
         <w:t xml:space="preserve"/>
       </w:r>
@@ -136,7 +136,7 @@
           <w:color w:val="000000"/>
           <w:kern w:val="0"/>
           <w:lang w:eastAsia="es-PE"/>
-          <w14:ligatures w14:val="none"/>
+          <ns2:ligatures ns2:val="none"/>
         </w:rPr>
         <w:t xml:space="preserve"/>
       </w:r>
@@ -147,7 +147,7 @@
           <w:color w:val="000000"/>
           <w:kern w:val="0"/>
           <w:lang w:eastAsia="es-PE"/>
-          <w14:ligatures w14:val="none"/>
+          <ns2:ligatures ns2:val="none"/>
         </w:rPr>
         <w:t/>
       </w:r>
@@ -158,12 +158,12 @@
           <w:color w:val="000000"/>
           <w:kern w:val="0"/>
           <w:lang w:eastAsia="es-PE"/>
-          <w14:ligatures w14:val="none"/>
+          <ns2:ligatures ns2:val="none"/>
         </w:rPr>
         <w:t/>
       </w:r>
     </w:p>
-    <w:p>
+    <w:p ns2:paraId="223101EF" ns2:textId="4D8C289B">
       <w:pPr>
         <w:tabs>
           <w:tab w:val="left" w:pos="1701"/>
@@ -178,17 +178,17 @@
           <w:color w:val="000000"/>
           <w:kern w:val="0"/>
           <w:lang w:eastAsia="es-PE"/>
-          <w14:ligatures w14:val="none"/>
-        </w:rPr>
-      </w:pPr>
-      <w:r>
-        <w:rPr>
-          <w:rFonts w:ascii="Arial Narrow" w:eastAsia="Arial Narrow" w:hAnsi="Arial Narrow" w:cs="Arial Narrow"/>
-          <w:b/>
-          <w:color w:val="000000"/>
-          <w:kern w:val="0"/>
-          <w:lang w:eastAsia="es-PE"/>
-          <w14:ligatures w14:val="none"/>
+          <ns2:ligatures ns2:val="none"/>
+        </w:rPr>
+      </w:pPr>
+      <w:r>
+        <w:rPr>
+          <w:rFonts w:ascii="Arial Narrow" w:eastAsia="Arial Narrow" w:hAnsi="Arial Narrow" w:cs="Arial Narrow"/>
+          <w:b/>
+          <w:color w:val="000000"/>
+          <w:kern w:val="0"/>
+          <w:lang w:eastAsia="es-PE"/>
+          <ns2:ligatures ns2:val="none"/>
         </w:rPr>
         <w:t>DENUNCIADOS</w:t>
       </w:r>
@@ -199,7 +199,7 @@
           <w:color w:val="000000"/>
           <w:kern w:val="0"/>
           <w:lang w:eastAsia="es-PE"/>
-          <w14:ligatures w14:val="none"/>
+          <ns2:ligatures ns2:val="none"/>
         </w:rPr>
         <w:tab/>
         <w:t>:</w:t>
@@ -211,7 +211,7 @@
           <w:color w:val="000000"/>
           <w:kern w:val="0"/>
           <w:lang w:eastAsia="es-PE"/>
-          <w14:ligatures w14:val="none"/>
+          <ns2:ligatures ns2:val="none"/>
         </w:rPr>
         <w:tab/>
       </w:r>
@@ -222,7 +222,7 @@
           <w:color w:val="000000"/>
           <w:kern w:val="0"/>
           <w:lang w:eastAsia="es-PE"/>
-          <w14:ligatures w14:val="none"/>
+          <ns2:ligatures ns2:val="none"/>
         </w:rPr>
         <w:t xml:space="preserve">RÍMAC SEGUROS Y REASEGUROS S.A. </w:t>
       </w:r>
@@ -233,7 +233,7 @@
           <w:color w:val="000000"/>
           <w:kern w:val="0"/>
           <w:lang w:eastAsia="es-PE"/>
-          <w14:ligatures w14:val="none"/>
+          <ns2:ligatures ns2:val="none"/>
         </w:rPr>
         <w:t>(</w:t>
       </w:r>
@@ -244,7 +244,7 @@
           <w:color w:val="000000"/>
           <w:kern w:val="0"/>
           <w:lang w:eastAsia="es-PE"/>
-          <w14:ligatures w14:val="none"/>
+          <ns2:ligatures ns2:val="none"/>
         </w:rPr>
         <w:t>RÍMAC</w:t>
       </w:r>
@@ -255,12 +255,12 @@
           <w:color w:val="000000"/>
           <w:kern w:val="0"/>
           <w:lang w:eastAsia="es-PE"/>
-          <w14:ligatures w14:val="none"/>
+          <ns2:ligatures ns2:val="none"/>
         </w:rPr>
         <w:t xml:space="preserve">) </w:t>
       </w:r>
     </w:p>
-    <w:p>
+    <w:p ns2:paraId="4D23E5DF" ns2:textId="61C675B2">
       <w:pPr>
         <w:tabs>
           <w:tab w:val="left" w:pos="1701"/>
@@ -275,17 +275,17 @@
           <w:color w:val="000000"/>
           <w:kern w:val="0"/>
           <w:lang w:eastAsia="es-PE"/>
-          <w14:ligatures w14:val="none"/>
-        </w:rPr>
-      </w:pPr>
-      <w:r>
-        <w:rPr>
-          <w:rFonts w:ascii="Arial Narrow" w:eastAsia="Arial Narrow" w:hAnsi="Arial Narrow" w:cs="Arial Narrow"/>
-          <w:b/>
-          <w:color w:val="000000"/>
-          <w:kern w:val="0"/>
-          <w:lang w:eastAsia="es-PE"/>
-          <w14:ligatures w14:val="none"/>
+          <ns2:ligatures ns2:val="none"/>
+        </w:rPr>
+      </w:pPr>
+      <w:r>
+        <w:rPr>
+          <w:rFonts w:ascii="Arial Narrow" w:eastAsia="Arial Narrow" w:hAnsi="Arial Narrow" w:cs="Arial Narrow"/>
+          <w:b/>
+          <w:color w:val="000000"/>
+          <w:kern w:val="0"/>
+          <w:lang w:eastAsia="es-PE"/>
+          <ns2:ligatures ns2:val="none"/>
         </w:rPr>
         <w:tab/>
       </w:r>
@@ -296,7 +296,7 @@
           <w:color w:val="000000"/>
           <w:kern w:val="0"/>
           <w:lang w:eastAsia="es-PE"/>
-          <w14:ligatures w14:val="none"/>
+          <ns2:ligatures ns2:val="none"/>
         </w:rPr>
         <w:tab/>
       </w:r>
@@ -307,7 +307,7 @@
           <w:color w:val="000000"/>
           <w:kern w:val="0"/>
           <w:lang w:eastAsia="es-PE"/>
-          <w14:ligatures w14:val="none"/>
+          <ns2:ligatures ns2:val="none"/>
         </w:rPr>
         <w:t xml:space="preserve">BANCO BBVA PERÚ S.A. </w:t>
       </w:r>
@@ -318,7 +318,7 @@
           <w:color w:val="000000"/>
           <w:kern w:val="0"/>
           <w:lang w:eastAsia="es-PE"/>
-          <w14:ligatures w14:val="none"/>
+          <ns2:ligatures ns2:val="none"/>
         </w:rPr>
         <w:t>(</w:t>
       </w:r>
@@ -329,7 +329,7 @@
           <w:color w:val="000000"/>
           <w:kern w:val="0"/>
           <w:lang w:eastAsia="es-PE"/>
-          <w14:ligatures w14:val="none"/>
+          <ns2:ligatures ns2:val="none"/>
         </w:rPr>
         <w:t>BANCO</w:t>
       </w:r>
@@ -340,12 +340,12 @@
           <w:color w:val="000000"/>
           <w:kern w:val="0"/>
           <w:lang w:eastAsia="es-PE"/>
-          <w14:ligatures w14:val="none"/>
+          <ns2:ligatures ns2:val="none"/>
         </w:rPr>
         <w:t>)</w:t>
       </w:r>
     </w:p>
-    <w:p>
+    <w:p ns2:paraId="6B282ACF" ns2:textId="6FC7B701">
       <w:pPr>
         <w:tabs>
           <w:tab w:val="left" w:pos="1701"/>
@@ -360,17 +360,17 @@
           <w:color w:val="000000"/>
           <w:kern w:val="0"/>
           <w:lang w:eastAsia="es-PE"/>
-          <w14:ligatures w14:val="none"/>
-        </w:rPr>
-      </w:pPr>
-      <w:r>
-        <w:rPr>
-          <w:rFonts w:ascii="Arial Narrow" w:eastAsia="Arial Narrow" w:hAnsi="Arial Narrow" w:cs="Arial Narrow"/>
-          <w:b/>
-          <w:color w:val="000000"/>
-          <w:kern w:val="0"/>
-          <w:lang w:eastAsia="es-PE"/>
-          <w14:ligatures w14:val="none"/>
+          <ns2:ligatures ns2:val="none"/>
+        </w:rPr>
+      </w:pPr>
+      <w:r>
+        <w:rPr>
+          <w:rFonts w:ascii="Arial Narrow" w:eastAsia="Arial Narrow" w:hAnsi="Arial Narrow" w:cs="Arial Narrow"/>
+          <w:b/>
+          <w:color w:val="000000"/>
+          <w:kern w:val="0"/>
+          <w:lang w:eastAsia="es-PE"/>
+          <ns2:ligatures ns2:val="none"/>
         </w:rPr>
         <w:tab/>
       </w:r>
@@ -381,7 +381,7 @@
           <w:color w:val="000000"/>
           <w:kern w:val="0"/>
           <w:lang w:eastAsia="es-PE"/>
-          <w14:ligatures w14:val="none"/>
+          <ns2:ligatures ns2:val="none"/>
         </w:rPr>
         <w:tab/>
       </w:r>
@@ -392,12 +392,12 @@
           <w:color w:val="000000"/>
           <w:kern w:val="0"/>
           <w:lang w:eastAsia="es-PE"/>
-          <w14:ligatures w14:val="none"/>
+          <ns2:ligatures ns2:val="none"/>
         </w:rPr>
         <w:t>IMPULSA 365 S.A.C. (IMPULSA 365)</w:t>
       </w:r>
     </w:p>
-    <w:p>
+    <w:p ns2:paraId="753670C1" ns2:textId="77777777">
       <w:pPr>
         <w:tabs>
           <w:tab w:val="left" w:pos="1701"/>
@@ -412,17 +412,17 @@
           <w:color w:val="000000"/>
           <w:kern w:val="0"/>
           <w:lang w:eastAsia="es-PE"/>
-          <w14:ligatures w14:val="none"/>
-        </w:rPr>
-      </w:pPr>
-      <w:r>
-        <w:rPr>
-          <w:rFonts w:ascii="Arial Narrow" w:eastAsia="Arial Narrow" w:hAnsi="Arial Narrow" w:cs="Arial Narrow"/>
-          <w:b/>
-          <w:color w:val="000000"/>
-          <w:kern w:val="0"/>
-          <w:lang w:eastAsia="es-PE"/>
-          <w14:ligatures w14:val="none"/>
+          <ns2:ligatures ns2:val="none"/>
+        </w:rPr>
+      </w:pPr>
+      <w:r>
+        <w:rPr>
+          <w:rFonts w:ascii="Arial Narrow" w:eastAsia="Arial Narrow" w:hAnsi="Arial Narrow" w:cs="Arial Narrow"/>
+          <w:b/>
+          <w:color w:val="000000"/>
+          <w:kern w:val="0"/>
+          <w:lang w:eastAsia="es-PE"/>
+          <ns2:ligatures ns2:val="none"/>
         </w:rPr>
         <w:t>MATERIAS</w:t>
       </w:r>
@@ -433,7 +433,7 @@
           <w:color w:val="000000"/>
           <w:kern w:val="0"/>
           <w:lang w:eastAsia="es-PE"/>
-          <w14:ligatures w14:val="none"/>
+          <ns2:ligatures ns2:val="none"/>
         </w:rPr>
         <w:tab/>
         <w:t xml:space="preserve">: </w:t>
@@ -445,13 +445,13 @@
           <w:color w:val="000000"/>
           <w:kern w:val="0"/>
           <w:lang w:eastAsia="es-PE"/>
-          <w14:ligatures w14:val="none"/>
+          <ns2:ligatures ns2:val="none"/>
         </w:rPr>
         <w:tab/>
         <w:t>ADMISIÓN A TRÁMITE</w:t>
       </w:r>
     </w:p>
-    <w:p>
+    <w:p ns2:paraId="449086A9" ns2:textId="77777777">
       <w:pPr>
         <w:tabs>
           <w:tab w:val="left" w:pos="1701"/>
@@ -466,22 +466,22 @@
           <w:color w:val="000000"/>
           <w:kern w:val="0"/>
           <w:lang w:eastAsia="es-PE"/>
-          <w14:ligatures w14:val="none"/>
-        </w:rPr>
-      </w:pPr>
-      <w:r>
-        <w:rPr>
-          <w:rFonts w:ascii="Arial Narrow" w:eastAsia="Arial Narrow" w:hAnsi="Arial Narrow" w:cs="Arial Narrow"/>
-          <w:b/>
-          <w:color w:val="000000"/>
-          <w:kern w:val="0"/>
-          <w:lang w:eastAsia="es-PE"/>
-          <w14:ligatures w14:val="none"/>
+          <ns2:ligatures ns2:val="none"/>
+        </w:rPr>
+      </w:pPr>
+      <w:r>
+        <w:rPr>
+          <w:rFonts w:ascii="Arial Narrow" w:eastAsia="Arial Narrow" w:hAnsi="Arial Narrow" w:cs="Arial Narrow"/>
+          <w:b/>
+          <w:color w:val="000000"/>
+          <w:kern w:val="0"/>
+          <w:lang w:eastAsia="es-PE"/>
+          <ns2:ligatures ns2:val="none"/>
         </w:rPr>
         <w:t xml:space="preserve">REQUERIMIENTO DE INFORMACIÓN </w:t>
       </w:r>
     </w:p>
-    <w:p>
+    <w:p ns2:paraId="778AE69F" ns2:textId="77777777">
       <w:pPr>
         <w:tabs>
           <w:tab w:val="left" w:pos="1701"/>
@@ -495,17 +495,17 @@
           <w:color w:val="000000"/>
           <w:kern w:val="0"/>
           <w:lang w:eastAsia="es-PE"/>
-          <w14:ligatures w14:val="none"/>
-        </w:rPr>
-      </w:pPr>
-      <w:r>
-        <w:rPr>
-          <w:rFonts w:ascii="Arial Narrow" w:eastAsia="Arial Narrow" w:hAnsi="Arial Narrow" w:cs="Arial Narrow"/>
-          <w:b/>
-          <w:color w:val="000000"/>
-          <w:kern w:val="0"/>
-          <w:lang w:eastAsia="es-PE"/>
-          <w14:ligatures w14:val="none"/>
+          <ns2:ligatures ns2:val="none"/>
+        </w:rPr>
+      </w:pPr>
+      <w:r>
+        <w:rPr>
+          <w:rFonts w:ascii="Arial Narrow" w:eastAsia="Arial Narrow" w:hAnsi="Arial Narrow" w:cs="Arial Narrow"/>
+          <w:b/>
+          <w:color w:val="000000"/>
+          <w:kern w:val="0"/>
+          <w:lang w:eastAsia="es-PE"/>
+          <ns2:ligatures ns2:val="none"/>
         </w:rPr>
         <w:t xml:space="preserve">RESOLUCIÓN </w:t>
       </w:r>
@@ -516,7 +516,7 @@
           <w:color w:val="000000"/>
           <w:kern w:val="0"/>
           <w:lang w:eastAsia="es-PE"/>
-          <w14:ligatures w14:val="none"/>
+          <ns2:ligatures ns2:val="none"/>
         </w:rPr>
         <w:tab/>
         <w:t>:</w:t>
@@ -528,13 +528,13 @@
           <w:color w:val="000000"/>
           <w:kern w:val="0"/>
           <w:lang w:eastAsia="es-PE"/>
-          <w14:ligatures w14:val="none"/>
+          <ns2:ligatures ns2:val="none"/>
         </w:rPr>
         <w:tab/>
         <w:t>1</w:t>
       </w:r>
     </w:p>
-    <w:p>
+    <w:p ns2:paraId="26BE4AD0" ns2:textId="77777777">
       <w:pPr>
         <w:tabs>
           <w:tab w:val="left" w:pos="1014"/>
@@ -547,11 +547,11 @@
           <w:kern w:val="0"/>
           <w:shd w:val="clear" w:color="auto" w:fill="FFFFFF"/>
           <w:lang w:eastAsia="es-PE"/>
-          <w14:ligatures w14:val="none"/>
-        </w:rPr>
-      </w:pPr>
-    </w:p>
-    <w:p>
+          <ns2:ligatures ns2:val="none"/>
+        </w:rPr>
+      </w:pPr>
+    </w:p>
+    <w:p ns2:paraId="6D48DA83" ns2:textId="256BA07A">
       <w:pPr>
         <w:tabs>
           <w:tab w:val="left" w:pos="1014"/>
@@ -564,7 +564,7 @@
           <w:kern w:val="0"/>
           <w:shd w:val="clear" w:color="auto" w:fill="FFFFFF"/>
           <w:lang w:eastAsia="es-PE"/>
-          <w14:ligatures w14:val="none"/>
+          <ns2:ligatures ns2:val="none"/>
         </w:rPr>
       </w:pPr>
       <w:r>
@@ -574,7 +574,7 @@
           <w:kern w:val="0"/>
           <w:shd w:val="clear" w:color="auto" w:fill="FFFFFF"/>
           <w:lang w:eastAsia="es-PE"/>
-          <w14:ligatures w14:val="none"/>
+          <ns2:ligatures ns2:val="none"/>
         </w:rPr>
         <w:t xml:space="preserve">Lima, </w:t>
       </w:r>
@@ -585,7 +585,7 @@
           <w:kern w:val="0"/>
           <w:shd w:val="clear" w:color="auto" w:fill="FFFFFF"/>
           <w:lang w:eastAsia="es-PE"/>
-          <w14:ligatures w14:val="none"/>
+          <ns2:ligatures ns2:val="none"/>
         </w:rPr>
         <w:t>29</w:t>
       </w:r>
@@ -596,12 +596,12 @@
           <w:kern w:val="0"/>
           <w:shd w:val="clear" w:color="auto" w:fill="FFFFFF"/>
           <w:lang w:eastAsia="es-PE"/>
-          <w14:ligatures w14:val="none"/>
+          <ns2:ligatures ns2:val="none"/>
         </w:rPr>
         <w:t xml:space="preserve"> de mayo de 2026</w:t>
       </w:r>
     </w:p>
-    <w:p>
+    <w:p ns2:paraId="1EF3C256" ns2:textId="77777777">
       <w:pPr>
         <w:tabs>
           <w:tab w:val="left" w:pos="1014"/>
@@ -613,11 +613,11 @@
           <w:color w:val="000000"/>
           <w:kern w:val="0"/>
           <w:lang w:eastAsia="es-PE"/>
-          <w14:ligatures w14:val="none"/>
-        </w:rPr>
-      </w:pPr>
-    </w:p>
-    <w:p>
+          <ns2:ligatures ns2:val="none"/>
+        </w:rPr>
+      </w:pPr>
+    </w:p>
+    <w:p ns2:paraId="087322B4" ns2:textId="77777777">
       <w:pPr>
         <w:numPr>
           <w:ilvl w:val="0"/>
@@ -631,22 +631,22 @@
           <w:color w:val="000000"/>
           <w:kern w:val="0"/>
           <w:lang w:eastAsia="es-PE"/>
-          <w14:ligatures w14:val="none"/>
-        </w:rPr>
-      </w:pPr>
-      <w:r>
-        <w:rPr>
-          <w:rFonts w:ascii="Arial Narrow" w:eastAsia="Arial Narrow" w:hAnsi="Arial Narrow" w:cs="Arial Narrow"/>
-          <w:b/>
-          <w:color w:val="000000"/>
-          <w:kern w:val="0"/>
-          <w:lang w:eastAsia="es-PE"/>
-          <w14:ligatures w14:val="none"/>
+          <ns2:ligatures ns2:val="none"/>
+        </w:rPr>
+      </w:pPr>
+      <w:r>
+        <w:rPr>
+          <w:rFonts w:ascii="Arial Narrow" w:eastAsia="Arial Narrow" w:hAnsi="Arial Narrow" w:cs="Arial Narrow"/>
+          <w:b/>
+          <w:color w:val="000000"/>
+          <w:kern w:val="0"/>
+          <w:lang w:eastAsia="es-PE"/>
+          <ns2:ligatures ns2:val="none"/>
         </w:rPr>
         <w:t xml:space="preserve">HECHOS </w:t>
       </w:r>
     </w:p>
-    <w:p>
+    <w:p ns2:paraId="4407157A" ns2:textId="77777777">
       <w:pPr>
         <w:spacing w:after="0" w:line="240" w:lineRule="auto"/>
         <w:jc w:val="both"/>
@@ -655,11 +655,11 @@
           <w:color w:val="000000"/>
           <w:kern w:val="0"/>
           <w:lang w:eastAsia="es-PE"/>
-          <w14:ligatures w14:val="none"/>
-        </w:rPr>
-      </w:pPr>
-    </w:p>
-    <w:p>
+          <ns2:ligatures ns2:val="none"/>
+        </w:rPr>
+      </w:pPr>
+    </w:p>
+    <w:p ns2:paraId="5ECFCB1A" ns2:textId="6375796D">
       <w:pPr>
         <w:numPr>
           <w:ilvl w:val="1"/>
@@ -673,7 +673,7 @@
           <w:color w:val="000000"/>
           <w:kern w:val="0"/>
           <w:lang w:val="es-ES" w:eastAsia="es-ES"/>
-          <w14:ligatures w14:val="none"/>
+          <ns2:ligatures ns2:val="none"/>
         </w:rPr>
       </w:pPr>
       <w:r>
@@ -682,7 +682,7 @@
           <w:color w:val="000000"/>
           <w:kern w:val="0"/>
           <w:lang w:val="es-ES" w:eastAsia="es-ES"/>
-          <w14:ligatures w14:val="none"/>
+          <ns2:ligatures ns2:val="none"/>
         </w:rPr>
         <w:t xml:space="preserve">Mediante la denuncia del 6 de enero de 2026, complementada con escrito del 17 de marzo de 2026, subsanada mediante escrito del 25 de mayo de 2026, el señor [APELLIDO] denunció a Rímac, al Banco y a Impulsa 365 por presuntas infracciones a la Ley 29571, Código de Protección y Defensa del Consumidor (en adelante, Código), señalando lo siguiente:</w:t>
       </w:r>
@@ -692,7 +692,7 @@
           <w:color w:val="000000"/>
           <w:kern w:val="0"/>
           <w:lang w:val="es-ES" w:eastAsia="es-ES"/>
-          <w14:ligatures w14:val="none"/>
+          <ns2:ligatures ns2:val="none"/>
         </w:rPr>
         <w:t/>
       </w:r>
@@ -704,7 +704,7 @@
           <w:kern w:val="0"/>
           <w:vertAlign w:val="superscript"/>
           <w:lang w:val="es-ES" w:eastAsia="es-ES"/>
-          <w14:ligatures w14:val="none"/>
+          <ns2:ligatures ns2:val="none"/>
         </w:rPr>
         <w:footnoteReference w:id="1"/>
       </w:r>
@@ -714,7 +714,7 @@
           <w:color w:val="000000"/>
           <w:kern w:val="0"/>
           <w:lang w:val="es-ES" w:eastAsia="es-ES"/>
-          <w14:ligatures w14:val="none"/>
+          <ns2:ligatures ns2:val="none"/>
         </w:rPr>
         <w:t xml:space="preserve"/>
       </w:r>
@@ -724,7 +724,7 @@
           <w:color w:val="000000"/>
           <w:kern w:val="0"/>
           <w:lang w:val="es-ES" w:eastAsia="es-ES"/>
-          <w14:ligatures w14:val="none"/>
+          <ns2:ligatures ns2:val="none"/>
         </w:rPr>
         <w:t/>
       </w:r>
@@ -732,7 +732,7 @@
         <w:rPr>
           <w:rFonts w:ascii="Arial Narrow" w:eastAsia="Calibri" w:hAnsi="Arial Narrow" w:cs="Arial"/>
           <w:kern w:val="0"/>
-          <w14:ligatures w14:val="none"/>
+          <ns2:ligatures ns2:val="none"/>
         </w:rPr>
         <w:t xml:space="preserve"/>
       </w:r>
@@ -740,7 +740,7 @@
         <w:rPr>
           <w:rFonts w:ascii="Arial Narrow" w:eastAsia="Calibri" w:hAnsi="Arial Narrow" w:cs="Arial"/>
           <w:kern w:val="0"/>
-          <w14:ligatures w14:val="none"/>
+          <ns2:ligatures ns2:val="none"/>
         </w:rPr>
         <w:t xml:space="preserve"/>
       </w:r>
@@ -748,7 +748,7 @@
         <w:rPr>
           <w:rFonts w:ascii="Arial Narrow" w:eastAsia="Calibri" w:hAnsi="Arial Narrow" w:cs="Arial"/>
           <w:kern w:val="0"/>
-          <w14:ligatures w14:val="none"/>
+          <ns2:ligatures ns2:val="none"/>
         </w:rPr>
         <w:t/>
       </w:r>
@@ -758,7 +758,7 @@
           <w:color w:val="000000"/>
           <w:kern w:val="0"/>
           <w:lang w:val="es-ES" w:eastAsia="es-ES"/>
-          <w14:ligatures w14:val="none"/>
+          <ns2:ligatures ns2:val="none"/>
         </w:rPr>
         <w:t xml:space="preserve"/>
       </w:r>
@@ -768,7 +768,7 @@
           <w:color w:val="000000"/>
           <w:kern w:val="0"/>
           <w:lang w:val="es-ES" w:eastAsia="es-ES"/>
-          <w14:ligatures w14:val="none"/>
+          <ns2:ligatures ns2:val="none"/>
         </w:rPr>
         <w:t xml:space="preserve"/>
       </w:r>
@@ -778,7 +778,7 @@
           <w:color w:val="000000"/>
           <w:kern w:val="0"/>
           <w:lang w:val="es-ES" w:eastAsia="es-ES"/>
-          <w14:ligatures w14:val="none"/>
+          <ns2:ligatures ns2:val="none"/>
         </w:rPr>
         <w:t xml:space="preserve"/>
       </w:r>
@@ -788,7 +788,7 @@
           <w:color w:val="000000"/>
           <w:kern w:val="0"/>
           <w:lang w:val="es-ES" w:eastAsia="es-ES"/>
-          <w14:ligatures w14:val="none"/>
+          <ns2:ligatures ns2:val="none"/>
         </w:rPr>
         <w:t/>
       </w:r>
@@ -798,7 +798,7 @@
           <w:color w:val="000000"/>
           <w:kern w:val="0"/>
           <w:lang w:val="es-ES" w:eastAsia="es-ES"/>
-          <w14:ligatures w14:val="none"/>
+          <ns2:ligatures ns2:val="none"/>
         </w:rPr>
         <w:t xml:space="preserve"/>
       </w:r>
@@ -808,7 +808,7 @@
           <w:color w:val="000000"/>
           <w:kern w:val="0"/>
           <w:lang w:val="es-ES" w:eastAsia="es-ES"/>
-          <w14:ligatures w14:val="none"/>
+          <ns2:ligatures ns2:val="none"/>
         </w:rPr>
         <w:t xml:space="preserve"/>
       </w:r>
@@ -818,7 +818,7 @@
           <w:color w:val="000000"/>
           <w:kern w:val="0"/>
           <w:lang w:val="es-ES" w:eastAsia="es-ES"/>
-          <w14:ligatures w14:val="none"/>
+          <ns2:ligatures ns2:val="none"/>
         </w:rPr>
         <w:t xml:space="preserve"/>
       </w:r>
@@ -830,7 +830,7 @@
           <w:kern w:val="0"/>
           <w:vertAlign w:val="superscript"/>
           <w:lang w:val="es-ES" w:eastAsia="es-ES"/>
-          <w14:ligatures w14:val="none"/>
+          <ns2:ligatures ns2:val="none"/>
         </w:rPr>
         <w:footnoteReference w:id="2"/>
       </w:r>
@@ -840,7 +840,7 @@
           <w:color w:val="000000"/>
           <w:kern w:val="0"/>
           <w:lang w:val="es-ES" w:eastAsia="es-ES"/>
-          <w14:ligatures w14:val="none"/>
+          <ns2:ligatures ns2:val="none"/>
         </w:rPr>
         <w:t xml:space="preserve"/>
       </w:r>
@@ -851,12 +851,12 @@
           <w:color w:val="000000"/>
           <w:kern w:val="0"/>
           <w:lang w:val="es-ES" w:eastAsia="es-ES"/>
-          <w14:ligatures w14:val="none"/>
+          <ns2:ligatures ns2:val="none"/>
         </w:rPr>
         <w:t/>
       </w:r>
     </w:p>
-    <w:p>
+    <w:p ns2:paraId="251848E5" ns2:textId="77777777">
       <w:pPr>
         <w:spacing w:after="0" w:line="240" w:lineRule="auto"/>
         <w:jc w:val="both"/>
@@ -865,11 +865,11 @@
           <w:color w:val="000000"/>
           <w:kern w:val="0"/>
           <w:lang w:eastAsia="es-ES"/>
-          <w14:ligatures w14:val="none"/>
-        </w:rPr>
-      </w:pPr>
-    </w:p>
-    <w:p>
+          <ns2:ligatures ns2:val="none"/>
+        </w:rPr>
+      </w:pPr>
+    </w:p>
+    <w:p ns2:paraId="31BB87A8" ns2:textId="649BD221">
       <w:pPr>
         <w:pStyle w:val="Prrafodelista"/>
         <w:numPr>
@@ -887,7 +887,7 @@
           <w:color w:val="000000"/>
           <w:kern w:val="0"/>
           <w:lang w:eastAsia="es-ES"/>
-          <w14:ligatures w14:val="none"/>
+          <ns2:ligatures ns2:val="none"/>
         </w:rPr>
       </w:pPr>
       <w:r>
@@ -896,7 +896,7 @@
           <w:color w:val="000000"/>
           <w:kern w:val="0"/>
           <w:lang w:eastAsia="es-ES"/>
-          <w14:ligatures w14:val="none"/>
+          <ns2:ligatures ns2:val="none"/>
         </w:rPr>
         <w:t>Adquirió</w:t>
       </w:r>
@@ -906,7 +906,7 @@
           <w:color w:val="000000"/>
           <w:kern w:val="0"/>
           <w:lang w:eastAsia="es-ES"/>
-          <w14:ligatures w14:val="none"/>
+          <ns2:ligatures ns2:val="none"/>
         </w:rPr>
         <w:t xml:space="preserve"> </w:t>
       </w:r>
@@ -916,7 +916,7 @@
           <w:color w:val="000000"/>
           <w:kern w:val="0"/>
           <w:lang w:eastAsia="es-ES"/>
-          <w14:ligatures w14:val="none"/>
+          <ns2:ligatures ns2:val="none"/>
         </w:rPr>
         <w:t xml:space="preserve">el Seguro Protección Múltiple Plan 2 – Certificado 001177944002994373 (en adelante, Seguro </w:t>
       </w:r>
@@ -926,7 +926,7 @@
           <w:color w:val="000000"/>
           <w:kern w:val="0"/>
           <w:lang w:eastAsia="es-ES"/>
-          <w14:ligatures w14:val="none"/>
+          <ns2:ligatures ns2:val="none"/>
         </w:rPr>
         <w:t xml:space="preserve">de </w:t>
       </w:r>
@@ -936,7 +936,7 @@
           <w:color w:val="000000"/>
           <w:kern w:val="0"/>
           <w:lang w:eastAsia="es-ES"/>
-          <w14:ligatures w14:val="none"/>
+          <ns2:ligatures ns2:val="none"/>
         </w:rPr>
         <w:t>Protección Múltiple), comercializado por</w:t>
       </w:r>
@@ -946,7 +946,7 @@
           <w:color w:val="000000"/>
           <w:kern w:val="0"/>
           <w:lang w:eastAsia="es-ES"/>
-          <w14:ligatures w14:val="none"/>
+          <ns2:ligatures ns2:val="none"/>
         </w:rPr>
         <w:t xml:space="preserve"> el</w:t>
       </w:r>
@@ -956,7 +956,7 @@
           <w:color w:val="000000"/>
           <w:kern w:val="0"/>
           <w:lang w:eastAsia="es-ES"/>
-          <w14:ligatures w14:val="none"/>
+          <ns2:ligatures ns2:val="none"/>
         </w:rPr>
         <w:t xml:space="preserve"> </w:t>
       </w:r>
@@ -966,7 +966,7 @@
           <w:color w:val="000000"/>
           <w:kern w:val="0"/>
           <w:lang w:val="es-ES" w:eastAsia="es-ES"/>
-          <w14:ligatures w14:val="none"/>
+          <ns2:ligatures ns2:val="none"/>
         </w:rPr>
         <w:t xml:space="preserve">Banco </w:t>
       </w:r>
@@ -976,7 +976,7 @@
           <w:color w:val="000000"/>
           <w:kern w:val="0"/>
           <w:lang w:eastAsia="es-ES"/>
-          <w14:ligatures w14:val="none"/>
+          <ns2:ligatures ns2:val="none"/>
         </w:rPr>
         <w:t>y vinculado a la cobertura de servicios de gasfitería prestados por Impulsa</w:t>
       </w:r>
@@ -986,7 +986,7 @@
           <w:color w:val="000000"/>
           <w:kern w:val="0"/>
           <w:lang w:eastAsia="es-ES"/>
-          <w14:ligatures w14:val="none"/>
+          <ns2:ligatures ns2:val="none"/>
         </w:rPr>
         <w:t xml:space="preserve"> </w:t>
       </w:r>
@@ -996,12 +996,12 @@
           <w:color w:val="000000"/>
           <w:kern w:val="0"/>
           <w:lang w:eastAsia="es-ES"/>
-          <w14:ligatures w14:val="none"/>
+          <ns2:ligatures ns2:val="none"/>
         </w:rPr>
         <w:t xml:space="preserve">365. </w:t>
       </w:r>
     </w:p>
-    <w:p>
+    <w:p ns2:paraId="05DDA39B" ns2:textId="77777777">
       <w:pPr>
         <w:pStyle w:val="Prrafodelista"/>
         <w:spacing w:after="0" w:line="240" w:lineRule="auto"/>
@@ -1012,11 +1012,11 @@
           <w:color w:val="000000"/>
           <w:kern w:val="0"/>
           <w:lang w:eastAsia="es-ES"/>
-          <w14:ligatures w14:val="none"/>
-        </w:rPr>
-      </w:pPr>
-    </w:p>
-    <w:p>
+          <ns2:ligatures ns2:val="none"/>
+        </w:rPr>
+      </w:pPr>
+    </w:p>
+    <w:p ns2:paraId="024FF660" ns2:textId="6EB6B62E">
       <w:pPr>
         <w:pStyle w:val="Prrafodelista"/>
         <w:numPr>
@@ -1034,7 +1034,7 @@
           <w:color w:val="000000"/>
           <w:kern w:val="0"/>
           <w:lang w:eastAsia="es-ES"/>
-          <w14:ligatures w14:val="none"/>
+          <ns2:ligatures ns2:val="none"/>
         </w:rPr>
       </w:pPr>
       <w:r>
@@ -1043,7 +1043,7 @@
           <w:color w:val="000000"/>
           <w:kern w:val="0"/>
           <w:lang w:eastAsia="es-ES"/>
-          <w14:ligatures w14:val="none"/>
+          <ns2:ligatures ns2:val="none"/>
         </w:rPr>
         <w:t xml:space="preserve">El 14 de octubre de 2025, advirtió humedad en la zona inferior de la lavandería de su inmueble, situación que evidenciaba una posible fuga de agua. En esa misma fecha, se comunicó con </w:t>
       </w:r>
@@ -1053,7 +1053,7 @@
           <w:color w:val="000000"/>
           <w:kern w:val="0"/>
           <w:lang w:eastAsia="es-ES"/>
-          <w14:ligatures w14:val="none"/>
+          <ns2:ligatures ns2:val="none"/>
         </w:rPr>
         <w:t xml:space="preserve">el </w:t>
       </w:r>
@@ -1063,7 +1063,7 @@
           <w:color w:val="000000"/>
           <w:kern w:val="0"/>
           <w:lang w:val="es-ES" w:eastAsia="es-ES"/>
-          <w14:ligatures w14:val="none"/>
+          <ns2:ligatures ns2:val="none"/>
         </w:rPr>
         <w:t xml:space="preserve">Banco </w:t>
       </w:r>
@@ -1073,7 +1073,7 @@
           <w:color w:val="000000"/>
           <w:kern w:val="0"/>
           <w:lang w:eastAsia="es-ES"/>
-          <w14:ligatures w14:val="none"/>
+          <ns2:ligatures ns2:val="none"/>
         </w:rPr>
         <w:t xml:space="preserve">con la finalidad de solicitar la atención del servicio de gasfitería </w:t>
       </w:r>
@@ -1083,7 +1083,7 @@
           <w:color w:val="000000"/>
           <w:kern w:val="0"/>
           <w:lang w:eastAsia="es-ES"/>
-          <w14:ligatures w14:val="none"/>
+          <ns2:ligatures ns2:val="none"/>
         </w:rPr>
         <w:t>en</w:t>
       </w:r>
@@ -1093,7 +1093,7 @@
           <w:color w:val="000000"/>
           <w:kern w:val="0"/>
           <w:lang w:eastAsia="es-ES"/>
-          <w14:ligatures w14:val="none"/>
+          <ns2:ligatures ns2:val="none"/>
         </w:rPr>
         <w:t xml:space="preserve"> </w:t>
       </w:r>
@@ -1103,7 +1103,7 @@
           <w:color w:val="000000"/>
           <w:kern w:val="0"/>
           <w:lang w:eastAsia="es-ES"/>
-          <w14:ligatures w14:val="none"/>
+          <ns2:ligatures ns2:val="none"/>
         </w:rPr>
         <w:t>virtud de</w:t>
       </w:r>
@@ -1113,7 +1113,7 @@
           <w:color w:val="000000"/>
           <w:kern w:val="0"/>
           <w:lang w:eastAsia="es-ES"/>
-          <w14:ligatures w14:val="none"/>
+          <ns2:ligatures ns2:val="none"/>
         </w:rPr>
         <w:t xml:space="preserve"> la cobertura del</w:t>
       </w:r>
@@ -1123,7 +1123,7 @@
           <w:color w:val="000000"/>
           <w:kern w:val="0"/>
           <w:lang w:eastAsia="es-ES"/>
-          <w14:ligatures w14:val="none"/>
+          <ns2:ligatures ns2:val="none"/>
         </w:rPr>
         <w:t xml:space="preserve"> </w:t>
       </w:r>
@@ -1133,7 +1133,7 @@
           <w:color w:val="000000"/>
           <w:kern w:val="0"/>
           <w:lang w:eastAsia="es-ES"/>
-          <w14:ligatures w14:val="none"/>
+          <ns2:ligatures ns2:val="none"/>
         </w:rPr>
         <w:t>Seguro de Protección Múltiple</w:t>
       </w:r>
@@ -1143,12 +1143,12 @@
           <w:color w:val="000000"/>
           <w:kern w:val="0"/>
           <w:lang w:eastAsia="es-ES"/>
-          <w14:ligatures w14:val="none"/>
+          <ns2:ligatures ns2:val="none"/>
         </w:rPr>
         <w:t>.</w:t>
       </w:r>
     </w:p>
-    <w:p>
+    <w:p ns2:paraId="50AB7925" ns2:textId="77777777">
       <w:pPr>
         <w:pStyle w:val="Prrafodelista"/>
         <w:spacing w:after="0" w:line="240" w:lineRule="auto"/>
@@ -1159,11 +1159,11 @@
           <w:color w:val="000000"/>
           <w:kern w:val="0"/>
           <w:lang w:eastAsia="es-ES"/>
-          <w14:ligatures w14:val="none"/>
-        </w:rPr>
-      </w:pPr>
-    </w:p>
-    <w:p>
+          <ns2:ligatures ns2:val="none"/>
+        </w:rPr>
+      </w:pPr>
+    </w:p>
+    <w:p ns2:paraId="72C9AC95" ns2:textId="75655123">
       <w:pPr>
         <w:pStyle w:val="Prrafodelista"/>
         <w:numPr>
@@ -1181,7 +1181,7 @@
           <w:color w:val="000000"/>
           <w:kern w:val="0"/>
           <w:lang w:eastAsia="es-ES"/>
-          <w14:ligatures w14:val="none"/>
+          <ns2:ligatures ns2:val="none"/>
         </w:rPr>
       </w:pPr>
       <w:r>
@@ -1190,7 +1190,7 @@
           <w:color w:val="000000"/>
           <w:kern w:val="0"/>
           <w:lang w:eastAsia="es-ES"/>
-          <w14:ligatures w14:val="none"/>
+          <ns2:ligatures ns2:val="none"/>
         </w:rPr>
         <w:t>No obstante</w:t>
       </w:r>
@@ -1200,7 +1200,7 @@
           <w:color w:val="000000"/>
           <w:kern w:val="0"/>
           <w:lang w:eastAsia="es-ES"/>
-          <w14:ligatures w14:val="none"/>
+          <ns2:ligatures ns2:val="none"/>
         </w:rPr>
         <w:t xml:space="preserve">, </w:t>
       </w:r>
@@ -1210,7 +1210,7 @@
           <w:color w:val="000000"/>
           <w:kern w:val="0"/>
           <w:lang w:eastAsia="es-ES"/>
-          <w14:ligatures w14:val="none"/>
+          <ns2:ligatures ns2:val="none"/>
         </w:rPr>
         <w:t xml:space="preserve">el </w:t>
       </w:r>
@@ -1220,7 +1220,7 @@
           <w:color w:val="000000"/>
           <w:kern w:val="0"/>
           <w:lang w:val="es-ES" w:eastAsia="es-ES"/>
-          <w14:ligatures w14:val="none"/>
+          <ns2:ligatures ns2:val="none"/>
         </w:rPr>
         <w:t xml:space="preserve">Banco </w:t>
       </w:r>
@@ -1230,7 +1230,7 @@
           <w:color w:val="000000"/>
           <w:kern w:val="0"/>
           <w:lang w:eastAsia="es-ES"/>
-          <w14:ligatures w14:val="none"/>
+          <ns2:ligatures ns2:val="none"/>
         </w:rPr>
         <w:t>le informó que había utilizado la totalidad de los servicios anuales contemplados en su cobertura, pese a que únicamente había utilizado un evento.</w:t>
       </w:r>
@@ -1240,7 +1240,7 @@
           <w:color w:val="000000"/>
           <w:kern w:val="0"/>
           <w:lang w:eastAsia="es-ES"/>
-          <w14:ligatures w14:val="none"/>
+          <ns2:ligatures ns2:val="none"/>
         </w:rPr>
         <w:t xml:space="preserve"> </w:t>
       </w:r>
@@ -1250,7 +1250,7 @@
           <w:color w:val="000000"/>
           <w:kern w:val="0"/>
           <w:lang w:eastAsia="es-ES"/>
-          <w14:ligatures w14:val="none"/>
+          <ns2:ligatures ns2:val="none"/>
         </w:rPr>
         <w:t>Sin embargo</w:t>
       </w:r>
@@ -1260,7 +1260,7 @@
           <w:color w:val="000000"/>
           <w:kern w:val="0"/>
           <w:lang w:eastAsia="es-ES"/>
-          <w14:ligatures w14:val="none"/>
+          <ns2:ligatures ns2:val="none"/>
         </w:rPr>
         <w:t>, se comunicó con Impulsa</w:t>
       </w:r>
@@ -1270,7 +1270,7 @@
           <w:color w:val="000000"/>
           <w:kern w:val="0"/>
           <w:lang w:eastAsia="es-ES"/>
-          <w14:ligatures w14:val="none"/>
+          <ns2:ligatures ns2:val="none"/>
         </w:rPr>
         <w:t xml:space="preserve"> </w:t>
       </w:r>
@@ -1280,7 +1280,7 @@
           <w:color w:val="000000"/>
           <w:kern w:val="0"/>
           <w:lang w:eastAsia="es-ES"/>
-          <w14:ligatures w14:val="none"/>
+          <ns2:ligatures ns2:val="none"/>
         </w:rPr>
         <w:t xml:space="preserve">365, </w:t>
       </w:r>
@@ -1290,7 +1290,7 @@
           <w:color w:val="000000"/>
           <w:kern w:val="0"/>
           <w:lang w:eastAsia="es-ES"/>
-          <w14:ligatures w14:val="none"/>
+          <ns2:ligatures ns2:val="none"/>
         </w:rPr>
         <w:t>y se verificó</w:t>
       </w:r>
@@ -1300,7 +1300,7 @@
           <w:color w:val="000000"/>
           <w:kern w:val="0"/>
           <w:lang w:eastAsia="es-ES"/>
-          <w14:ligatures w14:val="none"/>
+          <ns2:ligatures ns2:val="none"/>
         </w:rPr>
         <w:t xml:space="preserve"> que aún contaba con tres eventos disponibles dentro de su plan</w:t>
       </w:r>
@@ -1310,7 +1310,7 @@
           <w:color w:val="000000"/>
           <w:kern w:val="0"/>
           <w:lang w:eastAsia="es-ES"/>
-          <w14:ligatures w14:val="none"/>
+          <ns2:ligatures ns2:val="none"/>
         </w:rPr>
         <w:t xml:space="preserve"> </w:t>
       </w:r>
@@ -1320,7 +1320,7 @@
           <w:color w:val="000000"/>
           <w:kern w:val="0"/>
           <w:lang w:eastAsia="es-ES"/>
-          <w14:ligatures w14:val="none"/>
+          <ns2:ligatures ns2:val="none"/>
         </w:rPr>
         <w:t xml:space="preserve">el cual </w:t>
       </w:r>
@@ -1330,7 +1330,7 @@
           <w:color w:val="000000"/>
           <w:kern w:val="0"/>
           <w:lang w:eastAsia="es-ES"/>
-          <w14:ligatures w14:val="none"/>
+          <ns2:ligatures ns2:val="none"/>
         </w:rPr>
         <w:t>podría</w:t>
       </w:r>
@@ -1340,7 +1340,7 @@
           <w:color w:val="000000"/>
           <w:kern w:val="0"/>
           <w:lang w:eastAsia="es-ES"/>
-          <w14:ligatures w14:val="none"/>
+          <ns2:ligatures ns2:val="none"/>
         </w:rPr>
         <w:t xml:space="preserve"> ser gestionado </w:t>
       </w:r>
@@ -1350,7 +1350,7 @@
           <w:color w:val="000000"/>
           <w:kern w:val="0"/>
           <w:lang w:eastAsia="es-ES"/>
-          <w14:ligatures w14:val="none"/>
+          <ns2:ligatures ns2:val="none"/>
         </w:rPr>
         <w:t xml:space="preserve">únicamente </w:t>
       </w:r>
@@ -1360,12 +1360,12 @@
           <w:color w:val="000000"/>
           <w:kern w:val="0"/>
           <w:lang w:eastAsia="es-ES"/>
-          <w14:ligatures w14:val="none"/>
+          <ns2:ligatures ns2:val="none"/>
         </w:rPr>
         <w:t>vía reembolso, descartando el envío de personal técnico a su domicilio para la atención del servicio de gasfitería solicitado.</w:t>
       </w:r>
     </w:p>
-    <w:p>
+    <w:p ns2:paraId="3DEED534" ns2:textId="77777777">
       <w:pPr>
         <w:pStyle w:val="Prrafodelista"/>
         <w:spacing w:after="0" w:line="240" w:lineRule="auto"/>
@@ -1376,11 +1376,11 @@
           <w:color w:val="000000"/>
           <w:kern w:val="0"/>
           <w:lang w:eastAsia="es-ES"/>
-          <w14:ligatures w14:val="none"/>
-        </w:rPr>
-      </w:pPr>
-    </w:p>
-    <w:p>
+          <ns2:ligatures ns2:val="none"/>
+        </w:rPr>
+      </w:pPr>
+    </w:p>
+    <w:p ns2:paraId="0E75F626" ns2:textId="5FCE90DB">
       <w:pPr>
         <w:pStyle w:val="Prrafodelista"/>
         <w:numPr>
@@ -1398,7 +1398,7 @@
           <w:color w:val="000000"/>
           <w:kern w:val="0"/>
           <w:lang w:eastAsia="es-ES"/>
-          <w14:ligatures w14:val="none"/>
+          <ns2:ligatures ns2:val="none"/>
         </w:rPr>
       </w:pPr>
       <w:r>
@@ -1407,7 +1407,7 @@
           <w:color w:val="000000"/>
           <w:kern w:val="0"/>
           <w:lang w:eastAsia="es-ES"/>
-          <w14:ligatures w14:val="none"/>
+          <ns2:ligatures ns2:val="none"/>
         </w:rPr>
         <w:t>Ante la respuesta de Impulsa 365</w:t>
       </w:r>
@@ -1417,7 +1417,7 @@
           <w:color w:val="000000"/>
           <w:kern w:val="0"/>
           <w:lang w:eastAsia="es-ES"/>
-          <w14:ligatures w14:val="none"/>
+          <ns2:ligatures ns2:val="none"/>
         </w:rPr>
         <w:t xml:space="preserve">, solicitó que </w:t>
       </w:r>
@@ -1427,7 +1427,7 @@
           <w:color w:val="000000"/>
           <w:kern w:val="0"/>
           <w:lang w:eastAsia="es-ES"/>
-          <w14:ligatures w14:val="none"/>
+          <ns2:ligatures ns2:val="none"/>
         </w:rPr>
         <w:t xml:space="preserve">se </w:t>
       </w:r>
@@ -1437,7 +1437,7 @@
           <w:color w:val="000000"/>
           <w:kern w:val="0"/>
           <w:lang w:eastAsia="es-ES"/>
-          <w14:ligatures w14:val="none"/>
+          <ns2:ligatures ns2:val="none"/>
         </w:rPr>
         <w:t>precise la razón por la cual el servicio sería gestionado únicamente bajo la modalidad de reembolso. En respuesta, dicha empresa le señaló que, debido a que en gestiones anteriores manifestó su decisión de no permitir el ingreso de personal a su domicilio</w:t>
       </w:r>
@@ -1447,7 +1447,7 @@
           <w:color w:val="000000"/>
           <w:kern w:val="0"/>
           <w:lang w:eastAsia="es-ES"/>
-          <w14:ligatures w14:val="none"/>
+          <ns2:ligatures ns2:val="none"/>
         </w:rPr>
         <w:t xml:space="preserve"> y por ello</w:t>
       </w:r>
@@ -1457,12 +1457,12 @@
           <w:color w:val="000000"/>
           <w:kern w:val="0"/>
           <w:lang w:eastAsia="es-ES"/>
-          <w14:ligatures w14:val="none"/>
+          <ns2:ligatures ns2:val="none"/>
         </w:rPr>
         <w:t xml:space="preserve"> procedieron a activar la atención mediante reembolso con la finalidad de que pudiera gestionar la reparación con personal de su confianza.</w:t>
       </w:r>
     </w:p>
-    <w:p>
+    <w:p ns2:paraId="5E70C381" ns2:textId="77777777">
       <w:pPr>
         <w:pStyle w:val="Prrafodelista"/>
         <w:spacing w:after="0" w:line="240" w:lineRule="auto"/>
@@ -1473,11 +1473,11 @@
           <w:color w:val="000000"/>
           <w:kern w:val="0"/>
           <w:lang w:eastAsia="es-ES"/>
-          <w14:ligatures w14:val="none"/>
-        </w:rPr>
-      </w:pPr>
-    </w:p>
-    <w:p>
+          <ns2:ligatures ns2:val="none"/>
+        </w:rPr>
+      </w:pPr>
+    </w:p>
+    <w:p ns2:paraId="27091271" ns2:textId="10AA20B8">
       <w:pPr>
         <w:pStyle w:val="Prrafodelista"/>
         <w:numPr>
@@ -1495,7 +1495,7 @@
           <w:color w:val="000000"/>
           <w:kern w:val="0"/>
           <w:lang w:eastAsia="es-ES"/>
-          <w14:ligatures w14:val="none"/>
+          <ns2:ligatures ns2:val="none"/>
         </w:rPr>
       </w:pPr>
       <w:r>
@@ -1504,7 +1504,7 @@
           <w:color w:val="000000"/>
           <w:kern w:val="0"/>
           <w:lang w:eastAsia="es-ES"/>
-          <w14:ligatures w14:val="none"/>
+          <ns2:ligatures ns2:val="none"/>
         </w:rPr>
         <w:t>No obstante,</w:t>
       </w:r>
@@ -1514,7 +1514,7 @@
           <w:color w:val="000000"/>
           <w:kern w:val="0"/>
           <w:lang w:eastAsia="es-ES"/>
-          <w14:ligatures w14:val="none"/>
+          <ns2:ligatures ns2:val="none"/>
         </w:rPr>
         <w:t xml:space="preserve"> la referencia efectuada por Impulsa</w:t>
       </w:r>
@@ -1524,7 +1524,7 @@
           <w:color w:val="000000"/>
           <w:kern w:val="0"/>
           <w:lang w:eastAsia="es-ES"/>
-          <w14:ligatures w14:val="none"/>
+          <ns2:ligatures ns2:val="none"/>
         </w:rPr>
         <w:t xml:space="preserve"> </w:t>
       </w:r>
@@ -1534,7 +1534,7 @@
           <w:color w:val="000000"/>
           <w:kern w:val="0"/>
           <w:lang w:eastAsia="es-ES"/>
-          <w14:ligatures w14:val="none"/>
+          <ns2:ligatures ns2:val="none"/>
         </w:rPr>
         <w:t xml:space="preserve">365 respecto de “gestiones anteriores” correspondía a un evento previo de gasfitería en el que se presentaron inconvenientes con </w:t>
       </w:r>
@@ -1544,7 +1544,7 @@
           <w:color w:val="000000"/>
           <w:kern w:val="0"/>
           <w:lang w:eastAsia="es-ES"/>
-          <w14:ligatures w14:val="none"/>
+          <ns2:ligatures ns2:val="none"/>
         </w:rPr>
         <w:lastRenderedPageBreak/>
         <w:t>la reparación realizada, el cual señaló que se encontraba siendo evaluado en otra instanci</w:t>
@@ -1555,7 +1555,7 @@
           <w:color w:val="000000"/>
           <w:kern w:val="0"/>
           <w:lang w:eastAsia="es-ES"/>
-          <w14:ligatures w14:val="none"/>
+          <ns2:ligatures ns2:val="none"/>
         </w:rPr>
         <w:t xml:space="preserve">a. </w:t>
       </w:r>
@@ -1565,12 +1565,12 @@
           <w:color w:val="000000"/>
           <w:kern w:val="0"/>
           <w:lang w:eastAsia="es-ES"/>
-          <w14:ligatures w14:val="none"/>
+          <ns2:ligatures ns2:val="none"/>
         </w:rPr>
         <w:t>Asimismo, la nueva solicitud de atención correspondía a una zona distinta del inmueble y a un hecho diferente.</w:t>
       </w:r>
     </w:p>
-    <w:p>
+    <w:p ns2:paraId="22154614" ns2:textId="77777777">
       <w:pPr>
         <w:pStyle w:val="Prrafodelista"/>
         <w:spacing w:after="0" w:line="240" w:lineRule="auto"/>
@@ -1581,11 +1581,11 @@
           <w:color w:val="000000"/>
           <w:kern w:val="0"/>
           <w:lang w:eastAsia="es-ES"/>
-          <w14:ligatures w14:val="none"/>
-        </w:rPr>
-      </w:pPr>
-    </w:p>
-    <w:p>
+          <ns2:ligatures ns2:val="none"/>
+        </w:rPr>
+      </w:pPr>
+    </w:p>
+    <w:p ns2:paraId="252E3C9E" ns2:textId="7A4515B8">
       <w:pPr>
         <w:pStyle w:val="Prrafodelista"/>
         <w:numPr>
@@ -1603,7 +1603,7 @@
           <w:color w:val="000000"/>
           <w:kern w:val="0"/>
           <w:lang w:eastAsia="es-ES"/>
-          <w14:ligatures w14:val="none"/>
+          <ns2:ligatures ns2:val="none"/>
         </w:rPr>
       </w:pPr>
       <w:r>
@@ -1612,7 +1612,7 @@
           <w:color w:val="000000"/>
           <w:kern w:val="0"/>
           <w:lang w:eastAsia="es-ES"/>
-          <w14:ligatures w14:val="none"/>
+          <ns2:ligatures ns2:val="none"/>
         </w:rPr>
         <w:t>Por otra parte,</w:t>
       </w:r>
@@ -1622,7 +1622,7 @@
           <w:color w:val="000000"/>
           <w:kern w:val="0"/>
           <w:lang w:eastAsia="es-ES"/>
-          <w14:ligatures w14:val="none"/>
+          <ns2:ligatures ns2:val="none"/>
         </w:rPr>
         <w:t xml:space="preserve"> la modalidad de atención vía reembolso y las condiciones para su aplicación no le fueron informadas de manera previa a la contratación del Seguro </w:t>
       </w:r>
@@ -1632,7 +1632,7 @@
           <w:color w:val="000000"/>
           <w:kern w:val="0"/>
           <w:lang w:eastAsia="es-ES"/>
-          <w14:ligatures w14:val="none"/>
+          <ns2:ligatures ns2:val="none"/>
         </w:rPr>
         <w:t xml:space="preserve">de </w:t>
       </w:r>
@@ -1642,7 +1642,7 @@
           <w:color w:val="000000"/>
           <w:kern w:val="0"/>
           <w:lang w:eastAsia="es-ES"/>
-          <w14:ligatures w14:val="none"/>
+          <ns2:ligatures ns2:val="none"/>
         </w:rPr>
         <w:t>Protección Múltiple por parte de</w:t>
       </w:r>
@@ -1652,7 +1652,7 @@
           <w:color w:val="000000"/>
           <w:kern w:val="0"/>
           <w:lang w:eastAsia="es-ES"/>
-          <w14:ligatures w14:val="none"/>
+          <ns2:ligatures ns2:val="none"/>
         </w:rPr>
         <w:t>l Banco</w:t>
       </w:r>
@@ -1662,7 +1662,7 @@
           <w:color w:val="000000"/>
           <w:kern w:val="0"/>
           <w:lang w:eastAsia="es-ES"/>
-          <w14:ligatures w14:val="none"/>
+          <ns2:ligatures ns2:val="none"/>
         </w:rPr>
         <w:t xml:space="preserve">, Rímac </w:t>
       </w:r>
@@ -1672,7 +1672,7 @@
           <w:color w:val="000000"/>
           <w:kern w:val="0"/>
           <w:lang w:eastAsia="es-ES"/>
-          <w14:ligatures w14:val="none"/>
+          <ns2:ligatures ns2:val="none"/>
         </w:rPr>
         <w:t>y ni de</w:t>
       </w:r>
@@ -1682,7 +1682,7 @@
           <w:color w:val="000000"/>
           <w:kern w:val="0"/>
           <w:lang w:eastAsia="es-ES"/>
-          <w14:ligatures w14:val="none"/>
+          <ns2:ligatures ns2:val="none"/>
         </w:rPr>
         <w:t xml:space="preserve"> Impulsa</w:t>
       </w:r>
@@ -1692,7 +1692,7 @@
           <w:color w:val="000000"/>
           <w:kern w:val="0"/>
           <w:lang w:eastAsia="es-ES"/>
-          <w14:ligatures w14:val="none"/>
+          <ns2:ligatures ns2:val="none"/>
         </w:rPr>
         <w:t xml:space="preserve"> </w:t>
       </w:r>
@@ -1702,7 +1702,7 @@
           <w:color w:val="000000"/>
           <w:kern w:val="0"/>
           <w:lang w:eastAsia="es-ES"/>
-          <w14:ligatures w14:val="none"/>
+          <ns2:ligatures ns2:val="none"/>
         </w:rPr>
         <w:t xml:space="preserve">365. Asimismo, no identificó dicha condición dentro de la documentación vinculada al </w:t>
       </w:r>
@@ -1712,7 +1712,7 @@
           <w:color w:val="000000"/>
           <w:kern w:val="0"/>
           <w:lang w:eastAsia="es-ES"/>
-          <w14:ligatures w14:val="none"/>
+          <ns2:ligatures ns2:val="none"/>
         </w:rPr>
         <w:t xml:space="preserve">referido </w:t>
       </w:r>
@@ -1722,12 +1722,12 @@
           <w:color w:val="000000"/>
           <w:kern w:val="0"/>
           <w:lang w:eastAsia="es-ES"/>
-          <w14:ligatures w14:val="none"/>
+          <ns2:ligatures ns2:val="none"/>
         </w:rPr>
         <w:t>seguro.</w:t>
       </w:r>
     </w:p>
-    <w:p>
+    <w:p ns2:paraId="79D83A95" ns2:textId="77777777">
       <w:pPr>
         <w:pStyle w:val="Prrafodelista"/>
         <w:spacing w:after="0" w:line="240" w:lineRule="auto"/>
@@ -1738,11 +1738,11 @@
           <w:color w:val="000000"/>
           <w:kern w:val="0"/>
           <w:lang w:eastAsia="es-ES"/>
-          <w14:ligatures w14:val="none"/>
-        </w:rPr>
-      </w:pPr>
-    </w:p>
-    <w:p>
+          <ns2:ligatures ns2:val="none"/>
+        </w:rPr>
+      </w:pPr>
+    </w:p>
+    <w:p ns2:paraId="774C6761" ns2:textId="54D4648C">
       <w:pPr>
         <w:pStyle w:val="Prrafodelista"/>
         <w:numPr>
@@ -1760,7 +1760,7 @@
           <w:color w:val="000000"/>
           <w:kern w:val="0"/>
           <w:lang w:eastAsia="es-ES"/>
-          <w14:ligatures w14:val="none"/>
+          <ns2:ligatures ns2:val="none"/>
         </w:rPr>
       </w:pPr>
       <w:r>
@@ -1769,7 +1769,7 @@
           <w:color w:val="000000"/>
           <w:kern w:val="0"/>
           <w:lang w:eastAsia="es-ES"/>
-          <w14:ligatures w14:val="none"/>
+          <ns2:ligatures ns2:val="none"/>
         </w:rPr>
         <w:t xml:space="preserve">El </w:t>
       </w:r>
@@ -1779,7 +1779,7 @@
           <w:color w:val="000000"/>
           <w:kern w:val="0"/>
           <w:lang w:eastAsia="es-ES"/>
-          <w14:ligatures w14:val="none"/>
+          <ns2:ligatures ns2:val="none"/>
         </w:rPr>
         <w:t>24 de octubre del 2025</w:t>
       </w:r>
@@ -1789,7 +1789,7 @@
           <w:color w:val="000000"/>
           <w:kern w:val="0"/>
           <w:lang w:eastAsia="es-ES"/>
-          <w14:ligatures w14:val="none"/>
+          <ns2:ligatures ns2:val="none"/>
         </w:rPr>
         <w:t xml:space="preserve">, remitió una comunicación por correo electrónico dejando constancia de que no solicitó la atención mediante la modalidad de reembolso y reiteró que la prestación del servicio debía efectuarse mediante el envío de personal técnico especializado, conforme a las condiciones bajo las cuales había venido operando el Seguro </w:t>
       </w:r>
@@ -1799,7 +1799,7 @@
           <w:color w:val="000000"/>
           <w:kern w:val="0"/>
           <w:lang w:eastAsia="es-ES"/>
-          <w14:ligatures w14:val="none"/>
+          <ns2:ligatures ns2:val="none"/>
         </w:rPr>
         <w:t xml:space="preserve">de </w:t>
       </w:r>
@@ -1809,12 +1809,12 @@
           <w:color w:val="000000"/>
           <w:kern w:val="0"/>
           <w:lang w:eastAsia="es-ES"/>
-          <w14:ligatures w14:val="none"/>
+          <ns2:ligatures ns2:val="none"/>
         </w:rPr>
         <w:t>Protección Múltiple. Asimismo, requirió el envío del personal correspondiente para la atención de la incidencia reportada.</w:t>
       </w:r>
     </w:p>
-    <w:p>
+    <w:p ns2:paraId="4926DAD1" ns2:textId="77777777">
       <w:pPr>
         <w:pStyle w:val="Prrafodelista"/>
         <w:spacing w:after="0" w:line="240" w:lineRule="auto"/>
@@ -1825,11 +1825,11 @@
           <w:color w:val="000000"/>
           <w:kern w:val="0"/>
           <w:lang w:eastAsia="es-ES"/>
-          <w14:ligatures w14:val="none"/>
-        </w:rPr>
-      </w:pPr>
-    </w:p>
-    <w:p>
+          <ns2:ligatures ns2:val="none"/>
+        </w:rPr>
+      </w:pPr>
+    </w:p>
+    <w:p ns2:paraId="72A55106" ns2:textId="7550CBBC">
       <w:pPr>
         <w:pStyle w:val="Prrafodelista"/>
         <w:numPr>
@@ -1847,7 +1847,7 @@
           <w:color w:val="000000"/>
           <w:kern w:val="0"/>
           <w:lang w:eastAsia="es-ES"/>
-          <w14:ligatures w14:val="none"/>
+          <ns2:ligatures ns2:val="none"/>
         </w:rPr>
       </w:pPr>
       <w:r>
@@ -1856,7 +1856,7 @@
           <w:color w:val="000000"/>
           <w:kern w:val="0"/>
           <w:lang w:eastAsia="es-ES"/>
-          <w14:ligatures w14:val="none"/>
+          <ns2:ligatures ns2:val="none"/>
         </w:rPr>
         <w:t>L</w:t>
       </w:r>
@@ -1866,7 +1866,7 @@
           <w:color w:val="000000"/>
           <w:kern w:val="0"/>
           <w:lang w:eastAsia="es-ES"/>
-          <w14:ligatures w14:val="none"/>
+          <ns2:ligatures ns2:val="none"/>
         </w:rPr>
         <w:t>uego de la referida comunicación, Impulsa</w:t>
       </w:r>
@@ -1876,7 +1876,7 @@
           <w:color w:val="000000"/>
           <w:kern w:val="0"/>
           <w:lang w:eastAsia="es-ES"/>
-          <w14:ligatures w14:val="none"/>
+          <ns2:ligatures ns2:val="none"/>
         </w:rPr>
         <w:t xml:space="preserve"> </w:t>
       </w:r>
@@ -1886,12 +1886,12 @@
           <w:color w:val="000000"/>
           <w:kern w:val="0"/>
           <w:lang w:eastAsia="es-ES"/>
-          <w14:ligatures w14:val="none"/>
+          <ns2:ligatures ns2:val="none"/>
         </w:rPr>
         <w:t>365 mantuvo la atención bajo la modalidad de reembolso e indicó que dicha modalidad se había planteado debido a dificultades para coordinar la disponibilidad de un proveedor técnico que pudiera atender dentro de un plazo razonable, considerando la carga operativa y los tiempos de programación existentes.</w:t>
       </w:r>
     </w:p>
-    <w:p>
+    <w:p ns2:paraId="4B224FDC" ns2:textId="77777777">
       <w:pPr>
         <w:pStyle w:val="Prrafodelista"/>
         <w:spacing w:after="0" w:line="240" w:lineRule="auto"/>
@@ -1902,11 +1902,11 @@
           <w:color w:val="000000"/>
           <w:kern w:val="0"/>
           <w:lang w:eastAsia="es-ES"/>
-          <w14:ligatures w14:val="none"/>
-        </w:rPr>
-      </w:pPr>
-    </w:p>
-    <w:p>
+          <ns2:ligatures ns2:val="none"/>
+        </w:rPr>
+      </w:pPr>
+    </w:p>
+    <w:p ns2:paraId="2FB14F49" ns2:textId="738F7792">
       <w:pPr>
         <w:pStyle w:val="Prrafodelista"/>
         <w:numPr>
@@ -1924,7 +1924,7 @@
           <w:color w:val="000000"/>
           <w:kern w:val="0"/>
           <w:lang w:eastAsia="es-ES"/>
-          <w14:ligatures w14:val="none"/>
+          <ns2:ligatures ns2:val="none"/>
         </w:rPr>
       </w:pPr>
       <w:r>
@@ -1933,7 +1933,7 @@
           <w:color w:val="000000"/>
           <w:kern w:val="0"/>
           <w:lang w:eastAsia="es-ES"/>
-          <w14:ligatures w14:val="none"/>
+          <ns2:ligatures ns2:val="none"/>
         </w:rPr>
         <w:t xml:space="preserve">No obstante, </w:t>
       </w:r>
@@ -1943,7 +1943,7 @@
           <w:color w:val="000000"/>
           <w:kern w:val="0"/>
           <w:lang w:eastAsia="es-ES"/>
-          <w14:ligatures w14:val="none"/>
+          <ns2:ligatures ns2:val="none"/>
         </w:rPr>
         <w:t>la explicación brindada por Impulsa</w:t>
       </w:r>
@@ -1953,7 +1953,7 @@
           <w:color w:val="000000"/>
           <w:kern w:val="0"/>
           <w:lang w:eastAsia="es-ES"/>
-          <w14:ligatures w14:val="none"/>
+          <ns2:ligatures ns2:val="none"/>
         </w:rPr>
         <w:t xml:space="preserve"> </w:t>
       </w:r>
@@ -1963,12 +1963,12 @@
           <w:color w:val="000000"/>
           <w:kern w:val="0"/>
           <w:lang w:eastAsia="es-ES"/>
-          <w14:ligatures w14:val="none"/>
+          <ns2:ligatures ns2:val="none"/>
         </w:rPr>
         <w:t>365 respecto de la supuesta indisponibilidad de personal técnico difería de la justificación inicialmente proporcionada sobre las gestiones anteriores vinculadas a su domicilio. Asimismo, no le remitieron documentación que acreditara la supuesta falta de disponibilidad de personal técnico ni la existencia de condiciones contractuales que facultaran la activación automática de la modalidad de reembolso.</w:t>
       </w:r>
     </w:p>
-    <w:p>
+    <w:p ns2:paraId="76630485" ns2:textId="77777777">
       <w:pPr>
         <w:tabs>
           <w:tab w:val="left" w:pos="1134"/>
@@ -1980,11 +1980,11 @@
           <w:color w:val="000000"/>
           <w:kern w:val="0"/>
           <w:lang w:eastAsia="es-ES"/>
-          <w14:ligatures w14:val="none"/>
-        </w:rPr>
-      </w:pPr>
-    </w:p>
-    <w:p>
+          <ns2:ligatures ns2:val="none"/>
+        </w:rPr>
+      </w:pPr>
+    </w:p>
+    <w:p ns2:paraId="4FB15987" ns2:textId="0CFE4E34">
       <w:pPr>
         <w:numPr>
           <w:ilvl w:val="1"/>
@@ -2002,7 +2002,7 @@
           <w:color w:val="000000"/>
           <w:kern w:val="0"/>
           <w:lang w:val="es-ES" w:eastAsia="es-ES"/>
-          <w14:ligatures w14:val="none"/>
+          <ns2:ligatures ns2:val="none"/>
         </w:rPr>
       </w:pPr>
       <w:r>
@@ -2011,7 +2011,7 @@
           <w:color w:val="000000"/>
           <w:kern w:val="0"/>
           <w:lang w:val="es-ES" w:eastAsia="es-ES"/>
-          <w14:ligatures w14:val="none"/>
+          <ns2:ligatures ns2:val="none"/>
         </w:rPr>
         <w:t xml:space="preserve">El señor [APELLIDO] solicitó, en calidad de medida correctiva, que los proveedores denunciados cumplan con otorgar la prestación del servicio de gasfitería en los términos contractuales originalmente ofrecidos, disponiendo el envío de personal técnico especializado y desactivando la modalidad de atención vía reembolso, así como otorgar la suma de S/ 30 000,00 en virtud de los hechos materia de denuncia. Asimismo, requirió el reembolso de costos y costas del presente procedimiento.</w:t>
       </w:r>
@@ -2019,7 +2019,7 @@
         <w:rPr>
           <w:rFonts w:ascii="Arial Narrow" w:eastAsia="Calibri" w:hAnsi="Arial Narrow" w:cs="Arial"/>
           <w:kern w:val="0"/>
-          <w14:ligatures w14:val="none"/>
+          <ns2:ligatures ns2:val="none"/>
         </w:rPr>
         <w:t xml:space="preserve"/>
       </w:r>
@@ -2027,7 +2027,7 @@
         <w:rPr>
           <w:rFonts w:ascii="Arial Narrow" w:eastAsia="Calibri" w:hAnsi="Arial Narrow" w:cs="Arial"/>
           <w:kern w:val="0"/>
-          <w14:ligatures w14:val="none"/>
+          <ns2:ligatures ns2:val="none"/>
         </w:rPr>
         <w:t xml:space="preserve"/>
       </w:r>
@@ -2037,7 +2037,7 @@
           <w:color w:val="000000"/>
           <w:kern w:val="0"/>
           <w:lang w:val="es-ES" w:eastAsia="es-ES"/>
-          <w14:ligatures w14:val="none"/>
+          <ns2:ligatures ns2:val="none"/>
         </w:rPr>
         <w:t xml:space="preserve"/>
       </w:r>
@@ -2048,7 +2048,7 @@
           <w:color w:val="000000"/>
           <w:kern w:val="0"/>
           <w:lang w:val="es-ES" w:eastAsia="es-ES"/>
-          <w14:ligatures w14:val="none"/>
+          <ns2:ligatures ns2:val="none"/>
         </w:rPr>
         <w:t/>
       </w:r>
@@ -2058,7 +2058,7 @@
           <w:color w:val="000000"/>
           <w:kern w:val="0"/>
           <w:lang w:val="es-ES" w:eastAsia="es-ES"/>
-          <w14:ligatures w14:val="none"/>
+          <ns2:ligatures ns2:val="none"/>
         </w:rPr>
         <w:t xml:space="preserve"/>
       </w:r>
@@ -2068,7 +2068,7 @@
           <w:color w:val="000000"/>
           <w:kern w:val="0"/>
           <w:lang w:val="es-ES" w:eastAsia="es-ES"/>
-          <w14:ligatures w14:val="none"/>
+          <ns2:ligatures ns2:val="none"/>
         </w:rPr>
         <w:t xml:space="preserve"/>
       </w:r>
@@ -2078,7 +2078,7 @@
           <w:color w:val="000000"/>
           <w:kern w:val="0"/>
           <w:lang w:val="es-ES" w:eastAsia="es-ES"/>
-          <w14:ligatures w14:val="none"/>
+          <ns2:ligatures ns2:val="none"/>
         </w:rPr>
         <w:t/>
       </w:r>
@@ -2088,7 +2088,7 @@
           <w:color w:val="000000"/>
           <w:kern w:val="0"/>
           <w:lang w:val="es-ES" w:eastAsia="es-ES"/>
-          <w14:ligatures w14:val="none"/>
+          <ns2:ligatures ns2:val="none"/>
         </w:rPr>
         <w:t/>
       </w:r>
@@ -2098,7 +2098,7 @@
           <w:color w:val="000000"/>
           <w:kern w:val="0"/>
           <w:lang w:val="es-ES" w:eastAsia="es-ES"/>
-          <w14:ligatures w14:val="none"/>
+          <ns2:ligatures ns2:val="none"/>
         </w:rPr>
         <w:t/>
       </w:r>
@@ -2108,7 +2108,7 @@
           <w:color w:val="000000"/>
           <w:kern w:val="0"/>
           <w:lang w:val="es-ES" w:eastAsia="es-ES"/>
-          <w14:ligatures w14:val="none"/>
+          <ns2:ligatures ns2:val="none"/>
         </w:rPr>
         <w:t xml:space="preserve"/>
       </w:r>
@@ -2118,13 +2118,13 @@
           <w:color w:val="000000"/>
           <w:kern w:val="0"/>
           <w:lang w:val="es-ES" w:eastAsia="es-ES"/>
-          <w14:ligatures w14:val="none"/>
+          <ns2:ligatures ns2:val="none"/>
         </w:rPr>
         <w:t/>
       </w:r>
     </w:p>
     <w:bookmarkEnd w:id="1"/>
-    <w:p>
+    <w:p ns2:paraId="61C46995" ns2:textId="77777777">
       <w:pPr>
         <w:spacing w:after="0" w:line="240" w:lineRule="auto"/>
         <w:contextualSpacing/>
@@ -2135,11 +2135,11 @@
           <w:color w:val="000000"/>
           <w:kern w:val="0"/>
           <w:lang w:eastAsia="es-PE"/>
-          <w14:ligatures w14:val="none"/>
-        </w:rPr>
-      </w:pPr>
-    </w:p>
-    <w:p>
+          <ns2:ligatures ns2:val="none"/>
+        </w:rPr>
+      </w:pPr>
+    </w:p>
+    <w:p ns2:paraId="4713554A" ns2:textId="77777777">
       <w:pPr>
         <w:pStyle w:val="Prrafodelista"/>
         <w:numPr>
@@ -2159,22 +2159,22 @@
           <w:color w:val="000000"/>
           <w:kern w:val="0"/>
           <w:lang w:eastAsia="es-PE"/>
-          <w14:ligatures w14:val="none"/>
-        </w:rPr>
-      </w:pPr>
-      <w:r>
-        <w:rPr>
-          <w:rFonts w:ascii="Arial Narrow" w:eastAsia="Arial Narrow" w:hAnsi="Arial Narrow" w:cs="Arial Narrow"/>
-          <w:b/>
-          <w:color w:val="000000"/>
-          <w:kern w:val="0"/>
-          <w:lang w:eastAsia="es-PE"/>
-          <w14:ligatures w14:val="none"/>
+          <ns2:ligatures ns2:val="none"/>
+        </w:rPr>
+      </w:pPr>
+      <w:r>
+        <w:rPr>
+          <w:rFonts w:ascii="Arial Narrow" w:eastAsia="Arial Narrow" w:hAnsi="Arial Narrow" w:cs="Arial Narrow"/>
+          <w:b/>
+          <w:color w:val="000000"/>
+          <w:kern w:val="0"/>
+          <w:lang w:eastAsia="es-PE"/>
+          <ns2:ligatures ns2:val="none"/>
         </w:rPr>
         <w:t>DE LA ADMISIÓN A TRÁMITE DE LA DENUNCIA</w:t>
       </w:r>
     </w:p>
-    <w:p>
+    <w:p ns2:paraId="4BBBE1C2" ns2:textId="77777777">
       <w:pPr>
         <w:spacing w:after="0" w:line="240" w:lineRule="auto"/>
         <w:ind w:left="567"/>
@@ -2186,11 +2186,11 @@
           <w:color w:val="000000"/>
           <w:kern w:val="0"/>
           <w:lang w:eastAsia="es-PE"/>
-          <w14:ligatures w14:val="none"/>
-        </w:rPr>
-      </w:pPr>
-    </w:p>
-    <w:p>
+          <ns2:ligatures ns2:val="none"/>
+        </w:rPr>
+      </w:pPr>
+    </w:p>
+    <w:p ns2:paraId="749C69A0" ns2:textId="658C5922">
       <w:pPr>
         <w:pStyle w:val="Prrafodelista"/>
         <w:numPr>
@@ -2203,7 +2203,7 @@
         <w:rPr>
           <w:rFonts w:ascii="Arial Narrow" w:eastAsia="Arial Narrow" w:hAnsi="Arial Narrow" w:cs="Arial Narrow"/>
           <w:kern w:val="0"/>
-          <w14:ligatures w14:val="none"/>
+          <ns2:ligatures ns2:val="none"/>
         </w:rPr>
       </w:pPr>
       <w:bookmarkStart w:id="2" w:name="_Hlk140755208"/>
@@ -2215,7 +2215,7 @@
           <w:color w:val="000000"/>
           <w:kern w:val="0"/>
           <w:lang w:eastAsia="es-PE"/>
-          <w14:ligatures w14:val="none"/>
+          <ns2:ligatures ns2:val="none"/>
         </w:rPr>
         <w:t xml:space="preserve">La Secretaría </w:t>
       </w:r>
@@ -2228,7 +2228,7 @@
           <w:color w:val="000000"/>
           <w:kern w:val="0"/>
           <w:lang w:eastAsia="es-PE"/>
-          <w14:ligatures w14:val="none"/>
+          <ns2:ligatures ns2:val="none"/>
         </w:rPr>
         <w:t>Técnica de la Comisión de Protección al Consumidor 1 (en adelante, la Secretaría Técnica), en ejercicio de sus facultades</w:t>
       </w:r>
@@ -2238,7 +2238,7 @@
           <w:rFonts w:ascii="Arial Narrow" w:eastAsia="Arial Narrow" w:hAnsi="Arial Narrow" w:cs="Arial Narrow"/>
           <w:kern w:val="0"/>
           <w:vertAlign w:val="superscript"/>
-          <w14:ligatures w14:val="none"/>
+          <ns2:ligatures ns2:val="none"/>
         </w:rPr>
         <w:footnoteReference w:id="3"/>
       </w:r>
@@ -2248,7 +2248,7 @@
           <w:color w:val="000000"/>
           <w:kern w:val="0"/>
           <w:lang w:eastAsia="es-PE"/>
-          <w14:ligatures w14:val="none"/>
+          <ns2:ligatures ns2:val="none"/>
         </w:rPr>
         <w:t xml:space="preserve">, considera </w:t>
       </w:r>
@@ -2256,7 +2256,7 @@
         <w:rPr>
           <w:rFonts w:ascii="Arial Narrow" w:eastAsia="Arial Narrow" w:hAnsi="Arial Narrow" w:cs="Arial Narrow"/>
           <w:kern w:val="0"/>
-          <w14:ligatures w14:val="none"/>
+          <ns2:ligatures ns2:val="none"/>
         </w:rPr>
         <w:t xml:space="preserve">que el hecho denunciado, </w:t>
       </w:r>
@@ -2264,7 +2264,7 @@
         <w:rPr>
           <w:rFonts w:ascii="Arial Narrow" w:eastAsia="Arial Narrow" w:hAnsi="Arial Narrow" w:cs="Arial Narrow"/>
           <w:kern w:val="0"/>
-          <w14:ligatures w14:val="none"/>
+          <ns2:ligatures ns2:val="none"/>
         </w:rPr>
         <w:t xml:space="preserve">consistente en que </w:t>
       </w:r>
@@ -2275,7 +2275,7 @@
           <w:kern w:val="0"/>
           <w:shd w:val="clear" w:color="auto" w:fill="FFFFFF"/>
           <w:lang w:eastAsia="es-PE"/>
-          <w14:ligatures w14:val="none"/>
+          <ns2:ligatures ns2:val="none"/>
         </w:rPr>
         <w:lastRenderedPageBreak/>
         <w:t>tanto Impulsa 365 S.A.C. habría impuesto indebidamente la modalidad de atención vía reembolso al servicio de gasfitería solicitado el 14 de octubre de 2025, asociado a la cobertura del Certificado 001177944002994373 del Seguro de Protección Múltiple, pese a que el servicio originalmente ofrecido contemplaba el envío de personal técnico al domicilio del denunciante</w:t>
@@ -2284,7 +2284,7 @@
         <w:rPr>
           <w:rFonts w:ascii="Arial Narrow" w:eastAsia="Arial Narrow" w:hAnsi="Arial Narrow" w:cs="Arial Narrow"/>
           <w:kern w:val="0"/>
-          <w14:ligatures w14:val="none"/>
+          <ns2:ligatures ns2:val="none"/>
         </w:rPr>
         <w:t>; involucraría una presunta afectación a sus expectativas, quien no habría encontrado una correspondencia entre lo que esperaba recibir de parte del proveedor y lo que realmente recibió. Por consiguiente, corresponde calificar el hecho materia de denuncia como una presunta infracción al deber de idoneidad, tipificado en los artículos 18 y 19 del Código</w:t>
       </w:r>
@@ -2295,7 +2295,7 @@
           <w:rFonts w:ascii="Arial Narrow" w:eastAsia="Arial Narrow" w:hAnsi="Arial Narrow" w:cs="Arial"/>
           <w:kern w:val="0"/>
           <w:vertAlign w:val="superscript"/>
-          <w14:ligatures w14:val="none"/>
+          <ns2:ligatures ns2:val="none"/>
         </w:rPr>
         <w:footnoteReference w:id="4"/>
       </w:r>
@@ -2303,13 +2303,13 @@
         <w:rPr>
           <w:rFonts w:ascii="Arial Narrow" w:eastAsia="Arial Narrow" w:hAnsi="Arial Narrow" w:cs="Arial Narrow"/>
           <w:kern w:val="0"/>
-          <w14:ligatures w14:val="none"/>
+          <ns2:ligatures ns2:val="none"/>
         </w:rPr>
         <w:t>.</w:t>
       </w:r>
       <w:bookmarkEnd w:id="5"/>
     </w:p>
-    <w:p>
+    <w:p ns2:paraId="062567B7" ns2:textId="77777777">
       <w:pPr>
         <w:pStyle w:val="Prrafodelista"/>
         <w:spacing w:after="0" w:line="240" w:lineRule="auto"/>
@@ -2318,11 +2318,11 @@
         <w:rPr>
           <w:rFonts w:ascii="Arial Narrow" w:eastAsia="Arial Narrow" w:hAnsi="Arial Narrow" w:cs="Arial Narrow"/>
           <w:kern w:val="0"/>
-          <w14:ligatures w14:val="none"/>
-        </w:rPr>
-      </w:pPr>
-    </w:p>
-    <w:p>
+          <ns2:ligatures ns2:val="none"/>
+        </w:rPr>
+      </w:pPr>
+    </w:p>
+    <w:p ns2:paraId="26C005F5" ns2:textId="6F3C7412">
       <w:pPr>
         <w:pStyle w:val="Prrafodelista"/>
         <w:numPr>
@@ -2335,14 +2335,14 @@
         <w:rPr>
           <w:rFonts w:ascii="Arial Narrow" w:eastAsia="Arial Narrow" w:hAnsi="Arial Narrow" w:cs="Arial Narrow"/>
           <w:kern w:val="0"/>
-          <w14:ligatures w14:val="none"/>
-        </w:rPr>
-      </w:pPr>
-      <w:r>
-        <w:rPr>
-          <w:rFonts w:ascii="Arial Narrow" w:eastAsia="Arial Narrow" w:hAnsi="Arial Narrow" w:cs="Arial Narrow"/>
-          <w:kern w:val="0"/>
-          <w14:ligatures w14:val="none"/>
+          <ns2:ligatures ns2:val="none"/>
+        </w:rPr>
+      </w:pPr>
+      <w:r>
+        <w:rPr>
+          <w:rFonts w:ascii="Arial Narrow" w:eastAsia="Arial Narrow" w:hAnsi="Arial Narrow" w:cs="Arial Narrow"/>
+          <w:kern w:val="0"/>
+          <ns2:ligatures ns2:val="none"/>
         </w:rPr>
         <w:t xml:space="preserve">Asimismo, </w:t>
       </w:r>
@@ -2352,7 +2352,7 @@
           <w:color w:val="000000"/>
           <w:kern w:val="0"/>
           <w:lang w:eastAsia="es-PE"/>
-          <w14:ligatures w14:val="none"/>
+          <ns2:ligatures ns2:val="none"/>
         </w:rPr>
         <w:t xml:space="preserve">la Secretaría Técnica, en ejercicio de sus facultades, considera </w:t>
       </w:r>
@@ -2360,7 +2360,7 @@
         <w:rPr>
           <w:rFonts w:ascii="Arial Narrow" w:eastAsia="Arial Narrow" w:hAnsi="Arial Narrow" w:cs="Arial"/>
           <w:kern w:val="0"/>
-          <w14:ligatures w14:val="none"/>
+          <ns2:ligatures ns2:val="none"/>
         </w:rPr>
         <w:t xml:space="preserve">que el hecho denunciado, consistente en que </w:t>
       </w:r>
@@ -2368,7 +2368,7 @@
         <w:rPr>
           <w:rFonts w:ascii="Arial Narrow" w:eastAsia="Arial Narrow" w:hAnsi="Arial Narrow" w:cs="Arial Narrow"/>
           <w:kern w:val="0"/>
-          <w14:ligatures w14:val="none"/>
+          <ns2:ligatures ns2:val="none"/>
         </w:rPr>
         <w:t>Impulsa 365 S.A.C. habría negado injustificadamente el envío de personal técnico para la atención de la incidencia de gasfitería reportada por el denunciante el 14 de octubre de 2025, en virtud de la cobertura del Certificado 001177944002994373 del Seguro de Protección Múltiple</w:t>
       </w:r>
@@ -2376,7 +2376,7 @@
         <w:rPr>
           <w:rFonts w:ascii="Arial Narrow" w:eastAsia="Arial Narrow" w:hAnsi="Arial Narrow" w:cs="Arial Narrow"/>
           <w:kern w:val="0"/>
-          <w14:ligatures w14:val="none"/>
+          <ns2:ligatures ns2:val="none"/>
         </w:rPr>
         <w:t>; involucraría una presunta afectación a sus expectativas, quien no habría encontrado una correspondencia entre lo que esperaba recibir de parte del proveedor y lo que realmente recibió. Por consiguiente, corresponde calificar el hecho materia de denuncia como una presunta infracción al deber de idoneidad, tipificado en los artículos 18 y 19 del Código</w:t>
       </w:r>
@@ -2384,12 +2384,12 @@
         <w:rPr>
           <w:rFonts w:ascii="Arial Narrow" w:eastAsia="Arial Narrow" w:hAnsi="Arial Narrow" w:cs="Arial"/>
           <w:kern w:val="0"/>
-          <w14:ligatures w14:val="none"/>
+          <ns2:ligatures ns2:val="none"/>
         </w:rPr>
         <w:t>.</w:t>
       </w:r>
     </w:p>
-    <w:p>
+    <w:p ns2:paraId="2F8D23C0" ns2:textId="77777777">
       <w:pPr>
         <w:pStyle w:val="Prrafodelista"/>
         <w:spacing w:after="0" w:line="240" w:lineRule="auto"/>
@@ -2398,11 +2398,11 @@
         <w:rPr>
           <w:rFonts w:ascii="Arial Narrow" w:eastAsia="Arial Narrow" w:hAnsi="Arial Narrow" w:cs="Arial Narrow"/>
           <w:kern w:val="0"/>
-          <w14:ligatures w14:val="none"/>
-        </w:rPr>
-      </w:pPr>
-    </w:p>
-    <w:p>
+          <ns2:ligatures ns2:val="none"/>
+        </w:rPr>
+      </w:pPr>
+    </w:p>
+    <w:p ns2:paraId="54A143B5" ns2:textId="113C7677">
       <w:pPr>
         <w:pStyle w:val="Prrafodelista"/>
         <w:numPr>
@@ -2415,14 +2415,14 @@
         <w:rPr>
           <w:rFonts w:ascii="Arial Narrow" w:eastAsia="Arial Narrow" w:hAnsi="Arial Narrow" w:cs="Arial Narrow"/>
           <w:kern w:val="0"/>
-          <w14:ligatures w14:val="none"/>
-        </w:rPr>
-      </w:pPr>
-      <w:r>
-        <w:rPr>
-          <w:rFonts w:ascii="Arial Narrow" w:eastAsia="Arial Narrow" w:hAnsi="Arial Narrow" w:cs="Arial Narrow"/>
-          <w:kern w:val="0"/>
-          <w14:ligatures w14:val="none"/>
+          <ns2:ligatures ns2:val="none"/>
+        </w:rPr>
+      </w:pPr>
+      <w:r>
+        <w:rPr>
+          <w:rFonts w:ascii="Arial Narrow" w:eastAsia="Arial Narrow" w:hAnsi="Arial Narrow" w:cs="Arial Narrow"/>
+          <w:kern w:val="0"/>
+          <ns2:ligatures ns2:val="none"/>
         </w:rPr>
         <w:t xml:space="preserve">Así también, la Secretaría Técnica, en ejercicio de sus facultades, </w:t>
       </w:r>
@@ -2433,7 +2433,7 @@
           <w:color w:val="000000"/>
           <w:kern w:val="0"/>
           <w:lang w:eastAsia="es-PE"/>
-          <w14:ligatures w14:val="none"/>
+          <ns2:ligatures ns2:val="none"/>
         </w:rPr>
         <w:t xml:space="preserve">considera </w:t>
       </w:r>
@@ -2441,7 +2441,7 @@
         <w:rPr>
           <w:rFonts w:ascii="Arial Narrow" w:eastAsia="Arial Narrow" w:hAnsi="Arial Narrow" w:cs="Arial Narrow"/>
           <w:kern w:val="0"/>
-          <w14:ligatures w14:val="none"/>
+          <ns2:ligatures ns2:val="none"/>
         </w:rPr>
         <w:t xml:space="preserve">que el hecho denunciado, consistente en que </w:t>
       </w:r>
@@ -2449,7 +2449,7 @@
         <w:rPr>
           <w:rFonts w:ascii="Arial Narrow" w:eastAsia="Arial Narrow" w:hAnsi="Arial Narrow" w:cs="Arial Narrow"/>
           <w:kern w:val="0"/>
-          <w14:ligatures w14:val="none"/>
+          <ns2:ligatures ns2:val="none"/>
         </w:rPr>
         <w:t>Rímac Seguros y Reaseguros S.A. habría modificado unilateralmente las condiciones de prestación del servicio de gasfitería como parte de la cobertura del Certificado 001177944002994373 del Seguro de Protección Múltiple, sustituyendo la atención mediante envío de personal técnico por la modalidad de reembolso sin consentimiento del denunciante</w:t>
       </w:r>
@@ -2457,7 +2457,7 @@
         <w:rPr>
           <w:rFonts w:ascii="Arial Narrow" w:eastAsia="Arial Narrow" w:hAnsi="Arial Narrow" w:cs="Arial Narrow"/>
           <w:kern w:val="0"/>
-          <w14:ligatures w14:val="none"/>
+          <ns2:ligatures ns2:val="none"/>
         </w:rPr>
         <w:t xml:space="preserve">. </w:t>
       </w:r>
@@ -2468,7 +2468,7 @@
           <w:color w:val="000000"/>
           <w:kern w:val="0"/>
           <w:lang w:eastAsia="es-PE"/>
-          <w14:ligatures w14:val="none"/>
+          <ns2:ligatures ns2:val="none"/>
         </w:rPr>
         <w:t>Por consiguiente, corresponde calificar el hecho materia de denuncia como una presunta infracción al deber de protección contra los métodos comerciales</w:t>
       </w:r>
@@ -2479,7 +2479,7 @@
           <w:color w:val="000000"/>
           <w:kern w:val="0"/>
           <w:lang w:eastAsia="es-PE"/>
-          <w14:ligatures w14:val="none"/>
+          <ns2:ligatures ns2:val="none"/>
         </w:rPr>
         <w:t xml:space="preserve"> coercitivos</w:t>
       </w:r>
@@ -2490,7 +2490,7 @@
           <w:color w:val="000000"/>
           <w:kern w:val="0"/>
           <w:lang w:eastAsia="es-PE"/>
-          <w14:ligatures w14:val="none"/>
+          <ns2:ligatures ns2:val="none"/>
         </w:rPr>
         <w:t xml:space="preserve">, tipificado en </w:t>
       </w:r>
@@ -2501,7 +2501,7 @@
           <w:kern w:val="0"/>
           <w:shd w:val="clear" w:color="auto" w:fill="FFFFFF"/>
           <w:lang w:eastAsia="es-PE"/>
-          <w14:ligatures w14:val="none"/>
+          <ns2:ligatures ns2:val="none"/>
         </w:rPr>
         <w:t xml:space="preserve">literal </w:t>
       </w:r>
@@ -2512,7 +2512,7 @@
           <w:kern w:val="0"/>
           <w:shd w:val="clear" w:color="auto" w:fill="FFFFFF"/>
           <w:lang w:eastAsia="es-PE"/>
-          <w14:ligatures w14:val="none"/>
+          <ns2:ligatures ns2:val="none"/>
         </w:rPr>
         <w:t>c</w:t>
       </w:r>
@@ -2523,7 +2523,7 @@
           <w:kern w:val="0"/>
           <w:shd w:val="clear" w:color="auto" w:fill="FFFFFF"/>
           <w:lang w:eastAsia="es-PE"/>
-          <w14:ligatures w14:val="none"/>
+          <ns2:ligatures ns2:val="none"/>
         </w:rPr>
         <w:t xml:space="preserve">) del artículo 56 </w:t>
       </w:r>
@@ -2534,7 +2534,7 @@
           <w:color w:val="000000"/>
           <w:kern w:val="0"/>
           <w:lang w:eastAsia="es-PE"/>
-          <w14:ligatures w14:val="none"/>
+          <ns2:ligatures ns2:val="none"/>
         </w:rPr>
         <w:t>del Código</w:t>
       </w:r>
@@ -2553,24 +2553,24 @@
           <w:color w:val="000000"/>
           <w:kern w:val="0"/>
           <w:lang w:eastAsia="es-PE"/>
-          <w14:ligatures w14:val="none"/>
+          <ns2:ligatures ns2:val="none"/>
         </w:rPr>
         <w:t xml:space="preserve">. </w:t>
       </w:r>
     </w:p>
     <w:bookmarkEnd w:id="6"/>
-    <w:p>
-      <w:pPr>
-        <w:spacing w:after="0" w:line="240" w:lineRule="auto"/>
-        <w:jc w:val="both"/>
-        <w:rPr>
-          <w:rFonts w:ascii="Arial Narrow" w:eastAsia="Arial Narrow" w:hAnsi="Arial Narrow" w:cs="Arial Narrow"/>
-          <w:kern w:val="0"/>
-          <w14:ligatures w14:val="none"/>
-        </w:rPr>
-      </w:pPr>
-    </w:p>
-    <w:p>
+    <w:p ns2:paraId="6BDA4B7E" ns2:textId="49AF511E">
+      <w:pPr>
+        <w:spacing w:after="0" w:line="240" w:lineRule="auto"/>
+        <w:jc w:val="both"/>
+        <w:rPr>
+          <w:rFonts w:ascii="Arial Narrow" w:eastAsia="Arial Narrow" w:hAnsi="Arial Narrow" w:cs="Arial Narrow"/>
+          <w:kern w:val="0"/>
+          <ns2:ligatures ns2:val="none"/>
+        </w:rPr>
+      </w:pPr>
+    </w:p>
+    <w:p ns2:paraId="308F08C6" ns2:textId="0369EB99">
       <w:pPr>
         <w:pStyle w:val="Prrafodelista"/>
         <w:numPr>
@@ -2583,14 +2583,14 @@
         <w:rPr>
           <w:rFonts w:ascii="Arial Narrow" w:eastAsia="Arial Narrow" w:hAnsi="Arial Narrow" w:cs="Arial Narrow"/>
           <w:kern w:val="0"/>
-          <w14:ligatures w14:val="none"/>
-        </w:rPr>
-      </w:pPr>
-      <w:r>
-        <w:rPr>
-          <w:rFonts w:ascii="Arial Narrow" w:eastAsia="Arial Narrow" w:hAnsi="Arial Narrow" w:cs="Arial Narrow"/>
-          <w:kern w:val="0"/>
-          <w14:ligatures w14:val="none"/>
+          <ns2:ligatures ns2:val="none"/>
+        </w:rPr>
+      </w:pPr>
+      <w:r>
+        <w:rPr>
+          <w:rFonts w:ascii="Arial Narrow" w:eastAsia="Arial Narrow" w:hAnsi="Arial Narrow" w:cs="Arial Narrow"/>
+          <w:kern w:val="0"/>
+          <ns2:ligatures ns2:val="none"/>
         </w:rPr>
         <w:lastRenderedPageBreak/>
         <w:t xml:space="preserve">Asimismo, </w:t>
@@ -2601,7 +2601,7 @@
           <w:color w:val="000000"/>
           <w:kern w:val="0"/>
           <w:lang w:eastAsia="es-PE"/>
-          <w14:ligatures w14:val="none"/>
+          <ns2:ligatures ns2:val="none"/>
         </w:rPr>
         <w:t xml:space="preserve">la Secretaría Técnica, en ejercicio de sus facultades, considera </w:t>
       </w:r>
@@ -2609,7 +2609,7 @@
         <w:rPr>
           <w:rFonts w:ascii="Arial Narrow" w:eastAsia="Arial Narrow" w:hAnsi="Arial Narrow" w:cs="Arial"/>
           <w:kern w:val="0"/>
-          <w14:ligatures w14:val="none"/>
+          <ns2:ligatures ns2:val="none"/>
         </w:rPr>
         <w:t xml:space="preserve">que el hecho denunciado, consistente en que </w:t>
       </w:r>
@@ -2617,7 +2617,7 @@
         <w:rPr>
           <w:rFonts w:ascii="Arial Narrow" w:eastAsia="Arial Narrow" w:hAnsi="Arial Narrow" w:cs="Arial Narrow"/>
           <w:kern w:val="0"/>
-          <w14:ligatures w14:val="none"/>
+          <ns2:ligatures ns2:val="none"/>
         </w:rPr>
         <w:t>el Banco BBVA Perú S.A. habría brindado información errónea al denunciante el 14 de octubre de 2025 al indicarle que había agotado la totalidad de eventos anuales disponibles de la cobertura del Certificado 001177944002994373 del Seguro de Protección Múltiple, pese a que aún contaba con tres eventos disponibles</w:t>
       </w:r>
@@ -2628,7 +2628,7 @@
           <w:color w:val="000000"/>
           <w:kern w:val="0"/>
           <w:lang w:eastAsia="es-PE"/>
-          <w14:ligatures w14:val="none"/>
+          <ns2:ligatures ns2:val="none"/>
         </w:rPr>
         <w:t>. Por consiguiente, corresponde calificar el hecho materia de denuncia como una presunta infracción al deber de información, tipificado en el artículo 1, numeral 1, literal b) y al artículo 2 del Código</w:t>
       </w:r>
@@ -2641,7 +2641,7 @@
           <w:kern w:val="0"/>
           <w:vertAlign w:val="superscript"/>
           <w:lang w:eastAsia="es-PE"/>
-          <w14:ligatures w14:val="none"/>
+          <ns2:ligatures ns2:val="none"/>
         </w:rPr>
         <w:footnoteReference w:id="6"/>
       </w:r>
@@ -2652,23 +2652,23 @@
           <w:color w:val="000000"/>
           <w:kern w:val="0"/>
           <w:lang w:eastAsia="es-PE"/>
-          <w14:ligatures w14:val="none"/>
+          <ns2:ligatures ns2:val="none"/>
         </w:rPr>
         <w:t xml:space="preserve">. </w:t>
       </w:r>
     </w:p>
-    <w:p>
-      <w:pPr>
-        <w:spacing w:after="0" w:line="240" w:lineRule="auto"/>
-        <w:jc w:val="both"/>
-        <w:rPr>
-          <w:rFonts w:ascii="Arial Narrow" w:eastAsia="Arial Narrow" w:hAnsi="Arial Narrow" w:cs="Arial Narrow"/>
-          <w:kern w:val="0"/>
-          <w14:ligatures w14:val="none"/>
-        </w:rPr>
-      </w:pPr>
-    </w:p>
-    <w:p>
+    <w:p ns2:paraId="7A507243" ns2:textId="77777777">
+      <w:pPr>
+        <w:spacing w:after="0" w:line="240" w:lineRule="auto"/>
+        <w:jc w:val="both"/>
+        <w:rPr>
+          <w:rFonts w:ascii="Arial Narrow" w:eastAsia="Arial Narrow" w:hAnsi="Arial Narrow" w:cs="Arial Narrow"/>
+          <w:kern w:val="0"/>
+          <ns2:ligatures ns2:val="none"/>
+        </w:rPr>
+      </w:pPr>
+    </w:p>
+    <w:p ns2:paraId="272C2C84" ns2:textId="75BFEB15">
       <w:pPr>
         <w:pStyle w:val="Prrafodelista"/>
         <w:numPr>
@@ -2681,16 +2681,16 @@
         <w:rPr>
           <w:rFonts w:ascii="Arial Narrow" w:eastAsia="Arial Narrow" w:hAnsi="Arial Narrow" w:cs="Arial Narrow"/>
           <w:kern w:val="0"/>
-          <w14:ligatures w14:val="none"/>
-        </w:rPr>
-      </w:pPr>
-      <w:r>
-        <w:rPr>
-          <w:rFonts w:ascii="Arial Narrow" w:eastAsia="Times New Roman" w:hAnsi="Arial Narrow" w:cs="Arial"/>
-          <w:color w:val="000000"/>
-          <w:kern w:val="0"/>
-          <w:lang w:eastAsia="es-PE"/>
-          <w14:ligatures w14:val="none"/>
+          <ns2:ligatures ns2:val="none"/>
+        </w:rPr>
+      </w:pPr>
+      <w:r>
+        <w:rPr>
+          <w:rFonts w:ascii="Arial Narrow" w:eastAsia="Times New Roman" w:hAnsi="Arial Narrow" w:cs="Arial"/>
+          <w:color w:val="000000"/>
+          <w:kern w:val="0"/>
+          <w:lang w:eastAsia="es-PE"/>
+          <ns2:ligatures ns2:val="none"/>
         </w:rPr>
         <w:t xml:space="preserve">Además, la Secretaría Técnica, en ejercicio de sus facultades, considera </w:t>
       </w:r>
@@ -2698,7 +2698,7 @@
         <w:rPr>
           <w:rFonts w:ascii="Arial Narrow" w:eastAsia="Arial Narrow" w:hAnsi="Arial Narrow" w:cs="Arial"/>
           <w:kern w:val="0"/>
-          <w14:ligatures w14:val="none"/>
+          <ns2:ligatures ns2:val="none"/>
         </w:rPr>
         <w:t xml:space="preserve">que el hecho denunciado, consistente en que </w:t>
       </w:r>
@@ -2706,7 +2706,7 @@
         <w:rPr>
           <w:rFonts w:ascii="Arial Narrow" w:eastAsia="Arial Narrow" w:hAnsi="Arial Narrow" w:cs="Arial Narrow"/>
           <w:kern w:val="0"/>
-          <w14:ligatures w14:val="none"/>
+          <ns2:ligatures ns2:val="none"/>
         </w:rPr>
         <w:t>Impulsa 365 S.A.C. habría brindado información contradictoria al denunciante respecto de las razones que sustentaban la atención vía reembolso del servicio de gasfitería solicitado el 14 de octubre de 2025, al señalar inicialmente que dicha modalidad obedecía a antecedentes de atenciones previas en el domicilio del denunciante y posteriormente atribuirla a una supuesta falta de disponibilidad de personal técnico</w:t>
       </w:r>
@@ -2717,7 +2717,7 @@
           <w:color w:val="000000"/>
           <w:kern w:val="0"/>
           <w:lang w:eastAsia="es-PE"/>
-          <w14:ligatures w14:val="none"/>
+          <ns2:ligatures ns2:val="none"/>
         </w:rPr>
         <w:t xml:space="preserve">. Por consiguiente, corresponde calificar el hecho materia de denuncia como una presunta infracción al deber de información, tipificado en el </w:t>
       </w:r>
@@ -2729,7 +2729,7 @@
           <w:color w:val="000000"/>
           <w:kern w:val="0"/>
           <w:lang w:eastAsia="es-PE"/>
-          <w14:ligatures w14:val="none"/>
+          <ns2:ligatures ns2:val="none"/>
         </w:rPr>
         <w:t xml:space="preserve">artículo 1, numeral 1, literal b) </w:t>
       </w:r>
@@ -2741,12 +2741,12 @@
           <w:color w:val="000000"/>
           <w:kern w:val="0"/>
           <w:lang w:eastAsia="es-PE"/>
-          <w14:ligatures w14:val="none"/>
+          <ns2:ligatures ns2:val="none"/>
         </w:rPr>
         <w:t xml:space="preserve">y al artículo 2 del Código. </w:t>
       </w:r>
     </w:p>
-    <w:p>
+    <w:p ns2:paraId="64B4971F" ns2:textId="77777777">
       <w:pPr>
         <w:pStyle w:val="Prrafodelista"/>
         <w:spacing w:after="0" w:line="240" w:lineRule="auto"/>
@@ -2756,11 +2756,11 @@
           <w:color w:val="000000"/>
           <w:kern w:val="0"/>
           <w:lang w:eastAsia="es-PE"/>
-          <w14:ligatures w14:val="none"/>
-        </w:rPr>
-      </w:pPr>
-    </w:p>
-    <w:p>
+          <ns2:ligatures ns2:val="none"/>
+        </w:rPr>
+      </w:pPr>
+    </w:p>
+    <w:p ns2:paraId="7B3C687A" ns2:textId="1DF5BA88">
       <w:pPr>
         <w:pStyle w:val="Prrafodelista"/>
         <w:numPr>
@@ -2773,14 +2773,14 @@
         <w:rPr>
           <w:rFonts w:ascii="Arial Narrow" w:eastAsia="Arial Narrow" w:hAnsi="Arial Narrow" w:cs="Arial Narrow"/>
           <w:kern w:val="0"/>
-          <w14:ligatures w14:val="none"/>
-        </w:rPr>
-      </w:pPr>
-      <w:r>
-        <w:rPr>
-          <w:rFonts w:ascii="Arial Narrow" w:eastAsia="Arial Narrow" w:hAnsi="Arial Narrow" w:cs="Arial Narrow"/>
-          <w:kern w:val="0"/>
-          <w14:ligatures w14:val="none"/>
+          <ns2:ligatures ns2:val="none"/>
+        </w:rPr>
+      </w:pPr>
+      <w:r>
+        <w:rPr>
+          <w:rFonts w:ascii="Arial Narrow" w:eastAsia="Arial Narrow" w:hAnsi="Arial Narrow" w:cs="Arial Narrow"/>
+          <w:kern w:val="0"/>
+          <ns2:ligatures ns2:val="none"/>
         </w:rPr>
         <w:t xml:space="preserve">Asimismo, </w:t>
       </w:r>
@@ -2790,7 +2790,7 @@
           <w:color w:val="000000"/>
           <w:kern w:val="0"/>
           <w:lang w:eastAsia="es-PE"/>
-          <w14:ligatures w14:val="none"/>
+          <ns2:ligatures ns2:val="none"/>
         </w:rPr>
         <w:t xml:space="preserve">la Secretaría Técnica, en ejercicio de sus facultades, considera </w:t>
       </w:r>
@@ -2798,7 +2798,7 @@
         <w:rPr>
           <w:rFonts w:ascii="Arial Narrow" w:eastAsia="Arial Narrow" w:hAnsi="Arial Narrow" w:cs="Arial"/>
           <w:kern w:val="0"/>
-          <w14:ligatures w14:val="none"/>
+          <ns2:ligatures ns2:val="none"/>
         </w:rPr>
         <w:t xml:space="preserve">que el hecho denunciado, consistente en que </w:t>
       </w:r>
@@ -2806,7 +2806,7 @@
         <w:rPr>
           <w:rFonts w:ascii="Arial Narrow" w:eastAsia="Arial Narrow" w:hAnsi="Arial Narrow" w:cs="Arial Narrow"/>
           <w:kern w:val="0"/>
-          <w14:ligatures w14:val="none"/>
+          <ns2:ligatures ns2:val="none"/>
         </w:rPr>
         <w:t>el Banco BBVA Perú S.A., Rímac Seguros y Reaseguros S.A. e Impulsa 365 S.A.C. no habrían informado previamente al denunciante, al momento de la contratación del Certificado 001177944002994373 del Seguro de Protección Múltiple, que ante presuntos inconvenientes en atenciones anteriores se restringiría el envío de personal técnico y se impondría automáticamente la modalidad de reembolso</w:t>
       </w:r>
@@ -2817,7 +2817,7 @@
           <w:color w:val="000000"/>
           <w:kern w:val="0"/>
           <w:lang w:eastAsia="es-PE"/>
-          <w14:ligatures w14:val="none"/>
+          <ns2:ligatures ns2:val="none"/>
         </w:rPr>
         <w:t>. Por consiguiente, corresponde calificar el hecho materia de denuncia como una presunta infracción al deber de información, tipificado en el artículo 1, numeral 1, literal b) y al artículo 2 del Código</w:t>
       </w:r>
@@ -2825,22 +2825,22 @@
         <w:rPr>
           <w:rFonts w:ascii="Arial Narrow" w:eastAsia="Arial Narrow" w:hAnsi="Arial Narrow" w:cs="Arial Narrow"/>
           <w:kern w:val="0"/>
-          <w14:ligatures w14:val="none"/>
+          <ns2:ligatures ns2:val="none"/>
         </w:rPr>
         <w:t>.</w:t>
       </w:r>
     </w:p>
-    <w:p>
+    <w:p ns2:paraId="152C62AD" ns2:textId="77777777">
       <w:pPr>
         <w:pStyle w:val="Prrafodelista"/>
         <w:rPr>
           <w:rFonts w:ascii="Arial Narrow" w:eastAsia="Arial Narrow" w:hAnsi="Arial Narrow" w:cs="Arial Narrow"/>
           <w:kern w:val="0"/>
-          <w14:ligatures w14:val="none"/>
-        </w:rPr>
-      </w:pPr>
-    </w:p>
-    <w:p>
+          <ns2:ligatures ns2:val="none"/>
+        </w:rPr>
+      </w:pPr>
+    </w:p>
+    <w:p ns2:paraId="5785B5B8" ns2:textId="61507C93">
       <w:pPr>
         <w:pStyle w:val="Prrafodelista"/>
         <w:numPr>
@@ -2853,16 +2853,16 @@
         <w:rPr>
           <w:rFonts w:ascii="Arial Narrow" w:eastAsia="Arial Narrow" w:hAnsi="Arial Narrow" w:cs="Arial Narrow"/>
           <w:kern w:val="0"/>
-          <w14:ligatures w14:val="none"/>
-        </w:rPr>
-      </w:pPr>
-      <w:r>
-        <w:rPr>
-          <w:rFonts w:ascii="Arial Narrow" w:eastAsia="Times New Roman" w:hAnsi="Arial Narrow" w:cs="Arial"/>
-          <w:color w:val="000000"/>
-          <w:kern w:val="0"/>
-          <w:lang w:eastAsia="es-PE"/>
-          <w14:ligatures w14:val="none"/>
+          <ns2:ligatures ns2:val="none"/>
+        </w:rPr>
+      </w:pPr>
+      <w:r>
+        <w:rPr>
+          <w:rFonts w:ascii="Arial Narrow" w:eastAsia="Times New Roman" w:hAnsi="Arial Narrow" w:cs="Arial"/>
+          <w:color w:val="000000"/>
+          <w:kern w:val="0"/>
+          <w:lang w:eastAsia="es-PE"/>
+          <ns2:ligatures ns2:val="none"/>
         </w:rPr>
         <w:t xml:space="preserve">Además, la Secretaría Técnica, en ejercicio de sus facultades, considera </w:t>
       </w:r>
@@ -2870,7 +2870,7 @@
         <w:rPr>
           <w:rFonts w:ascii="Arial Narrow" w:eastAsia="Arial Narrow" w:hAnsi="Arial Narrow" w:cs="Arial"/>
           <w:kern w:val="0"/>
-          <w14:ligatures w14:val="none"/>
+          <ns2:ligatures ns2:val="none"/>
         </w:rPr>
         <w:t xml:space="preserve">que el hecho denunciado, consistente en que </w:t>
       </w:r>
@@ -2878,7 +2878,7 @@
         <w:rPr>
           <w:rFonts w:ascii="Arial Narrow" w:eastAsia="Arial Narrow" w:hAnsi="Arial Narrow" w:cs="Arial Narrow"/>
           <w:kern w:val="0"/>
-          <w14:ligatures w14:val="none"/>
+          <ns2:ligatures ns2:val="none"/>
         </w:rPr>
         <w:t>el Banco BBVA Perú S.A., Rímac Seguros y Reaseguros S.A. e Impulsa 365 S.A.C. no habrían informado previamente al denunciante, al momento de la contratación del Certificado 001177944002994373 del Seguro de Protección Múltiple, que ante una eventual falta de disponibilidad de personal técnico se activaría automáticamente la modalidad de atención vía reembolso</w:t>
       </w:r>
@@ -2889,7 +2889,7 @@
           <w:color w:val="000000"/>
           <w:kern w:val="0"/>
           <w:lang w:eastAsia="es-PE"/>
-          <w14:ligatures w14:val="none"/>
+          <ns2:ligatures ns2:val="none"/>
         </w:rPr>
         <w:t xml:space="preserve">. Por consiguiente, corresponde calificar el hecho materia de denuncia como una presunta </w:t>
       </w:r>
@@ -2900,13 +2900,13 @@
           <w:color w:val="000000"/>
           <w:kern w:val="0"/>
           <w:lang w:eastAsia="es-PE"/>
-          <w14:ligatures w14:val="none"/>
+          <ns2:ligatures ns2:val="none"/>
         </w:rPr>
         <w:lastRenderedPageBreak/>
         <w:t xml:space="preserve">infracción al deber de información, tipificado en el artículo 1, numeral 1, literal b) y al artículo 2 del Código. </w:t>
       </w:r>
     </w:p>
-    <w:p>
+    <w:p ns2:paraId="3F993A93" ns2:textId="77777777">
       <w:pPr>
         <w:pStyle w:val="Prrafodelista"/>
         <w:spacing w:after="0" w:line="240" w:lineRule="auto"/>
@@ -2916,11 +2916,11 @@
           <w:color w:val="000000"/>
           <w:kern w:val="0"/>
           <w:lang w:eastAsia="es-PE"/>
-          <w14:ligatures w14:val="none"/>
-        </w:rPr>
-      </w:pPr>
-    </w:p>
-    <w:p>
+          <ns2:ligatures ns2:val="none"/>
+        </w:rPr>
+      </w:pPr>
+    </w:p>
+    <w:p ns2:paraId="2E7770E0" ns2:textId="17C2195F">
       <w:pPr>
         <w:pStyle w:val="Prrafodelista"/>
         <w:numPr>
@@ -2933,14 +2933,14 @@
         <w:rPr>
           <w:rFonts w:ascii="Arial Narrow" w:eastAsia="Arial Narrow" w:hAnsi="Arial Narrow" w:cs="Arial Narrow"/>
           <w:kern w:val="0"/>
-          <w14:ligatures w14:val="none"/>
-        </w:rPr>
-      </w:pPr>
-      <w:r>
-        <w:rPr>
-          <w:rFonts w:ascii="Arial Narrow" w:eastAsia="Arial Narrow" w:hAnsi="Arial Narrow" w:cs="Arial Narrow"/>
-          <w:kern w:val="0"/>
-          <w14:ligatures w14:val="none"/>
+          <ns2:ligatures ns2:val="none"/>
+        </w:rPr>
+      </w:pPr>
+      <w:r>
+        <w:rPr>
+          <w:rFonts w:ascii="Arial Narrow" w:eastAsia="Arial Narrow" w:hAnsi="Arial Narrow" w:cs="Arial Narrow"/>
+          <w:kern w:val="0"/>
+          <ns2:ligatures ns2:val="none"/>
         </w:rPr>
         <w:t xml:space="preserve">Asimismo, </w:t>
       </w:r>
@@ -2950,7 +2950,7 @@
           <w:color w:val="000000"/>
           <w:kern w:val="0"/>
           <w:lang w:eastAsia="es-PE"/>
-          <w14:ligatures w14:val="none"/>
+          <ns2:ligatures ns2:val="none"/>
         </w:rPr>
         <w:t xml:space="preserve">la Secretaría Técnica, en ejercicio de sus facultades, considera </w:t>
       </w:r>
@@ -2958,7 +2958,7 @@
         <w:rPr>
           <w:rFonts w:ascii="Arial Narrow" w:eastAsia="Arial Narrow" w:hAnsi="Arial Narrow" w:cs="Arial"/>
           <w:kern w:val="0"/>
-          <w14:ligatures w14:val="none"/>
+          <ns2:ligatures ns2:val="none"/>
         </w:rPr>
         <w:t xml:space="preserve">que el hecho denunciado, consistente en que </w:t>
       </w:r>
@@ -2966,7 +2966,7 @@
         <w:rPr>
           <w:rFonts w:ascii="Arial Narrow" w:eastAsia="Arial Narrow" w:hAnsi="Arial Narrow" w:cs="Arial Narrow"/>
           <w:kern w:val="0"/>
-          <w14:ligatures w14:val="none"/>
+          <ns2:ligatures ns2:val="none"/>
         </w:rPr>
         <w:t>Impulsa 365 S.A.C. no habría proporcionado al denunciante la información que acreditara bajo qué excepción contractual el servicio de gasfitería se estaría gestionando únicamente vía reembolso respecto de la solicitud de atención presentada el 14 de octubre de 2025</w:t>
       </w:r>
@@ -2977,7 +2977,7 @@
           <w:color w:val="000000"/>
           <w:kern w:val="0"/>
           <w:lang w:eastAsia="es-PE"/>
-          <w14:ligatures w14:val="none"/>
+          <ns2:ligatures ns2:val="none"/>
         </w:rPr>
         <w:t>. Por consiguiente, corresponde calificar el hecho materia de denuncia como una presunta infracción al deber de información, tipificado en el artículo 1, numeral 1, literal b) y al artículo 2 del Código</w:t>
       </w:r>
@@ -2985,12 +2985,12 @@
         <w:rPr>
           <w:rFonts w:ascii="Arial Narrow" w:eastAsia="Arial Narrow" w:hAnsi="Arial Narrow" w:cs="Arial Narrow"/>
           <w:kern w:val="0"/>
-          <w14:ligatures w14:val="none"/>
+          <ns2:ligatures ns2:val="none"/>
         </w:rPr>
         <w:t>.</w:t>
       </w:r>
     </w:p>
-    <w:p>
+    <w:p ns2:paraId="37321452" ns2:textId="77777777">
       <w:pPr>
         <w:pStyle w:val="Prrafodelista"/>
         <w:numPr>
@@ -3004,7 +3004,7 @@
           <w:rFonts w:ascii="Arial Narrow" w:eastAsia="Calibri" w:hAnsi="Arial Narrow" w:cs="Arial Narrow"/>
           <w:kern w:val="0"/>
           <w:lang w:eastAsia="es-PE"/>
-          <w14:ligatures w14:val="none"/>
+          <ns2:ligatures ns2:val="none"/>
         </w:rPr>
       </w:pPr>
       <w:r>
@@ -3013,7 +3013,7 @@
           <w:color w:val="000000"/>
           <w:kern w:val="0"/>
           <w:lang w:eastAsia="es-PE"/>
-          <w14:ligatures w14:val="none"/>
+          <ns2:ligatures ns2:val="none"/>
         </w:rPr>
         <w:t>En tanto la denuncia reúne los requisitos establecidos por la norma citada, corresponde admitirla a trámite</w:t>
       </w:r>
@@ -3023,7 +3023,7 @@
           <w:rFonts w:ascii="Arial Narrow" w:eastAsia="Arial Narrow" w:hAnsi="Arial Narrow" w:cs="Arial Narrow"/>
           <w:kern w:val="0"/>
           <w:vertAlign w:val="superscript"/>
-          <w14:ligatures w14:val="none"/>
+          <ns2:ligatures ns2:val="none"/>
         </w:rPr>
         <w:footnoteReference w:id="7"/>
       </w:r>
@@ -3033,12 +3033,12 @@
           <w:color w:val="000000"/>
           <w:kern w:val="0"/>
           <w:lang w:eastAsia="es-PE"/>
-          <w14:ligatures w14:val="none"/>
+          <ns2:ligatures ns2:val="none"/>
         </w:rPr>
         <w:t>.</w:t>
       </w:r>
     </w:p>
-    <w:p>
+    <w:p ns2:paraId="17426A8E" ns2:textId="77777777">
       <w:pPr>
         <w:spacing w:after="0" w:line="240" w:lineRule="auto"/>
         <w:ind w:left="567"/>
@@ -3049,11 +3049,11 @@
           <w:color w:val="000000"/>
           <w:kern w:val="0"/>
           <w:lang w:eastAsia="es-PE"/>
-          <w14:ligatures w14:val="none"/>
-        </w:rPr>
-      </w:pPr>
-    </w:p>
-    <w:p>
+          <ns2:ligatures ns2:val="none"/>
+        </w:rPr>
+      </w:pPr>
+    </w:p>
+    <w:p ns2:paraId="69FE781D" ns2:textId="77777777">
       <w:pPr>
         <w:pStyle w:val="Prrafodelista"/>
         <w:numPr>
@@ -3073,22 +3073,22 @@
           <w:color w:val="000000"/>
           <w:kern w:val="0"/>
           <w:lang w:eastAsia="es-PE"/>
-          <w14:ligatures w14:val="none"/>
-        </w:rPr>
-      </w:pPr>
-      <w:r>
-        <w:rPr>
-          <w:rFonts w:ascii="Arial Narrow" w:eastAsia="Arial Narrow" w:hAnsi="Arial Narrow" w:cs="Arial Narrow"/>
-          <w:b/>
-          <w:color w:val="000000"/>
-          <w:kern w:val="0"/>
-          <w:lang w:eastAsia="es-PE"/>
-          <w14:ligatures w14:val="none"/>
+          <ns2:ligatures ns2:val="none"/>
+        </w:rPr>
+      </w:pPr>
+      <w:r>
+        <w:rPr>
+          <w:rFonts w:ascii="Arial Narrow" w:eastAsia="Arial Narrow" w:hAnsi="Arial Narrow" w:cs="Arial Narrow"/>
+          <w:b/>
+          <w:color w:val="000000"/>
+          <w:kern w:val="0"/>
+          <w:lang w:eastAsia="es-PE"/>
+          <ns2:ligatures ns2:val="none"/>
         </w:rPr>
         <w:t>REQUERIMIENTO DE INFORMACION</w:t>
       </w:r>
     </w:p>
-    <w:p>
+    <w:p ns2:paraId="6252E905" ns2:textId="77777777">
       <w:pPr>
         <w:spacing w:after="0" w:line="240" w:lineRule="auto"/>
         <w:jc w:val="both"/>
@@ -3097,11 +3097,11 @@
           <w:color w:val="000000"/>
           <w:kern w:val="0"/>
           <w:lang w:val="es-ES" w:eastAsia="es-ES"/>
-          <w14:ligatures w14:val="none"/>
-        </w:rPr>
-      </w:pPr>
-    </w:p>
-    <w:p>
+          <ns2:ligatures ns2:val="none"/>
+        </w:rPr>
+      </w:pPr>
+    </w:p>
+    <w:p ns2:paraId="21C241A8" ns2:textId="77777777">
       <w:pPr>
         <w:pStyle w:val="Prrafodelista"/>
         <w:numPr>
@@ -3116,7 +3116,7 @@
           <w:color w:val="000000"/>
           <w:kern w:val="0"/>
           <w:lang w:val="es-ES" w:eastAsia="es-ES"/>
-          <w14:ligatures w14:val="none"/>
+          <ns2:ligatures ns2:val="none"/>
         </w:rPr>
       </w:pPr>
       <w:r>
@@ -3125,7 +3125,7 @@
           <w:color w:val="000000"/>
           <w:kern w:val="0"/>
           <w:lang w:val="es-ES" w:eastAsia="es-ES"/>
-          <w14:ligatures w14:val="none"/>
+          <ns2:ligatures ns2:val="none"/>
         </w:rPr>
         <w:t xml:space="preserve">A efectos de tener mayores elementos que sirvan para la resolución definitiva del presente caso, la Secretaría Técnica, en ejercicio de las facultades que la ley le confiere, </w:t>
       </w:r>
@@ -3136,7 +3136,7 @@
           <w:color w:val="000000"/>
           <w:kern w:val="0"/>
           <w:lang w:val="es-ES" w:eastAsia="es-ES"/>
-          <w14:ligatures w14:val="none"/>
+          <ns2:ligatures ns2:val="none"/>
         </w:rPr>
         <w:t xml:space="preserve">conviene requerir a los proveedores denunciados </w:t>
       </w:r>
@@ -3147,7 +3147,7 @@
           <w:color w:val="000000"/>
           <w:kern w:val="0"/>
           <w:lang w:val="es-ES" w:eastAsia="es-ES"/>
-          <w14:ligatures w14:val="none"/>
+          <ns2:ligatures ns2:val="none"/>
         </w:rPr>
         <w:t xml:space="preserve">que, en un plazo no mayor de cinco (5) días hábiles contado a partir del día siguiente de la notificación de la presente resolución, </w:t>
       </w:r>
@@ -3158,12 +3158,12 @@
           <w:color w:val="000000"/>
           <w:kern w:val="0"/>
           <w:lang w:val="es-ES" w:eastAsia="es-ES"/>
-          <w14:ligatures w14:val="none"/>
+          <ns2:ligatures ns2:val="none"/>
         </w:rPr>
         <w:t>cumplan con lo siguiente:</w:t>
       </w:r>
     </w:p>
-    <w:p>
+    <w:p ns2:paraId="345D7F88" ns2:textId="77777777">
       <w:pPr>
         <w:pStyle w:val="Prrafodelista"/>
         <w:spacing w:after="0" w:line="240" w:lineRule="auto"/>
@@ -3174,11 +3174,11 @@
           <w:color w:val="000000"/>
           <w:kern w:val="0"/>
           <w:lang w:val="es-ES" w:eastAsia="es-ES"/>
-          <w14:ligatures w14:val="none"/>
-        </w:rPr>
-      </w:pPr>
-    </w:p>
-    <w:p>
+          <ns2:ligatures ns2:val="none"/>
+        </w:rPr>
+      </w:pPr>
+    </w:p>
+    <w:p ns2:paraId="01F25269" ns2:textId="700DE8C3">
       <w:pPr>
         <w:pStyle w:val="Prrafodelista"/>
         <w:spacing w:after="0" w:line="240" w:lineRule="auto"/>
@@ -3189,7 +3189,7 @@
           <w:color w:val="000000"/>
           <w:kern w:val="0"/>
           <w:lang w:val="es-ES" w:eastAsia="es-ES"/>
-          <w14:ligatures w14:val="none"/>
+          <ns2:ligatures ns2:val="none"/>
         </w:rPr>
       </w:pPr>
       <w:r>
@@ -3199,7 +3199,7 @@
           <w:kern w:val="0"/>
           <w:u w:val="single"/>
           <w:lang w:val="es-ES" w:eastAsia="es-ES"/>
-          <w14:ligatures w14:val="none"/>
+          <ns2:ligatures ns2:val="none"/>
         </w:rPr>
         <w:t xml:space="preserve">A </w:t>
       </w:r>
@@ -3210,7 +3210,7 @@
           <w:kern w:val="0"/>
           <w:u w:val="single"/>
           <w:lang w:val="es-ES" w:eastAsia="es-ES"/>
-          <w14:ligatures w14:val="none"/>
+          <ns2:ligatures ns2:val="none"/>
         </w:rPr>
         <w:t>Rímac</w:t>
       </w:r>
@@ -3220,7 +3220,7 @@
           <w:color w:val="000000"/>
           <w:kern w:val="0"/>
           <w:lang w:val="es-ES" w:eastAsia="es-ES"/>
-          <w14:ligatures w14:val="none"/>
+          <ns2:ligatures ns2:val="none"/>
         </w:rPr>
         <w:t xml:space="preserve">: (i) </w:t>
       </w:r>
@@ -3230,7 +3230,7 @@
           <w:color w:val="000000"/>
           <w:kern w:val="0"/>
           <w:lang w:val="es-ES" w:eastAsia="es-ES"/>
-          <w14:ligatures w14:val="none"/>
+          <ns2:ligatures ns2:val="none"/>
         </w:rPr>
         <w:t>presentar una copia debidamente suscrita del Certificado 001177944002994373 del Seguro de Protección Múltiple materia de denuncia, así como el cargo de remisión de la póliza y/o certificado</w:t>
       </w:r>
@@ -3240,7 +3240,7 @@
           <w:color w:val="000000"/>
           <w:kern w:val="0"/>
           <w:lang w:val="es-ES" w:eastAsia="es-ES"/>
-          <w14:ligatures w14:val="none"/>
+          <ns2:ligatures ns2:val="none"/>
         </w:rPr>
         <w:t xml:space="preserve">; </w:t>
       </w:r>
@@ -3250,7 +3250,7 @@
           <w:color w:val="000000"/>
           <w:kern w:val="0"/>
           <w:lang w:eastAsia="es-ES"/>
-          <w14:ligatures w14:val="none"/>
+          <ns2:ligatures ns2:val="none"/>
         </w:rPr>
         <w:t xml:space="preserve">(ii) presentar los medios probatorios que acrediten </w:t>
       </w:r>
@@ -3260,7 +3260,7 @@
           <w:color w:val="000000"/>
           <w:kern w:val="0"/>
           <w:lang w:eastAsia="es-ES"/>
-          <w14:ligatures w14:val="none"/>
+          <ns2:ligatures ns2:val="none"/>
         </w:rPr>
         <w:t xml:space="preserve">la </w:t>
       </w:r>
@@ -3270,7 +3270,7 @@
           <w:color w:val="000000"/>
           <w:kern w:val="0"/>
           <w:lang w:eastAsia="es-ES"/>
-          <w14:ligatures w14:val="none"/>
+          <ns2:ligatures ns2:val="none"/>
         </w:rPr>
         <w:t>cantidad total</w:t>
       </w:r>
@@ -3280,7 +3280,7 @@
           <w:color w:val="000000"/>
           <w:kern w:val="0"/>
           <w:lang w:eastAsia="es-ES"/>
-          <w14:ligatures w14:val="none"/>
+          <ns2:ligatures ns2:val="none"/>
         </w:rPr>
         <w:t xml:space="preserve"> de los servicios anuales contemplados en la cobertura </w:t>
       </w:r>
@@ -3290,7 +3290,7 @@
           <w:color w:val="000000"/>
           <w:kern w:val="0"/>
           <w:lang w:val="es-ES" w:eastAsia="es-ES"/>
-          <w14:ligatures w14:val="none"/>
+          <ns2:ligatures ns2:val="none"/>
         </w:rPr>
         <w:t>del Certificado 001177944002994373 del Seguro de Protección Múltiple</w:t>
       </w:r>
@@ -3300,7 +3300,7 @@
           <w:color w:val="000000"/>
           <w:kern w:val="0"/>
           <w:lang w:eastAsia="es-ES"/>
-          <w14:ligatures w14:val="none"/>
+          <ns2:ligatures ns2:val="none"/>
         </w:rPr>
         <w:t>; (iii) presentar los medios probatorios que acrediten la</w:t>
       </w:r>
@@ -3310,7 +3310,7 @@
           <w:color w:val="000000"/>
           <w:kern w:val="0"/>
           <w:lang w:val="es-ES" w:eastAsia="es-ES"/>
-          <w14:ligatures w14:val="none"/>
+          <ns2:ligatures ns2:val="none"/>
         </w:rPr>
         <w:t xml:space="preserve"> existencia </w:t>
       </w:r>
@@ -3320,7 +3320,7 @@
           <w:color w:val="000000"/>
           <w:kern w:val="0"/>
           <w:lang w:val="es-ES" w:eastAsia="es-ES"/>
-          <w14:ligatures w14:val="none"/>
+          <ns2:ligatures ns2:val="none"/>
         </w:rPr>
         <w:t>de condiciones contractuales que facultaran la activación automática de la modalidad de reembolso; y, (</w:t>
       </w:r>
@@ -3330,7 +3330,7 @@
           <w:color w:val="000000"/>
           <w:kern w:val="0"/>
           <w:lang w:val="es-ES" w:eastAsia="es-ES"/>
-          <w14:ligatures w14:val="none"/>
+          <ns2:ligatures ns2:val="none"/>
         </w:rPr>
         <w:t>iv</w:t>
       </w:r>
@@ -3340,12 +3340,12 @@
           <w:color w:val="000000"/>
           <w:kern w:val="0"/>
           <w:lang w:val="es-ES" w:eastAsia="es-ES"/>
-          <w14:ligatures w14:val="none"/>
+          <ns2:ligatures ns2:val="none"/>
         </w:rPr>
         <w:t>) presentar todas las comunicaciones cursadas con la parte denunciante en virtud de los hechos materia de denuncia.</w:t>
       </w:r>
     </w:p>
-    <w:p>
+    <w:p ns2:paraId="48503CFE" ns2:textId="77777777">
       <w:pPr>
         <w:pStyle w:val="Prrafodelista"/>
         <w:spacing w:after="0" w:line="240" w:lineRule="auto"/>
@@ -3357,11 +3357,11 @@
           <w:kern w:val="0"/>
           <w:u w:val="single"/>
           <w:lang w:val="es-ES" w:eastAsia="es-ES"/>
-          <w14:ligatures w14:val="none"/>
-        </w:rPr>
-      </w:pPr>
-    </w:p>
-    <w:p>
+          <ns2:ligatures ns2:val="none"/>
+        </w:rPr>
+      </w:pPr>
+    </w:p>
+    <w:p ns2:paraId="4940B49E" ns2:textId="4A88D2CF">
       <w:pPr>
         <w:pStyle w:val="Prrafodelista"/>
         <w:spacing w:after="0" w:line="240" w:lineRule="auto"/>
@@ -3372,7 +3372,7 @@
           <w:color w:val="000000"/>
           <w:kern w:val="0"/>
           <w:lang w:val="es-ES" w:eastAsia="es-ES"/>
-          <w14:ligatures w14:val="none"/>
+          <ns2:ligatures ns2:val="none"/>
         </w:rPr>
       </w:pPr>
       <w:r>
@@ -3382,7 +3382,7 @@
           <w:kern w:val="0"/>
           <w:u w:val="single"/>
           <w:lang w:val="es-ES" w:eastAsia="es-ES"/>
-          <w14:ligatures w14:val="none"/>
+          <ns2:ligatures ns2:val="none"/>
         </w:rPr>
         <w:t>A</w:t>
       </w:r>
@@ -3393,7 +3393,7 @@
           <w:kern w:val="0"/>
           <w:u w:val="single"/>
           <w:lang w:val="es-ES" w:eastAsia="es-ES"/>
-          <w14:ligatures w14:val="none"/>
+          <ns2:ligatures ns2:val="none"/>
         </w:rPr>
         <w:t>l</w:t>
       </w:r>
@@ -3404,7 +3404,7 @@
           <w:kern w:val="0"/>
           <w:u w:val="single"/>
           <w:lang w:val="es-ES" w:eastAsia="es-ES"/>
-          <w14:ligatures w14:val="none"/>
+          <ns2:ligatures ns2:val="none"/>
         </w:rPr>
         <w:t xml:space="preserve"> </w:t>
       </w:r>
@@ -3415,7 +3415,7 @@
           <w:kern w:val="0"/>
           <w:u w:val="single"/>
           <w:lang w:val="es-ES" w:eastAsia="es-ES"/>
-          <w14:ligatures w14:val="none"/>
+          <ns2:ligatures ns2:val="none"/>
         </w:rPr>
         <w:t>Banco</w:t>
       </w:r>
@@ -3425,7 +3425,7 @@
           <w:color w:val="000000"/>
           <w:kern w:val="0"/>
           <w:lang w:val="es-ES" w:eastAsia="es-ES"/>
-          <w14:ligatures w14:val="none"/>
+          <ns2:ligatures ns2:val="none"/>
         </w:rPr>
         <w:t>:</w:t>
       </w:r>
@@ -3435,7 +3435,7 @@
           <w:color w:val="000000"/>
           <w:kern w:val="0"/>
           <w:lang w:eastAsia="es-ES"/>
-          <w14:ligatures w14:val="none"/>
+          <ns2:ligatures ns2:val="none"/>
         </w:rPr>
         <w:t xml:space="preserve"> </w:t>
       </w:r>
@@ -3445,7 +3445,7 @@
           <w:color w:val="000000"/>
           <w:kern w:val="0"/>
           <w:lang w:val="es-ES" w:eastAsia="es-ES"/>
-          <w14:ligatures w14:val="none"/>
+          <ns2:ligatures ns2:val="none"/>
         </w:rPr>
         <w:t xml:space="preserve">(i) presentar una copia debidamente suscrita </w:t>
       </w:r>
@@ -3455,7 +3455,7 @@
           <w:color w:val="000000"/>
           <w:kern w:val="0"/>
           <w:lang w:val="es-ES" w:eastAsia="es-ES"/>
-          <w14:ligatures w14:val="none"/>
+          <ns2:ligatures ns2:val="none"/>
         </w:rPr>
         <w:t>del Certificado 001177944002994373 del Seguro de Protección Múltiple</w:t>
       </w:r>
@@ -3465,7 +3465,7 @@
           <w:color w:val="000000"/>
           <w:kern w:val="0"/>
           <w:lang w:val="es-ES" w:eastAsia="es-ES"/>
-          <w14:ligatures w14:val="none"/>
+          <ns2:ligatures ns2:val="none"/>
         </w:rPr>
         <w:t xml:space="preserve"> materia de denuncia</w:t>
       </w:r>
@@ -3475,7 +3475,7 @@
           <w:color w:val="000000"/>
           <w:kern w:val="0"/>
           <w:lang w:val="es-ES" w:eastAsia="es-ES"/>
-          <w14:ligatures w14:val="none"/>
+          <ns2:ligatures ns2:val="none"/>
         </w:rPr>
         <w:t>, así como el cargo de remisión de la póliza y/o certificado</w:t>
       </w:r>
@@ -3485,12 +3485,12 @@
           <w:color w:val="000000"/>
           <w:kern w:val="0"/>
           <w:lang w:val="es-ES" w:eastAsia="es-ES"/>
-          <w14:ligatures w14:val="none"/>
+          <ns2:ligatures ns2:val="none"/>
         </w:rPr>
         <w:t>; y, (ii) presentar todas las comunicaciones cursadas con la parte denunciante en virtud de los hechos materia de denuncia.</w:t>
       </w:r>
     </w:p>
-    <w:p>
+    <w:p ns2:paraId="53A452DE" ns2:textId="77777777">
       <w:pPr>
         <w:pStyle w:val="Prrafodelista"/>
         <w:spacing w:after="0" w:line="240" w:lineRule="auto"/>
@@ -3501,11 +3501,11 @@
           <w:color w:val="000000"/>
           <w:kern w:val="0"/>
           <w:lang w:val="es-ES" w:eastAsia="es-ES"/>
-          <w14:ligatures w14:val="none"/>
-        </w:rPr>
-      </w:pPr>
-    </w:p>
-    <w:p>
+          <ns2:ligatures ns2:val="none"/>
+        </w:rPr>
+      </w:pPr>
+    </w:p>
+    <w:p ns2:paraId="525DE1CC" ns2:textId="03ACFE5C">
       <w:pPr>
         <w:pStyle w:val="Prrafodelista"/>
         <w:spacing w:after="0" w:line="240" w:lineRule="auto"/>
@@ -3517,7 +3517,7 @@
           <w:kern w:val="0"/>
           <w:u w:val="single"/>
           <w:lang w:val="es-ES" w:eastAsia="es-ES"/>
-          <w14:ligatures w14:val="none"/>
+          <ns2:ligatures ns2:val="none"/>
         </w:rPr>
       </w:pPr>
       <w:r>
@@ -3527,7 +3527,7 @@
           <w:kern w:val="0"/>
           <w:u w:val="single"/>
           <w:lang w:val="es-ES" w:eastAsia="es-ES"/>
-          <w14:ligatures w14:val="none"/>
+          <ns2:ligatures ns2:val="none"/>
         </w:rPr>
         <w:t xml:space="preserve">A </w:t>
       </w:r>
@@ -3538,7 +3538,7 @@
           <w:kern w:val="0"/>
           <w:u w:val="single"/>
           <w:lang w:val="es-ES" w:eastAsia="es-ES"/>
-          <w14:ligatures w14:val="none"/>
+          <ns2:ligatures ns2:val="none"/>
         </w:rPr>
         <w:t>Impulsa 365</w:t>
       </w:r>
@@ -3548,7 +3548,7 @@
           <w:color w:val="000000"/>
           <w:kern w:val="0"/>
           <w:lang w:val="es-ES" w:eastAsia="es-ES"/>
-          <w14:ligatures w14:val="none"/>
+          <ns2:ligatures ns2:val="none"/>
         </w:rPr>
         <w:t>:</w:t>
       </w:r>
@@ -3558,7 +3558,7 @@
           <w:color w:val="000000"/>
           <w:kern w:val="0"/>
           <w:lang w:eastAsia="es-ES"/>
-          <w14:ligatures w14:val="none"/>
+          <ns2:ligatures ns2:val="none"/>
         </w:rPr>
         <w:t xml:space="preserve"> </w:t>
       </w:r>
@@ -3568,7 +3568,7 @@
           <w:color w:val="000000"/>
           <w:kern w:val="0"/>
           <w:lang w:val="es-ES" w:eastAsia="es-ES"/>
-          <w14:ligatures w14:val="none"/>
+          <ns2:ligatures ns2:val="none"/>
         </w:rPr>
         <w:t>(i) presentar una copia</w:t>
       </w:r>
@@ -3578,7 +3578,7 @@
           <w:color w:val="000000"/>
           <w:kern w:val="0"/>
           <w:lang w:val="es-ES" w:eastAsia="es-ES"/>
-          <w14:ligatures w14:val="none"/>
+          <ns2:ligatures ns2:val="none"/>
         </w:rPr>
         <w:t xml:space="preserve"> de la</w:t>
       </w:r>
@@ -3588,7 +3588,7 @@
           <w:color w:val="000000"/>
           <w:kern w:val="0"/>
           <w:lang w:val="es-ES" w:eastAsia="es-ES"/>
-          <w14:ligatures w14:val="none"/>
+          <ns2:ligatures ns2:val="none"/>
         </w:rPr>
         <w:t xml:space="preserve"> </w:t>
       </w:r>
@@ -3598,7 +3598,7 @@
           <w:color w:val="000000"/>
           <w:kern w:val="0"/>
           <w:lang w:val="es-ES" w:eastAsia="es-ES"/>
-          <w14:ligatures w14:val="none"/>
+          <ns2:ligatures ns2:val="none"/>
         </w:rPr>
         <w:t xml:space="preserve">documentación que acreditara la falta de disponibilidad de personal técnico para atender el siniestro del </w:t>
       </w:r>
@@ -3608,7 +3608,7 @@
           <w:color w:val="000000"/>
           <w:kern w:val="0"/>
           <w:lang w:eastAsia="es-ES"/>
-          <w14:ligatures w14:val="none"/>
+          <ns2:ligatures ns2:val="none"/>
         </w:rPr>
         <w:t xml:space="preserve">14 de octubre de 2025; (ii) presentar los medios probatorios que acrediten </w:t>
       </w:r>
@@ -3618,7 +3618,7 @@
           <w:color w:val="000000"/>
           <w:kern w:val="0"/>
           <w:lang w:val="es-ES" w:eastAsia="es-ES"/>
-          <w14:ligatures w14:val="none"/>
+          <ns2:ligatures ns2:val="none"/>
         </w:rPr>
         <w:t>la existencia de condiciones contractuales que facultaran la activación automática de la modalidad de reembolso</w:t>
       </w:r>
@@ -3628,13 +3628,13 @@
           <w:color w:val="000000"/>
           <w:kern w:val="0"/>
           <w:lang w:val="es-ES" w:eastAsia="es-ES"/>
-          <w14:ligatures w14:val="none"/>
+          <ns2:ligatures ns2:val="none"/>
         </w:rPr>
         <w:t>; y, (ii) presentar todas las comunicaciones cursadas con la parte denunciante en virtud de los hechos materia de denuncia.</w:t>
       </w:r>
       <w:bookmarkEnd w:id="9"/>
     </w:p>
-    <w:p>
+    <w:p ns2:paraId="76AC2520" ns2:textId="77777777">
       <w:pPr>
         <w:pStyle w:val="Prrafodelista"/>
         <w:spacing w:after="0" w:line="240" w:lineRule="auto"/>
@@ -3645,11 +3645,11 @@
           <w:color w:val="000000"/>
           <w:kern w:val="0"/>
           <w:lang w:val="es-ES" w:eastAsia="es-ES"/>
-          <w14:ligatures w14:val="none"/>
-        </w:rPr>
-      </w:pPr>
-    </w:p>
-    <w:p>
+          <ns2:ligatures ns2:val="none"/>
+        </w:rPr>
+      </w:pPr>
+    </w:p>
+    <w:p ns2:paraId="45192A8B" ns2:textId="77777777">
       <w:pPr>
         <w:pStyle w:val="Prrafodelista"/>
         <w:numPr>
@@ -3669,36 +3669,36 @@
           <w:color w:val="000000"/>
           <w:kern w:val="0"/>
           <w:lang w:eastAsia="es-PE"/>
-          <w14:ligatures w14:val="none"/>
-        </w:rPr>
-      </w:pPr>
-      <w:r>
-        <w:rPr>
-          <w:rFonts w:ascii="Arial Narrow" w:eastAsia="Arial Narrow" w:hAnsi="Arial Narrow" w:cs="Arial Narrow"/>
-          <w:b/>
-          <w:color w:val="000000"/>
-          <w:kern w:val="0"/>
-          <w:lang w:eastAsia="es-PE"/>
-          <w14:ligatures w14:val="none"/>
+          <ns2:ligatures ns2:val="none"/>
+        </w:rPr>
+      </w:pPr>
+      <w:r>
+        <w:rPr>
+          <w:rFonts w:ascii="Arial Narrow" w:eastAsia="Arial Narrow" w:hAnsi="Arial Narrow" w:cs="Arial Narrow"/>
+          <w:b/>
+          <w:color w:val="000000"/>
+          <w:kern w:val="0"/>
+          <w:lang w:eastAsia="es-PE"/>
+          <ns2:ligatures ns2:val="none"/>
         </w:rPr>
         <w:t xml:space="preserve">RESOLUCIÓN DE LA SECRETARÍA TÉCNICA </w:t>
       </w:r>
     </w:p>
-    <w:p>
-      <w:pPr>
-        <w:spacing w:after="0" w:line="240" w:lineRule="auto"/>
-        <w:jc w:val="both"/>
-        <w:rPr>
-          <w:rFonts w:ascii="Arial Narrow" w:eastAsia="Arial Narrow" w:hAnsi="Arial Narrow" w:cs="Arial Narrow"/>
-          <w:b/>
-          <w:color w:val="000000"/>
-          <w:kern w:val="0"/>
-          <w:lang w:eastAsia="es-PE"/>
-          <w14:ligatures w14:val="none"/>
-        </w:rPr>
-      </w:pPr>
-    </w:p>
-    <w:p>
+    <w:p ns2:paraId="71820251" ns2:textId="77777777">
+      <w:pPr>
+        <w:spacing w:after="0" w:line="240" w:lineRule="auto"/>
+        <w:jc w:val="both"/>
+        <w:rPr>
+          <w:rFonts w:ascii="Arial Narrow" w:eastAsia="Arial Narrow" w:hAnsi="Arial Narrow" w:cs="Arial Narrow"/>
+          <w:b/>
+          <w:color w:val="000000"/>
+          <w:kern w:val="0"/>
+          <w:lang w:eastAsia="es-PE"/>
+          <ns2:ligatures ns2:val="none"/>
+        </w:rPr>
+      </w:pPr>
+    </w:p>
+    <w:p ns2:paraId="085A5263" ns2:textId="6206A1BA">
       <w:pPr>
         <w:spacing w:after="0" w:line="240" w:lineRule="auto"/>
         <w:jc w:val="both"/>
@@ -3707,17 +3707,17 @@
           <w:color w:val="000000"/>
           <w:kern w:val="0"/>
           <w:lang w:eastAsia="es-PE"/>
-          <w14:ligatures w14:val="none"/>
-        </w:rPr>
-      </w:pPr>
-      <w:r>
-        <w:rPr>
-          <w:rFonts w:ascii="Arial Narrow" w:eastAsia="Arial Narrow" w:hAnsi="Arial Narrow" w:cs="Arial Narrow"/>
-          <w:b/>
-          <w:color w:val="000000"/>
-          <w:kern w:val="0"/>
-          <w:lang w:eastAsia="es-PE"/>
-          <w14:ligatures w14:val="none"/>
+          <ns2:ligatures ns2:val="none"/>
+        </w:rPr>
+      </w:pPr>
+      <w:r>
+        <w:rPr>
+          <w:rFonts w:ascii="Arial Narrow" w:eastAsia="Arial Narrow" w:hAnsi="Arial Narrow" w:cs="Arial Narrow"/>
+          <w:b/>
+          <w:color w:val="000000"/>
+          <w:kern w:val="0"/>
+          <w:lang w:eastAsia="es-PE"/>
+          <ns2:ligatures ns2:val="none"/>
         </w:rPr>
         <w:t xml:space="preserve">PRIMERO: admitir a trámite la denuncia del 6 de enero de 2026, complementada con escrito del 17 de marzo de 2026, subsanada mediante escrito del 25 de mayo de 2026, interpuesta por el señor [DENUNCIANTE] contra Rímac Seguros y Reaseguros S.A., el Banco BBVA Perú S.A. y a Impulsa 365 S.A.C., por lo siguiente:</w:t>
       </w:r>
@@ -3728,7 +3728,7 @@
           <w:kern w:val="0"/>
           <w:shd w:val="clear" w:color="auto" w:fill="FFFFFF"/>
           <w:lang w:eastAsia="es-PE"/>
-          <w14:ligatures w14:val="none"/>
+          <ns2:ligatures ns2:val="none"/>
         </w:rPr>
         <w:t xml:space="preserve"/>
       </w:r>
@@ -3738,7 +3738,7 @@
           <w:color w:val="000000"/>
           <w:kern w:val="0"/>
           <w:lang w:val="es-ES" w:eastAsia="es-ES"/>
-          <w14:ligatures w14:val="none"/>
+          <ns2:ligatures ns2:val="none"/>
         </w:rPr>
         <w:t/>
       </w:r>
@@ -3748,7 +3748,7 @@
           <w:color w:val="000000"/>
           <w:kern w:val="0"/>
           <w:lang w:val="es-ES" w:eastAsia="es-ES"/>
-          <w14:ligatures w14:val="none"/>
+          <ns2:ligatures ns2:val="none"/>
         </w:rPr>
         <w:t xml:space="preserve"/>
       </w:r>
@@ -3759,7 +3759,7 @@
           <w:kern w:val="0"/>
           <w:shd w:val="clear" w:color="auto" w:fill="FFFFFF"/>
           <w:lang w:eastAsia="es-PE"/>
-          <w14:ligatures w14:val="none"/>
+          <ns2:ligatures ns2:val="none"/>
         </w:rPr>
         <w:t xml:space="preserve"/>
       </w:r>
@@ -3769,7 +3769,7 @@
           <w:bCs/>
           <w:spacing w:val="-3"/>
           <w:kern w:val="0"/>
-          <w14:ligatures w14:val="none"/>
+          <ns2:ligatures ns2:val="none"/>
         </w:rPr>
         <w:t xml:space="preserve"/>
       </w:r>
@@ -3779,7 +3779,7 @@
           <w:bCs/>
           <w:spacing w:val="-3"/>
           <w:kern w:val="0"/>
-          <w14:ligatures w14:val="none"/>
+          <ns2:ligatures ns2:val="none"/>
         </w:rPr>
         <w:lastRenderedPageBreak/>
         <w:t xml:space="preserve"/>
@@ -3791,7 +3791,7 @@
           <w:kern w:val="0"/>
           <w:shd w:val="clear" w:color="auto" w:fill="FFFFFF"/>
           <w:lang w:eastAsia="es-PE"/>
-          <w14:ligatures w14:val="none"/>
+          <ns2:ligatures ns2:val="none"/>
         </w:rPr>
         <w:t xml:space="preserve"/>
       </w:r>
@@ -3809,7 +3809,7 @@
           <w:kern w:val="0"/>
           <w:shd w:val="clear" w:color="auto" w:fill="FFFFFF"/>
           <w:lang w:eastAsia="es-PE"/>
-          <w14:ligatures w14:val="none"/>
+          <ns2:ligatures ns2:val="none"/>
         </w:rPr>
         <w:t/>
       </w:r>
@@ -3820,7 +3820,7 @@
           <w:kern w:val="0"/>
           <w:shd w:val="clear" w:color="auto" w:fill="FFFFFF"/>
           <w:lang w:eastAsia="es-PE"/>
-          <w14:ligatures w14:val="none"/>
+          <ns2:ligatures ns2:val="none"/>
         </w:rPr>
         <w:t xml:space="preserve"/>
       </w:r>
@@ -3831,12 +3831,12 @@
           <w:kern w:val="0"/>
           <w:shd w:val="clear" w:color="auto" w:fill="FFFFFF"/>
           <w:lang w:eastAsia="es-PE"/>
-          <w14:ligatures w14:val="none"/>
+          <ns2:ligatures ns2:val="none"/>
         </w:rPr>
         <w:t/>
       </w:r>
     </w:p>
-    <w:p>
+    <w:p ns2:paraId="04462B15" ns2:textId="77777777">
       <w:pPr>
         <w:pStyle w:val="Prrafodelista"/>
         <w:tabs>
@@ -3848,11 +3848,11 @@
         <w:rPr>
           <w:rFonts w:ascii="Arial Narrow" w:eastAsia="Arial Narrow" w:hAnsi="Arial Narrow" w:cs="Arial Narrow"/>
           <w:kern w:val="0"/>
-          <w14:ligatures w14:val="none"/>
-        </w:rPr>
-      </w:pPr>
-    </w:p>
-    <w:p>
+          <ns2:ligatures ns2:val="none"/>
+        </w:rPr>
+      </w:pPr>
+    </w:p>
+    <w:p ns2:paraId="7FE3D9A8" ns2:textId="208D9DBB">
       <w:pPr>
         <w:pStyle w:val="Prrafodelista"/>
         <w:numPr>
@@ -3869,14 +3869,14 @@
         <w:rPr>
           <w:rFonts w:ascii="Arial Narrow" w:eastAsia="Arial Narrow" w:hAnsi="Arial Narrow" w:cs="Arial Narrow"/>
           <w:kern w:val="0"/>
-          <w14:ligatures w14:val="none"/>
-        </w:rPr>
-      </w:pPr>
-      <w:r>
-        <w:rPr>
-          <w:rFonts w:ascii="Arial Narrow" w:eastAsia="Arial Narrow" w:hAnsi="Arial Narrow" w:cs="Arial Narrow"/>
-          <w:kern w:val="0"/>
-          <w14:ligatures w14:val="none"/>
+          <ns2:ligatures ns2:val="none"/>
+        </w:rPr>
+      </w:pPr>
+      <w:r>
+        <w:rPr>
+          <w:rFonts w:ascii="Arial Narrow" w:eastAsia="Arial Narrow" w:hAnsi="Arial Narrow" w:cs="Arial Narrow"/>
+          <w:kern w:val="0"/>
+          <ns2:ligatures ns2:val="none"/>
         </w:rPr>
         <w:t xml:space="preserve">Presunta </w:t>
       </w:r>
@@ -3884,7 +3884,7 @@
         <w:rPr>
           <w:rFonts w:ascii="Arial Narrow" w:eastAsia="Arial Narrow" w:hAnsi="Arial Narrow" w:cs="Arial Narrow"/>
           <w:kern w:val="0"/>
-          <w14:ligatures w14:val="none"/>
+          <ns2:ligatures ns2:val="none"/>
         </w:rPr>
         <w:t>infracción a los artículos 18 y 19 de la Ley</w:t>
       </w:r>
@@ -3892,7 +3892,7 @@
         <w:rPr>
           <w:rFonts w:ascii="Arial Narrow" w:eastAsia="Arial Narrow" w:hAnsi="Arial Narrow" w:cs="Arial Narrow"/>
           <w:kern w:val="0"/>
-          <w14:ligatures w14:val="none"/>
+          <ns2:ligatures ns2:val="none"/>
         </w:rPr>
         <w:t xml:space="preserve"> </w:t>
       </w:r>
@@ -3900,7 +3900,7 @@
         <w:rPr>
           <w:rFonts w:ascii="Arial Narrow" w:eastAsia="Arial Narrow" w:hAnsi="Arial Narrow" w:cs="Arial Narrow"/>
           <w:kern w:val="0"/>
-          <w14:ligatures w14:val="none"/>
+          <ns2:ligatures ns2:val="none"/>
         </w:rPr>
         <w:t xml:space="preserve"> 29571, Código de Protección y Defensa del Consumidor</w:t>
       </w:r>
@@ -3908,7 +3908,7 @@
         <w:rPr>
           <w:rFonts w:ascii="Arial Narrow" w:eastAsia="Arial Narrow" w:hAnsi="Arial Narrow" w:cs="Arial Narrow"/>
           <w:kern w:val="0"/>
-          <w14:ligatures w14:val="none"/>
+          <ns2:ligatures ns2:val="none"/>
         </w:rPr>
         <w:t xml:space="preserve">, en tanto </w:t>
       </w:r>
@@ -3916,7 +3916,7 @@
         <w:rPr>
           <w:rFonts w:ascii="Arial Narrow" w:eastAsia="Arial Narrow" w:hAnsi="Arial Narrow" w:cs="Arial Narrow"/>
           <w:kern w:val="0"/>
-          <w14:ligatures w14:val="none"/>
+          <ns2:ligatures ns2:val="none"/>
         </w:rPr>
         <w:t xml:space="preserve">Impulsa 365 S.A.C. </w:t>
       </w:r>
@@ -3924,7 +3924,7 @@
         <w:rPr>
           <w:rFonts w:ascii="Arial Narrow" w:eastAsia="Arial Narrow" w:hAnsi="Arial Narrow" w:cs="Arial Narrow"/>
           <w:kern w:val="0"/>
-          <w14:ligatures w14:val="none"/>
+          <ns2:ligatures ns2:val="none"/>
         </w:rPr>
         <w:t xml:space="preserve">habría </w:t>
       </w:r>
@@ -3932,7 +3932,7 @@
         <w:rPr>
           <w:rFonts w:ascii="Arial Narrow" w:eastAsia="Arial Narrow" w:hAnsi="Arial Narrow" w:cs="Arial Narrow"/>
           <w:kern w:val="0"/>
-          <w14:ligatures w14:val="none"/>
+          <ns2:ligatures ns2:val="none"/>
         </w:rPr>
         <w:t>impuesto indebidamente</w:t>
       </w:r>
@@ -3940,7 +3940,7 @@
         <w:rPr>
           <w:rFonts w:ascii="Arial Narrow" w:eastAsia="Arial Narrow" w:hAnsi="Arial Narrow" w:cs="Arial Narrow"/>
           <w:kern w:val="0"/>
-          <w14:ligatures w14:val="none"/>
+          <ns2:ligatures ns2:val="none"/>
         </w:rPr>
         <w:t xml:space="preserve"> </w:t>
       </w:r>
@@ -3948,7 +3948,7 @@
         <w:rPr>
           <w:rFonts w:ascii="Arial Narrow" w:eastAsia="Arial Narrow" w:hAnsi="Arial Narrow" w:cs="Arial Narrow"/>
           <w:kern w:val="0"/>
-          <w14:ligatures w14:val="none"/>
+          <ns2:ligatures ns2:val="none"/>
         </w:rPr>
         <w:t xml:space="preserve">la modalidad de atención vía reembolso al servicio de gasfitería </w:t>
       </w:r>
@@ -3956,7 +3956,7 @@
         <w:rPr>
           <w:rFonts w:ascii="Arial Narrow" w:eastAsia="Arial Narrow" w:hAnsi="Arial Narrow" w:cs="Arial Narrow"/>
           <w:kern w:val="0"/>
-          <w14:ligatures w14:val="none"/>
+          <ns2:ligatures ns2:val="none"/>
         </w:rPr>
         <w:t xml:space="preserve">solicitado </w:t>
       </w:r>
@@ -3964,7 +3964,7 @@
         <w:rPr>
           <w:rFonts w:ascii="Arial Narrow" w:eastAsia="Arial Narrow" w:hAnsi="Arial Narrow" w:cs="Arial Narrow"/>
           <w:kern w:val="0"/>
-          <w14:ligatures w14:val="none"/>
+          <ns2:ligatures ns2:val="none"/>
         </w:rPr>
         <w:t>el 14 de octubre de 2025</w:t>
       </w:r>
@@ -3972,7 +3972,7 @@
         <w:rPr>
           <w:rFonts w:ascii="Arial Narrow" w:eastAsia="Arial Narrow" w:hAnsi="Arial Narrow" w:cs="Arial Narrow"/>
           <w:kern w:val="0"/>
-          <w14:ligatures w14:val="none"/>
+          <ns2:ligatures ns2:val="none"/>
         </w:rPr>
         <w:t>,</w:t>
       </w:r>
@@ -3980,7 +3980,7 @@
         <w:rPr>
           <w:rFonts w:ascii="Arial Narrow" w:eastAsia="Arial Narrow" w:hAnsi="Arial Narrow" w:cs="Arial Narrow"/>
           <w:kern w:val="0"/>
-          <w14:ligatures w14:val="none"/>
+          <ns2:ligatures ns2:val="none"/>
         </w:rPr>
         <w:t xml:space="preserve"> asociado a</w:t>
       </w:r>
@@ -3988,7 +3988,7 @@
         <w:rPr>
           <w:rFonts w:ascii="Arial Narrow" w:eastAsia="Arial Narrow" w:hAnsi="Arial Narrow" w:cs="Arial Narrow"/>
           <w:kern w:val="0"/>
-          <w14:ligatures w14:val="none"/>
+          <ns2:ligatures ns2:val="none"/>
         </w:rPr>
         <w:t xml:space="preserve"> la cobertura del </w:t>
       </w:r>
@@ -3998,7 +3998,7 @@
           <w:color w:val="000000"/>
           <w:kern w:val="0"/>
           <w:lang w:val="es-ES" w:eastAsia="es-ES"/>
-          <w14:ligatures w14:val="none"/>
+          <ns2:ligatures ns2:val="none"/>
         </w:rPr>
         <w:t>Certificado 001177944002994373 del Seguro de Protección Múltiple</w:t>
       </w:r>
@@ -4006,22 +4006,22 @@
         <w:rPr>
           <w:rFonts w:ascii="Arial Narrow" w:eastAsia="Arial Narrow" w:hAnsi="Arial Narrow" w:cs="Arial Narrow"/>
           <w:kern w:val="0"/>
-          <w14:ligatures w14:val="none"/>
+          <ns2:ligatures ns2:val="none"/>
         </w:rPr>
         <w:t>, pese a que el servicio originalmente ofrecido contemplaba el envío de personal técnico al domicilio del denunciante.</w:t>
       </w:r>
     </w:p>
-    <w:p>
+    <w:p ns2:paraId="632206CD" ns2:textId="77777777">
       <w:pPr>
         <w:pStyle w:val="Prrafodelista"/>
         <w:rPr>
           <w:rFonts w:ascii="Arial Narrow" w:eastAsia="Arial Narrow" w:hAnsi="Arial Narrow" w:cs="Arial Narrow"/>
           <w:kern w:val="0"/>
-          <w14:ligatures w14:val="none"/>
-        </w:rPr>
-      </w:pPr>
-    </w:p>
-    <w:p>
+          <ns2:ligatures ns2:val="none"/>
+        </w:rPr>
+      </w:pPr>
+    </w:p>
+    <w:p ns2:paraId="777595EE" ns2:textId="0EFCB783">
       <w:pPr>
         <w:pStyle w:val="Prrafodelista"/>
         <w:numPr>
@@ -4038,14 +4038,14 @@
         <w:rPr>
           <w:rFonts w:ascii="Arial Narrow" w:eastAsia="Arial Narrow" w:hAnsi="Arial Narrow" w:cs="Arial Narrow"/>
           <w:kern w:val="0"/>
-          <w14:ligatures w14:val="none"/>
-        </w:rPr>
-      </w:pPr>
-      <w:r>
-        <w:rPr>
-          <w:rFonts w:ascii="Arial Narrow" w:eastAsia="Arial Narrow" w:hAnsi="Arial Narrow" w:cs="Arial Narrow"/>
-          <w:kern w:val="0"/>
-          <w14:ligatures w14:val="none"/>
+          <ns2:ligatures ns2:val="none"/>
+        </w:rPr>
+      </w:pPr>
+      <w:r>
+        <w:rPr>
+          <w:rFonts w:ascii="Arial Narrow" w:eastAsia="Arial Narrow" w:hAnsi="Arial Narrow" w:cs="Arial Narrow"/>
+          <w:kern w:val="0"/>
+          <ns2:ligatures ns2:val="none"/>
         </w:rPr>
         <w:t xml:space="preserve">Presunta </w:t>
       </w:r>
@@ -4053,7 +4053,7 @@
         <w:rPr>
           <w:rFonts w:ascii="Arial Narrow" w:eastAsia="Arial Narrow" w:hAnsi="Arial Narrow" w:cs="Arial Narrow"/>
           <w:kern w:val="0"/>
-          <w14:ligatures w14:val="none"/>
+          <ns2:ligatures ns2:val="none"/>
         </w:rPr>
         <w:t>infracción a los artículos 18 y 19 de la Ley</w:t>
       </w:r>
@@ -4061,7 +4061,7 @@
         <w:rPr>
           <w:rFonts w:ascii="Arial Narrow" w:eastAsia="Arial Narrow" w:hAnsi="Arial Narrow" w:cs="Arial Narrow"/>
           <w:kern w:val="0"/>
-          <w14:ligatures w14:val="none"/>
+          <ns2:ligatures ns2:val="none"/>
         </w:rPr>
         <w:t xml:space="preserve"> </w:t>
       </w:r>
@@ -4069,7 +4069,7 @@
         <w:rPr>
           <w:rFonts w:ascii="Arial Narrow" w:eastAsia="Arial Narrow" w:hAnsi="Arial Narrow" w:cs="Arial Narrow"/>
           <w:kern w:val="0"/>
-          <w14:ligatures w14:val="none"/>
+          <ns2:ligatures ns2:val="none"/>
         </w:rPr>
         <w:t xml:space="preserve"> 29571, Código de Protección y Defensa del Consumidor</w:t>
       </w:r>
@@ -4077,7 +4077,7 @@
         <w:rPr>
           <w:rFonts w:ascii="Arial Narrow" w:eastAsia="Arial Narrow" w:hAnsi="Arial Narrow" w:cs="Arial Narrow"/>
           <w:kern w:val="0"/>
-          <w14:ligatures w14:val="none"/>
+          <ns2:ligatures ns2:val="none"/>
         </w:rPr>
         <w:t xml:space="preserve">, en tanto </w:t>
       </w:r>
@@ -4085,7 +4085,7 @@
         <w:rPr>
           <w:rFonts w:ascii="Arial Narrow" w:eastAsia="Arial Narrow" w:hAnsi="Arial Narrow" w:cs="Arial Narrow"/>
           <w:kern w:val="0"/>
-          <w14:ligatures w14:val="none"/>
+          <ns2:ligatures ns2:val="none"/>
         </w:rPr>
         <w:t xml:space="preserve">Impulsa 365 S.A.C. </w:t>
       </w:r>
@@ -4093,7 +4093,7 @@
         <w:rPr>
           <w:rFonts w:ascii="Arial Narrow" w:eastAsia="Arial Narrow" w:hAnsi="Arial Narrow" w:cs="Arial Narrow"/>
           <w:kern w:val="0"/>
-          <w14:ligatures w14:val="none"/>
+          <ns2:ligatures ns2:val="none"/>
         </w:rPr>
         <w:t>habría negado injustificadamente el envío de personal técnico para la atención de la incidencia de gasfitería reportada por el denunciante el 14 de octubre de 2025</w:t>
       </w:r>
@@ -4101,7 +4101,7 @@
         <w:rPr>
           <w:rFonts w:ascii="Arial Narrow" w:eastAsia="Arial Narrow" w:hAnsi="Arial Narrow" w:cs="Arial Narrow"/>
           <w:kern w:val="0"/>
-          <w14:ligatures w14:val="none"/>
+          <ns2:ligatures ns2:val="none"/>
         </w:rPr>
         <w:t xml:space="preserve">, en virtud de la cobertura </w:t>
       </w:r>
@@ -4109,7 +4109,7 @@
         <w:rPr>
           <w:rFonts w:ascii="Arial Narrow" w:eastAsia="Arial Narrow" w:hAnsi="Arial Narrow" w:cs="Arial Narrow"/>
           <w:kern w:val="0"/>
-          <w14:ligatures w14:val="none"/>
+          <ns2:ligatures ns2:val="none"/>
         </w:rPr>
         <w:t xml:space="preserve">del </w:t>
       </w:r>
@@ -4119,7 +4119,7 @@
           <w:color w:val="000000"/>
           <w:kern w:val="0"/>
           <w:lang w:val="es-ES" w:eastAsia="es-ES"/>
-          <w14:ligatures w14:val="none"/>
+          <ns2:ligatures ns2:val="none"/>
         </w:rPr>
         <w:t>Certificado 001177944002994373 del Seguro de Protección Múltiple</w:t>
       </w:r>
@@ -4127,12 +4127,12 @@
         <w:rPr>
           <w:rFonts w:ascii="Arial Narrow" w:eastAsia="Arial Narrow" w:hAnsi="Arial Narrow" w:cs="Arial Narrow"/>
           <w:kern w:val="0"/>
-          <w14:ligatures w14:val="none"/>
+          <ns2:ligatures ns2:val="none"/>
         </w:rPr>
         <w:t>.</w:t>
       </w:r>
     </w:p>
-    <w:p>
+    <w:p ns2:paraId="4A579EF6" ns2:textId="77777777">
       <w:pPr>
         <w:tabs>
           <w:tab w:val="num" w:pos="567"/>
@@ -4142,11 +4142,11 @@
         <w:rPr>
           <w:rFonts w:ascii="Arial Narrow" w:eastAsia="Arial Narrow" w:hAnsi="Arial Narrow" w:cs="Arial Narrow"/>
           <w:kern w:val="0"/>
-          <w14:ligatures w14:val="none"/>
-        </w:rPr>
-      </w:pPr>
-    </w:p>
-    <w:p>
+          <ns2:ligatures ns2:val="none"/>
+        </w:rPr>
+      </w:pPr>
+    </w:p>
+    <w:p ns2:paraId="6A1F6C79" ns2:textId="7E9ECE4F">
       <w:pPr>
         <w:pStyle w:val="Prrafodelista"/>
         <w:numPr>
@@ -4163,14 +4163,14 @@
         <w:rPr>
           <w:rFonts w:ascii="Arial Narrow" w:eastAsia="Arial Narrow" w:hAnsi="Arial Narrow" w:cs="Arial Narrow"/>
           <w:kern w:val="0"/>
-          <w14:ligatures w14:val="none"/>
-        </w:rPr>
-      </w:pPr>
-      <w:r>
-        <w:rPr>
-          <w:rFonts w:ascii="Arial Narrow" w:eastAsia="Arial Narrow" w:hAnsi="Arial Narrow" w:cs="Arial Narrow"/>
-          <w:kern w:val="0"/>
-          <w14:ligatures w14:val="none"/>
+          <ns2:ligatures ns2:val="none"/>
+        </w:rPr>
+      </w:pPr>
+      <w:r>
+        <w:rPr>
+          <w:rFonts w:ascii="Arial Narrow" w:eastAsia="Arial Narrow" w:hAnsi="Arial Narrow" w:cs="Arial Narrow"/>
+          <w:kern w:val="0"/>
+          <ns2:ligatures ns2:val="none"/>
         </w:rPr>
         <w:t xml:space="preserve">Presunta </w:t>
       </w:r>
@@ -4178,7 +4178,7 @@
         <w:rPr>
           <w:rFonts w:ascii="Arial Narrow" w:eastAsia="Arial Narrow" w:hAnsi="Arial Narrow" w:cs="Arial Narrow"/>
           <w:kern w:val="0"/>
-          <w14:ligatures w14:val="none"/>
+          <ns2:ligatures ns2:val="none"/>
         </w:rPr>
         <w:t>infracción al literal c) del artículo 56 de la Ley</w:t>
       </w:r>
@@ -4186,7 +4186,7 @@
         <w:rPr>
           <w:rFonts w:ascii="Arial Narrow" w:eastAsia="Arial Narrow" w:hAnsi="Arial Narrow" w:cs="Arial Narrow"/>
           <w:kern w:val="0"/>
-          <w14:ligatures w14:val="none"/>
+          <ns2:ligatures ns2:val="none"/>
         </w:rPr>
         <w:t xml:space="preserve"> </w:t>
       </w:r>
@@ -4194,7 +4194,7 @@
         <w:rPr>
           <w:rFonts w:ascii="Arial Narrow" w:eastAsia="Arial Narrow" w:hAnsi="Arial Narrow" w:cs="Arial Narrow"/>
           <w:kern w:val="0"/>
-          <w14:ligatures w14:val="none"/>
+          <ns2:ligatures ns2:val="none"/>
         </w:rPr>
         <w:t xml:space="preserve"> 29571, Código de Protección y Defensa del Consumidor</w:t>
       </w:r>
@@ -4202,7 +4202,7 @@
         <w:rPr>
           <w:rFonts w:ascii="Arial Narrow" w:eastAsia="Arial Narrow" w:hAnsi="Arial Narrow" w:cs="Arial Narrow"/>
           <w:kern w:val="0"/>
-          <w14:ligatures w14:val="none"/>
+          <ns2:ligatures ns2:val="none"/>
         </w:rPr>
         <w:t xml:space="preserve">, en tanto </w:t>
       </w:r>
@@ -4210,7 +4210,7 @@
         <w:rPr>
           <w:rFonts w:ascii="Arial Narrow" w:eastAsia="Arial Narrow" w:hAnsi="Arial Narrow" w:cs="Arial Narrow"/>
           <w:kern w:val="0"/>
-          <w14:ligatures w14:val="none"/>
+          <ns2:ligatures ns2:val="none"/>
         </w:rPr>
         <w:t xml:space="preserve">Rímac Seguros y Reaseguros S.A. </w:t>
       </w:r>
@@ -4218,7 +4218,7 @@
         <w:rPr>
           <w:rFonts w:ascii="Arial Narrow" w:eastAsia="Arial Narrow" w:hAnsi="Arial Narrow" w:cs="Arial Narrow"/>
           <w:kern w:val="0"/>
-          <w14:ligatures w14:val="none"/>
+          <ns2:ligatures ns2:val="none"/>
         </w:rPr>
         <w:t xml:space="preserve">habría modificado unilateralmente las condiciones de prestación del servicio de gasfitería </w:t>
       </w:r>
@@ -4226,7 +4226,7 @@
         <w:rPr>
           <w:rFonts w:ascii="Arial Narrow" w:eastAsia="Arial Narrow" w:hAnsi="Arial Narrow" w:cs="Arial Narrow"/>
           <w:kern w:val="0"/>
-          <w14:ligatures w14:val="none"/>
+          <ns2:ligatures ns2:val="none"/>
         </w:rPr>
         <w:t>como parte de la cobertura</w:t>
       </w:r>
@@ -4234,7 +4234,7 @@
         <w:rPr>
           <w:rFonts w:ascii="Arial Narrow" w:eastAsia="Arial Narrow" w:hAnsi="Arial Narrow" w:cs="Arial Narrow"/>
           <w:kern w:val="0"/>
-          <w14:ligatures w14:val="none"/>
+          <ns2:ligatures ns2:val="none"/>
         </w:rPr>
         <w:t xml:space="preserve"> </w:t>
       </w:r>
@@ -4242,7 +4242,7 @@
         <w:rPr>
           <w:rFonts w:ascii="Arial Narrow" w:eastAsia="Arial Narrow" w:hAnsi="Arial Narrow" w:cs="Arial Narrow"/>
           <w:kern w:val="0"/>
-          <w14:ligatures w14:val="none"/>
+          <ns2:ligatures ns2:val="none"/>
         </w:rPr>
         <w:t>de</w:t>
       </w:r>
@@ -4250,7 +4250,7 @@
         <w:rPr>
           <w:rFonts w:ascii="Arial Narrow" w:eastAsia="Arial Narrow" w:hAnsi="Arial Narrow" w:cs="Arial Narrow"/>
           <w:kern w:val="0"/>
-          <w14:ligatures w14:val="none"/>
+          <ns2:ligatures ns2:val="none"/>
         </w:rPr>
         <w:t xml:space="preserve">l </w:t>
       </w:r>
@@ -4260,7 +4260,7 @@
           <w:color w:val="000000"/>
           <w:kern w:val="0"/>
           <w:lang w:val="es-ES" w:eastAsia="es-ES"/>
-          <w14:ligatures w14:val="none"/>
+          <ns2:ligatures ns2:val="none"/>
         </w:rPr>
         <w:t>Certificado 001177944002994373 del Seguro de Protección Múltiple</w:t>
       </w:r>
@@ -4268,22 +4268,22 @@
         <w:rPr>
           <w:rFonts w:ascii="Arial Narrow" w:eastAsia="Arial Narrow" w:hAnsi="Arial Narrow" w:cs="Arial Narrow"/>
           <w:kern w:val="0"/>
-          <w14:ligatures w14:val="none"/>
+          <ns2:ligatures ns2:val="none"/>
         </w:rPr>
         <w:t>, sustituyendo la atención mediante envío de personal técnico por la modalidad de reembolso sin consentimiento del denunciante.</w:t>
       </w:r>
     </w:p>
-    <w:p>
+    <w:p ns2:paraId="529148CE" ns2:textId="77777777">
       <w:pPr>
         <w:pStyle w:val="Prrafodelista"/>
         <w:rPr>
           <w:rFonts w:ascii="Arial Narrow" w:eastAsia="Arial Narrow" w:hAnsi="Arial Narrow" w:cs="Arial Narrow"/>
           <w:kern w:val="0"/>
-          <w14:ligatures w14:val="none"/>
-        </w:rPr>
-      </w:pPr>
-    </w:p>
-    <w:p>
+          <ns2:ligatures ns2:val="none"/>
+        </w:rPr>
+      </w:pPr>
+    </w:p>
+    <w:p ns2:paraId="384E0691" ns2:textId="2FF55114">
       <w:pPr>
         <w:pStyle w:val="Prrafodelista"/>
         <w:numPr>
@@ -4300,14 +4300,14 @@
         <w:rPr>
           <w:rFonts w:ascii="Arial Narrow" w:eastAsia="Arial Narrow" w:hAnsi="Arial Narrow" w:cs="Arial Narrow"/>
           <w:kern w:val="0"/>
-          <w14:ligatures w14:val="none"/>
-        </w:rPr>
-      </w:pPr>
-      <w:r>
-        <w:rPr>
-          <w:rFonts w:ascii="Arial Narrow" w:eastAsia="Arial Narrow" w:hAnsi="Arial Narrow" w:cs="Arial Narrow"/>
-          <w:kern w:val="0"/>
-          <w14:ligatures w14:val="none"/>
+          <ns2:ligatures ns2:val="none"/>
+        </w:rPr>
+      </w:pPr>
+      <w:r>
+        <w:rPr>
+          <w:rFonts w:ascii="Arial Narrow" w:eastAsia="Arial Narrow" w:hAnsi="Arial Narrow" w:cs="Arial Narrow"/>
+          <w:kern w:val="0"/>
+          <ns2:ligatures ns2:val="none"/>
         </w:rPr>
         <w:t xml:space="preserve">Presunta </w:t>
       </w:r>
@@ -4315,7 +4315,7 @@
         <w:rPr>
           <w:rFonts w:ascii="Arial Narrow" w:eastAsia="Arial Narrow" w:hAnsi="Arial Narrow" w:cs="Arial Narrow"/>
           <w:kern w:val="0"/>
-          <w14:ligatures w14:val="none"/>
+          <ns2:ligatures ns2:val="none"/>
         </w:rPr>
         <w:t xml:space="preserve">infracción al artículo 1, numeral 1, literal b) y al artículo 2 de la Ley </w:t>
       </w:r>
@@ -4323,7 +4323,7 @@
         <w:rPr>
           <w:rFonts w:ascii="Arial Narrow" w:eastAsia="Arial Narrow" w:hAnsi="Arial Narrow" w:cs="Arial Narrow"/>
           <w:kern w:val="0"/>
-          <w14:ligatures w14:val="none"/>
+          <ns2:ligatures ns2:val="none"/>
         </w:rPr>
         <w:t xml:space="preserve"/>
       </w:r>
@@ -4331,7 +4331,7 @@
         <w:rPr>
           <w:rFonts w:ascii="Arial Narrow" w:eastAsia="Arial Narrow" w:hAnsi="Arial Narrow" w:cs="Arial Narrow"/>
           <w:kern w:val="0"/>
-          <w14:ligatures w14:val="none"/>
+          <ns2:ligatures ns2:val="none"/>
         </w:rPr>
         <w:t>29571, Código de Protección y Defensa del Consumidor</w:t>
       </w:r>
@@ -4339,7 +4339,7 @@
         <w:rPr>
           <w:rFonts w:ascii="Arial Narrow" w:eastAsia="Arial Narrow" w:hAnsi="Arial Narrow" w:cs="Arial Narrow"/>
           <w:kern w:val="0"/>
-          <w14:ligatures w14:val="none"/>
+          <ns2:ligatures ns2:val="none"/>
         </w:rPr>
         <w:t xml:space="preserve">, en tanto </w:t>
       </w:r>
@@ -4347,7 +4347,7 @@
         <w:rPr>
           <w:rFonts w:ascii="Arial Narrow" w:eastAsia="Arial Narrow" w:hAnsi="Arial Narrow" w:cs="Arial Narrow"/>
           <w:kern w:val="0"/>
-          <w14:ligatures w14:val="none"/>
+          <ns2:ligatures ns2:val="none"/>
         </w:rPr>
         <w:t xml:space="preserve">el Banco BBVA Perú S.A. </w:t>
       </w:r>
@@ -4355,7 +4355,7 @@
         <w:rPr>
           <w:rFonts w:ascii="Arial Narrow" w:eastAsia="Arial Narrow" w:hAnsi="Arial Narrow" w:cs="Arial Narrow"/>
           <w:kern w:val="0"/>
-          <w14:ligatures w14:val="none"/>
+          <ns2:ligatures ns2:val="none"/>
         </w:rPr>
         <w:t xml:space="preserve">habría brindado información errónea al denunciante el 14 de octubre de 2025 al indicarle que había agotado la totalidad de eventos anuales disponibles </w:t>
       </w:r>
@@ -4363,7 +4363,7 @@
         <w:rPr>
           <w:rFonts w:ascii="Arial Narrow" w:eastAsia="Arial Narrow" w:hAnsi="Arial Narrow" w:cs="Arial Narrow"/>
           <w:kern w:val="0"/>
-          <w14:ligatures w14:val="none"/>
+          <ns2:ligatures ns2:val="none"/>
         </w:rPr>
         <w:t>de la cobertura del</w:t>
       </w:r>
@@ -4371,7 +4371,7 @@
         <w:rPr>
           <w:rFonts w:ascii="Arial Narrow" w:eastAsia="Arial Narrow" w:hAnsi="Arial Narrow" w:cs="Arial Narrow"/>
           <w:kern w:val="0"/>
-          <w14:ligatures w14:val="none"/>
+          <ns2:ligatures ns2:val="none"/>
         </w:rPr>
         <w:t xml:space="preserve"> </w:t>
       </w:r>
@@ -4381,7 +4381,7 @@
           <w:color w:val="000000"/>
           <w:kern w:val="0"/>
           <w:lang w:val="es-ES" w:eastAsia="es-ES"/>
-          <w14:ligatures w14:val="none"/>
+          <ns2:ligatures ns2:val="none"/>
         </w:rPr>
         <w:t>Certificado 001177944002994373 del Seguro de Protección Múltiple</w:t>
       </w:r>
@@ -4389,22 +4389,22 @@
         <w:rPr>
           <w:rFonts w:ascii="Arial Narrow" w:eastAsia="Arial Narrow" w:hAnsi="Arial Narrow" w:cs="Arial Narrow"/>
           <w:kern w:val="0"/>
-          <w14:ligatures w14:val="none"/>
+          <ns2:ligatures ns2:val="none"/>
         </w:rPr>
         <w:t>, pese a que aún contaba con tres eventos disponibles.</w:t>
       </w:r>
     </w:p>
-    <w:p>
+    <w:p ns2:paraId="245EACCA" ns2:textId="77777777">
       <w:pPr>
         <w:pStyle w:val="Prrafodelista"/>
         <w:rPr>
           <w:rFonts w:ascii="Arial Narrow" w:eastAsia="Arial Narrow" w:hAnsi="Arial Narrow" w:cs="Arial Narrow"/>
           <w:kern w:val="0"/>
-          <w14:ligatures w14:val="none"/>
-        </w:rPr>
-      </w:pPr>
-    </w:p>
-    <w:p>
+          <ns2:ligatures ns2:val="none"/>
+        </w:rPr>
+      </w:pPr>
+    </w:p>
+    <w:p ns2:paraId="5A23DB21" ns2:textId="7DC3CD16">
       <w:pPr>
         <w:pStyle w:val="Prrafodelista"/>
         <w:numPr>
@@ -4421,14 +4421,14 @@
         <w:rPr>
           <w:rFonts w:ascii="Arial Narrow" w:eastAsia="Arial Narrow" w:hAnsi="Arial Narrow" w:cs="Arial Narrow"/>
           <w:kern w:val="0"/>
-          <w14:ligatures w14:val="none"/>
-        </w:rPr>
-      </w:pPr>
-      <w:r>
-        <w:rPr>
-          <w:rFonts w:ascii="Arial Narrow" w:eastAsia="Arial Narrow" w:hAnsi="Arial Narrow" w:cs="Arial Narrow"/>
-          <w:kern w:val="0"/>
-          <w14:ligatures w14:val="none"/>
+          <ns2:ligatures ns2:val="none"/>
+        </w:rPr>
+      </w:pPr>
+      <w:r>
+        <w:rPr>
+          <w:rFonts w:ascii="Arial Narrow" w:eastAsia="Arial Narrow" w:hAnsi="Arial Narrow" w:cs="Arial Narrow"/>
+          <w:kern w:val="0"/>
+          <ns2:ligatures ns2:val="none"/>
         </w:rPr>
         <w:t xml:space="preserve">Presunta </w:t>
       </w:r>
@@ -4436,7 +4436,7 @@
         <w:rPr>
           <w:rFonts w:ascii="Arial Narrow" w:eastAsia="Arial Narrow" w:hAnsi="Arial Narrow" w:cs="Arial Narrow"/>
           <w:kern w:val="0"/>
-          <w14:ligatures w14:val="none"/>
+          <ns2:ligatures ns2:val="none"/>
         </w:rPr>
         <w:t xml:space="preserve">infracción al artículo 1, numeral 1, literal b) y al artículo 2 de la Ley </w:t>
       </w:r>
@@ -4444,7 +4444,7 @@
         <w:rPr>
           <w:rFonts w:ascii="Arial Narrow" w:eastAsia="Arial Narrow" w:hAnsi="Arial Narrow" w:cs="Arial Narrow"/>
           <w:kern w:val="0"/>
-          <w14:ligatures w14:val="none"/>
+          <ns2:ligatures ns2:val="none"/>
         </w:rPr>
         <w:t xml:space="preserve"/>
       </w:r>
@@ -4452,7 +4452,7 @@
         <w:rPr>
           <w:rFonts w:ascii="Arial Narrow" w:eastAsia="Arial Narrow" w:hAnsi="Arial Narrow" w:cs="Arial Narrow"/>
           <w:kern w:val="0"/>
-          <w14:ligatures w14:val="none"/>
+          <ns2:ligatures ns2:val="none"/>
         </w:rPr>
         <w:t>29571, Código de Protección y Defensa del Consumidor</w:t>
       </w:r>
@@ -4460,7 +4460,7 @@
         <w:rPr>
           <w:rFonts w:ascii="Arial Narrow" w:eastAsia="Arial Narrow" w:hAnsi="Arial Narrow" w:cs="Arial Narrow"/>
           <w:kern w:val="0"/>
-          <w14:ligatures w14:val="none"/>
+          <ns2:ligatures ns2:val="none"/>
         </w:rPr>
         <w:t xml:space="preserve">, en tanto </w:t>
       </w:r>
@@ -4468,7 +4468,7 @@
         <w:rPr>
           <w:rFonts w:ascii="Arial Narrow" w:eastAsia="Arial Narrow" w:hAnsi="Arial Narrow" w:cs="Arial Narrow"/>
           <w:kern w:val="0"/>
-          <w14:ligatures w14:val="none"/>
+          <ns2:ligatures ns2:val="none"/>
         </w:rPr>
         <w:t xml:space="preserve">Impulsa 365 S.A.C. </w:t>
       </w:r>
@@ -4476,22 +4476,22 @@
         <w:rPr>
           <w:rFonts w:ascii="Arial Narrow" w:eastAsia="Arial Narrow" w:hAnsi="Arial Narrow" w:cs="Arial Narrow"/>
           <w:kern w:val="0"/>
-          <w14:ligatures w14:val="none"/>
+          <ns2:ligatures ns2:val="none"/>
         </w:rPr>
         <w:t>habría brindado información contradictoria al denunciante respecto de las razones que sustentaban la atención vía reembolso del servicio de gasfitería solicitado el 14 de octubre de 2025, al señalar inicialmente que dicha modalidad obedecía a antecedentes de atenciones previas en el domicilio del denunciante y posteriormente atribuirla a una supuesta falta de disponibilidad de personal técnico.</w:t>
       </w:r>
     </w:p>
-    <w:p>
+    <w:p ns2:paraId="2C9A6B9D" ns2:textId="77777777">
       <w:pPr>
         <w:pStyle w:val="Prrafodelista"/>
         <w:rPr>
           <w:rFonts w:ascii="Arial Narrow" w:eastAsia="Arial Narrow" w:hAnsi="Arial Narrow" w:cs="Arial Narrow"/>
           <w:kern w:val="0"/>
-          <w14:ligatures w14:val="none"/>
-        </w:rPr>
-      </w:pPr>
-    </w:p>
-    <w:p>
+          <ns2:ligatures ns2:val="none"/>
+        </w:rPr>
+      </w:pPr>
+    </w:p>
+    <w:p ns2:paraId="08B86DE5" ns2:textId="749454E0">
       <w:pPr>
         <w:pStyle w:val="Prrafodelista"/>
         <w:numPr>
@@ -4508,14 +4508,14 @@
         <w:rPr>
           <w:rFonts w:ascii="Arial Narrow" w:eastAsia="Arial Narrow" w:hAnsi="Arial Narrow" w:cs="Arial Narrow"/>
           <w:kern w:val="0"/>
-          <w14:ligatures w14:val="none"/>
-        </w:rPr>
-      </w:pPr>
-      <w:r>
-        <w:rPr>
-          <w:rFonts w:ascii="Arial Narrow" w:eastAsia="Arial Narrow" w:hAnsi="Arial Narrow" w:cs="Arial Narrow"/>
-          <w:kern w:val="0"/>
-          <w14:ligatures w14:val="none"/>
+          <ns2:ligatures ns2:val="none"/>
+        </w:rPr>
+      </w:pPr>
+      <w:r>
+        <w:rPr>
+          <w:rFonts w:ascii="Arial Narrow" w:eastAsia="Arial Narrow" w:hAnsi="Arial Narrow" w:cs="Arial Narrow"/>
+          <w:kern w:val="0"/>
+          <ns2:ligatures ns2:val="none"/>
         </w:rPr>
         <w:t xml:space="preserve">Presunta </w:t>
       </w:r>
@@ -4523,7 +4523,7 @@
         <w:rPr>
           <w:rFonts w:ascii="Arial Narrow" w:eastAsia="Arial Narrow" w:hAnsi="Arial Narrow" w:cs="Arial Narrow"/>
           <w:kern w:val="0"/>
-          <w14:ligatures w14:val="none"/>
+          <ns2:ligatures ns2:val="none"/>
         </w:rPr>
         <w:t xml:space="preserve">infracción al artículo 1, numeral 1, literal b) y al artículo 2 de la Ley </w:t>
       </w:r>
@@ -4531,7 +4531,7 @@
         <w:rPr>
           <w:rFonts w:ascii="Arial Narrow" w:eastAsia="Arial Narrow" w:hAnsi="Arial Narrow" w:cs="Arial Narrow"/>
           <w:kern w:val="0"/>
-          <w14:ligatures w14:val="none"/>
+          <ns2:ligatures ns2:val="none"/>
         </w:rPr>
         <w:t xml:space="preserve"/>
       </w:r>
@@ -4539,7 +4539,7 @@
         <w:rPr>
           <w:rFonts w:ascii="Arial Narrow" w:eastAsia="Arial Narrow" w:hAnsi="Arial Narrow" w:cs="Arial Narrow"/>
           <w:kern w:val="0"/>
-          <w14:ligatures w14:val="none"/>
+          <ns2:ligatures ns2:val="none"/>
         </w:rPr>
         <w:t>29571, Código de Protección y Defensa del Consumidor</w:t>
       </w:r>
@@ -4547,7 +4547,7 @@
         <w:rPr>
           <w:rFonts w:ascii="Arial Narrow" w:eastAsia="Arial Narrow" w:hAnsi="Arial Narrow" w:cs="Arial Narrow"/>
           <w:kern w:val="0"/>
-          <w14:ligatures w14:val="none"/>
+          <ns2:ligatures ns2:val="none"/>
         </w:rPr>
         <w:t xml:space="preserve">, en tanto </w:t>
       </w:r>
@@ -4555,7 +4555,7 @@
         <w:rPr>
           <w:rFonts w:ascii="Arial Narrow" w:eastAsia="Arial Narrow" w:hAnsi="Arial Narrow" w:cs="Arial Narrow"/>
           <w:kern w:val="0"/>
-          <w14:ligatures w14:val="none"/>
+          <ns2:ligatures ns2:val="none"/>
         </w:rPr>
         <w:t>el Banco BBVA Perú S.A.</w:t>
       </w:r>
@@ -4563,7 +4563,7 @@
         <w:rPr>
           <w:rFonts w:ascii="Arial Narrow" w:eastAsia="Arial Narrow" w:hAnsi="Arial Narrow" w:cs="Arial Narrow"/>
           <w:kern w:val="0"/>
-          <w14:ligatures w14:val="none"/>
+          <ns2:ligatures ns2:val="none"/>
         </w:rPr>
         <w:t>, Rímac Seguros y Reaseguros S.A. e Impulsa 365 S.A.C.</w:t>
       </w:r>
@@ -4571,7 +4571,7 @@
         <w:rPr>
           <w:rFonts w:ascii="Arial Narrow" w:eastAsia="Arial Narrow" w:hAnsi="Arial Narrow" w:cs="Arial Narrow"/>
           <w:kern w:val="0"/>
-          <w14:ligatures w14:val="none"/>
+          <ns2:ligatures ns2:val="none"/>
         </w:rPr>
         <w:t xml:space="preserve"> </w:t>
       </w:r>
@@ -4579,7 +4579,7 @@
         <w:rPr>
           <w:rFonts w:ascii="Arial Narrow" w:eastAsia="Arial Narrow" w:hAnsi="Arial Narrow" w:cs="Arial Narrow"/>
           <w:kern w:val="0"/>
-          <w14:ligatures w14:val="none"/>
+          <ns2:ligatures ns2:val="none"/>
         </w:rPr>
         <w:t>no habría</w:t>
       </w:r>
@@ -4587,7 +4587,7 @@
         <w:rPr>
           <w:rFonts w:ascii="Arial Narrow" w:eastAsia="Arial Narrow" w:hAnsi="Arial Narrow" w:cs="Arial Narrow"/>
           <w:kern w:val="0"/>
-          <w14:ligatures w14:val="none"/>
+          <ns2:ligatures ns2:val="none"/>
         </w:rPr>
         <w:t>n</w:t>
       </w:r>
@@ -4595,7 +4595,7 @@
         <w:rPr>
           <w:rFonts w:ascii="Arial Narrow" w:eastAsia="Arial Narrow" w:hAnsi="Arial Narrow" w:cs="Arial Narrow"/>
           <w:kern w:val="0"/>
-          <w14:ligatures w14:val="none"/>
+          <ns2:ligatures ns2:val="none"/>
         </w:rPr>
         <w:t xml:space="preserve"> informado previamente al denunciante, al momento de la contratación del </w:t>
       </w:r>
@@ -4605,7 +4605,7 @@
           <w:color w:val="000000"/>
           <w:kern w:val="0"/>
           <w:lang w:val="es-ES" w:eastAsia="es-ES"/>
-          <w14:ligatures w14:val="none"/>
+          <ns2:ligatures ns2:val="none"/>
         </w:rPr>
         <w:t>Certificado 001177944002994373 del Seguro de Protección Múltiple</w:t>
       </w:r>
@@ -4613,12 +4613,12 @@
         <w:rPr>
           <w:rFonts w:ascii="Arial Narrow" w:eastAsia="Arial Narrow" w:hAnsi="Arial Narrow" w:cs="Arial Narrow"/>
           <w:kern w:val="0"/>
-          <w14:ligatures w14:val="none"/>
+          <ns2:ligatures ns2:val="none"/>
         </w:rPr>
         <w:t>, que ante presuntos inconvenientes en atenciones anteriores se restringiría el envío de personal técnico y se impondría automáticamente la modalidad de reembolso.</w:t>
       </w:r>
     </w:p>
-    <w:p>
+    <w:p ns2:paraId="79D7BDB4" ns2:textId="77777777">
       <w:pPr>
         <w:pStyle w:val="Prrafodelista"/>
         <w:tabs>
@@ -4630,11 +4630,11 @@
         <w:rPr>
           <w:rFonts w:ascii="Arial Narrow" w:eastAsia="Arial Narrow" w:hAnsi="Arial Narrow" w:cs="Arial Narrow"/>
           <w:kern w:val="0"/>
-          <w14:ligatures w14:val="none"/>
-        </w:rPr>
-      </w:pPr>
-    </w:p>
-    <w:p>
+          <ns2:ligatures ns2:val="none"/>
+        </w:rPr>
+      </w:pPr>
+    </w:p>
+    <w:p ns2:paraId="6994DFA8" ns2:textId="1C14965F">
       <w:pPr>
         <w:pStyle w:val="Prrafodelista"/>
         <w:numPr>
@@ -4651,14 +4651,14 @@
         <w:rPr>
           <w:rFonts w:ascii="Arial Narrow" w:eastAsia="Arial Narrow" w:hAnsi="Arial Narrow" w:cs="Arial Narrow"/>
           <w:kern w:val="0"/>
-          <w14:ligatures w14:val="none"/>
-        </w:rPr>
-      </w:pPr>
-      <w:r>
-        <w:rPr>
-          <w:rFonts w:ascii="Arial Narrow" w:eastAsia="Arial Narrow" w:hAnsi="Arial Narrow" w:cs="Arial Narrow"/>
-          <w:kern w:val="0"/>
-          <w14:ligatures w14:val="none"/>
+          <ns2:ligatures ns2:val="none"/>
+        </w:rPr>
+      </w:pPr>
+      <w:r>
+        <w:rPr>
+          <w:rFonts w:ascii="Arial Narrow" w:eastAsia="Arial Narrow" w:hAnsi="Arial Narrow" w:cs="Arial Narrow"/>
+          <w:kern w:val="0"/>
+          <ns2:ligatures ns2:val="none"/>
         </w:rPr>
         <w:t xml:space="preserve">Presunta </w:t>
       </w:r>
@@ -4666,7 +4666,7 @@
         <w:rPr>
           <w:rFonts w:ascii="Arial Narrow" w:eastAsia="Arial Narrow" w:hAnsi="Arial Narrow" w:cs="Arial Narrow"/>
           <w:kern w:val="0"/>
-          <w14:ligatures w14:val="none"/>
+          <ns2:ligatures ns2:val="none"/>
         </w:rPr>
         <w:t xml:space="preserve">infracción al artículo 1, numeral 1, literal b) y al artículo 2 de la Ley </w:t>
       </w:r>
@@ -4674,7 +4674,7 @@
         <w:rPr>
           <w:rFonts w:ascii="Arial Narrow" w:eastAsia="Arial Narrow" w:hAnsi="Arial Narrow" w:cs="Arial Narrow"/>
           <w:kern w:val="0"/>
-          <w14:ligatures w14:val="none"/>
+          <ns2:ligatures ns2:val="none"/>
         </w:rPr>
         <w:t xml:space="preserve"/>
       </w:r>
@@ -4682,7 +4682,7 @@
         <w:rPr>
           <w:rFonts w:ascii="Arial Narrow" w:eastAsia="Arial Narrow" w:hAnsi="Arial Narrow" w:cs="Arial Narrow"/>
           <w:kern w:val="0"/>
-          <w14:ligatures w14:val="none"/>
+          <ns2:ligatures ns2:val="none"/>
         </w:rPr>
         <w:t>29571, Código de Protección y Defensa del Consumidor</w:t>
       </w:r>
@@ -4690,7 +4690,7 @@
         <w:rPr>
           <w:rFonts w:ascii="Arial Narrow" w:eastAsia="Arial Narrow" w:hAnsi="Arial Narrow" w:cs="Arial Narrow"/>
           <w:kern w:val="0"/>
-          <w14:ligatures w14:val="none"/>
+          <ns2:ligatures ns2:val="none"/>
         </w:rPr>
         <w:t xml:space="preserve">, en tanto </w:t>
       </w:r>
@@ -4698,7 +4698,7 @@
         <w:rPr>
           <w:rFonts w:ascii="Arial Narrow" w:eastAsia="Arial Narrow" w:hAnsi="Arial Narrow" w:cs="Arial Narrow"/>
           <w:kern w:val="0"/>
-          <w14:ligatures w14:val="none"/>
+          <ns2:ligatures ns2:val="none"/>
         </w:rPr>
         <w:t xml:space="preserve">el Banco BBVA Perú S.A., Rímac Seguros y Reaseguros S.A. e Impulsa 365 S.A.C. </w:t>
       </w:r>
@@ -4706,7 +4706,7 @@
         <w:rPr>
           <w:rFonts w:ascii="Arial Narrow" w:eastAsia="Arial Narrow" w:hAnsi="Arial Narrow" w:cs="Arial Narrow"/>
           <w:kern w:val="0"/>
-          <w14:ligatures w14:val="none"/>
+          <ns2:ligatures ns2:val="none"/>
         </w:rPr>
         <w:t>no habría</w:t>
       </w:r>
@@ -4714,7 +4714,7 @@
         <w:rPr>
           <w:rFonts w:ascii="Arial Narrow" w:eastAsia="Arial Narrow" w:hAnsi="Arial Narrow" w:cs="Arial Narrow"/>
           <w:kern w:val="0"/>
-          <w14:ligatures w14:val="none"/>
+          <ns2:ligatures ns2:val="none"/>
         </w:rPr>
         <w:t>n</w:t>
       </w:r>
@@ -4722,7 +4722,7 @@
         <w:rPr>
           <w:rFonts w:ascii="Arial Narrow" w:eastAsia="Arial Narrow" w:hAnsi="Arial Narrow" w:cs="Arial Narrow"/>
           <w:kern w:val="0"/>
-          <w14:ligatures w14:val="none"/>
+          <ns2:ligatures ns2:val="none"/>
         </w:rPr>
         <w:t xml:space="preserve"> informado previamente al denunciante, al momento de la contratación del </w:t>
       </w:r>
@@ -4732,7 +4732,7 @@
           <w:color w:val="000000"/>
           <w:kern w:val="0"/>
           <w:lang w:val="es-ES" w:eastAsia="es-ES"/>
-          <w14:ligatures w14:val="none"/>
+          <ns2:ligatures ns2:val="none"/>
         </w:rPr>
         <w:t>Certificado 001177944002994373 del Seguro de Protección Múltiple</w:t>
       </w:r>
@@ -4740,12 +4740,12 @@
         <w:rPr>
           <w:rFonts w:ascii="Arial Narrow" w:eastAsia="Arial Narrow" w:hAnsi="Arial Narrow" w:cs="Arial Narrow"/>
           <w:kern w:val="0"/>
-          <w14:ligatures w14:val="none"/>
+          <ns2:ligatures ns2:val="none"/>
         </w:rPr>
         <w:t>, que ante una eventual falta de disponibilidad de personal técnico se activaría automáticamente la modalidad de atención vía reembolso.</w:t>
       </w:r>
     </w:p>
-    <w:p>
+    <w:p ns2:paraId="008F3749" ns2:textId="77777777">
       <w:pPr>
         <w:tabs>
           <w:tab w:val="num" w:pos="567"/>
@@ -4755,11 +4755,11 @@
         <w:rPr>
           <w:rFonts w:ascii="Arial Narrow" w:eastAsia="Arial Narrow" w:hAnsi="Arial Narrow" w:cs="Arial Narrow"/>
           <w:kern w:val="0"/>
-          <w14:ligatures w14:val="none"/>
-        </w:rPr>
-      </w:pPr>
-    </w:p>
-    <w:p>
+          <ns2:ligatures ns2:val="none"/>
+        </w:rPr>
+      </w:pPr>
+    </w:p>
+    <w:p ns2:paraId="2C46BE7A" ns2:textId="2199120C">
       <w:pPr>
         <w:pStyle w:val="Prrafodelista"/>
         <w:numPr>
@@ -4776,14 +4776,14 @@
         <w:rPr>
           <w:rFonts w:ascii="Arial Narrow" w:eastAsia="Arial Narrow" w:hAnsi="Arial Narrow" w:cs="Arial Narrow"/>
           <w:kern w:val="0"/>
-          <w14:ligatures w14:val="none"/>
-        </w:rPr>
-      </w:pPr>
-      <w:r>
-        <w:rPr>
-          <w:rFonts w:ascii="Arial Narrow" w:eastAsia="Arial Narrow" w:hAnsi="Arial Narrow" w:cs="Arial Narrow"/>
-          <w:kern w:val="0"/>
-          <w14:ligatures w14:val="none"/>
+          <ns2:ligatures ns2:val="none"/>
+        </w:rPr>
+      </w:pPr>
+      <w:r>
+        <w:rPr>
+          <w:rFonts w:ascii="Arial Narrow" w:eastAsia="Arial Narrow" w:hAnsi="Arial Narrow" w:cs="Arial Narrow"/>
+          <w:kern w:val="0"/>
+          <ns2:ligatures ns2:val="none"/>
         </w:rPr>
         <w:lastRenderedPageBreak/>
         <w:t xml:space="preserve">Presunta </w:t>
@@ -4792,7 +4792,7 @@
         <w:rPr>
           <w:rFonts w:ascii="Arial Narrow" w:eastAsia="Arial Narrow" w:hAnsi="Arial Narrow" w:cs="Arial Narrow"/>
           <w:kern w:val="0"/>
-          <w14:ligatures w14:val="none"/>
+          <ns2:ligatures ns2:val="none"/>
         </w:rPr>
         <w:t xml:space="preserve">infracción al artículo 1, numeral 1, literal b) y al artículo 2 de la Ley </w:t>
       </w:r>
@@ -4800,7 +4800,7 @@
         <w:rPr>
           <w:rFonts w:ascii="Arial Narrow" w:eastAsia="Arial Narrow" w:hAnsi="Arial Narrow" w:cs="Arial Narrow"/>
           <w:kern w:val="0"/>
-          <w14:ligatures w14:val="none"/>
+          <ns2:ligatures ns2:val="none"/>
         </w:rPr>
         <w:t xml:space="preserve"/>
       </w:r>
@@ -4808,7 +4808,7 @@
         <w:rPr>
           <w:rFonts w:ascii="Arial Narrow" w:eastAsia="Arial Narrow" w:hAnsi="Arial Narrow" w:cs="Arial Narrow"/>
           <w:kern w:val="0"/>
-          <w14:ligatures w14:val="none"/>
+          <ns2:ligatures ns2:val="none"/>
         </w:rPr>
         <w:t>29571, Código de Protección y Defensa del Consumidor</w:t>
       </w:r>
@@ -4816,7 +4816,7 @@
         <w:rPr>
           <w:rFonts w:ascii="Arial Narrow" w:eastAsia="Arial Narrow" w:hAnsi="Arial Narrow" w:cs="Arial Narrow"/>
           <w:kern w:val="0"/>
-          <w14:ligatures w14:val="none"/>
+          <ns2:ligatures ns2:val="none"/>
         </w:rPr>
         <w:t xml:space="preserve">, en tanto </w:t>
       </w:r>
@@ -4824,7 +4824,7 @@
         <w:rPr>
           <w:rFonts w:ascii="Arial Narrow" w:eastAsia="Arial Narrow" w:hAnsi="Arial Narrow" w:cs="Arial Narrow"/>
           <w:kern w:val="0"/>
-          <w14:ligatures w14:val="none"/>
+          <ns2:ligatures ns2:val="none"/>
         </w:rPr>
         <w:t xml:space="preserve">Impulsa 365 S.A.C. </w:t>
       </w:r>
@@ -4832,7 +4832,7 @@
         <w:rPr>
           <w:rFonts w:ascii="Arial Narrow" w:eastAsia="Arial Narrow" w:hAnsi="Arial Narrow" w:cs="Arial Narrow"/>
           <w:kern w:val="0"/>
-          <w14:ligatures w14:val="none"/>
+          <ns2:ligatures ns2:val="none"/>
         </w:rPr>
         <w:t xml:space="preserve">no habría proporcionado al denunciante </w:t>
       </w:r>
@@ -4840,7 +4840,7 @@
         <w:rPr>
           <w:rFonts w:ascii="Arial Narrow" w:eastAsia="Arial Narrow" w:hAnsi="Arial Narrow" w:cs="Arial Narrow"/>
           <w:kern w:val="0"/>
-          <w14:ligatures w14:val="none"/>
+          <ns2:ligatures ns2:val="none"/>
         </w:rPr>
         <w:t>la información</w:t>
       </w:r>
@@ -4848,7 +4848,7 @@
         <w:rPr>
           <w:rFonts w:ascii="Arial Narrow" w:eastAsia="Arial Narrow" w:hAnsi="Arial Narrow" w:cs="Arial Narrow"/>
           <w:kern w:val="0"/>
-          <w14:ligatures w14:val="none"/>
+          <ns2:ligatures ns2:val="none"/>
         </w:rPr>
         <w:t xml:space="preserve"> que acreditara </w:t>
       </w:r>
@@ -4856,7 +4856,7 @@
         <w:rPr>
           <w:rFonts w:ascii="Arial Narrow" w:eastAsia="Arial Narrow" w:hAnsi="Arial Narrow" w:cs="Arial Narrow"/>
           <w:kern w:val="0"/>
-          <w14:ligatures w14:val="none"/>
+          <ns2:ligatures ns2:val="none"/>
         </w:rPr>
         <w:t xml:space="preserve">bajo qué excepción contractual el servicio de gasfitería se </w:t>
       </w:r>
@@ -4864,7 +4864,7 @@
         <w:rPr>
           <w:rFonts w:ascii="Arial Narrow" w:eastAsia="Arial Narrow" w:hAnsi="Arial Narrow" w:cs="Arial Narrow"/>
           <w:kern w:val="0"/>
-          <w14:ligatures w14:val="none"/>
+          <ns2:ligatures ns2:val="none"/>
         </w:rPr>
         <w:t>estaría</w:t>
       </w:r>
@@ -4872,7 +4872,7 @@
         <w:rPr>
           <w:rFonts w:ascii="Arial Narrow" w:eastAsia="Arial Narrow" w:hAnsi="Arial Narrow" w:cs="Arial Narrow"/>
           <w:kern w:val="0"/>
-          <w14:ligatures w14:val="none"/>
+          <ns2:ligatures ns2:val="none"/>
         </w:rPr>
         <w:t xml:space="preserve"> gestionando únicamente vía reembolso </w:t>
       </w:r>
@@ -4880,23 +4880,23 @@
         <w:rPr>
           <w:rFonts w:ascii="Arial Narrow" w:eastAsia="Arial Narrow" w:hAnsi="Arial Narrow" w:cs="Arial Narrow"/>
           <w:kern w:val="0"/>
-          <w14:ligatures w14:val="none"/>
+          <ns2:ligatures ns2:val="none"/>
         </w:rPr>
         <w:t>respecto de la solicitud de atención presentada el 14 de octubre de 2025.</w:t>
       </w:r>
     </w:p>
-    <w:p>
-      <w:pPr>
-        <w:spacing w:after="0" w:line="240" w:lineRule="auto"/>
-        <w:jc w:val="both"/>
-        <w:rPr>
-          <w:rFonts w:ascii="Arial Narrow" w:eastAsia="Arial Narrow" w:hAnsi="Arial Narrow" w:cs="Arial Narrow"/>
-          <w:kern w:val="0"/>
-          <w14:ligatures w14:val="none"/>
-        </w:rPr>
-      </w:pPr>
-    </w:p>
-    <w:p>
+    <w:p ns2:paraId="1DEB3481" ns2:textId="77777777">
+      <w:pPr>
+        <w:spacing w:after="0" w:line="240" w:lineRule="auto"/>
+        <w:jc w:val="both"/>
+        <w:rPr>
+          <w:rFonts w:ascii="Arial Narrow" w:eastAsia="Arial Narrow" w:hAnsi="Arial Narrow" w:cs="Arial Narrow"/>
+          <w:kern w:val="0"/>
+          <ns2:ligatures ns2:val="none"/>
+        </w:rPr>
+      </w:pPr>
+    </w:p>
+    <w:p ns2:paraId="634A0D61" ns2:textId="39E77AC7">
       <w:pPr>
         <w:spacing w:after="0" w:line="240" w:lineRule="auto"/>
         <w:contextualSpacing/>
@@ -4904,17 +4904,17 @@
         <w:rPr>
           <w:rFonts w:ascii="Arial Narrow" w:eastAsia="Calibri" w:hAnsi="Arial Narrow" w:cs="Arial"/>
           <w:kern w:val="0"/>
-          <w14:ligatures w14:val="none"/>
-        </w:rPr>
-      </w:pPr>
-      <w:r>
-        <w:rPr>
-          <w:rFonts w:ascii="Arial Narrow" w:eastAsia="Arial Narrow" w:hAnsi="Arial Narrow" w:cs="Arial Narrow"/>
-          <w:b/>
-          <w:color w:val="000000"/>
-          <w:kern w:val="0"/>
-          <w:lang w:eastAsia="es-PE"/>
-          <w14:ligatures w14:val="none"/>
+          <ns2:ligatures ns2:val="none"/>
+        </w:rPr>
+      </w:pPr>
+      <w:r>
+        <w:rPr>
+          <w:rFonts w:ascii="Arial Narrow" w:eastAsia="Arial Narrow" w:hAnsi="Arial Narrow" w:cs="Arial Narrow"/>
+          <w:b/>
+          <w:color w:val="000000"/>
+          <w:kern w:val="0"/>
+          <w:lang w:eastAsia="es-PE"/>
+          <ns2:ligatures ns2:val="none"/>
         </w:rPr>
         <w:t>SEGUNDO:</w:t>
       </w:r>
@@ -4924,7 +4924,7 @@
           <w:color w:val="000000"/>
           <w:kern w:val="0"/>
           <w:lang w:eastAsia="es-PE"/>
-          <w14:ligatures w14:val="none"/>
+          <ns2:ligatures ns2:val="none"/>
         </w:rPr>
         <w:t xml:space="preserve"> tener por ofrecidos los medios probatorios presentados en el escrito de denuncia </w:t>
       </w:r>
@@ -4934,7 +4934,7 @@
           <w:color w:val="000000"/>
           <w:kern w:val="0"/>
           <w:lang w:val="es-ES" w:eastAsia="es-ES"/>
-          <w14:ligatures w14:val="none"/>
+          <ns2:ligatures ns2:val="none"/>
         </w:rPr>
         <w:t xml:space="preserve">del </w:t>
       </w:r>
@@ -4944,7 +4944,7 @@
           <w:color w:val="000000"/>
           <w:kern w:val="0"/>
           <w:lang w:val="es-ES" w:eastAsia="es-ES"/>
-          <w14:ligatures w14:val="none"/>
+          <ns2:ligatures ns2:val="none"/>
         </w:rPr>
         <w:t>6 de enero de 2026, complementada con escrito del 17 de marzo de 2026, subsanada mediante escrito del 25 de mayo de 2026</w:t>
       </w:r>
@@ -4952,12 +4952,12 @@
         <w:rPr>
           <w:rFonts w:ascii="Arial Narrow" w:eastAsia="Calibri" w:hAnsi="Arial Narrow" w:cs="Arial"/>
           <w:kern w:val="0"/>
-          <w14:ligatures w14:val="none"/>
+          <ns2:ligatures ns2:val="none"/>
         </w:rPr>
         <w:t>.</w:t>
       </w:r>
     </w:p>
-    <w:p>
+    <w:p ns2:paraId="2AF03E3F" ns2:textId="77777777">
       <w:pPr>
         <w:spacing w:after="0" w:line="240" w:lineRule="auto"/>
         <w:contextualSpacing/>
@@ -4967,30 +4967,30 @@
           <w:color w:val="000000"/>
           <w:kern w:val="0"/>
           <w:lang w:eastAsia="es-PE"/>
-          <w14:ligatures w14:val="none"/>
-        </w:rPr>
-      </w:pPr>
-    </w:p>
-    <w:p>
-      <w:pPr>
-        <w:spacing w:after="0" w:line="240" w:lineRule="auto"/>
-        <w:jc w:val="both"/>
-        <w:rPr>
-          <w:rFonts w:ascii="Arial Narrow" w:eastAsia="Arial Narrow" w:hAnsi="Arial Narrow" w:cs="Arial Narrow"/>
-          <w:color w:val="000000"/>
-          <w:kern w:val="0"/>
-          <w:lang w:eastAsia="es-PE"/>
-          <w14:ligatures w14:val="none"/>
-        </w:rPr>
-      </w:pPr>
-      <w:r>
-        <w:rPr>
-          <w:rFonts w:ascii="Arial Narrow" w:eastAsia="Arial Narrow" w:hAnsi="Arial Narrow" w:cs="Arial Narrow"/>
-          <w:b/>
-          <w:color w:val="000000"/>
-          <w:kern w:val="0"/>
-          <w:lang w:eastAsia="es-PE"/>
-          <w14:ligatures w14:val="none"/>
+          <ns2:ligatures ns2:val="none"/>
+        </w:rPr>
+      </w:pPr>
+    </w:p>
+    <w:p ns2:paraId="5D90C1F7" ns2:textId="7B44D8AF">
+      <w:pPr>
+        <w:spacing w:after="0" w:line="240" w:lineRule="auto"/>
+        <w:jc w:val="both"/>
+        <w:rPr>
+          <w:rFonts w:ascii="Arial Narrow" w:eastAsia="Arial Narrow" w:hAnsi="Arial Narrow" w:cs="Arial Narrow"/>
+          <w:color w:val="000000"/>
+          <w:kern w:val="0"/>
+          <w:lang w:eastAsia="es-PE"/>
+          <ns2:ligatures ns2:val="none"/>
+        </w:rPr>
+      </w:pPr>
+      <w:r>
+        <w:rPr>
+          <w:rFonts w:ascii="Arial Narrow" w:eastAsia="Arial Narrow" w:hAnsi="Arial Narrow" w:cs="Arial Narrow"/>
+          <w:b/>
+          <w:color w:val="000000"/>
+          <w:kern w:val="0"/>
+          <w:lang w:eastAsia="es-PE"/>
+          <ns2:ligatures ns2:val="none"/>
         </w:rPr>
         <w:t xml:space="preserve">TERCERO: </w:t>
       </w:r>
@@ -5000,7 +5000,7 @@
           <w:color w:val="000000"/>
           <w:kern w:val="0"/>
           <w:lang w:eastAsia="es-PE"/>
-          <w14:ligatures w14:val="none"/>
+          <ns2:ligatures ns2:val="none"/>
         </w:rPr>
         <w:t xml:space="preserve">requerir a </w:t>
       </w:r>
@@ -5017,12 +5017,12 @@
           <w:color w:val="000000"/>
           <w:kern w:val="0"/>
           <w:lang w:eastAsia="es-PE"/>
-          <w14:ligatures w14:val="none"/>
+          <ns2:ligatures ns2:val="none"/>
         </w:rPr>
         <w:t>que cumplan con lo siguiente:</w:t>
       </w:r>
     </w:p>
-    <w:p>
+    <w:p ns2:paraId="156DFAB9" ns2:textId="77777777">
       <w:pPr>
         <w:spacing w:after="0" w:line="240" w:lineRule="auto"/>
         <w:jc w:val="both"/>
@@ -5031,11 +5031,11 @@
           <w:color w:val="000000"/>
           <w:kern w:val="0"/>
           <w:lang w:eastAsia="es-PE"/>
-          <w14:ligatures w14:val="none"/>
-        </w:rPr>
-      </w:pPr>
-    </w:p>
-    <w:p>
+          <ns2:ligatures ns2:val="none"/>
+        </w:rPr>
+      </w:pPr>
+    </w:p>
+    <w:p ns2:paraId="37384474" ns2:textId="77777777">
       <w:pPr>
         <w:numPr>
           <w:ilvl w:val="0"/>
@@ -5049,21 +5049,21 @@
           <w:color w:val="000000"/>
           <w:kern w:val="0"/>
           <w:lang w:eastAsia="es-PE"/>
-          <w14:ligatures w14:val="none"/>
-        </w:rPr>
-      </w:pPr>
-      <w:r>
-        <w:rPr>
-          <w:rFonts w:ascii="Arial Narrow" w:eastAsia="Arial Narrow" w:hAnsi="Arial Narrow" w:cs="Arial Narrow"/>
-          <w:color w:val="000000"/>
-          <w:kern w:val="0"/>
-          <w:lang w:eastAsia="es-PE"/>
-          <w14:ligatures w14:val="none"/>
+          <ns2:ligatures ns2:val="none"/>
+        </w:rPr>
+      </w:pPr>
+      <w:r>
+        <w:rPr>
+          <w:rFonts w:ascii="Arial Narrow" w:eastAsia="Arial Narrow" w:hAnsi="Arial Narrow" w:cs="Arial Narrow"/>
+          <w:color w:val="000000"/>
+          <w:kern w:val="0"/>
+          <w:lang w:eastAsia="es-PE"/>
+          <ns2:ligatures ns2:val="none"/>
         </w:rPr>
         <w:t>presentar documentos que acrediten su inscripción en los Registros Públicos o una declaración jurada que indique que cuenta con dicha inscripción;</w:t>
       </w:r>
     </w:p>
-    <w:p>
+    <w:p ns2:paraId="04A6E74B" ns2:textId="77777777">
       <w:pPr>
         <w:numPr>
           <w:ilvl w:val="0"/>
@@ -5077,21 +5077,21 @@
           <w:color w:val="000000"/>
           <w:kern w:val="0"/>
           <w:lang w:eastAsia="es-PE"/>
-          <w14:ligatures w14:val="none"/>
-        </w:rPr>
-      </w:pPr>
-      <w:r>
-        <w:rPr>
-          <w:rFonts w:ascii="Arial Narrow" w:eastAsia="Arial Narrow" w:hAnsi="Arial Narrow" w:cs="Arial Narrow"/>
-          <w:color w:val="000000"/>
-          <w:kern w:val="0"/>
-          <w:lang w:eastAsia="es-PE"/>
-          <w14:ligatures w14:val="none"/>
+          <ns2:ligatures ns2:val="none"/>
+        </w:rPr>
+      </w:pPr>
+      <w:r>
+        <w:rPr>
+          <w:rFonts w:ascii="Arial Narrow" w:eastAsia="Arial Narrow" w:hAnsi="Arial Narrow" w:cs="Arial Narrow"/>
+          <w:color w:val="000000"/>
+          <w:kern w:val="0"/>
+          <w:lang w:eastAsia="es-PE"/>
+          <ns2:ligatures ns2:val="none"/>
         </w:rPr>
         <w:t>presentar copia simple de las facultades de representación de su representante legal en el presente procedimiento o la declaración jurada que indique que cuenta con dichas facultades y que estas se encuentran vigentes;</w:t>
       </w:r>
     </w:p>
-    <w:p>
+    <w:p ns2:paraId="1203D0DC" ns2:textId="77777777">
       <w:pPr>
         <w:numPr>
           <w:ilvl w:val="0"/>
@@ -5105,21 +5105,21 @@
           <w:color w:val="000000"/>
           <w:kern w:val="0"/>
           <w:lang w:eastAsia="es-PE"/>
-          <w14:ligatures w14:val="none"/>
-        </w:rPr>
-      </w:pPr>
-      <w:r>
-        <w:rPr>
-          <w:rFonts w:ascii="Arial Narrow" w:eastAsia="Arial Narrow" w:hAnsi="Arial Narrow" w:cs="Arial Narrow"/>
-          <w:color w:val="000000"/>
-          <w:kern w:val="0"/>
-          <w:lang w:eastAsia="es-PE"/>
-          <w14:ligatures w14:val="none"/>
+          <ns2:ligatures ns2:val="none"/>
+        </w:rPr>
+      </w:pPr>
+      <w:r>
+        <w:rPr>
+          <w:rFonts w:ascii="Arial Narrow" w:eastAsia="Arial Narrow" w:hAnsi="Arial Narrow" w:cs="Arial Narrow"/>
+          <w:color w:val="000000"/>
+          <w:kern w:val="0"/>
+          <w:lang w:eastAsia="es-PE"/>
+          <ns2:ligatures ns2:val="none"/>
         </w:rPr>
         <w:t>consignar el Número de Registro Único de Contribuyentes (RUC); y,</w:t>
       </w:r>
     </w:p>
-    <w:p>
+    <w:p ns2:paraId="37704CA2" ns2:textId="7AD28F33">
       <w:pPr>
         <w:numPr>
           <w:ilvl w:val="0"/>
@@ -5131,16 +5131,16 @@
         <w:rPr>
           <w:rFonts w:ascii="Arial Narrow" w:eastAsia="Calibri" w:hAnsi="Arial Narrow" w:cs="Arial"/>
           <w:kern w:val="0"/>
-          <w14:ligatures w14:val="none"/>
-        </w:rPr>
-      </w:pPr>
-      <w:r>
-        <w:rPr>
-          <w:rFonts w:ascii="Arial Narrow" w:eastAsia="Arial Narrow" w:hAnsi="Arial Narrow" w:cs="Arial Narrow"/>
-          <w:color w:val="000000"/>
-          <w:kern w:val="0"/>
-          <w:lang w:eastAsia="es-PE"/>
-          <w14:ligatures w14:val="none"/>
+          <ns2:ligatures ns2:val="none"/>
+        </w:rPr>
+      </w:pPr>
+      <w:r>
+        <w:rPr>
+          <w:rFonts w:ascii="Arial Narrow" w:eastAsia="Arial Narrow" w:hAnsi="Arial Narrow" w:cs="Arial Narrow"/>
+          <w:color w:val="000000"/>
+          <w:kern w:val="0"/>
+          <w:lang w:eastAsia="es-PE"/>
+          <ns2:ligatures ns2:val="none"/>
         </w:rPr>
         <w:t xml:space="preserve">fijar domicilio procesal para el procedimiento, de conformidad con el numeral 1 del artículo 442 del Código Procesal Civil. </w:t>
       </w:r>
@@ -5148,7 +5148,7 @@
         <w:rPr>
           <w:rFonts w:ascii="Arial Narrow" w:eastAsia="Calibri" w:hAnsi="Arial Narrow" w:cs="Arial"/>
           <w:kern w:val="0"/>
-          <w14:ligatures w14:val="none"/>
+          <ns2:ligatures ns2:val="none"/>
         </w:rPr>
         <w:t>Para ello podrá señalar domicilio físico o una dirección electrónica a la que pueda remitirse las notificaciones</w:t>
       </w:r>
@@ -5157,12 +5157,12 @@
           <w:rFonts w:ascii="Arial Narrow" w:eastAsia="Arial" w:hAnsi="Arial Narrow" w:cs="Arial"/>
           <w:kern w:val="0"/>
           <w:lang w:val="es"/>
-          <w14:ligatures w14:val="none"/>
+          <ns2:ligatures ns2:val="none"/>
         </w:rPr>
         <w:t>;</w:t>
       </w:r>
     </w:p>
-    <w:p>
+    <w:p ns2:paraId="6A38ABFB" ns2:textId="7ACC9135">
       <w:pPr>
         <w:numPr>
           <w:ilvl w:val="0"/>
@@ -5174,14 +5174,14 @@
         <w:rPr>
           <w:rFonts w:ascii="Arial Narrow" w:eastAsia="Calibri" w:hAnsi="Arial Narrow" w:cs="Arial"/>
           <w:kern w:val="0"/>
-          <w14:ligatures w14:val="none"/>
+          <ns2:ligatures ns2:val="none"/>
         </w:rPr>
       </w:pPr>
       <w:r>
         <w:rPr>
           <w:rFonts w:ascii="Arial Narrow" w:eastAsia="Calibri" w:hAnsi="Arial Narrow" w:cs="Arial"/>
           <w:kern w:val="0"/>
-          <w14:ligatures w14:val="none"/>
+          <ns2:ligatures ns2:val="none"/>
         </w:rPr>
         <w:t>en caso califique como micro empresa o pequeña empresa, presentar los documentos que acrediten su volumen de ventas o ingresos brutos percibidos el año anterior relativo a todas sus actividades económicas y el número de trabajadores con el que cuenta</w:t>
       </w:r>
@@ -5191,7 +5191,7 @@
           <w:rFonts w:ascii="Arial Narrow" w:eastAsia="Calibri" w:hAnsi="Arial Narrow" w:cs="Arial"/>
           <w:kern w:val="0"/>
           <w:vertAlign w:val="superscript"/>
-          <w14:ligatures w14:val="none"/>
+          <ns2:ligatures ns2:val="none"/>
         </w:rPr>
         <w:footnoteReference w:id="8"/>
       </w:r>
@@ -5199,7 +5199,7 @@
         <w:rPr>
           <w:rFonts w:ascii="Arial Narrow" w:eastAsia="Calibri" w:hAnsi="Arial Narrow" w:cs="Arial"/>
           <w:kern w:val="0"/>
-          <w14:ligatures w14:val="none"/>
+          <ns2:ligatures ns2:val="none"/>
         </w:rPr>
         <w:t xml:space="preserve">. Ello, a fin de que la Comisión pueda meritar dicha documentación, conforme lo establece el artículo 110 del </w:t>
       </w:r>
@@ -5208,7 +5208,7 @@
           <w:rFonts w:ascii="Arial Narrow" w:eastAsia="Calibri" w:hAnsi="Arial Narrow" w:cs="Arial"/>
           <w:spacing w:val="-2"/>
           <w:kern w:val="0"/>
-          <w14:ligatures w14:val="none"/>
+          <ns2:ligatures ns2:val="none"/>
         </w:rPr>
         <w:t>Código</w:t>
       </w:r>
@@ -5219,7 +5219,7 @@
           <w:spacing w:val="-2"/>
           <w:kern w:val="0"/>
           <w:vertAlign w:val="superscript"/>
-          <w14:ligatures w14:val="none"/>
+          <ns2:ligatures ns2:val="none"/>
         </w:rPr>
         <w:footnoteReference w:id="9"/>
       </w:r>
@@ -5228,172 +5228,89 @@
           <w:rFonts w:ascii="Arial Narrow" w:eastAsia="Calibri" w:hAnsi="Arial Narrow" w:cs="Arial"/>
           <w:spacing w:val="-2"/>
           <w:kern w:val="0"/>
-          <w14:ligatures w14:val="none"/>
+          <ns2:ligatures ns2:val="none"/>
         </w:rPr>
         <w:t>.</w:t>
       </w:r>
     </w:p>
+    <w:p ns2:paraId="1B2AA0D1" ns2:textId="77777777">
+      <w:pPr>
+        <w:spacing w:after="0" w:line="240" w:lineRule="auto"/>
+        <w:ind w:left="567"/>
+        <w:jc w:val="both"/>
+        <w:rPr>
+          <w:rFonts w:ascii="Arial Narrow" w:eastAsia="Arial Narrow" w:hAnsi="Arial Narrow" w:cs="Arial Narrow"/>
+          <w:color w:val="000000"/>
+          <w:kern w:val="0"/>
+          <w:lang w:eastAsia="es-PE"/>
+          <ns2:ligatures ns2:val="none"/>
+        </w:rPr>
+      </w:pPr>
+    </w:p>
     <w:p>
       <w:pPr>
         <w:spacing w:after="0" w:line="240" w:lineRule="auto"/>
-        <w:ind w:left="567"/>
-        <w:jc w:val="both"/>
-        <w:rPr>
-          <w:rFonts w:ascii="Arial Narrow" w:eastAsia="Arial Narrow" w:hAnsi="Arial Narrow" w:cs="Arial Narrow"/>
-          <w:color w:val="000000"/>
-          <w:kern w:val="0"/>
-          <w:lang w:eastAsia="es-PE"/>
-          <w14:ligatures w14:val="none"/>
-        </w:rPr>
-      </w:pPr>
-    </w:p>
-    <w:p>
-      <w:pPr>
-        <w:spacing w:after="0" w:line="240" w:lineRule="auto"/>
-        <w:jc w:val="both"/>
-        <w:rPr>
-          <w:rFonts w:ascii="Arial Narrow" w:eastAsia="Arial Narrow" w:hAnsi="Arial Narrow" w:cs="Arial Narrow"/>
-          <w:color w:val="000000"/>
-          <w:kern w:val="0"/>
-          <w:lang w:eastAsia="es-PE"/>
-          <w14:ligatures w14:val="none"/>
-        </w:rPr>
-      </w:pPr>
-      <w:r>
-        <w:rPr>
-          <w:rFonts w:ascii="Arial Narrow" w:eastAsia="Arial Narrow" w:hAnsi="Arial Narrow" w:cs="Arial Narrow"/>
-          <w:b/>
-          <w:color w:val="000000"/>
-          <w:kern w:val="0"/>
-          <w:lang w:eastAsia="es-PE"/>
-          <w14:ligatures w14:val="none"/>
+        <w:jc w:val="both"/>
+        <w:rPr>
+          <w:rFonts w:ascii="Arial Narrow" w:eastAsia="Arial Narrow" w:hAnsi="Arial Narrow" w:cs="Arial Narrow"/>
+          <w:color w:val="000000"/>
+          <w:kern w:val="0"/>
+          <w:lang w:eastAsia="es-PE"/>
+          <ns2:ligatures ns2:val="none"/>
+        </w:rPr>
+      </w:pPr>
+      <w:r>
+        <w:rPr>
+          <w:rFonts w:ascii="Arial Narrow" w:hAnsi="Arial Narrow" w:cs="Arial Narrow"/>
+          <w:b w:val="1"/>
+          <w:bCs w:val="1"/>
+          <w:sz w:val="20"/>
+          <w:szCs w:val="20"/>
         </w:rPr>
         <w:t xml:space="preserve">CUARTO: </w:t>
       </w:r>
       <w:r>
         <w:rPr>
-          <w:rFonts w:ascii="Arial Narrow" w:eastAsia="Arial Narrow" w:hAnsi="Arial Narrow" w:cs="Arial Narrow"/>
-          <w:color w:val="000000"/>
-          <w:kern w:val="0"/>
-          <w:lang w:eastAsia="es-PE"/>
-          <w14:ligatures w14:val="none"/>
-        </w:rPr>
-        <w:t xml:space="preserve">correr traslado de la denuncia interpuesta </w:t>
-      </w:r>
-      <w:r>
+          <w:rFonts w:ascii="Arial Narrow" w:hAnsi="Arial Narrow" w:cs="Arial Narrow"/>
+          <w:sz w:val="20"/>
+          <w:szCs w:val="20"/>
+        </w:rPr>
+        <w:t xml:space="preserve">correr traslado de la presente resolución a Rímac Seguros y Reaseguros S.A., al Banco BBVA Perú S.A. y a Impulsa 365 S.A.C para que, de conformidad con lo dispuesto por el artículo 26° de la Ley sobre Facultades, Normas y Organización del Indecopi, aprobado por Decreto Legislativo N° 8079, presenten sus descargos sobre la imputación de cargos realizada en un plazo no mayor a cinco (5) días hábiles contado a partir del día siguiente de la notificación de la presente resolución, vencido el cual, el Secretario Técnico declarará en rebeldía a los denunciados que no lo hubieran presentado. Debe precisarse que de conformidad con lo establecido por el artículo 223° del Texto Único Ordenado de la Ley N° 27444, Ley del Procedimiento Administrativo General, las alegaciones y los hechos relevantes de la reclamación, salvo que hayan sido específicamente negadas en la contestación, se tendrán por aceptadas o meritadas como ciertas.</w:t>
+      </w:r>
+    </w:p>
+    <w:p ns2:paraId="2F1C55D7" ns2:textId="77777777">
+      <w:pPr>
+        <w:spacing w:after="0" w:line="240" w:lineRule="auto"/>
+        <w:jc w:val="both"/>
+        <w:rPr>
+          <w:rFonts w:ascii="Arial Narrow" w:eastAsia="Arial Narrow" w:hAnsi="Arial Narrow" w:cs="Arial Narrow"/>
+          <w:color w:val="000000"/>
+          <w:kern w:val="0"/>
+          <w:lang w:eastAsia="es-PE"/>
+          <ns2:ligatures ns2:val="none"/>
+        </w:rPr>
+      </w:pPr>
+    </w:p>
+    <w:p ns2:paraId="6D15F6EA" ns2:textId="38D173F7">
+      <w:pPr>
+        <w:spacing w:after="0" w:line="240" w:lineRule="auto"/>
+        <w:jc w:val="both"/>
         <w:rPr>
           <w:rFonts w:ascii="Arial Narrow" w:eastAsia="Times New Roman" w:hAnsi="Arial Narrow" w:cs="Arial"/>
           <w:color w:val="000000"/>
           <w:kern w:val="0"/>
           <w:lang w:val="es-ES" w:eastAsia="es-ES"/>
-          <w14:ligatures w14:val="none"/>
-        </w:rPr>
-        <w:t xml:space="preserve">el </w:t>
-      </w:r>
-      <w:r>
-        <w:rPr>
-          <w:rFonts w:ascii="Arial Narrow" w:eastAsia="Times New Roman" w:hAnsi="Arial Narrow" w:cs="Arial"/>
-          <w:color w:val="000000"/>
-          <w:kern w:val="0"/>
-          <w:lang w:val="es-ES" w:eastAsia="es-ES"/>
-          <w14:ligatures w14:val="none"/>
-        </w:rPr>
-        <w:t>6 de enero de 2026, complementada con escrito del 17 de marzo de 2026, subsanada mediante escrito del 25 de mayo de 2026</w:t>
-      </w:r>
-      <w:r>
-        <w:rPr>
-          <w:rFonts w:ascii="Arial Narrow" w:eastAsia="Calibri" w:hAnsi="Arial Narrow" w:cs="Arial"/>
-          <w:kern w:val="0"/>
-          <w14:ligatures w14:val="none"/>
-        </w:rPr>
-        <w:t xml:space="preserve">, </w:t>
-      </w:r>
-      <w:r>
-        <w:rPr>
-          <w:rFonts w:ascii="Arial Narrow" w:eastAsia="Arial Narrow" w:hAnsi="Arial Narrow" w:cs="Arial Narrow"/>
-          <w:color w:val="000000"/>
-          <w:kern w:val="0"/>
-          <w:lang w:eastAsia="es-PE"/>
-          <w14:ligatures w14:val="none"/>
-        </w:rPr>
-        <w:t>a</w:t>
-      </w:r>
-      <w:r>
-        <w:rPr>
-          <w:rFonts w:ascii="Arial Narrow" w:eastAsia="Times New Roman" w:hAnsi="Arial Narrow" w:cs="Times New Roman"/>
-          <w:color w:val="000000"/>
-          <w:kern w:val="0"/>
-          <w:shd w:val="clear" w:color="auto" w:fill="FFFFFF"/>
-          <w:lang w:eastAsia="es-PE"/>
-          <w14:ligatures w14:val="none"/>
-        </w:rPr>
-        <w:t xml:space="preserve"> </w:t>
-      </w:r>
-      <w:r>
-        <w:rPr>
-          <w:rFonts w:ascii="Arial Narrow" w:eastAsia="Arial Narrow" w:hAnsi="Arial Narrow" w:cs="Arial Narrow"/>
-          <w:bCs/>
-        </w:rPr>
-        <w:t xml:space="preserve">Rímac Seguros y Reaseguros S.A., </w:t>
-      </w:r>
-      <w:r>
-        <w:rPr>
-          <w:rFonts w:ascii="Arial Narrow" w:eastAsia="Arial Narrow" w:hAnsi="Arial Narrow" w:cs="Arial Narrow"/>
-          <w:bCs/>
-        </w:rPr>
-        <w:t xml:space="preserve">al </w:t>
-      </w:r>
-      <w:r>
-        <w:rPr>
-          <w:rFonts w:ascii="Arial Narrow" w:eastAsia="Arial Narrow" w:hAnsi="Arial Narrow" w:cs="Arial Narrow"/>
-          <w:bCs/>
-        </w:rPr>
-        <w:t>Banco BBVA Perú S.A. y a Impulsa 365 S.A.C.</w:t>
-      </w:r>
-      <w:r>
-        <w:rPr>
-          <w:rFonts w:ascii="Arial Narrow" w:eastAsia="Arial Narrow" w:hAnsi="Arial Narrow" w:cs="Arial Narrow"/>
-          <w:color w:val="000000"/>
-          <w:kern w:val="0"/>
-          <w:lang w:eastAsia="es-PE"/>
-          <w14:ligatures w14:val="none"/>
-        </w:rPr>
-        <w:t xml:space="preserve">, para que, de conformidad con lo dispuesto por el artículo 26 de la Ley sobre Facultades, Normas y Organización del Indecopi, aprobada por Decreto Legislativo 807, presenten sus descargos en un plazo no mayor de cinco (5) días hábiles contados desde la notificación. </w:t>
-      </w:r>
-    </w:p>
-    <w:p>
-      <w:pPr>
-        <w:spacing w:after="0" w:line="240" w:lineRule="auto"/>
-        <w:jc w:val="both"/>
-        <w:rPr>
-          <w:rFonts w:ascii="Arial Narrow" w:eastAsia="Arial Narrow" w:hAnsi="Arial Narrow" w:cs="Arial Narrow"/>
-          <w:color w:val="000000"/>
-          <w:kern w:val="0"/>
-          <w:lang w:eastAsia="es-PE"/>
-          <w14:ligatures w14:val="none"/>
-        </w:rPr>
-      </w:pPr>
-    </w:p>
-    <w:p>
-      <w:pPr>
-        <w:spacing w:after="0" w:line="240" w:lineRule="auto"/>
-        <w:jc w:val="both"/>
-        <w:rPr>
-          <w:rFonts w:ascii="Arial Narrow" w:eastAsia="Times New Roman" w:hAnsi="Arial Narrow" w:cs="Arial"/>
-          <w:color w:val="000000"/>
-          <w:kern w:val="0"/>
-          <w:lang w:val="es-ES" w:eastAsia="es-ES"/>
-          <w14:ligatures w14:val="none"/>
-        </w:rPr>
-      </w:pPr>
-      <w:r>
-        <w:rPr>
-          <w:rFonts w:ascii="Arial Narrow" w:eastAsia="Arial Narrow" w:hAnsi="Arial Narrow" w:cs="Arial Narrow"/>
-          <w:b/>
-          <w:color w:val="000000"/>
-          <w:kern w:val="0"/>
-          <w:lang w:eastAsia="es-PE"/>
-          <w14:ligatures w14:val="none"/>
+          <ns2:ligatures ns2:val="none"/>
+        </w:rPr>
+      </w:pPr>
+      <w:r>
+        <w:rPr>
+          <w:rFonts w:ascii="Arial Narrow" w:eastAsia="Arial Narrow" w:hAnsi="Arial Narrow" w:cs="Arial Narrow"/>
+          <w:b/>
+          <w:color w:val="000000"/>
+          <w:kern w:val="0"/>
+          <w:lang w:eastAsia="es-PE"/>
+          <ns2:ligatures ns2:val="none"/>
         </w:rPr>
         <w:lastRenderedPageBreak/>
         <w:t xml:space="preserve">QUINTO: </w:t>
@@ -5405,7 +5322,7 @@
           <w:color w:val="000000"/>
           <w:kern w:val="0"/>
           <w:lang w:eastAsia="es-ES"/>
-          <w14:ligatures w14:val="none"/>
+          <ns2:ligatures ns2:val="none"/>
         </w:rPr>
         <w:t xml:space="preserve">requerir </w:t>
       </w:r>
@@ -5415,7 +5332,7 @@
           <w:color w:val="000000"/>
           <w:kern w:val="0"/>
           <w:lang w:val="es-ES" w:eastAsia="es-ES"/>
-          <w14:ligatures w14:val="none"/>
+          <ns2:ligatures ns2:val="none"/>
         </w:rPr>
         <w:t xml:space="preserve">que, en un </w:t>
       </w:r>
@@ -5425,7 +5342,7 @@
           <w:color w:val="000000"/>
           <w:kern w:val="0"/>
           <w:lang w:eastAsia="es-ES"/>
-          <w14:ligatures w14:val="none"/>
+          <ns2:ligatures ns2:val="none"/>
         </w:rPr>
         <w:t>plazo no mayor de cinco (5) días hábiles contado a partir del día siguiente de la notificación de la presente resolución</w:t>
       </w:r>
@@ -5436,7 +5353,7 @@
           <w:color w:val="000000"/>
           <w:kern w:val="0"/>
           <w:lang w:eastAsia="es-ES"/>
-          <w14:ligatures w14:val="none"/>
+          <ns2:ligatures ns2:val="none"/>
         </w:rPr>
         <w:t xml:space="preserve">, </w:t>
       </w:r>
@@ -5461,7 +5378,7 @@
           <w:color w:val="000000"/>
           <w:kern w:val="0"/>
           <w:lang w:eastAsia="es-ES"/>
-          <w14:ligatures w14:val="none"/>
+          <ns2:ligatures ns2:val="none"/>
         </w:rPr>
         <w:t xml:space="preserve">, </w:t>
       </w:r>
@@ -5472,7 +5389,7 @@
           <w:color w:val="000000"/>
           <w:kern w:val="0"/>
           <w:lang w:val="es-ES" w:eastAsia="es-ES"/>
-          <w14:ligatures w14:val="none"/>
+          <ns2:ligatures ns2:val="none"/>
         </w:rPr>
         <w:t xml:space="preserve">cumpla con: </w:t>
       </w:r>
@@ -5482,7 +5399,7 @@
           <w:color w:val="000000"/>
           <w:kern w:val="0"/>
           <w:lang w:val="es-ES" w:eastAsia="es-ES"/>
-          <w14:ligatures w14:val="none"/>
+          <ns2:ligatures ns2:val="none"/>
         </w:rPr>
         <w:t>(i) presentar una copia debidamente suscrita del Certificado 001177944002994373 del Seguro de Protección Múltiple materia de denuncia, así como el cargo de remisión de la póliza y/o certificado; (ii) presentar los medios probatorios que acrediten la cantidad total de los servicios anuales contemplados en la cobertura del Certificado 001177944002994373 del Seguro de Protección Múltiple; (iii) presentar los medios probatorios que acrediten la existencia de condiciones contractuales que facultaran la activación automática de la modalidad de reembolso; y, (iv) presentar todas las comunicaciones cursadas con la parte denunciante en virtud de los hechos materia de denuncia</w:t>
       </w:r>
@@ -5492,12 +5409,12 @@
           <w:color w:val="000000"/>
           <w:kern w:val="0"/>
           <w:lang w:val="es-ES" w:eastAsia="es-ES"/>
-          <w14:ligatures w14:val="none"/>
+          <ns2:ligatures ns2:val="none"/>
         </w:rPr>
         <w:t>.</w:t>
       </w:r>
     </w:p>
-    <w:p>
+    <w:p ns2:paraId="7EAE58BA" ns2:textId="77777777">
       <w:pPr>
         <w:spacing w:after="0" w:line="240" w:lineRule="auto"/>
         <w:jc w:val="both"/>
@@ -5506,11 +5423,11 @@
           <w:color w:val="000000"/>
           <w:kern w:val="0"/>
           <w:lang w:val="es-ES" w:eastAsia="es-ES"/>
-          <w14:ligatures w14:val="none"/>
-        </w:rPr>
-      </w:pPr>
-    </w:p>
-    <w:p>
+          <ns2:ligatures ns2:val="none"/>
+        </w:rPr>
+      </w:pPr>
+    </w:p>
+    <w:p ns2:paraId="018EE32A" ns2:textId="490CE3B4">
       <w:pPr>
         <w:spacing w:after="0" w:line="240" w:lineRule="auto"/>
         <w:jc w:val="both"/>
@@ -5519,17 +5436,17 @@
           <w:color w:val="000000"/>
           <w:kern w:val="0"/>
           <w:lang w:val="es-ES" w:eastAsia="es-ES"/>
-          <w14:ligatures w14:val="none"/>
-        </w:rPr>
-      </w:pPr>
-      <w:r>
-        <w:rPr>
-          <w:rFonts w:ascii="Arial Narrow" w:eastAsia="Arial Narrow" w:hAnsi="Arial Narrow" w:cs="Arial Narrow"/>
-          <w:b/>
-          <w:color w:val="000000"/>
-          <w:kern w:val="0"/>
-          <w:lang w:eastAsia="es-PE"/>
-          <w14:ligatures w14:val="none"/>
+          <ns2:ligatures ns2:val="none"/>
+        </w:rPr>
+      </w:pPr>
+      <w:r>
+        <w:rPr>
+          <w:rFonts w:ascii="Arial Narrow" w:eastAsia="Arial Narrow" w:hAnsi="Arial Narrow" w:cs="Arial Narrow"/>
+          <w:b/>
+          <w:color w:val="000000"/>
+          <w:kern w:val="0"/>
+          <w:lang w:eastAsia="es-PE"/>
+          <ns2:ligatures ns2:val="none"/>
         </w:rPr>
         <w:t xml:space="preserve">SEXTO: </w:t>
       </w:r>
@@ -5539,7 +5456,7 @@
           <w:color w:val="000000"/>
           <w:kern w:val="0"/>
           <w:lang w:eastAsia="es-ES"/>
-          <w14:ligatures w14:val="none"/>
+          <ns2:ligatures ns2:val="none"/>
         </w:rPr>
         <w:t xml:space="preserve">requerir </w:t>
       </w:r>
@@ -5549,7 +5466,7 @@
           <w:color w:val="000000"/>
           <w:kern w:val="0"/>
           <w:lang w:val="es-ES" w:eastAsia="es-ES"/>
-          <w14:ligatures w14:val="none"/>
+          <ns2:ligatures ns2:val="none"/>
         </w:rPr>
         <w:t xml:space="preserve">que, en un </w:t>
       </w:r>
@@ -5559,7 +5476,7 @@
           <w:color w:val="000000"/>
           <w:kern w:val="0"/>
           <w:lang w:eastAsia="es-ES"/>
-          <w14:ligatures w14:val="none"/>
+          <ns2:ligatures ns2:val="none"/>
         </w:rPr>
         <w:t xml:space="preserve">plazo no mayor de cinco (5) días hábiles contado a partir del día siguiente de la notificación de la presente resolución, </w:t>
       </w:r>
@@ -5576,7 +5493,7 @@
           <w:color w:val="000000"/>
           <w:kern w:val="0"/>
           <w:lang w:eastAsia="es-ES"/>
-          <w14:ligatures w14:val="none"/>
+          <ns2:ligatures ns2:val="none"/>
         </w:rPr>
         <w:t xml:space="preserve">, </w:t>
       </w:r>
@@ -5586,7 +5503,7 @@
           <w:color w:val="000000"/>
           <w:kern w:val="0"/>
           <w:lang w:val="es-ES" w:eastAsia="es-ES"/>
-          <w14:ligatures w14:val="none"/>
+          <ns2:ligatures ns2:val="none"/>
         </w:rPr>
         <w:t xml:space="preserve">cumpla con: </w:t>
       </w:r>
@@ -5596,7 +5513,7 @@
           <w:color w:val="000000"/>
           <w:kern w:val="0"/>
           <w:lang w:val="es-ES" w:eastAsia="es-ES"/>
-          <w14:ligatures w14:val="none"/>
+          <ns2:ligatures ns2:val="none"/>
         </w:rPr>
         <w:t>(i) presentar una copia debidamente suscrita del Certificado 001177944002994373 del Seguro de Protección Múltiple materia de denuncia, así como el cargo de remisión de la póliza y/o certificado; y, (ii) presentar todas las comunicaciones cursadas con la parte denunciante en virtud de los hechos materia de denuncia</w:t>
       </w:r>
@@ -5606,12 +5523,12 @@
           <w:color w:val="000000"/>
           <w:kern w:val="0"/>
           <w:lang w:val="es-ES" w:eastAsia="es-ES"/>
-          <w14:ligatures w14:val="none"/>
+          <ns2:ligatures ns2:val="none"/>
         </w:rPr>
         <w:t>.</w:t>
       </w:r>
     </w:p>
-    <w:p>
+    <w:p ns2:paraId="09376C78" ns2:textId="77777777">
       <w:pPr>
         <w:spacing w:after="0" w:line="240" w:lineRule="auto"/>
         <w:jc w:val="both"/>
@@ -5620,11 +5537,11 @@
           <w:color w:val="000000"/>
           <w:kern w:val="0"/>
           <w:lang w:val="es-ES" w:eastAsia="es-ES"/>
-          <w14:ligatures w14:val="none"/>
-        </w:rPr>
-      </w:pPr>
-    </w:p>
-    <w:p>
+          <ns2:ligatures ns2:val="none"/>
+        </w:rPr>
+      </w:pPr>
+    </w:p>
+    <w:p ns2:paraId="61AD8504" ns2:textId="3AB8DCE7">
       <w:pPr>
         <w:spacing w:after="0" w:line="240" w:lineRule="auto"/>
         <w:jc w:val="both"/>
@@ -5633,17 +5550,17 @@
           <w:color w:val="000000"/>
           <w:kern w:val="0"/>
           <w:lang w:val="es-ES" w:eastAsia="es-ES"/>
-          <w14:ligatures w14:val="none"/>
-        </w:rPr>
-      </w:pPr>
-      <w:r>
-        <w:rPr>
-          <w:rFonts w:ascii="Arial Narrow" w:eastAsia="Arial Narrow" w:hAnsi="Arial Narrow" w:cs="Arial Narrow"/>
-          <w:b/>
-          <w:color w:val="000000"/>
-          <w:kern w:val="0"/>
-          <w:lang w:eastAsia="es-PE"/>
-          <w14:ligatures w14:val="none"/>
+          <ns2:ligatures ns2:val="none"/>
+        </w:rPr>
+      </w:pPr>
+      <w:r>
+        <w:rPr>
+          <w:rFonts w:ascii="Arial Narrow" w:eastAsia="Arial Narrow" w:hAnsi="Arial Narrow" w:cs="Arial Narrow"/>
+          <w:b/>
+          <w:color w:val="000000"/>
+          <w:kern w:val="0"/>
+          <w:lang w:eastAsia="es-PE"/>
+          <ns2:ligatures ns2:val="none"/>
         </w:rPr>
         <w:t xml:space="preserve">SÉTIMO: </w:t>
       </w:r>
@@ -5653,7 +5570,7 @@
           <w:color w:val="000000"/>
           <w:kern w:val="0"/>
           <w:lang w:eastAsia="es-ES"/>
-          <w14:ligatures w14:val="none"/>
+          <ns2:ligatures ns2:val="none"/>
         </w:rPr>
         <w:t xml:space="preserve">requerir </w:t>
       </w:r>
@@ -5663,7 +5580,7 @@
           <w:color w:val="000000"/>
           <w:kern w:val="0"/>
           <w:lang w:val="es-ES" w:eastAsia="es-ES"/>
-          <w14:ligatures w14:val="none"/>
+          <ns2:ligatures ns2:val="none"/>
         </w:rPr>
         <w:t xml:space="preserve">que, en un </w:t>
       </w:r>
@@ -5673,7 +5590,7 @@
           <w:color w:val="000000"/>
           <w:kern w:val="0"/>
           <w:lang w:eastAsia="es-ES"/>
-          <w14:ligatures w14:val="none"/>
+          <ns2:ligatures ns2:val="none"/>
         </w:rPr>
         <w:t xml:space="preserve">plazo no mayor de cinco (5) días hábiles contado a partir del día siguiente de la notificación de la presente resolución, </w:t>
       </w:r>
@@ -5690,7 +5607,7 @@
           <w:color w:val="000000"/>
           <w:kern w:val="0"/>
           <w:lang w:eastAsia="es-ES"/>
-          <w14:ligatures w14:val="none"/>
+          <ns2:ligatures ns2:val="none"/>
         </w:rPr>
         <w:t xml:space="preserve">, </w:t>
       </w:r>
@@ -5700,7 +5617,7 @@
           <w:color w:val="000000"/>
           <w:kern w:val="0"/>
           <w:lang w:val="es-ES" w:eastAsia="es-ES"/>
-          <w14:ligatures w14:val="none"/>
+          <ns2:ligatures ns2:val="none"/>
         </w:rPr>
         <w:t xml:space="preserve">cumpla con: </w:t>
       </w:r>
@@ -5710,7 +5627,7 @@
           <w:color w:val="000000"/>
           <w:kern w:val="0"/>
           <w:lang w:val="es-ES" w:eastAsia="es-ES"/>
-          <w14:ligatures w14:val="none"/>
+          <ns2:ligatures ns2:val="none"/>
         </w:rPr>
         <w:t>(i) presentar una copia de la documentación que acreditara la falta de disponibilidad de personal técnico para atender el siniestro del 14 de octubre de 2025; (ii) presentar los medios probatorios que acrediten la existencia de condiciones contractuales que facultaran la activación automática de la modalidad de reembolso; y, (ii) presentar todas las comunicaciones cursadas con la parte denunciante en virtud de los hechos materia de denuncia</w:t>
       </w:r>
@@ -5720,12 +5637,12 @@
           <w:color w:val="000000"/>
           <w:kern w:val="0"/>
           <w:lang w:val="es-ES" w:eastAsia="es-ES"/>
-          <w14:ligatures w14:val="none"/>
+          <ns2:ligatures ns2:val="none"/>
         </w:rPr>
         <w:t>.</w:t>
       </w:r>
     </w:p>
-    <w:p>
+    <w:p ns2:paraId="262B363D" ns2:textId="77777777">
       <w:pPr>
         <w:spacing w:after="0" w:line="240" w:lineRule="auto"/>
         <w:jc w:val="both"/>
@@ -5734,20 +5651,20 @@
           <w:color w:val="000000"/>
           <w:kern w:val="0"/>
           <w:lang w:val="es-ES" w:eastAsia="es-ES"/>
-          <w14:ligatures w14:val="none"/>
-        </w:rPr>
-      </w:pPr>
-    </w:p>
-    <w:p>
-      <w:pPr>
-        <w:spacing w:after="0" w:line="240" w:lineRule="auto"/>
-        <w:jc w:val="both"/>
-        <w:rPr>
-          <w:rFonts w:ascii="Arial Narrow" w:eastAsia="Arial Narrow" w:hAnsi="Arial Narrow" w:cs="Arial Narrow"/>
-          <w:color w:val="000000"/>
-          <w:kern w:val="0"/>
-          <w:lang w:eastAsia="es-PE"/>
-          <w14:ligatures w14:val="none"/>
+          <ns2:ligatures ns2:val="none"/>
+        </w:rPr>
+      </w:pPr>
+    </w:p>
+    <w:p ns2:paraId="58D4E496" ns2:textId="52A50383">
+      <w:pPr>
+        <w:spacing w:after="0" w:line="240" w:lineRule="auto"/>
+        <w:jc w:val="both"/>
+        <w:rPr>
+          <w:rFonts w:ascii="Arial Narrow" w:eastAsia="Arial Narrow" w:hAnsi="Arial Narrow" w:cs="Arial Narrow"/>
+          <w:color w:val="000000"/>
+          <w:kern w:val="0"/>
+          <w:lang w:eastAsia="es-PE"/>
+          <ns2:ligatures ns2:val="none"/>
         </w:rPr>
       </w:pPr>
       <w:r>
@@ -5756,7 +5673,7 @@
           <w:b/>
           <w:bCs/>
           <w:kern w:val="0"/>
-          <w14:ligatures w14:val="none"/>
+          <ns2:ligatures ns2:val="none"/>
         </w:rPr>
         <w:t>OCTAVO</w:t>
       </w:r>
@@ -5767,7 +5684,7 @@
           <w:color w:val="000000"/>
           <w:kern w:val="0"/>
           <w:lang w:eastAsia="es-PE"/>
-          <w14:ligatures w14:val="none"/>
+          <ns2:ligatures ns2:val="none"/>
         </w:rPr>
         <w:t>:</w:t>
       </w:r>
@@ -5777,7 +5694,7 @@
           <w:color w:val="000000"/>
           <w:kern w:val="0"/>
           <w:lang w:eastAsia="es-PE"/>
-          <w14:ligatures w14:val="none"/>
+          <ns2:ligatures ns2:val="none"/>
         </w:rPr>
         <w:t xml:space="preserve"> </w:t>
       </w:r>
@@ -5788,7 +5705,7 @@
           <w:color w:val="000000"/>
           <w:kern w:val="0"/>
           <w:lang w:eastAsia="es-PE"/>
-          <w14:ligatures w14:val="none"/>
+          <ns2:ligatures ns2:val="none"/>
         </w:rPr>
         <w:t xml:space="preserve">informar a las partes que el artículo 110 de la </w:t>
       </w:r>
@@ -5798,7 +5715,7 @@
           <w:color w:val="000000"/>
           <w:kern w:val="0"/>
           <w:lang w:eastAsia="es-PE"/>
-          <w14:ligatures w14:val="none"/>
+          <ns2:ligatures ns2:val="none"/>
         </w:rPr>
         <w:t>Ley</w:t>
       </w:r>
@@ -5808,7 +5725,7 @@
           <w:color w:val="000000"/>
           <w:kern w:val="0"/>
           <w:lang w:eastAsia="es-PE"/>
-          <w14:ligatures w14:val="none"/>
+          <ns2:ligatures ns2:val="none"/>
         </w:rPr>
         <w:t xml:space="preserve"> </w:t>
       </w:r>
@@ -5818,7 +5735,7 @@
           <w:color w:val="000000"/>
           <w:kern w:val="0"/>
           <w:lang w:eastAsia="es-PE"/>
-          <w14:ligatures w14:val="none"/>
+          <ns2:ligatures ns2:val="none"/>
         </w:rPr>
         <w:t xml:space="preserve"> 29571</w:t>
       </w:r>
@@ -5828,7 +5745,7 @@
           <w:color w:val="000000"/>
           <w:kern w:val="0"/>
           <w:lang w:eastAsia="es-PE"/>
-          <w14:ligatures w14:val="none"/>
+          <ns2:ligatures ns2:val="none"/>
         </w:rPr>
         <w:t>, Código de Protección y Defensa del Consumidor</w:t>
       </w:r>
@@ -5840,7 +5757,7 @@
           <w:kern w:val="0"/>
           <w:vertAlign w:val="superscript"/>
           <w:lang w:eastAsia="es-PE"/>
-          <w14:ligatures w14:val="none"/>
+          <ns2:ligatures ns2:val="none"/>
         </w:rPr>
         <w:footnoteReference w:id="10"/>
       </w:r>
@@ -5850,7 +5767,7 @@
           <w:color w:val="000000"/>
           <w:kern w:val="0"/>
           <w:lang w:eastAsia="es-PE"/>
-          <w14:ligatures w14:val="none"/>
+          <ns2:ligatures ns2:val="none"/>
         </w:rPr>
         <w:t>, faculta a la Comisión a calificar las infracciones de la referida norma como leves, graves o muy graves e imponer sanciones que van desde una amonestación hasta una multa por un máximo de 450 Unidades Impositivas Tributarias, sin perjuicio de las medidas correctivas, reparadoras y complementarias, que puedan ordenarse de acuerdo a lo estipulado en los artículos 114, 115 y 116 de la referida norma</w:t>
       </w:r>
@@ -5862,7 +5779,7 @@
           <w:kern w:val="0"/>
           <w:vertAlign w:val="superscript"/>
           <w:lang w:eastAsia="es-PE"/>
-          <w14:ligatures w14:val="none"/>
+          <ns2:ligatures ns2:val="none"/>
         </w:rPr>
         <w:footnoteReference w:id="11"/>
       </w:r>
@@ -5872,7 +5789,7 @@
           <w:color w:val="000000"/>
           <w:kern w:val="0"/>
           <w:lang w:eastAsia="es-PE"/>
-          <w14:ligatures w14:val="none"/>
+          <ns2:ligatures ns2:val="none"/>
         </w:rPr>
         <w:t xml:space="preserve">. </w:t>
       </w:r>
@@ -5883,7 +5800,7 @@
           <w:color w:val="000000"/>
           <w:kern w:val="0"/>
           <w:lang w:eastAsia="es-PE"/>
-          <w14:ligatures w14:val="none"/>
+          <ns2:ligatures ns2:val="none"/>
         </w:rPr>
         <w:t xml:space="preserve">Asimismo, se consideran circunstancias atenuantes para la graduación de la sanción, el </w:t>
       </w:r>
@@ -5893,7 +5810,7 @@
           <w:color w:val="000000"/>
           <w:kern w:val="0"/>
           <w:lang w:eastAsia="es-PE"/>
-          <w14:ligatures w14:val="none"/>
+          <ns2:ligatures ns2:val="none"/>
         </w:rPr>
         <w:lastRenderedPageBreak/>
         <w:t>allanamiento de la denuncia o el reconocimiento de las pretensiones en ella contenidas, de acuerdo con el artículo 112 del Código</w:t>
@@ -5906,7 +5823,7 @@
           <w:kern w:val="0"/>
           <w:vertAlign w:val="superscript"/>
           <w:lang w:eastAsia="es-PE"/>
-          <w14:ligatures w14:val="none"/>
+          <ns2:ligatures ns2:val="none"/>
         </w:rPr>
         <w:footnoteReference w:id="12"/>
       </w:r>
@@ -5916,12 +5833,12 @@
           <w:color w:val="000000"/>
           <w:kern w:val="0"/>
           <w:lang w:eastAsia="es-PE"/>
-          <w14:ligatures w14:val="none"/>
+          <ns2:ligatures ns2:val="none"/>
         </w:rPr>
         <w:t>.</w:t>
       </w:r>
     </w:p>
-    <w:p>
+    <w:p ns2:paraId="7A5236A4" ns2:textId="77777777">
       <w:pPr>
         <w:shd w:val="clear" w:color="auto" w:fill="FFFFFF"/>
         <w:spacing w:after="0" w:line="240" w:lineRule="auto"/>
@@ -5932,11 +5849,11 @@
           <w:color w:val="000000"/>
           <w:kern w:val="0"/>
           <w:lang w:eastAsia="es-PE"/>
-          <w14:ligatures w14:val="none"/>
-        </w:rPr>
-      </w:pPr>
-    </w:p>
-    <w:p>
+          <ns2:ligatures ns2:val="none"/>
+        </w:rPr>
+      </w:pPr>
+    </w:p>
+    <w:p ns2:paraId="3F071DDA" ns2:textId="019079D3">
       <w:pPr>
         <w:shd w:val="clear" w:color="auto" w:fill="FFFFFF"/>
         <w:spacing w:after="0" w:line="240" w:lineRule="auto"/>
@@ -5946,7 +5863,7 @@
           <w:color w:val="000000"/>
           <w:kern w:val="0"/>
           <w:lang w:eastAsia="es-PE"/>
-          <w14:ligatures w14:val="none"/>
+          <ns2:ligatures ns2:val="none"/>
         </w:rPr>
       </w:pPr>
       <w:r>
@@ -5956,7 +5873,7 @@
           <w:color w:val="000000"/>
           <w:kern w:val="0"/>
           <w:lang w:eastAsia="es-PE"/>
-          <w14:ligatures w14:val="none"/>
+          <ns2:ligatures ns2:val="none"/>
         </w:rPr>
         <w:t>NOVENO</w:t>
       </w:r>
@@ -5967,7 +5884,7 @@
           <w:color w:val="000000"/>
           <w:kern w:val="0"/>
           <w:lang w:eastAsia="es-PE"/>
-          <w14:ligatures w14:val="none"/>
+          <ns2:ligatures ns2:val="none"/>
         </w:rPr>
         <w:t>:</w:t>
       </w:r>
@@ -5977,12 +5894,12 @@
           <w:color w:val="000000"/>
           <w:kern w:val="0"/>
           <w:lang w:eastAsia="es-PE"/>
-          <w14:ligatures w14:val="none"/>
+          <ns2:ligatures ns2:val="none"/>
         </w:rPr>
         <w:t xml:space="preserve"> informar a las partes que conforme a lo establecido en el artículo 39 de la Ley sobre Facultades, Normas y Organización del Indecopi, aprobada por Decreto Legislativo 807, los gastos por los peritajes realizados, actuación de pruebas, inspecciones y otros derivados de la tramitación del proceso serán de cargo de la parte que solicita la prueba, salvo pacto en contrario. En todos los casos, la resolución final determinará si los gastos deben ser asumidos por alguna de las partes, o reembolsados a la otra parte o al Indecopi, según sea el caso, de manera adicional a la sanción que haya podido imponerse. </w:t>
       </w:r>
     </w:p>
-    <w:p>
+    <w:p ns2:paraId="0F10F9CF" ns2:textId="77777777">
       <w:pPr>
         <w:shd w:val="clear" w:color="auto" w:fill="FFFFFF"/>
         <w:spacing w:after="0" w:line="240" w:lineRule="auto"/>
@@ -5992,11 +5909,11 @@
           <w:color w:val="000000"/>
           <w:kern w:val="0"/>
           <w:lang w:eastAsia="es-PE"/>
-          <w14:ligatures w14:val="none"/>
-        </w:rPr>
-      </w:pPr>
-    </w:p>
-    <w:p>
+          <ns2:ligatures ns2:val="none"/>
+        </w:rPr>
+      </w:pPr>
+    </w:p>
+    <w:p ns2:paraId="194C23DD" ns2:textId="19B7580F">
       <w:pPr>
         <w:suppressAutoHyphens/>
         <w:spacing w:after="0" w:line="240" w:lineRule="auto"/>
@@ -6005,7 +5922,7 @@
           <w:rFonts w:ascii="Arial Narrow" w:eastAsia="Calibri" w:hAnsi="Arial Narrow" w:cs="Arial"/>
           <w:kern w:val="0"/>
           <w:u w:val="single"/>
-          <w14:ligatures w14:val="none"/>
+          <ns2:ligatures ns2:val="none"/>
         </w:rPr>
       </w:pPr>
       <w:r>
@@ -6014,7 +5931,7 @@
           <w:b/>
           <w:spacing w:val="-3"/>
           <w:kern w:val="0"/>
-          <w14:ligatures w14:val="none"/>
+          <ns2:ligatures ns2:val="none"/>
         </w:rPr>
         <w:t>DÉCIMO</w:t>
       </w:r>
@@ -6023,7 +5940,7 @@
           <w:rFonts w:ascii="Arial Narrow" w:eastAsia="Calibri" w:hAnsi="Arial Narrow" w:cs="Arial"/>
           <w:b/>
           <w:kern w:val="0"/>
-          <w14:ligatures w14:val="none"/>
+          <ns2:ligatures ns2:val="none"/>
         </w:rPr>
         <w:t>:</w:t>
       </w:r>
@@ -6031,7 +5948,7 @@
         <w:rPr>
           <w:rFonts w:ascii="Arial Narrow" w:eastAsia="Calibri" w:hAnsi="Arial Narrow" w:cs="Arial"/>
           <w:kern w:val="0"/>
-          <w14:ligatures w14:val="none"/>
+          <ns2:ligatures ns2:val="none"/>
         </w:rPr>
         <w:t xml:space="preserve"> comunicar a las partes que, de acuerdo a lo señalado por el artículo 29 del Decreto Legislativo 807</w:t>
       </w:r>
@@ -6041,7 +5958,7 @@
           <w:rFonts w:ascii="Arial Narrow" w:eastAsia="Calibri" w:hAnsi="Arial Narrow" w:cs="Arial"/>
           <w:kern w:val="0"/>
           <w:vertAlign w:val="superscript"/>
-          <w14:ligatures w14:val="none"/>
+          <ns2:ligatures ns2:val="none"/>
         </w:rPr>
         <w:footnoteReference w:id="13"/>
       </w:r>
@@ -6049,7 +5966,7 @@
         <w:rPr>
           <w:rFonts w:ascii="Arial Narrow" w:eastAsia="Calibri" w:hAnsi="Arial Narrow" w:cs="Arial"/>
           <w:kern w:val="0"/>
-          <w14:ligatures w14:val="none"/>
+          <ns2:ligatures ns2:val="none"/>
         </w:rPr>
         <w:t xml:space="preserve">, hasta antes de la emisión de la Resolución Final tienen la posibilidad de solicitar una audiencia de conciliación. En caso deleguen a favor de una tercera persona su actuación en la diligencia programada, esta deberá presentar un poder especial con firma legalizada ante Notario Público, donde conste </w:t>
       </w:r>
@@ -6058,7 +5975,7 @@
           <w:rFonts w:ascii="Arial Narrow" w:eastAsia="Calibri" w:hAnsi="Arial Narrow" w:cs="Arial"/>
           <w:kern w:val="0"/>
           <w:u w:val="single"/>
-          <w14:ligatures w14:val="none"/>
+          <ns2:ligatures ns2:val="none"/>
         </w:rPr>
         <w:t>expresamente su facultad para asistir y conciliar en su representación</w:t>
       </w:r>
@@ -6067,7 +5984,7 @@
           <w:rFonts w:ascii="Arial Narrow" w:eastAsia="Calibri" w:hAnsi="Arial Narrow" w:cs="Arial"/>
           <w:bCs/>
           <w:kern w:val="0"/>
-          <w14:ligatures w14:val="none"/>
+          <ns2:ligatures ns2:val="none"/>
         </w:rPr>
         <w:t>.</w:t>
       </w:r>
@@ -6077,7 +5994,7 @@
           <w:b/>
           <w:bCs/>
           <w:kern w:val="0"/>
-          <w14:ligatures w14:val="none"/>
+          <ns2:ligatures ns2:val="none"/>
         </w:rPr>
         <w:t xml:space="preserve"> </w:t>
       </w:r>
@@ -6086,12 +6003,12 @@
           <w:rFonts w:ascii="Arial Narrow" w:eastAsia="Calibri" w:hAnsi="Arial Narrow" w:cs="Arial"/>
           <w:kern w:val="0"/>
           <w:u w:val="single"/>
-          <w14:ligatures w14:val="none"/>
+          <ns2:ligatures ns2:val="none"/>
         </w:rPr>
         <w:t xml:space="preserve">Ello bajo apercibimiento de no realizar la audiencia de conciliación y levantar el acta de inasistencia correspondiente. </w:t>
       </w:r>
     </w:p>
-    <w:p>
+    <w:p ns2:paraId="19088877" ns2:textId="77777777">
       <w:pPr>
         <w:suppressAutoHyphens/>
         <w:spacing w:after="0" w:line="240" w:lineRule="auto"/>
@@ -6100,11 +6017,11 @@
           <w:rFonts w:ascii="Arial Narrow" w:eastAsia="Calibri" w:hAnsi="Arial Narrow" w:cs="Arial"/>
           <w:kern w:val="0"/>
           <w:u w:val="single"/>
-          <w14:ligatures w14:val="none"/>
-        </w:rPr>
-      </w:pPr>
-    </w:p>
-    <w:p>
+          <ns2:ligatures ns2:val="none"/>
+        </w:rPr>
+      </w:pPr>
+    </w:p>
+    <w:p ns2:paraId="69E33D6A" ns2:textId="0C541015">
       <w:pPr>
         <w:suppressAutoHyphens/>
         <w:spacing w:after="0" w:line="240" w:lineRule="auto"/>
@@ -6114,7 +6031,7 @@
           <w:color w:val="000000"/>
           <w:kern w:val="0"/>
           <w:lang w:eastAsia="es-PE"/>
-          <w14:ligatures w14:val="none"/>
+          <ns2:ligatures ns2:val="none"/>
         </w:rPr>
       </w:pPr>
       <w:r>
@@ -6123,7 +6040,7 @@
           <w:b/>
           <w:spacing w:val="-3"/>
           <w:kern w:val="0"/>
-          <w14:ligatures w14:val="none"/>
+          <ns2:ligatures ns2:val="none"/>
         </w:rPr>
         <w:t>DÉCIMO</w:t>
       </w:r>
@@ -6133,7 +6050,7 @@
           <w:b/>
           <w:spacing w:val="-3"/>
           <w:kern w:val="0"/>
-          <w14:ligatures w14:val="none"/>
+          <ns2:ligatures ns2:val="none"/>
         </w:rPr>
         <w:t xml:space="preserve"> </w:t>
       </w:r>
@@ -6152,7 +6069,7 @@
           <w:color w:val="000000"/>
           <w:kern w:val="0"/>
           <w:lang w:eastAsia="es-PE"/>
-          <w14:ligatures w14:val="none"/>
+          <ns2:ligatures ns2:val="none"/>
         </w:rPr>
         <w:t>:</w:t>
       </w:r>
@@ -6162,14 +6079,14 @@
           <w:color w:val="000000"/>
           <w:kern w:val="0"/>
           <w:lang w:eastAsia="es-PE"/>
-          <w14:ligatures w14:val="none"/>
+          <ns2:ligatures ns2:val="none"/>
         </w:rPr>
         <w:t xml:space="preserve"> poner en conocimiento de las partes que, antes de la emisión de la Resolución Final, tienen la posibilidad de formular su desistimiento o presentar el acuerdo arribado mediante la conciliación, mediación, transacción o cualquier otro que, de forma indubitable, deje constancia que se ha solucionado la controversia materia de denuncia.</w:t>
       </w:r>
       <w:bookmarkStart w:id="13" w:name="h.gjdgxs" w:colFirst="0" w:colLast="0"/>
       <w:bookmarkEnd w:id="13"/>
     </w:p>
-    <w:p>
+    <w:p ns2:paraId="3E6ACB0B" ns2:textId="77777777">
       <w:pPr>
         <w:suppressAutoHyphens/>
         <w:spacing w:after="0" w:line="240" w:lineRule="auto"/>
@@ -6181,7 +6098,7 @@
         </w:rPr>
       </w:pPr>
     </w:p>
-    <w:p>
+    <w:p ns2:paraId="4DB7FEAC" ns2:textId="33EFEAEA">
       <w:pPr>
         <w:suppressAutoHyphens/>
         <w:spacing w:after="0" w:line="240" w:lineRule="auto"/>
@@ -6212,7 +6129,7 @@
           <w:b/>
           <w:spacing w:val="-3"/>
           <w:kern w:val="0"/>
-          <w14:ligatures w14:val="none"/>
+          <ns2:ligatures ns2:val="none"/>
         </w:rPr>
         <w:t/>
       </w:r>
@@ -6222,7 +6139,7 @@
           <w:bCs/>
           <w:spacing w:val="-3"/>
           <w:kern w:val="0"/>
-          <w14:ligatures w14:val="none"/>
+          <ns2:ligatures ns2:val="none"/>
         </w:rPr>
         <w:t xml:space="preserve"/>
       </w:r>
@@ -6232,7 +6149,7 @@
           <w:bCs/>
           <w:spacing w:val="-3"/>
           <w:kern w:val="0"/>
-          <w14:ligatures w14:val="none"/>
+          <ns2:ligatures ns2:val="none"/>
         </w:rPr>
         <w:t/>
       </w:r>
@@ -6242,7 +6159,7 @@
           <w:bCs/>
           <w:spacing w:val="-3"/>
           <w:kern w:val="0"/>
-          <w14:ligatures w14:val="none"/>
+          <ns2:ligatures ns2:val="none"/>
         </w:rPr>
         <w:t xml:space="preserve"/>
       </w:r>
@@ -6252,7 +6169,7 @@
           <w:bCs/>
           <w:spacing w:val="-3"/>
           <w:kern w:val="0"/>
-          <w14:ligatures w14:val="none"/>
+          <ns2:ligatures ns2:val="none"/>
         </w:rPr>
         <w:t xml:space="preserve"/>
       </w:r>
@@ -6390,7 +6307,7 @@
         <w:t/>
       </w:r>
     </w:p>
-    <w:p>
+    <w:p ns2:paraId="26B1ED4B" ns2:textId="77777777">
       <w:pPr>
         <w:suppressAutoHyphens/>
         <w:spacing w:after="0" w:line="240" w:lineRule="auto"/>
@@ -6400,7 +6317,7 @@
         </w:rPr>
       </w:pPr>
     </w:p>
-    <w:p>
+    <w:p ns2:paraId="12E923CD" ns2:textId="76E119C3">
       <w:pPr>
         <w:suppressAutoHyphens/>
         <w:spacing w:after="0" w:line="240" w:lineRule="auto"/>
@@ -6424,7 +6341,7 @@
           <w:b/>
           <w:spacing w:val="-3"/>
           <w:kern w:val="0"/>
-          <w14:ligatures w14:val="none"/>
+          <ns2:ligatures ns2:val="none"/>
         </w:rPr>
         <w:t>TERCERO</w:t>
       </w:r>
@@ -6491,7 +6408,7 @@
         <w:t>efectúe el acuse de recibo mediante la confirmación de recepción de la notificación remitida por este despacho a su Casilla Electrónica, dentro de los cinco (5) primeros días hábiles siguientes a la fecha en que recibe la notificación.</w:t>
       </w:r>
     </w:p>
-    <w:p>
+    <w:p ns2:paraId="218B4B10" ns2:textId="77777777">
       <w:pPr>
         <w:suppressAutoHyphens/>
         <w:spacing w:after="0" w:line="240" w:lineRule="auto"/>
@@ -6501,7 +6418,7 @@
         </w:rPr>
       </w:pPr>
     </w:p>
-    <w:p>
+    <w:p ns2:paraId="150F22E0" ns2:textId="480B0608">
       <w:pPr>
         <w:suppressAutoHyphens/>
         <w:spacing w:after="0" w:line="240" w:lineRule="auto"/>
@@ -6516,7 +6433,7 @@
           <w:b/>
           <w:spacing w:val="-3"/>
           <w:kern w:val="0"/>
-          <w14:ligatures w14:val="none"/>
+          <ns2:ligatures ns2:val="none"/>
         </w:rPr>
         <w:t xml:space="preserve">DÉCIMO </w:t>
       </w:r>
@@ -6526,7 +6443,7 @@
           <w:b/>
           <w:spacing w:val="-3"/>
           <w:kern w:val="0"/>
-          <w14:ligatures w14:val="none"/>
+          <ns2:ligatures ns2:val="none"/>
         </w:rPr>
         <w:t>CUARTO</w:t>
       </w:r>
@@ -6536,7 +6453,7 @@
           <w:b/>
           <w:spacing w:val="-3"/>
           <w:kern w:val="0"/>
-          <w14:ligatures w14:val="none"/>
+          <ns2:ligatures ns2:val="none"/>
         </w:rPr>
         <w:t>:</w:t>
       </w:r>
@@ -6546,7 +6463,7 @@
           <w:bCs/>
           <w:spacing w:val="-3"/>
           <w:kern w:val="0"/>
-          <w14:ligatures w14:val="none"/>
+          <ns2:ligatures ns2:val="none"/>
         </w:rPr>
         <w:t xml:space="preserve"> requerir a</w:t>
       </w:r>
@@ -6578,7 +6495,7 @@
           <w:color w:val="000000"/>
           <w:kern w:val="0"/>
           <w:lang w:eastAsia="es-PE"/>
-          <w14:ligatures w14:val="none"/>
+          <ns2:ligatures ns2:val="none"/>
         </w:rPr>
         <w:t>dentro del plazo de dos (2) días hábiles siguientes a la fecha en que reciba la notificación en su domicilio procesal</w:t>
       </w:r>
@@ -6590,7 +6507,7 @@
         <w:t xml:space="preserve">, señale un correo electrónico autorizando recibir las notificaciones correspondientes por dicho medio. </w:t>
       </w:r>
     </w:p>
-    <w:p>
+    <w:p ns2:paraId="00B9B615" ns2:textId="77777777">
       <w:pPr>
         <w:suppressAutoHyphens/>
         <w:spacing w:after="0" w:line="240" w:lineRule="auto"/>
@@ -6601,40 +6518,40 @@
           <w:color w:val="000000"/>
           <w:kern w:val="0"/>
           <w:lang w:eastAsia="es-PE"/>
-          <w14:ligatures w14:val="none"/>
+          <ns2:ligatures ns2:val="none"/>
         </w:rPr>
       </w:pPr>
     </w:p>
     <w:bookmarkEnd w:id="0"/>
-    <w:p>
-      <w:pPr>
-        <w:spacing w:after="0" w:line="240" w:lineRule="auto"/>
-        <w:jc w:val="both"/>
-        <w:rPr>
-          <w:rFonts w:ascii="Arial Narrow" w:eastAsia="Arial Narrow" w:hAnsi="Arial Narrow" w:cs="Arial Narrow"/>
-          <w:b/>
-          <w:color w:val="000000"/>
-          <w:kern w:val="0"/>
-          <w:lang w:eastAsia="es-PE"/>
-          <w14:ligatures w14:val="none"/>
-        </w:rPr>
-      </w:pPr>
-    </w:p>
-    <w:p>
-      <w:pPr>
-        <w:spacing w:after="0" w:line="240" w:lineRule="auto"/>
-        <w:jc w:val="both"/>
-        <w:rPr>
-          <w:rFonts w:ascii="Arial Narrow" w:eastAsia="Arial Narrow" w:hAnsi="Arial Narrow" w:cs="Arial Narrow"/>
-          <w:b/>
-          <w:color w:val="000000"/>
-          <w:kern w:val="0"/>
-          <w:lang w:eastAsia="es-PE"/>
-          <w14:ligatures w14:val="none"/>
-        </w:rPr>
-      </w:pPr>
-    </w:p>
-    <w:p>
+    <w:p ns2:paraId="6F8AFAC6" ns2:textId="77777777">
+      <w:pPr>
+        <w:spacing w:after="0" w:line="240" w:lineRule="auto"/>
+        <w:jc w:val="both"/>
+        <w:rPr>
+          <w:rFonts w:ascii="Arial Narrow" w:eastAsia="Arial Narrow" w:hAnsi="Arial Narrow" w:cs="Arial Narrow"/>
+          <w:b/>
+          <w:color w:val="000000"/>
+          <w:kern w:val="0"/>
+          <w:lang w:eastAsia="es-PE"/>
+          <ns2:ligatures ns2:val="none"/>
+        </w:rPr>
+      </w:pPr>
+    </w:p>
+    <w:p ns2:paraId="5BECE2A9" ns2:textId="77777777">
+      <w:pPr>
+        <w:spacing w:after="0" w:line="240" w:lineRule="auto"/>
+        <w:jc w:val="both"/>
+        <w:rPr>
+          <w:rFonts w:ascii="Arial Narrow" w:eastAsia="Arial Narrow" w:hAnsi="Arial Narrow" w:cs="Arial Narrow"/>
+          <w:b/>
+          <w:color w:val="000000"/>
+          <w:kern w:val="0"/>
+          <w:lang w:eastAsia="es-PE"/>
+          <ns2:ligatures ns2:val="none"/>
+        </w:rPr>
+      </w:pPr>
+    </w:p>
+    <w:p ns2:paraId="79C1D3C4" ns2:textId="77777777">
       <w:pPr>
         <w:spacing w:after="0" w:line="240" w:lineRule="auto"/>
         <w:jc w:val="both"/>
@@ -6644,13 +6561,13 @@
           <w:color w:val="000000"/>
           <w:kern w:val="0"/>
           <w:lang w:val="es-ES" w:eastAsia="es-PE"/>
-          <w14:ligatures w14:val="none"/>
+          <ns2:ligatures ns2:val="none"/>
         </w:rPr>
       </w:pPr>
       <w:bookmarkStart w:id="14" w:name="_Hlk218074855"/>
     </w:p>
     <w:bookmarkEnd w:id="14"/>
-    <w:p>
+    <w:p ns2:paraId="7D9C4EB2" ns2:textId="77777777">
       <w:pPr>
         <w:shd w:val="clear" w:color="auto" w:fill="FFFFFF"/>
         <w:spacing w:after="0" w:line="240" w:lineRule="auto"/>
@@ -6672,7 +6589,7 @@
         <w:t xml:space="preserve">Firmado digitalmente por </w:t>
       </w:r>
     </w:p>
-    <w:p>
+    <w:p ns2:paraId="7688088A" ns2:textId="77777777">
       <w:pPr>
         <w:shd w:val="clear" w:color="auto" w:fill="FFFFFF"/>
         <w:spacing w:after="0" w:line="240" w:lineRule="auto"/>
@@ -6694,7 +6611,7 @@
         <w:t>EVELING ROA QUISPE</w:t>
       </w:r>
     </w:p>
-    <w:p>
+    <w:p ns2:paraId="4F3F5AC1" ns2:textId="77777777">
       <w:pPr>
         <w:shd w:val="clear" w:color="auto" w:fill="FFFFFF"/>
         <w:spacing w:after="0" w:line="240" w:lineRule="auto"/>
@@ -6716,7 +6633,7 @@
         <w:t>Secretaria Técnica</w:t>
       </w:r>
     </w:p>
-    <w:p>
+    <w:p ns2:paraId="2D2F6247" ns2:textId="0279BAA8">
       <w:pPr>
         <w:shd w:val="clear" w:color="auto" w:fill="FFFFFF"/>
         <w:spacing w:after="0" w:line="240" w:lineRule="auto"/>
@@ -6738,7 +6655,7 @@
         <w:t>Comisión de Protección al Consumidor 1</w:t>
       </w:r>
     </w:p>
-    <w:p>
+    <w:p ns2:paraId="60CE8955" ns2:textId="77777777">
       <w:pPr>
         <w:spacing w:after="0" w:line="240" w:lineRule="auto"/>
         <w:rPr>
@@ -6755,14 +6672,14 @@
         <w:t>LGP/JCQ</w:t>
       </w:r>
     </w:p>
-    <w:p>
+    <w:p ns2:paraId="68107EE2" ns2:textId="77777777">
       <w:pPr>
         <w:spacing w:after="0" w:line="240" w:lineRule="auto"/>
       </w:pPr>
     </w:p>
     <w:sectPr>
-      <w:headerReference w:type="default" r:id="rId8"/>
-      <w:footerReference w:type="default" r:id="rId9"/>
+      <w:headerReference w:type="default" ns3:id="rId8"/>
+      <w:footerReference w:type="default" ns3:id="rId9"/>
       <w:pgSz w:w="11906" w:h="16838"/>
       <w:pgMar w:top="1417" w:right="1701" w:bottom="1417" w:left="1701" w:header="708" w:footer="708" w:gutter="0"/>
       <w:cols w:space="708"/>

--- a/plantillas_maestras/17_seguro_no_especificado/modificacion_unilateral/2_ddos_banco_y_aseguradora/varon/TPL_1687_2026_SEGURO_NO_ESPECIFICADO_MODIFICACION_UNILATERAL_BANCO_VARON_R2.docx
+++ b/plantillas_maestras/17_seguro_no_especificado/modificacion_unilateral/2_ddos_banco_y_aseguradora/varon/TPL_1687_2026_SEGURO_NO_ESPECIFICADO_MODIFICACION_UNILATERAL_BANCO_VARON_R2.docx
@@ -5275,7 +5275,7 @@
           <w:sz w:val="20"/>
           <w:szCs w:val="20"/>
         </w:rPr>
-        <w:t xml:space="preserve">correr traslado de la presente resolución a Rímac Seguros y Reaseguros S.A., al Banco BBVA Perú S.A. y a Impulsa 365 S.A.C para que, de conformidad con lo dispuesto por el artículo 26° de la Ley sobre Facultades, Normas y Organización del Indecopi, aprobado por Decreto Legislativo N° 8079, presenten sus descargos sobre la imputación de cargos realizada en un plazo no mayor a cinco (5) días hábiles contado a partir del día siguiente de la notificación de la presente resolución, vencido el cual, el Secretario Técnico declarará en rebeldía a los denunciados que no lo hubieran presentado. Debe precisarse que de conformidad con lo establecido por el artículo 223° del Texto Único Ordenado de la Ley N° 27444, Ley del Procedimiento Administrativo General, las alegaciones y los hechos relevantes de la reclamación, salvo que hayan sido específicamente negadas en la contestación, se tendrán por aceptadas o meritadas como ciertas.</w:t>
+        <w:t xml:space="preserve">correr traslado de la presente resolución a Rímac Seguros y Reaseguros S.A., al Banco BBVA Perú S.A. y a Impulsa 365 S.A.C. para que, de conformidad con lo dispuesto por el artículo 26 de la Ley sobre Facultades, Normas y Organización del Indecopi, aprobada por Decreto Legislativo 807, presenten sus descargos sobre la imputación de cargos realizada en un plazo no mayor a cinco (5) días hábiles contado a partir del día siguiente de la notificación de la presente resolución, vencido el cual, el Secretario Técnico declarará en rebeldía a los denunciados que no lo hubieran presentado. Debe precisarse que de conformidad con lo establecido por el artículo 223 del Texto Único Ordenado de la Ley 27444, Ley del Procedimiento Administrativo General, las alegaciones y los hechos relevantes de la reclamación, salvo que hayan sido específicamente negadas en la contestación, se tendrán por aceptadas o merituadas como ciertas.</w:t>
       </w:r>
     </w:p>
     <w:p ns2:paraId="2F1C55D7" ns2:textId="77777777">
@@ -6608,7 +6608,7 @@
           <w:color w:val="000000"/>
           <w:lang w:eastAsia="es-PE"/>
         </w:rPr>
-        <w:t>EVELING ROA QUISPE</w:t>
+        <w:t xml:space="preserve">LUISA ANALÍ SILVA MALPARTIDA</w:t>
       </w:r>
     </w:p>
     <w:p ns2:paraId="4F3F5AC1" ns2:textId="77777777">
@@ -6630,7 +6630,7 @@
           <w:color w:val="000000"/>
           <w:lang w:eastAsia="es-PE"/>
         </w:rPr>
-        <w:t>Secretaria Técnica</w:t>
+        <w:t xml:space="preserve">Secretaria Técnica Ad Hoc</w:t>
       </w:r>
     </w:p>
     <w:p ns2:paraId="2D2F6247" ns2:textId="0279BAA8">

--- a/plantillas_maestras/17_seguro_no_especificado/modificacion_unilateral/2_ddos_banco_y_aseguradora/varon/TPL_1687_2026_SEGURO_NO_ESPECIFICADO_MODIFICACION_UNILATERAL_BANCO_VARON_R2.docx
+++ b/plantillas_maestras/17_seguro_no_especificado/modificacion_unilateral/2_ddos_banco_y_aseguradora/varon/TPL_1687_2026_SEGURO_NO_ESPECIFICADO_MODIFICACION_UNILATERAL_BANCO_VARON_R2.docx
@@ -587,7 +587,7 @@
           <w:lang w:eastAsia="es-PE"/>
           <ns2:ligatures ns2:val="none"/>
         </w:rPr>
-        <w:t>29</w:t>
+        <w:t xml:space="preserve">29 de mayo de 2026</w:t>
       </w:r>
       <w:r>
         <w:rPr>
@@ -598,7 +598,7 @@
           <w:lang w:eastAsia="es-PE"/>
           <ns2:ligatures ns2:val="none"/>
         </w:rPr>
-        <w:t xml:space="preserve"> de mayo de 2026</w:t>
+        <w:t xml:space="preserve"/>
       </w:r>
     </w:p>
     <w:p ns2:paraId="1EF3C256" ns2:textId="77777777">
@@ -1781,7 +1781,7 @@
           <w:lang w:eastAsia="es-ES"/>
           <ns2:ligatures ns2:val="none"/>
         </w:rPr>
-        <w:t>24 de octubre del 2025</w:t>
+        <w:t xml:space="preserve">24 de octubre de 2025</w:t>
       </w:r>
       <w:r>
         <w:rPr>
@@ -6859,7 +6859,7 @@
           <w:sz w:val="16"/>
           <w:szCs w:val="16"/>
         </w:rPr>
-        <w:t>Denuncia remitida a esta Comisión mediante DOCUMENTO DE TRASLADO 125-2026-PS1/INDECOPI de fecha 7 de mayo de 2026, recepcionada el 13 de mayo de 2026.</w:t>
+        <w:t xml:space="preserve">Denuncia remitida a esta Comisión mediante DOCUMENTO DE TRASLADO 125-2026-PS1/INDECOPI de fecha 7 de mayo de 2026, recibida el 13 de mayo de 2026.</w:t>
       </w:r>
     </w:p>
     <w:p>
@@ -6929,7 +6929,7 @@
           <w:sz w:val="16"/>
           <w:szCs w:val="16"/>
         </w:rPr>
-        <w:t>el 2 de setiembre del 2010 en el Diario Oficial El Peruano, vigente desde el 2 de octubre del 2010 y modificado por Decreto Legislativo 1308.</w:t>
+        <w:t xml:space="preserve">el 2 de setiembre de 2010 en el Diario Oficial El Peruano, vigente desde el 2 de octubre de 2010 y modificado por Decreto Legislativo 1308.</w:t>
       </w:r>
     </w:p>
     <w:p>

--- a/plantillas_maestras/17_seguro_no_especificado/modificacion_unilateral/2_ddos_banco_y_aseguradora/varon/TPL_1687_2026_SEGURO_NO_ESPECIFICADO_MODIFICACION_UNILATERAL_BANCO_VARON_R2.docx
+++ b/plantillas_maestras/17_seguro_no_especificado/modificacion_unilateral/2_ddos_banco_y_aseguradora/varon/TPL_1687_2026_SEGURO_NO_ESPECIFICADO_MODIFICACION_UNILATERAL_BANCO_VARON_R2.docx
@@ -1,8 +1,8 @@
 
 <file path=word/document.xml><?xml version="1.0" encoding="utf-8"?>
-<w:document xmlns:ns1="http://schemas.openxmlformats.org/markup-compatibility/2006" xmlns:ns2="http://schemas.microsoft.com/office/word/2010/wordml" xmlns:ns3="http://schemas.openxmlformats.org/officeDocument/2006/relationships" xmlns:w="http://schemas.openxmlformats.org/wordprocessingml/2006/main" ns1:Ignorable="w14 w15 w16se w16cid w16 w16cex w16sdtdh w16sdtfl w16du wp14">
+<w:document xmlns:mc="http://schemas.openxmlformats.org/markup-compatibility/2006" xmlns:r="http://schemas.openxmlformats.org/officeDocument/2006/relationships" xmlns:w="http://schemas.openxmlformats.org/wordprocessingml/2006/main" xmlns:w14="http://schemas.microsoft.com/office/word/2010/wordml" xmlns:w15="http://schemas.microsoft.com/office/word/2012/wordml" xmlns:w16="http://schemas.microsoft.com/office/word/2018/wordml" xmlns:w16cex="http://schemas.microsoft.com/office/word/2018/wordml/cex" xmlns:w16cid="http://schemas.microsoft.com/office/word/2016/wordml/cid" xmlns:w16du="http://schemas.microsoft.com/office/word/2023/wordml/word16du" xmlns:w16sdtdh="http://schemas.microsoft.com/office/word/2020/wordml/sdtdatahash" xmlns:w16se="http://schemas.microsoft.com/office/word/2015/wordml/symex" xmlns:wp14="http://schemas.microsoft.com/office/word/2010/wordprocessingDrawing" mc:Ignorable="w14 w15 w16se w16cid w16 w16cex w16sdtdh w16du wp14">
   <w:body>
-    <w:p ns2:paraId="4D92E425" ns2:textId="665F320C">
+    <w:p>
       <w:pPr>
         <w:tabs>
           <w:tab w:val="left" w:pos="1701"/>
@@ -14,7 +14,7 @@
           <w:color w:val="000000"/>
           <w:kern w:val="0"/>
           <w:lang w:eastAsia="es-PE"/>
-          <ns2:ligatures ns2:val="none"/>
+          <w14:ligatures w14:val="none"/>
         </w:rPr>
       </w:pPr>
       <w:bookmarkStart w:id="0" w:name="_Hlk80343540"/>
@@ -25,7 +25,7 @@
           <w:color w:val="000000"/>
           <w:kern w:val="0"/>
           <w:lang w:eastAsia="es-PE"/>
-          <ns2:ligatures ns2:val="none"/>
+          <w14:ligatures w14:val="none"/>
         </w:rPr>
         <w:t xml:space="preserve">EXPEDIENTE </w:t>
       </w:r>
@@ -36,7 +36,7 @@
           <w:color w:val="000000"/>
           <w:kern w:val="0"/>
           <w:lang w:eastAsia="es-PE"/>
-          <ns2:ligatures ns2:val="none"/>
+          <w14:ligatures w14:val="none"/>
         </w:rPr>
         <w:tab/>
         <w:t>:</w:t>
@@ -48,7 +48,7 @@
           <w:color w:val="000000"/>
           <w:kern w:val="0"/>
           <w:lang w:eastAsia="es-PE"/>
-          <ns2:ligatures ns2:val="none"/>
+          <w14:ligatures w14:val="none"/>
         </w:rPr>
         <w:tab/>
       </w:r>
@@ -61,12 +61,12 @@
           <w:kern w:val="0"/>
           <w:shd w:val="clear" w:color="auto" w:fill="FFFFFF"/>
           <w:lang w:eastAsia="es-PE"/>
-          <ns2:ligatures ns2:val="none"/>
+          <w14:ligatures w14:val="none"/>
         </w:rPr>
         <w:t>1687-2026/CC1</w:t>
       </w:r>
     </w:p>
-    <w:p ns2:paraId="174737B6" ns2:textId="4E6FA336">
+    <w:p>
       <w:pPr>
         <w:tabs>
           <w:tab w:val="left" w:pos="1701"/>
@@ -81,89 +81,26 @@
           <w:color w:val="000000"/>
           <w:kern w:val="0"/>
           <w:lang w:eastAsia="es-PE"/>
-          <ns2:ligatures ns2:val="none"/>
-        </w:rPr>
-      </w:pPr>
-      <w:r>
-        <w:rPr>
-          <w:rFonts w:ascii="Arial Narrow" w:eastAsia="Arial Narrow" w:hAnsi="Arial Narrow" w:cs="Arial Narrow"/>
-          <w:b/>
-          <w:color w:val="000000"/>
-          <w:kern w:val="0"/>
-          <w:lang w:eastAsia="es-PE"/>
-          <ns2:ligatures ns2:val="none"/>
-        </w:rPr>
-        <w:t xml:space="preserve">DENUNCIANTE:[DENUNCIANTE] (SEÑOR [APELLIDO])</w:t>
-      </w:r>
-      <w:r>
-        <w:rPr>
-          <w:rFonts w:ascii="Arial Narrow" w:eastAsia="Arial Narrow" w:hAnsi="Arial Narrow" w:cs="Arial Narrow"/>
-          <w:b/>
-          <w:color w:val="000000"/>
-          <w:kern w:val="0"/>
-          <w:lang w:eastAsia="es-PE"/>
-          <ns2:ligatures ns2:val="none"/>
-        </w:rPr>
+          <w14:ligatures w14:val="none"/>
+        </w:rPr>
+      </w:pPr>
+      <w:r>
+        <w:rPr>
+          <w:rFonts w:ascii="Arial Narrow" w:eastAsia="Arial Narrow" w:hAnsi="Arial Narrow" w:cs="Arial Narrow"/>
+          <w:b/>
+          <w:color w:val="000000"/>
+          <w:kern w:val="0"/>
+          <w:lang w:eastAsia="es-PE"/>
+          <w14:ligatures w14:val="none"/>
+        </w:rPr>
+        <w:t>DENUNCIANTE</w:t>
         <w:tab/>
-        <w:t/>
-      </w:r>
-      <w:r>
-        <w:rPr>
-          <w:rFonts w:ascii="Arial Narrow" w:eastAsia="Arial Narrow" w:hAnsi="Arial Narrow" w:cs="Arial Narrow"/>
-          <w:b/>
-          <w:color w:val="000000"/>
-          <w:kern w:val="0"/>
-          <w:lang w:eastAsia="es-PE"/>
-          <ns2:ligatures ns2:val="none"/>
-        </w:rPr>
+        <w:t>:</w:t>
         <w:tab/>
-      </w:r>
-      <w:r>
-        <w:rPr>
-          <w:rFonts w:ascii="Arial Narrow" w:eastAsia="Arial Narrow" w:hAnsi="Arial Narrow" w:cs="Arial Narrow"/>
-          <w:b/>
-          <w:color w:val="000000"/>
-          <w:kern w:val="0"/>
-          <w:lang w:eastAsia="es-PE"/>
-          <ns2:ligatures ns2:val="none"/>
-        </w:rPr>
-        <w:t xml:space="preserve"/>
-      </w:r>
-      <w:r>
-        <w:rPr>
-          <w:rFonts w:ascii="Arial Narrow" w:eastAsia="Arial Narrow" w:hAnsi="Arial Narrow" w:cs="Arial Narrow"/>
-          <w:b/>
-          <w:color w:val="000000"/>
-          <w:kern w:val="0"/>
-          <w:lang w:eastAsia="es-PE"/>
-          <ns2:ligatures ns2:val="none"/>
-        </w:rPr>
-        <w:t xml:space="preserve"/>
-      </w:r>
-      <w:r>
-        <w:rPr>
-          <w:rFonts w:ascii="Arial Narrow" w:eastAsia="Arial Narrow" w:hAnsi="Arial Narrow" w:cs="Arial Narrow"/>
-          <w:b/>
-          <w:color w:val="000000"/>
-          <w:kern w:val="0"/>
-          <w:lang w:eastAsia="es-PE"/>
-          <ns2:ligatures ns2:val="none"/>
-        </w:rPr>
-        <w:t/>
-      </w:r>
-      <w:r>
-        <w:rPr>
-          <w:rFonts w:ascii="Arial Narrow" w:eastAsia="Arial Narrow" w:hAnsi="Arial Narrow" w:cs="Arial Narrow"/>
-          <w:b/>
-          <w:color w:val="000000"/>
-          <w:kern w:val="0"/>
-          <w:lang w:eastAsia="es-PE"/>
-          <ns2:ligatures ns2:val="none"/>
-        </w:rPr>
-        <w:t/>
-      </w:r>
-    </w:p>
-    <w:p ns2:paraId="223101EF" ns2:textId="4D8C289B">
+        <w:t xml:space="preserve">[DENUNCIANTE] (SEÑOR [APELLIDO])</w:t>
+      </w:r>
+    </w:p>
+    <w:p>
       <w:pPr>
         <w:tabs>
           <w:tab w:val="left" w:pos="1701"/>
@@ -178,17 +115,17 @@
           <w:color w:val="000000"/>
           <w:kern w:val="0"/>
           <w:lang w:eastAsia="es-PE"/>
-          <ns2:ligatures ns2:val="none"/>
-        </w:rPr>
-      </w:pPr>
-      <w:r>
-        <w:rPr>
-          <w:rFonts w:ascii="Arial Narrow" w:eastAsia="Arial Narrow" w:hAnsi="Arial Narrow" w:cs="Arial Narrow"/>
-          <w:b/>
-          <w:color w:val="000000"/>
-          <w:kern w:val="0"/>
-          <w:lang w:eastAsia="es-PE"/>
-          <ns2:ligatures ns2:val="none"/>
+          <w14:ligatures w14:val="none"/>
+        </w:rPr>
+      </w:pPr>
+      <w:r>
+        <w:rPr>
+          <w:rFonts w:ascii="Arial Narrow" w:eastAsia="Arial Narrow" w:hAnsi="Arial Narrow" w:cs="Arial Narrow"/>
+          <w:b/>
+          <w:color w:val="000000"/>
+          <w:kern w:val="0"/>
+          <w:lang w:eastAsia="es-PE"/>
+          <w14:ligatures w14:val="none"/>
         </w:rPr>
         <w:t>DENUNCIADOS</w:t>
       </w:r>
@@ -199,7 +136,7 @@
           <w:color w:val="000000"/>
           <w:kern w:val="0"/>
           <w:lang w:eastAsia="es-PE"/>
-          <ns2:ligatures ns2:val="none"/>
+          <w14:ligatures w14:val="none"/>
         </w:rPr>
         <w:tab/>
         <w:t>:</w:t>
@@ -211,7 +148,7 @@
           <w:color w:val="000000"/>
           <w:kern w:val="0"/>
           <w:lang w:eastAsia="es-PE"/>
-          <ns2:ligatures ns2:val="none"/>
+          <w14:ligatures w14:val="none"/>
         </w:rPr>
         <w:tab/>
       </w:r>
@@ -222,7 +159,7 @@
           <w:color w:val="000000"/>
           <w:kern w:val="0"/>
           <w:lang w:eastAsia="es-PE"/>
-          <ns2:ligatures ns2:val="none"/>
+          <w14:ligatures w14:val="none"/>
         </w:rPr>
         <w:t xml:space="preserve">RÍMAC SEGUROS Y REASEGUROS S.A. </w:t>
       </w:r>
@@ -233,7 +170,7 @@
           <w:color w:val="000000"/>
           <w:kern w:val="0"/>
           <w:lang w:eastAsia="es-PE"/>
-          <ns2:ligatures ns2:val="none"/>
+          <w14:ligatures w14:val="none"/>
         </w:rPr>
         <w:t>(</w:t>
       </w:r>
@@ -244,7 +181,7 @@
           <w:color w:val="000000"/>
           <w:kern w:val="0"/>
           <w:lang w:eastAsia="es-PE"/>
-          <ns2:ligatures ns2:val="none"/>
+          <w14:ligatures w14:val="none"/>
         </w:rPr>
         <w:t>RÍMAC</w:t>
       </w:r>
@@ -255,12 +192,12 @@
           <w:color w:val="000000"/>
           <w:kern w:val="0"/>
           <w:lang w:eastAsia="es-PE"/>
-          <ns2:ligatures ns2:val="none"/>
+          <w14:ligatures w14:val="none"/>
         </w:rPr>
         <w:t xml:space="preserve">) </w:t>
       </w:r>
     </w:p>
-    <w:p ns2:paraId="4D23E5DF" ns2:textId="61C675B2">
+    <w:p>
       <w:pPr>
         <w:tabs>
           <w:tab w:val="left" w:pos="1701"/>
@@ -275,17 +212,17 @@
           <w:color w:val="000000"/>
           <w:kern w:val="0"/>
           <w:lang w:eastAsia="es-PE"/>
-          <ns2:ligatures ns2:val="none"/>
-        </w:rPr>
-      </w:pPr>
-      <w:r>
-        <w:rPr>
-          <w:rFonts w:ascii="Arial Narrow" w:eastAsia="Arial Narrow" w:hAnsi="Arial Narrow" w:cs="Arial Narrow"/>
-          <w:b/>
-          <w:color w:val="000000"/>
-          <w:kern w:val="0"/>
-          <w:lang w:eastAsia="es-PE"/>
-          <ns2:ligatures ns2:val="none"/>
+          <w14:ligatures w14:val="none"/>
+        </w:rPr>
+      </w:pPr>
+      <w:r>
+        <w:rPr>
+          <w:rFonts w:ascii="Arial Narrow" w:eastAsia="Arial Narrow" w:hAnsi="Arial Narrow" w:cs="Arial Narrow"/>
+          <w:b/>
+          <w:color w:val="000000"/>
+          <w:kern w:val="0"/>
+          <w:lang w:eastAsia="es-PE"/>
+          <w14:ligatures w14:val="none"/>
         </w:rPr>
         <w:tab/>
       </w:r>
@@ -296,7 +233,7 @@
           <w:color w:val="000000"/>
           <w:kern w:val="0"/>
           <w:lang w:eastAsia="es-PE"/>
-          <ns2:ligatures ns2:val="none"/>
+          <w14:ligatures w14:val="none"/>
         </w:rPr>
         <w:tab/>
       </w:r>
@@ -307,7 +244,7 @@
           <w:color w:val="000000"/>
           <w:kern w:val="0"/>
           <w:lang w:eastAsia="es-PE"/>
-          <ns2:ligatures ns2:val="none"/>
+          <w14:ligatures w14:val="none"/>
         </w:rPr>
         <w:t xml:space="preserve">BANCO BBVA PERÚ S.A. </w:t>
       </w:r>
@@ -318,7 +255,7 @@
           <w:color w:val="000000"/>
           <w:kern w:val="0"/>
           <w:lang w:eastAsia="es-PE"/>
-          <ns2:ligatures ns2:val="none"/>
+          <w14:ligatures w14:val="none"/>
         </w:rPr>
         <w:t>(</w:t>
       </w:r>
@@ -329,7 +266,7 @@
           <w:color w:val="000000"/>
           <w:kern w:val="0"/>
           <w:lang w:eastAsia="es-PE"/>
-          <ns2:ligatures ns2:val="none"/>
+          <w14:ligatures w14:val="none"/>
         </w:rPr>
         <w:t>BANCO</w:t>
       </w:r>
@@ -340,12 +277,12 @@
           <w:color w:val="000000"/>
           <w:kern w:val="0"/>
           <w:lang w:eastAsia="es-PE"/>
-          <ns2:ligatures ns2:val="none"/>
+          <w14:ligatures w14:val="none"/>
         </w:rPr>
         <w:t>)</w:t>
       </w:r>
     </w:p>
-    <w:p ns2:paraId="6B282ACF" ns2:textId="6FC7B701">
+    <w:p>
       <w:pPr>
         <w:tabs>
           <w:tab w:val="left" w:pos="1701"/>
@@ -360,17 +297,17 @@
           <w:color w:val="000000"/>
           <w:kern w:val="0"/>
           <w:lang w:eastAsia="es-PE"/>
-          <ns2:ligatures ns2:val="none"/>
-        </w:rPr>
-      </w:pPr>
-      <w:r>
-        <w:rPr>
-          <w:rFonts w:ascii="Arial Narrow" w:eastAsia="Arial Narrow" w:hAnsi="Arial Narrow" w:cs="Arial Narrow"/>
-          <w:b/>
-          <w:color w:val="000000"/>
-          <w:kern w:val="0"/>
-          <w:lang w:eastAsia="es-PE"/>
-          <ns2:ligatures ns2:val="none"/>
+          <w14:ligatures w14:val="none"/>
+        </w:rPr>
+      </w:pPr>
+      <w:r>
+        <w:rPr>
+          <w:rFonts w:ascii="Arial Narrow" w:eastAsia="Arial Narrow" w:hAnsi="Arial Narrow" w:cs="Arial Narrow"/>
+          <w:b/>
+          <w:color w:val="000000"/>
+          <w:kern w:val="0"/>
+          <w:lang w:eastAsia="es-PE"/>
+          <w14:ligatures w14:val="none"/>
         </w:rPr>
         <w:tab/>
       </w:r>
@@ -381,7 +318,7 @@
           <w:color w:val="000000"/>
           <w:kern w:val="0"/>
           <w:lang w:eastAsia="es-PE"/>
-          <ns2:ligatures ns2:val="none"/>
+          <w14:ligatures w14:val="none"/>
         </w:rPr>
         <w:tab/>
       </w:r>
@@ -392,12 +329,12 @@
           <w:color w:val="000000"/>
           <w:kern w:val="0"/>
           <w:lang w:eastAsia="es-PE"/>
-          <ns2:ligatures ns2:val="none"/>
+          <w14:ligatures w14:val="none"/>
         </w:rPr>
         <w:t>IMPULSA 365 S.A.C. (IMPULSA 365)</w:t>
       </w:r>
     </w:p>
-    <w:p ns2:paraId="753670C1" ns2:textId="77777777">
+    <w:p>
       <w:pPr>
         <w:tabs>
           <w:tab w:val="left" w:pos="1701"/>
@@ -412,17 +349,17 @@
           <w:color w:val="000000"/>
           <w:kern w:val="0"/>
           <w:lang w:eastAsia="es-PE"/>
-          <ns2:ligatures ns2:val="none"/>
-        </w:rPr>
-      </w:pPr>
-      <w:r>
-        <w:rPr>
-          <w:rFonts w:ascii="Arial Narrow" w:eastAsia="Arial Narrow" w:hAnsi="Arial Narrow" w:cs="Arial Narrow"/>
-          <w:b/>
-          <w:color w:val="000000"/>
-          <w:kern w:val="0"/>
-          <w:lang w:eastAsia="es-PE"/>
-          <ns2:ligatures ns2:val="none"/>
+          <w14:ligatures w14:val="none"/>
+        </w:rPr>
+      </w:pPr>
+      <w:r>
+        <w:rPr>
+          <w:rFonts w:ascii="Arial Narrow" w:eastAsia="Arial Narrow" w:hAnsi="Arial Narrow" w:cs="Arial Narrow"/>
+          <w:b/>
+          <w:color w:val="000000"/>
+          <w:kern w:val="0"/>
+          <w:lang w:eastAsia="es-PE"/>
+          <w14:ligatures w14:val="none"/>
         </w:rPr>
         <w:t>MATERIAS</w:t>
       </w:r>
@@ -433,7 +370,7 @@
           <w:color w:val="000000"/>
           <w:kern w:val="0"/>
           <w:lang w:eastAsia="es-PE"/>
-          <ns2:ligatures ns2:val="none"/>
+          <w14:ligatures w14:val="none"/>
         </w:rPr>
         <w:tab/>
         <w:t xml:space="preserve">: </w:t>
@@ -445,13 +382,13 @@
           <w:color w:val="000000"/>
           <w:kern w:val="0"/>
           <w:lang w:eastAsia="es-PE"/>
-          <ns2:ligatures ns2:val="none"/>
+          <w14:ligatures w14:val="none"/>
         </w:rPr>
         <w:tab/>
         <w:t>ADMISIÓN A TRÁMITE</w:t>
       </w:r>
     </w:p>
-    <w:p ns2:paraId="449086A9" ns2:textId="77777777">
+    <w:p>
       <w:pPr>
         <w:tabs>
           <w:tab w:val="left" w:pos="1701"/>
@@ -466,22 +403,22 @@
           <w:color w:val="000000"/>
           <w:kern w:val="0"/>
           <w:lang w:eastAsia="es-PE"/>
-          <ns2:ligatures ns2:val="none"/>
-        </w:rPr>
-      </w:pPr>
-      <w:r>
-        <w:rPr>
-          <w:rFonts w:ascii="Arial Narrow" w:eastAsia="Arial Narrow" w:hAnsi="Arial Narrow" w:cs="Arial Narrow"/>
-          <w:b/>
-          <w:color w:val="000000"/>
-          <w:kern w:val="0"/>
-          <w:lang w:eastAsia="es-PE"/>
-          <ns2:ligatures ns2:val="none"/>
+          <w14:ligatures w14:val="none"/>
+        </w:rPr>
+      </w:pPr>
+      <w:r>
+        <w:rPr>
+          <w:rFonts w:ascii="Arial Narrow" w:eastAsia="Arial Narrow" w:hAnsi="Arial Narrow" w:cs="Arial Narrow"/>
+          <w:b/>
+          <w:color w:val="000000"/>
+          <w:kern w:val="0"/>
+          <w:lang w:eastAsia="es-PE"/>
+          <w14:ligatures w14:val="none"/>
         </w:rPr>
         <w:t xml:space="preserve">REQUERIMIENTO DE INFORMACIÓN </w:t>
       </w:r>
     </w:p>
-    <w:p ns2:paraId="778AE69F" ns2:textId="77777777">
+    <w:p>
       <w:pPr>
         <w:tabs>
           <w:tab w:val="left" w:pos="1701"/>
@@ -495,17 +432,17 @@
           <w:color w:val="000000"/>
           <w:kern w:val="0"/>
           <w:lang w:eastAsia="es-PE"/>
-          <ns2:ligatures ns2:val="none"/>
-        </w:rPr>
-      </w:pPr>
-      <w:r>
-        <w:rPr>
-          <w:rFonts w:ascii="Arial Narrow" w:eastAsia="Arial Narrow" w:hAnsi="Arial Narrow" w:cs="Arial Narrow"/>
-          <w:b/>
-          <w:color w:val="000000"/>
-          <w:kern w:val="0"/>
-          <w:lang w:eastAsia="es-PE"/>
-          <ns2:ligatures ns2:val="none"/>
+          <w14:ligatures w14:val="none"/>
+        </w:rPr>
+      </w:pPr>
+      <w:r>
+        <w:rPr>
+          <w:rFonts w:ascii="Arial Narrow" w:eastAsia="Arial Narrow" w:hAnsi="Arial Narrow" w:cs="Arial Narrow"/>
+          <w:b/>
+          <w:color w:val="000000"/>
+          <w:kern w:val="0"/>
+          <w:lang w:eastAsia="es-PE"/>
+          <w14:ligatures w14:val="none"/>
         </w:rPr>
         <w:t xml:space="preserve">RESOLUCIÓN </w:t>
       </w:r>
@@ -516,7 +453,7 @@
           <w:color w:val="000000"/>
           <w:kern w:val="0"/>
           <w:lang w:eastAsia="es-PE"/>
-          <ns2:ligatures ns2:val="none"/>
+          <w14:ligatures w14:val="none"/>
         </w:rPr>
         <w:tab/>
         <w:t>:</w:t>
@@ -528,13 +465,13 @@
           <w:color w:val="000000"/>
           <w:kern w:val="0"/>
           <w:lang w:eastAsia="es-PE"/>
-          <ns2:ligatures ns2:val="none"/>
+          <w14:ligatures w14:val="none"/>
         </w:rPr>
         <w:tab/>
         <w:t>1</w:t>
       </w:r>
     </w:p>
-    <w:p ns2:paraId="26BE4AD0" ns2:textId="77777777">
+    <w:p>
       <w:pPr>
         <w:tabs>
           <w:tab w:val="left" w:pos="1014"/>
@@ -547,11 +484,11 @@
           <w:kern w:val="0"/>
           <w:shd w:val="clear" w:color="auto" w:fill="FFFFFF"/>
           <w:lang w:eastAsia="es-PE"/>
-          <ns2:ligatures ns2:val="none"/>
-        </w:rPr>
-      </w:pPr>
-    </w:p>
-    <w:p ns2:paraId="6D48DA83" ns2:textId="256BA07A">
+          <w14:ligatures w14:val="none"/>
+        </w:rPr>
+      </w:pPr>
+    </w:p>
+    <w:p>
       <w:pPr>
         <w:tabs>
           <w:tab w:val="left" w:pos="1014"/>
@@ -564,7 +501,7 @@
           <w:kern w:val="0"/>
           <w:shd w:val="clear" w:color="auto" w:fill="FFFFFF"/>
           <w:lang w:eastAsia="es-PE"/>
-          <ns2:ligatures ns2:val="none"/>
+          <w14:ligatures w14:val="none"/>
         </w:rPr>
       </w:pPr>
       <w:r>
@@ -574,7 +511,7 @@
           <w:kern w:val="0"/>
           <w:shd w:val="clear" w:color="auto" w:fill="FFFFFF"/>
           <w:lang w:eastAsia="es-PE"/>
-          <ns2:ligatures ns2:val="none"/>
+          <w14:ligatures w14:val="none"/>
         </w:rPr>
         <w:t xml:space="preserve">Lima, </w:t>
       </w:r>
@@ -585,7 +522,7 @@
           <w:kern w:val="0"/>
           <w:shd w:val="clear" w:color="auto" w:fill="FFFFFF"/>
           <w:lang w:eastAsia="es-PE"/>
-          <ns2:ligatures ns2:val="none"/>
+          <w14:ligatures w14:val="none"/>
         </w:rPr>
         <w:t xml:space="preserve">29 de mayo de 2026</w:t>
       </w:r>
@@ -596,12 +533,12 @@
           <w:kern w:val="0"/>
           <w:shd w:val="clear" w:color="auto" w:fill="FFFFFF"/>
           <w:lang w:eastAsia="es-PE"/>
-          <ns2:ligatures ns2:val="none"/>
+          <w14:ligatures w14:val="none"/>
         </w:rPr>
         <w:t xml:space="preserve"/>
       </w:r>
     </w:p>
-    <w:p ns2:paraId="1EF3C256" ns2:textId="77777777">
+    <w:p>
       <w:pPr>
         <w:tabs>
           <w:tab w:val="left" w:pos="1014"/>
@@ -613,11 +550,11 @@
           <w:color w:val="000000"/>
           <w:kern w:val="0"/>
           <w:lang w:eastAsia="es-PE"/>
-          <ns2:ligatures ns2:val="none"/>
-        </w:rPr>
-      </w:pPr>
-    </w:p>
-    <w:p ns2:paraId="087322B4" ns2:textId="77777777">
+          <w14:ligatures w14:val="none"/>
+        </w:rPr>
+      </w:pPr>
+    </w:p>
+    <w:p>
       <w:pPr>
         <w:numPr>
           <w:ilvl w:val="0"/>
@@ -631,22 +568,22 @@
           <w:color w:val="000000"/>
           <w:kern w:val="0"/>
           <w:lang w:eastAsia="es-PE"/>
-          <ns2:ligatures ns2:val="none"/>
-        </w:rPr>
-      </w:pPr>
-      <w:r>
-        <w:rPr>
-          <w:rFonts w:ascii="Arial Narrow" w:eastAsia="Arial Narrow" w:hAnsi="Arial Narrow" w:cs="Arial Narrow"/>
-          <w:b/>
-          <w:color w:val="000000"/>
-          <w:kern w:val="0"/>
-          <w:lang w:eastAsia="es-PE"/>
-          <ns2:ligatures ns2:val="none"/>
+          <w14:ligatures w14:val="none"/>
+        </w:rPr>
+      </w:pPr>
+      <w:r>
+        <w:rPr>
+          <w:rFonts w:ascii="Arial Narrow" w:eastAsia="Arial Narrow" w:hAnsi="Arial Narrow" w:cs="Arial Narrow"/>
+          <w:b/>
+          <w:color w:val="000000"/>
+          <w:kern w:val="0"/>
+          <w:lang w:eastAsia="es-PE"/>
+          <w14:ligatures w14:val="none"/>
         </w:rPr>
         <w:t xml:space="preserve">HECHOS </w:t>
       </w:r>
     </w:p>
-    <w:p ns2:paraId="4407157A" ns2:textId="77777777">
+    <w:p>
       <w:pPr>
         <w:spacing w:after="0" w:line="240" w:lineRule="auto"/>
         <w:jc w:val="both"/>
@@ -655,11 +592,11 @@
           <w:color w:val="000000"/>
           <w:kern w:val="0"/>
           <w:lang w:eastAsia="es-PE"/>
-          <ns2:ligatures ns2:val="none"/>
-        </w:rPr>
-      </w:pPr>
-    </w:p>
-    <w:p ns2:paraId="5ECFCB1A" ns2:textId="6375796D">
+          <w14:ligatures w14:val="none"/>
+        </w:rPr>
+      </w:pPr>
+    </w:p>
+    <w:p>
       <w:pPr>
         <w:numPr>
           <w:ilvl w:val="1"/>
@@ -673,7 +610,7 @@
           <w:color w:val="000000"/>
           <w:kern w:val="0"/>
           <w:lang w:val="es-ES" w:eastAsia="es-ES"/>
-          <ns2:ligatures ns2:val="none"/>
+          <w14:ligatures w14:val="none"/>
         </w:rPr>
       </w:pPr>
       <w:r>
@@ -682,7 +619,7 @@
           <w:color w:val="000000"/>
           <w:kern w:val="0"/>
           <w:lang w:val="es-ES" w:eastAsia="es-ES"/>
-          <ns2:ligatures ns2:val="none"/>
+          <w14:ligatures w14:val="none"/>
         </w:rPr>
         <w:t xml:space="preserve">Mediante la denuncia del 6 de enero de 2026, complementada con escrito del 17 de marzo de 2026, subsanada mediante escrito del 25 de mayo de 2026, el señor [APELLIDO] denunció a Rímac, al Banco y a Impulsa 365 por presuntas infracciones a la Ley 29571, Código de Protección y Defensa del Consumidor (en adelante, Código), señalando lo siguiente:</w:t>
       </w:r>
@@ -692,7 +629,7 @@
           <w:color w:val="000000"/>
           <w:kern w:val="0"/>
           <w:lang w:val="es-ES" w:eastAsia="es-ES"/>
-          <ns2:ligatures ns2:val="none"/>
+          <w14:ligatures w14:val="none"/>
         </w:rPr>
         <w:t/>
       </w:r>
@@ -704,7 +641,7 @@
           <w:kern w:val="0"/>
           <w:vertAlign w:val="superscript"/>
           <w:lang w:val="es-ES" w:eastAsia="es-ES"/>
-          <ns2:ligatures ns2:val="none"/>
+          <w14:ligatures w14:val="none"/>
         </w:rPr>
         <w:footnoteReference w:id="1"/>
       </w:r>
@@ -714,7 +651,7 @@
           <w:color w:val="000000"/>
           <w:kern w:val="0"/>
           <w:lang w:val="es-ES" w:eastAsia="es-ES"/>
-          <ns2:ligatures ns2:val="none"/>
+          <w14:ligatures w14:val="none"/>
         </w:rPr>
         <w:t xml:space="preserve"/>
       </w:r>
@@ -724,7 +661,7 @@
           <w:color w:val="000000"/>
           <w:kern w:val="0"/>
           <w:lang w:val="es-ES" w:eastAsia="es-ES"/>
-          <ns2:ligatures ns2:val="none"/>
+          <w14:ligatures w14:val="none"/>
         </w:rPr>
         <w:t/>
       </w:r>
@@ -732,7 +669,7 @@
         <w:rPr>
           <w:rFonts w:ascii="Arial Narrow" w:eastAsia="Calibri" w:hAnsi="Arial Narrow" w:cs="Arial"/>
           <w:kern w:val="0"/>
-          <ns2:ligatures ns2:val="none"/>
+          <w14:ligatures w14:val="none"/>
         </w:rPr>
         <w:t xml:space="preserve"/>
       </w:r>
@@ -740,7 +677,7 @@
         <w:rPr>
           <w:rFonts w:ascii="Arial Narrow" w:eastAsia="Calibri" w:hAnsi="Arial Narrow" w:cs="Arial"/>
           <w:kern w:val="0"/>
-          <ns2:ligatures ns2:val="none"/>
+          <w14:ligatures w14:val="none"/>
         </w:rPr>
         <w:t xml:space="preserve"/>
       </w:r>
@@ -748,7 +685,7 @@
         <w:rPr>
           <w:rFonts w:ascii="Arial Narrow" w:eastAsia="Calibri" w:hAnsi="Arial Narrow" w:cs="Arial"/>
           <w:kern w:val="0"/>
-          <ns2:ligatures ns2:val="none"/>
+          <w14:ligatures w14:val="none"/>
         </w:rPr>
         <w:t/>
       </w:r>
@@ -758,7 +695,7 @@
           <w:color w:val="000000"/>
           <w:kern w:val="0"/>
           <w:lang w:val="es-ES" w:eastAsia="es-ES"/>
-          <ns2:ligatures ns2:val="none"/>
+          <w14:ligatures w14:val="none"/>
         </w:rPr>
         <w:t xml:space="preserve"/>
       </w:r>
@@ -768,7 +705,7 @@
           <w:color w:val="000000"/>
           <w:kern w:val="0"/>
           <w:lang w:val="es-ES" w:eastAsia="es-ES"/>
-          <ns2:ligatures ns2:val="none"/>
+          <w14:ligatures w14:val="none"/>
         </w:rPr>
         <w:t xml:space="preserve"/>
       </w:r>
@@ -778,7 +715,7 @@
           <w:color w:val="000000"/>
           <w:kern w:val="0"/>
           <w:lang w:val="es-ES" w:eastAsia="es-ES"/>
-          <ns2:ligatures ns2:val="none"/>
+          <w14:ligatures w14:val="none"/>
         </w:rPr>
         <w:t xml:space="preserve"/>
       </w:r>
@@ -788,7 +725,7 @@
           <w:color w:val="000000"/>
           <w:kern w:val="0"/>
           <w:lang w:val="es-ES" w:eastAsia="es-ES"/>
-          <ns2:ligatures ns2:val="none"/>
+          <w14:ligatures w14:val="none"/>
         </w:rPr>
         <w:t/>
       </w:r>
@@ -798,7 +735,7 @@
           <w:color w:val="000000"/>
           <w:kern w:val="0"/>
           <w:lang w:val="es-ES" w:eastAsia="es-ES"/>
-          <ns2:ligatures ns2:val="none"/>
+          <w14:ligatures w14:val="none"/>
         </w:rPr>
         <w:t xml:space="preserve"/>
       </w:r>
@@ -808,7 +745,7 @@
           <w:color w:val="000000"/>
           <w:kern w:val="0"/>
           <w:lang w:val="es-ES" w:eastAsia="es-ES"/>
-          <ns2:ligatures ns2:val="none"/>
+          <w14:ligatures w14:val="none"/>
         </w:rPr>
         <w:t xml:space="preserve"/>
       </w:r>
@@ -818,7 +755,7 @@
           <w:color w:val="000000"/>
           <w:kern w:val="0"/>
           <w:lang w:val="es-ES" w:eastAsia="es-ES"/>
-          <ns2:ligatures ns2:val="none"/>
+          <w14:ligatures w14:val="none"/>
         </w:rPr>
         <w:t xml:space="preserve"/>
       </w:r>
@@ -830,7 +767,7 @@
           <w:kern w:val="0"/>
           <w:vertAlign w:val="superscript"/>
           <w:lang w:val="es-ES" w:eastAsia="es-ES"/>
-          <ns2:ligatures ns2:val="none"/>
+          <w14:ligatures w14:val="none"/>
         </w:rPr>
         <w:footnoteReference w:id="2"/>
       </w:r>
@@ -840,7 +777,7 @@
           <w:color w:val="000000"/>
           <w:kern w:val="0"/>
           <w:lang w:val="es-ES" w:eastAsia="es-ES"/>
-          <ns2:ligatures ns2:val="none"/>
+          <w14:ligatures w14:val="none"/>
         </w:rPr>
         <w:t xml:space="preserve"/>
       </w:r>
@@ -851,12 +788,12 @@
           <w:color w:val="000000"/>
           <w:kern w:val="0"/>
           <w:lang w:val="es-ES" w:eastAsia="es-ES"/>
-          <ns2:ligatures ns2:val="none"/>
+          <w14:ligatures w14:val="none"/>
         </w:rPr>
         <w:t/>
       </w:r>
     </w:p>
-    <w:p ns2:paraId="251848E5" ns2:textId="77777777">
+    <w:p>
       <w:pPr>
         <w:spacing w:after="0" w:line="240" w:lineRule="auto"/>
         <w:jc w:val="both"/>
@@ -865,11 +802,11 @@
           <w:color w:val="000000"/>
           <w:kern w:val="0"/>
           <w:lang w:eastAsia="es-ES"/>
-          <ns2:ligatures ns2:val="none"/>
-        </w:rPr>
-      </w:pPr>
-    </w:p>
-    <w:p ns2:paraId="31BB87A8" ns2:textId="649BD221">
+          <w14:ligatures w14:val="none"/>
+        </w:rPr>
+      </w:pPr>
+    </w:p>
+    <w:p>
       <w:pPr>
         <w:pStyle w:val="Prrafodelista"/>
         <w:numPr>
@@ -887,7 +824,7 @@
           <w:color w:val="000000"/>
           <w:kern w:val="0"/>
           <w:lang w:eastAsia="es-ES"/>
-          <ns2:ligatures ns2:val="none"/>
+          <w14:ligatures w14:val="none"/>
         </w:rPr>
       </w:pPr>
       <w:r>
@@ -896,7 +833,7 @@
           <w:color w:val="000000"/>
           <w:kern w:val="0"/>
           <w:lang w:eastAsia="es-ES"/>
-          <ns2:ligatures ns2:val="none"/>
+          <w14:ligatures w14:val="none"/>
         </w:rPr>
         <w:t>Adquirió</w:t>
       </w:r>
@@ -906,7 +843,7 @@
           <w:color w:val="000000"/>
           <w:kern w:val="0"/>
           <w:lang w:eastAsia="es-ES"/>
-          <ns2:ligatures ns2:val="none"/>
+          <w14:ligatures w14:val="none"/>
         </w:rPr>
         <w:t xml:space="preserve"> </w:t>
       </w:r>
@@ -916,7 +853,7 @@
           <w:color w:val="000000"/>
           <w:kern w:val="0"/>
           <w:lang w:eastAsia="es-ES"/>
-          <ns2:ligatures ns2:val="none"/>
+          <w14:ligatures w14:val="none"/>
         </w:rPr>
         <w:t xml:space="preserve">el Seguro Protección Múltiple Plan 2 – Certificado 001177944002994373 (en adelante, Seguro </w:t>
       </w:r>
@@ -926,7 +863,7 @@
           <w:color w:val="000000"/>
           <w:kern w:val="0"/>
           <w:lang w:eastAsia="es-ES"/>
-          <ns2:ligatures ns2:val="none"/>
+          <w14:ligatures w14:val="none"/>
         </w:rPr>
         <w:t xml:space="preserve">de </w:t>
       </w:r>
@@ -936,7 +873,7 @@
           <w:color w:val="000000"/>
           <w:kern w:val="0"/>
           <w:lang w:eastAsia="es-ES"/>
-          <ns2:ligatures ns2:val="none"/>
+          <w14:ligatures w14:val="none"/>
         </w:rPr>
         <w:t>Protección Múltiple), comercializado por</w:t>
       </w:r>
@@ -946,7 +883,7 @@
           <w:color w:val="000000"/>
           <w:kern w:val="0"/>
           <w:lang w:eastAsia="es-ES"/>
-          <ns2:ligatures ns2:val="none"/>
+          <w14:ligatures w14:val="none"/>
         </w:rPr>
         <w:t xml:space="preserve"> el</w:t>
       </w:r>
@@ -956,7 +893,7 @@
           <w:color w:val="000000"/>
           <w:kern w:val="0"/>
           <w:lang w:eastAsia="es-ES"/>
-          <ns2:ligatures ns2:val="none"/>
+          <w14:ligatures w14:val="none"/>
         </w:rPr>
         <w:t xml:space="preserve"> </w:t>
       </w:r>
@@ -966,7 +903,7 @@
           <w:color w:val="000000"/>
           <w:kern w:val="0"/>
           <w:lang w:val="es-ES" w:eastAsia="es-ES"/>
-          <ns2:ligatures ns2:val="none"/>
+          <w14:ligatures w14:val="none"/>
         </w:rPr>
         <w:t xml:space="preserve">Banco </w:t>
       </w:r>
@@ -976,7 +913,7 @@
           <w:color w:val="000000"/>
           <w:kern w:val="0"/>
           <w:lang w:eastAsia="es-ES"/>
-          <ns2:ligatures ns2:val="none"/>
+          <w14:ligatures w14:val="none"/>
         </w:rPr>
         <w:t>y vinculado a la cobertura de servicios de gasfitería prestados por Impulsa</w:t>
       </w:r>
@@ -986,7 +923,7 @@
           <w:color w:val="000000"/>
           <w:kern w:val="0"/>
           <w:lang w:eastAsia="es-ES"/>
-          <ns2:ligatures ns2:val="none"/>
+          <w14:ligatures w14:val="none"/>
         </w:rPr>
         <w:t xml:space="preserve"> </w:t>
       </w:r>
@@ -996,12 +933,12 @@
           <w:color w:val="000000"/>
           <w:kern w:val="0"/>
           <w:lang w:eastAsia="es-ES"/>
-          <ns2:ligatures ns2:val="none"/>
+          <w14:ligatures w14:val="none"/>
         </w:rPr>
         <w:t xml:space="preserve">365. </w:t>
       </w:r>
     </w:p>
-    <w:p ns2:paraId="05DDA39B" ns2:textId="77777777">
+    <w:p>
       <w:pPr>
         <w:pStyle w:val="Prrafodelista"/>
         <w:spacing w:after="0" w:line="240" w:lineRule="auto"/>
@@ -1012,11 +949,11 @@
           <w:color w:val="000000"/>
           <w:kern w:val="0"/>
           <w:lang w:eastAsia="es-ES"/>
-          <ns2:ligatures ns2:val="none"/>
-        </w:rPr>
-      </w:pPr>
-    </w:p>
-    <w:p ns2:paraId="024FF660" ns2:textId="6EB6B62E">
+          <w14:ligatures w14:val="none"/>
+        </w:rPr>
+      </w:pPr>
+    </w:p>
+    <w:p>
       <w:pPr>
         <w:pStyle w:val="Prrafodelista"/>
         <w:numPr>
@@ -1034,7 +971,7 @@
           <w:color w:val="000000"/>
           <w:kern w:val="0"/>
           <w:lang w:eastAsia="es-ES"/>
-          <ns2:ligatures ns2:val="none"/>
+          <w14:ligatures w14:val="none"/>
         </w:rPr>
       </w:pPr>
       <w:r>
@@ -1043,7 +980,7 @@
           <w:color w:val="000000"/>
           <w:kern w:val="0"/>
           <w:lang w:eastAsia="es-ES"/>
-          <ns2:ligatures ns2:val="none"/>
+          <w14:ligatures w14:val="none"/>
         </w:rPr>
         <w:t xml:space="preserve">El 14 de octubre de 2025, advirtió humedad en la zona inferior de la lavandería de su inmueble, situación que evidenciaba una posible fuga de agua. En esa misma fecha, se comunicó con </w:t>
       </w:r>
@@ -1053,7 +990,7 @@
           <w:color w:val="000000"/>
           <w:kern w:val="0"/>
           <w:lang w:eastAsia="es-ES"/>
-          <ns2:ligatures ns2:val="none"/>
+          <w14:ligatures w14:val="none"/>
         </w:rPr>
         <w:t xml:space="preserve">el </w:t>
       </w:r>
@@ -1063,7 +1000,7 @@
           <w:color w:val="000000"/>
           <w:kern w:val="0"/>
           <w:lang w:val="es-ES" w:eastAsia="es-ES"/>
-          <ns2:ligatures ns2:val="none"/>
+          <w14:ligatures w14:val="none"/>
         </w:rPr>
         <w:t xml:space="preserve">Banco </w:t>
       </w:r>
@@ -1073,7 +1010,7 @@
           <w:color w:val="000000"/>
           <w:kern w:val="0"/>
           <w:lang w:eastAsia="es-ES"/>
-          <ns2:ligatures ns2:val="none"/>
+          <w14:ligatures w14:val="none"/>
         </w:rPr>
         <w:t xml:space="preserve">con la finalidad de solicitar la atención del servicio de gasfitería </w:t>
       </w:r>
@@ -1083,7 +1020,7 @@
           <w:color w:val="000000"/>
           <w:kern w:val="0"/>
           <w:lang w:eastAsia="es-ES"/>
-          <ns2:ligatures ns2:val="none"/>
+          <w14:ligatures w14:val="none"/>
         </w:rPr>
         <w:t>en</w:t>
       </w:r>
@@ -1093,7 +1030,7 @@
           <w:color w:val="000000"/>
           <w:kern w:val="0"/>
           <w:lang w:eastAsia="es-ES"/>
-          <ns2:ligatures ns2:val="none"/>
+          <w14:ligatures w14:val="none"/>
         </w:rPr>
         <w:t xml:space="preserve"> </w:t>
       </w:r>
@@ -1103,7 +1040,7 @@
           <w:color w:val="000000"/>
           <w:kern w:val="0"/>
           <w:lang w:eastAsia="es-ES"/>
-          <ns2:ligatures ns2:val="none"/>
+          <w14:ligatures w14:val="none"/>
         </w:rPr>
         <w:t>virtud de</w:t>
       </w:r>
@@ -1113,7 +1050,7 @@
           <w:color w:val="000000"/>
           <w:kern w:val="0"/>
           <w:lang w:eastAsia="es-ES"/>
-          <ns2:ligatures ns2:val="none"/>
+          <w14:ligatures w14:val="none"/>
         </w:rPr>
         <w:t xml:space="preserve"> la cobertura del</w:t>
       </w:r>
@@ -1123,7 +1060,7 @@
           <w:color w:val="000000"/>
           <w:kern w:val="0"/>
           <w:lang w:eastAsia="es-ES"/>
-          <ns2:ligatures ns2:val="none"/>
+          <w14:ligatures w14:val="none"/>
         </w:rPr>
         <w:t xml:space="preserve"> </w:t>
       </w:r>
@@ -1133,7 +1070,7 @@
           <w:color w:val="000000"/>
           <w:kern w:val="0"/>
           <w:lang w:eastAsia="es-ES"/>
-          <ns2:ligatures ns2:val="none"/>
+          <w14:ligatures w14:val="none"/>
         </w:rPr>
         <w:t>Seguro de Protección Múltiple</w:t>
       </w:r>
@@ -1143,12 +1080,12 @@
           <w:color w:val="000000"/>
           <w:kern w:val="0"/>
           <w:lang w:eastAsia="es-ES"/>
-          <ns2:ligatures ns2:val="none"/>
+          <w14:ligatures w14:val="none"/>
         </w:rPr>
         <w:t>.</w:t>
       </w:r>
     </w:p>
-    <w:p ns2:paraId="50AB7925" ns2:textId="77777777">
+    <w:p>
       <w:pPr>
         <w:pStyle w:val="Prrafodelista"/>
         <w:spacing w:after="0" w:line="240" w:lineRule="auto"/>
@@ -1159,11 +1096,11 @@
           <w:color w:val="000000"/>
           <w:kern w:val="0"/>
           <w:lang w:eastAsia="es-ES"/>
-          <ns2:ligatures ns2:val="none"/>
-        </w:rPr>
-      </w:pPr>
-    </w:p>
-    <w:p ns2:paraId="72C9AC95" ns2:textId="75655123">
+          <w14:ligatures w14:val="none"/>
+        </w:rPr>
+      </w:pPr>
+    </w:p>
+    <w:p>
       <w:pPr>
         <w:pStyle w:val="Prrafodelista"/>
         <w:numPr>
@@ -1181,7 +1118,7 @@
           <w:color w:val="000000"/>
           <w:kern w:val="0"/>
           <w:lang w:eastAsia="es-ES"/>
-          <ns2:ligatures ns2:val="none"/>
+          <w14:ligatures w14:val="none"/>
         </w:rPr>
       </w:pPr>
       <w:r>
@@ -1190,7 +1127,7 @@
           <w:color w:val="000000"/>
           <w:kern w:val="0"/>
           <w:lang w:eastAsia="es-ES"/>
-          <ns2:ligatures ns2:val="none"/>
+          <w14:ligatures w14:val="none"/>
         </w:rPr>
         <w:t>No obstante</w:t>
       </w:r>
@@ -1200,7 +1137,7 @@
           <w:color w:val="000000"/>
           <w:kern w:val="0"/>
           <w:lang w:eastAsia="es-ES"/>
-          <ns2:ligatures ns2:val="none"/>
+          <w14:ligatures w14:val="none"/>
         </w:rPr>
         <w:t xml:space="preserve">, </w:t>
       </w:r>
@@ -1210,7 +1147,7 @@
           <w:color w:val="000000"/>
           <w:kern w:val="0"/>
           <w:lang w:eastAsia="es-ES"/>
-          <ns2:ligatures ns2:val="none"/>
+          <w14:ligatures w14:val="none"/>
         </w:rPr>
         <w:t xml:space="preserve">el </w:t>
       </w:r>
@@ -1220,7 +1157,7 @@
           <w:color w:val="000000"/>
           <w:kern w:val="0"/>
           <w:lang w:val="es-ES" w:eastAsia="es-ES"/>
-          <ns2:ligatures ns2:val="none"/>
+          <w14:ligatures w14:val="none"/>
         </w:rPr>
         <w:t xml:space="preserve">Banco </w:t>
       </w:r>
@@ -1230,7 +1167,7 @@
           <w:color w:val="000000"/>
           <w:kern w:val="0"/>
           <w:lang w:eastAsia="es-ES"/>
-          <ns2:ligatures ns2:val="none"/>
+          <w14:ligatures w14:val="none"/>
         </w:rPr>
         <w:t>le informó que había utilizado la totalidad de los servicios anuales contemplados en su cobertura, pese a que únicamente había utilizado un evento.</w:t>
       </w:r>
@@ -1240,7 +1177,7 @@
           <w:color w:val="000000"/>
           <w:kern w:val="0"/>
           <w:lang w:eastAsia="es-ES"/>
-          <ns2:ligatures ns2:val="none"/>
+          <w14:ligatures w14:val="none"/>
         </w:rPr>
         <w:t xml:space="preserve"> </w:t>
       </w:r>
@@ -1250,7 +1187,7 @@
           <w:color w:val="000000"/>
           <w:kern w:val="0"/>
           <w:lang w:eastAsia="es-ES"/>
-          <ns2:ligatures ns2:val="none"/>
+          <w14:ligatures w14:val="none"/>
         </w:rPr>
         <w:t>Sin embargo</w:t>
       </w:r>
@@ -1260,7 +1197,7 @@
           <w:color w:val="000000"/>
           <w:kern w:val="0"/>
           <w:lang w:eastAsia="es-ES"/>
-          <ns2:ligatures ns2:val="none"/>
+          <w14:ligatures w14:val="none"/>
         </w:rPr>
         <w:t>, se comunicó con Impulsa</w:t>
       </w:r>
@@ -1270,7 +1207,7 @@
           <w:color w:val="000000"/>
           <w:kern w:val="0"/>
           <w:lang w:eastAsia="es-ES"/>
-          <ns2:ligatures ns2:val="none"/>
+          <w14:ligatures w14:val="none"/>
         </w:rPr>
         <w:t xml:space="preserve"> </w:t>
       </w:r>
@@ -1280,7 +1217,7 @@
           <w:color w:val="000000"/>
           <w:kern w:val="0"/>
           <w:lang w:eastAsia="es-ES"/>
-          <ns2:ligatures ns2:val="none"/>
+          <w14:ligatures w14:val="none"/>
         </w:rPr>
         <w:t xml:space="preserve">365, </w:t>
       </w:r>
@@ -1290,7 +1227,7 @@
           <w:color w:val="000000"/>
           <w:kern w:val="0"/>
           <w:lang w:eastAsia="es-ES"/>
-          <ns2:ligatures ns2:val="none"/>
+          <w14:ligatures w14:val="none"/>
         </w:rPr>
         <w:t>y se verificó</w:t>
       </w:r>
@@ -1300,7 +1237,7 @@
           <w:color w:val="000000"/>
           <w:kern w:val="0"/>
           <w:lang w:eastAsia="es-ES"/>
-          <ns2:ligatures ns2:val="none"/>
+          <w14:ligatures w14:val="none"/>
         </w:rPr>
         <w:t xml:space="preserve"> que aún contaba con tres eventos disponibles dentro de su plan</w:t>
       </w:r>
@@ -1310,7 +1247,7 @@
           <w:color w:val="000000"/>
           <w:kern w:val="0"/>
           <w:lang w:eastAsia="es-ES"/>
-          <ns2:ligatures ns2:val="none"/>
+          <w14:ligatures w14:val="none"/>
         </w:rPr>
         <w:t xml:space="preserve"> </w:t>
       </w:r>
@@ -1320,7 +1257,7 @@
           <w:color w:val="000000"/>
           <w:kern w:val="0"/>
           <w:lang w:eastAsia="es-ES"/>
-          <ns2:ligatures ns2:val="none"/>
+          <w14:ligatures w14:val="none"/>
         </w:rPr>
         <w:t xml:space="preserve">el cual </w:t>
       </w:r>
@@ -1330,7 +1267,7 @@
           <w:color w:val="000000"/>
           <w:kern w:val="0"/>
           <w:lang w:eastAsia="es-ES"/>
-          <ns2:ligatures ns2:val="none"/>
+          <w14:ligatures w14:val="none"/>
         </w:rPr>
         <w:t>podría</w:t>
       </w:r>
@@ -1340,7 +1277,7 @@
           <w:color w:val="000000"/>
           <w:kern w:val="0"/>
           <w:lang w:eastAsia="es-ES"/>
-          <ns2:ligatures ns2:val="none"/>
+          <w14:ligatures w14:val="none"/>
         </w:rPr>
         <w:t xml:space="preserve"> ser gestionado </w:t>
       </w:r>
@@ -1350,7 +1287,7 @@
           <w:color w:val="000000"/>
           <w:kern w:val="0"/>
           <w:lang w:eastAsia="es-ES"/>
-          <ns2:ligatures ns2:val="none"/>
+          <w14:ligatures w14:val="none"/>
         </w:rPr>
         <w:t xml:space="preserve">únicamente </w:t>
       </w:r>
@@ -1360,12 +1297,12 @@
           <w:color w:val="000000"/>
           <w:kern w:val="0"/>
           <w:lang w:eastAsia="es-ES"/>
-          <ns2:ligatures ns2:val="none"/>
+          <w14:ligatures w14:val="none"/>
         </w:rPr>
         <w:t>vía reembolso, descartando el envío de personal técnico a su domicilio para la atención del servicio de gasfitería solicitado.</w:t>
       </w:r>
     </w:p>
-    <w:p ns2:paraId="3DEED534" ns2:textId="77777777">
+    <w:p>
       <w:pPr>
         <w:pStyle w:val="Prrafodelista"/>
         <w:spacing w:after="0" w:line="240" w:lineRule="auto"/>
@@ -1376,11 +1313,11 @@
           <w:color w:val="000000"/>
           <w:kern w:val="0"/>
           <w:lang w:eastAsia="es-ES"/>
-          <ns2:ligatures ns2:val="none"/>
-        </w:rPr>
-      </w:pPr>
-    </w:p>
-    <w:p ns2:paraId="0E75F626" ns2:textId="5FCE90DB">
+          <w14:ligatures w14:val="none"/>
+        </w:rPr>
+      </w:pPr>
+    </w:p>
+    <w:p>
       <w:pPr>
         <w:pStyle w:val="Prrafodelista"/>
         <w:numPr>
@@ -1398,7 +1335,7 @@
           <w:color w:val="000000"/>
           <w:kern w:val="0"/>
           <w:lang w:eastAsia="es-ES"/>
-          <ns2:ligatures ns2:val="none"/>
+          <w14:ligatures w14:val="none"/>
         </w:rPr>
       </w:pPr>
       <w:r>
@@ -1407,7 +1344,7 @@
           <w:color w:val="000000"/>
           <w:kern w:val="0"/>
           <w:lang w:eastAsia="es-ES"/>
-          <ns2:ligatures ns2:val="none"/>
+          <w14:ligatures w14:val="none"/>
         </w:rPr>
         <w:t>Ante la respuesta de Impulsa 365</w:t>
       </w:r>
@@ -1417,7 +1354,7 @@
           <w:color w:val="000000"/>
           <w:kern w:val="0"/>
           <w:lang w:eastAsia="es-ES"/>
-          <ns2:ligatures ns2:val="none"/>
+          <w14:ligatures w14:val="none"/>
         </w:rPr>
         <w:t xml:space="preserve">, solicitó que </w:t>
       </w:r>
@@ -1427,7 +1364,7 @@
           <w:color w:val="000000"/>
           <w:kern w:val="0"/>
           <w:lang w:eastAsia="es-ES"/>
-          <ns2:ligatures ns2:val="none"/>
+          <w14:ligatures w14:val="none"/>
         </w:rPr>
         <w:t xml:space="preserve">se </w:t>
       </w:r>
@@ -1437,7 +1374,7 @@
           <w:color w:val="000000"/>
           <w:kern w:val="0"/>
           <w:lang w:eastAsia="es-ES"/>
-          <ns2:ligatures ns2:val="none"/>
+          <w14:ligatures w14:val="none"/>
         </w:rPr>
         <w:t>precise la razón por la cual el servicio sería gestionado únicamente bajo la modalidad de reembolso. En respuesta, dicha empresa le señaló que, debido a que en gestiones anteriores manifestó su decisión de no permitir el ingreso de personal a su domicilio</w:t>
       </w:r>
@@ -1447,7 +1384,7 @@
           <w:color w:val="000000"/>
           <w:kern w:val="0"/>
           <w:lang w:eastAsia="es-ES"/>
-          <ns2:ligatures ns2:val="none"/>
+          <w14:ligatures w14:val="none"/>
         </w:rPr>
         <w:t xml:space="preserve"> y por ello</w:t>
       </w:r>
@@ -1457,12 +1394,12 @@
           <w:color w:val="000000"/>
           <w:kern w:val="0"/>
           <w:lang w:eastAsia="es-ES"/>
-          <ns2:ligatures ns2:val="none"/>
+          <w14:ligatures w14:val="none"/>
         </w:rPr>
         <w:t xml:space="preserve"> procedieron a activar la atención mediante reembolso con la finalidad de que pudiera gestionar la reparación con personal de su confianza.</w:t>
       </w:r>
     </w:p>
-    <w:p ns2:paraId="5E70C381" ns2:textId="77777777">
+    <w:p>
       <w:pPr>
         <w:pStyle w:val="Prrafodelista"/>
         <w:spacing w:after="0" w:line="240" w:lineRule="auto"/>
@@ -1473,11 +1410,11 @@
           <w:color w:val="000000"/>
           <w:kern w:val="0"/>
           <w:lang w:eastAsia="es-ES"/>
-          <ns2:ligatures ns2:val="none"/>
-        </w:rPr>
-      </w:pPr>
-    </w:p>
-    <w:p ns2:paraId="27091271" ns2:textId="10AA20B8">
+          <w14:ligatures w14:val="none"/>
+        </w:rPr>
+      </w:pPr>
+    </w:p>
+    <w:p>
       <w:pPr>
         <w:pStyle w:val="Prrafodelista"/>
         <w:numPr>
@@ -1495,7 +1432,7 @@
           <w:color w:val="000000"/>
           <w:kern w:val="0"/>
           <w:lang w:eastAsia="es-ES"/>
-          <ns2:ligatures ns2:val="none"/>
+          <w14:ligatures w14:val="none"/>
         </w:rPr>
       </w:pPr>
       <w:r>
@@ -1504,7 +1441,7 @@
           <w:color w:val="000000"/>
           <w:kern w:val="0"/>
           <w:lang w:eastAsia="es-ES"/>
-          <ns2:ligatures ns2:val="none"/>
+          <w14:ligatures w14:val="none"/>
         </w:rPr>
         <w:t>No obstante,</w:t>
       </w:r>
@@ -1514,7 +1451,7 @@
           <w:color w:val="000000"/>
           <w:kern w:val="0"/>
           <w:lang w:eastAsia="es-ES"/>
-          <ns2:ligatures ns2:val="none"/>
+          <w14:ligatures w14:val="none"/>
         </w:rPr>
         <w:t xml:space="preserve"> la referencia efectuada por Impulsa</w:t>
       </w:r>
@@ -1524,7 +1461,7 @@
           <w:color w:val="000000"/>
           <w:kern w:val="0"/>
           <w:lang w:eastAsia="es-ES"/>
-          <ns2:ligatures ns2:val="none"/>
+          <w14:ligatures w14:val="none"/>
         </w:rPr>
         <w:t xml:space="preserve"> </w:t>
       </w:r>
@@ -1534,7 +1471,7 @@
           <w:color w:val="000000"/>
           <w:kern w:val="0"/>
           <w:lang w:eastAsia="es-ES"/>
-          <ns2:ligatures ns2:val="none"/>
+          <w14:ligatures w14:val="none"/>
         </w:rPr>
         <w:t xml:space="preserve">365 respecto de “gestiones anteriores” correspondía a un evento previo de gasfitería en el que se presentaron inconvenientes con </w:t>
       </w:r>
@@ -1544,7 +1481,7 @@
           <w:color w:val="000000"/>
           <w:kern w:val="0"/>
           <w:lang w:eastAsia="es-ES"/>
-          <ns2:ligatures ns2:val="none"/>
+          <w14:ligatures w14:val="none"/>
         </w:rPr>
         <w:lastRenderedPageBreak/>
         <w:t>la reparación realizada, el cual señaló que se encontraba siendo evaluado en otra instanci</w:t>
@@ -1555,7 +1492,7 @@
           <w:color w:val="000000"/>
           <w:kern w:val="0"/>
           <w:lang w:eastAsia="es-ES"/>
-          <ns2:ligatures ns2:val="none"/>
+          <w14:ligatures w14:val="none"/>
         </w:rPr>
         <w:t xml:space="preserve">a. </w:t>
       </w:r>
@@ -1565,12 +1502,12 @@
           <w:color w:val="000000"/>
           <w:kern w:val="0"/>
           <w:lang w:eastAsia="es-ES"/>
-          <ns2:ligatures ns2:val="none"/>
+          <w14:ligatures w14:val="none"/>
         </w:rPr>
         <w:t>Asimismo, la nueva solicitud de atención correspondía a una zona distinta del inmueble y a un hecho diferente.</w:t>
       </w:r>
     </w:p>
-    <w:p ns2:paraId="22154614" ns2:textId="77777777">
+    <w:p>
       <w:pPr>
         <w:pStyle w:val="Prrafodelista"/>
         <w:spacing w:after="0" w:line="240" w:lineRule="auto"/>
@@ -1581,11 +1518,11 @@
           <w:color w:val="000000"/>
           <w:kern w:val="0"/>
           <w:lang w:eastAsia="es-ES"/>
-          <ns2:ligatures ns2:val="none"/>
-        </w:rPr>
-      </w:pPr>
-    </w:p>
-    <w:p ns2:paraId="252E3C9E" ns2:textId="7A4515B8">
+          <w14:ligatures w14:val="none"/>
+        </w:rPr>
+      </w:pPr>
+    </w:p>
+    <w:p>
       <w:pPr>
         <w:pStyle w:val="Prrafodelista"/>
         <w:numPr>
@@ -1603,7 +1540,7 @@
           <w:color w:val="000000"/>
           <w:kern w:val="0"/>
           <w:lang w:eastAsia="es-ES"/>
-          <ns2:ligatures ns2:val="none"/>
+          <w14:ligatures w14:val="none"/>
         </w:rPr>
       </w:pPr>
       <w:r>
@@ -1612,7 +1549,7 @@
           <w:color w:val="000000"/>
           <w:kern w:val="0"/>
           <w:lang w:eastAsia="es-ES"/>
-          <ns2:ligatures ns2:val="none"/>
+          <w14:ligatures w14:val="none"/>
         </w:rPr>
         <w:t>Por otra parte,</w:t>
       </w:r>
@@ -1622,7 +1559,7 @@
           <w:color w:val="000000"/>
           <w:kern w:val="0"/>
           <w:lang w:eastAsia="es-ES"/>
-          <ns2:ligatures ns2:val="none"/>
+          <w14:ligatures w14:val="none"/>
         </w:rPr>
         <w:t xml:space="preserve"> la modalidad de atención vía reembolso y las condiciones para su aplicación no le fueron informadas de manera previa a la contratación del Seguro </w:t>
       </w:r>
@@ -1632,7 +1569,7 @@
           <w:color w:val="000000"/>
           <w:kern w:val="0"/>
           <w:lang w:eastAsia="es-ES"/>
-          <ns2:ligatures ns2:val="none"/>
+          <w14:ligatures w14:val="none"/>
         </w:rPr>
         <w:t xml:space="preserve">de </w:t>
       </w:r>
@@ -1642,7 +1579,7 @@
           <w:color w:val="000000"/>
           <w:kern w:val="0"/>
           <w:lang w:eastAsia="es-ES"/>
-          <ns2:ligatures ns2:val="none"/>
+          <w14:ligatures w14:val="none"/>
         </w:rPr>
         <w:t>Protección Múltiple por parte de</w:t>
       </w:r>
@@ -1652,7 +1589,7 @@
           <w:color w:val="000000"/>
           <w:kern w:val="0"/>
           <w:lang w:eastAsia="es-ES"/>
-          <ns2:ligatures ns2:val="none"/>
+          <w14:ligatures w14:val="none"/>
         </w:rPr>
         <w:t>l Banco</w:t>
       </w:r>
@@ -1662,7 +1599,7 @@
           <w:color w:val="000000"/>
           <w:kern w:val="0"/>
           <w:lang w:eastAsia="es-ES"/>
-          <ns2:ligatures ns2:val="none"/>
+          <w14:ligatures w14:val="none"/>
         </w:rPr>
         <w:t xml:space="preserve">, Rímac </w:t>
       </w:r>
@@ -1672,7 +1609,7 @@
           <w:color w:val="000000"/>
           <w:kern w:val="0"/>
           <w:lang w:eastAsia="es-ES"/>
-          <ns2:ligatures ns2:val="none"/>
+          <w14:ligatures w14:val="none"/>
         </w:rPr>
         <w:t>y ni de</w:t>
       </w:r>
@@ -1682,7 +1619,7 @@
           <w:color w:val="000000"/>
           <w:kern w:val="0"/>
           <w:lang w:eastAsia="es-ES"/>
-          <ns2:ligatures ns2:val="none"/>
+          <w14:ligatures w14:val="none"/>
         </w:rPr>
         <w:t xml:space="preserve"> Impulsa</w:t>
       </w:r>
@@ -1692,7 +1629,7 @@
           <w:color w:val="000000"/>
           <w:kern w:val="0"/>
           <w:lang w:eastAsia="es-ES"/>
-          <ns2:ligatures ns2:val="none"/>
+          <w14:ligatures w14:val="none"/>
         </w:rPr>
         <w:t xml:space="preserve"> </w:t>
       </w:r>
@@ -1702,7 +1639,7 @@
           <w:color w:val="000000"/>
           <w:kern w:val="0"/>
           <w:lang w:eastAsia="es-ES"/>
-          <ns2:ligatures ns2:val="none"/>
+          <w14:ligatures w14:val="none"/>
         </w:rPr>
         <w:t xml:space="preserve">365. Asimismo, no identificó dicha condición dentro de la documentación vinculada al </w:t>
       </w:r>
@@ -1712,7 +1649,7 @@
           <w:color w:val="000000"/>
           <w:kern w:val="0"/>
           <w:lang w:eastAsia="es-ES"/>
-          <ns2:ligatures ns2:val="none"/>
+          <w14:ligatures w14:val="none"/>
         </w:rPr>
         <w:t xml:space="preserve">referido </w:t>
       </w:r>
@@ -1722,12 +1659,12 @@
           <w:color w:val="000000"/>
           <w:kern w:val="0"/>
           <w:lang w:eastAsia="es-ES"/>
-          <ns2:ligatures ns2:val="none"/>
+          <w14:ligatures w14:val="none"/>
         </w:rPr>
         <w:t>seguro.</w:t>
       </w:r>
     </w:p>
-    <w:p ns2:paraId="79D83A95" ns2:textId="77777777">
+    <w:p>
       <w:pPr>
         <w:pStyle w:val="Prrafodelista"/>
         <w:spacing w:after="0" w:line="240" w:lineRule="auto"/>
@@ -1738,11 +1675,11 @@
           <w:color w:val="000000"/>
           <w:kern w:val="0"/>
           <w:lang w:eastAsia="es-ES"/>
-          <ns2:ligatures ns2:val="none"/>
-        </w:rPr>
-      </w:pPr>
-    </w:p>
-    <w:p ns2:paraId="774C6761" ns2:textId="54D4648C">
+          <w14:ligatures w14:val="none"/>
+        </w:rPr>
+      </w:pPr>
+    </w:p>
+    <w:p>
       <w:pPr>
         <w:pStyle w:val="Prrafodelista"/>
         <w:numPr>
@@ -1760,7 +1697,7 @@
           <w:color w:val="000000"/>
           <w:kern w:val="0"/>
           <w:lang w:eastAsia="es-ES"/>
-          <ns2:ligatures ns2:val="none"/>
+          <w14:ligatures w14:val="none"/>
         </w:rPr>
       </w:pPr>
       <w:r>
@@ -1769,7 +1706,7 @@
           <w:color w:val="000000"/>
           <w:kern w:val="0"/>
           <w:lang w:eastAsia="es-ES"/>
-          <ns2:ligatures ns2:val="none"/>
+          <w14:ligatures w14:val="none"/>
         </w:rPr>
         <w:t xml:space="preserve">El </w:t>
       </w:r>
@@ -1779,7 +1716,7 @@
           <w:color w:val="000000"/>
           <w:kern w:val="0"/>
           <w:lang w:eastAsia="es-ES"/>
-          <ns2:ligatures ns2:val="none"/>
+          <w14:ligatures w14:val="none"/>
         </w:rPr>
         <w:t xml:space="preserve">24 de octubre de 2025</w:t>
       </w:r>
@@ -1789,7 +1726,7 @@
           <w:color w:val="000000"/>
           <w:kern w:val="0"/>
           <w:lang w:eastAsia="es-ES"/>
-          <ns2:ligatures ns2:val="none"/>
+          <w14:ligatures w14:val="none"/>
         </w:rPr>
         <w:t xml:space="preserve">, remitió una comunicación por correo electrónico dejando constancia de que no solicitó la atención mediante la modalidad de reembolso y reiteró que la prestación del servicio debía efectuarse mediante el envío de personal técnico especializado, conforme a las condiciones bajo las cuales había venido operando el Seguro </w:t>
       </w:r>
@@ -1799,7 +1736,7 @@
           <w:color w:val="000000"/>
           <w:kern w:val="0"/>
           <w:lang w:eastAsia="es-ES"/>
-          <ns2:ligatures ns2:val="none"/>
+          <w14:ligatures w14:val="none"/>
         </w:rPr>
         <w:t xml:space="preserve">de </w:t>
       </w:r>
@@ -1809,12 +1746,12 @@
           <w:color w:val="000000"/>
           <w:kern w:val="0"/>
           <w:lang w:eastAsia="es-ES"/>
-          <ns2:ligatures ns2:val="none"/>
+          <w14:ligatures w14:val="none"/>
         </w:rPr>
         <w:t>Protección Múltiple. Asimismo, requirió el envío del personal correspondiente para la atención de la incidencia reportada.</w:t>
       </w:r>
     </w:p>
-    <w:p ns2:paraId="4926DAD1" ns2:textId="77777777">
+    <w:p>
       <w:pPr>
         <w:pStyle w:val="Prrafodelista"/>
         <w:spacing w:after="0" w:line="240" w:lineRule="auto"/>
@@ -1825,11 +1762,11 @@
           <w:color w:val="000000"/>
           <w:kern w:val="0"/>
           <w:lang w:eastAsia="es-ES"/>
-          <ns2:ligatures ns2:val="none"/>
-        </w:rPr>
-      </w:pPr>
-    </w:p>
-    <w:p ns2:paraId="72A55106" ns2:textId="7550CBBC">
+          <w14:ligatures w14:val="none"/>
+        </w:rPr>
+      </w:pPr>
+    </w:p>
+    <w:p>
       <w:pPr>
         <w:pStyle w:val="Prrafodelista"/>
         <w:numPr>
@@ -1847,7 +1784,7 @@
           <w:color w:val="000000"/>
           <w:kern w:val="0"/>
           <w:lang w:eastAsia="es-ES"/>
-          <ns2:ligatures ns2:val="none"/>
+          <w14:ligatures w14:val="none"/>
         </w:rPr>
       </w:pPr>
       <w:r>
@@ -1856,7 +1793,7 @@
           <w:color w:val="000000"/>
           <w:kern w:val="0"/>
           <w:lang w:eastAsia="es-ES"/>
-          <ns2:ligatures ns2:val="none"/>
+          <w14:ligatures w14:val="none"/>
         </w:rPr>
         <w:t>L</w:t>
       </w:r>
@@ -1866,7 +1803,7 @@
           <w:color w:val="000000"/>
           <w:kern w:val="0"/>
           <w:lang w:eastAsia="es-ES"/>
-          <ns2:ligatures ns2:val="none"/>
+          <w14:ligatures w14:val="none"/>
         </w:rPr>
         <w:t>uego de la referida comunicación, Impulsa</w:t>
       </w:r>
@@ -1876,7 +1813,7 @@
           <w:color w:val="000000"/>
           <w:kern w:val="0"/>
           <w:lang w:eastAsia="es-ES"/>
-          <ns2:ligatures ns2:val="none"/>
+          <w14:ligatures w14:val="none"/>
         </w:rPr>
         <w:t xml:space="preserve"> </w:t>
       </w:r>
@@ -1886,12 +1823,12 @@
           <w:color w:val="000000"/>
           <w:kern w:val="0"/>
           <w:lang w:eastAsia="es-ES"/>
-          <ns2:ligatures ns2:val="none"/>
+          <w14:ligatures w14:val="none"/>
         </w:rPr>
         <w:t>365 mantuvo la atención bajo la modalidad de reembolso e indicó que dicha modalidad se había planteado debido a dificultades para coordinar la disponibilidad de un proveedor técnico que pudiera atender dentro de un plazo razonable, considerando la carga operativa y los tiempos de programación existentes.</w:t>
       </w:r>
     </w:p>
-    <w:p ns2:paraId="4B224FDC" ns2:textId="77777777">
+    <w:p>
       <w:pPr>
         <w:pStyle w:val="Prrafodelista"/>
         <w:spacing w:after="0" w:line="240" w:lineRule="auto"/>
@@ -1902,11 +1839,11 @@
           <w:color w:val="000000"/>
           <w:kern w:val="0"/>
           <w:lang w:eastAsia="es-ES"/>
-          <ns2:ligatures ns2:val="none"/>
-        </w:rPr>
-      </w:pPr>
-    </w:p>
-    <w:p ns2:paraId="2FB14F49" ns2:textId="738F7792">
+          <w14:ligatures w14:val="none"/>
+        </w:rPr>
+      </w:pPr>
+    </w:p>
+    <w:p>
       <w:pPr>
         <w:pStyle w:val="Prrafodelista"/>
         <w:numPr>
@@ -1924,7 +1861,7 @@
           <w:color w:val="000000"/>
           <w:kern w:val="0"/>
           <w:lang w:eastAsia="es-ES"/>
-          <ns2:ligatures ns2:val="none"/>
+          <w14:ligatures w14:val="none"/>
         </w:rPr>
       </w:pPr>
       <w:r>
@@ -1933,7 +1870,7 @@
           <w:color w:val="000000"/>
           <w:kern w:val="0"/>
           <w:lang w:eastAsia="es-ES"/>
-          <ns2:ligatures ns2:val="none"/>
+          <w14:ligatures w14:val="none"/>
         </w:rPr>
         <w:t xml:space="preserve">No obstante, </w:t>
       </w:r>
@@ -1943,7 +1880,7 @@
           <w:color w:val="000000"/>
           <w:kern w:val="0"/>
           <w:lang w:eastAsia="es-ES"/>
-          <ns2:ligatures ns2:val="none"/>
+          <w14:ligatures w14:val="none"/>
         </w:rPr>
         <w:t>la explicación brindada por Impulsa</w:t>
       </w:r>
@@ -1953,7 +1890,7 @@
           <w:color w:val="000000"/>
           <w:kern w:val="0"/>
           <w:lang w:eastAsia="es-ES"/>
-          <ns2:ligatures ns2:val="none"/>
+          <w14:ligatures w14:val="none"/>
         </w:rPr>
         <w:t xml:space="preserve"> </w:t>
       </w:r>
@@ -1963,12 +1900,12 @@
           <w:color w:val="000000"/>
           <w:kern w:val="0"/>
           <w:lang w:eastAsia="es-ES"/>
-          <ns2:ligatures ns2:val="none"/>
+          <w14:ligatures w14:val="none"/>
         </w:rPr>
         <w:t>365 respecto de la supuesta indisponibilidad de personal técnico difería de la justificación inicialmente proporcionada sobre las gestiones anteriores vinculadas a su domicilio. Asimismo, no le remitieron documentación que acreditara la supuesta falta de disponibilidad de personal técnico ni la existencia de condiciones contractuales que facultaran la activación automática de la modalidad de reembolso.</w:t>
       </w:r>
     </w:p>
-    <w:p ns2:paraId="76630485" ns2:textId="77777777">
+    <w:p>
       <w:pPr>
         <w:tabs>
           <w:tab w:val="left" w:pos="1134"/>
@@ -1980,11 +1917,11 @@
           <w:color w:val="000000"/>
           <w:kern w:val="0"/>
           <w:lang w:eastAsia="es-ES"/>
-          <ns2:ligatures ns2:val="none"/>
-        </w:rPr>
-      </w:pPr>
-    </w:p>
-    <w:p ns2:paraId="4FB15987" ns2:textId="0CFE4E34">
+          <w14:ligatures w14:val="none"/>
+        </w:rPr>
+      </w:pPr>
+    </w:p>
+    <w:p>
       <w:pPr>
         <w:numPr>
           <w:ilvl w:val="1"/>
@@ -2002,7 +1939,7 @@
           <w:color w:val="000000"/>
           <w:kern w:val="0"/>
           <w:lang w:val="es-ES" w:eastAsia="es-ES"/>
-          <ns2:ligatures ns2:val="none"/>
+          <w14:ligatures w14:val="none"/>
         </w:rPr>
       </w:pPr>
       <w:r>
@@ -2011,7 +1948,7 @@
           <w:color w:val="000000"/>
           <w:kern w:val="0"/>
           <w:lang w:val="es-ES" w:eastAsia="es-ES"/>
-          <ns2:ligatures ns2:val="none"/>
+          <w14:ligatures w14:val="none"/>
         </w:rPr>
         <w:t xml:space="preserve">El señor [APELLIDO] solicitó, en calidad de medida correctiva, que los proveedores denunciados cumplan con otorgar la prestación del servicio de gasfitería en los términos contractuales originalmente ofrecidos, disponiendo el envío de personal técnico especializado y desactivando la modalidad de atención vía reembolso, así como otorgar la suma de S/ 30 000,00 en virtud de los hechos materia de denuncia. Asimismo, requirió el reembolso de costos y costas del presente procedimiento.</w:t>
       </w:r>
@@ -2019,7 +1956,7 @@
         <w:rPr>
           <w:rFonts w:ascii="Arial Narrow" w:eastAsia="Calibri" w:hAnsi="Arial Narrow" w:cs="Arial"/>
           <w:kern w:val="0"/>
-          <ns2:ligatures ns2:val="none"/>
+          <w14:ligatures w14:val="none"/>
         </w:rPr>
         <w:t xml:space="preserve"/>
       </w:r>
@@ -2027,7 +1964,7 @@
         <w:rPr>
           <w:rFonts w:ascii="Arial Narrow" w:eastAsia="Calibri" w:hAnsi="Arial Narrow" w:cs="Arial"/>
           <w:kern w:val="0"/>
-          <ns2:ligatures ns2:val="none"/>
+          <w14:ligatures w14:val="none"/>
         </w:rPr>
         <w:t xml:space="preserve"/>
       </w:r>
@@ -2037,7 +1974,7 @@
           <w:color w:val="000000"/>
           <w:kern w:val="0"/>
           <w:lang w:val="es-ES" w:eastAsia="es-ES"/>
-          <ns2:ligatures ns2:val="none"/>
+          <w14:ligatures w14:val="none"/>
         </w:rPr>
         <w:t xml:space="preserve"/>
       </w:r>
@@ -2048,7 +1985,7 @@
           <w:color w:val="000000"/>
           <w:kern w:val="0"/>
           <w:lang w:val="es-ES" w:eastAsia="es-ES"/>
-          <ns2:ligatures ns2:val="none"/>
+          <w14:ligatures w14:val="none"/>
         </w:rPr>
         <w:t/>
       </w:r>
@@ -2058,7 +1995,7 @@
           <w:color w:val="000000"/>
           <w:kern w:val="0"/>
           <w:lang w:val="es-ES" w:eastAsia="es-ES"/>
-          <ns2:ligatures ns2:val="none"/>
+          <w14:ligatures w14:val="none"/>
         </w:rPr>
         <w:t xml:space="preserve"/>
       </w:r>
@@ -2068,7 +2005,7 @@
           <w:color w:val="000000"/>
           <w:kern w:val="0"/>
           <w:lang w:val="es-ES" w:eastAsia="es-ES"/>
-          <ns2:ligatures ns2:val="none"/>
+          <w14:ligatures w14:val="none"/>
         </w:rPr>
         <w:t xml:space="preserve"/>
       </w:r>
@@ -2078,7 +2015,7 @@
           <w:color w:val="000000"/>
           <w:kern w:val="0"/>
           <w:lang w:val="es-ES" w:eastAsia="es-ES"/>
-          <ns2:ligatures ns2:val="none"/>
+          <w14:ligatures w14:val="none"/>
         </w:rPr>
         <w:t/>
       </w:r>
@@ -2088,7 +2025,7 @@
           <w:color w:val="000000"/>
           <w:kern w:val="0"/>
           <w:lang w:val="es-ES" w:eastAsia="es-ES"/>
-          <ns2:ligatures ns2:val="none"/>
+          <w14:ligatures w14:val="none"/>
         </w:rPr>
         <w:t/>
       </w:r>
@@ -2098,7 +2035,7 @@
           <w:color w:val="000000"/>
           <w:kern w:val="0"/>
           <w:lang w:val="es-ES" w:eastAsia="es-ES"/>
-          <ns2:ligatures ns2:val="none"/>
+          <w14:ligatures w14:val="none"/>
         </w:rPr>
         <w:t/>
       </w:r>
@@ -2108,7 +2045,7 @@
           <w:color w:val="000000"/>
           <w:kern w:val="0"/>
           <w:lang w:val="es-ES" w:eastAsia="es-ES"/>
-          <ns2:ligatures ns2:val="none"/>
+          <w14:ligatures w14:val="none"/>
         </w:rPr>
         <w:t xml:space="preserve"/>
       </w:r>
@@ -2118,13 +2055,13 @@
           <w:color w:val="000000"/>
           <w:kern w:val="0"/>
           <w:lang w:val="es-ES" w:eastAsia="es-ES"/>
-          <ns2:ligatures ns2:val="none"/>
+          <w14:ligatures w14:val="none"/>
         </w:rPr>
         <w:t/>
       </w:r>
     </w:p>
     <w:bookmarkEnd w:id="1"/>
-    <w:p ns2:paraId="61C46995" ns2:textId="77777777">
+    <w:p>
       <w:pPr>
         <w:spacing w:after="0" w:line="240" w:lineRule="auto"/>
         <w:contextualSpacing/>
@@ -2135,11 +2072,11 @@
           <w:color w:val="000000"/>
           <w:kern w:val="0"/>
           <w:lang w:eastAsia="es-PE"/>
-          <ns2:ligatures ns2:val="none"/>
-        </w:rPr>
-      </w:pPr>
-    </w:p>
-    <w:p ns2:paraId="4713554A" ns2:textId="77777777">
+          <w14:ligatures w14:val="none"/>
+        </w:rPr>
+      </w:pPr>
+    </w:p>
+    <w:p>
       <w:pPr>
         <w:pStyle w:val="Prrafodelista"/>
         <w:numPr>
@@ -2159,22 +2096,22 @@
           <w:color w:val="000000"/>
           <w:kern w:val="0"/>
           <w:lang w:eastAsia="es-PE"/>
-          <ns2:ligatures ns2:val="none"/>
-        </w:rPr>
-      </w:pPr>
-      <w:r>
-        <w:rPr>
-          <w:rFonts w:ascii="Arial Narrow" w:eastAsia="Arial Narrow" w:hAnsi="Arial Narrow" w:cs="Arial Narrow"/>
-          <w:b/>
-          <w:color w:val="000000"/>
-          <w:kern w:val="0"/>
-          <w:lang w:eastAsia="es-PE"/>
-          <ns2:ligatures ns2:val="none"/>
+          <w14:ligatures w14:val="none"/>
+        </w:rPr>
+      </w:pPr>
+      <w:r>
+        <w:rPr>
+          <w:rFonts w:ascii="Arial Narrow" w:eastAsia="Arial Narrow" w:hAnsi="Arial Narrow" w:cs="Arial Narrow"/>
+          <w:b/>
+          <w:color w:val="000000"/>
+          <w:kern w:val="0"/>
+          <w:lang w:eastAsia="es-PE"/>
+          <w14:ligatures w14:val="none"/>
         </w:rPr>
         <w:t>DE LA ADMISIÓN A TRÁMITE DE LA DENUNCIA</w:t>
       </w:r>
     </w:p>
-    <w:p ns2:paraId="4BBBE1C2" ns2:textId="77777777">
+    <w:p>
       <w:pPr>
         <w:spacing w:after="0" w:line="240" w:lineRule="auto"/>
         <w:ind w:left="567"/>
@@ -2186,11 +2123,11 @@
           <w:color w:val="000000"/>
           <w:kern w:val="0"/>
           <w:lang w:eastAsia="es-PE"/>
-          <ns2:ligatures ns2:val="none"/>
-        </w:rPr>
-      </w:pPr>
-    </w:p>
-    <w:p ns2:paraId="749C69A0" ns2:textId="658C5922">
+          <w14:ligatures w14:val="none"/>
+        </w:rPr>
+      </w:pPr>
+    </w:p>
+    <w:p>
       <w:pPr>
         <w:pStyle w:val="Prrafodelista"/>
         <w:numPr>
@@ -2203,7 +2140,7 @@
         <w:rPr>
           <w:rFonts w:ascii="Arial Narrow" w:eastAsia="Arial Narrow" w:hAnsi="Arial Narrow" w:cs="Arial Narrow"/>
           <w:kern w:val="0"/>
-          <ns2:ligatures ns2:val="none"/>
+          <w14:ligatures w14:val="none"/>
         </w:rPr>
       </w:pPr>
       <w:bookmarkStart w:id="2" w:name="_Hlk140755208"/>
@@ -2215,7 +2152,7 @@
           <w:color w:val="000000"/>
           <w:kern w:val="0"/>
           <w:lang w:eastAsia="es-PE"/>
-          <ns2:ligatures ns2:val="none"/>
+          <w14:ligatures w14:val="none"/>
         </w:rPr>
         <w:t xml:space="preserve">La Secretaría </w:t>
       </w:r>
@@ -2228,7 +2165,7 @@
           <w:color w:val="000000"/>
           <w:kern w:val="0"/>
           <w:lang w:eastAsia="es-PE"/>
-          <ns2:ligatures ns2:val="none"/>
+          <w14:ligatures w14:val="none"/>
         </w:rPr>
         <w:t>Técnica de la Comisión de Protección al Consumidor 1 (en adelante, la Secretaría Técnica), en ejercicio de sus facultades</w:t>
       </w:r>
@@ -2238,7 +2175,7 @@
           <w:rFonts w:ascii="Arial Narrow" w:eastAsia="Arial Narrow" w:hAnsi="Arial Narrow" w:cs="Arial Narrow"/>
           <w:kern w:val="0"/>
           <w:vertAlign w:val="superscript"/>
-          <ns2:ligatures ns2:val="none"/>
+          <w14:ligatures w14:val="none"/>
         </w:rPr>
         <w:footnoteReference w:id="3"/>
       </w:r>
@@ -2248,7 +2185,7 @@
           <w:color w:val="000000"/>
           <w:kern w:val="0"/>
           <w:lang w:eastAsia="es-PE"/>
-          <ns2:ligatures ns2:val="none"/>
+          <w14:ligatures w14:val="none"/>
         </w:rPr>
         <w:t xml:space="preserve">, considera </w:t>
       </w:r>
@@ -2256,7 +2193,7 @@
         <w:rPr>
           <w:rFonts w:ascii="Arial Narrow" w:eastAsia="Arial Narrow" w:hAnsi="Arial Narrow" w:cs="Arial Narrow"/>
           <w:kern w:val="0"/>
-          <ns2:ligatures ns2:val="none"/>
+          <w14:ligatures w14:val="none"/>
         </w:rPr>
         <w:t xml:space="preserve">que el hecho denunciado, </w:t>
       </w:r>
@@ -2264,7 +2201,7 @@
         <w:rPr>
           <w:rFonts w:ascii="Arial Narrow" w:eastAsia="Arial Narrow" w:hAnsi="Arial Narrow" w:cs="Arial Narrow"/>
           <w:kern w:val="0"/>
-          <ns2:ligatures ns2:val="none"/>
+          <w14:ligatures w14:val="none"/>
         </w:rPr>
         <w:t xml:space="preserve">consistente en que </w:t>
       </w:r>
@@ -2275,7 +2212,7 @@
           <w:kern w:val="0"/>
           <w:shd w:val="clear" w:color="auto" w:fill="FFFFFF"/>
           <w:lang w:eastAsia="es-PE"/>
-          <ns2:ligatures ns2:val="none"/>
+          <w14:ligatures w14:val="none"/>
         </w:rPr>
         <w:lastRenderedPageBreak/>
         <w:t>tanto Impulsa 365 S.A.C. habría impuesto indebidamente la modalidad de atención vía reembolso al servicio de gasfitería solicitado el 14 de octubre de 2025, asociado a la cobertura del Certificado 001177944002994373 del Seguro de Protección Múltiple, pese a que el servicio originalmente ofrecido contemplaba el envío de personal técnico al domicilio del denunciante</w:t>
@@ -2284,7 +2221,7 @@
         <w:rPr>
           <w:rFonts w:ascii="Arial Narrow" w:eastAsia="Arial Narrow" w:hAnsi="Arial Narrow" w:cs="Arial Narrow"/>
           <w:kern w:val="0"/>
-          <ns2:ligatures ns2:val="none"/>
+          <w14:ligatures w14:val="none"/>
         </w:rPr>
         <w:t>; involucraría una presunta afectación a sus expectativas, quien no habría encontrado una correspondencia entre lo que esperaba recibir de parte del proveedor y lo que realmente recibió. Por consiguiente, corresponde calificar el hecho materia de denuncia como una presunta infracción al deber de idoneidad, tipificado en los artículos 18 y 19 del Código</w:t>
       </w:r>
@@ -2295,7 +2232,7 @@
           <w:rFonts w:ascii="Arial Narrow" w:eastAsia="Arial Narrow" w:hAnsi="Arial Narrow" w:cs="Arial"/>
           <w:kern w:val="0"/>
           <w:vertAlign w:val="superscript"/>
-          <ns2:ligatures ns2:val="none"/>
+          <w14:ligatures w14:val="none"/>
         </w:rPr>
         <w:footnoteReference w:id="4"/>
       </w:r>
@@ -2303,13 +2240,13 @@
         <w:rPr>
           <w:rFonts w:ascii="Arial Narrow" w:eastAsia="Arial Narrow" w:hAnsi="Arial Narrow" w:cs="Arial Narrow"/>
           <w:kern w:val="0"/>
-          <ns2:ligatures ns2:val="none"/>
+          <w14:ligatures w14:val="none"/>
         </w:rPr>
         <w:t>.</w:t>
       </w:r>
       <w:bookmarkEnd w:id="5"/>
     </w:p>
-    <w:p ns2:paraId="062567B7" ns2:textId="77777777">
+    <w:p>
       <w:pPr>
         <w:pStyle w:val="Prrafodelista"/>
         <w:spacing w:after="0" w:line="240" w:lineRule="auto"/>
@@ -2318,11 +2255,11 @@
         <w:rPr>
           <w:rFonts w:ascii="Arial Narrow" w:eastAsia="Arial Narrow" w:hAnsi="Arial Narrow" w:cs="Arial Narrow"/>
           <w:kern w:val="0"/>
-          <ns2:ligatures ns2:val="none"/>
-        </w:rPr>
-      </w:pPr>
-    </w:p>
-    <w:p ns2:paraId="26C005F5" ns2:textId="6F3C7412">
+          <w14:ligatures w14:val="none"/>
+        </w:rPr>
+      </w:pPr>
+    </w:p>
+    <w:p>
       <w:pPr>
         <w:pStyle w:val="Prrafodelista"/>
         <w:numPr>
@@ -2335,14 +2272,14 @@
         <w:rPr>
           <w:rFonts w:ascii="Arial Narrow" w:eastAsia="Arial Narrow" w:hAnsi="Arial Narrow" w:cs="Arial Narrow"/>
           <w:kern w:val="0"/>
-          <ns2:ligatures ns2:val="none"/>
-        </w:rPr>
-      </w:pPr>
-      <w:r>
-        <w:rPr>
-          <w:rFonts w:ascii="Arial Narrow" w:eastAsia="Arial Narrow" w:hAnsi="Arial Narrow" w:cs="Arial Narrow"/>
-          <w:kern w:val="0"/>
-          <ns2:ligatures ns2:val="none"/>
+          <w14:ligatures w14:val="none"/>
+        </w:rPr>
+      </w:pPr>
+      <w:r>
+        <w:rPr>
+          <w:rFonts w:ascii="Arial Narrow" w:eastAsia="Arial Narrow" w:hAnsi="Arial Narrow" w:cs="Arial Narrow"/>
+          <w:kern w:val="0"/>
+          <w14:ligatures w14:val="none"/>
         </w:rPr>
         <w:t xml:space="preserve">Asimismo, </w:t>
       </w:r>
@@ -2352,7 +2289,7 @@
           <w:color w:val="000000"/>
           <w:kern w:val="0"/>
           <w:lang w:eastAsia="es-PE"/>
-          <ns2:ligatures ns2:val="none"/>
+          <w14:ligatures w14:val="none"/>
         </w:rPr>
         <w:t xml:space="preserve">la Secretaría Técnica, en ejercicio de sus facultades, considera </w:t>
       </w:r>
@@ -2360,7 +2297,7 @@
         <w:rPr>
           <w:rFonts w:ascii="Arial Narrow" w:eastAsia="Arial Narrow" w:hAnsi="Arial Narrow" w:cs="Arial"/>
           <w:kern w:val="0"/>
-          <ns2:ligatures ns2:val="none"/>
+          <w14:ligatures w14:val="none"/>
         </w:rPr>
         <w:t xml:space="preserve">que el hecho denunciado, consistente en que </w:t>
       </w:r>
@@ -2368,7 +2305,7 @@
         <w:rPr>
           <w:rFonts w:ascii="Arial Narrow" w:eastAsia="Arial Narrow" w:hAnsi="Arial Narrow" w:cs="Arial Narrow"/>
           <w:kern w:val="0"/>
-          <ns2:ligatures ns2:val="none"/>
+          <w14:ligatures w14:val="none"/>
         </w:rPr>
         <w:t>Impulsa 365 S.A.C. habría negado injustificadamente el envío de personal técnico para la atención de la incidencia de gasfitería reportada por el denunciante el 14 de octubre de 2025, en virtud de la cobertura del Certificado 001177944002994373 del Seguro de Protección Múltiple</w:t>
       </w:r>
@@ -2376,7 +2313,7 @@
         <w:rPr>
           <w:rFonts w:ascii="Arial Narrow" w:eastAsia="Arial Narrow" w:hAnsi="Arial Narrow" w:cs="Arial Narrow"/>
           <w:kern w:val="0"/>
-          <ns2:ligatures ns2:val="none"/>
+          <w14:ligatures w14:val="none"/>
         </w:rPr>
         <w:t>; involucraría una presunta afectación a sus expectativas, quien no habría encontrado una correspondencia entre lo que esperaba recibir de parte del proveedor y lo que realmente recibió. Por consiguiente, corresponde calificar el hecho materia de denuncia como una presunta infracción al deber de idoneidad, tipificado en los artículos 18 y 19 del Código</w:t>
       </w:r>
@@ -2384,12 +2321,12 @@
         <w:rPr>
           <w:rFonts w:ascii="Arial Narrow" w:eastAsia="Arial Narrow" w:hAnsi="Arial Narrow" w:cs="Arial"/>
           <w:kern w:val="0"/>
-          <ns2:ligatures ns2:val="none"/>
+          <w14:ligatures w14:val="none"/>
         </w:rPr>
         <w:t>.</w:t>
       </w:r>
     </w:p>
-    <w:p ns2:paraId="2F8D23C0" ns2:textId="77777777">
+    <w:p>
       <w:pPr>
         <w:pStyle w:val="Prrafodelista"/>
         <w:spacing w:after="0" w:line="240" w:lineRule="auto"/>
@@ -2398,11 +2335,11 @@
         <w:rPr>
           <w:rFonts w:ascii="Arial Narrow" w:eastAsia="Arial Narrow" w:hAnsi="Arial Narrow" w:cs="Arial Narrow"/>
           <w:kern w:val="0"/>
-          <ns2:ligatures ns2:val="none"/>
-        </w:rPr>
-      </w:pPr>
-    </w:p>
-    <w:p ns2:paraId="54A143B5" ns2:textId="113C7677">
+          <w14:ligatures w14:val="none"/>
+        </w:rPr>
+      </w:pPr>
+    </w:p>
+    <w:p>
       <w:pPr>
         <w:pStyle w:val="Prrafodelista"/>
         <w:numPr>
@@ -2415,14 +2352,14 @@
         <w:rPr>
           <w:rFonts w:ascii="Arial Narrow" w:eastAsia="Arial Narrow" w:hAnsi="Arial Narrow" w:cs="Arial Narrow"/>
           <w:kern w:val="0"/>
-          <ns2:ligatures ns2:val="none"/>
-        </w:rPr>
-      </w:pPr>
-      <w:r>
-        <w:rPr>
-          <w:rFonts w:ascii="Arial Narrow" w:eastAsia="Arial Narrow" w:hAnsi="Arial Narrow" w:cs="Arial Narrow"/>
-          <w:kern w:val="0"/>
-          <ns2:ligatures ns2:val="none"/>
+          <w14:ligatures w14:val="none"/>
+        </w:rPr>
+      </w:pPr>
+      <w:r>
+        <w:rPr>
+          <w:rFonts w:ascii="Arial Narrow" w:eastAsia="Arial Narrow" w:hAnsi="Arial Narrow" w:cs="Arial Narrow"/>
+          <w:kern w:val="0"/>
+          <w14:ligatures w14:val="none"/>
         </w:rPr>
         <w:t xml:space="preserve">Así también, la Secretaría Técnica, en ejercicio de sus facultades, </w:t>
       </w:r>
@@ -2433,7 +2370,7 @@
           <w:color w:val="000000"/>
           <w:kern w:val="0"/>
           <w:lang w:eastAsia="es-PE"/>
-          <ns2:ligatures ns2:val="none"/>
+          <w14:ligatures w14:val="none"/>
         </w:rPr>
         <w:t xml:space="preserve">considera </w:t>
       </w:r>
@@ -2441,7 +2378,7 @@
         <w:rPr>
           <w:rFonts w:ascii="Arial Narrow" w:eastAsia="Arial Narrow" w:hAnsi="Arial Narrow" w:cs="Arial Narrow"/>
           <w:kern w:val="0"/>
-          <ns2:ligatures ns2:val="none"/>
+          <w14:ligatures w14:val="none"/>
         </w:rPr>
         <w:t xml:space="preserve">que el hecho denunciado, consistente en que </w:t>
       </w:r>
@@ -2449,7 +2386,7 @@
         <w:rPr>
           <w:rFonts w:ascii="Arial Narrow" w:eastAsia="Arial Narrow" w:hAnsi="Arial Narrow" w:cs="Arial Narrow"/>
           <w:kern w:val="0"/>
-          <ns2:ligatures ns2:val="none"/>
+          <w14:ligatures w14:val="none"/>
         </w:rPr>
         <w:t>Rímac Seguros y Reaseguros S.A. habría modificado unilateralmente las condiciones de prestación del servicio de gasfitería como parte de la cobertura del Certificado 001177944002994373 del Seguro de Protección Múltiple, sustituyendo la atención mediante envío de personal técnico por la modalidad de reembolso sin consentimiento del denunciante</w:t>
       </w:r>
@@ -2457,7 +2394,7 @@
         <w:rPr>
           <w:rFonts w:ascii="Arial Narrow" w:eastAsia="Arial Narrow" w:hAnsi="Arial Narrow" w:cs="Arial Narrow"/>
           <w:kern w:val="0"/>
-          <ns2:ligatures ns2:val="none"/>
+          <w14:ligatures w14:val="none"/>
         </w:rPr>
         <w:t xml:space="preserve">. </w:t>
       </w:r>
@@ -2468,7 +2405,7 @@
           <w:color w:val="000000"/>
           <w:kern w:val="0"/>
           <w:lang w:eastAsia="es-PE"/>
-          <ns2:ligatures ns2:val="none"/>
+          <w14:ligatures w14:val="none"/>
         </w:rPr>
         <w:t>Por consiguiente, corresponde calificar el hecho materia de denuncia como una presunta infracción al deber de protección contra los métodos comerciales</w:t>
       </w:r>
@@ -2479,7 +2416,7 @@
           <w:color w:val="000000"/>
           <w:kern w:val="0"/>
           <w:lang w:eastAsia="es-PE"/>
-          <ns2:ligatures ns2:val="none"/>
+          <w14:ligatures w14:val="none"/>
         </w:rPr>
         <w:t xml:space="preserve"> coercitivos</w:t>
       </w:r>
@@ -2490,7 +2427,7 @@
           <w:color w:val="000000"/>
           <w:kern w:val="0"/>
           <w:lang w:eastAsia="es-PE"/>
-          <ns2:ligatures ns2:val="none"/>
+          <w14:ligatures w14:val="none"/>
         </w:rPr>
         <w:t xml:space="preserve">, tipificado en </w:t>
       </w:r>
@@ -2501,7 +2438,7 @@
           <w:kern w:val="0"/>
           <w:shd w:val="clear" w:color="auto" w:fill="FFFFFF"/>
           <w:lang w:eastAsia="es-PE"/>
-          <ns2:ligatures ns2:val="none"/>
+          <w14:ligatures w14:val="none"/>
         </w:rPr>
         <w:t xml:space="preserve">literal </w:t>
       </w:r>
@@ -2512,7 +2449,7 @@
           <w:kern w:val="0"/>
           <w:shd w:val="clear" w:color="auto" w:fill="FFFFFF"/>
           <w:lang w:eastAsia="es-PE"/>
-          <ns2:ligatures ns2:val="none"/>
+          <w14:ligatures w14:val="none"/>
         </w:rPr>
         <w:t>c</w:t>
       </w:r>
@@ -2523,7 +2460,7 @@
           <w:kern w:val="0"/>
           <w:shd w:val="clear" w:color="auto" w:fill="FFFFFF"/>
           <w:lang w:eastAsia="es-PE"/>
-          <ns2:ligatures ns2:val="none"/>
+          <w14:ligatures w14:val="none"/>
         </w:rPr>
         <w:t xml:space="preserve">) del artículo 56 </w:t>
       </w:r>
@@ -2534,7 +2471,7 @@
           <w:color w:val="000000"/>
           <w:kern w:val="0"/>
           <w:lang w:eastAsia="es-PE"/>
-          <ns2:ligatures ns2:val="none"/>
+          <w14:ligatures w14:val="none"/>
         </w:rPr>
         <w:t>del Código</w:t>
       </w:r>
@@ -2553,24 +2490,24 @@
           <w:color w:val="000000"/>
           <w:kern w:val="0"/>
           <w:lang w:eastAsia="es-PE"/>
-          <ns2:ligatures ns2:val="none"/>
+          <w14:ligatures w14:val="none"/>
         </w:rPr>
         <w:t xml:space="preserve">. </w:t>
       </w:r>
     </w:p>
     <w:bookmarkEnd w:id="6"/>
-    <w:p ns2:paraId="6BDA4B7E" ns2:textId="49AF511E">
-      <w:pPr>
-        <w:spacing w:after="0" w:line="240" w:lineRule="auto"/>
-        <w:jc w:val="both"/>
-        <w:rPr>
-          <w:rFonts w:ascii="Arial Narrow" w:eastAsia="Arial Narrow" w:hAnsi="Arial Narrow" w:cs="Arial Narrow"/>
-          <w:kern w:val="0"/>
-          <ns2:ligatures ns2:val="none"/>
-        </w:rPr>
-      </w:pPr>
-    </w:p>
-    <w:p ns2:paraId="308F08C6" ns2:textId="0369EB99">
+    <w:p>
+      <w:pPr>
+        <w:spacing w:after="0" w:line="240" w:lineRule="auto"/>
+        <w:jc w:val="both"/>
+        <w:rPr>
+          <w:rFonts w:ascii="Arial Narrow" w:eastAsia="Arial Narrow" w:hAnsi="Arial Narrow" w:cs="Arial Narrow"/>
+          <w:kern w:val="0"/>
+          <w14:ligatures w14:val="none"/>
+        </w:rPr>
+      </w:pPr>
+    </w:p>
+    <w:p>
       <w:pPr>
         <w:pStyle w:val="Prrafodelista"/>
         <w:numPr>
@@ -2583,14 +2520,14 @@
         <w:rPr>
           <w:rFonts w:ascii="Arial Narrow" w:eastAsia="Arial Narrow" w:hAnsi="Arial Narrow" w:cs="Arial Narrow"/>
           <w:kern w:val="0"/>
-          <ns2:ligatures ns2:val="none"/>
-        </w:rPr>
-      </w:pPr>
-      <w:r>
-        <w:rPr>
-          <w:rFonts w:ascii="Arial Narrow" w:eastAsia="Arial Narrow" w:hAnsi="Arial Narrow" w:cs="Arial Narrow"/>
-          <w:kern w:val="0"/>
-          <ns2:ligatures ns2:val="none"/>
+          <w14:ligatures w14:val="none"/>
+        </w:rPr>
+      </w:pPr>
+      <w:r>
+        <w:rPr>
+          <w:rFonts w:ascii="Arial Narrow" w:eastAsia="Arial Narrow" w:hAnsi="Arial Narrow" w:cs="Arial Narrow"/>
+          <w:kern w:val="0"/>
+          <w14:ligatures w14:val="none"/>
         </w:rPr>
         <w:lastRenderedPageBreak/>
         <w:t xml:space="preserve">Asimismo, </w:t>
@@ -2601,7 +2538,7 @@
           <w:color w:val="000000"/>
           <w:kern w:val="0"/>
           <w:lang w:eastAsia="es-PE"/>
-          <ns2:ligatures ns2:val="none"/>
+          <w14:ligatures w14:val="none"/>
         </w:rPr>
         <w:t xml:space="preserve">la Secretaría Técnica, en ejercicio de sus facultades, considera </w:t>
       </w:r>
@@ -2609,7 +2546,7 @@
         <w:rPr>
           <w:rFonts w:ascii="Arial Narrow" w:eastAsia="Arial Narrow" w:hAnsi="Arial Narrow" w:cs="Arial"/>
           <w:kern w:val="0"/>
-          <ns2:ligatures ns2:val="none"/>
+          <w14:ligatures w14:val="none"/>
         </w:rPr>
         <w:t xml:space="preserve">que el hecho denunciado, consistente en que </w:t>
       </w:r>
@@ -2617,7 +2554,7 @@
         <w:rPr>
           <w:rFonts w:ascii="Arial Narrow" w:eastAsia="Arial Narrow" w:hAnsi="Arial Narrow" w:cs="Arial Narrow"/>
           <w:kern w:val="0"/>
-          <ns2:ligatures ns2:val="none"/>
+          <w14:ligatures w14:val="none"/>
         </w:rPr>
         <w:t>el Banco BBVA Perú S.A. habría brindado información errónea al denunciante el 14 de octubre de 2025 al indicarle que había agotado la totalidad de eventos anuales disponibles de la cobertura del Certificado 001177944002994373 del Seguro de Protección Múltiple, pese a que aún contaba con tres eventos disponibles</w:t>
       </w:r>
@@ -2628,7 +2565,7 @@
           <w:color w:val="000000"/>
           <w:kern w:val="0"/>
           <w:lang w:eastAsia="es-PE"/>
-          <ns2:ligatures ns2:val="none"/>
+          <w14:ligatures w14:val="none"/>
         </w:rPr>
         <w:t>. Por consiguiente, corresponde calificar el hecho materia de denuncia como una presunta infracción al deber de información, tipificado en el artículo 1, numeral 1, literal b) y al artículo 2 del Código</w:t>
       </w:r>
@@ -2641,7 +2578,7 @@
           <w:kern w:val="0"/>
           <w:vertAlign w:val="superscript"/>
           <w:lang w:eastAsia="es-PE"/>
-          <ns2:ligatures ns2:val="none"/>
+          <w14:ligatures w14:val="none"/>
         </w:rPr>
         <w:footnoteReference w:id="6"/>
       </w:r>
@@ -2652,23 +2589,23 @@
           <w:color w:val="000000"/>
           <w:kern w:val="0"/>
           <w:lang w:eastAsia="es-PE"/>
-          <ns2:ligatures ns2:val="none"/>
+          <w14:ligatures w14:val="none"/>
         </w:rPr>
         <w:t xml:space="preserve">. </w:t>
       </w:r>
     </w:p>
-    <w:p ns2:paraId="7A507243" ns2:textId="77777777">
-      <w:pPr>
-        <w:spacing w:after="0" w:line="240" w:lineRule="auto"/>
-        <w:jc w:val="both"/>
-        <w:rPr>
-          <w:rFonts w:ascii="Arial Narrow" w:eastAsia="Arial Narrow" w:hAnsi="Arial Narrow" w:cs="Arial Narrow"/>
-          <w:kern w:val="0"/>
-          <ns2:ligatures ns2:val="none"/>
-        </w:rPr>
-      </w:pPr>
-    </w:p>
-    <w:p ns2:paraId="272C2C84" ns2:textId="75BFEB15">
+    <w:p>
+      <w:pPr>
+        <w:spacing w:after="0" w:line="240" w:lineRule="auto"/>
+        <w:jc w:val="both"/>
+        <w:rPr>
+          <w:rFonts w:ascii="Arial Narrow" w:eastAsia="Arial Narrow" w:hAnsi="Arial Narrow" w:cs="Arial Narrow"/>
+          <w:kern w:val="0"/>
+          <w14:ligatures w14:val="none"/>
+        </w:rPr>
+      </w:pPr>
+    </w:p>
+    <w:p>
       <w:pPr>
         <w:pStyle w:val="Prrafodelista"/>
         <w:numPr>
@@ -2681,16 +2618,16 @@
         <w:rPr>
           <w:rFonts w:ascii="Arial Narrow" w:eastAsia="Arial Narrow" w:hAnsi="Arial Narrow" w:cs="Arial Narrow"/>
           <w:kern w:val="0"/>
-          <ns2:ligatures ns2:val="none"/>
-        </w:rPr>
-      </w:pPr>
-      <w:r>
-        <w:rPr>
-          <w:rFonts w:ascii="Arial Narrow" w:eastAsia="Times New Roman" w:hAnsi="Arial Narrow" w:cs="Arial"/>
-          <w:color w:val="000000"/>
-          <w:kern w:val="0"/>
-          <w:lang w:eastAsia="es-PE"/>
-          <ns2:ligatures ns2:val="none"/>
+          <w14:ligatures w14:val="none"/>
+        </w:rPr>
+      </w:pPr>
+      <w:r>
+        <w:rPr>
+          <w:rFonts w:ascii="Arial Narrow" w:eastAsia="Times New Roman" w:hAnsi="Arial Narrow" w:cs="Arial"/>
+          <w:color w:val="000000"/>
+          <w:kern w:val="0"/>
+          <w:lang w:eastAsia="es-PE"/>
+          <w14:ligatures w14:val="none"/>
         </w:rPr>
         <w:t xml:space="preserve">Además, la Secretaría Técnica, en ejercicio de sus facultades, considera </w:t>
       </w:r>
@@ -2698,7 +2635,7 @@
         <w:rPr>
           <w:rFonts w:ascii="Arial Narrow" w:eastAsia="Arial Narrow" w:hAnsi="Arial Narrow" w:cs="Arial"/>
           <w:kern w:val="0"/>
-          <ns2:ligatures ns2:val="none"/>
+          <w14:ligatures w14:val="none"/>
         </w:rPr>
         <w:t xml:space="preserve">que el hecho denunciado, consistente en que </w:t>
       </w:r>
@@ -2706,7 +2643,7 @@
         <w:rPr>
           <w:rFonts w:ascii="Arial Narrow" w:eastAsia="Arial Narrow" w:hAnsi="Arial Narrow" w:cs="Arial Narrow"/>
           <w:kern w:val="0"/>
-          <ns2:ligatures ns2:val="none"/>
+          <w14:ligatures w14:val="none"/>
         </w:rPr>
         <w:t>Impulsa 365 S.A.C. habría brindado información contradictoria al denunciante respecto de las razones que sustentaban la atención vía reembolso del servicio de gasfitería solicitado el 14 de octubre de 2025, al señalar inicialmente que dicha modalidad obedecía a antecedentes de atenciones previas en el domicilio del denunciante y posteriormente atribuirla a una supuesta falta de disponibilidad de personal técnico</w:t>
       </w:r>
@@ -2717,7 +2654,7 @@
           <w:color w:val="000000"/>
           <w:kern w:val="0"/>
           <w:lang w:eastAsia="es-PE"/>
-          <ns2:ligatures ns2:val="none"/>
+          <w14:ligatures w14:val="none"/>
         </w:rPr>
         <w:t xml:space="preserve">. Por consiguiente, corresponde calificar el hecho materia de denuncia como una presunta infracción al deber de información, tipificado en el </w:t>
       </w:r>
@@ -2729,7 +2666,7 @@
           <w:color w:val="000000"/>
           <w:kern w:val="0"/>
           <w:lang w:eastAsia="es-PE"/>
-          <ns2:ligatures ns2:val="none"/>
+          <w14:ligatures w14:val="none"/>
         </w:rPr>
         <w:t xml:space="preserve">artículo 1, numeral 1, literal b) </w:t>
       </w:r>
@@ -2741,12 +2678,12 @@
           <w:color w:val="000000"/>
           <w:kern w:val="0"/>
           <w:lang w:eastAsia="es-PE"/>
-          <ns2:ligatures ns2:val="none"/>
+          <w14:ligatures w14:val="none"/>
         </w:rPr>
         <w:t xml:space="preserve">y al artículo 2 del Código. </w:t>
       </w:r>
     </w:p>
-    <w:p ns2:paraId="64B4971F" ns2:textId="77777777">
+    <w:p>
       <w:pPr>
         <w:pStyle w:val="Prrafodelista"/>
         <w:spacing w:after="0" w:line="240" w:lineRule="auto"/>
@@ -2756,11 +2693,11 @@
           <w:color w:val="000000"/>
           <w:kern w:val="0"/>
           <w:lang w:eastAsia="es-PE"/>
-          <ns2:ligatures ns2:val="none"/>
-        </w:rPr>
-      </w:pPr>
-    </w:p>
-    <w:p ns2:paraId="7B3C687A" ns2:textId="1DF5BA88">
+          <w14:ligatures w14:val="none"/>
+        </w:rPr>
+      </w:pPr>
+    </w:p>
+    <w:p>
       <w:pPr>
         <w:pStyle w:val="Prrafodelista"/>
         <w:numPr>
@@ -2773,14 +2710,14 @@
         <w:rPr>
           <w:rFonts w:ascii="Arial Narrow" w:eastAsia="Arial Narrow" w:hAnsi="Arial Narrow" w:cs="Arial Narrow"/>
           <w:kern w:val="0"/>
-          <ns2:ligatures ns2:val="none"/>
-        </w:rPr>
-      </w:pPr>
-      <w:r>
-        <w:rPr>
-          <w:rFonts w:ascii="Arial Narrow" w:eastAsia="Arial Narrow" w:hAnsi="Arial Narrow" w:cs="Arial Narrow"/>
-          <w:kern w:val="0"/>
-          <ns2:ligatures ns2:val="none"/>
+          <w14:ligatures w14:val="none"/>
+        </w:rPr>
+      </w:pPr>
+      <w:r>
+        <w:rPr>
+          <w:rFonts w:ascii="Arial Narrow" w:eastAsia="Arial Narrow" w:hAnsi="Arial Narrow" w:cs="Arial Narrow"/>
+          <w:kern w:val="0"/>
+          <w14:ligatures w14:val="none"/>
         </w:rPr>
         <w:t xml:space="preserve">Asimismo, </w:t>
       </w:r>
@@ -2790,7 +2727,7 @@
           <w:color w:val="000000"/>
           <w:kern w:val="0"/>
           <w:lang w:eastAsia="es-PE"/>
-          <ns2:ligatures ns2:val="none"/>
+          <w14:ligatures w14:val="none"/>
         </w:rPr>
         <w:t xml:space="preserve">la Secretaría Técnica, en ejercicio de sus facultades, considera </w:t>
       </w:r>
@@ -2798,7 +2735,7 @@
         <w:rPr>
           <w:rFonts w:ascii="Arial Narrow" w:eastAsia="Arial Narrow" w:hAnsi="Arial Narrow" w:cs="Arial"/>
           <w:kern w:val="0"/>
-          <ns2:ligatures ns2:val="none"/>
+          <w14:ligatures w14:val="none"/>
         </w:rPr>
         <w:t xml:space="preserve">que el hecho denunciado, consistente en que </w:t>
       </w:r>
@@ -2806,7 +2743,7 @@
         <w:rPr>
           <w:rFonts w:ascii="Arial Narrow" w:eastAsia="Arial Narrow" w:hAnsi="Arial Narrow" w:cs="Arial Narrow"/>
           <w:kern w:val="0"/>
-          <ns2:ligatures ns2:val="none"/>
+          <w14:ligatures w14:val="none"/>
         </w:rPr>
         <w:t>el Banco BBVA Perú S.A., Rímac Seguros y Reaseguros S.A. e Impulsa 365 S.A.C. no habrían informado previamente al denunciante, al momento de la contratación del Certificado 001177944002994373 del Seguro de Protección Múltiple, que ante presuntos inconvenientes en atenciones anteriores se restringiría el envío de personal técnico y se impondría automáticamente la modalidad de reembolso</w:t>
       </w:r>
@@ -2817,7 +2754,7 @@
           <w:color w:val="000000"/>
           <w:kern w:val="0"/>
           <w:lang w:eastAsia="es-PE"/>
-          <ns2:ligatures ns2:val="none"/>
+          <w14:ligatures w14:val="none"/>
         </w:rPr>
         <w:t>. Por consiguiente, corresponde calificar el hecho materia de denuncia como una presunta infracción al deber de información, tipificado en el artículo 1, numeral 1, literal b) y al artículo 2 del Código</w:t>
       </w:r>
@@ -2825,22 +2762,22 @@
         <w:rPr>
           <w:rFonts w:ascii="Arial Narrow" w:eastAsia="Arial Narrow" w:hAnsi="Arial Narrow" w:cs="Arial Narrow"/>
           <w:kern w:val="0"/>
-          <ns2:ligatures ns2:val="none"/>
+          <w14:ligatures w14:val="none"/>
         </w:rPr>
         <w:t>.</w:t>
       </w:r>
     </w:p>
-    <w:p ns2:paraId="152C62AD" ns2:textId="77777777">
+    <w:p>
       <w:pPr>
         <w:pStyle w:val="Prrafodelista"/>
         <w:rPr>
           <w:rFonts w:ascii="Arial Narrow" w:eastAsia="Arial Narrow" w:hAnsi="Arial Narrow" w:cs="Arial Narrow"/>
           <w:kern w:val="0"/>
-          <ns2:ligatures ns2:val="none"/>
-        </w:rPr>
-      </w:pPr>
-    </w:p>
-    <w:p ns2:paraId="5785B5B8" ns2:textId="61507C93">
+          <w14:ligatures w14:val="none"/>
+        </w:rPr>
+      </w:pPr>
+    </w:p>
+    <w:p>
       <w:pPr>
         <w:pStyle w:val="Prrafodelista"/>
         <w:numPr>
@@ -2853,16 +2790,16 @@
         <w:rPr>
           <w:rFonts w:ascii="Arial Narrow" w:eastAsia="Arial Narrow" w:hAnsi="Arial Narrow" w:cs="Arial Narrow"/>
           <w:kern w:val="0"/>
-          <ns2:ligatures ns2:val="none"/>
-        </w:rPr>
-      </w:pPr>
-      <w:r>
-        <w:rPr>
-          <w:rFonts w:ascii="Arial Narrow" w:eastAsia="Times New Roman" w:hAnsi="Arial Narrow" w:cs="Arial"/>
-          <w:color w:val="000000"/>
-          <w:kern w:val="0"/>
-          <w:lang w:eastAsia="es-PE"/>
-          <ns2:ligatures ns2:val="none"/>
+          <w14:ligatures w14:val="none"/>
+        </w:rPr>
+      </w:pPr>
+      <w:r>
+        <w:rPr>
+          <w:rFonts w:ascii="Arial Narrow" w:eastAsia="Times New Roman" w:hAnsi="Arial Narrow" w:cs="Arial"/>
+          <w:color w:val="000000"/>
+          <w:kern w:val="0"/>
+          <w:lang w:eastAsia="es-PE"/>
+          <w14:ligatures w14:val="none"/>
         </w:rPr>
         <w:t xml:space="preserve">Además, la Secretaría Técnica, en ejercicio de sus facultades, considera </w:t>
       </w:r>
@@ -2870,7 +2807,7 @@
         <w:rPr>
           <w:rFonts w:ascii="Arial Narrow" w:eastAsia="Arial Narrow" w:hAnsi="Arial Narrow" w:cs="Arial"/>
           <w:kern w:val="0"/>
-          <ns2:ligatures ns2:val="none"/>
+          <w14:ligatures w14:val="none"/>
         </w:rPr>
         <w:t xml:space="preserve">que el hecho denunciado, consistente en que </w:t>
       </w:r>
@@ -2878,7 +2815,7 @@
         <w:rPr>
           <w:rFonts w:ascii="Arial Narrow" w:eastAsia="Arial Narrow" w:hAnsi="Arial Narrow" w:cs="Arial Narrow"/>
           <w:kern w:val="0"/>
-          <ns2:ligatures ns2:val="none"/>
+          <w14:ligatures w14:val="none"/>
         </w:rPr>
         <w:t>el Banco BBVA Perú S.A., Rímac Seguros y Reaseguros S.A. e Impulsa 365 S.A.C. no habrían informado previamente al denunciante, al momento de la contratación del Certificado 001177944002994373 del Seguro de Protección Múltiple, que ante una eventual falta de disponibilidad de personal técnico se activaría automáticamente la modalidad de atención vía reembolso</w:t>
       </w:r>
@@ -2889,7 +2826,7 @@
           <w:color w:val="000000"/>
           <w:kern w:val="0"/>
           <w:lang w:eastAsia="es-PE"/>
-          <ns2:ligatures ns2:val="none"/>
+          <w14:ligatures w14:val="none"/>
         </w:rPr>
         <w:t xml:space="preserve">. Por consiguiente, corresponde calificar el hecho materia de denuncia como una presunta </w:t>
       </w:r>
@@ -2900,13 +2837,13 @@
           <w:color w:val="000000"/>
           <w:kern w:val="0"/>
           <w:lang w:eastAsia="es-PE"/>
-          <ns2:ligatures ns2:val="none"/>
+          <w14:ligatures w14:val="none"/>
         </w:rPr>
         <w:lastRenderedPageBreak/>
         <w:t xml:space="preserve">infracción al deber de información, tipificado en el artículo 1, numeral 1, literal b) y al artículo 2 del Código. </w:t>
       </w:r>
     </w:p>
-    <w:p ns2:paraId="3F993A93" ns2:textId="77777777">
+    <w:p>
       <w:pPr>
         <w:pStyle w:val="Prrafodelista"/>
         <w:spacing w:after="0" w:line="240" w:lineRule="auto"/>
@@ -2916,11 +2853,11 @@
           <w:color w:val="000000"/>
           <w:kern w:val="0"/>
           <w:lang w:eastAsia="es-PE"/>
-          <ns2:ligatures ns2:val="none"/>
-        </w:rPr>
-      </w:pPr>
-    </w:p>
-    <w:p ns2:paraId="2E7770E0" ns2:textId="17C2195F">
+          <w14:ligatures w14:val="none"/>
+        </w:rPr>
+      </w:pPr>
+    </w:p>
+    <w:p>
       <w:pPr>
         <w:pStyle w:val="Prrafodelista"/>
         <w:numPr>
@@ -2933,14 +2870,14 @@
         <w:rPr>
           <w:rFonts w:ascii="Arial Narrow" w:eastAsia="Arial Narrow" w:hAnsi="Arial Narrow" w:cs="Arial Narrow"/>
           <w:kern w:val="0"/>
-          <ns2:ligatures ns2:val="none"/>
-        </w:rPr>
-      </w:pPr>
-      <w:r>
-        <w:rPr>
-          <w:rFonts w:ascii="Arial Narrow" w:eastAsia="Arial Narrow" w:hAnsi="Arial Narrow" w:cs="Arial Narrow"/>
-          <w:kern w:val="0"/>
-          <ns2:ligatures ns2:val="none"/>
+          <w14:ligatures w14:val="none"/>
+        </w:rPr>
+      </w:pPr>
+      <w:r>
+        <w:rPr>
+          <w:rFonts w:ascii="Arial Narrow" w:eastAsia="Arial Narrow" w:hAnsi="Arial Narrow" w:cs="Arial Narrow"/>
+          <w:kern w:val="0"/>
+          <w14:ligatures w14:val="none"/>
         </w:rPr>
         <w:t xml:space="preserve">Asimismo, </w:t>
       </w:r>
@@ -2950,7 +2887,7 @@
           <w:color w:val="000000"/>
           <w:kern w:val="0"/>
           <w:lang w:eastAsia="es-PE"/>
-          <ns2:ligatures ns2:val="none"/>
+          <w14:ligatures w14:val="none"/>
         </w:rPr>
         <w:t xml:space="preserve">la Secretaría Técnica, en ejercicio de sus facultades, considera </w:t>
       </w:r>
@@ -2958,7 +2895,7 @@
         <w:rPr>
           <w:rFonts w:ascii="Arial Narrow" w:eastAsia="Arial Narrow" w:hAnsi="Arial Narrow" w:cs="Arial"/>
           <w:kern w:val="0"/>
-          <ns2:ligatures ns2:val="none"/>
+          <w14:ligatures w14:val="none"/>
         </w:rPr>
         <w:t xml:space="preserve">que el hecho denunciado, consistente en que </w:t>
       </w:r>
@@ -2966,7 +2903,7 @@
         <w:rPr>
           <w:rFonts w:ascii="Arial Narrow" w:eastAsia="Arial Narrow" w:hAnsi="Arial Narrow" w:cs="Arial Narrow"/>
           <w:kern w:val="0"/>
-          <ns2:ligatures ns2:val="none"/>
+          <w14:ligatures w14:val="none"/>
         </w:rPr>
         <w:t>Impulsa 365 S.A.C. no habría proporcionado al denunciante la información que acreditara bajo qué excepción contractual el servicio de gasfitería se estaría gestionando únicamente vía reembolso respecto de la solicitud de atención presentada el 14 de octubre de 2025</w:t>
       </w:r>
@@ -2977,7 +2914,7 @@
           <w:color w:val="000000"/>
           <w:kern w:val="0"/>
           <w:lang w:eastAsia="es-PE"/>
-          <ns2:ligatures ns2:val="none"/>
+          <w14:ligatures w14:val="none"/>
         </w:rPr>
         <w:t>. Por consiguiente, corresponde calificar el hecho materia de denuncia como una presunta infracción al deber de información, tipificado en el artículo 1, numeral 1, literal b) y al artículo 2 del Código</w:t>
       </w:r>
@@ -2985,12 +2922,12 @@
         <w:rPr>
           <w:rFonts w:ascii="Arial Narrow" w:eastAsia="Arial Narrow" w:hAnsi="Arial Narrow" w:cs="Arial Narrow"/>
           <w:kern w:val="0"/>
-          <ns2:ligatures ns2:val="none"/>
+          <w14:ligatures w14:val="none"/>
         </w:rPr>
         <w:t>.</w:t>
       </w:r>
     </w:p>
-    <w:p ns2:paraId="37321452" ns2:textId="77777777">
+    <w:p>
       <w:pPr>
         <w:pStyle w:val="Prrafodelista"/>
         <w:numPr>
@@ -3004,7 +2941,7 @@
           <w:rFonts w:ascii="Arial Narrow" w:eastAsia="Calibri" w:hAnsi="Arial Narrow" w:cs="Arial Narrow"/>
           <w:kern w:val="0"/>
           <w:lang w:eastAsia="es-PE"/>
-          <ns2:ligatures ns2:val="none"/>
+          <w14:ligatures w14:val="none"/>
         </w:rPr>
       </w:pPr>
       <w:r>
@@ -3013,7 +2950,7 @@
           <w:color w:val="000000"/>
           <w:kern w:val="0"/>
           <w:lang w:eastAsia="es-PE"/>
-          <ns2:ligatures ns2:val="none"/>
+          <w14:ligatures w14:val="none"/>
         </w:rPr>
         <w:t>En tanto la denuncia reúne los requisitos establecidos por la norma citada, corresponde admitirla a trámite</w:t>
       </w:r>
@@ -3023,7 +2960,7 @@
           <w:rFonts w:ascii="Arial Narrow" w:eastAsia="Arial Narrow" w:hAnsi="Arial Narrow" w:cs="Arial Narrow"/>
           <w:kern w:val="0"/>
           <w:vertAlign w:val="superscript"/>
-          <ns2:ligatures ns2:val="none"/>
+          <w14:ligatures w14:val="none"/>
         </w:rPr>
         <w:footnoteReference w:id="7"/>
       </w:r>
@@ -3033,12 +2970,12 @@
           <w:color w:val="000000"/>
           <w:kern w:val="0"/>
           <w:lang w:eastAsia="es-PE"/>
-          <ns2:ligatures ns2:val="none"/>
+          <w14:ligatures w14:val="none"/>
         </w:rPr>
         <w:t>.</w:t>
       </w:r>
     </w:p>
-    <w:p ns2:paraId="17426A8E" ns2:textId="77777777">
+    <w:p>
       <w:pPr>
         <w:spacing w:after="0" w:line="240" w:lineRule="auto"/>
         <w:ind w:left="567"/>
@@ -3049,11 +2986,11 @@
           <w:color w:val="000000"/>
           <w:kern w:val="0"/>
           <w:lang w:eastAsia="es-PE"/>
-          <ns2:ligatures ns2:val="none"/>
-        </w:rPr>
-      </w:pPr>
-    </w:p>
-    <w:p ns2:paraId="69FE781D" ns2:textId="77777777">
+          <w14:ligatures w14:val="none"/>
+        </w:rPr>
+      </w:pPr>
+    </w:p>
+    <w:p>
       <w:pPr>
         <w:pStyle w:val="Prrafodelista"/>
         <w:numPr>
@@ -3073,22 +3010,22 @@
           <w:color w:val="000000"/>
           <w:kern w:val="0"/>
           <w:lang w:eastAsia="es-PE"/>
-          <ns2:ligatures ns2:val="none"/>
-        </w:rPr>
-      </w:pPr>
-      <w:r>
-        <w:rPr>
-          <w:rFonts w:ascii="Arial Narrow" w:eastAsia="Arial Narrow" w:hAnsi="Arial Narrow" w:cs="Arial Narrow"/>
-          <w:b/>
-          <w:color w:val="000000"/>
-          <w:kern w:val="0"/>
-          <w:lang w:eastAsia="es-PE"/>
-          <ns2:ligatures ns2:val="none"/>
+          <w14:ligatures w14:val="none"/>
+        </w:rPr>
+      </w:pPr>
+      <w:r>
+        <w:rPr>
+          <w:rFonts w:ascii="Arial Narrow" w:eastAsia="Arial Narrow" w:hAnsi="Arial Narrow" w:cs="Arial Narrow"/>
+          <w:b/>
+          <w:color w:val="000000"/>
+          <w:kern w:val="0"/>
+          <w:lang w:eastAsia="es-PE"/>
+          <w14:ligatures w14:val="none"/>
         </w:rPr>
         <w:t>REQUERIMIENTO DE INFORMACION</w:t>
       </w:r>
     </w:p>
-    <w:p ns2:paraId="6252E905" ns2:textId="77777777">
+    <w:p>
       <w:pPr>
         <w:spacing w:after="0" w:line="240" w:lineRule="auto"/>
         <w:jc w:val="both"/>
@@ -3097,11 +3034,11 @@
           <w:color w:val="000000"/>
           <w:kern w:val="0"/>
           <w:lang w:val="es-ES" w:eastAsia="es-ES"/>
-          <ns2:ligatures ns2:val="none"/>
-        </w:rPr>
-      </w:pPr>
-    </w:p>
-    <w:p ns2:paraId="21C241A8" ns2:textId="77777777">
+          <w14:ligatures w14:val="none"/>
+        </w:rPr>
+      </w:pPr>
+    </w:p>
+    <w:p>
       <w:pPr>
         <w:pStyle w:val="Prrafodelista"/>
         <w:numPr>
@@ -3116,7 +3053,7 @@
           <w:color w:val="000000"/>
           <w:kern w:val="0"/>
           <w:lang w:val="es-ES" w:eastAsia="es-ES"/>
-          <ns2:ligatures ns2:val="none"/>
+          <w14:ligatures w14:val="none"/>
         </w:rPr>
       </w:pPr>
       <w:r>
@@ -3125,7 +3062,7 @@
           <w:color w:val="000000"/>
           <w:kern w:val="0"/>
           <w:lang w:val="es-ES" w:eastAsia="es-ES"/>
-          <ns2:ligatures ns2:val="none"/>
+          <w14:ligatures w14:val="none"/>
         </w:rPr>
         <w:t xml:space="preserve">A efectos de tener mayores elementos que sirvan para la resolución definitiva del presente caso, la Secretaría Técnica, en ejercicio de las facultades que la ley le confiere, </w:t>
       </w:r>
@@ -3136,7 +3073,7 @@
           <w:color w:val="000000"/>
           <w:kern w:val="0"/>
           <w:lang w:val="es-ES" w:eastAsia="es-ES"/>
-          <ns2:ligatures ns2:val="none"/>
+          <w14:ligatures w14:val="none"/>
         </w:rPr>
         <w:t xml:space="preserve">conviene requerir a los proveedores denunciados </w:t>
       </w:r>
@@ -3147,7 +3084,7 @@
           <w:color w:val="000000"/>
           <w:kern w:val="0"/>
           <w:lang w:val="es-ES" w:eastAsia="es-ES"/>
-          <ns2:ligatures ns2:val="none"/>
+          <w14:ligatures w14:val="none"/>
         </w:rPr>
         <w:t xml:space="preserve">que, en un plazo no mayor de cinco (5) días hábiles contado a partir del día siguiente de la notificación de la presente resolución, </w:t>
       </w:r>
@@ -3158,12 +3095,12 @@
           <w:color w:val="000000"/>
           <w:kern w:val="0"/>
           <w:lang w:val="es-ES" w:eastAsia="es-ES"/>
-          <ns2:ligatures ns2:val="none"/>
+          <w14:ligatures w14:val="none"/>
         </w:rPr>
         <w:t>cumplan con lo siguiente:</w:t>
       </w:r>
     </w:p>
-    <w:p ns2:paraId="345D7F88" ns2:textId="77777777">
+    <w:p>
       <w:pPr>
         <w:pStyle w:val="Prrafodelista"/>
         <w:spacing w:after="0" w:line="240" w:lineRule="auto"/>
@@ -3174,11 +3111,11 @@
           <w:color w:val="000000"/>
           <w:kern w:val="0"/>
           <w:lang w:val="es-ES" w:eastAsia="es-ES"/>
-          <ns2:ligatures ns2:val="none"/>
-        </w:rPr>
-      </w:pPr>
-    </w:p>
-    <w:p ns2:paraId="01F25269" ns2:textId="700DE8C3">
+          <w14:ligatures w14:val="none"/>
+        </w:rPr>
+      </w:pPr>
+    </w:p>
+    <w:p>
       <w:pPr>
         <w:pStyle w:val="Prrafodelista"/>
         <w:spacing w:after="0" w:line="240" w:lineRule="auto"/>
@@ -3189,7 +3126,7 @@
           <w:color w:val="000000"/>
           <w:kern w:val="0"/>
           <w:lang w:val="es-ES" w:eastAsia="es-ES"/>
-          <ns2:ligatures ns2:val="none"/>
+          <w14:ligatures w14:val="none"/>
         </w:rPr>
       </w:pPr>
       <w:r>
@@ -3199,7 +3136,7 @@
           <w:kern w:val="0"/>
           <w:u w:val="single"/>
           <w:lang w:val="es-ES" w:eastAsia="es-ES"/>
-          <ns2:ligatures ns2:val="none"/>
+          <w14:ligatures w14:val="none"/>
         </w:rPr>
         <w:t xml:space="preserve">A </w:t>
       </w:r>
@@ -3210,7 +3147,7 @@
           <w:kern w:val="0"/>
           <w:u w:val="single"/>
           <w:lang w:val="es-ES" w:eastAsia="es-ES"/>
-          <ns2:ligatures ns2:val="none"/>
+          <w14:ligatures w14:val="none"/>
         </w:rPr>
         <w:t>Rímac</w:t>
       </w:r>
@@ -3220,7 +3157,7 @@
           <w:color w:val="000000"/>
           <w:kern w:val="0"/>
           <w:lang w:val="es-ES" w:eastAsia="es-ES"/>
-          <ns2:ligatures ns2:val="none"/>
+          <w14:ligatures w14:val="none"/>
         </w:rPr>
         <w:t xml:space="preserve">: (i) </w:t>
       </w:r>
@@ -3230,7 +3167,7 @@
           <w:color w:val="000000"/>
           <w:kern w:val="0"/>
           <w:lang w:val="es-ES" w:eastAsia="es-ES"/>
-          <ns2:ligatures ns2:val="none"/>
+          <w14:ligatures w14:val="none"/>
         </w:rPr>
         <w:t>presentar una copia debidamente suscrita del Certificado 001177944002994373 del Seguro de Protección Múltiple materia de denuncia, así como el cargo de remisión de la póliza y/o certificado</w:t>
       </w:r>
@@ -3240,7 +3177,7 @@
           <w:color w:val="000000"/>
           <w:kern w:val="0"/>
           <w:lang w:val="es-ES" w:eastAsia="es-ES"/>
-          <ns2:ligatures ns2:val="none"/>
+          <w14:ligatures w14:val="none"/>
         </w:rPr>
         <w:t xml:space="preserve">; </w:t>
       </w:r>
@@ -3250,7 +3187,7 @@
           <w:color w:val="000000"/>
           <w:kern w:val="0"/>
           <w:lang w:eastAsia="es-ES"/>
-          <ns2:ligatures ns2:val="none"/>
+          <w14:ligatures w14:val="none"/>
         </w:rPr>
         <w:t xml:space="preserve">(ii) presentar los medios probatorios que acrediten </w:t>
       </w:r>
@@ -3260,7 +3197,7 @@
           <w:color w:val="000000"/>
           <w:kern w:val="0"/>
           <w:lang w:eastAsia="es-ES"/>
-          <ns2:ligatures ns2:val="none"/>
+          <w14:ligatures w14:val="none"/>
         </w:rPr>
         <w:t xml:space="preserve">la </w:t>
       </w:r>
@@ -3270,7 +3207,7 @@
           <w:color w:val="000000"/>
           <w:kern w:val="0"/>
           <w:lang w:eastAsia="es-ES"/>
-          <ns2:ligatures ns2:val="none"/>
+          <w14:ligatures w14:val="none"/>
         </w:rPr>
         <w:t>cantidad total</w:t>
       </w:r>
@@ -3280,7 +3217,7 @@
           <w:color w:val="000000"/>
           <w:kern w:val="0"/>
           <w:lang w:eastAsia="es-ES"/>
-          <ns2:ligatures ns2:val="none"/>
+          <w14:ligatures w14:val="none"/>
         </w:rPr>
         <w:t xml:space="preserve"> de los servicios anuales contemplados en la cobertura </w:t>
       </w:r>
@@ -3290,7 +3227,7 @@
           <w:color w:val="000000"/>
           <w:kern w:val="0"/>
           <w:lang w:val="es-ES" w:eastAsia="es-ES"/>
-          <ns2:ligatures ns2:val="none"/>
+          <w14:ligatures w14:val="none"/>
         </w:rPr>
         <w:t>del Certificado 001177944002994373 del Seguro de Protección Múltiple</w:t>
       </w:r>
@@ -3300,7 +3237,7 @@
           <w:color w:val="000000"/>
           <w:kern w:val="0"/>
           <w:lang w:eastAsia="es-ES"/>
-          <ns2:ligatures ns2:val="none"/>
+          <w14:ligatures w14:val="none"/>
         </w:rPr>
         <w:t>; (iii) presentar los medios probatorios que acrediten la</w:t>
       </w:r>
@@ -3310,7 +3247,7 @@
           <w:color w:val="000000"/>
           <w:kern w:val="0"/>
           <w:lang w:val="es-ES" w:eastAsia="es-ES"/>
-          <ns2:ligatures ns2:val="none"/>
+          <w14:ligatures w14:val="none"/>
         </w:rPr>
         <w:t xml:space="preserve"> existencia </w:t>
       </w:r>
@@ -3320,7 +3257,7 @@
           <w:color w:val="000000"/>
           <w:kern w:val="0"/>
           <w:lang w:val="es-ES" w:eastAsia="es-ES"/>
-          <ns2:ligatures ns2:val="none"/>
+          <w14:ligatures w14:val="none"/>
         </w:rPr>
         <w:t>de condiciones contractuales que facultaran la activación automática de la modalidad de reembolso; y, (</w:t>
       </w:r>
@@ -3330,7 +3267,7 @@
           <w:color w:val="000000"/>
           <w:kern w:val="0"/>
           <w:lang w:val="es-ES" w:eastAsia="es-ES"/>
-          <ns2:ligatures ns2:val="none"/>
+          <w14:ligatures w14:val="none"/>
         </w:rPr>
         <w:t>iv</w:t>
       </w:r>
@@ -3340,12 +3277,12 @@
           <w:color w:val="000000"/>
           <w:kern w:val="0"/>
           <w:lang w:val="es-ES" w:eastAsia="es-ES"/>
-          <ns2:ligatures ns2:val="none"/>
+          <w14:ligatures w14:val="none"/>
         </w:rPr>
         <w:t>) presentar todas las comunicaciones cursadas con la parte denunciante en virtud de los hechos materia de denuncia.</w:t>
       </w:r>
     </w:p>
-    <w:p ns2:paraId="48503CFE" ns2:textId="77777777">
+    <w:p>
       <w:pPr>
         <w:pStyle w:val="Prrafodelista"/>
         <w:spacing w:after="0" w:line="240" w:lineRule="auto"/>
@@ -3357,11 +3294,11 @@
           <w:kern w:val="0"/>
           <w:u w:val="single"/>
           <w:lang w:val="es-ES" w:eastAsia="es-ES"/>
-          <ns2:ligatures ns2:val="none"/>
-        </w:rPr>
-      </w:pPr>
-    </w:p>
-    <w:p ns2:paraId="4940B49E" ns2:textId="4A88D2CF">
+          <w14:ligatures w14:val="none"/>
+        </w:rPr>
+      </w:pPr>
+    </w:p>
+    <w:p>
       <w:pPr>
         <w:pStyle w:val="Prrafodelista"/>
         <w:spacing w:after="0" w:line="240" w:lineRule="auto"/>
@@ -3372,7 +3309,7 @@
           <w:color w:val="000000"/>
           <w:kern w:val="0"/>
           <w:lang w:val="es-ES" w:eastAsia="es-ES"/>
-          <ns2:ligatures ns2:val="none"/>
+          <w14:ligatures w14:val="none"/>
         </w:rPr>
       </w:pPr>
       <w:r>
@@ -3382,7 +3319,7 @@
           <w:kern w:val="0"/>
           <w:u w:val="single"/>
           <w:lang w:val="es-ES" w:eastAsia="es-ES"/>
-          <ns2:ligatures ns2:val="none"/>
+          <w14:ligatures w14:val="none"/>
         </w:rPr>
         <w:t>A</w:t>
       </w:r>
@@ -3393,7 +3330,7 @@
           <w:kern w:val="0"/>
           <w:u w:val="single"/>
           <w:lang w:val="es-ES" w:eastAsia="es-ES"/>
-          <ns2:ligatures ns2:val="none"/>
+          <w14:ligatures w14:val="none"/>
         </w:rPr>
         <w:t>l</w:t>
       </w:r>
@@ -3404,7 +3341,7 @@
           <w:kern w:val="0"/>
           <w:u w:val="single"/>
           <w:lang w:val="es-ES" w:eastAsia="es-ES"/>
-          <ns2:ligatures ns2:val="none"/>
+          <w14:ligatures w14:val="none"/>
         </w:rPr>
         <w:t xml:space="preserve"> </w:t>
       </w:r>
@@ -3415,7 +3352,7 @@
           <w:kern w:val="0"/>
           <w:u w:val="single"/>
           <w:lang w:val="es-ES" w:eastAsia="es-ES"/>
-          <ns2:ligatures ns2:val="none"/>
+          <w14:ligatures w14:val="none"/>
         </w:rPr>
         <w:t>Banco</w:t>
       </w:r>
@@ -3425,7 +3362,7 @@
           <w:color w:val="000000"/>
           <w:kern w:val="0"/>
           <w:lang w:val="es-ES" w:eastAsia="es-ES"/>
-          <ns2:ligatures ns2:val="none"/>
+          <w14:ligatures w14:val="none"/>
         </w:rPr>
         <w:t>:</w:t>
       </w:r>
@@ -3435,7 +3372,7 @@
           <w:color w:val="000000"/>
           <w:kern w:val="0"/>
           <w:lang w:eastAsia="es-ES"/>
-          <ns2:ligatures ns2:val="none"/>
+          <w14:ligatures w14:val="none"/>
         </w:rPr>
         <w:t xml:space="preserve"> </w:t>
       </w:r>
@@ -3445,7 +3382,7 @@
           <w:color w:val="000000"/>
           <w:kern w:val="0"/>
           <w:lang w:val="es-ES" w:eastAsia="es-ES"/>
-          <ns2:ligatures ns2:val="none"/>
+          <w14:ligatures w14:val="none"/>
         </w:rPr>
         <w:t xml:space="preserve">(i) presentar una copia debidamente suscrita </w:t>
       </w:r>
@@ -3455,7 +3392,7 @@
           <w:color w:val="000000"/>
           <w:kern w:val="0"/>
           <w:lang w:val="es-ES" w:eastAsia="es-ES"/>
-          <ns2:ligatures ns2:val="none"/>
+          <w14:ligatures w14:val="none"/>
         </w:rPr>
         <w:t>del Certificado 001177944002994373 del Seguro de Protección Múltiple</w:t>
       </w:r>
@@ -3465,7 +3402,7 @@
           <w:color w:val="000000"/>
           <w:kern w:val="0"/>
           <w:lang w:val="es-ES" w:eastAsia="es-ES"/>
-          <ns2:ligatures ns2:val="none"/>
+          <w14:ligatures w14:val="none"/>
         </w:rPr>
         <w:t xml:space="preserve"> materia de denuncia</w:t>
       </w:r>
@@ -3475,7 +3412,7 @@
           <w:color w:val="000000"/>
           <w:kern w:val="0"/>
           <w:lang w:val="es-ES" w:eastAsia="es-ES"/>
-          <ns2:ligatures ns2:val="none"/>
+          <w14:ligatures w14:val="none"/>
         </w:rPr>
         <w:t>, así como el cargo de remisión de la póliza y/o certificado</w:t>
       </w:r>
@@ -3485,12 +3422,12 @@
           <w:color w:val="000000"/>
           <w:kern w:val="0"/>
           <w:lang w:val="es-ES" w:eastAsia="es-ES"/>
-          <ns2:ligatures ns2:val="none"/>
+          <w14:ligatures w14:val="none"/>
         </w:rPr>
         <w:t>; y, (ii) presentar todas las comunicaciones cursadas con la parte denunciante en virtud de los hechos materia de denuncia.</w:t>
       </w:r>
     </w:p>
-    <w:p ns2:paraId="53A452DE" ns2:textId="77777777">
+    <w:p>
       <w:pPr>
         <w:pStyle w:val="Prrafodelista"/>
         <w:spacing w:after="0" w:line="240" w:lineRule="auto"/>
@@ -3501,11 +3438,11 @@
           <w:color w:val="000000"/>
           <w:kern w:val="0"/>
           <w:lang w:val="es-ES" w:eastAsia="es-ES"/>
-          <ns2:ligatures ns2:val="none"/>
-        </w:rPr>
-      </w:pPr>
-    </w:p>
-    <w:p ns2:paraId="525DE1CC" ns2:textId="03ACFE5C">
+          <w14:ligatures w14:val="none"/>
+        </w:rPr>
+      </w:pPr>
+    </w:p>
+    <w:p>
       <w:pPr>
         <w:pStyle w:val="Prrafodelista"/>
         <w:spacing w:after="0" w:line="240" w:lineRule="auto"/>
@@ -3517,7 +3454,7 @@
           <w:kern w:val="0"/>
           <w:u w:val="single"/>
           <w:lang w:val="es-ES" w:eastAsia="es-ES"/>
-          <ns2:ligatures ns2:val="none"/>
+          <w14:ligatures w14:val="none"/>
         </w:rPr>
       </w:pPr>
       <w:r>
@@ -3527,7 +3464,7 @@
           <w:kern w:val="0"/>
           <w:u w:val="single"/>
           <w:lang w:val="es-ES" w:eastAsia="es-ES"/>
-          <ns2:ligatures ns2:val="none"/>
+          <w14:ligatures w14:val="none"/>
         </w:rPr>
         <w:t xml:space="preserve">A </w:t>
       </w:r>
@@ -3538,7 +3475,7 @@
           <w:kern w:val="0"/>
           <w:u w:val="single"/>
           <w:lang w:val="es-ES" w:eastAsia="es-ES"/>
-          <ns2:ligatures ns2:val="none"/>
+          <w14:ligatures w14:val="none"/>
         </w:rPr>
         <w:t>Impulsa 365</w:t>
       </w:r>
@@ -3548,7 +3485,7 @@
           <w:color w:val="000000"/>
           <w:kern w:val="0"/>
           <w:lang w:val="es-ES" w:eastAsia="es-ES"/>
-          <ns2:ligatures ns2:val="none"/>
+          <w14:ligatures w14:val="none"/>
         </w:rPr>
         <w:t>:</w:t>
       </w:r>
@@ -3558,7 +3495,7 @@
           <w:color w:val="000000"/>
           <w:kern w:val="0"/>
           <w:lang w:eastAsia="es-ES"/>
-          <ns2:ligatures ns2:val="none"/>
+          <w14:ligatures w14:val="none"/>
         </w:rPr>
         <w:t xml:space="preserve"> </w:t>
       </w:r>
@@ -3568,7 +3505,7 @@
           <w:color w:val="000000"/>
           <w:kern w:val="0"/>
           <w:lang w:val="es-ES" w:eastAsia="es-ES"/>
-          <ns2:ligatures ns2:val="none"/>
+          <w14:ligatures w14:val="none"/>
         </w:rPr>
         <w:t>(i) presentar una copia</w:t>
       </w:r>
@@ -3578,7 +3515,7 @@
           <w:color w:val="000000"/>
           <w:kern w:val="0"/>
           <w:lang w:val="es-ES" w:eastAsia="es-ES"/>
-          <ns2:ligatures ns2:val="none"/>
+          <w14:ligatures w14:val="none"/>
         </w:rPr>
         <w:t xml:space="preserve"> de la</w:t>
       </w:r>
@@ -3588,7 +3525,7 @@
           <w:color w:val="000000"/>
           <w:kern w:val="0"/>
           <w:lang w:val="es-ES" w:eastAsia="es-ES"/>
-          <ns2:ligatures ns2:val="none"/>
+          <w14:ligatures w14:val="none"/>
         </w:rPr>
         <w:t xml:space="preserve"> </w:t>
       </w:r>
@@ -3598,7 +3535,7 @@
           <w:color w:val="000000"/>
           <w:kern w:val="0"/>
           <w:lang w:val="es-ES" w:eastAsia="es-ES"/>
-          <ns2:ligatures ns2:val="none"/>
+          <w14:ligatures w14:val="none"/>
         </w:rPr>
         <w:t xml:space="preserve">documentación que acreditara la falta de disponibilidad de personal técnico para atender el siniestro del </w:t>
       </w:r>
@@ -3608,7 +3545,7 @@
           <w:color w:val="000000"/>
           <w:kern w:val="0"/>
           <w:lang w:eastAsia="es-ES"/>
-          <ns2:ligatures ns2:val="none"/>
+          <w14:ligatures w14:val="none"/>
         </w:rPr>
         <w:t xml:space="preserve">14 de octubre de 2025; (ii) presentar los medios probatorios que acrediten </w:t>
       </w:r>
@@ -3618,7 +3555,7 @@
           <w:color w:val="000000"/>
           <w:kern w:val="0"/>
           <w:lang w:val="es-ES" w:eastAsia="es-ES"/>
-          <ns2:ligatures ns2:val="none"/>
+          <w14:ligatures w14:val="none"/>
         </w:rPr>
         <w:t>la existencia de condiciones contractuales que facultaran la activación automática de la modalidad de reembolso</w:t>
       </w:r>
@@ -3628,13 +3565,13 @@
           <w:color w:val="000000"/>
           <w:kern w:val="0"/>
           <w:lang w:val="es-ES" w:eastAsia="es-ES"/>
-          <ns2:ligatures ns2:val="none"/>
+          <w14:ligatures w14:val="none"/>
         </w:rPr>
         <w:t>; y, (ii) presentar todas las comunicaciones cursadas con la parte denunciante en virtud de los hechos materia de denuncia.</w:t>
       </w:r>
       <w:bookmarkEnd w:id="9"/>
     </w:p>
-    <w:p ns2:paraId="76AC2520" ns2:textId="77777777">
+    <w:p>
       <w:pPr>
         <w:pStyle w:val="Prrafodelista"/>
         <w:spacing w:after="0" w:line="240" w:lineRule="auto"/>
@@ -3645,11 +3582,11 @@
           <w:color w:val="000000"/>
           <w:kern w:val="0"/>
           <w:lang w:val="es-ES" w:eastAsia="es-ES"/>
-          <ns2:ligatures ns2:val="none"/>
-        </w:rPr>
-      </w:pPr>
-    </w:p>
-    <w:p ns2:paraId="45192A8B" ns2:textId="77777777">
+          <w14:ligatures w14:val="none"/>
+        </w:rPr>
+      </w:pPr>
+    </w:p>
+    <w:p>
       <w:pPr>
         <w:pStyle w:val="Prrafodelista"/>
         <w:numPr>
@@ -3669,36 +3606,36 @@
           <w:color w:val="000000"/>
           <w:kern w:val="0"/>
           <w:lang w:eastAsia="es-PE"/>
-          <ns2:ligatures ns2:val="none"/>
-        </w:rPr>
-      </w:pPr>
-      <w:r>
-        <w:rPr>
-          <w:rFonts w:ascii="Arial Narrow" w:eastAsia="Arial Narrow" w:hAnsi="Arial Narrow" w:cs="Arial Narrow"/>
-          <w:b/>
-          <w:color w:val="000000"/>
-          <w:kern w:val="0"/>
-          <w:lang w:eastAsia="es-PE"/>
-          <ns2:ligatures ns2:val="none"/>
+          <w14:ligatures w14:val="none"/>
+        </w:rPr>
+      </w:pPr>
+      <w:r>
+        <w:rPr>
+          <w:rFonts w:ascii="Arial Narrow" w:eastAsia="Arial Narrow" w:hAnsi="Arial Narrow" w:cs="Arial Narrow"/>
+          <w:b/>
+          <w:color w:val="000000"/>
+          <w:kern w:val="0"/>
+          <w:lang w:eastAsia="es-PE"/>
+          <w14:ligatures w14:val="none"/>
         </w:rPr>
         <w:t xml:space="preserve">RESOLUCIÓN DE LA SECRETARÍA TÉCNICA </w:t>
       </w:r>
     </w:p>
-    <w:p ns2:paraId="71820251" ns2:textId="77777777">
-      <w:pPr>
-        <w:spacing w:after="0" w:line="240" w:lineRule="auto"/>
-        <w:jc w:val="both"/>
-        <w:rPr>
-          <w:rFonts w:ascii="Arial Narrow" w:eastAsia="Arial Narrow" w:hAnsi="Arial Narrow" w:cs="Arial Narrow"/>
-          <w:b/>
-          <w:color w:val="000000"/>
-          <w:kern w:val="0"/>
-          <w:lang w:eastAsia="es-PE"/>
-          <ns2:ligatures ns2:val="none"/>
-        </w:rPr>
-      </w:pPr>
-    </w:p>
-    <w:p ns2:paraId="085A5263" ns2:textId="6206A1BA">
+    <w:p>
+      <w:pPr>
+        <w:spacing w:after="0" w:line="240" w:lineRule="auto"/>
+        <w:jc w:val="both"/>
+        <w:rPr>
+          <w:rFonts w:ascii="Arial Narrow" w:eastAsia="Arial Narrow" w:hAnsi="Arial Narrow" w:cs="Arial Narrow"/>
+          <w:b/>
+          <w:color w:val="000000"/>
+          <w:kern w:val="0"/>
+          <w:lang w:eastAsia="es-PE"/>
+          <w14:ligatures w14:val="none"/>
+        </w:rPr>
+      </w:pPr>
+    </w:p>
+    <w:p>
       <w:pPr>
         <w:spacing w:after="0" w:line="240" w:lineRule="auto"/>
         <w:jc w:val="both"/>
@@ -3707,17 +3644,17 @@
           <w:color w:val="000000"/>
           <w:kern w:val="0"/>
           <w:lang w:eastAsia="es-PE"/>
-          <ns2:ligatures ns2:val="none"/>
-        </w:rPr>
-      </w:pPr>
-      <w:r>
-        <w:rPr>
-          <w:rFonts w:ascii="Arial Narrow" w:eastAsia="Arial Narrow" w:hAnsi="Arial Narrow" w:cs="Arial Narrow"/>
-          <w:b/>
-          <w:color w:val="000000"/>
-          <w:kern w:val="0"/>
-          <w:lang w:eastAsia="es-PE"/>
-          <ns2:ligatures ns2:val="none"/>
+          <w14:ligatures w14:val="none"/>
+        </w:rPr>
+      </w:pPr>
+      <w:r>
+        <w:rPr>
+          <w:rFonts w:ascii="Arial Narrow" w:eastAsia="Arial Narrow" w:hAnsi="Arial Narrow" w:cs="Arial Narrow"/>
+          <w:b/>
+          <w:color w:val="000000"/>
+          <w:kern w:val="0"/>
+          <w:lang w:eastAsia="es-PE"/>
+          <w14:ligatures w14:val="none"/>
         </w:rPr>
         <w:t xml:space="preserve">PRIMERO: admitir a trámite la denuncia del 6 de enero de 2026, complementada con escrito del 17 de marzo de 2026, subsanada mediante escrito del 25 de mayo de 2026, interpuesta por el señor [DENUNCIANTE] contra Rímac Seguros y Reaseguros S.A., el Banco BBVA Perú S.A. y a Impulsa 365 S.A.C., por lo siguiente:</w:t>
       </w:r>
@@ -3728,7 +3665,7 @@
           <w:kern w:val="0"/>
           <w:shd w:val="clear" w:color="auto" w:fill="FFFFFF"/>
           <w:lang w:eastAsia="es-PE"/>
-          <ns2:ligatures ns2:val="none"/>
+          <w14:ligatures w14:val="none"/>
         </w:rPr>
         <w:t xml:space="preserve"/>
       </w:r>
@@ -3738,7 +3675,7 @@
           <w:color w:val="000000"/>
           <w:kern w:val="0"/>
           <w:lang w:val="es-ES" w:eastAsia="es-ES"/>
-          <ns2:ligatures ns2:val="none"/>
+          <w14:ligatures w14:val="none"/>
         </w:rPr>
         <w:t/>
       </w:r>
@@ -3748,7 +3685,7 @@
           <w:color w:val="000000"/>
           <w:kern w:val="0"/>
           <w:lang w:val="es-ES" w:eastAsia="es-ES"/>
-          <ns2:ligatures ns2:val="none"/>
+          <w14:ligatures w14:val="none"/>
         </w:rPr>
         <w:t xml:space="preserve"/>
       </w:r>
@@ -3759,7 +3696,7 @@
           <w:kern w:val="0"/>
           <w:shd w:val="clear" w:color="auto" w:fill="FFFFFF"/>
           <w:lang w:eastAsia="es-PE"/>
-          <ns2:ligatures ns2:val="none"/>
+          <w14:ligatures w14:val="none"/>
         </w:rPr>
         <w:t xml:space="preserve"/>
       </w:r>
@@ -3769,7 +3706,7 @@
           <w:bCs/>
           <w:spacing w:val="-3"/>
           <w:kern w:val="0"/>
-          <ns2:ligatures ns2:val="none"/>
+          <w14:ligatures w14:val="none"/>
         </w:rPr>
         <w:t xml:space="preserve"/>
       </w:r>
@@ -3779,7 +3716,7 @@
           <w:bCs/>
           <w:spacing w:val="-3"/>
           <w:kern w:val="0"/>
-          <ns2:ligatures ns2:val="none"/>
+          <w14:ligatures w14:val="none"/>
         </w:rPr>
         <w:lastRenderedPageBreak/>
         <w:t xml:space="preserve"/>
@@ -3791,7 +3728,7 @@
           <w:kern w:val="0"/>
           <w:shd w:val="clear" w:color="auto" w:fill="FFFFFF"/>
           <w:lang w:eastAsia="es-PE"/>
-          <ns2:ligatures ns2:val="none"/>
+          <w14:ligatures w14:val="none"/>
         </w:rPr>
         <w:t xml:space="preserve"/>
       </w:r>
@@ -3809,7 +3746,7 @@
           <w:kern w:val="0"/>
           <w:shd w:val="clear" w:color="auto" w:fill="FFFFFF"/>
           <w:lang w:eastAsia="es-PE"/>
-          <ns2:ligatures ns2:val="none"/>
+          <w14:ligatures w14:val="none"/>
         </w:rPr>
         <w:t/>
       </w:r>
@@ -3820,7 +3757,7 @@
           <w:kern w:val="0"/>
           <w:shd w:val="clear" w:color="auto" w:fill="FFFFFF"/>
           <w:lang w:eastAsia="es-PE"/>
-          <ns2:ligatures ns2:val="none"/>
+          <w14:ligatures w14:val="none"/>
         </w:rPr>
         <w:t xml:space="preserve"/>
       </w:r>
@@ -3831,12 +3768,12 @@
           <w:kern w:val="0"/>
           <w:shd w:val="clear" w:color="auto" w:fill="FFFFFF"/>
           <w:lang w:eastAsia="es-PE"/>
-          <ns2:ligatures ns2:val="none"/>
+          <w14:ligatures w14:val="none"/>
         </w:rPr>
         <w:t/>
       </w:r>
     </w:p>
-    <w:p ns2:paraId="04462B15" ns2:textId="77777777">
+    <w:p>
       <w:pPr>
         <w:pStyle w:val="Prrafodelista"/>
         <w:tabs>
@@ -3848,11 +3785,11 @@
         <w:rPr>
           <w:rFonts w:ascii="Arial Narrow" w:eastAsia="Arial Narrow" w:hAnsi="Arial Narrow" w:cs="Arial Narrow"/>
           <w:kern w:val="0"/>
-          <ns2:ligatures ns2:val="none"/>
-        </w:rPr>
-      </w:pPr>
-    </w:p>
-    <w:p ns2:paraId="7FE3D9A8" ns2:textId="208D9DBB">
+          <w14:ligatures w14:val="none"/>
+        </w:rPr>
+      </w:pPr>
+    </w:p>
+    <w:p>
       <w:pPr>
         <w:pStyle w:val="Prrafodelista"/>
         <w:numPr>
@@ -3869,14 +3806,14 @@
         <w:rPr>
           <w:rFonts w:ascii="Arial Narrow" w:eastAsia="Arial Narrow" w:hAnsi="Arial Narrow" w:cs="Arial Narrow"/>
           <w:kern w:val="0"/>
-          <ns2:ligatures ns2:val="none"/>
-        </w:rPr>
-      </w:pPr>
-      <w:r>
-        <w:rPr>
-          <w:rFonts w:ascii="Arial Narrow" w:eastAsia="Arial Narrow" w:hAnsi="Arial Narrow" w:cs="Arial Narrow"/>
-          <w:kern w:val="0"/>
-          <ns2:ligatures ns2:val="none"/>
+          <w14:ligatures w14:val="none"/>
+        </w:rPr>
+      </w:pPr>
+      <w:r>
+        <w:rPr>
+          <w:rFonts w:ascii="Arial Narrow" w:eastAsia="Arial Narrow" w:hAnsi="Arial Narrow" w:cs="Arial Narrow"/>
+          <w:kern w:val="0"/>
+          <w14:ligatures w14:val="none"/>
         </w:rPr>
         <w:t xml:space="preserve">Presunta </w:t>
       </w:r>
@@ -3884,7 +3821,7 @@
         <w:rPr>
           <w:rFonts w:ascii="Arial Narrow" w:eastAsia="Arial Narrow" w:hAnsi="Arial Narrow" w:cs="Arial Narrow"/>
           <w:kern w:val="0"/>
-          <ns2:ligatures ns2:val="none"/>
+          <w14:ligatures w14:val="none"/>
         </w:rPr>
         <w:t>infracción a los artículos 18 y 19 de la Ley</w:t>
       </w:r>
@@ -3892,7 +3829,7 @@
         <w:rPr>
           <w:rFonts w:ascii="Arial Narrow" w:eastAsia="Arial Narrow" w:hAnsi="Arial Narrow" w:cs="Arial Narrow"/>
           <w:kern w:val="0"/>
-          <ns2:ligatures ns2:val="none"/>
+          <w14:ligatures w14:val="none"/>
         </w:rPr>
         <w:t xml:space="preserve"> </w:t>
       </w:r>
@@ -3900,7 +3837,7 @@
         <w:rPr>
           <w:rFonts w:ascii="Arial Narrow" w:eastAsia="Arial Narrow" w:hAnsi="Arial Narrow" w:cs="Arial Narrow"/>
           <w:kern w:val="0"/>
-          <ns2:ligatures ns2:val="none"/>
+          <w14:ligatures w14:val="none"/>
         </w:rPr>
         <w:t xml:space="preserve"> 29571, Código de Protección y Defensa del Consumidor</w:t>
       </w:r>
@@ -3908,7 +3845,7 @@
         <w:rPr>
           <w:rFonts w:ascii="Arial Narrow" w:eastAsia="Arial Narrow" w:hAnsi="Arial Narrow" w:cs="Arial Narrow"/>
           <w:kern w:val="0"/>
-          <ns2:ligatures ns2:val="none"/>
+          <w14:ligatures w14:val="none"/>
         </w:rPr>
         <w:t xml:space="preserve">, en tanto </w:t>
       </w:r>
@@ -3916,7 +3853,7 @@
         <w:rPr>
           <w:rFonts w:ascii="Arial Narrow" w:eastAsia="Arial Narrow" w:hAnsi="Arial Narrow" w:cs="Arial Narrow"/>
           <w:kern w:val="0"/>
-          <ns2:ligatures ns2:val="none"/>
+          <w14:ligatures w14:val="none"/>
         </w:rPr>
         <w:t xml:space="preserve">Impulsa 365 S.A.C. </w:t>
       </w:r>
@@ -3924,7 +3861,7 @@
         <w:rPr>
           <w:rFonts w:ascii="Arial Narrow" w:eastAsia="Arial Narrow" w:hAnsi="Arial Narrow" w:cs="Arial Narrow"/>
           <w:kern w:val="0"/>
-          <ns2:ligatures ns2:val="none"/>
+          <w14:ligatures w14:val="none"/>
         </w:rPr>
         <w:t xml:space="preserve">habría </w:t>
       </w:r>
@@ -3932,7 +3869,7 @@
         <w:rPr>
           <w:rFonts w:ascii="Arial Narrow" w:eastAsia="Arial Narrow" w:hAnsi="Arial Narrow" w:cs="Arial Narrow"/>
           <w:kern w:val="0"/>
-          <ns2:ligatures ns2:val="none"/>
+          <w14:ligatures w14:val="none"/>
         </w:rPr>
         <w:t>impuesto indebidamente</w:t>
       </w:r>
@@ -3940,7 +3877,7 @@
         <w:rPr>
           <w:rFonts w:ascii="Arial Narrow" w:eastAsia="Arial Narrow" w:hAnsi="Arial Narrow" w:cs="Arial Narrow"/>
           <w:kern w:val="0"/>
-          <ns2:ligatures ns2:val="none"/>
+          <w14:ligatures w14:val="none"/>
         </w:rPr>
         <w:t xml:space="preserve"> </w:t>
       </w:r>
@@ -3948,7 +3885,7 @@
         <w:rPr>
           <w:rFonts w:ascii="Arial Narrow" w:eastAsia="Arial Narrow" w:hAnsi="Arial Narrow" w:cs="Arial Narrow"/>
           <w:kern w:val="0"/>
-          <ns2:ligatures ns2:val="none"/>
+          <w14:ligatures w14:val="none"/>
         </w:rPr>
         <w:t xml:space="preserve">la modalidad de atención vía reembolso al servicio de gasfitería </w:t>
       </w:r>
@@ -3956,7 +3893,7 @@
         <w:rPr>
           <w:rFonts w:ascii="Arial Narrow" w:eastAsia="Arial Narrow" w:hAnsi="Arial Narrow" w:cs="Arial Narrow"/>
           <w:kern w:val="0"/>
-          <ns2:ligatures ns2:val="none"/>
+          <w14:ligatures w14:val="none"/>
         </w:rPr>
         <w:t xml:space="preserve">solicitado </w:t>
       </w:r>
@@ -3964,7 +3901,7 @@
         <w:rPr>
           <w:rFonts w:ascii="Arial Narrow" w:eastAsia="Arial Narrow" w:hAnsi="Arial Narrow" w:cs="Arial Narrow"/>
           <w:kern w:val="0"/>
-          <ns2:ligatures ns2:val="none"/>
+          <w14:ligatures w14:val="none"/>
         </w:rPr>
         <w:t>el 14 de octubre de 2025</w:t>
       </w:r>
@@ -3972,7 +3909,7 @@
         <w:rPr>
           <w:rFonts w:ascii="Arial Narrow" w:eastAsia="Arial Narrow" w:hAnsi="Arial Narrow" w:cs="Arial Narrow"/>
           <w:kern w:val="0"/>
-          <ns2:ligatures ns2:val="none"/>
+          <w14:ligatures w14:val="none"/>
         </w:rPr>
         <w:t>,</w:t>
       </w:r>
@@ -3980,7 +3917,7 @@
         <w:rPr>
           <w:rFonts w:ascii="Arial Narrow" w:eastAsia="Arial Narrow" w:hAnsi="Arial Narrow" w:cs="Arial Narrow"/>
           <w:kern w:val="0"/>
-          <ns2:ligatures ns2:val="none"/>
+          <w14:ligatures w14:val="none"/>
         </w:rPr>
         <w:t xml:space="preserve"> asociado a</w:t>
       </w:r>
@@ -3988,7 +3925,7 @@
         <w:rPr>
           <w:rFonts w:ascii="Arial Narrow" w:eastAsia="Arial Narrow" w:hAnsi="Arial Narrow" w:cs="Arial Narrow"/>
           <w:kern w:val="0"/>
-          <ns2:ligatures ns2:val="none"/>
+          <w14:ligatures w14:val="none"/>
         </w:rPr>
         <w:t xml:space="preserve"> la cobertura del </w:t>
       </w:r>
@@ -3998,7 +3935,7 @@
           <w:color w:val="000000"/>
           <w:kern w:val="0"/>
           <w:lang w:val="es-ES" w:eastAsia="es-ES"/>
-          <ns2:ligatures ns2:val="none"/>
+          <w14:ligatures w14:val="none"/>
         </w:rPr>
         <w:t>Certificado 001177944002994373 del Seguro de Protección Múltiple</w:t>
       </w:r>
@@ -4006,22 +3943,22 @@
         <w:rPr>
           <w:rFonts w:ascii="Arial Narrow" w:eastAsia="Arial Narrow" w:hAnsi="Arial Narrow" w:cs="Arial Narrow"/>
           <w:kern w:val="0"/>
-          <ns2:ligatures ns2:val="none"/>
+          <w14:ligatures w14:val="none"/>
         </w:rPr>
         <w:t>, pese a que el servicio originalmente ofrecido contemplaba el envío de personal técnico al domicilio del denunciante.</w:t>
       </w:r>
     </w:p>
-    <w:p ns2:paraId="632206CD" ns2:textId="77777777">
+    <w:p>
       <w:pPr>
         <w:pStyle w:val="Prrafodelista"/>
         <w:rPr>
           <w:rFonts w:ascii="Arial Narrow" w:eastAsia="Arial Narrow" w:hAnsi="Arial Narrow" w:cs="Arial Narrow"/>
           <w:kern w:val="0"/>
-          <ns2:ligatures ns2:val="none"/>
-        </w:rPr>
-      </w:pPr>
-    </w:p>
-    <w:p ns2:paraId="777595EE" ns2:textId="0EFCB783">
+          <w14:ligatures w14:val="none"/>
+        </w:rPr>
+      </w:pPr>
+    </w:p>
+    <w:p>
       <w:pPr>
         <w:pStyle w:val="Prrafodelista"/>
         <w:numPr>
@@ -4038,14 +3975,14 @@
         <w:rPr>
           <w:rFonts w:ascii="Arial Narrow" w:eastAsia="Arial Narrow" w:hAnsi="Arial Narrow" w:cs="Arial Narrow"/>
           <w:kern w:val="0"/>
-          <ns2:ligatures ns2:val="none"/>
-        </w:rPr>
-      </w:pPr>
-      <w:r>
-        <w:rPr>
-          <w:rFonts w:ascii="Arial Narrow" w:eastAsia="Arial Narrow" w:hAnsi="Arial Narrow" w:cs="Arial Narrow"/>
-          <w:kern w:val="0"/>
-          <ns2:ligatures ns2:val="none"/>
+          <w14:ligatures w14:val="none"/>
+        </w:rPr>
+      </w:pPr>
+      <w:r>
+        <w:rPr>
+          <w:rFonts w:ascii="Arial Narrow" w:eastAsia="Arial Narrow" w:hAnsi="Arial Narrow" w:cs="Arial Narrow"/>
+          <w:kern w:val="0"/>
+          <w14:ligatures w14:val="none"/>
         </w:rPr>
         <w:t xml:space="preserve">Presunta </w:t>
       </w:r>
@@ -4053,7 +3990,7 @@
         <w:rPr>
           <w:rFonts w:ascii="Arial Narrow" w:eastAsia="Arial Narrow" w:hAnsi="Arial Narrow" w:cs="Arial Narrow"/>
           <w:kern w:val="0"/>
-          <ns2:ligatures ns2:val="none"/>
+          <w14:ligatures w14:val="none"/>
         </w:rPr>
         <w:t>infracción a los artículos 18 y 19 de la Ley</w:t>
       </w:r>
@@ -4061,7 +3998,7 @@
         <w:rPr>
           <w:rFonts w:ascii="Arial Narrow" w:eastAsia="Arial Narrow" w:hAnsi="Arial Narrow" w:cs="Arial Narrow"/>
           <w:kern w:val="0"/>
-          <ns2:ligatures ns2:val="none"/>
+          <w14:ligatures w14:val="none"/>
         </w:rPr>
         <w:t xml:space="preserve"> </w:t>
       </w:r>
@@ -4069,7 +4006,7 @@
         <w:rPr>
           <w:rFonts w:ascii="Arial Narrow" w:eastAsia="Arial Narrow" w:hAnsi="Arial Narrow" w:cs="Arial Narrow"/>
           <w:kern w:val="0"/>
-          <ns2:ligatures ns2:val="none"/>
+          <w14:ligatures w14:val="none"/>
         </w:rPr>
         <w:t xml:space="preserve"> 29571, Código de Protección y Defensa del Consumidor</w:t>
       </w:r>
@@ -4077,7 +4014,7 @@
         <w:rPr>
           <w:rFonts w:ascii="Arial Narrow" w:eastAsia="Arial Narrow" w:hAnsi="Arial Narrow" w:cs="Arial Narrow"/>
           <w:kern w:val="0"/>
-          <ns2:ligatures ns2:val="none"/>
+          <w14:ligatures w14:val="none"/>
         </w:rPr>
         <w:t xml:space="preserve">, en tanto </w:t>
       </w:r>
@@ -4085,7 +4022,7 @@
         <w:rPr>
           <w:rFonts w:ascii="Arial Narrow" w:eastAsia="Arial Narrow" w:hAnsi="Arial Narrow" w:cs="Arial Narrow"/>
           <w:kern w:val="0"/>
-          <ns2:ligatures ns2:val="none"/>
+          <w14:ligatures w14:val="none"/>
         </w:rPr>
         <w:t xml:space="preserve">Impulsa 365 S.A.C. </w:t>
       </w:r>
@@ -4093,7 +4030,7 @@
         <w:rPr>
           <w:rFonts w:ascii="Arial Narrow" w:eastAsia="Arial Narrow" w:hAnsi="Arial Narrow" w:cs="Arial Narrow"/>
           <w:kern w:val="0"/>
-          <ns2:ligatures ns2:val="none"/>
+          <w14:ligatures w14:val="none"/>
         </w:rPr>
         <w:t>habría negado injustificadamente el envío de personal técnico para la atención de la incidencia de gasfitería reportada por el denunciante el 14 de octubre de 2025</w:t>
       </w:r>
@@ -4101,7 +4038,7 @@
         <w:rPr>
           <w:rFonts w:ascii="Arial Narrow" w:eastAsia="Arial Narrow" w:hAnsi="Arial Narrow" w:cs="Arial Narrow"/>
           <w:kern w:val="0"/>
-          <ns2:ligatures ns2:val="none"/>
+          <w14:ligatures w14:val="none"/>
         </w:rPr>
         <w:t xml:space="preserve">, en virtud de la cobertura </w:t>
       </w:r>
@@ -4109,7 +4046,7 @@
         <w:rPr>
           <w:rFonts w:ascii="Arial Narrow" w:eastAsia="Arial Narrow" w:hAnsi="Arial Narrow" w:cs="Arial Narrow"/>
           <w:kern w:val="0"/>
-          <ns2:ligatures ns2:val="none"/>
+          <w14:ligatures w14:val="none"/>
         </w:rPr>
         <w:t xml:space="preserve">del </w:t>
       </w:r>
@@ -4119,7 +4056,7 @@
           <w:color w:val="000000"/>
           <w:kern w:val="0"/>
           <w:lang w:val="es-ES" w:eastAsia="es-ES"/>
-          <ns2:ligatures ns2:val="none"/>
+          <w14:ligatures w14:val="none"/>
         </w:rPr>
         <w:t>Certificado 001177944002994373 del Seguro de Protección Múltiple</w:t>
       </w:r>
@@ -4127,12 +4064,12 @@
         <w:rPr>
           <w:rFonts w:ascii="Arial Narrow" w:eastAsia="Arial Narrow" w:hAnsi="Arial Narrow" w:cs="Arial Narrow"/>
           <w:kern w:val="0"/>
-          <ns2:ligatures ns2:val="none"/>
+          <w14:ligatures w14:val="none"/>
         </w:rPr>
         <w:t>.</w:t>
       </w:r>
     </w:p>
-    <w:p ns2:paraId="4A579EF6" ns2:textId="77777777">
+    <w:p>
       <w:pPr>
         <w:tabs>
           <w:tab w:val="num" w:pos="567"/>
@@ -4142,11 +4079,11 @@
         <w:rPr>
           <w:rFonts w:ascii="Arial Narrow" w:eastAsia="Arial Narrow" w:hAnsi="Arial Narrow" w:cs="Arial Narrow"/>
           <w:kern w:val="0"/>
-          <ns2:ligatures ns2:val="none"/>
-        </w:rPr>
-      </w:pPr>
-    </w:p>
-    <w:p ns2:paraId="6A1F6C79" ns2:textId="7E9ECE4F">
+          <w14:ligatures w14:val="none"/>
+        </w:rPr>
+      </w:pPr>
+    </w:p>
+    <w:p>
       <w:pPr>
         <w:pStyle w:val="Prrafodelista"/>
         <w:numPr>
@@ -4163,14 +4100,14 @@
         <w:rPr>
           <w:rFonts w:ascii="Arial Narrow" w:eastAsia="Arial Narrow" w:hAnsi="Arial Narrow" w:cs="Arial Narrow"/>
           <w:kern w:val="0"/>
-          <ns2:ligatures ns2:val="none"/>
-        </w:rPr>
-      </w:pPr>
-      <w:r>
-        <w:rPr>
-          <w:rFonts w:ascii="Arial Narrow" w:eastAsia="Arial Narrow" w:hAnsi="Arial Narrow" w:cs="Arial Narrow"/>
-          <w:kern w:val="0"/>
-          <ns2:ligatures ns2:val="none"/>
+          <w14:ligatures w14:val="none"/>
+        </w:rPr>
+      </w:pPr>
+      <w:r>
+        <w:rPr>
+          <w:rFonts w:ascii="Arial Narrow" w:eastAsia="Arial Narrow" w:hAnsi="Arial Narrow" w:cs="Arial Narrow"/>
+          <w:kern w:val="0"/>
+          <w14:ligatures w14:val="none"/>
         </w:rPr>
         <w:t xml:space="preserve">Presunta </w:t>
       </w:r>
@@ -4178,7 +4115,7 @@
         <w:rPr>
           <w:rFonts w:ascii="Arial Narrow" w:eastAsia="Arial Narrow" w:hAnsi="Arial Narrow" w:cs="Arial Narrow"/>
           <w:kern w:val="0"/>
-          <ns2:ligatures ns2:val="none"/>
+          <w14:ligatures w14:val="none"/>
         </w:rPr>
         <w:t>infracción al literal c) del artículo 56 de la Ley</w:t>
       </w:r>
@@ -4186,7 +4123,7 @@
         <w:rPr>
           <w:rFonts w:ascii="Arial Narrow" w:eastAsia="Arial Narrow" w:hAnsi="Arial Narrow" w:cs="Arial Narrow"/>
           <w:kern w:val="0"/>
-          <ns2:ligatures ns2:val="none"/>
+          <w14:ligatures w14:val="none"/>
         </w:rPr>
         <w:t xml:space="preserve"> </w:t>
       </w:r>
@@ -4194,7 +4131,7 @@
         <w:rPr>
           <w:rFonts w:ascii="Arial Narrow" w:eastAsia="Arial Narrow" w:hAnsi="Arial Narrow" w:cs="Arial Narrow"/>
           <w:kern w:val="0"/>
-          <ns2:ligatures ns2:val="none"/>
+          <w14:ligatures w14:val="none"/>
         </w:rPr>
         <w:t xml:space="preserve"> 29571, Código de Protección y Defensa del Consumidor</w:t>
       </w:r>
@@ -4202,7 +4139,7 @@
         <w:rPr>
           <w:rFonts w:ascii="Arial Narrow" w:eastAsia="Arial Narrow" w:hAnsi="Arial Narrow" w:cs="Arial Narrow"/>
           <w:kern w:val="0"/>
-          <ns2:ligatures ns2:val="none"/>
+          <w14:ligatures w14:val="none"/>
         </w:rPr>
         <w:t xml:space="preserve">, en tanto </w:t>
       </w:r>
@@ -4210,7 +4147,7 @@
         <w:rPr>
           <w:rFonts w:ascii="Arial Narrow" w:eastAsia="Arial Narrow" w:hAnsi="Arial Narrow" w:cs="Arial Narrow"/>
           <w:kern w:val="0"/>
-          <ns2:ligatures ns2:val="none"/>
+          <w14:ligatures w14:val="none"/>
         </w:rPr>
         <w:t xml:space="preserve">Rímac Seguros y Reaseguros S.A. </w:t>
       </w:r>
@@ -4218,7 +4155,7 @@
         <w:rPr>
           <w:rFonts w:ascii="Arial Narrow" w:eastAsia="Arial Narrow" w:hAnsi="Arial Narrow" w:cs="Arial Narrow"/>
           <w:kern w:val="0"/>
-          <ns2:ligatures ns2:val="none"/>
+          <w14:ligatures w14:val="none"/>
         </w:rPr>
         <w:t xml:space="preserve">habría modificado unilateralmente las condiciones de prestación del servicio de gasfitería </w:t>
       </w:r>
@@ -4226,7 +4163,7 @@
         <w:rPr>
           <w:rFonts w:ascii="Arial Narrow" w:eastAsia="Arial Narrow" w:hAnsi="Arial Narrow" w:cs="Arial Narrow"/>
           <w:kern w:val="0"/>
-          <ns2:ligatures ns2:val="none"/>
+          <w14:ligatures w14:val="none"/>
         </w:rPr>
         <w:t>como parte de la cobertura</w:t>
       </w:r>
@@ -4234,7 +4171,7 @@
         <w:rPr>
           <w:rFonts w:ascii="Arial Narrow" w:eastAsia="Arial Narrow" w:hAnsi="Arial Narrow" w:cs="Arial Narrow"/>
           <w:kern w:val="0"/>
-          <ns2:ligatures ns2:val="none"/>
+          <w14:ligatures w14:val="none"/>
         </w:rPr>
         <w:t xml:space="preserve"> </w:t>
       </w:r>
@@ -4242,7 +4179,7 @@
         <w:rPr>
           <w:rFonts w:ascii="Arial Narrow" w:eastAsia="Arial Narrow" w:hAnsi="Arial Narrow" w:cs="Arial Narrow"/>
           <w:kern w:val="0"/>
-          <ns2:ligatures ns2:val="none"/>
+          <w14:ligatures w14:val="none"/>
         </w:rPr>
         <w:t>de</w:t>
       </w:r>
@@ -4250,7 +4187,7 @@
         <w:rPr>
           <w:rFonts w:ascii="Arial Narrow" w:eastAsia="Arial Narrow" w:hAnsi="Arial Narrow" w:cs="Arial Narrow"/>
           <w:kern w:val="0"/>
-          <ns2:ligatures ns2:val="none"/>
+          <w14:ligatures w14:val="none"/>
         </w:rPr>
         <w:t xml:space="preserve">l </w:t>
       </w:r>
@@ -4260,7 +4197,7 @@
           <w:color w:val="000000"/>
           <w:kern w:val="0"/>
           <w:lang w:val="es-ES" w:eastAsia="es-ES"/>
-          <ns2:ligatures ns2:val="none"/>
+          <w14:ligatures w14:val="none"/>
         </w:rPr>
         <w:t>Certificado 001177944002994373 del Seguro de Protección Múltiple</w:t>
       </w:r>
@@ -4268,22 +4205,22 @@
         <w:rPr>
           <w:rFonts w:ascii="Arial Narrow" w:eastAsia="Arial Narrow" w:hAnsi="Arial Narrow" w:cs="Arial Narrow"/>
           <w:kern w:val="0"/>
-          <ns2:ligatures ns2:val="none"/>
+          <w14:ligatures w14:val="none"/>
         </w:rPr>
         <w:t>, sustituyendo la atención mediante envío de personal técnico por la modalidad de reembolso sin consentimiento del denunciante.</w:t>
       </w:r>
     </w:p>
-    <w:p ns2:paraId="529148CE" ns2:textId="77777777">
+    <w:p>
       <w:pPr>
         <w:pStyle w:val="Prrafodelista"/>
         <w:rPr>
           <w:rFonts w:ascii="Arial Narrow" w:eastAsia="Arial Narrow" w:hAnsi="Arial Narrow" w:cs="Arial Narrow"/>
           <w:kern w:val="0"/>
-          <ns2:ligatures ns2:val="none"/>
-        </w:rPr>
-      </w:pPr>
-    </w:p>
-    <w:p ns2:paraId="384E0691" ns2:textId="2FF55114">
+          <w14:ligatures w14:val="none"/>
+        </w:rPr>
+      </w:pPr>
+    </w:p>
+    <w:p>
       <w:pPr>
         <w:pStyle w:val="Prrafodelista"/>
         <w:numPr>
@@ -4300,14 +4237,14 @@
         <w:rPr>
           <w:rFonts w:ascii="Arial Narrow" w:eastAsia="Arial Narrow" w:hAnsi="Arial Narrow" w:cs="Arial Narrow"/>
           <w:kern w:val="0"/>
-          <ns2:ligatures ns2:val="none"/>
-        </w:rPr>
-      </w:pPr>
-      <w:r>
-        <w:rPr>
-          <w:rFonts w:ascii="Arial Narrow" w:eastAsia="Arial Narrow" w:hAnsi="Arial Narrow" w:cs="Arial Narrow"/>
-          <w:kern w:val="0"/>
-          <ns2:ligatures ns2:val="none"/>
+          <w14:ligatures w14:val="none"/>
+        </w:rPr>
+      </w:pPr>
+      <w:r>
+        <w:rPr>
+          <w:rFonts w:ascii="Arial Narrow" w:eastAsia="Arial Narrow" w:hAnsi="Arial Narrow" w:cs="Arial Narrow"/>
+          <w:kern w:val="0"/>
+          <w14:ligatures w14:val="none"/>
         </w:rPr>
         <w:t xml:space="preserve">Presunta </w:t>
       </w:r>
@@ -4315,7 +4252,7 @@
         <w:rPr>
           <w:rFonts w:ascii="Arial Narrow" w:eastAsia="Arial Narrow" w:hAnsi="Arial Narrow" w:cs="Arial Narrow"/>
           <w:kern w:val="0"/>
-          <ns2:ligatures ns2:val="none"/>
+          <w14:ligatures w14:val="none"/>
         </w:rPr>
         <w:t xml:space="preserve">infracción al artículo 1, numeral 1, literal b) y al artículo 2 de la Ley </w:t>
       </w:r>
@@ -4323,7 +4260,7 @@
         <w:rPr>
           <w:rFonts w:ascii="Arial Narrow" w:eastAsia="Arial Narrow" w:hAnsi="Arial Narrow" w:cs="Arial Narrow"/>
           <w:kern w:val="0"/>
-          <ns2:ligatures ns2:val="none"/>
+          <w14:ligatures w14:val="none"/>
         </w:rPr>
         <w:t xml:space="preserve"/>
       </w:r>
@@ -4331,7 +4268,7 @@
         <w:rPr>
           <w:rFonts w:ascii="Arial Narrow" w:eastAsia="Arial Narrow" w:hAnsi="Arial Narrow" w:cs="Arial Narrow"/>
           <w:kern w:val="0"/>
-          <ns2:ligatures ns2:val="none"/>
+          <w14:ligatures w14:val="none"/>
         </w:rPr>
         <w:t>29571, Código de Protección y Defensa del Consumidor</w:t>
       </w:r>
@@ -4339,7 +4276,7 @@
         <w:rPr>
           <w:rFonts w:ascii="Arial Narrow" w:eastAsia="Arial Narrow" w:hAnsi="Arial Narrow" w:cs="Arial Narrow"/>
           <w:kern w:val="0"/>
-          <ns2:ligatures ns2:val="none"/>
+          <w14:ligatures w14:val="none"/>
         </w:rPr>
         <w:t xml:space="preserve">, en tanto </w:t>
       </w:r>
@@ -4347,7 +4284,7 @@
         <w:rPr>
           <w:rFonts w:ascii="Arial Narrow" w:eastAsia="Arial Narrow" w:hAnsi="Arial Narrow" w:cs="Arial Narrow"/>
           <w:kern w:val="0"/>
-          <ns2:ligatures ns2:val="none"/>
+          <w14:ligatures w14:val="none"/>
         </w:rPr>
         <w:t xml:space="preserve">el Banco BBVA Perú S.A. </w:t>
       </w:r>
@@ -4355,7 +4292,7 @@
         <w:rPr>
           <w:rFonts w:ascii="Arial Narrow" w:eastAsia="Arial Narrow" w:hAnsi="Arial Narrow" w:cs="Arial Narrow"/>
           <w:kern w:val="0"/>
-          <ns2:ligatures ns2:val="none"/>
+          <w14:ligatures w14:val="none"/>
         </w:rPr>
         <w:t xml:space="preserve">habría brindado información errónea al denunciante el 14 de octubre de 2025 al indicarle que había agotado la totalidad de eventos anuales disponibles </w:t>
       </w:r>
@@ -4363,7 +4300,7 @@
         <w:rPr>
           <w:rFonts w:ascii="Arial Narrow" w:eastAsia="Arial Narrow" w:hAnsi="Arial Narrow" w:cs="Arial Narrow"/>
           <w:kern w:val="0"/>
-          <ns2:ligatures ns2:val="none"/>
+          <w14:ligatures w14:val="none"/>
         </w:rPr>
         <w:t>de la cobertura del</w:t>
       </w:r>
@@ -4371,7 +4308,7 @@
         <w:rPr>
           <w:rFonts w:ascii="Arial Narrow" w:eastAsia="Arial Narrow" w:hAnsi="Arial Narrow" w:cs="Arial Narrow"/>
           <w:kern w:val="0"/>
-          <ns2:ligatures ns2:val="none"/>
+          <w14:ligatures w14:val="none"/>
         </w:rPr>
         <w:t xml:space="preserve"> </w:t>
       </w:r>
@@ -4381,7 +4318,7 @@
           <w:color w:val="000000"/>
           <w:kern w:val="0"/>
           <w:lang w:val="es-ES" w:eastAsia="es-ES"/>
-          <ns2:ligatures ns2:val="none"/>
+          <w14:ligatures w14:val="none"/>
         </w:rPr>
         <w:t>Certificado 001177944002994373 del Seguro de Protección Múltiple</w:t>
       </w:r>
@@ -4389,22 +4326,22 @@
         <w:rPr>
           <w:rFonts w:ascii="Arial Narrow" w:eastAsia="Arial Narrow" w:hAnsi="Arial Narrow" w:cs="Arial Narrow"/>
           <w:kern w:val="0"/>
-          <ns2:ligatures ns2:val="none"/>
+          <w14:ligatures w14:val="none"/>
         </w:rPr>
         <w:t>, pese a que aún contaba con tres eventos disponibles.</w:t>
       </w:r>
     </w:p>
-    <w:p ns2:paraId="245EACCA" ns2:textId="77777777">
+    <w:p>
       <w:pPr>
         <w:pStyle w:val="Prrafodelista"/>
         <w:rPr>
           <w:rFonts w:ascii="Arial Narrow" w:eastAsia="Arial Narrow" w:hAnsi="Arial Narrow" w:cs="Arial Narrow"/>
           <w:kern w:val="0"/>
-          <ns2:ligatures ns2:val="none"/>
-        </w:rPr>
-      </w:pPr>
-    </w:p>
-    <w:p ns2:paraId="5A23DB21" ns2:textId="7DC3CD16">
+          <w14:ligatures w14:val="none"/>
+        </w:rPr>
+      </w:pPr>
+    </w:p>
+    <w:p>
       <w:pPr>
         <w:pStyle w:val="Prrafodelista"/>
         <w:numPr>
@@ -4421,14 +4358,14 @@
         <w:rPr>
           <w:rFonts w:ascii="Arial Narrow" w:eastAsia="Arial Narrow" w:hAnsi="Arial Narrow" w:cs="Arial Narrow"/>
           <w:kern w:val="0"/>
-          <ns2:ligatures ns2:val="none"/>
-        </w:rPr>
-      </w:pPr>
-      <w:r>
-        <w:rPr>
-          <w:rFonts w:ascii="Arial Narrow" w:eastAsia="Arial Narrow" w:hAnsi="Arial Narrow" w:cs="Arial Narrow"/>
-          <w:kern w:val="0"/>
-          <ns2:ligatures ns2:val="none"/>
+          <w14:ligatures w14:val="none"/>
+        </w:rPr>
+      </w:pPr>
+      <w:r>
+        <w:rPr>
+          <w:rFonts w:ascii="Arial Narrow" w:eastAsia="Arial Narrow" w:hAnsi="Arial Narrow" w:cs="Arial Narrow"/>
+          <w:kern w:val="0"/>
+          <w14:ligatures w14:val="none"/>
         </w:rPr>
         <w:t xml:space="preserve">Presunta </w:t>
       </w:r>
@@ -4436,7 +4373,7 @@
         <w:rPr>
           <w:rFonts w:ascii="Arial Narrow" w:eastAsia="Arial Narrow" w:hAnsi="Arial Narrow" w:cs="Arial Narrow"/>
           <w:kern w:val="0"/>
-          <ns2:ligatures ns2:val="none"/>
+          <w14:ligatures w14:val="none"/>
         </w:rPr>
         <w:t xml:space="preserve">infracción al artículo 1, numeral 1, literal b) y al artículo 2 de la Ley </w:t>
       </w:r>
@@ -4444,7 +4381,7 @@
         <w:rPr>
           <w:rFonts w:ascii="Arial Narrow" w:eastAsia="Arial Narrow" w:hAnsi="Arial Narrow" w:cs="Arial Narrow"/>
           <w:kern w:val="0"/>
-          <ns2:ligatures ns2:val="none"/>
+          <w14:ligatures w14:val="none"/>
         </w:rPr>
         <w:t xml:space="preserve"/>
       </w:r>
@@ -4452,7 +4389,7 @@
         <w:rPr>
           <w:rFonts w:ascii="Arial Narrow" w:eastAsia="Arial Narrow" w:hAnsi="Arial Narrow" w:cs="Arial Narrow"/>
           <w:kern w:val="0"/>
-          <ns2:ligatures ns2:val="none"/>
+          <w14:ligatures w14:val="none"/>
         </w:rPr>
         <w:t>29571, Código de Protección y Defensa del Consumidor</w:t>
       </w:r>
@@ -4460,7 +4397,7 @@
         <w:rPr>
           <w:rFonts w:ascii="Arial Narrow" w:eastAsia="Arial Narrow" w:hAnsi="Arial Narrow" w:cs="Arial Narrow"/>
           <w:kern w:val="0"/>
-          <ns2:ligatures ns2:val="none"/>
+          <w14:ligatures w14:val="none"/>
         </w:rPr>
         <w:t xml:space="preserve">, en tanto </w:t>
       </w:r>
@@ -4468,7 +4405,7 @@
         <w:rPr>
           <w:rFonts w:ascii="Arial Narrow" w:eastAsia="Arial Narrow" w:hAnsi="Arial Narrow" w:cs="Arial Narrow"/>
           <w:kern w:val="0"/>
-          <ns2:ligatures ns2:val="none"/>
+          <w14:ligatures w14:val="none"/>
         </w:rPr>
         <w:t xml:space="preserve">Impulsa 365 S.A.C. </w:t>
       </w:r>
@@ -4476,22 +4413,22 @@
         <w:rPr>
           <w:rFonts w:ascii="Arial Narrow" w:eastAsia="Arial Narrow" w:hAnsi="Arial Narrow" w:cs="Arial Narrow"/>
           <w:kern w:val="0"/>
-          <ns2:ligatures ns2:val="none"/>
+          <w14:ligatures w14:val="none"/>
         </w:rPr>
         <w:t>habría brindado información contradictoria al denunciante respecto de las razones que sustentaban la atención vía reembolso del servicio de gasfitería solicitado el 14 de octubre de 2025, al señalar inicialmente que dicha modalidad obedecía a antecedentes de atenciones previas en el domicilio del denunciante y posteriormente atribuirla a una supuesta falta de disponibilidad de personal técnico.</w:t>
       </w:r>
     </w:p>
-    <w:p ns2:paraId="2C9A6B9D" ns2:textId="77777777">
+    <w:p>
       <w:pPr>
         <w:pStyle w:val="Prrafodelista"/>
         <w:rPr>
           <w:rFonts w:ascii="Arial Narrow" w:eastAsia="Arial Narrow" w:hAnsi="Arial Narrow" w:cs="Arial Narrow"/>
           <w:kern w:val="0"/>
-          <ns2:ligatures ns2:val="none"/>
-        </w:rPr>
-      </w:pPr>
-    </w:p>
-    <w:p ns2:paraId="08B86DE5" ns2:textId="749454E0">
+          <w14:ligatures w14:val="none"/>
+        </w:rPr>
+      </w:pPr>
+    </w:p>
+    <w:p>
       <w:pPr>
         <w:pStyle w:val="Prrafodelista"/>
         <w:numPr>
@@ -4508,14 +4445,14 @@
         <w:rPr>
           <w:rFonts w:ascii="Arial Narrow" w:eastAsia="Arial Narrow" w:hAnsi="Arial Narrow" w:cs="Arial Narrow"/>
           <w:kern w:val="0"/>
-          <ns2:ligatures ns2:val="none"/>
-        </w:rPr>
-      </w:pPr>
-      <w:r>
-        <w:rPr>
-          <w:rFonts w:ascii="Arial Narrow" w:eastAsia="Arial Narrow" w:hAnsi="Arial Narrow" w:cs="Arial Narrow"/>
-          <w:kern w:val="0"/>
-          <ns2:ligatures ns2:val="none"/>
+          <w14:ligatures w14:val="none"/>
+        </w:rPr>
+      </w:pPr>
+      <w:r>
+        <w:rPr>
+          <w:rFonts w:ascii="Arial Narrow" w:eastAsia="Arial Narrow" w:hAnsi="Arial Narrow" w:cs="Arial Narrow"/>
+          <w:kern w:val="0"/>
+          <w14:ligatures w14:val="none"/>
         </w:rPr>
         <w:t xml:space="preserve">Presunta </w:t>
       </w:r>
@@ -4523,7 +4460,7 @@
         <w:rPr>
           <w:rFonts w:ascii="Arial Narrow" w:eastAsia="Arial Narrow" w:hAnsi="Arial Narrow" w:cs="Arial Narrow"/>
           <w:kern w:val="0"/>
-          <ns2:ligatures ns2:val="none"/>
+          <w14:ligatures w14:val="none"/>
         </w:rPr>
         <w:t xml:space="preserve">infracción al artículo 1, numeral 1, literal b) y al artículo 2 de la Ley </w:t>
       </w:r>
@@ -4531,7 +4468,7 @@
         <w:rPr>
           <w:rFonts w:ascii="Arial Narrow" w:eastAsia="Arial Narrow" w:hAnsi="Arial Narrow" w:cs="Arial Narrow"/>
           <w:kern w:val="0"/>
-          <ns2:ligatures ns2:val="none"/>
+          <w14:ligatures w14:val="none"/>
         </w:rPr>
         <w:t xml:space="preserve"/>
       </w:r>
@@ -4539,7 +4476,7 @@
         <w:rPr>
           <w:rFonts w:ascii="Arial Narrow" w:eastAsia="Arial Narrow" w:hAnsi="Arial Narrow" w:cs="Arial Narrow"/>
           <w:kern w:val="0"/>
-          <ns2:ligatures ns2:val="none"/>
+          <w14:ligatures w14:val="none"/>
         </w:rPr>
         <w:t>29571, Código de Protección y Defensa del Consumidor</w:t>
       </w:r>
@@ -4547,7 +4484,7 @@
         <w:rPr>
           <w:rFonts w:ascii="Arial Narrow" w:eastAsia="Arial Narrow" w:hAnsi="Arial Narrow" w:cs="Arial Narrow"/>
           <w:kern w:val="0"/>
-          <ns2:ligatures ns2:val="none"/>
+          <w14:ligatures w14:val="none"/>
         </w:rPr>
         <w:t xml:space="preserve">, en tanto </w:t>
       </w:r>
@@ -4555,7 +4492,7 @@
         <w:rPr>
           <w:rFonts w:ascii="Arial Narrow" w:eastAsia="Arial Narrow" w:hAnsi="Arial Narrow" w:cs="Arial Narrow"/>
           <w:kern w:val="0"/>
-          <ns2:ligatures ns2:val="none"/>
+          <w14:ligatures w14:val="none"/>
         </w:rPr>
         <w:t>el Banco BBVA Perú S.A.</w:t>
       </w:r>
@@ -4563,7 +4500,7 @@
         <w:rPr>
           <w:rFonts w:ascii="Arial Narrow" w:eastAsia="Arial Narrow" w:hAnsi="Arial Narrow" w:cs="Arial Narrow"/>
           <w:kern w:val="0"/>
-          <ns2:ligatures ns2:val="none"/>
+          <w14:ligatures w14:val="none"/>
         </w:rPr>
         <w:t>, Rímac Seguros y Reaseguros S.A. e Impulsa 365 S.A.C.</w:t>
       </w:r>
@@ -4571,7 +4508,7 @@
         <w:rPr>
           <w:rFonts w:ascii="Arial Narrow" w:eastAsia="Arial Narrow" w:hAnsi="Arial Narrow" w:cs="Arial Narrow"/>
           <w:kern w:val="0"/>
-          <ns2:ligatures ns2:val="none"/>
+          <w14:ligatures w14:val="none"/>
         </w:rPr>
         <w:t xml:space="preserve"> </w:t>
       </w:r>
@@ -4579,7 +4516,7 @@
         <w:rPr>
           <w:rFonts w:ascii="Arial Narrow" w:eastAsia="Arial Narrow" w:hAnsi="Arial Narrow" w:cs="Arial Narrow"/>
           <w:kern w:val="0"/>
-          <ns2:ligatures ns2:val="none"/>
+          <w14:ligatures w14:val="none"/>
         </w:rPr>
         <w:t>no habría</w:t>
       </w:r>
@@ -4587,7 +4524,7 @@
         <w:rPr>
           <w:rFonts w:ascii="Arial Narrow" w:eastAsia="Arial Narrow" w:hAnsi="Arial Narrow" w:cs="Arial Narrow"/>
           <w:kern w:val="0"/>
-          <ns2:ligatures ns2:val="none"/>
+          <w14:ligatures w14:val="none"/>
         </w:rPr>
         <w:t>n</w:t>
       </w:r>
@@ -4595,7 +4532,7 @@
         <w:rPr>
           <w:rFonts w:ascii="Arial Narrow" w:eastAsia="Arial Narrow" w:hAnsi="Arial Narrow" w:cs="Arial Narrow"/>
           <w:kern w:val="0"/>
-          <ns2:ligatures ns2:val="none"/>
+          <w14:ligatures w14:val="none"/>
         </w:rPr>
         <w:t xml:space="preserve"> informado previamente al denunciante, al momento de la contratación del </w:t>
       </w:r>
@@ -4605,7 +4542,7 @@
           <w:color w:val="000000"/>
           <w:kern w:val="0"/>
           <w:lang w:val="es-ES" w:eastAsia="es-ES"/>
-          <ns2:ligatures ns2:val="none"/>
+          <w14:ligatures w14:val="none"/>
         </w:rPr>
         <w:t>Certificado 001177944002994373 del Seguro de Protección Múltiple</w:t>
       </w:r>
@@ -4613,12 +4550,12 @@
         <w:rPr>
           <w:rFonts w:ascii="Arial Narrow" w:eastAsia="Arial Narrow" w:hAnsi="Arial Narrow" w:cs="Arial Narrow"/>
           <w:kern w:val="0"/>
-          <ns2:ligatures ns2:val="none"/>
+          <w14:ligatures w14:val="none"/>
         </w:rPr>
         <w:t>, que ante presuntos inconvenientes en atenciones anteriores se restringiría el envío de personal técnico y se impondría automáticamente la modalidad de reembolso.</w:t>
       </w:r>
     </w:p>
-    <w:p ns2:paraId="79D7BDB4" ns2:textId="77777777">
+    <w:p>
       <w:pPr>
         <w:pStyle w:val="Prrafodelista"/>
         <w:tabs>
@@ -4630,11 +4567,11 @@
         <w:rPr>
           <w:rFonts w:ascii="Arial Narrow" w:eastAsia="Arial Narrow" w:hAnsi="Arial Narrow" w:cs="Arial Narrow"/>
           <w:kern w:val="0"/>
-          <ns2:ligatures ns2:val="none"/>
-        </w:rPr>
-      </w:pPr>
-    </w:p>
-    <w:p ns2:paraId="6994DFA8" ns2:textId="1C14965F">
+          <w14:ligatures w14:val="none"/>
+        </w:rPr>
+      </w:pPr>
+    </w:p>
+    <w:p>
       <w:pPr>
         <w:pStyle w:val="Prrafodelista"/>
         <w:numPr>
@@ -4651,14 +4588,14 @@
         <w:rPr>
           <w:rFonts w:ascii="Arial Narrow" w:eastAsia="Arial Narrow" w:hAnsi="Arial Narrow" w:cs="Arial Narrow"/>
           <w:kern w:val="0"/>
-          <ns2:ligatures ns2:val="none"/>
-        </w:rPr>
-      </w:pPr>
-      <w:r>
-        <w:rPr>
-          <w:rFonts w:ascii="Arial Narrow" w:eastAsia="Arial Narrow" w:hAnsi="Arial Narrow" w:cs="Arial Narrow"/>
-          <w:kern w:val="0"/>
-          <ns2:ligatures ns2:val="none"/>
+          <w14:ligatures w14:val="none"/>
+        </w:rPr>
+      </w:pPr>
+      <w:r>
+        <w:rPr>
+          <w:rFonts w:ascii="Arial Narrow" w:eastAsia="Arial Narrow" w:hAnsi="Arial Narrow" w:cs="Arial Narrow"/>
+          <w:kern w:val="0"/>
+          <w14:ligatures w14:val="none"/>
         </w:rPr>
         <w:t xml:space="preserve">Presunta </w:t>
       </w:r>
@@ -4666,7 +4603,7 @@
         <w:rPr>
           <w:rFonts w:ascii="Arial Narrow" w:eastAsia="Arial Narrow" w:hAnsi="Arial Narrow" w:cs="Arial Narrow"/>
           <w:kern w:val="0"/>
-          <ns2:ligatures ns2:val="none"/>
+          <w14:ligatures w14:val="none"/>
         </w:rPr>
         <w:t xml:space="preserve">infracción al artículo 1, numeral 1, literal b) y al artículo 2 de la Ley </w:t>
       </w:r>
@@ -4674,7 +4611,7 @@
         <w:rPr>
           <w:rFonts w:ascii="Arial Narrow" w:eastAsia="Arial Narrow" w:hAnsi="Arial Narrow" w:cs="Arial Narrow"/>
           <w:kern w:val="0"/>
-          <ns2:ligatures ns2:val="none"/>
+          <w14:ligatures w14:val="none"/>
         </w:rPr>
         <w:t xml:space="preserve"/>
       </w:r>
@@ -4682,7 +4619,7 @@
         <w:rPr>
           <w:rFonts w:ascii="Arial Narrow" w:eastAsia="Arial Narrow" w:hAnsi="Arial Narrow" w:cs="Arial Narrow"/>
           <w:kern w:val="0"/>
-          <ns2:ligatures ns2:val="none"/>
+          <w14:ligatures w14:val="none"/>
         </w:rPr>
         <w:t>29571, Código de Protección y Defensa del Consumidor</w:t>
       </w:r>
@@ -4690,7 +4627,7 @@
         <w:rPr>
           <w:rFonts w:ascii="Arial Narrow" w:eastAsia="Arial Narrow" w:hAnsi="Arial Narrow" w:cs="Arial Narrow"/>
           <w:kern w:val="0"/>
-          <ns2:ligatures ns2:val="none"/>
+          <w14:ligatures w14:val="none"/>
         </w:rPr>
         <w:t xml:space="preserve">, en tanto </w:t>
       </w:r>
@@ -4698,7 +4635,7 @@
         <w:rPr>
           <w:rFonts w:ascii="Arial Narrow" w:eastAsia="Arial Narrow" w:hAnsi="Arial Narrow" w:cs="Arial Narrow"/>
           <w:kern w:val="0"/>
-          <ns2:ligatures ns2:val="none"/>
+          <w14:ligatures w14:val="none"/>
         </w:rPr>
         <w:t xml:space="preserve">el Banco BBVA Perú S.A., Rímac Seguros y Reaseguros S.A. e Impulsa 365 S.A.C. </w:t>
       </w:r>
@@ -4706,7 +4643,7 @@
         <w:rPr>
           <w:rFonts w:ascii="Arial Narrow" w:eastAsia="Arial Narrow" w:hAnsi="Arial Narrow" w:cs="Arial Narrow"/>
           <w:kern w:val="0"/>
-          <ns2:ligatures ns2:val="none"/>
+          <w14:ligatures w14:val="none"/>
         </w:rPr>
         <w:t>no habría</w:t>
       </w:r>
@@ -4714,7 +4651,7 @@
         <w:rPr>
           <w:rFonts w:ascii="Arial Narrow" w:eastAsia="Arial Narrow" w:hAnsi="Arial Narrow" w:cs="Arial Narrow"/>
           <w:kern w:val="0"/>
-          <ns2:ligatures ns2:val="none"/>
+          <w14:ligatures w14:val="none"/>
         </w:rPr>
         <w:t>n</w:t>
       </w:r>
@@ -4722,7 +4659,7 @@
         <w:rPr>
           <w:rFonts w:ascii="Arial Narrow" w:eastAsia="Arial Narrow" w:hAnsi="Arial Narrow" w:cs="Arial Narrow"/>
           <w:kern w:val="0"/>
-          <ns2:ligatures ns2:val="none"/>
+          <w14:ligatures w14:val="none"/>
         </w:rPr>
         <w:t xml:space="preserve"> informado previamente al denunciante, al momento de la contratación del </w:t>
       </w:r>
@@ -4732,7 +4669,7 @@
           <w:color w:val="000000"/>
           <w:kern w:val="0"/>
           <w:lang w:val="es-ES" w:eastAsia="es-ES"/>
-          <ns2:ligatures ns2:val="none"/>
+          <w14:ligatures w14:val="none"/>
         </w:rPr>
         <w:t>Certificado 001177944002994373 del Seguro de Protección Múltiple</w:t>
       </w:r>
@@ -4740,12 +4677,12 @@
         <w:rPr>
           <w:rFonts w:ascii="Arial Narrow" w:eastAsia="Arial Narrow" w:hAnsi="Arial Narrow" w:cs="Arial Narrow"/>
           <w:kern w:val="0"/>
-          <ns2:ligatures ns2:val="none"/>
+          <w14:ligatures w14:val="none"/>
         </w:rPr>
         <w:t>, que ante una eventual falta de disponibilidad de personal técnico se activaría automáticamente la modalidad de atención vía reembolso.</w:t>
       </w:r>
     </w:p>
-    <w:p ns2:paraId="008F3749" ns2:textId="77777777">
+    <w:p>
       <w:pPr>
         <w:tabs>
           <w:tab w:val="num" w:pos="567"/>
@@ -4755,11 +4692,11 @@
         <w:rPr>
           <w:rFonts w:ascii="Arial Narrow" w:eastAsia="Arial Narrow" w:hAnsi="Arial Narrow" w:cs="Arial Narrow"/>
           <w:kern w:val="0"/>
-          <ns2:ligatures ns2:val="none"/>
-        </w:rPr>
-      </w:pPr>
-    </w:p>
-    <w:p ns2:paraId="2C46BE7A" ns2:textId="2199120C">
+          <w14:ligatures w14:val="none"/>
+        </w:rPr>
+      </w:pPr>
+    </w:p>
+    <w:p>
       <w:pPr>
         <w:pStyle w:val="Prrafodelista"/>
         <w:numPr>
@@ -4776,14 +4713,14 @@
         <w:rPr>
           <w:rFonts w:ascii="Arial Narrow" w:eastAsia="Arial Narrow" w:hAnsi="Arial Narrow" w:cs="Arial Narrow"/>
           <w:kern w:val="0"/>
-          <ns2:ligatures ns2:val="none"/>
-        </w:rPr>
-      </w:pPr>
-      <w:r>
-        <w:rPr>
-          <w:rFonts w:ascii="Arial Narrow" w:eastAsia="Arial Narrow" w:hAnsi="Arial Narrow" w:cs="Arial Narrow"/>
-          <w:kern w:val="0"/>
-          <ns2:ligatures ns2:val="none"/>
+          <w14:ligatures w14:val="none"/>
+        </w:rPr>
+      </w:pPr>
+      <w:r>
+        <w:rPr>
+          <w:rFonts w:ascii="Arial Narrow" w:eastAsia="Arial Narrow" w:hAnsi="Arial Narrow" w:cs="Arial Narrow"/>
+          <w:kern w:val="0"/>
+          <w14:ligatures w14:val="none"/>
         </w:rPr>
         <w:lastRenderedPageBreak/>
         <w:t xml:space="preserve">Presunta </w:t>
@@ -4792,7 +4729,7 @@
         <w:rPr>
           <w:rFonts w:ascii="Arial Narrow" w:eastAsia="Arial Narrow" w:hAnsi="Arial Narrow" w:cs="Arial Narrow"/>
           <w:kern w:val="0"/>
-          <ns2:ligatures ns2:val="none"/>
+          <w14:ligatures w14:val="none"/>
         </w:rPr>
         <w:t xml:space="preserve">infracción al artículo 1, numeral 1, literal b) y al artículo 2 de la Ley </w:t>
       </w:r>
@@ -4800,7 +4737,7 @@
         <w:rPr>
           <w:rFonts w:ascii="Arial Narrow" w:eastAsia="Arial Narrow" w:hAnsi="Arial Narrow" w:cs="Arial Narrow"/>
           <w:kern w:val="0"/>
-          <ns2:ligatures ns2:val="none"/>
+          <w14:ligatures w14:val="none"/>
         </w:rPr>
         <w:t xml:space="preserve"/>
       </w:r>
@@ -4808,7 +4745,7 @@
         <w:rPr>
           <w:rFonts w:ascii="Arial Narrow" w:eastAsia="Arial Narrow" w:hAnsi="Arial Narrow" w:cs="Arial Narrow"/>
           <w:kern w:val="0"/>
-          <ns2:ligatures ns2:val="none"/>
+          <w14:ligatures w14:val="none"/>
         </w:rPr>
         <w:t>29571, Código de Protección y Defensa del Consumidor</w:t>
       </w:r>
@@ -4816,7 +4753,7 @@
         <w:rPr>
           <w:rFonts w:ascii="Arial Narrow" w:eastAsia="Arial Narrow" w:hAnsi="Arial Narrow" w:cs="Arial Narrow"/>
           <w:kern w:val="0"/>
-          <ns2:ligatures ns2:val="none"/>
+          <w14:ligatures w14:val="none"/>
         </w:rPr>
         <w:t xml:space="preserve">, en tanto </w:t>
       </w:r>
@@ -4824,7 +4761,7 @@
         <w:rPr>
           <w:rFonts w:ascii="Arial Narrow" w:eastAsia="Arial Narrow" w:hAnsi="Arial Narrow" w:cs="Arial Narrow"/>
           <w:kern w:val="0"/>
-          <ns2:ligatures ns2:val="none"/>
+          <w14:ligatures w14:val="none"/>
         </w:rPr>
         <w:t xml:space="preserve">Impulsa 365 S.A.C. </w:t>
       </w:r>
@@ -4832,7 +4769,7 @@
         <w:rPr>
           <w:rFonts w:ascii="Arial Narrow" w:eastAsia="Arial Narrow" w:hAnsi="Arial Narrow" w:cs="Arial Narrow"/>
           <w:kern w:val="0"/>
-          <ns2:ligatures ns2:val="none"/>
+          <w14:ligatures w14:val="none"/>
         </w:rPr>
         <w:t xml:space="preserve">no habría proporcionado al denunciante </w:t>
       </w:r>
@@ -4840,7 +4777,7 @@
         <w:rPr>
           <w:rFonts w:ascii="Arial Narrow" w:eastAsia="Arial Narrow" w:hAnsi="Arial Narrow" w:cs="Arial Narrow"/>
           <w:kern w:val="0"/>
-          <ns2:ligatures ns2:val="none"/>
+          <w14:ligatures w14:val="none"/>
         </w:rPr>
         <w:t>la información</w:t>
       </w:r>
@@ -4848,7 +4785,7 @@
         <w:rPr>
           <w:rFonts w:ascii="Arial Narrow" w:eastAsia="Arial Narrow" w:hAnsi="Arial Narrow" w:cs="Arial Narrow"/>
           <w:kern w:val="0"/>
-          <ns2:ligatures ns2:val="none"/>
+          <w14:ligatures w14:val="none"/>
         </w:rPr>
         <w:t xml:space="preserve"> que acreditara </w:t>
       </w:r>
@@ -4856,7 +4793,7 @@
         <w:rPr>
           <w:rFonts w:ascii="Arial Narrow" w:eastAsia="Arial Narrow" w:hAnsi="Arial Narrow" w:cs="Arial Narrow"/>
           <w:kern w:val="0"/>
-          <ns2:ligatures ns2:val="none"/>
+          <w14:ligatures w14:val="none"/>
         </w:rPr>
         <w:t xml:space="preserve">bajo qué excepción contractual el servicio de gasfitería se </w:t>
       </w:r>
@@ -4864,7 +4801,7 @@
         <w:rPr>
           <w:rFonts w:ascii="Arial Narrow" w:eastAsia="Arial Narrow" w:hAnsi="Arial Narrow" w:cs="Arial Narrow"/>
           <w:kern w:val="0"/>
-          <ns2:ligatures ns2:val="none"/>
+          <w14:ligatures w14:val="none"/>
         </w:rPr>
         <w:t>estaría</w:t>
       </w:r>
@@ -4872,7 +4809,7 @@
         <w:rPr>
           <w:rFonts w:ascii="Arial Narrow" w:eastAsia="Arial Narrow" w:hAnsi="Arial Narrow" w:cs="Arial Narrow"/>
           <w:kern w:val="0"/>
-          <ns2:ligatures ns2:val="none"/>
+          <w14:ligatures w14:val="none"/>
         </w:rPr>
         <w:t xml:space="preserve"> gestionando únicamente vía reembolso </w:t>
       </w:r>
@@ -4880,23 +4817,23 @@
         <w:rPr>
           <w:rFonts w:ascii="Arial Narrow" w:eastAsia="Arial Narrow" w:hAnsi="Arial Narrow" w:cs="Arial Narrow"/>
           <w:kern w:val="0"/>
-          <ns2:ligatures ns2:val="none"/>
+          <w14:ligatures w14:val="none"/>
         </w:rPr>
         <w:t>respecto de la solicitud de atención presentada el 14 de octubre de 2025.</w:t>
       </w:r>
     </w:p>
-    <w:p ns2:paraId="1DEB3481" ns2:textId="77777777">
-      <w:pPr>
-        <w:spacing w:after="0" w:line="240" w:lineRule="auto"/>
-        <w:jc w:val="both"/>
-        <w:rPr>
-          <w:rFonts w:ascii="Arial Narrow" w:eastAsia="Arial Narrow" w:hAnsi="Arial Narrow" w:cs="Arial Narrow"/>
-          <w:kern w:val="0"/>
-          <ns2:ligatures ns2:val="none"/>
-        </w:rPr>
-      </w:pPr>
-    </w:p>
-    <w:p ns2:paraId="634A0D61" ns2:textId="39E77AC7">
+    <w:p>
+      <w:pPr>
+        <w:spacing w:after="0" w:line="240" w:lineRule="auto"/>
+        <w:jc w:val="both"/>
+        <w:rPr>
+          <w:rFonts w:ascii="Arial Narrow" w:eastAsia="Arial Narrow" w:hAnsi="Arial Narrow" w:cs="Arial Narrow"/>
+          <w:kern w:val="0"/>
+          <w14:ligatures w14:val="none"/>
+        </w:rPr>
+      </w:pPr>
+    </w:p>
+    <w:p>
       <w:pPr>
         <w:spacing w:after="0" w:line="240" w:lineRule="auto"/>
         <w:contextualSpacing/>
@@ -4904,17 +4841,17 @@
         <w:rPr>
           <w:rFonts w:ascii="Arial Narrow" w:eastAsia="Calibri" w:hAnsi="Arial Narrow" w:cs="Arial"/>
           <w:kern w:val="0"/>
-          <ns2:ligatures ns2:val="none"/>
-        </w:rPr>
-      </w:pPr>
-      <w:r>
-        <w:rPr>
-          <w:rFonts w:ascii="Arial Narrow" w:eastAsia="Arial Narrow" w:hAnsi="Arial Narrow" w:cs="Arial Narrow"/>
-          <w:b/>
-          <w:color w:val="000000"/>
-          <w:kern w:val="0"/>
-          <w:lang w:eastAsia="es-PE"/>
-          <ns2:ligatures ns2:val="none"/>
+          <w14:ligatures w14:val="none"/>
+        </w:rPr>
+      </w:pPr>
+      <w:r>
+        <w:rPr>
+          <w:rFonts w:ascii="Arial Narrow" w:eastAsia="Arial Narrow" w:hAnsi="Arial Narrow" w:cs="Arial Narrow"/>
+          <w:b/>
+          <w:color w:val="000000"/>
+          <w:kern w:val="0"/>
+          <w:lang w:eastAsia="es-PE"/>
+          <w14:ligatures w14:val="none"/>
         </w:rPr>
         <w:t>SEGUNDO:</w:t>
       </w:r>
@@ -4924,7 +4861,7 @@
           <w:color w:val="000000"/>
           <w:kern w:val="0"/>
           <w:lang w:eastAsia="es-PE"/>
-          <ns2:ligatures ns2:val="none"/>
+          <w14:ligatures w14:val="none"/>
         </w:rPr>
         <w:t xml:space="preserve"> tener por ofrecidos los medios probatorios presentados en el escrito de denuncia </w:t>
       </w:r>
@@ -4934,7 +4871,7 @@
           <w:color w:val="000000"/>
           <w:kern w:val="0"/>
           <w:lang w:val="es-ES" w:eastAsia="es-ES"/>
-          <ns2:ligatures ns2:val="none"/>
+          <w14:ligatures w14:val="none"/>
         </w:rPr>
         <w:t xml:space="preserve">del </w:t>
       </w:r>
@@ -4944,7 +4881,7 @@
           <w:color w:val="000000"/>
           <w:kern w:val="0"/>
           <w:lang w:val="es-ES" w:eastAsia="es-ES"/>
-          <ns2:ligatures ns2:val="none"/>
+          <w14:ligatures w14:val="none"/>
         </w:rPr>
         <w:t>6 de enero de 2026, complementada con escrito del 17 de marzo de 2026, subsanada mediante escrito del 25 de mayo de 2026</w:t>
       </w:r>
@@ -4952,12 +4889,12 @@
         <w:rPr>
           <w:rFonts w:ascii="Arial Narrow" w:eastAsia="Calibri" w:hAnsi="Arial Narrow" w:cs="Arial"/>
           <w:kern w:val="0"/>
-          <ns2:ligatures ns2:val="none"/>
+          <w14:ligatures w14:val="none"/>
         </w:rPr>
         <w:t>.</w:t>
       </w:r>
     </w:p>
-    <w:p ns2:paraId="2AF03E3F" ns2:textId="77777777">
+    <w:p>
       <w:pPr>
         <w:spacing w:after="0" w:line="240" w:lineRule="auto"/>
         <w:contextualSpacing/>
@@ -4967,30 +4904,30 @@
           <w:color w:val="000000"/>
           <w:kern w:val="0"/>
           <w:lang w:eastAsia="es-PE"/>
-          <ns2:ligatures ns2:val="none"/>
-        </w:rPr>
-      </w:pPr>
-    </w:p>
-    <w:p ns2:paraId="5D90C1F7" ns2:textId="7B44D8AF">
-      <w:pPr>
-        <w:spacing w:after="0" w:line="240" w:lineRule="auto"/>
-        <w:jc w:val="both"/>
-        <w:rPr>
-          <w:rFonts w:ascii="Arial Narrow" w:eastAsia="Arial Narrow" w:hAnsi="Arial Narrow" w:cs="Arial Narrow"/>
-          <w:color w:val="000000"/>
-          <w:kern w:val="0"/>
-          <w:lang w:eastAsia="es-PE"/>
-          <ns2:ligatures ns2:val="none"/>
-        </w:rPr>
-      </w:pPr>
-      <w:r>
-        <w:rPr>
-          <w:rFonts w:ascii="Arial Narrow" w:eastAsia="Arial Narrow" w:hAnsi="Arial Narrow" w:cs="Arial Narrow"/>
-          <w:b/>
-          <w:color w:val="000000"/>
-          <w:kern w:val="0"/>
-          <w:lang w:eastAsia="es-PE"/>
-          <ns2:ligatures ns2:val="none"/>
+          <w14:ligatures w14:val="none"/>
+        </w:rPr>
+      </w:pPr>
+    </w:p>
+    <w:p>
+      <w:pPr>
+        <w:spacing w:after="0" w:line="240" w:lineRule="auto"/>
+        <w:jc w:val="both"/>
+        <w:rPr>
+          <w:rFonts w:ascii="Arial Narrow" w:eastAsia="Arial Narrow" w:hAnsi="Arial Narrow" w:cs="Arial Narrow"/>
+          <w:color w:val="000000"/>
+          <w:kern w:val="0"/>
+          <w:lang w:eastAsia="es-PE"/>
+          <w14:ligatures w14:val="none"/>
+        </w:rPr>
+      </w:pPr>
+      <w:r>
+        <w:rPr>
+          <w:rFonts w:ascii="Arial Narrow" w:eastAsia="Arial Narrow" w:hAnsi="Arial Narrow" w:cs="Arial Narrow"/>
+          <w:b/>
+          <w:color w:val="000000"/>
+          <w:kern w:val="0"/>
+          <w:lang w:eastAsia="es-PE"/>
+          <w14:ligatures w14:val="none"/>
         </w:rPr>
         <w:t xml:space="preserve">TERCERO: </w:t>
       </w:r>
@@ -5000,7 +4937,7 @@
           <w:color w:val="000000"/>
           <w:kern w:val="0"/>
           <w:lang w:eastAsia="es-PE"/>
-          <ns2:ligatures ns2:val="none"/>
+          <w14:ligatures w14:val="none"/>
         </w:rPr>
         <w:t xml:space="preserve">requerir a </w:t>
       </w:r>
@@ -5017,12 +4954,12 @@
           <w:color w:val="000000"/>
           <w:kern w:val="0"/>
           <w:lang w:eastAsia="es-PE"/>
-          <ns2:ligatures ns2:val="none"/>
+          <w14:ligatures w14:val="none"/>
         </w:rPr>
         <w:t>que cumplan con lo siguiente:</w:t>
       </w:r>
     </w:p>
-    <w:p ns2:paraId="156DFAB9" ns2:textId="77777777">
+    <w:p>
       <w:pPr>
         <w:spacing w:after="0" w:line="240" w:lineRule="auto"/>
         <w:jc w:val="both"/>
@@ -5031,11 +4968,11 @@
           <w:color w:val="000000"/>
           <w:kern w:val="0"/>
           <w:lang w:eastAsia="es-PE"/>
-          <ns2:ligatures ns2:val="none"/>
-        </w:rPr>
-      </w:pPr>
-    </w:p>
-    <w:p ns2:paraId="37384474" ns2:textId="77777777">
+          <w14:ligatures w14:val="none"/>
+        </w:rPr>
+      </w:pPr>
+    </w:p>
+    <w:p>
       <w:pPr>
         <w:numPr>
           <w:ilvl w:val="0"/>
@@ -5049,21 +4986,21 @@
           <w:color w:val="000000"/>
           <w:kern w:val="0"/>
           <w:lang w:eastAsia="es-PE"/>
-          <ns2:ligatures ns2:val="none"/>
-        </w:rPr>
-      </w:pPr>
-      <w:r>
-        <w:rPr>
-          <w:rFonts w:ascii="Arial Narrow" w:eastAsia="Arial Narrow" w:hAnsi="Arial Narrow" w:cs="Arial Narrow"/>
-          <w:color w:val="000000"/>
-          <w:kern w:val="0"/>
-          <w:lang w:eastAsia="es-PE"/>
-          <ns2:ligatures ns2:val="none"/>
+          <w14:ligatures w14:val="none"/>
+        </w:rPr>
+      </w:pPr>
+      <w:r>
+        <w:rPr>
+          <w:rFonts w:ascii="Arial Narrow" w:eastAsia="Arial Narrow" w:hAnsi="Arial Narrow" w:cs="Arial Narrow"/>
+          <w:color w:val="000000"/>
+          <w:kern w:val="0"/>
+          <w:lang w:eastAsia="es-PE"/>
+          <w14:ligatures w14:val="none"/>
         </w:rPr>
         <w:t>presentar documentos que acrediten su inscripción en los Registros Públicos o una declaración jurada que indique que cuenta con dicha inscripción;</w:t>
       </w:r>
     </w:p>
-    <w:p ns2:paraId="04A6E74B" ns2:textId="77777777">
+    <w:p>
       <w:pPr>
         <w:numPr>
           <w:ilvl w:val="0"/>
@@ -5077,21 +5014,21 @@
           <w:color w:val="000000"/>
           <w:kern w:val="0"/>
           <w:lang w:eastAsia="es-PE"/>
-          <ns2:ligatures ns2:val="none"/>
-        </w:rPr>
-      </w:pPr>
-      <w:r>
-        <w:rPr>
-          <w:rFonts w:ascii="Arial Narrow" w:eastAsia="Arial Narrow" w:hAnsi="Arial Narrow" w:cs="Arial Narrow"/>
-          <w:color w:val="000000"/>
-          <w:kern w:val="0"/>
-          <w:lang w:eastAsia="es-PE"/>
-          <ns2:ligatures ns2:val="none"/>
+          <w14:ligatures w14:val="none"/>
+        </w:rPr>
+      </w:pPr>
+      <w:r>
+        <w:rPr>
+          <w:rFonts w:ascii="Arial Narrow" w:eastAsia="Arial Narrow" w:hAnsi="Arial Narrow" w:cs="Arial Narrow"/>
+          <w:color w:val="000000"/>
+          <w:kern w:val="0"/>
+          <w:lang w:eastAsia="es-PE"/>
+          <w14:ligatures w14:val="none"/>
         </w:rPr>
         <w:t>presentar copia simple de las facultades de representación de su representante legal en el presente procedimiento o la declaración jurada que indique que cuenta con dichas facultades y que estas se encuentran vigentes;</w:t>
       </w:r>
     </w:p>
-    <w:p ns2:paraId="1203D0DC" ns2:textId="77777777">
+    <w:p>
       <w:pPr>
         <w:numPr>
           <w:ilvl w:val="0"/>
@@ -5105,21 +5042,21 @@
           <w:color w:val="000000"/>
           <w:kern w:val="0"/>
           <w:lang w:eastAsia="es-PE"/>
-          <ns2:ligatures ns2:val="none"/>
-        </w:rPr>
-      </w:pPr>
-      <w:r>
-        <w:rPr>
-          <w:rFonts w:ascii="Arial Narrow" w:eastAsia="Arial Narrow" w:hAnsi="Arial Narrow" w:cs="Arial Narrow"/>
-          <w:color w:val="000000"/>
-          <w:kern w:val="0"/>
-          <w:lang w:eastAsia="es-PE"/>
-          <ns2:ligatures ns2:val="none"/>
+          <w14:ligatures w14:val="none"/>
+        </w:rPr>
+      </w:pPr>
+      <w:r>
+        <w:rPr>
+          <w:rFonts w:ascii="Arial Narrow" w:eastAsia="Arial Narrow" w:hAnsi="Arial Narrow" w:cs="Arial Narrow"/>
+          <w:color w:val="000000"/>
+          <w:kern w:val="0"/>
+          <w:lang w:eastAsia="es-PE"/>
+          <w14:ligatures w14:val="none"/>
         </w:rPr>
         <w:t>consignar el Número de Registro Único de Contribuyentes (RUC); y,</w:t>
       </w:r>
     </w:p>
-    <w:p ns2:paraId="37704CA2" ns2:textId="7AD28F33">
+    <w:p>
       <w:pPr>
         <w:numPr>
           <w:ilvl w:val="0"/>
@@ -5131,16 +5068,16 @@
         <w:rPr>
           <w:rFonts w:ascii="Arial Narrow" w:eastAsia="Calibri" w:hAnsi="Arial Narrow" w:cs="Arial"/>
           <w:kern w:val="0"/>
-          <ns2:ligatures ns2:val="none"/>
-        </w:rPr>
-      </w:pPr>
-      <w:r>
-        <w:rPr>
-          <w:rFonts w:ascii="Arial Narrow" w:eastAsia="Arial Narrow" w:hAnsi="Arial Narrow" w:cs="Arial Narrow"/>
-          <w:color w:val="000000"/>
-          <w:kern w:val="0"/>
-          <w:lang w:eastAsia="es-PE"/>
-          <ns2:ligatures ns2:val="none"/>
+          <w14:ligatures w14:val="none"/>
+        </w:rPr>
+      </w:pPr>
+      <w:r>
+        <w:rPr>
+          <w:rFonts w:ascii="Arial Narrow" w:eastAsia="Arial Narrow" w:hAnsi="Arial Narrow" w:cs="Arial Narrow"/>
+          <w:color w:val="000000"/>
+          <w:kern w:val="0"/>
+          <w:lang w:eastAsia="es-PE"/>
+          <w14:ligatures w14:val="none"/>
         </w:rPr>
         <w:t xml:space="preserve">fijar domicilio procesal para el procedimiento, de conformidad con el numeral 1 del artículo 442 del Código Procesal Civil. </w:t>
       </w:r>
@@ -5148,7 +5085,7 @@
         <w:rPr>
           <w:rFonts w:ascii="Arial Narrow" w:eastAsia="Calibri" w:hAnsi="Arial Narrow" w:cs="Arial"/>
           <w:kern w:val="0"/>
-          <ns2:ligatures ns2:val="none"/>
+          <w14:ligatures w14:val="none"/>
         </w:rPr>
         <w:t>Para ello podrá señalar domicilio físico o una dirección electrónica a la que pueda remitirse las notificaciones</w:t>
       </w:r>
@@ -5157,12 +5094,12 @@
           <w:rFonts w:ascii="Arial Narrow" w:eastAsia="Arial" w:hAnsi="Arial Narrow" w:cs="Arial"/>
           <w:kern w:val="0"/>
           <w:lang w:val="es"/>
-          <ns2:ligatures ns2:val="none"/>
+          <w14:ligatures w14:val="none"/>
         </w:rPr>
         <w:t>;</w:t>
       </w:r>
     </w:p>
-    <w:p ns2:paraId="6A38ABFB" ns2:textId="7ACC9135">
+    <w:p>
       <w:pPr>
         <w:numPr>
           <w:ilvl w:val="0"/>
@@ -5174,14 +5111,14 @@
         <w:rPr>
           <w:rFonts w:ascii="Arial Narrow" w:eastAsia="Calibri" w:hAnsi="Arial Narrow" w:cs="Arial"/>
           <w:kern w:val="0"/>
-          <ns2:ligatures ns2:val="none"/>
+          <w14:ligatures w14:val="none"/>
         </w:rPr>
       </w:pPr>
       <w:r>
         <w:rPr>
           <w:rFonts w:ascii="Arial Narrow" w:eastAsia="Calibri" w:hAnsi="Arial Narrow" w:cs="Arial"/>
           <w:kern w:val="0"/>
-          <ns2:ligatures ns2:val="none"/>
+          <w14:ligatures w14:val="none"/>
         </w:rPr>
         <w:t>en caso califique como micro empresa o pequeña empresa, presentar los documentos que acrediten su volumen de ventas o ingresos brutos percibidos el año anterior relativo a todas sus actividades económicas y el número de trabajadores con el que cuenta</w:t>
       </w:r>
@@ -5191,7 +5128,7 @@
           <w:rFonts w:ascii="Arial Narrow" w:eastAsia="Calibri" w:hAnsi="Arial Narrow" w:cs="Arial"/>
           <w:kern w:val="0"/>
           <w:vertAlign w:val="superscript"/>
-          <ns2:ligatures ns2:val="none"/>
+          <w14:ligatures w14:val="none"/>
         </w:rPr>
         <w:footnoteReference w:id="8"/>
       </w:r>
@@ -5199,7 +5136,7 @@
         <w:rPr>
           <w:rFonts w:ascii="Arial Narrow" w:eastAsia="Calibri" w:hAnsi="Arial Narrow" w:cs="Arial"/>
           <w:kern w:val="0"/>
-          <ns2:ligatures ns2:val="none"/>
+          <w14:ligatures w14:val="none"/>
         </w:rPr>
         <w:t xml:space="preserve">. Ello, a fin de que la Comisión pueda meritar dicha documentación, conforme lo establece el artículo 110 del </w:t>
       </w:r>
@@ -5208,7 +5145,7 @@
           <w:rFonts w:ascii="Arial Narrow" w:eastAsia="Calibri" w:hAnsi="Arial Narrow" w:cs="Arial"/>
           <w:spacing w:val="-2"/>
           <w:kern w:val="0"/>
-          <ns2:ligatures ns2:val="none"/>
+          <w14:ligatures w14:val="none"/>
         </w:rPr>
         <w:t>Código</w:t>
       </w:r>
@@ -5219,7 +5156,7 @@
           <w:spacing w:val="-2"/>
           <w:kern w:val="0"/>
           <w:vertAlign w:val="superscript"/>
-          <ns2:ligatures ns2:val="none"/>
+          <w14:ligatures w14:val="none"/>
         </w:rPr>
         <w:footnoteReference w:id="9"/>
       </w:r>
@@ -5228,12 +5165,12 @@
           <w:rFonts w:ascii="Arial Narrow" w:eastAsia="Calibri" w:hAnsi="Arial Narrow" w:cs="Arial"/>
           <w:spacing w:val="-2"/>
           <w:kern w:val="0"/>
-          <ns2:ligatures ns2:val="none"/>
+          <w14:ligatures w14:val="none"/>
         </w:rPr>
         <w:t>.</w:t>
       </w:r>
     </w:p>
-    <w:p ns2:paraId="1B2AA0D1" ns2:textId="77777777">
+    <w:p>
       <w:pPr>
         <w:spacing w:after="0" w:line="240" w:lineRule="auto"/>
         <w:ind w:left="567"/>
@@ -5243,20 +5180,20 @@
           <w:color w:val="000000"/>
           <w:kern w:val="0"/>
           <w:lang w:eastAsia="es-PE"/>
-          <ns2:ligatures ns2:val="none"/>
-        </w:rPr>
-      </w:pPr>
-    </w:p>
-    <w:p>
-      <w:pPr>
-        <w:spacing w:after="0" w:line="240" w:lineRule="auto"/>
-        <w:jc w:val="both"/>
-        <w:rPr>
-          <w:rFonts w:ascii="Arial Narrow" w:eastAsia="Arial Narrow" w:hAnsi="Arial Narrow" w:cs="Arial Narrow"/>
-          <w:color w:val="000000"/>
-          <w:kern w:val="0"/>
-          <w:lang w:eastAsia="es-PE"/>
-          <ns2:ligatures ns2:val="none"/>
+          <w14:ligatures w14:val="none"/>
+        </w:rPr>
+      </w:pPr>
+    </w:p>
+    <w:p>
+      <w:pPr>
+        <w:spacing w:after="0" w:line="240" w:lineRule="auto"/>
+        <w:jc w:val="both"/>
+        <w:rPr>
+          <w:rFonts w:ascii="Arial Narrow" w:eastAsia="Arial Narrow" w:hAnsi="Arial Narrow" w:cs="Arial Narrow"/>
+          <w:color w:val="000000"/>
+          <w:kern w:val="0"/>
+          <w:lang w:eastAsia="es-PE"/>
+          <w14:ligatures w14:val="none"/>
         </w:rPr>
       </w:pPr>
       <w:r>
@@ -5275,42 +5212,82 @@
           <w:sz w:val="20"/>
           <w:szCs w:val="20"/>
         </w:rPr>
-        <w:t xml:space="preserve">correr traslado de la presente resolución a Rímac Seguros y Reaseguros S.A., al Banco BBVA Perú S.A. y a Impulsa 365 S.A.C. para que, de conformidad con lo dispuesto por el artículo 26 de la Ley sobre Facultades, Normas y Organización del Indecopi, aprobada por Decreto Legislativo 807, presenten sus descargos sobre la imputación de cargos realizada en un plazo no mayor a cinco (5) días hábiles contado a partir del día siguiente de la notificación de la presente resolución, vencido el cual, el Secretario Técnico declarará en rebeldía a los denunciados que no lo hubieran presentado. Debe precisarse que de conformidad con lo establecido por el artículo 223 del Texto Único Ordenado de la Ley 27444, Ley del Procedimiento Administrativo General, las alegaciones y los hechos relevantes de la reclamación, salvo que hayan sido específicamente negadas en la contestación, se tendrán por aceptadas o merituadas como ciertas.</w:t>
-      </w:r>
-    </w:p>
-    <w:p ns2:paraId="2F1C55D7" ns2:textId="77777777">
-      <w:pPr>
-        <w:spacing w:after="0" w:line="240" w:lineRule="auto"/>
-        <w:jc w:val="both"/>
-        <w:rPr>
-          <w:rFonts w:ascii="Arial Narrow" w:eastAsia="Arial Narrow" w:hAnsi="Arial Narrow" w:cs="Arial Narrow"/>
-          <w:color w:val="000000"/>
-          <w:kern w:val="0"/>
-          <w:lang w:eastAsia="es-PE"/>
-          <ns2:ligatures ns2:val="none"/>
-        </w:rPr>
-      </w:pPr>
-    </w:p>
-    <w:p ns2:paraId="6D15F6EA" ns2:textId="38D173F7">
-      <w:pPr>
-        <w:spacing w:after="0" w:line="240" w:lineRule="auto"/>
-        <w:jc w:val="both"/>
-        <w:rPr>
-          <w:rFonts w:ascii="Arial Narrow" w:eastAsia="Times New Roman" w:hAnsi="Arial Narrow" w:cs="Arial"/>
-          <w:color w:val="000000"/>
-          <w:kern w:val="0"/>
+        <w:t xml:space="preserve">correr traslado de la presente resolución a Rímac Seguros y Reaseguros S.A., al Banco BBVA Perú S.A. y a Impulsa 365 S.A.C. para que, de conformidad con lo dispuesto por el artículo 26 de la Ley sobre Facultades, Normas y Organización del Indecopi, aprobada por Decreto Legislativo 807</w:t>
+      </w:r>
+      <w:r>
+        <w:rPr>
+          <w:rStyle w:val="Refdenotaalpie"/>
+          <w:rFonts w:ascii="Arial Narrow" w:eastAsia="Times New Roman" w:hAnsi="Arial Narrow" w:cs="Times New Roman"/>
+          <w:color w:val="000000"/>
+          <w:kern w:val="0"/>
+          <w:vertAlign w:val="superscript"/>
           <w:lang w:val="es-ES" w:eastAsia="es-ES"/>
-          <ns2:ligatures ns2:val="none"/>
-        </w:rPr>
-      </w:pPr>
-      <w:r>
-        <w:rPr>
-          <w:rFonts w:ascii="Arial Narrow" w:eastAsia="Arial Narrow" w:hAnsi="Arial Narrow" w:cs="Arial Narrow"/>
-          <w:b/>
-          <w:color w:val="000000"/>
-          <w:kern w:val="0"/>
-          <w:lang w:eastAsia="es-PE"/>
-          <ns2:ligatures ns2:val="none"/>
+          <w14:ligatures w14:val="none"/>
+        </w:rPr>
+        <w:footnoteReference w:id="15"/>
+      </w:r>
+      <w:r>
+        <w:rPr>
+          <w:rFonts w:ascii="Arial Narrow" w:hAnsi="Arial Narrow" w:cs="Arial Narrow"/>
+          <w:sz w:val="20"/>
+          <w:szCs w:val="20"/>
+        </w:rPr>
+        <w:t xml:space="preserve">, presenten sus descargos sobre la imputación de cargos realizada en un plazo no mayor a cinco (5) días hábiles contado a partir del día siguiente de la notificación de la presente resolución, vencido el cual, el Secretario Técnico declarará en rebeldía a los denunciados que no lo hubieran presentado. Debe precisarse que de conformidad con lo establecido por el artículo 223 del Texto Único Ordenado de la Ley 27444, Ley del Procedimiento Administrativo General</w:t>
+      </w:r>
+      <w:r>
+        <w:rPr>
+          <w:rStyle w:val="Refdenotaalpie"/>
+          <w:rFonts w:ascii="Arial Narrow" w:eastAsia="Times New Roman" w:hAnsi="Arial Narrow" w:cs="Times New Roman"/>
+          <w:color w:val="000000"/>
+          <w:kern w:val="0"/>
+          <w:vertAlign w:val="superscript"/>
+          <w:lang w:val="es-ES" w:eastAsia="es-ES"/>
+          <w14:ligatures w14:val="none"/>
+        </w:rPr>
+        <w:footnoteReference w:id="16"/>
+      </w:r>
+      <w:r>
+        <w:rPr>
+          <w:rFonts w:ascii="Arial Narrow" w:hAnsi="Arial Narrow" w:cs="Arial Narrow"/>
+          <w:sz w:val="20"/>
+          <w:szCs w:val="20"/>
+        </w:rPr>
+        <w:t xml:space="preserve">, las alegaciones y los hechos relevantes de la reclamación, salvo que hayan sido específicamente negadas en la contestación, se tendrán por aceptadas o merituadas como ciertas.</w:t>
+      </w:r>
+    </w:p>
+    <w:p>
+      <w:pPr>
+        <w:spacing w:after="0" w:line="240" w:lineRule="auto"/>
+        <w:jc w:val="both"/>
+        <w:rPr>
+          <w:rFonts w:ascii="Arial Narrow" w:eastAsia="Arial Narrow" w:hAnsi="Arial Narrow" w:cs="Arial Narrow"/>
+          <w:color w:val="000000"/>
+          <w:kern w:val="0"/>
+          <w:lang w:eastAsia="es-PE"/>
+          <w14:ligatures w14:val="none"/>
+        </w:rPr>
+      </w:pPr>
+    </w:p>
+    <w:p>
+      <w:pPr>
+        <w:spacing w:after="0" w:line="240" w:lineRule="auto"/>
+        <w:jc w:val="both"/>
+        <w:rPr>
+          <w:rFonts w:ascii="Arial Narrow" w:eastAsia="Times New Roman" w:hAnsi="Arial Narrow" w:cs="Arial"/>
+          <w:color w:val="000000"/>
+          <w:kern w:val="0"/>
+          <w:lang w:val="es-ES" w:eastAsia="es-ES"/>
+          <w14:ligatures w14:val="none"/>
+        </w:rPr>
+      </w:pPr>
+      <w:r>
+        <w:rPr>
+          <w:rFonts w:ascii="Arial Narrow" w:eastAsia="Arial Narrow" w:hAnsi="Arial Narrow" w:cs="Arial Narrow"/>
+          <w:b/>
+          <w:color w:val="000000"/>
+          <w:kern w:val="0"/>
+          <w:lang w:eastAsia="es-PE"/>
+          <w14:ligatures w14:val="none"/>
         </w:rPr>
         <w:lastRenderedPageBreak/>
         <w:t xml:space="preserve">QUINTO: </w:t>
@@ -5322,7 +5299,7 @@
           <w:color w:val="000000"/>
           <w:kern w:val="0"/>
           <w:lang w:eastAsia="es-ES"/>
-          <ns2:ligatures ns2:val="none"/>
+          <w14:ligatures w14:val="none"/>
         </w:rPr>
         <w:t xml:space="preserve">requerir </w:t>
       </w:r>
@@ -5332,7 +5309,7 @@
           <w:color w:val="000000"/>
           <w:kern w:val="0"/>
           <w:lang w:val="es-ES" w:eastAsia="es-ES"/>
-          <ns2:ligatures ns2:val="none"/>
+          <w14:ligatures w14:val="none"/>
         </w:rPr>
         <w:t xml:space="preserve">que, en un </w:t>
       </w:r>
@@ -5342,7 +5319,7 @@
           <w:color w:val="000000"/>
           <w:kern w:val="0"/>
           <w:lang w:eastAsia="es-ES"/>
-          <ns2:ligatures ns2:val="none"/>
+          <w14:ligatures w14:val="none"/>
         </w:rPr>
         <w:t>plazo no mayor de cinco (5) días hábiles contado a partir del día siguiente de la notificación de la presente resolución</w:t>
       </w:r>
@@ -5353,7 +5330,7 @@
           <w:color w:val="000000"/>
           <w:kern w:val="0"/>
           <w:lang w:eastAsia="es-ES"/>
-          <ns2:ligatures ns2:val="none"/>
+          <w14:ligatures w14:val="none"/>
         </w:rPr>
         <w:t xml:space="preserve">, </w:t>
       </w:r>
@@ -5378,7 +5355,7 @@
           <w:color w:val="000000"/>
           <w:kern w:val="0"/>
           <w:lang w:eastAsia="es-ES"/>
-          <ns2:ligatures ns2:val="none"/>
+          <w14:ligatures w14:val="none"/>
         </w:rPr>
         <w:t xml:space="preserve">, </w:t>
       </w:r>
@@ -5389,7 +5366,7 @@
           <w:color w:val="000000"/>
           <w:kern w:val="0"/>
           <w:lang w:val="es-ES" w:eastAsia="es-ES"/>
-          <ns2:ligatures ns2:val="none"/>
+          <w14:ligatures w14:val="none"/>
         </w:rPr>
         <w:t xml:space="preserve">cumpla con: </w:t>
       </w:r>
@@ -5399,7 +5376,7 @@
           <w:color w:val="000000"/>
           <w:kern w:val="0"/>
           <w:lang w:val="es-ES" w:eastAsia="es-ES"/>
-          <ns2:ligatures ns2:val="none"/>
+          <w14:ligatures w14:val="none"/>
         </w:rPr>
         <w:t>(i) presentar una copia debidamente suscrita del Certificado 001177944002994373 del Seguro de Protección Múltiple materia de denuncia, así como el cargo de remisión de la póliza y/o certificado; (ii) presentar los medios probatorios que acrediten la cantidad total de los servicios anuales contemplados en la cobertura del Certificado 001177944002994373 del Seguro de Protección Múltiple; (iii) presentar los medios probatorios que acrediten la existencia de condiciones contractuales que facultaran la activación automática de la modalidad de reembolso; y, (iv) presentar todas las comunicaciones cursadas con la parte denunciante en virtud de los hechos materia de denuncia</w:t>
       </w:r>
@@ -5409,12 +5386,12 @@
           <w:color w:val="000000"/>
           <w:kern w:val="0"/>
           <w:lang w:val="es-ES" w:eastAsia="es-ES"/>
-          <ns2:ligatures ns2:val="none"/>
+          <w14:ligatures w14:val="none"/>
         </w:rPr>
         <w:t>.</w:t>
       </w:r>
     </w:p>
-    <w:p ns2:paraId="7EAE58BA" ns2:textId="77777777">
+    <w:p>
       <w:pPr>
         <w:spacing w:after="0" w:line="240" w:lineRule="auto"/>
         <w:jc w:val="both"/>
@@ -5423,11 +5400,11 @@
           <w:color w:val="000000"/>
           <w:kern w:val="0"/>
           <w:lang w:val="es-ES" w:eastAsia="es-ES"/>
-          <ns2:ligatures ns2:val="none"/>
-        </w:rPr>
-      </w:pPr>
-    </w:p>
-    <w:p ns2:paraId="018EE32A" ns2:textId="490CE3B4">
+          <w14:ligatures w14:val="none"/>
+        </w:rPr>
+      </w:pPr>
+    </w:p>
+    <w:p>
       <w:pPr>
         <w:spacing w:after="0" w:line="240" w:lineRule="auto"/>
         <w:jc w:val="both"/>
@@ -5436,17 +5413,17 @@
           <w:color w:val="000000"/>
           <w:kern w:val="0"/>
           <w:lang w:val="es-ES" w:eastAsia="es-ES"/>
-          <ns2:ligatures ns2:val="none"/>
-        </w:rPr>
-      </w:pPr>
-      <w:r>
-        <w:rPr>
-          <w:rFonts w:ascii="Arial Narrow" w:eastAsia="Arial Narrow" w:hAnsi="Arial Narrow" w:cs="Arial Narrow"/>
-          <w:b/>
-          <w:color w:val="000000"/>
-          <w:kern w:val="0"/>
-          <w:lang w:eastAsia="es-PE"/>
-          <ns2:ligatures ns2:val="none"/>
+          <w14:ligatures w14:val="none"/>
+        </w:rPr>
+      </w:pPr>
+      <w:r>
+        <w:rPr>
+          <w:rFonts w:ascii="Arial Narrow" w:eastAsia="Arial Narrow" w:hAnsi="Arial Narrow" w:cs="Arial Narrow"/>
+          <w:b/>
+          <w:color w:val="000000"/>
+          <w:kern w:val="0"/>
+          <w:lang w:eastAsia="es-PE"/>
+          <w14:ligatures w14:val="none"/>
         </w:rPr>
         <w:t xml:space="preserve">SEXTO: </w:t>
       </w:r>
@@ -5456,7 +5433,7 @@
           <w:color w:val="000000"/>
           <w:kern w:val="0"/>
           <w:lang w:eastAsia="es-ES"/>
-          <ns2:ligatures ns2:val="none"/>
+          <w14:ligatures w14:val="none"/>
         </w:rPr>
         <w:t xml:space="preserve">requerir </w:t>
       </w:r>
@@ -5466,7 +5443,7 @@
           <w:color w:val="000000"/>
           <w:kern w:val="0"/>
           <w:lang w:val="es-ES" w:eastAsia="es-ES"/>
-          <ns2:ligatures ns2:val="none"/>
+          <w14:ligatures w14:val="none"/>
         </w:rPr>
         <w:t xml:space="preserve">que, en un </w:t>
       </w:r>
@@ -5476,7 +5453,7 @@
           <w:color w:val="000000"/>
           <w:kern w:val="0"/>
           <w:lang w:eastAsia="es-ES"/>
-          <ns2:ligatures ns2:val="none"/>
+          <w14:ligatures w14:val="none"/>
         </w:rPr>
         <w:t xml:space="preserve">plazo no mayor de cinco (5) días hábiles contado a partir del día siguiente de la notificación de la presente resolución, </w:t>
       </w:r>
@@ -5493,7 +5470,7 @@
           <w:color w:val="000000"/>
           <w:kern w:val="0"/>
           <w:lang w:eastAsia="es-ES"/>
-          <ns2:ligatures ns2:val="none"/>
+          <w14:ligatures w14:val="none"/>
         </w:rPr>
         <w:t xml:space="preserve">, </w:t>
       </w:r>
@@ -5503,7 +5480,7 @@
           <w:color w:val="000000"/>
           <w:kern w:val="0"/>
           <w:lang w:val="es-ES" w:eastAsia="es-ES"/>
-          <ns2:ligatures ns2:val="none"/>
+          <w14:ligatures w14:val="none"/>
         </w:rPr>
         <w:t xml:space="preserve">cumpla con: </w:t>
       </w:r>
@@ -5513,7 +5490,7 @@
           <w:color w:val="000000"/>
           <w:kern w:val="0"/>
           <w:lang w:val="es-ES" w:eastAsia="es-ES"/>
-          <ns2:ligatures ns2:val="none"/>
+          <w14:ligatures w14:val="none"/>
         </w:rPr>
         <w:t>(i) presentar una copia debidamente suscrita del Certificado 001177944002994373 del Seguro de Protección Múltiple materia de denuncia, así como el cargo de remisión de la póliza y/o certificado; y, (ii) presentar todas las comunicaciones cursadas con la parte denunciante en virtud de los hechos materia de denuncia</w:t>
       </w:r>
@@ -5523,12 +5500,12 @@
           <w:color w:val="000000"/>
           <w:kern w:val="0"/>
           <w:lang w:val="es-ES" w:eastAsia="es-ES"/>
-          <ns2:ligatures ns2:val="none"/>
+          <w14:ligatures w14:val="none"/>
         </w:rPr>
         <w:t>.</w:t>
       </w:r>
     </w:p>
-    <w:p ns2:paraId="09376C78" ns2:textId="77777777">
+    <w:p>
       <w:pPr>
         <w:spacing w:after="0" w:line="240" w:lineRule="auto"/>
         <w:jc w:val="both"/>
@@ -5537,11 +5514,11 @@
           <w:color w:val="000000"/>
           <w:kern w:val="0"/>
           <w:lang w:val="es-ES" w:eastAsia="es-ES"/>
-          <ns2:ligatures ns2:val="none"/>
-        </w:rPr>
-      </w:pPr>
-    </w:p>
-    <w:p ns2:paraId="61AD8504" ns2:textId="3AB8DCE7">
+          <w14:ligatures w14:val="none"/>
+        </w:rPr>
+      </w:pPr>
+    </w:p>
+    <w:p>
       <w:pPr>
         <w:spacing w:after="0" w:line="240" w:lineRule="auto"/>
         <w:jc w:val="both"/>
@@ -5550,17 +5527,17 @@
           <w:color w:val="000000"/>
           <w:kern w:val="0"/>
           <w:lang w:val="es-ES" w:eastAsia="es-ES"/>
-          <ns2:ligatures ns2:val="none"/>
-        </w:rPr>
-      </w:pPr>
-      <w:r>
-        <w:rPr>
-          <w:rFonts w:ascii="Arial Narrow" w:eastAsia="Arial Narrow" w:hAnsi="Arial Narrow" w:cs="Arial Narrow"/>
-          <w:b/>
-          <w:color w:val="000000"/>
-          <w:kern w:val="0"/>
-          <w:lang w:eastAsia="es-PE"/>
-          <ns2:ligatures ns2:val="none"/>
+          <w14:ligatures w14:val="none"/>
+        </w:rPr>
+      </w:pPr>
+      <w:r>
+        <w:rPr>
+          <w:rFonts w:ascii="Arial Narrow" w:eastAsia="Arial Narrow" w:hAnsi="Arial Narrow" w:cs="Arial Narrow"/>
+          <w:b/>
+          <w:color w:val="000000"/>
+          <w:kern w:val="0"/>
+          <w:lang w:eastAsia="es-PE"/>
+          <w14:ligatures w14:val="none"/>
         </w:rPr>
         <w:t xml:space="preserve">SÉTIMO: </w:t>
       </w:r>
@@ -5570,7 +5547,7 @@
           <w:color w:val="000000"/>
           <w:kern w:val="0"/>
           <w:lang w:eastAsia="es-ES"/>
-          <ns2:ligatures ns2:val="none"/>
+          <w14:ligatures w14:val="none"/>
         </w:rPr>
         <w:t xml:space="preserve">requerir </w:t>
       </w:r>
@@ -5580,7 +5557,7 @@
           <w:color w:val="000000"/>
           <w:kern w:val="0"/>
           <w:lang w:val="es-ES" w:eastAsia="es-ES"/>
-          <ns2:ligatures ns2:val="none"/>
+          <w14:ligatures w14:val="none"/>
         </w:rPr>
         <w:t xml:space="preserve">que, en un </w:t>
       </w:r>
@@ -5590,7 +5567,7 @@
           <w:color w:val="000000"/>
           <w:kern w:val="0"/>
           <w:lang w:eastAsia="es-ES"/>
-          <ns2:ligatures ns2:val="none"/>
+          <w14:ligatures w14:val="none"/>
         </w:rPr>
         <w:t xml:space="preserve">plazo no mayor de cinco (5) días hábiles contado a partir del día siguiente de la notificación de la presente resolución, </w:t>
       </w:r>
@@ -5607,7 +5584,7 @@
           <w:color w:val="000000"/>
           <w:kern w:val="0"/>
           <w:lang w:eastAsia="es-ES"/>
-          <ns2:ligatures ns2:val="none"/>
+          <w14:ligatures w14:val="none"/>
         </w:rPr>
         <w:t xml:space="preserve">, </w:t>
       </w:r>
@@ -5617,7 +5594,7 @@
           <w:color w:val="000000"/>
           <w:kern w:val="0"/>
           <w:lang w:val="es-ES" w:eastAsia="es-ES"/>
-          <ns2:ligatures ns2:val="none"/>
+          <w14:ligatures w14:val="none"/>
         </w:rPr>
         <w:t xml:space="preserve">cumpla con: </w:t>
       </w:r>
@@ -5627,7 +5604,7 @@
           <w:color w:val="000000"/>
           <w:kern w:val="0"/>
           <w:lang w:val="es-ES" w:eastAsia="es-ES"/>
-          <ns2:ligatures ns2:val="none"/>
+          <w14:ligatures w14:val="none"/>
         </w:rPr>
         <w:t>(i) presentar una copia de la documentación que acreditara la falta de disponibilidad de personal técnico para atender el siniestro del 14 de octubre de 2025; (ii) presentar los medios probatorios que acrediten la existencia de condiciones contractuales que facultaran la activación automática de la modalidad de reembolso; y, (ii) presentar todas las comunicaciones cursadas con la parte denunciante en virtud de los hechos materia de denuncia</w:t>
       </w:r>
@@ -5637,12 +5614,12 @@
           <w:color w:val="000000"/>
           <w:kern w:val="0"/>
           <w:lang w:val="es-ES" w:eastAsia="es-ES"/>
-          <ns2:ligatures ns2:val="none"/>
+          <w14:ligatures w14:val="none"/>
         </w:rPr>
         <w:t>.</w:t>
       </w:r>
     </w:p>
-    <w:p ns2:paraId="262B363D" ns2:textId="77777777">
+    <w:p>
       <w:pPr>
         <w:spacing w:after="0" w:line="240" w:lineRule="auto"/>
         <w:jc w:val="both"/>
@@ -5651,20 +5628,20 @@
           <w:color w:val="000000"/>
           <w:kern w:val="0"/>
           <w:lang w:val="es-ES" w:eastAsia="es-ES"/>
-          <ns2:ligatures ns2:val="none"/>
-        </w:rPr>
-      </w:pPr>
-    </w:p>
-    <w:p ns2:paraId="58D4E496" ns2:textId="52A50383">
-      <w:pPr>
-        <w:spacing w:after="0" w:line="240" w:lineRule="auto"/>
-        <w:jc w:val="both"/>
-        <w:rPr>
-          <w:rFonts w:ascii="Arial Narrow" w:eastAsia="Arial Narrow" w:hAnsi="Arial Narrow" w:cs="Arial Narrow"/>
-          <w:color w:val="000000"/>
-          <w:kern w:val="0"/>
-          <w:lang w:eastAsia="es-PE"/>
-          <ns2:ligatures ns2:val="none"/>
+          <w14:ligatures w14:val="none"/>
+        </w:rPr>
+      </w:pPr>
+    </w:p>
+    <w:p>
+      <w:pPr>
+        <w:spacing w:after="0" w:line="240" w:lineRule="auto"/>
+        <w:jc w:val="both"/>
+        <w:rPr>
+          <w:rFonts w:ascii="Arial Narrow" w:eastAsia="Arial Narrow" w:hAnsi="Arial Narrow" w:cs="Arial Narrow"/>
+          <w:color w:val="000000"/>
+          <w:kern w:val="0"/>
+          <w:lang w:eastAsia="es-PE"/>
+          <w14:ligatures w14:val="none"/>
         </w:rPr>
       </w:pPr>
       <w:r>
@@ -5673,7 +5650,7 @@
           <w:b/>
           <w:bCs/>
           <w:kern w:val="0"/>
-          <ns2:ligatures ns2:val="none"/>
+          <w14:ligatures w14:val="none"/>
         </w:rPr>
         <w:t>OCTAVO</w:t>
       </w:r>
@@ -5684,7 +5661,7 @@
           <w:color w:val="000000"/>
           <w:kern w:val="0"/>
           <w:lang w:eastAsia="es-PE"/>
-          <ns2:ligatures ns2:val="none"/>
+          <w14:ligatures w14:val="none"/>
         </w:rPr>
         <w:t>:</w:t>
       </w:r>
@@ -5694,7 +5671,7 @@
           <w:color w:val="000000"/>
           <w:kern w:val="0"/>
           <w:lang w:eastAsia="es-PE"/>
-          <ns2:ligatures ns2:val="none"/>
+          <w14:ligatures w14:val="none"/>
         </w:rPr>
         <w:t xml:space="preserve"> </w:t>
       </w:r>
@@ -5705,7 +5682,7 @@
           <w:color w:val="000000"/>
           <w:kern w:val="0"/>
           <w:lang w:eastAsia="es-PE"/>
-          <ns2:ligatures ns2:val="none"/>
+          <w14:ligatures w14:val="none"/>
         </w:rPr>
         <w:t xml:space="preserve">informar a las partes que el artículo 110 de la </w:t>
       </w:r>
@@ -5715,7 +5692,7 @@
           <w:color w:val="000000"/>
           <w:kern w:val="0"/>
           <w:lang w:eastAsia="es-PE"/>
-          <ns2:ligatures ns2:val="none"/>
+          <w14:ligatures w14:val="none"/>
         </w:rPr>
         <w:t>Ley</w:t>
       </w:r>
@@ -5725,7 +5702,7 @@
           <w:color w:val="000000"/>
           <w:kern w:val="0"/>
           <w:lang w:eastAsia="es-PE"/>
-          <ns2:ligatures ns2:val="none"/>
+          <w14:ligatures w14:val="none"/>
         </w:rPr>
         <w:t xml:space="preserve"> </w:t>
       </w:r>
@@ -5735,7 +5712,7 @@
           <w:color w:val="000000"/>
           <w:kern w:val="0"/>
           <w:lang w:eastAsia="es-PE"/>
-          <ns2:ligatures ns2:val="none"/>
+          <w14:ligatures w14:val="none"/>
         </w:rPr>
         <w:t xml:space="preserve"> 29571</w:t>
       </w:r>
@@ -5745,7 +5722,7 @@
           <w:color w:val="000000"/>
           <w:kern w:val="0"/>
           <w:lang w:eastAsia="es-PE"/>
-          <ns2:ligatures ns2:val="none"/>
+          <w14:ligatures w14:val="none"/>
         </w:rPr>
         <w:t>, Código de Protección y Defensa del Consumidor</w:t>
       </w:r>
@@ -5757,7 +5734,7 @@
           <w:kern w:val="0"/>
           <w:vertAlign w:val="superscript"/>
           <w:lang w:eastAsia="es-PE"/>
-          <ns2:ligatures ns2:val="none"/>
+          <w14:ligatures w14:val="none"/>
         </w:rPr>
         <w:footnoteReference w:id="10"/>
       </w:r>
@@ -5767,7 +5744,7 @@
           <w:color w:val="000000"/>
           <w:kern w:val="0"/>
           <w:lang w:eastAsia="es-PE"/>
-          <ns2:ligatures ns2:val="none"/>
+          <w14:ligatures w14:val="none"/>
         </w:rPr>
         <w:t>, faculta a la Comisión a calificar las infracciones de la referida norma como leves, graves o muy graves e imponer sanciones que van desde una amonestación hasta una multa por un máximo de 450 Unidades Impositivas Tributarias, sin perjuicio de las medidas correctivas, reparadoras y complementarias, que puedan ordenarse de acuerdo a lo estipulado en los artículos 114, 115 y 116 de la referida norma</w:t>
       </w:r>
@@ -5779,7 +5756,7 @@
           <w:kern w:val="0"/>
           <w:vertAlign w:val="superscript"/>
           <w:lang w:eastAsia="es-PE"/>
-          <ns2:ligatures ns2:val="none"/>
+          <w14:ligatures w14:val="none"/>
         </w:rPr>
         <w:footnoteReference w:id="11"/>
       </w:r>
@@ -5789,7 +5766,7 @@
           <w:color w:val="000000"/>
           <w:kern w:val="0"/>
           <w:lang w:eastAsia="es-PE"/>
-          <ns2:ligatures ns2:val="none"/>
+          <w14:ligatures w14:val="none"/>
         </w:rPr>
         <w:t xml:space="preserve">. </w:t>
       </w:r>
@@ -5800,7 +5777,7 @@
           <w:color w:val="000000"/>
           <w:kern w:val="0"/>
           <w:lang w:eastAsia="es-PE"/>
-          <ns2:ligatures ns2:val="none"/>
+          <w14:ligatures w14:val="none"/>
         </w:rPr>
         <w:t xml:space="preserve">Asimismo, se consideran circunstancias atenuantes para la graduación de la sanción, el </w:t>
       </w:r>
@@ -5810,7 +5787,7 @@
           <w:color w:val="000000"/>
           <w:kern w:val="0"/>
           <w:lang w:eastAsia="es-PE"/>
-          <ns2:ligatures ns2:val="none"/>
+          <w14:ligatures w14:val="none"/>
         </w:rPr>
         <w:lastRenderedPageBreak/>
         <w:t>allanamiento de la denuncia o el reconocimiento de las pretensiones en ella contenidas, de acuerdo con el artículo 112 del Código</w:t>
@@ -5823,7 +5800,7 @@
           <w:kern w:val="0"/>
           <w:vertAlign w:val="superscript"/>
           <w:lang w:eastAsia="es-PE"/>
-          <ns2:ligatures ns2:val="none"/>
+          <w14:ligatures w14:val="none"/>
         </w:rPr>
         <w:footnoteReference w:id="12"/>
       </w:r>
@@ -5833,12 +5810,12 @@
           <w:color w:val="000000"/>
           <w:kern w:val="0"/>
           <w:lang w:eastAsia="es-PE"/>
-          <ns2:ligatures ns2:val="none"/>
+          <w14:ligatures w14:val="none"/>
         </w:rPr>
         <w:t>.</w:t>
       </w:r>
     </w:p>
-    <w:p ns2:paraId="7A5236A4" ns2:textId="77777777">
+    <w:p>
       <w:pPr>
         <w:shd w:val="clear" w:color="auto" w:fill="FFFFFF"/>
         <w:spacing w:after="0" w:line="240" w:lineRule="auto"/>
@@ -5849,11 +5826,11 @@
           <w:color w:val="000000"/>
           <w:kern w:val="0"/>
           <w:lang w:eastAsia="es-PE"/>
-          <ns2:ligatures ns2:val="none"/>
-        </w:rPr>
-      </w:pPr>
-    </w:p>
-    <w:p ns2:paraId="3F071DDA" ns2:textId="019079D3">
+          <w14:ligatures w14:val="none"/>
+        </w:rPr>
+      </w:pPr>
+    </w:p>
+    <w:p>
       <w:pPr>
         <w:shd w:val="clear" w:color="auto" w:fill="FFFFFF"/>
         <w:spacing w:after="0" w:line="240" w:lineRule="auto"/>
@@ -5863,7 +5840,7 @@
           <w:color w:val="000000"/>
           <w:kern w:val="0"/>
           <w:lang w:eastAsia="es-PE"/>
-          <ns2:ligatures ns2:val="none"/>
+          <w14:ligatures w14:val="none"/>
         </w:rPr>
       </w:pPr>
       <w:r>
@@ -5873,7 +5850,7 @@
           <w:color w:val="000000"/>
           <w:kern w:val="0"/>
           <w:lang w:eastAsia="es-PE"/>
-          <ns2:ligatures ns2:val="none"/>
+          <w14:ligatures w14:val="none"/>
         </w:rPr>
         <w:t>NOVENO</w:t>
       </w:r>
@@ -5884,7 +5861,7 @@
           <w:color w:val="000000"/>
           <w:kern w:val="0"/>
           <w:lang w:eastAsia="es-PE"/>
-          <ns2:ligatures ns2:val="none"/>
+          <w14:ligatures w14:val="none"/>
         </w:rPr>
         <w:t>:</w:t>
       </w:r>
@@ -5894,12 +5871,12 @@
           <w:color w:val="000000"/>
           <w:kern w:val="0"/>
           <w:lang w:eastAsia="es-PE"/>
-          <ns2:ligatures ns2:val="none"/>
+          <w14:ligatures w14:val="none"/>
         </w:rPr>
         <w:t xml:space="preserve"> informar a las partes que conforme a lo establecido en el artículo 39 de la Ley sobre Facultades, Normas y Organización del Indecopi, aprobada por Decreto Legislativo 807, los gastos por los peritajes realizados, actuación de pruebas, inspecciones y otros derivados de la tramitación del proceso serán de cargo de la parte que solicita la prueba, salvo pacto en contrario. En todos los casos, la resolución final determinará si los gastos deben ser asumidos por alguna de las partes, o reembolsados a la otra parte o al Indecopi, según sea el caso, de manera adicional a la sanción que haya podido imponerse. </w:t>
       </w:r>
     </w:p>
-    <w:p ns2:paraId="0F10F9CF" ns2:textId="77777777">
+    <w:p>
       <w:pPr>
         <w:shd w:val="clear" w:color="auto" w:fill="FFFFFF"/>
         <w:spacing w:after="0" w:line="240" w:lineRule="auto"/>
@@ -5909,11 +5886,11 @@
           <w:color w:val="000000"/>
           <w:kern w:val="0"/>
           <w:lang w:eastAsia="es-PE"/>
-          <ns2:ligatures ns2:val="none"/>
-        </w:rPr>
-      </w:pPr>
-    </w:p>
-    <w:p ns2:paraId="194C23DD" ns2:textId="19B7580F">
+          <w14:ligatures w14:val="none"/>
+        </w:rPr>
+      </w:pPr>
+    </w:p>
+    <w:p>
       <w:pPr>
         <w:suppressAutoHyphens/>
         <w:spacing w:after="0" w:line="240" w:lineRule="auto"/>
@@ -5922,7 +5899,7 @@
           <w:rFonts w:ascii="Arial Narrow" w:eastAsia="Calibri" w:hAnsi="Arial Narrow" w:cs="Arial"/>
           <w:kern w:val="0"/>
           <w:u w:val="single"/>
-          <ns2:ligatures ns2:val="none"/>
+          <w14:ligatures w14:val="none"/>
         </w:rPr>
       </w:pPr>
       <w:r>
@@ -5931,7 +5908,7 @@
           <w:b/>
           <w:spacing w:val="-3"/>
           <w:kern w:val="0"/>
-          <ns2:ligatures ns2:val="none"/>
+          <w14:ligatures w14:val="none"/>
         </w:rPr>
         <w:t>DÉCIMO</w:t>
       </w:r>
@@ -5940,7 +5917,7 @@
           <w:rFonts w:ascii="Arial Narrow" w:eastAsia="Calibri" w:hAnsi="Arial Narrow" w:cs="Arial"/>
           <w:b/>
           <w:kern w:val="0"/>
-          <ns2:ligatures ns2:val="none"/>
+          <w14:ligatures w14:val="none"/>
         </w:rPr>
         <w:t>:</w:t>
       </w:r>
@@ -5948,7 +5925,7 @@
         <w:rPr>
           <w:rFonts w:ascii="Arial Narrow" w:eastAsia="Calibri" w:hAnsi="Arial Narrow" w:cs="Arial"/>
           <w:kern w:val="0"/>
-          <ns2:ligatures ns2:val="none"/>
+          <w14:ligatures w14:val="none"/>
         </w:rPr>
         <w:t xml:space="preserve"> comunicar a las partes que, de acuerdo a lo señalado por el artículo 29 del Decreto Legislativo 807</w:t>
       </w:r>
@@ -5958,7 +5935,7 @@
           <w:rFonts w:ascii="Arial Narrow" w:eastAsia="Calibri" w:hAnsi="Arial Narrow" w:cs="Arial"/>
           <w:kern w:val="0"/>
           <w:vertAlign w:val="superscript"/>
-          <ns2:ligatures ns2:val="none"/>
+          <w14:ligatures w14:val="none"/>
         </w:rPr>
         <w:footnoteReference w:id="13"/>
       </w:r>
@@ -5966,7 +5943,7 @@
         <w:rPr>
           <w:rFonts w:ascii="Arial Narrow" w:eastAsia="Calibri" w:hAnsi="Arial Narrow" w:cs="Arial"/>
           <w:kern w:val="0"/>
-          <ns2:ligatures ns2:val="none"/>
+          <w14:ligatures w14:val="none"/>
         </w:rPr>
         <w:t xml:space="preserve">, hasta antes de la emisión de la Resolución Final tienen la posibilidad de solicitar una audiencia de conciliación. En caso deleguen a favor de una tercera persona su actuación en la diligencia programada, esta deberá presentar un poder especial con firma legalizada ante Notario Público, donde conste </w:t>
       </w:r>
@@ -5975,7 +5952,7 @@
           <w:rFonts w:ascii="Arial Narrow" w:eastAsia="Calibri" w:hAnsi="Arial Narrow" w:cs="Arial"/>
           <w:kern w:val="0"/>
           <w:u w:val="single"/>
-          <ns2:ligatures ns2:val="none"/>
+          <w14:ligatures w14:val="none"/>
         </w:rPr>
         <w:t>expresamente su facultad para asistir y conciliar en su representación</w:t>
       </w:r>
@@ -5984,7 +5961,7 @@
           <w:rFonts w:ascii="Arial Narrow" w:eastAsia="Calibri" w:hAnsi="Arial Narrow" w:cs="Arial"/>
           <w:bCs/>
           <w:kern w:val="0"/>
-          <ns2:ligatures ns2:val="none"/>
+          <w14:ligatures w14:val="none"/>
         </w:rPr>
         <w:t>.</w:t>
       </w:r>
@@ -5994,7 +5971,7 @@
           <w:b/>
           <w:bCs/>
           <w:kern w:val="0"/>
-          <ns2:ligatures ns2:val="none"/>
+          <w14:ligatures w14:val="none"/>
         </w:rPr>
         <w:t xml:space="preserve"> </w:t>
       </w:r>
@@ -6003,12 +5980,12 @@
           <w:rFonts w:ascii="Arial Narrow" w:eastAsia="Calibri" w:hAnsi="Arial Narrow" w:cs="Arial"/>
           <w:kern w:val="0"/>
           <w:u w:val="single"/>
-          <ns2:ligatures ns2:val="none"/>
+          <w14:ligatures w14:val="none"/>
         </w:rPr>
         <w:t xml:space="preserve">Ello bajo apercibimiento de no realizar la audiencia de conciliación y levantar el acta de inasistencia correspondiente. </w:t>
       </w:r>
     </w:p>
-    <w:p ns2:paraId="19088877" ns2:textId="77777777">
+    <w:p>
       <w:pPr>
         <w:suppressAutoHyphens/>
         <w:spacing w:after="0" w:line="240" w:lineRule="auto"/>
@@ -6017,11 +5994,11 @@
           <w:rFonts w:ascii="Arial Narrow" w:eastAsia="Calibri" w:hAnsi="Arial Narrow" w:cs="Arial"/>
           <w:kern w:val="0"/>
           <w:u w:val="single"/>
-          <ns2:ligatures ns2:val="none"/>
-        </w:rPr>
-      </w:pPr>
-    </w:p>
-    <w:p ns2:paraId="69E33D6A" ns2:textId="0C541015">
+          <w14:ligatures w14:val="none"/>
+        </w:rPr>
+      </w:pPr>
+    </w:p>
+    <w:p>
       <w:pPr>
         <w:suppressAutoHyphens/>
         <w:spacing w:after="0" w:line="240" w:lineRule="auto"/>
@@ -6031,7 +6008,7 @@
           <w:color w:val="000000"/>
           <w:kern w:val="0"/>
           <w:lang w:eastAsia="es-PE"/>
-          <ns2:ligatures ns2:val="none"/>
+          <w14:ligatures w14:val="none"/>
         </w:rPr>
       </w:pPr>
       <w:r>
@@ -6040,7 +6017,7 @@
           <w:b/>
           <w:spacing w:val="-3"/>
           <w:kern w:val="0"/>
-          <ns2:ligatures ns2:val="none"/>
+          <w14:ligatures w14:val="none"/>
         </w:rPr>
         <w:t>DÉCIMO</w:t>
       </w:r>
@@ -6050,7 +6027,7 @@
           <w:b/>
           <w:spacing w:val="-3"/>
           <w:kern w:val="0"/>
-          <ns2:ligatures ns2:val="none"/>
+          <w14:ligatures w14:val="none"/>
         </w:rPr>
         <w:t xml:space="preserve"> </w:t>
       </w:r>
@@ -6069,7 +6046,7 @@
           <w:color w:val="000000"/>
           <w:kern w:val="0"/>
           <w:lang w:eastAsia="es-PE"/>
-          <ns2:ligatures ns2:val="none"/>
+          <w14:ligatures w14:val="none"/>
         </w:rPr>
         <w:t>:</w:t>
       </w:r>
@@ -6079,14 +6056,14 @@
           <w:color w:val="000000"/>
           <w:kern w:val="0"/>
           <w:lang w:eastAsia="es-PE"/>
-          <ns2:ligatures ns2:val="none"/>
+          <w14:ligatures w14:val="none"/>
         </w:rPr>
         <w:t xml:space="preserve"> poner en conocimiento de las partes que, antes de la emisión de la Resolución Final, tienen la posibilidad de formular su desistimiento o presentar el acuerdo arribado mediante la conciliación, mediación, transacción o cualquier otro que, de forma indubitable, deje constancia que se ha solucionado la controversia materia de denuncia.</w:t>
       </w:r>
       <w:bookmarkStart w:id="13" w:name="h.gjdgxs" w:colFirst="0" w:colLast="0"/>
       <w:bookmarkEnd w:id="13"/>
     </w:p>
-    <w:p ns2:paraId="3E6ACB0B" ns2:textId="77777777">
+    <w:p>
       <w:pPr>
         <w:suppressAutoHyphens/>
         <w:spacing w:after="0" w:line="240" w:lineRule="auto"/>
@@ -6098,7 +6075,7 @@
         </w:rPr>
       </w:pPr>
     </w:p>
-    <w:p ns2:paraId="4DB7FEAC" ns2:textId="33EFEAEA">
+    <w:p>
       <w:pPr>
         <w:suppressAutoHyphens/>
         <w:spacing w:after="0" w:line="240" w:lineRule="auto"/>
@@ -6129,7 +6106,7 @@
           <w:b/>
           <w:spacing w:val="-3"/>
           <w:kern w:val="0"/>
-          <ns2:ligatures ns2:val="none"/>
+          <w14:ligatures w14:val="none"/>
         </w:rPr>
         <w:t/>
       </w:r>
@@ -6139,7 +6116,7 @@
           <w:bCs/>
           <w:spacing w:val="-3"/>
           <w:kern w:val="0"/>
-          <ns2:ligatures ns2:val="none"/>
+          <w14:ligatures w14:val="none"/>
         </w:rPr>
         <w:t xml:space="preserve"/>
       </w:r>
@@ -6149,7 +6126,7 @@
           <w:bCs/>
           <w:spacing w:val="-3"/>
           <w:kern w:val="0"/>
-          <ns2:ligatures ns2:val="none"/>
+          <w14:ligatures w14:val="none"/>
         </w:rPr>
         <w:t/>
       </w:r>
@@ -6159,7 +6136,7 @@
           <w:bCs/>
           <w:spacing w:val="-3"/>
           <w:kern w:val="0"/>
-          <ns2:ligatures ns2:val="none"/>
+          <w14:ligatures w14:val="none"/>
         </w:rPr>
         <w:t xml:space="preserve"/>
       </w:r>
@@ -6169,7 +6146,7 @@
           <w:bCs/>
           <w:spacing w:val="-3"/>
           <w:kern w:val="0"/>
-          <ns2:ligatures ns2:val="none"/>
+          <w14:ligatures w14:val="none"/>
         </w:rPr>
         <w:t xml:space="preserve"/>
       </w:r>
@@ -6307,7 +6284,7 @@
         <w:t/>
       </w:r>
     </w:p>
-    <w:p ns2:paraId="26B1ED4B" ns2:textId="77777777">
+    <w:p>
       <w:pPr>
         <w:suppressAutoHyphens/>
         <w:spacing w:after="0" w:line="240" w:lineRule="auto"/>
@@ -6317,7 +6294,7 @@
         </w:rPr>
       </w:pPr>
     </w:p>
-    <w:p ns2:paraId="12E923CD" ns2:textId="76E119C3">
+    <w:p>
       <w:pPr>
         <w:suppressAutoHyphens/>
         <w:spacing w:after="0" w:line="240" w:lineRule="auto"/>
@@ -6341,7 +6318,7 @@
           <w:b/>
           <w:spacing w:val="-3"/>
           <w:kern w:val="0"/>
-          <ns2:ligatures ns2:val="none"/>
+          <w14:ligatures w14:val="none"/>
         </w:rPr>
         <w:t>TERCERO</w:t>
       </w:r>
@@ -6408,7 +6385,7 @@
         <w:t>efectúe el acuse de recibo mediante la confirmación de recepción de la notificación remitida por este despacho a su Casilla Electrónica, dentro de los cinco (5) primeros días hábiles siguientes a la fecha en que recibe la notificación.</w:t>
       </w:r>
     </w:p>
-    <w:p ns2:paraId="218B4B10" ns2:textId="77777777">
+    <w:p>
       <w:pPr>
         <w:suppressAutoHyphens/>
         <w:spacing w:after="0" w:line="240" w:lineRule="auto"/>
@@ -6418,7 +6395,7 @@
         </w:rPr>
       </w:pPr>
     </w:p>
-    <w:p ns2:paraId="150F22E0" ns2:textId="480B0608">
+    <w:p>
       <w:pPr>
         <w:suppressAutoHyphens/>
         <w:spacing w:after="0" w:line="240" w:lineRule="auto"/>
@@ -6433,7 +6410,7 @@
           <w:b/>
           <w:spacing w:val="-3"/>
           <w:kern w:val="0"/>
-          <ns2:ligatures ns2:val="none"/>
+          <w14:ligatures w14:val="none"/>
         </w:rPr>
         <w:t xml:space="preserve">DÉCIMO </w:t>
       </w:r>
@@ -6443,7 +6420,7 @@
           <w:b/>
           <w:spacing w:val="-3"/>
           <w:kern w:val="0"/>
-          <ns2:ligatures ns2:val="none"/>
+          <w14:ligatures w14:val="none"/>
         </w:rPr>
         <w:t>CUARTO</w:t>
       </w:r>
@@ -6453,7 +6430,7 @@
           <w:b/>
           <w:spacing w:val="-3"/>
           <w:kern w:val="0"/>
-          <ns2:ligatures ns2:val="none"/>
+          <w14:ligatures w14:val="none"/>
         </w:rPr>
         <w:t>:</w:t>
       </w:r>
@@ -6463,7 +6440,7 @@
           <w:bCs/>
           <w:spacing w:val="-3"/>
           <w:kern w:val="0"/>
-          <ns2:ligatures ns2:val="none"/>
+          <w14:ligatures w14:val="none"/>
         </w:rPr>
         <w:t xml:space="preserve"> requerir a</w:t>
       </w:r>
@@ -6495,7 +6472,7 @@
           <w:color w:val="000000"/>
           <w:kern w:val="0"/>
           <w:lang w:eastAsia="es-PE"/>
-          <ns2:ligatures ns2:val="none"/>
+          <w14:ligatures w14:val="none"/>
         </w:rPr>
         <w:t>dentro del plazo de dos (2) días hábiles siguientes a la fecha en que reciba la notificación en su domicilio procesal</w:t>
       </w:r>
@@ -6507,7 +6484,7 @@
         <w:t xml:space="preserve">, señale un correo electrónico autorizando recibir las notificaciones correspondientes por dicho medio. </w:t>
       </w:r>
     </w:p>
-    <w:p ns2:paraId="00B9B615" ns2:textId="77777777">
+    <w:p>
       <w:pPr>
         <w:suppressAutoHyphens/>
         <w:spacing w:after="0" w:line="240" w:lineRule="auto"/>
@@ -6518,40 +6495,40 @@
           <w:color w:val="000000"/>
           <w:kern w:val="0"/>
           <w:lang w:eastAsia="es-PE"/>
-          <ns2:ligatures ns2:val="none"/>
+          <w14:ligatures w14:val="none"/>
         </w:rPr>
       </w:pPr>
     </w:p>
     <w:bookmarkEnd w:id="0"/>
-    <w:p ns2:paraId="6F8AFAC6" ns2:textId="77777777">
-      <w:pPr>
-        <w:spacing w:after="0" w:line="240" w:lineRule="auto"/>
-        <w:jc w:val="both"/>
-        <w:rPr>
-          <w:rFonts w:ascii="Arial Narrow" w:eastAsia="Arial Narrow" w:hAnsi="Arial Narrow" w:cs="Arial Narrow"/>
-          <w:b/>
-          <w:color w:val="000000"/>
-          <w:kern w:val="0"/>
-          <w:lang w:eastAsia="es-PE"/>
-          <ns2:ligatures ns2:val="none"/>
-        </w:rPr>
-      </w:pPr>
-    </w:p>
-    <w:p ns2:paraId="5BECE2A9" ns2:textId="77777777">
-      <w:pPr>
-        <w:spacing w:after="0" w:line="240" w:lineRule="auto"/>
-        <w:jc w:val="both"/>
-        <w:rPr>
-          <w:rFonts w:ascii="Arial Narrow" w:eastAsia="Arial Narrow" w:hAnsi="Arial Narrow" w:cs="Arial Narrow"/>
-          <w:b/>
-          <w:color w:val="000000"/>
-          <w:kern w:val="0"/>
-          <w:lang w:eastAsia="es-PE"/>
-          <ns2:ligatures ns2:val="none"/>
-        </w:rPr>
-      </w:pPr>
-    </w:p>
-    <w:p ns2:paraId="79C1D3C4" ns2:textId="77777777">
+    <w:p>
+      <w:pPr>
+        <w:spacing w:after="0" w:line="240" w:lineRule="auto"/>
+        <w:jc w:val="both"/>
+        <w:rPr>
+          <w:rFonts w:ascii="Arial Narrow" w:eastAsia="Arial Narrow" w:hAnsi="Arial Narrow" w:cs="Arial Narrow"/>
+          <w:b/>
+          <w:color w:val="000000"/>
+          <w:kern w:val="0"/>
+          <w:lang w:eastAsia="es-PE"/>
+          <w14:ligatures w14:val="none"/>
+        </w:rPr>
+      </w:pPr>
+    </w:p>
+    <w:p>
+      <w:pPr>
+        <w:spacing w:after="0" w:line="240" w:lineRule="auto"/>
+        <w:jc w:val="both"/>
+        <w:rPr>
+          <w:rFonts w:ascii="Arial Narrow" w:eastAsia="Arial Narrow" w:hAnsi="Arial Narrow" w:cs="Arial Narrow"/>
+          <w:b/>
+          <w:color w:val="000000"/>
+          <w:kern w:val="0"/>
+          <w:lang w:eastAsia="es-PE"/>
+          <w14:ligatures w14:val="none"/>
+        </w:rPr>
+      </w:pPr>
+    </w:p>
+    <w:p>
       <w:pPr>
         <w:spacing w:after="0" w:line="240" w:lineRule="auto"/>
         <w:jc w:val="both"/>
@@ -6561,13 +6538,13 @@
           <w:color w:val="000000"/>
           <w:kern w:val="0"/>
           <w:lang w:val="es-ES" w:eastAsia="es-PE"/>
-          <ns2:ligatures ns2:val="none"/>
+          <w14:ligatures w14:val="none"/>
         </w:rPr>
       </w:pPr>
       <w:bookmarkStart w:id="14" w:name="_Hlk218074855"/>
     </w:p>
     <w:bookmarkEnd w:id="14"/>
-    <w:p ns2:paraId="7D9C4EB2" ns2:textId="77777777">
+    <w:p>
       <w:pPr>
         <w:shd w:val="clear" w:color="auto" w:fill="FFFFFF"/>
         <w:spacing w:after="0" w:line="240" w:lineRule="auto"/>
@@ -6589,7 +6566,7 @@
         <w:t xml:space="preserve">Firmado digitalmente por </w:t>
       </w:r>
     </w:p>
-    <w:p ns2:paraId="7688088A" ns2:textId="77777777">
+    <w:p>
       <w:pPr>
         <w:shd w:val="clear" w:color="auto" w:fill="FFFFFF"/>
         <w:spacing w:after="0" w:line="240" w:lineRule="auto"/>
@@ -6611,7 +6588,7 @@
         <w:t xml:space="preserve">LUISA ANALÍ SILVA MALPARTIDA</w:t>
       </w:r>
     </w:p>
-    <w:p ns2:paraId="4F3F5AC1" ns2:textId="77777777">
+    <w:p>
       <w:pPr>
         <w:shd w:val="clear" w:color="auto" w:fill="FFFFFF"/>
         <w:spacing w:after="0" w:line="240" w:lineRule="auto"/>
@@ -6633,7 +6610,7 @@
         <w:t xml:space="preserve">Secretaria Técnica Ad Hoc</w:t>
       </w:r>
     </w:p>
-    <w:p ns2:paraId="2D2F6247" ns2:textId="0279BAA8">
+    <w:p>
       <w:pPr>
         <w:shd w:val="clear" w:color="auto" w:fill="FFFFFF"/>
         <w:spacing w:after="0" w:line="240" w:lineRule="auto"/>
@@ -6655,7 +6632,7 @@
         <w:t>Comisión de Protección al Consumidor 1</w:t>
       </w:r>
     </w:p>
-    <w:p ns2:paraId="60CE8955" ns2:textId="77777777">
+    <w:p>
       <w:pPr>
         <w:spacing w:after="0" w:line="240" w:lineRule="auto"/>
         <w:rPr>
@@ -6672,14 +6649,14 @@
         <w:t>LGP/JCQ</w:t>
       </w:r>
     </w:p>
-    <w:p ns2:paraId="68107EE2" ns2:textId="77777777">
+    <w:p>
       <w:pPr>
         <w:spacing w:after="0" w:line="240" w:lineRule="auto"/>
       </w:pPr>
     </w:p>
     <w:sectPr>
-      <w:headerReference w:type="default" ns3:id="rId8"/>
-      <w:footerReference w:type="default" ns3:id="rId9"/>
+      <w:headerReference w:type="default" r:id="rId8"/>
+      <w:footerReference w:type="default" r:id="rId9"/>
       <w:pgSz w:w="11906" w:h="16838"/>
       <w:pgMar w:top="1417" w:right="1701" w:bottom="1417" w:left="1701" w:header="708" w:footer="708" w:gutter="0"/>
       <w:cols w:space="708"/>
@@ -6690,7 +6667,7 @@
 </file>
 
 <file path=word/endnotes.xml><?xml version="1.0" encoding="utf-8"?>
-<w:endnotes xmlns:wpc="http://schemas.microsoft.com/office/word/2010/wordprocessingCanvas" xmlns:cx="http://schemas.microsoft.com/office/drawing/2014/chartex" xmlns:cx1="http://schemas.microsoft.com/office/drawing/2015/9/8/chartex" xmlns:cx2="http://schemas.microsoft.com/office/drawing/2015/10/21/chartex" xmlns:cx3="http://schemas.microsoft.com/office/drawing/2016/5/9/chartex" xmlns:cx4="http://schemas.microsoft.com/office/drawing/2016/5/10/chartex" xmlns:cx5="http://schemas.microsoft.com/office/drawing/2016/5/11/chartex" xmlns:cx6="http://schemas.microsoft.com/office/drawing/2016/5/12/chartex" xmlns:cx7="http://schemas.microsoft.com/office/drawing/2016/5/13/chartex" xmlns:cx8="http://schemas.microsoft.com/office/drawing/2016/5/14/chartex" xmlns:mc="http://schemas.openxmlformats.org/markup-compatibility/2006" xmlns:aink="http://schemas.microsoft.com/office/drawing/2016/ink" xmlns:am3d="http://schemas.microsoft.com/office/drawing/2017/model3d" xmlns:o="urn:schemas-microsoft-com:office:office" xmlns:oel="http://schemas.microsoft.com/office/2019/extlst" xmlns:r="http://schemas.openxmlformats.org/officeDocument/2006/relationships" xmlns:m="http://schemas.openxmlformats.org/officeDocument/2006/math" xmlns:v="urn:schemas-microsoft-com:vml" xmlns:wp14="http://schemas.microsoft.com/office/word/2010/wordprocessingDrawing" xmlns:wp="http://schemas.openxmlformats.org/drawingml/2006/wordprocessingDrawing" xmlns:w10="urn:schemas-microsoft-com:office:word" xmlns:w="http://schemas.openxmlformats.org/wordprocessingml/2006/main" xmlns:w14="http://schemas.microsoft.com/office/word/2010/wordml" xmlns:w15="http://schemas.microsoft.com/office/word/2012/wordml" xmlns:w16cex="http://schemas.microsoft.com/office/word/2018/wordml/cex" xmlns:w16cid="http://schemas.microsoft.com/office/word/2016/wordml/cid" xmlns:w16="http://schemas.microsoft.com/office/word/2018/wordml" xmlns:w16du="http://schemas.microsoft.com/office/word/2023/wordml/word16du" xmlns:w16sdtdh="http://schemas.microsoft.com/office/word/2020/wordml/sdtdatahash" xmlns:w16sdtfl="http://schemas.microsoft.com/office/word/2024/wordml/sdtformatlock" xmlns:w16se="http://schemas.microsoft.com/office/word/2015/wordml/symex" xmlns:wpg="http://schemas.microsoft.com/office/word/2010/wordprocessingGroup" xmlns:wpi="http://schemas.microsoft.com/office/word/2010/wordprocessingInk" xmlns:wne="http://schemas.microsoft.com/office/word/2006/wordml" xmlns:wps="http://schemas.microsoft.com/office/word/2010/wordprocessingShape" mc:Ignorable="w14 w15 w16se w16cid w16 w16cex w16sdtdh w16sdtfl w16du wp14">
+<w:endnotes xmlns:mc="http://schemas.openxmlformats.org/markup-compatibility/2006" xmlns:r="http://schemas.openxmlformats.org/officeDocument/2006/relationships" xmlns:w="http://schemas.openxmlformats.org/wordprocessingml/2006/main" xmlns:w14="http://schemas.microsoft.com/office/word/2010/wordml" xmlns:w15="http://schemas.microsoft.com/office/word/2012/wordml" xmlns:w16="http://schemas.microsoft.com/office/word/2018/wordml" xmlns:w16cex="http://schemas.microsoft.com/office/word/2018/wordml/cex" xmlns:w16cid="http://schemas.microsoft.com/office/word/2016/wordml/cid" xmlns:w16du="http://schemas.microsoft.com/office/word/2023/wordml/word16du" xmlns:w16sdtdh="http://schemas.microsoft.com/office/word/2020/wordml/sdtdatahash" xmlns:w16se="http://schemas.microsoft.com/office/word/2015/wordml/symex" xmlns:wp14="http://schemas.microsoft.com/office/word/2010/wordprocessingDrawing" mc:Ignorable="w14 w15 w16se w16cid w16 w16cex w16sdtdh w16du wp14">
   <w:endnote w:type="separator" w:id="-1">
     <w:p>
       <w:pPr>
@@ -6715,7 +6692,7 @@
 </file>
 
 <file path=word/footer1.xml><?xml version="1.0" encoding="utf-8"?>
-<w:ftr xmlns:wpc="http://schemas.microsoft.com/office/word/2010/wordprocessingCanvas" xmlns:cx="http://schemas.microsoft.com/office/drawing/2014/chartex" xmlns:cx1="http://schemas.microsoft.com/office/drawing/2015/9/8/chartex" xmlns:cx2="http://schemas.microsoft.com/office/drawing/2015/10/21/chartex" xmlns:cx3="http://schemas.microsoft.com/office/drawing/2016/5/9/chartex" xmlns:cx4="http://schemas.microsoft.com/office/drawing/2016/5/10/chartex" xmlns:cx5="http://schemas.microsoft.com/office/drawing/2016/5/11/chartex" xmlns:cx6="http://schemas.microsoft.com/office/drawing/2016/5/12/chartex" xmlns:cx7="http://schemas.microsoft.com/office/drawing/2016/5/13/chartex" xmlns:cx8="http://schemas.microsoft.com/office/drawing/2016/5/14/chartex" xmlns:mc="http://schemas.openxmlformats.org/markup-compatibility/2006" xmlns:aink="http://schemas.microsoft.com/office/drawing/2016/ink" xmlns:am3d="http://schemas.microsoft.com/office/drawing/2017/model3d" xmlns:o="urn:schemas-microsoft-com:office:office" xmlns:oel="http://schemas.microsoft.com/office/2019/extlst" xmlns:r="http://schemas.openxmlformats.org/officeDocument/2006/relationships" xmlns:m="http://schemas.openxmlformats.org/officeDocument/2006/math" xmlns:v="urn:schemas-microsoft-com:vml" xmlns:wp14="http://schemas.microsoft.com/office/word/2010/wordprocessingDrawing" xmlns:wp="http://schemas.openxmlformats.org/drawingml/2006/wordprocessingDrawing" xmlns:w10="urn:schemas-microsoft-com:office:word" xmlns:w="http://schemas.openxmlformats.org/wordprocessingml/2006/main" xmlns:w14="http://schemas.microsoft.com/office/word/2010/wordml" xmlns:w15="http://schemas.microsoft.com/office/word/2012/wordml" xmlns:w16cex="http://schemas.microsoft.com/office/word/2018/wordml/cex" xmlns:w16cid="http://schemas.microsoft.com/office/word/2016/wordml/cid" xmlns:w16="http://schemas.microsoft.com/office/word/2018/wordml" xmlns:w16du="http://schemas.microsoft.com/office/word/2023/wordml/word16du" xmlns:w16sdtdh="http://schemas.microsoft.com/office/word/2020/wordml/sdtdatahash" xmlns:w16sdtfl="http://schemas.microsoft.com/office/word/2024/wordml/sdtformatlock" xmlns:w16se="http://schemas.microsoft.com/office/word/2015/wordml/symex" xmlns:wpg="http://schemas.microsoft.com/office/word/2010/wordprocessingGroup" xmlns:wpi="http://schemas.microsoft.com/office/word/2010/wordprocessingInk" xmlns:wne="http://schemas.microsoft.com/office/word/2006/wordml" xmlns:wps="http://schemas.microsoft.com/office/word/2010/wordprocessingShape" mc:Ignorable="w14 w15 w16se w16cid w16 w16cex w16sdtdh w16sdtfl w16du wp14">
+<w:ftr xmlns:mc="http://schemas.openxmlformats.org/markup-compatibility/2006" xmlns:r="http://schemas.openxmlformats.org/officeDocument/2006/relationships" xmlns:w="http://schemas.openxmlformats.org/wordprocessingml/2006/main" xmlns:w14="http://schemas.microsoft.com/office/word/2010/wordml" xmlns:w15="http://schemas.microsoft.com/office/word/2012/wordml" xmlns:w16="http://schemas.microsoft.com/office/word/2018/wordml" xmlns:w16cex="http://schemas.microsoft.com/office/word/2018/wordml/cex" xmlns:w16cid="http://schemas.microsoft.com/office/word/2016/wordml/cid" xmlns:w16du="http://schemas.microsoft.com/office/word/2023/wordml/word16du" xmlns:w16sdtdh="http://schemas.microsoft.com/office/word/2020/wordml/sdtdatahash" xmlns:w16se="http://schemas.microsoft.com/office/word/2015/wordml/symex" xmlns:wp14="http://schemas.microsoft.com/office/word/2010/wordprocessingDrawing" mc:Ignorable="w14 w15 w16se w16cid w16 w16cex w16sdtdh w16du wp14">
   <w:p>
     <w:pPr>
       <w:pBdr>
@@ -6794,7 +6771,7 @@
 </file>
 
 <file path=word/footnotes.xml><?xml version="1.0" encoding="utf-8"?>
-<w:footnotes xmlns:wpc="http://schemas.microsoft.com/office/word/2010/wordprocessingCanvas" xmlns:cx="http://schemas.microsoft.com/office/drawing/2014/chartex" xmlns:cx1="http://schemas.microsoft.com/office/drawing/2015/9/8/chartex" xmlns:cx2="http://schemas.microsoft.com/office/drawing/2015/10/21/chartex" xmlns:cx3="http://schemas.microsoft.com/office/drawing/2016/5/9/chartex" xmlns:cx4="http://schemas.microsoft.com/office/drawing/2016/5/10/chartex" xmlns:cx5="http://schemas.microsoft.com/office/drawing/2016/5/11/chartex" xmlns:cx6="http://schemas.microsoft.com/office/drawing/2016/5/12/chartex" xmlns:cx7="http://schemas.microsoft.com/office/drawing/2016/5/13/chartex" xmlns:cx8="http://schemas.microsoft.com/office/drawing/2016/5/14/chartex" xmlns:mc="http://schemas.openxmlformats.org/markup-compatibility/2006" xmlns:aink="http://schemas.microsoft.com/office/drawing/2016/ink" xmlns:am3d="http://schemas.microsoft.com/office/drawing/2017/model3d" xmlns:o="urn:schemas-microsoft-com:office:office" xmlns:oel="http://schemas.microsoft.com/office/2019/extlst" xmlns:r="http://schemas.openxmlformats.org/officeDocument/2006/relationships" xmlns:m="http://schemas.openxmlformats.org/officeDocument/2006/math" xmlns:v="urn:schemas-microsoft-com:vml" xmlns:wp14="http://schemas.microsoft.com/office/word/2010/wordprocessingDrawing" xmlns:wp="http://schemas.openxmlformats.org/drawingml/2006/wordprocessingDrawing" xmlns:w10="urn:schemas-microsoft-com:office:word" xmlns:w="http://schemas.openxmlformats.org/wordprocessingml/2006/main" xmlns:w14="http://schemas.microsoft.com/office/word/2010/wordml" xmlns:w15="http://schemas.microsoft.com/office/word/2012/wordml" xmlns:w16cex="http://schemas.microsoft.com/office/word/2018/wordml/cex" xmlns:w16cid="http://schemas.microsoft.com/office/word/2016/wordml/cid" xmlns:w16="http://schemas.microsoft.com/office/word/2018/wordml" xmlns:w16du="http://schemas.microsoft.com/office/word/2023/wordml/word16du" xmlns:w16sdtdh="http://schemas.microsoft.com/office/word/2020/wordml/sdtdatahash" xmlns:w16sdtfl="http://schemas.microsoft.com/office/word/2024/wordml/sdtformatlock" xmlns:w16se="http://schemas.microsoft.com/office/word/2015/wordml/symex" xmlns:wpg="http://schemas.microsoft.com/office/word/2010/wordprocessingGroup" xmlns:wpi="http://schemas.microsoft.com/office/word/2010/wordprocessingInk" xmlns:wne="http://schemas.microsoft.com/office/word/2006/wordml" xmlns:wps="http://schemas.microsoft.com/office/word/2010/wordprocessingShape" mc:Ignorable="w14 w15 w16se w16cid w16 w16cex w16sdtdh w16sdtfl w16du wp14">
+<w:footnotes xmlns:mc="http://schemas.openxmlformats.org/markup-compatibility/2006" xmlns:r="http://schemas.openxmlformats.org/officeDocument/2006/relationships" xmlns:w="http://schemas.openxmlformats.org/wordprocessingml/2006/main" xmlns:w14="http://schemas.microsoft.com/office/word/2010/wordml" xmlns:w15="http://schemas.microsoft.com/office/word/2012/wordml" xmlns:w16="http://schemas.microsoft.com/office/word/2018/wordml" xmlns:w16cex="http://schemas.microsoft.com/office/word/2018/wordml/cex" xmlns:w16cid="http://schemas.microsoft.com/office/word/2016/wordml/cid" xmlns:w16du="http://schemas.microsoft.com/office/word/2023/wordml/word16du" xmlns:w16sdtdh="http://schemas.microsoft.com/office/word/2020/wordml/sdtdatahash" xmlns:w16se="http://schemas.microsoft.com/office/word/2015/wordml/symex" xmlns:wp14="http://schemas.microsoft.com/office/word/2010/wordprocessingDrawing" mc:Ignorable="w14 w15 w16se w16cid w16 w16cex w16sdtdh w16du wp14">
   <w:footnote w:type="separator" w:id="-1">
     <w:p>
       <w:pPr>
@@ -8366,6 +8343,161 @@
       </w:pPr>
     </w:p>
   </w:footnote>
+  <w:footnote w:id="15">
+    <w:p>
+      <w:pPr>
+        <w:pStyle w:val="Textonotapie"/>
+        <w:ind w:left="567" w:hanging="567"/>
+        <w:jc w:val="both"/>
+      </w:pPr>
+      <w:r>
+        <w:rPr>
+          <w:rStyle w:val="Refdenotaalpie"/>
+          <w:rFonts w:ascii="Arial Narrow" w:hAnsi="Arial Narrow" w:cs="Arial"/>
+          <w:sz w:val="16"/>
+          <w:szCs w:val="16"/>
+          <w:vertAlign w:val="superscript"/>
+        </w:rPr>
+        <w:footnoteRef/>
+      </w:r>
+      <w:r>
+        <w:rPr>
+          <w:rFonts w:ascii="Arial Narrow" w:hAnsi="Arial Narrow" w:cs="Arial"/>
+          <w:sz w:val="16"/>
+          <w:szCs w:val="16"/>
+        </w:rPr>
+        <w:tab/>
+      </w:r>
+      <w:r>
+        <w:rPr>
+          <w:rFonts w:ascii="Arial Narrow" w:hAnsi="Arial Narrow" w:cs="Arial"/>
+          <w:b/>
+          <w:bCs/>
+          <w:sz w:val="16"/>
+          <w:szCs w:val="16"/>
+        </w:rPr>
+        <w:t xml:space="preserve">DECRETO LEGISLATIVO 807, LEY SOBRE FACULTADES, NORMAS Y ORGANIZACIÓN DEL INDECOPI, publicado el 18 de abril de 1996</w:t>
+      </w:r>
+    </w:p>
+    <w:p>
+      <w:pPr>
+        <w:pStyle w:val="Textonotapie"/>
+        <w:ind w:left="567" w:hanging="567"/>
+        <w:jc w:val="both"/>
+      </w:pPr>
+      <w:r>
+        <w:rPr>
+          <w:rFonts w:ascii="Arial Narrow" w:hAnsi="Arial Narrow" w:cs="Arial"/>
+          <w:sz w:val="16"/>
+          <w:szCs w:val="16"/>
+        </w:rPr>
+        <w:tab/>
+      </w:r>
+      <w:r>
+        <w:rPr>
+          <w:rFonts w:ascii="Arial Narrow" w:hAnsi="Arial Narrow" w:cs="Arial"/>
+          <w:b/>
+          <w:bCs/>
+          <w:sz w:val="16"/>
+          <w:szCs w:val="16"/>
+        </w:rPr>
+        <w:t xml:space="preserve">Artículo 26.-</w:t>
+      </w:r>
+      <w:r>
+        <w:rPr>
+          <w:rFonts w:ascii="Arial Narrow" w:hAnsi="Arial Narrow" w:cs="Arial"/>
+          <w:sz w:val="16"/>
+          <w:szCs w:val="16"/>
+        </w:rPr>
+        <w:t xml:space="preserve"> Una vez admitida a trámite la denuncia, se correrá traslado de la misma al denunciado, a fin de que éste presente su descargo. El plazo para la presentación del descargo será de cinco (5) días contados desde la notificación, vencido el cual, el Secretario Técnico declarará en rebeldía al denunciado que no lo hubiera presentado.</w:t>
+      </w:r>
+    </w:p>
+  </w:footnote>
+  <w:footnote w:id="16">
+    <w:p>
+      <w:pPr>
+        <w:pStyle w:val="Textonotapie"/>
+        <w:ind w:left="567" w:hanging="567"/>
+        <w:jc w:val="both"/>
+      </w:pPr>
+      <w:r>
+        <w:rPr>
+          <w:rStyle w:val="Refdenotaalpie"/>
+          <w:rFonts w:ascii="Arial Narrow" w:hAnsi="Arial Narrow" w:cs="Arial"/>
+          <w:sz w:val="16"/>
+          <w:szCs w:val="16"/>
+          <w:vertAlign w:val="superscript"/>
+        </w:rPr>
+        <w:footnoteRef/>
+      </w:r>
+      <w:r>
+        <w:rPr>
+          <w:rFonts w:ascii="Arial Narrow" w:hAnsi="Arial Narrow" w:cs="Arial"/>
+          <w:sz w:val="16"/>
+          <w:szCs w:val="16"/>
+        </w:rPr>
+        <w:tab/>
+      </w:r>
+      <w:r>
+        <w:rPr>
+          <w:rFonts w:ascii="Arial Narrow" w:hAnsi="Arial Narrow" w:cs="Arial"/>
+          <w:b/>
+          <w:bCs/>
+          <w:sz w:val="16"/>
+          <w:szCs w:val="16"/>
+        </w:rPr>
+        <w:t xml:space="preserve">DECRETO SUPREMO 006-2026-JUS, TEXTO ÚNICO ORDENADO DE LA LEY 27444, LEY DEL PROCEDIMIENTO ADMINISTRATIVO GENERAL, publicado el 30 de abril de 2026</w:t>
+      </w:r>
+    </w:p>
+    <w:p>
+      <w:pPr>
+        <w:pStyle w:val="Textonotapie"/>
+        <w:ind w:left="567" w:hanging="567"/>
+        <w:jc w:val="both"/>
+      </w:pPr>
+      <w:r>
+        <w:rPr>
+          <w:rFonts w:ascii="Arial Narrow" w:hAnsi="Arial Narrow" w:cs="Arial"/>
+          <w:sz w:val="16"/>
+          <w:szCs w:val="16"/>
+        </w:rPr>
+        <w:tab/>
+      </w:r>
+      <w:r>
+        <w:rPr>
+          <w:rFonts w:ascii="Arial Narrow" w:hAnsi="Arial Narrow" w:cs="Arial"/>
+          <w:b/>
+          <w:bCs/>
+          <w:sz w:val="16"/>
+          <w:szCs w:val="16"/>
+        </w:rPr>
+        <w:t xml:space="preserve">Artículo 223.- Contestación de la reclamación</w:t>
+      </w:r>
+    </w:p>
+    <w:p>
+      <w:pPr>
+        <w:pStyle w:val="Textonotapie"/>
+        <w:ind w:left="567" w:hanging="567"/>
+        <w:jc w:val="both"/>
+      </w:pPr>
+      <w:r>
+        <w:rPr>
+          <w:rFonts w:ascii="Arial Narrow" w:hAnsi="Arial Narrow" w:cs="Arial"/>
+          <w:sz w:val="16"/>
+          <w:szCs w:val="16"/>
+        </w:rPr>
+        <w:tab/>
+      </w:r>
+      <w:r>
+        <w:rPr>
+          <w:rFonts w:ascii="Arial Narrow" w:hAnsi="Arial Narrow" w:cs="Arial"/>
+          <w:sz w:val="16"/>
+          <w:szCs w:val="16"/>
+        </w:rPr>
+        <w:t xml:space="preserve">223.1 El reclamado deberá presentar la contestación de la reclamación dentro de los quince (15) días posteriores a la notificación de ésta; vencido este plazo, la Administración declarará en rebeldía al reclamado que no la hubiera presentado. La contestación deberá contener los requisitos de los escritos previstos en el artículo 113 de la presente Ley, así como la absolución de todos los asuntos controvertidos de hecho y de derecho, Las alegaciones y los hechos relevantes de la reclamación, salvo que hayan sido específicamente negadas en la contestación, se tendrán por aceptadas o merituadas como ciertas.</w:t>
+      </w:r>
+    </w:p>
+  </w:footnote>
   <w:footnote w:id="10">
     <w:p>
       <w:pPr>
@@ -9847,7 +9979,7 @@
 </file>
 
 <file path=word/header1.xml><?xml version="1.0" encoding="utf-8"?>
-<w:hdr xmlns:wpc="http://schemas.microsoft.com/office/word/2010/wordprocessingCanvas" xmlns:cx="http://schemas.microsoft.com/office/drawing/2014/chartex" xmlns:cx1="http://schemas.microsoft.com/office/drawing/2015/9/8/chartex" xmlns:cx2="http://schemas.microsoft.com/office/drawing/2015/10/21/chartex" xmlns:cx3="http://schemas.microsoft.com/office/drawing/2016/5/9/chartex" xmlns:cx4="http://schemas.microsoft.com/office/drawing/2016/5/10/chartex" xmlns:cx5="http://schemas.microsoft.com/office/drawing/2016/5/11/chartex" xmlns:cx6="http://schemas.microsoft.com/office/drawing/2016/5/12/chartex" xmlns:cx7="http://schemas.microsoft.com/office/drawing/2016/5/13/chartex" xmlns:cx8="http://schemas.microsoft.com/office/drawing/2016/5/14/chartex" xmlns:mc="http://schemas.openxmlformats.org/markup-compatibility/2006" xmlns:aink="http://schemas.microsoft.com/office/drawing/2016/ink" xmlns:am3d="http://schemas.microsoft.com/office/drawing/2017/model3d" xmlns:o="urn:schemas-microsoft-com:office:office" xmlns:oel="http://schemas.microsoft.com/office/2019/extlst" xmlns:r="http://schemas.openxmlformats.org/officeDocument/2006/relationships" xmlns:m="http://schemas.openxmlformats.org/officeDocument/2006/math" xmlns:v="urn:schemas-microsoft-com:vml" xmlns:wp14="http://schemas.microsoft.com/office/word/2010/wordprocessingDrawing" xmlns:wp="http://schemas.openxmlformats.org/drawingml/2006/wordprocessingDrawing" xmlns:w10="urn:schemas-microsoft-com:office:word" xmlns:w="http://schemas.openxmlformats.org/wordprocessingml/2006/main" xmlns:w14="http://schemas.microsoft.com/office/word/2010/wordml" xmlns:w15="http://schemas.microsoft.com/office/word/2012/wordml" xmlns:w16cex="http://schemas.microsoft.com/office/word/2018/wordml/cex" xmlns:w16cid="http://schemas.microsoft.com/office/word/2016/wordml/cid" xmlns:w16="http://schemas.microsoft.com/office/word/2018/wordml" xmlns:w16du="http://schemas.microsoft.com/office/word/2023/wordml/word16du" xmlns:w16sdtdh="http://schemas.microsoft.com/office/word/2020/wordml/sdtdatahash" xmlns:w16sdtfl="http://schemas.microsoft.com/office/word/2024/wordml/sdtformatlock" xmlns:w16se="http://schemas.microsoft.com/office/word/2015/wordml/symex" xmlns:wpg="http://schemas.microsoft.com/office/word/2010/wordprocessingGroup" xmlns:wpi="http://schemas.microsoft.com/office/word/2010/wordprocessingInk" xmlns:wne="http://schemas.microsoft.com/office/word/2006/wordml" xmlns:wps="http://schemas.microsoft.com/office/word/2010/wordprocessingShape" mc:Ignorable="w14 w15 w16se w16cid w16 w16cex w16sdtdh w16sdtfl w16du wp14">
+<w:hdr xmlns:a="http://schemas.openxmlformats.org/drawingml/2006/main" xmlns:a14="http://schemas.microsoft.com/office/drawing/2010/main" xmlns:mc="http://schemas.openxmlformats.org/markup-compatibility/2006" xmlns:pic="http://schemas.openxmlformats.org/drawingml/2006/picture" xmlns:r="http://schemas.openxmlformats.org/officeDocument/2006/relationships" xmlns:w="http://schemas.openxmlformats.org/wordprocessingml/2006/main" xmlns:w14="http://schemas.microsoft.com/office/word/2010/wordml" xmlns:w15="http://schemas.microsoft.com/office/word/2012/wordml" xmlns:w16="http://schemas.microsoft.com/office/word/2018/wordml" xmlns:w16cex="http://schemas.microsoft.com/office/word/2018/wordml/cex" xmlns:w16cid="http://schemas.microsoft.com/office/word/2016/wordml/cid" xmlns:w16du="http://schemas.microsoft.com/office/word/2023/wordml/word16du" xmlns:w16sdtdh="http://schemas.microsoft.com/office/word/2020/wordml/sdtdatahash" xmlns:w16se="http://schemas.microsoft.com/office/word/2015/wordml/symex" xmlns:wp="http://schemas.openxmlformats.org/drawingml/2006/wordprocessingDrawing" xmlns:wp14="http://schemas.microsoft.com/office/word/2010/wordprocessingDrawing" mc:Ignorable="w14 w15 w16se w16cid w16 w16cex w16sdtdh w16du wp14">
   <w:tbl>
     <w:tblPr>
       <w:tblW w:w="8645" w:type="dxa"/>

--- a/plantillas_maestras/17_seguro_no_especificado/modificacion_unilateral/2_ddos_banco_y_aseguradora/varon/TPL_1687_2026_SEGURO_NO_ESPECIFICADO_MODIFICACION_UNILATERAL_BANCO_VARON_R2.docx
+++ b/plantillas_maestras/17_seguro_no_especificado/modificacion_unilateral/2_ddos_banco_y_aseguradora/varon/TPL_1687_2026_SEGURO_NO_ESPECIFICADO_MODIFICACION_UNILATERAL_BANCO_VARON_R2.docx
@@ -715,19 +715,7 @@
           <w:lang w:val="es-ES" w:eastAsia="es-ES"/>
           <w14:ligatures w14:val="none"/>
         </w:rPr>
-        <w:t xml:space="preserve">Mediante la denuncia del 6 de enero de 2026, complementada con escrito del 17 de marzo de 2026, subsanada mediante escrito del 25 de mayo de 2026, el señor [APELLIDO] denunció a Rímac, al Banco y a Impulsa 365 por presuntas infracciones a la Ley 29571, Código de Protección y Defensa del Consumidor (en adelante, Código), señalando lo siguiente:</w:t>
-      </w:r>
-      <w:r>
-        <w:rPr>
-          <w:rFonts w:ascii="Arial Narrow" w:eastAsia="Arial Narrow" w:hAnsi="Arial Narrow" w:cs="Arial Narrow"/>
-          <w:color w:val="000000"/>
-          <w:kern w:val="0"/>
-          <w:sz w:val="22"/>
-          <w:szCs w:val="22"/>
-          <w:lang w:val="es-ES" w:eastAsia="es-ES"/>
-          <w14:ligatures w14:val="none"/>
-        </w:rPr>
-        <w:t/>
+        <w:t xml:space="preserve">Mediante la denuncia del 6 de enero de 2026, complementada con escrito del 17 de marzo de 2026, subsanada mediante escrito del 25 de mayo de 2026, el señor [APELLIDO] denunció a Rímac, al Banco y a Impulsa 365 por presuntas infracciones a la Ley 29571, Código de Protección y Defensa del Consumidor</w:t>
       </w:r>
       <w:r>
         <w:rPr>
@@ -753,7 +741,7 @@
           <w:lang w:val="es-ES" w:eastAsia="es-ES"/>
           <w14:ligatures w14:val="none"/>
         </w:rPr>
-        <w:t xml:space="preserve"/>
+        <w:t xml:space="preserve"> (en adelante, Código), señalando lo siguiente:</w:t>
       </w:r>
       <w:r>
         <w:rPr>
@@ -766,120 +754,6 @@
           <w14:ligatures w14:val="none"/>
         </w:rPr>
         <w:t/>
-      </w:r>
-      <w:r>
-        <w:rPr>
-          <w:rFonts w:ascii="Arial Narrow" w:eastAsia="Arial Narrow" w:hAnsi="Arial Narrow" w:cs="Arial Narrow"/>
-          <w:kern w:val="0"/>
-          <w14:ligatures w14:val="none"/>
-          <w:sz w:val="22"/>
-          <w:szCs w:val="22"/>
-        </w:rPr>
-        <w:t xml:space="preserve"/>
-      </w:r>
-      <w:r>
-        <w:rPr>
-          <w:rFonts w:ascii="Arial Narrow" w:eastAsia="Arial Narrow" w:hAnsi="Arial Narrow" w:cs="Arial Narrow"/>
-          <w:kern w:val="0"/>
-          <w14:ligatures w14:val="none"/>
-          <w:sz w:val="22"/>
-          <w:szCs w:val="22"/>
-        </w:rPr>
-        <w:t xml:space="preserve"/>
-      </w:r>
-      <w:r>
-        <w:rPr>
-          <w:rFonts w:ascii="Arial Narrow" w:eastAsia="Arial Narrow" w:hAnsi="Arial Narrow" w:cs="Arial Narrow"/>
-          <w:kern w:val="0"/>
-          <w14:ligatures w14:val="none"/>
-          <w:sz w:val="22"/>
-          <w:szCs w:val="22"/>
-        </w:rPr>
-        <w:t/>
-      </w:r>
-      <w:r>
-        <w:rPr>
-          <w:rFonts w:ascii="Arial Narrow" w:eastAsia="Arial Narrow" w:hAnsi="Arial Narrow" w:cs="Arial Narrow"/>
-          <w:color w:val="000000"/>
-          <w:kern w:val="0"/>
-          <w:sz w:val="22"/>
-          <w:szCs w:val="22"/>
-          <w:lang w:val="es-ES" w:eastAsia="es-ES"/>
-          <w14:ligatures w14:val="none"/>
-        </w:rPr>
-        <w:t xml:space="preserve"/>
-      </w:r>
-      <w:r>
-        <w:rPr>
-          <w:rFonts w:ascii="Arial Narrow" w:eastAsia="Arial Narrow" w:hAnsi="Arial Narrow" w:cs="Arial Narrow"/>
-          <w:color w:val="000000"/>
-          <w:kern w:val="0"/>
-          <w:sz w:val="22"/>
-          <w:szCs w:val="22"/>
-          <w:lang w:val="es-ES" w:eastAsia="es-ES"/>
-          <w14:ligatures w14:val="none"/>
-        </w:rPr>
-        <w:t xml:space="preserve"/>
-      </w:r>
-      <w:r>
-        <w:rPr>
-          <w:rFonts w:ascii="Arial Narrow" w:eastAsia="Arial Narrow" w:hAnsi="Arial Narrow" w:cs="Arial Narrow"/>
-          <w:color w:val="000000"/>
-          <w:kern w:val="0"/>
-          <w:sz w:val="22"/>
-          <w:szCs w:val="22"/>
-          <w:lang w:val="es-ES" w:eastAsia="es-ES"/>
-          <w14:ligatures w14:val="none"/>
-        </w:rPr>
-        <w:t xml:space="preserve"/>
-      </w:r>
-      <w:r>
-        <w:rPr>
-          <w:rFonts w:ascii="Arial Narrow" w:eastAsia="Arial Narrow" w:hAnsi="Arial Narrow" w:cs="Arial Narrow"/>
-          <w:color w:val="000000"/>
-          <w:kern w:val="0"/>
-          <w:sz w:val="22"/>
-          <w:szCs w:val="22"/>
-          <w:lang w:val="es-ES" w:eastAsia="es-ES"/>
-          <w14:ligatures w14:val="none"/>
-        </w:rPr>
-        <w:t/>
-      </w:r>
-      <w:r>
-        <w:rPr>
-          <w:rFonts w:ascii="Arial Narrow" w:eastAsia="Arial Narrow" w:hAnsi="Arial Narrow" w:cs="Arial Narrow"/>
-          <w:color w:val="000000"/>
-          <w:kern w:val="0"/>
-          <w:sz w:val="22"/>
-          <w:szCs w:val="22"/>
-          <w:lang w:val="es-ES" w:eastAsia="es-ES"/>
-          <w14:ligatures w14:val="none"/>
-        </w:rPr>
-        <w:t xml:space="preserve"/>
-      </w:r>
-      <w:r>
-        <w:rPr>
-          <w:rFonts w:ascii="Arial Narrow" w:eastAsia="Arial Narrow" w:hAnsi="Arial Narrow" w:cs="Arial Narrow"/>
-          <w:color w:val="000000"/>
-          <w:kern w:val="0"/>
-          <w:sz w:val="22"/>
-          <w:szCs w:val="22"/>
-          <w:lang w:val="es-ES" w:eastAsia="es-ES"/>
-          <w14:ligatures w14:val="none"/>
-        </w:rPr>
-        <w:t xml:space="preserve"/>
-      </w:r>
-      <w:r>
-        <w:rPr>
-          <w:rFonts w:ascii="Arial Narrow" w:eastAsia="Arial Narrow" w:hAnsi="Arial Narrow" w:cs="Arial Narrow"/>
-          <w:color w:val="000000"/>
-          <w:kern w:val="0"/>
-          <w:sz w:val="22"/>
-          <w:szCs w:val="22"/>
-          <w:lang w:val="es-ES" w:eastAsia="es-ES"/>
-          <w14:ligatures w14:val="none"/>
-        </w:rPr>
-        <w:t xml:space="preserve"/>
       </w:r>
       <w:r>
         <w:rPr>
@@ -894,6 +768,144 @@
           <w14:ligatures w14:val="none"/>
         </w:rPr>
         <w:footnoteReference w:id="2"/>
+      </w:r>
+      <w:r>
+        <w:rPr>
+          <w:rFonts w:ascii="Arial Narrow" w:eastAsia="Arial Narrow" w:hAnsi="Arial Narrow" w:cs="Arial Narrow"/>
+          <w:color w:val="000000"/>
+          <w:kern w:val="0"/>
+          <w:sz w:val="22"/>
+          <w:szCs w:val="22"/>
+          <w:lang w:val="es-ES" w:eastAsia="es-ES"/>
+          <w14:ligatures w14:val="none"/>
+        </w:rPr>
+        <w:t xml:space="preserve"/>
+      </w:r>
+      <w:r>
+        <w:rPr>
+          <w:rFonts w:ascii="Arial Narrow" w:eastAsia="Arial Narrow" w:hAnsi="Arial Narrow" w:cs="Arial Narrow"/>
+          <w:color w:val="000000"/>
+          <w:kern w:val="0"/>
+          <w:sz w:val="22"/>
+          <w:szCs w:val="22"/>
+          <w:lang w:val="es-ES" w:eastAsia="es-ES"/>
+          <w14:ligatures w14:val="none"/>
+        </w:rPr>
+        <w:t/>
+      </w:r>
+      <w:r>
+        <w:rPr>
+          <w:rFonts w:ascii="Arial Narrow" w:eastAsia="Arial Narrow" w:hAnsi="Arial Narrow" w:cs="Arial Narrow"/>
+          <w:kern w:val="0"/>
+          <w14:ligatures w14:val="none"/>
+          <w:sz w:val="22"/>
+          <w:szCs w:val="22"/>
+        </w:rPr>
+        <w:t xml:space="preserve"/>
+      </w:r>
+      <w:r>
+        <w:rPr>
+          <w:rFonts w:ascii="Arial Narrow" w:eastAsia="Arial Narrow" w:hAnsi="Arial Narrow" w:cs="Arial Narrow"/>
+          <w:kern w:val="0"/>
+          <w14:ligatures w14:val="none"/>
+          <w:sz w:val="22"/>
+          <w:szCs w:val="22"/>
+        </w:rPr>
+        <w:t xml:space="preserve"/>
+      </w:r>
+      <w:r>
+        <w:rPr>
+          <w:rFonts w:ascii="Arial Narrow" w:eastAsia="Arial Narrow" w:hAnsi="Arial Narrow" w:cs="Arial Narrow"/>
+          <w:kern w:val="0"/>
+          <w14:ligatures w14:val="none"/>
+          <w:sz w:val="22"/>
+          <w:szCs w:val="22"/>
+        </w:rPr>
+        <w:t/>
+      </w:r>
+      <w:r>
+        <w:rPr>
+          <w:rFonts w:ascii="Arial Narrow" w:eastAsia="Arial Narrow" w:hAnsi="Arial Narrow" w:cs="Arial Narrow"/>
+          <w:color w:val="000000"/>
+          <w:kern w:val="0"/>
+          <w:sz w:val="22"/>
+          <w:szCs w:val="22"/>
+          <w:lang w:val="es-ES" w:eastAsia="es-ES"/>
+          <w14:ligatures w14:val="none"/>
+        </w:rPr>
+        <w:t xml:space="preserve"/>
+      </w:r>
+      <w:r>
+        <w:rPr>
+          <w:rFonts w:ascii="Arial Narrow" w:eastAsia="Arial Narrow" w:hAnsi="Arial Narrow" w:cs="Arial Narrow"/>
+          <w:color w:val="000000"/>
+          <w:kern w:val="0"/>
+          <w:sz w:val="22"/>
+          <w:szCs w:val="22"/>
+          <w:lang w:val="es-ES" w:eastAsia="es-ES"/>
+          <w14:ligatures w14:val="none"/>
+        </w:rPr>
+        <w:t xml:space="preserve"/>
+      </w:r>
+      <w:r>
+        <w:rPr>
+          <w:rFonts w:ascii="Arial Narrow" w:eastAsia="Arial Narrow" w:hAnsi="Arial Narrow" w:cs="Arial Narrow"/>
+          <w:color w:val="000000"/>
+          <w:kern w:val="0"/>
+          <w:sz w:val="22"/>
+          <w:szCs w:val="22"/>
+          <w:lang w:val="es-ES" w:eastAsia="es-ES"/>
+          <w14:ligatures w14:val="none"/>
+        </w:rPr>
+        <w:t xml:space="preserve"/>
+      </w:r>
+      <w:r>
+        <w:rPr>
+          <w:rFonts w:ascii="Arial Narrow" w:eastAsia="Arial Narrow" w:hAnsi="Arial Narrow" w:cs="Arial Narrow"/>
+          <w:color w:val="000000"/>
+          <w:kern w:val="0"/>
+          <w:sz w:val="22"/>
+          <w:szCs w:val="22"/>
+          <w:lang w:val="es-ES" w:eastAsia="es-ES"/>
+          <w14:ligatures w14:val="none"/>
+        </w:rPr>
+        <w:t/>
+      </w:r>
+      <w:r>
+        <w:rPr>
+          <w:rFonts w:ascii="Arial Narrow" w:eastAsia="Arial Narrow" w:hAnsi="Arial Narrow" w:cs="Arial Narrow"/>
+          <w:color w:val="000000"/>
+          <w:kern w:val="0"/>
+          <w:sz w:val="22"/>
+          <w:szCs w:val="22"/>
+          <w:lang w:val="es-ES" w:eastAsia="es-ES"/>
+          <w14:ligatures w14:val="none"/>
+        </w:rPr>
+        <w:t xml:space="preserve"/>
+      </w:r>
+      <w:r>
+        <w:rPr>
+          <w:rFonts w:ascii="Arial Narrow" w:eastAsia="Arial Narrow" w:hAnsi="Arial Narrow" w:cs="Arial Narrow"/>
+          <w:color w:val="000000"/>
+          <w:kern w:val="0"/>
+          <w:sz w:val="22"/>
+          <w:szCs w:val="22"/>
+          <w:lang w:val="es-ES" w:eastAsia="es-ES"/>
+          <w14:ligatures w14:val="none"/>
+        </w:rPr>
+        <w:t xml:space="preserve"/>
+      </w:r>
+      <w:r>
+        <w:rPr>
+          <w:rFonts w:ascii="Arial Narrow" w:eastAsia="Arial Narrow" w:hAnsi="Arial Narrow" w:cs="Arial Narrow"/>
+          <w:color w:val="000000"/>
+          <w:kern w:val="0"/>
+          <w:sz w:val="22"/>
+          <w:szCs w:val="22"/>
+          <w:lang w:val="es-ES" w:eastAsia="es-ES"/>
+          <w14:ligatures w14:val="none"/>
+        </w:rPr>
+        <w:t xml:space="preserve"/>
       </w:r>
       <w:r>
         <w:rPr>
@@ -4287,7 +4299,19 @@
           <w:lang w:eastAsia="es-PE"/>
           <w14:ligatures w14:val="none"/>
         </w:rPr>
-        <w:t xml:space="preserve">PRIMERO: admitir a trámite la denuncia del 6 de enero de 2026, complementada con escrito del 17 de marzo de 2026, subsanada mediante escrito del 25 de mayo de 2026, interpuesta por el señor [DENUNCIANTE] contra Rímac Seguros y Reaseguros S.A., el Banco BBVA Perú S.A. y a Impulsa 365 S.A.C., por lo siguiente:</w:t>
+        <w:t xml:space="preserve">PRIMERO:</w:t>
+      </w:r>
+      <w:r>
+        <w:rPr>
+          <w:rFonts w:ascii="Arial Narrow" w:eastAsia="Arial Narrow" w:hAnsi="Arial Narrow" w:cs="Arial Narrow"/>
+          <w:color w:val="000000"/>
+          <w:kern w:val="0"/>
+          <w:sz w:val="22"/>
+          <w:szCs w:val="22"/>
+          <w:lang w:eastAsia="es-PE"/>
+          <w14:ligatures w14:val="none"/>
+        </w:rPr>
+        <w:t xml:space="preserve"> admitir a trámite la denuncia del 6 de enero de 2026, complementada con escrito del 17 de marzo de 2026, subsanada mediante escrito del 25 de mayo de 2026, interpuesta por el señor [DENUNCIANTE] contra Rímac Seguros y Reaseguros S.A., el Banco BBVA Perú S.A. y a Impulsa 365 S.A.C., por lo siguiente:</w:t>
       </w:r>
       <w:r>
         <w:rPr>
@@ -4342,7 +4366,6 @@
       <w:r>
         <w:rPr>
           <w:rFonts w:ascii="Arial Narrow" w:eastAsia="Arial Narrow" w:hAnsi="Arial Narrow" w:cs="Arial Narrow"/>
-          <w:bCs/>
           <w:spacing w:val="-3"/>
           <w:kern w:val="0"/>
           <w14:ligatures w14:val="none"/>
@@ -4354,7 +4377,6 @@
       <w:r>
         <w:rPr>
           <w:rFonts w:ascii="Arial Narrow" w:eastAsia="Arial Narrow" w:hAnsi="Arial Narrow" w:cs="Arial Narrow"/>
-          <w:bCs/>
           <w:spacing w:val="-3"/>
           <w:kern w:val="0"/>
           <w14:ligatures w14:val="none"/>
@@ -4380,7 +4402,6 @@
       <w:r>
         <w:rPr>
           <w:rFonts w:ascii="Arial Narrow" w:eastAsia="Arial Narrow" w:hAnsi="Arial Narrow" w:cs="Arial Narrow"/>
-          <w:bCs/>
           <w:sz w:val="22"/>
           <w:szCs w:val="22"/>
         </w:rPr>
@@ -5826,7 +5847,19 @@
           <w:lang w:eastAsia="es-PE"/>
           <w14:ligatures w14:val="none"/>
         </w:rPr>
-        <w:t xml:space="preserve">TERCERO: </w:t>
+        <w:t xml:space="preserve">TERCERO:</w:t>
+      </w:r>
+      <w:r>
+        <w:rPr>
+          <w:rFonts w:ascii="Arial Narrow" w:eastAsia="Arial Narrow" w:hAnsi="Arial Narrow" w:cs="Arial Narrow"/>
+          <w:color w:val="000000"/>
+          <w:kern w:val="0"/>
+          <w:sz w:val="22"/>
+          <w:szCs w:val="22"/>
+          <w:lang w:eastAsia="es-PE"/>
+          <w14:ligatures w14:val="none"/>
+        </w:rPr>
+        <w:t xml:space="preserve"> </w:t>
       </w:r>
       <w:r>
         <w:rPr>
@@ -5843,7 +5876,6 @@
       <w:r>
         <w:rPr>
           <w:rFonts w:ascii="Arial Narrow" w:eastAsia="Arial Narrow" w:hAnsi="Arial Narrow" w:cs="Arial Narrow"/>
-          <w:bCs/>
           <w:sz w:val="22"/>
           <w:szCs w:val="22"/>
         </w:rPr>
@@ -6147,7 +6179,15 @@
           <w:sz w:val="22"/>
           <w:szCs w:val="22"/>
         </w:rPr>
-        <w:t xml:space="preserve">CUARTO: </w:t>
+        <w:t xml:space="preserve">CUARTO:</w:t>
+      </w:r>
+      <w:r>
+        <w:rPr>
+          <w:rFonts w:ascii="Arial Narrow" w:eastAsia="Arial Narrow" w:hAnsi="Arial Narrow" w:cs="Arial Narrow"/>
+          <w:sz w:val="22"/>
+          <w:szCs w:val="22"/>
+        </w:rPr>
+        <w:t xml:space="preserve"> </w:t>
       </w:r>
       <w:r>
         <w:rPr>
@@ -6169,7 +6209,7 @@
           <w:lang w:val="es-ES" w:eastAsia="es-ES"/>
           <w14:ligatures w14:val="none"/>
         </w:rPr>
-        <w:footnoteReference w:id="15"/>
+        <w:footnoteReference w:id="10"/>
       </w:r>
       <w:r>
         <w:rPr>
@@ -6191,7 +6231,7 @@
           <w:lang w:val="es-ES" w:eastAsia="es-ES"/>
           <w14:ligatures w14:val="none"/>
         </w:rPr>
-        <w:footnoteReference w:id="16"/>
+        <w:footnoteReference w:id="11"/>
       </w:r>
       <w:r>
         <w:rPr>
@@ -6243,7 +6283,19 @@
           <w14:ligatures w14:val="none"/>
         </w:rPr>
         <w:lastRenderedPageBreak/>
-        <w:t xml:space="preserve">QUINTO: </w:t>
+        <w:t xml:space="preserve">QUINTO:</w:t>
+      </w:r>
+      <w:r>
+        <w:rPr>
+          <w:rFonts w:ascii="Arial Narrow" w:eastAsia="Arial Narrow" w:hAnsi="Arial Narrow" w:cs="Arial Narrow"/>
+          <w:color w:val="000000"/>
+          <w:kern w:val="0"/>
+          <w:sz w:val="22"/>
+          <w:szCs w:val="22"/>
+          <w:lang w:eastAsia="es-PE"/>
+          <w14:ligatures w14:val="none"/>
+        </w:rPr>
+        <w:t xml:space="preserve"> </w:t>
       </w:r>
       <w:bookmarkStart w:id="10" w:name="_Hlk188286813"/>
       <w:r>
@@ -6299,377 +6351,397 @@
       <w:r>
         <w:rPr>
           <w:rFonts w:ascii="Arial Narrow" w:eastAsia="Arial Narrow" w:hAnsi="Arial Narrow" w:cs="Arial Narrow"/>
+          <w:sz w:val="22"/>
+          <w:szCs w:val="22"/>
+        </w:rPr>
+        <w:t>Rímac Seguros y Reaseguros S.A</w:t>
+      </w:r>
+      <w:r>
+        <w:rPr>
+          <w:rFonts w:ascii="Arial Narrow" w:eastAsia="Arial Narrow" w:hAnsi="Arial Narrow" w:cs="Arial Narrow"/>
+          <w:sz w:val="22"/>
+          <w:szCs w:val="22"/>
+        </w:rPr>
+        <w:t>.</w:t>
+      </w:r>
+      <w:r>
+        <w:rPr>
+          <w:rFonts w:ascii="Arial Narrow" w:eastAsia="Arial Narrow" w:hAnsi="Arial Narrow" w:cs="Arial Narrow"/>
+          <w:color w:val="000000"/>
+          <w:kern w:val="0"/>
+          <w:sz w:val="22"/>
+          <w:szCs w:val="22"/>
+          <w:lang w:eastAsia="es-ES"/>
+          <w14:ligatures w14:val="none"/>
+        </w:rPr>
+        <w:t xml:space="preserve">, </w:t>
+      </w:r>
+      <w:bookmarkEnd w:id="11"/>
+      <w:r>
+        <w:rPr>
+          <w:rFonts w:ascii="Arial Narrow" w:eastAsia="Arial Narrow" w:hAnsi="Arial Narrow" w:cs="Arial Narrow"/>
+          <w:color w:val="000000"/>
+          <w:kern w:val="0"/>
+          <w:sz w:val="22"/>
+          <w:szCs w:val="22"/>
+          <w:lang w:val="es-ES" w:eastAsia="es-ES"/>
+          <w14:ligatures w14:val="none"/>
+        </w:rPr>
+        <w:t xml:space="preserve">cumpla con: </w:t>
+      </w:r>
+      <w:r>
+        <w:rPr>
+          <w:rFonts w:ascii="Arial Narrow" w:eastAsia="Arial Narrow" w:hAnsi="Arial Narrow" w:cs="Arial Narrow"/>
+          <w:color w:val="000000"/>
+          <w:kern w:val="0"/>
+          <w:sz w:val="22"/>
+          <w:szCs w:val="22"/>
+          <w:lang w:val="es-ES" w:eastAsia="es-ES"/>
+          <w14:ligatures w14:val="none"/>
+        </w:rPr>
+        <w:t>(i) presentar una copia debidamente suscrita del Certificado 001177944002994373 del Seguro de Protección Múltiple materia de denuncia, así como el cargo de remisión de la póliza y/o certificado; (ii) presentar los medios probatorios que acrediten la cantidad total de los servicios anuales contemplados en la cobertura del Certificado 001177944002994373 del Seguro de Protección Múltiple; (iii) presentar los medios probatorios que acrediten la existencia de condiciones contractuales que facultaran la activación automática de la modalidad de reembolso; y, (iv) presentar todas las comunicaciones cursadas con la parte denunciante en virtud de los hechos materia de denuncia</w:t>
+      </w:r>
+      <w:r>
+        <w:rPr>
+          <w:rFonts w:ascii="Arial Narrow" w:eastAsia="Arial Narrow" w:hAnsi="Arial Narrow" w:cs="Arial Narrow"/>
+          <w:color w:val="000000"/>
+          <w:kern w:val="0"/>
+          <w:sz w:val="22"/>
+          <w:szCs w:val="22"/>
+          <w:lang w:val="es-ES" w:eastAsia="es-ES"/>
+          <w14:ligatures w14:val="none"/>
+        </w:rPr>
+        <w:t>.</w:t>
+      </w:r>
+    </w:p>
+    <w:p>
+      <w:pPr>
+        <w:spacing w:after="0" w:line="240" w:lineRule="auto"/>
+        <w:jc w:val="both"/>
+        <w:rPr>
+          <w:rFonts w:ascii="Arial Narrow" w:eastAsia="Arial Narrow" w:hAnsi="Arial Narrow" w:cs="Arial Narrow"/>
+          <w:color w:val="000000"/>
+          <w:kern w:val="0"/>
+          <w:sz w:val="22"/>
+          <w:szCs w:val="22"/>
+          <w:lang w:val="es-ES" w:eastAsia="es-ES"/>
+          <w14:ligatures w14:val="none"/>
+        </w:rPr>
+      </w:pPr>
+    </w:p>
+    <w:p>
+      <w:pPr>
+        <w:spacing w:after="0" w:line="240" w:lineRule="auto"/>
+        <w:jc w:val="both"/>
+        <w:rPr>
+          <w:rFonts w:ascii="Arial Narrow" w:eastAsia="Arial Narrow" w:hAnsi="Arial Narrow" w:cs="Arial Narrow"/>
+          <w:color w:val="000000"/>
+          <w:kern w:val="0"/>
+          <w:sz w:val="22"/>
+          <w:szCs w:val="22"/>
+          <w:lang w:val="es-ES" w:eastAsia="es-ES"/>
+          <w14:ligatures w14:val="none"/>
+        </w:rPr>
+      </w:pPr>
+      <w:r>
+        <w:rPr>
+          <w:rFonts w:ascii="Arial Narrow" w:eastAsia="Arial Narrow" w:hAnsi="Arial Narrow" w:cs="Arial Narrow"/>
+          <w:b/>
+          <w:color w:val="000000"/>
+          <w:kern w:val="0"/>
+          <w:sz w:val="22"/>
+          <w:szCs w:val="22"/>
+          <w:lang w:eastAsia="es-PE"/>
+          <w14:ligatures w14:val="none"/>
+        </w:rPr>
+        <w:t xml:space="preserve">SEXTO:</w:t>
+      </w:r>
+      <w:r>
+        <w:rPr>
+          <w:rFonts w:ascii="Arial Narrow" w:eastAsia="Arial Narrow" w:hAnsi="Arial Narrow" w:cs="Arial Narrow"/>
+          <w:color w:val="000000"/>
+          <w:kern w:val="0"/>
+          <w:sz w:val="22"/>
+          <w:szCs w:val="22"/>
+          <w:lang w:eastAsia="es-PE"/>
+          <w14:ligatures w14:val="none"/>
+        </w:rPr>
+        <w:t xml:space="preserve"> </w:t>
+      </w:r>
+      <w:r>
+        <w:rPr>
+          <w:rFonts w:ascii="Arial Narrow" w:eastAsia="Arial Narrow" w:hAnsi="Arial Narrow" w:cs="Arial Narrow"/>
+          <w:color w:val="000000"/>
+          <w:kern w:val="0"/>
+          <w:sz w:val="22"/>
+          <w:szCs w:val="22"/>
+          <w:lang w:eastAsia="es-ES"/>
+          <w14:ligatures w14:val="none"/>
+        </w:rPr>
+        <w:t xml:space="preserve">requerir </w:t>
+      </w:r>
+      <w:r>
+        <w:rPr>
+          <w:rFonts w:ascii="Arial Narrow" w:eastAsia="Arial Narrow" w:hAnsi="Arial Narrow" w:cs="Arial Narrow"/>
+          <w:color w:val="000000"/>
+          <w:kern w:val="0"/>
+          <w:sz w:val="22"/>
+          <w:szCs w:val="22"/>
+          <w:lang w:val="es-ES" w:eastAsia="es-ES"/>
+          <w14:ligatures w14:val="none"/>
+        </w:rPr>
+        <w:t xml:space="preserve">que, en un </w:t>
+      </w:r>
+      <w:r>
+        <w:rPr>
+          <w:rFonts w:ascii="Arial Narrow" w:eastAsia="Arial Narrow" w:hAnsi="Arial Narrow" w:cs="Arial Narrow"/>
+          <w:color w:val="000000"/>
+          <w:kern w:val="0"/>
+          <w:sz w:val="22"/>
+          <w:szCs w:val="22"/>
+          <w:lang w:eastAsia="es-ES"/>
+          <w14:ligatures w14:val="none"/>
+        </w:rPr>
+        <w:t xml:space="preserve">plazo no mayor de cinco (5) días hábiles contado a partir del día siguiente de la notificación de la presente resolución, </w:t>
+      </w:r>
+      <w:r>
+        <w:rPr>
+          <w:rFonts w:ascii="Arial Narrow" w:eastAsia="Arial Narrow" w:hAnsi="Arial Narrow" w:cs="Arial Narrow"/>
+          <w:sz w:val="22"/>
+          <w:szCs w:val="22"/>
+        </w:rPr>
+        <w:t>Banco BBVA Perú S.A.</w:t>
+      </w:r>
+      <w:r>
+        <w:rPr>
+          <w:rFonts w:ascii="Arial Narrow" w:eastAsia="Arial Narrow" w:hAnsi="Arial Narrow" w:cs="Arial Narrow"/>
+          <w:color w:val="000000"/>
+          <w:kern w:val="0"/>
+          <w:sz w:val="22"/>
+          <w:szCs w:val="22"/>
+          <w:lang w:eastAsia="es-ES"/>
+          <w14:ligatures w14:val="none"/>
+        </w:rPr>
+        <w:t xml:space="preserve">, </w:t>
+      </w:r>
+      <w:r>
+        <w:rPr>
+          <w:rFonts w:ascii="Arial Narrow" w:eastAsia="Arial Narrow" w:hAnsi="Arial Narrow" w:cs="Arial Narrow"/>
+          <w:color w:val="000000"/>
+          <w:kern w:val="0"/>
+          <w:sz w:val="22"/>
+          <w:szCs w:val="22"/>
+          <w:lang w:val="es-ES" w:eastAsia="es-ES"/>
+          <w14:ligatures w14:val="none"/>
+        </w:rPr>
+        <w:t xml:space="preserve">cumpla con: </w:t>
+      </w:r>
+      <w:r>
+        <w:rPr>
+          <w:rFonts w:ascii="Arial Narrow" w:eastAsia="Arial Narrow" w:hAnsi="Arial Narrow" w:cs="Arial Narrow"/>
+          <w:color w:val="000000"/>
+          <w:kern w:val="0"/>
+          <w:sz w:val="22"/>
+          <w:szCs w:val="22"/>
+          <w:lang w:val="es-ES" w:eastAsia="es-ES"/>
+          <w14:ligatures w14:val="none"/>
+        </w:rPr>
+        <w:t>(i) presentar una copia debidamente suscrita del Certificado 001177944002994373 del Seguro de Protección Múltiple materia de denuncia, así como el cargo de remisión de la póliza y/o certificado; y, (ii) presentar todas las comunicaciones cursadas con la parte denunciante en virtud de los hechos materia de denuncia</w:t>
+      </w:r>
+      <w:r>
+        <w:rPr>
+          <w:rFonts w:ascii="Arial Narrow" w:eastAsia="Arial Narrow" w:hAnsi="Arial Narrow" w:cs="Arial Narrow"/>
+          <w:color w:val="000000"/>
+          <w:kern w:val="0"/>
+          <w:sz w:val="22"/>
+          <w:szCs w:val="22"/>
+          <w:lang w:val="es-ES" w:eastAsia="es-ES"/>
+          <w14:ligatures w14:val="none"/>
+        </w:rPr>
+        <w:t>.</w:t>
+      </w:r>
+    </w:p>
+    <w:p>
+      <w:pPr>
+        <w:spacing w:after="0" w:line="240" w:lineRule="auto"/>
+        <w:jc w:val="both"/>
+        <w:rPr>
+          <w:rFonts w:ascii="Arial Narrow" w:eastAsia="Arial Narrow" w:hAnsi="Arial Narrow" w:cs="Arial Narrow"/>
+          <w:color w:val="000000"/>
+          <w:kern w:val="0"/>
+          <w:sz w:val="22"/>
+          <w:szCs w:val="22"/>
+          <w:lang w:val="es-ES" w:eastAsia="es-ES"/>
+          <w14:ligatures w14:val="none"/>
+        </w:rPr>
+      </w:pPr>
+    </w:p>
+    <w:p>
+      <w:pPr>
+        <w:spacing w:after="0" w:line="240" w:lineRule="auto"/>
+        <w:jc w:val="both"/>
+        <w:rPr>
+          <w:rFonts w:ascii="Arial Narrow" w:eastAsia="Arial Narrow" w:hAnsi="Arial Narrow" w:cs="Arial Narrow"/>
+          <w:color w:val="000000"/>
+          <w:kern w:val="0"/>
+          <w:sz w:val="22"/>
+          <w:szCs w:val="22"/>
+          <w:lang w:val="es-ES" w:eastAsia="es-ES"/>
+          <w14:ligatures w14:val="none"/>
+        </w:rPr>
+      </w:pPr>
+      <w:r>
+        <w:rPr>
+          <w:rFonts w:ascii="Arial Narrow" w:eastAsia="Arial Narrow" w:hAnsi="Arial Narrow" w:cs="Arial Narrow"/>
+          <w:b/>
+          <w:color w:val="000000"/>
+          <w:kern w:val="0"/>
+          <w:sz w:val="22"/>
+          <w:szCs w:val="22"/>
+          <w:lang w:eastAsia="es-PE"/>
+          <w14:ligatures w14:val="none"/>
+        </w:rPr>
+        <w:t xml:space="preserve">SÉTIMO:</w:t>
+      </w:r>
+      <w:r>
+        <w:rPr>
+          <w:rFonts w:ascii="Arial Narrow" w:eastAsia="Arial Narrow" w:hAnsi="Arial Narrow" w:cs="Arial Narrow"/>
+          <w:color w:val="000000"/>
+          <w:kern w:val="0"/>
+          <w:sz w:val="22"/>
+          <w:szCs w:val="22"/>
+          <w:lang w:eastAsia="es-PE"/>
+          <w14:ligatures w14:val="none"/>
+        </w:rPr>
+        <w:t xml:space="preserve"> </w:t>
+      </w:r>
+      <w:r>
+        <w:rPr>
+          <w:rFonts w:ascii="Arial Narrow" w:eastAsia="Arial Narrow" w:hAnsi="Arial Narrow" w:cs="Arial Narrow"/>
+          <w:color w:val="000000"/>
+          <w:kern w:val="0"/>
+          <w:sz w:val="22"/>
+          <w:szCs w:val="22"/>
+          <w:lang w:eastAsia="es-ES"/>
+          <w14:ligatures w14:val="none"/>
+        </w:rPr>
+        <w:t xml:space="preserve">requerir </w:t>
+      </w:r>
+      <w:r>
+        <w:rPr>
+          <w:rFonts w:ascii="Arial Narrow" w:eastAsia="Arial Narrow" w:hAnsi="Arial Narrow" w:cs="Arial Narrow"/>
+          <w:color w:val="000000"/>
+          <w:kern w:val="0"/>
+          <w:sz w:val="22"/>
+          <w:szCs w:val="22"/>
+          <w:lang w:val="es-ES" w:eastAsia="es-ES"/>
+          <w14:ligatures w14:val="none"/>
+        </w:rPr>
+        <w:t xml:space="preserve">que, en un </w:t>
+      </w:r>
+      <w:r>
+        <w:rPr>
+          <w:rFonts w:ascii="Arial Narrow" w:eastAsia="Arial Narrow" w:hAnsi="Arial Narrow" w:cs="Arial Narrow"/>
+          <w:color w:val="000000"/>
+          <w:kern w:val="0"/>
+          <w:sz w:val="22"/>
+          <w:szCs w:val="22"/>
+          <w:lang w:eastAsia="es-ES"/>
+          <w14:ligatures w14:val="none"/>
+        </w:rPr>
+        <w:t xml:space="preserve">plazo no mayor de cinco (5) días hábiles contado a partir del día siguiente de la notificación de la presente resolución, </w:t>
+      </w:r>
+      <w:r>
+        <w:rPr>
+          <w:rFonts w:ascii="Arial Narrow" w:eastAsia="Arial Narrow" w:hAnsi="Arial Narrow" w:cs="Arial Narrow"/>
+          <w:sz w:val="22"/>
+          <w:szCs w:val="22"/>
+        </w:rPr>
+        <w:t>Impulsa 365 S.A.C.</w:t>
+      </w:r>
+      <w:r>
+        <w:rPr>
+          <w:rFonts w:ascii="Arial Narrow" w:eastAsia="Arial Narrow" w:hAnsi="Arial Narrow" w:cs="Arial Narrow"/>
+          <w:color w:val="000000"/>
+          <w:kern w:val="0"/>
+          <w:sz w:val="22"/>
+          <w:szCs w:val="22"/>
+          <w:lang w:eastAsia="es-ES"/>
+          <w14:ligatures w14:val="none"/>
+        </w:rPr>
+        <w:t xml:space="preserve">, </w:t>
+      </w:r>
+      <w:r>
+        <w:rPr>
+          <w:rFonts w:ascii="Arial Narrow" w:eastAsia="Arial Narrow" w:hAnsi="Arial Narrow" w:cs="Arial Narrow"/>
+          <w:color w:val="000000"/>
+          <w:kern w:val="0"/>
+          <w:sz w:val="22"/>
+          <w:szCs w:val="22"/>
+          <w:lang w:val="es-ES" w:eastAsia="es-ES"/>
+          <w14:ligatures w14:val="none"/>
+        </w:rPr>
+        <w:t xml:space="preserve">cumpla con: </w:t>
+      </w:r>
+      <w:r>
+        <w:rPr>
+          <w:rFonts w:ascii="Arial Narrow" w:eastAsia="Arial Narrow" w:hAnsi="Arial Narrow" w:cs="Arial Narrow"/>
+          <w:color w:val="000000"/>
+          <w:kern w:val="0"/>
+          <w:sz w:val="22"/>
+          <w:szCs w:val="22"/>
+          <w:lang w:val="es-ES" w:eastAsia="es-ES"/>
+          <w14:ligatures w14:val="none"/>
+        </w:rPr>
+        <w:t>(i) presentar una copia de la documentación que acreditara la falta de disponibilidad de personal técnico para atender el siniestro del 14 de octubre de 2025; (ii) presentar los medios probatorios que acrediten la existencia de condiciones contractuales que facultaran la activación automática de la modalidad de reembolso; y, (ii) presentar todas las comunicaciones cursadas con la parte denunciante en virtud de los hechos materia de denuncia</w:t>
+      </w:r>
+      <w:r>
+        <w:rPr>
+          <w:rFonts w:ascii="Arial Narrow" w:eastAsia="Arial Narrow" w:hAnsi="Arial Narrow" w:cs="Arial Narrow"/>
+          <w:color w:val="000000"/>
+          <w:kern w:val="0"/>
+          <w:sz w:val="22"/>
+          <w:szCs w:val="22"/>
+          <w:lang w:val="es-ES" w:eastAsia="es-ES"/>
+          <w14:ligatures w14:val="none"/>
+        </w:rPr>
+        <w:t>.</w:t>
+      </w:r>
+    </w:p>
+    <w:p>
+      <w:pPr>
+        <w:spacing w:after="0" w:line="240" w:lineRule="auto"/>
+        <w:jc w:val="both"/>
+        <w:rPr>
+          <w:rFonts w:ascii="Arial Narrow" w:eastAsia="Arial Narrow" w:hAnsi="Arial Narrow" w:cs="Arial Narrow"/>
+          <w:color w:val="000000"/>
+          <w:kern w:val="0"/>
+          <w:sz w:val="22"/>
+          <w:szCs w:val="22"/>
+          <w:lang w:val="es-ES" w:eastAsia="es-ES"/>
+          <w14:ligatures w14:val="none"/>
+        </w:rPr>
+      </w:pPr>
+    </w:p>
+    <w:p>
+      <w:pPr>
+        <w:spacing w:after="0" w:line="240" w:lineRule="auto"/>
+        <w:jc w:val="both"/>
+        <w:rPr>
+          <w:rFonts w:ascii="Arial Narrow" w:eastAsia="Arial Narrow" w:hAnsi="Arial Narrow" w:cs="Arial Narrow"/>
+          <w:color w:val="000000"/>
+          <w:kern w:val="0"/>
+          <w:sz w:val="22"/>
+          <w:szCs w:val="22"/>
+          <w:lang w:eastAsia="es-PE"/>
+          <w14:ligatures w14:val="none"/>
+        </w:rPr>
+      </w:pPr>
+      <w:r>
+        <w:rPr>
+          <w:rFonts w:ascii="Arial Narrow" w:eastAsia="Arial Narrow" w:hAnsi="Arial Narrow" w:cs="Arial Narrow"/>
+          <w:b/>
           <w:bCs/>
-          <w:sz w:val="22"/>
-          <w:szCs w:val="22"/>
-        </w:rPr>
-        <w:t>Rímac Seguros y Reaseguros S.A</w:t>
-      </w:r>
-      <w:r>
-        <w:rPr>
-          <w:rFonts w:ascii="Arial Narrow" w:eastAsia="Arial Narrow" w:hAnsi="Arial Narrow" w:cs="Arial Narrow"/>
-          <w:bCs/>
-          <w:sz w:val="22"/>
-          <w:szCs w:val="22"/>
-        </w:rPr>
-        <w:t>.</w:t>
-      </w:r>
-      <w:r>
-        <w:rPr>
-          <w:rFonts w:ascii="Arial Narrow" w:eastAsia="Arial Narrow" w:hAnsi="Arial Narrow" w:cs="Arial Narrow"/>
-          <w:color w:val="000000"/>
-          <w:kern w:val="0"/>
-          <w:sz w:val="22"/>
-          <w:szCs w:val="22"/>
-          <w:lang w:eastAsia="es-ES"/>
-          <w14:ligatures w14:val="none"/>
-        </w:rPr>
-        <w:t xml:space="preserve">, </w:t>
-      </w:r>
-      <w:bookmarkEnd w:id="11"/>
-      <w:r>
-        <w:rPr>
-          <w:rFonts w:ascii="Arial Narrow" w:eastAsia="Arial Narrow" w:hAnsi="Arial Narrow" w:cs="Arial Narrow"/>
-          <w:color w:val="000000"/>
-          <w:kern w:val="0"/>
-          <w:sz w:val="22"/>
-          <w:szCs w:val="22"/>
-          <w:lang w:val="es-ES" w:eastAsia="es-ES"/>
-          <w14:ligatures w14:val="none"/>
-        </w:rPr>
-        <w:t xml:space="preserve">cumpla con: </w:t>
-      </w:r>
-      <w:r>
-        <w:rPr>
-          <w:rFonts w:ascii="Arial Narrow" w:eastAsia="Arial Narrow" w:hAnsi="Arial Narrow" w:cs="Arial Narrow"/>
-          <w:color w:val="000000"/>
-          <w:kern w:val="0"/>
-          <w:sz w:val="22"/>
-          <w:szCs w:val="22"/>
-          <w:lang w:val="es-ES" w:eastAsia="es-ES"/>
-          <w14:ligatures w14:val="none"/>
-        </w:rPr>
-        <w:t>(i) presentar una copia debidamente suscrita del Certificado 001177944002994373 del Seguro de Protección Múltiple materia de denuncia, así como el cargo de remisión de la póliza y/o certificado; (ii) presentar los medios probatorios que acrediten la cantidad total de los servicios anuales contemplados en la cobertura del Certificado 001177944002994373 del Seguro de Protección Múltiple; (iii) presentar los medios probatorios que acrediten la existencia de condiciones contractuales que facultaran la activación automática de la modalidad de reembolso; y, (iv) presentar todas las comunicaciones cursadas con la parte denunciante en virtud de los hechos materia de denuncia</w:t>
-      </w:r>
-      <w:r>
-        <w:rPr>
-          <w:rFonts w:ascii="Arial Narrow" w:eastAsia="Arial Narrow" w:hAnsi="Arial Narrow" w:cs="Arial Narrow"/>
-          <w:color w:val="000000"/>
-          <w:kern w:val="0"/>
-          <w:sz w:val="22"/>
-          <w:szCs w:val="22"/>
-          <w:lang w:val="es-ES" w:eastAsia="es-ES"/>
-          <w14:ligatures w14:val="none"/>
-        </w:rPr>
-        <w:t>.</w:t>
-      </w:r>
-    </w:p>
-    <w:p>
-      <w:pPr>
-        <w:spacing w:after="0" w:line="240" w:lineRule="auto"/>
-        <w:jc w:val="both"/>
-        <w:rPr>
-          <w:rFonts w:ascii="Arial Narrow" w:eastAsia="Arial Narrow" w:hAnsi="Arial Narrow" w:cs="Arial Narrow"/>
-          <w:color w:val="000000"/>
-          <w:kern w:val="0"/>
-          <w:sz w:val="22"/>
-          <w:szCs w:val="22"/>
-          <w:lang w:val="es-ES" w:eastAsia="es-ES"/>
-          <w14:ligatures w14:val="none"/>
-        </w:rPr>
-      </w:pPr>
-    </w:p>
-    <w:p>
-      <w:pPr>
-        <w:spacing w:after="0" w:line="240" w:lineRule="auto"/>
-        <w:jc w:val="both"/>
-        <w:rPr>
-          <w:rFonts w:ascii="Arial Narrow" w:eastAsia="Arial Narrow" w:hAnsi="Arial Narrow" w:cs="Arial Narrow"/>
-          <w:color w:val="000000"/>
-          <w:kern w:val="0"/>
-          <w:sz w:val="22"/>
-          <w:szCs w:val="22"/>
-          <w:lang w:val="es-ES" w:eastAsia="es-ES"/>
-          <w14:ligatures w14:val="none"/>
-        </w:rPr>
-      </w:pPr>
-      <w:r>
-        <w:rPr>
-          <w:rFonts w:ascii="Arial Narrow" w:eastAsia="Arial Narrow" w:hAnsi="Arial Narrow" w:cs="Arial Narrow"/>
-          <w:b/>
-          <w:color w:val="000000"/>
-          <w:kern w:val="0"/>
-          <w:sz w:val="22"/>
-          <w:szCs w:val="22"/>
-          <w:lang w:eastAsia="es-PE"/>
-          <w14:ligatures w14:val="none"/>
-        </w:rPr>
-        <w:t xml:space="preserve">SEXTO: </w:t>
-      </w:r>
-      <w:r>
-        <w:rPr>
-          <w:rFonts w:ascii="Arial Narrow" w:eastAsia="Arial Narrow" w:hAnsi="Arial Narrow" w:cs="Arial Narrow"/>
-          <w:color w:val="000000"/>
-          <w:kern w:val="0"/>
-          <w:sz w:val="22"/>
-          <w:szCs w:val="22"/>
-          <w:lang w:eastAsia="es-ES"/>
-          <w14:ligatures w14:val="none"/>
-        </w:rPr>
-        <w:t xml:space="preserve">requerir </w:t>
-      </w:r>
-      <w:r>
-        <w:rPr>
-          <w:rFonts w:ascii="Arial Narrow" w:eastAsia="Arial Narrow" w:hAnsi="Arial Narrow" w:cs="Arial Narrow"/>
-          <w:color w:val="000000"/>
-          <w:kern w:val="0"/>
-          <w:sz w:val="22"/>
-          <w:szCs w:val="22"/>
-          <w:lang w:val="es-ES" w:eastAsia="es-ES"/>
-          <w14:ligatures w14:val="none"/>
-        </w:rPr>
-        <w:t xml:space="preserve">que, en un </w:t>
-      </w:r>
-      <w:r>
-        <w:rPr>
-          <w:rFonts w:ascii="Arial Narrow" w:eastAsia="Arial Narrow" w:hAnsi="Arial Narrow" w:cs="Arial Narrow"/>
-          <w:color w:val="000000"/>
-          <w:kern w:val="0"/>
-          <w:sz w:val="22"/>
-          <w:szCs w:val="22"/>
-          <w:lang w:eastAsia="es-ES"/>
-          <w14:ligatures w14:val="none"/>
-        </w:rPr>
-        <w:t xml:space="preserve">plazo no mayor de cinco (5) días hábiles contado a partir del día siguiente de la notificación de la presente resolución, </w:t>
-      </w:r>
-      <w:r>
-        <w:rPr>
-          <w:rFonts w:ascii="Arial Narrow" w:eastAsia="Arial Narrow" w:hAnsi="Arial Narrow" w:cs="Arial Narrow"/>
-          <w:bCs/>
-          <w:sz w:val="22"/>
-          <w:szCs w:val="22"/>
-        </w:rPr>
-        <w:t>Banco BBVA Perú S.A.</w:t>
-      </w:r>
-      <w:r>
-        <w:rPr>
-          <w:rFonts w:ascii="Arial Narrow" w:eastAsia="Arial Narrow" w:hAnsi="Arial Narrow" w:cs="Arial Narrow"/>
-          <w:color w:val="000000"/>
-          <w:kern w:val="0"/>
-          <w:sz w:val="22"/>
-          <w:szCs w:val="22"/>
-          <w:lang w:eastAsia="es-ES"/>
-          <w14:ligatures w14:val="none"/>
-        </w:rPr>
-        <w:t xml:space="preserve">, </w:t>
-      </w:r>
-      <w:r>
-        <w:rPr>
-          <w:rFonts w:ascii="Arial Narrow" w:eastAsia="Arial Narrow" w:hAnsi="Arial Narrow" w:cs="Arial Narrow"/>
-          <w:color w:val="000000"/>
-          <w:kern w:val="0"/>
-          <w:sz w:val="22"/>
-          <w:szCs w:val="22"/>
-          <w:lang w:val="es-ES" w:eastAsia="es-ES"/>
-          <w14:ligatures w14:val="none"/>
-        </w:rPr>
-        <w:t xml:space="preserve">cumpla con: </w:t>
-      </w:r>
-      <w:r>
-        <w:rPr>
-          <w:rFonts w:ascii="Arial Narrow" w:eastAsia="Arial Narrow" w:hAnsi="Arial Narrow" w:cs="Arial Narrow"/>
-          <w:color w:val="000000"/>
-          <w:kern w:val="0"/>
-          <w:sz w:val="22"/>
-          <w:szCs w:val="22"/>
-          <w:lang w:val="es-ES" w:eastAsia="es-ES"/>
-          <w14:ligatures w14:val="none"/>
-        </w:rPr>
-        <w:t>(i) presentar una copia debidamente suscrita del Certificado 001177944002994373 del Seguro de Protección Múltiple materia de denuncia, así como el cargo de remisión de la póliza y/o certificado; y, (ii) presentar todas las comunicaciones cursadas con la parte denunciante en virtud de los hechos materia de denuncia</w:t>
-      </w:r>
-      <w:r>
-        <w:rPr>
-          <w:rFonts w:ascii="Arial Narrow" w:eastAsia="Arial Narrow" w:hAnsi="Arial Narrow" w:cs="Arial Narrow"/>
-          <w:color w:val="000000"/>
-          <w:kern w:val="0"/>
-          <w:sz w:val="22"/>
-          <w:szCs w:val="22"/>
-          <w:lang w:val="es-ES" w:eastAsia="es-ES"/>
-          <w14:ligatures w14:val="none"/>
-        </w:rPr>
-        <w:t>.</w:t>
-      </w:r>
-    </w:p>
-    <w:p>
-      <w:pPr>
-        <w:spacing w:after="0" w:line="240" w:lineRule="auto"/>
-        <w:jc w:val="both"/>
-        <w:rPr>
-          <w:rFonts w:ascii="Arial Narrow" w:eastAsia="Arial Narrow" w:hAnsi="Arial Narrow" w:cs="Arial Narrow"/>
-          <w:color w:val="000000"/>
-          <w:kern w:val="0"/>
-          <w:sz w:val="22"/>
-          <w:szCs w:val="22"/>
-          <w:lang w:val="es-ES" w:eastAsia="es-ES"/>
-          <w14:ligatures w14:val="none"/>
-        </w:rPr>
-      </w:pPr>
-    </w:p>
-    <w:p>
-      <w:pPr>
-        <w:spacing w:after="0" w:line="240" w:lineRule="auto"/>
-        <w:jc w:val="both"/>
-        <w:rPr>
-          <w:rFonts w:ascii="Arial Narrow" w:eastAsia="Arial Narrow" w:hAnsi="Arial Narrow" w:cs="Arial Narrow"/>
-          <w:color w:val="000000"/>
-          <w:kern w:val="0"/>
-          <w:sz w:val="22"/>
-          <w:szCs w:val="22"/>
-          <w:lang w:val="es-ES" w:eastAsia="es-ES"/>
-          <w14:ligatures w14:val="none"/>
-        </w:rPr>
-      </w:pPr>
-      <w:r>
-        <w:rPr>
-          <w:rFonts w:ascii="Arial Narrow" w:eastAsia="Arial Narrow" w:hAnsi="Arial Narrow" w:cs="Arial Narrow"/>
-          <w:b/>
-          <w:color w:val="000000"/>
-          <w:kern w:val="0"/>
-          <w:sz w:val="22"/>
-          <w:szCs w:val="22"/>
-          <w:lang w:eastAsia="es-PE"/>
-          <w14:ligatures w14:val="none"/>
-        </w:rPr>
-        <w:t xml:space="preserve">SÉTIMO: </w:t>
-      </w:r>
-      <w:r>
-        <w:rPr>
-          <w:rFonts w:ascii="Arial Narrow" w:eastAsia="Arial Narrow" w:hAnsi="Arial Narrow" w:cs="Arial Narrow"/>
-          <w:color w:val="000000"/>
-          <w:kern w:val="0"/>
-          <w:sz w:val="22"/>
-          <w:szCs w:val="22"/>
-          <w:lang w:eastAsia="es-ES"/>
-          <w14:ligatures w14:val="none"/>
-        </w:rPr>
-        <w:t xml:space="preserve">requerir </w:t>
-      </w:r>
-      <w:r>
-        <w:rPr>
-          <w:rFonts w:ascii="Arial Narrow" w:eastAsia="Arial Narrow" w:hAnsi="Arial Narrow" w:cs="Arial Narrow"/>
-          <w:color w:val="000000"/>
-          <w:kern w:val="0"/>
-          <w:sz w:val="22"/>
-          <w:szCs w:val="22"/>
-          <w:lang w:val="es-ES" w:eastAsia="es-ES"/>
-          <w14:ligatures w14:val="none"/>
-        </w:rPr>
-        <w:t xml:space="preserve">que, en un </w:t>
-      </w:r>
-      <w:r>
-        <w:rPr>
-          <w:rFonts w:ascii="Arial Narrow" w:eastAsia="Arial Narrow" w:hAnsi="Arial Narrow" w:cs="Arial Narrow"/>
-          <w:color w:val="000000"/>
-          <w:kern w:val="0"/>
-          <w:sz w:val="22"/>
-          <w:szCs w:val="22"/>
-          <w:lang w:eastAsia="es-ES"/>
-          <w14:ligatures w14:val="none"/>
-        </w:rPr>
-        <w:t xml:space="preserve">plazo no mayor de cinco (5) días hábiles contado a partir del día siguiente de la notificación de la presente resolución, </w:t>
-      </w:r>
-      <w:r>
-        <w:rPr>
-          <w:rFonts w:ascii="Arial Narrow" w:eastAsia="Arial Narrow" w:hAnsi="Arial Narrow" w:cs="Arial Narrow"/>
-          <w:bCs/>
-          <w:sz w:val="22"/>
-          <w:szCs w:val="22"/>
-        </w:rPr>
-        <w:t>Impulsa 365 S.A.C.</w:t>
-      </w:r>
-      <w:r>
-        <w:rPr>
-          <w:rFonts w:ascii="Arial Narrow" w:eastAsia="Arial Narrow" w:hAnsi="Arial Narrow" w:cs="Arial Narrow"/>
-          <w:color w:val="000000"/>
-          <w:kern w:val="0"/>
-          <w:sz w:val="22"/>
-          <w:szCs w:val="22"/>
-          <w:lang w:eastAsia="es-ES"/>
-          <w14:ligatures w14:val="none"/>
-        </w:rPr>
-        <w:t xml:space="preserve">, </w:t>
-      </w:r>
-      <w:r>
-        <w:rPr>
-          <w:rFonts w:ascii="Arial Narrow" w:eastAsia="Arial Narrow" w:hAnsi="Arial Narrow" w:cs="Arial Narrow"/>
-          <w:color w:val="000000"/>
-          <w:kern w:val="0"/>
-          <w:sz w:val="22"/>
-          <w:szCs w:val="22"/>
-          <w:lang w:val="es-ES" w:eastAsia="es-ES"/>
-          <w14:ligatures w14:val="none"/>
-        </w:rPr>
-        <w:t xml:space="preserve">cumpla con: </w:t>
-      </w:r>
-      <w:r>
-        <w:rPr>
-          <w:rFonts w:ascii="Arial Narrow" w:eastAsia="Arial Narrow" w:hAnsi="Arial Narrow" w:cs="Arial Narrow"/>
-          <w:color w:val="000000"/>
-          <w:kern w:val="0"/>
-          <w:sz w:val="22"/>
-          <w:szCs w:val="22"/>
-          <w:lang w:val="es-ES" w:eastAsia="es-ES"/>
-          <w14:ligatures w14:val="none"/>
-        </w:rPr>
-        <w:t>(i) presentar una copia de la documentación que acreditara la falta de disponibilidad de personal técnico para atender el siniestro del 14 de octubre de 2025; (ii) presentar los medios probatorios que acrediten la existencia de condiciones contractuales que facultaran la activación automática de la modalidad de reembolso; y, (ii) presentar todas las comunicaciones cursadas con la parte denunciante en virtud de los hechos materia de denuncia</w:t>
-      </w:r>
-      <w:r>
-        <w:rPr>
-          <w:rFonts w:ascii="Arial Narrow" w:eastAsia="Arial Narrow" w:hAnsi="Arial Narrow" w:cs="Arial Narrow"/>
-          <w:color w:val="000000"/>
-          <w:kern w:val="0"/>
-          <w:sz w:val="22"/>
-          <w:szCs w:val="22"/>
-          <w:lang w:val="es-ES" w:eastAsia="es-ES"/>
-          <w14:ligatures w14:val="none"/>
-        </w:rPr>
-        <w:t>.</w:t>
-      </w:r>
-    </w:p>
-    <w:p>
-      <w:pPr>
-        <w:spacing w:after="0" w:line="240" w:lineRule="auto"/>
-        <w:jc w:val="both"/>
-        <w:rPr>
-          <w:rFonts w:ascii="Arial Narrow" w:eastAsia="Arial Narrow" w:hAnsi="Arial Narrow" w:cs="Arial Narrow"/>
-          <w:color w:val="000000"/>
-          <w:kern w:val="0"/>
-          <w:sz w:val="22"/>
-          <w:szCs w:val="22"/>
-          <w:lang w:val="es-ES" w:eastAsia="es-ES"/>
-          <w14:ligatures w14:val="none"/>
-        </w:rPr>
-      </w:pPr>
-    </w:p>
-    <w:p>
-      <w:pPr>
-        <w:spacing w:after="0" w:line="240" w:lineRule="auto"/>
-        <w:jc w:val="both"/>
-        <w:rPr>
-          <w:rFonts w:ascii="Arial Narrow" w:eastAsia="Arial Narrow" w:hAnsi="Arial Narrow" w:cs="Arial Narrow"/>
-          <w:color w:val="000000"/>
-          <w:kern w:val="0"/>
-          <w:sz w:val="22"/>
-          <w:szCs w:val="22"/>
-          <w:lang w:eastAsia="es-PE"/>
-          <w14:ligatures w14:val="none"/>
-        </w:rPr>
-      </w:pPr>
-      <w:r>
-        <w:rPr>
-          <w:rFonts w:ascii="Arial Narrow" w:eastAsia="Arial Narrow" w:hAnsi="Arial Narrow" w:cs="Arial Narrow"/>
-          <w:b/>
-          <w:bCs/>
           <w:kern w:val="0"/>
           <w14:ligatures w14:val="none"/>
           <w:sz w:val="22"/>
@@ -6775,7 +6847,7 @@
           <w:lang w:eastAsia="es-PE"/>
           <w14:ligatures w14:val="none"/>
         </w:rPr>
-        <w:footnoteReference w:id="10"/>
+        <w:footnoteReference w:id="12"/>
       </w:r>
       <w:r>
         <w:rPr>
@@ -6801,7 +6873,7 @@
           <w:lang w:eastAsia="es-PE"/>
           <w14:ligatures w14:val="none"/>
         </w:rPr>
-        <w:footnoteReference w:id="11"/>
+        <w:footnoteReference w:id="13"/>
       </w:r>
       <w:r>
         <w:rPr>
@@ -6853,7 +6925,7 @@
           <w:lang w:eastAsia="es-PE"/>
           <w14:ligatures w14:val="none"/>
         </w:rPr>
-        <w:footnoteReference w:id="12"/>
+        <w:footnoteReference w:id="14"/>
       </w:r>
       <w:r>
         <w:rPr>
@@ -7022,7 +7094,7 @@
           <w:vertAlign w:val="superscript"/>
           <w14:ligatures w14:val="none"/>
         </w:rPr>
-        <w:footnoteReference w:id="13"/>
+        <w:footnoteReference w:id="15"/>
       </w:r>
       <w:r>
         <w:rPr>
@@ -7040,7 +7112,6 @@
           <w:kern w:val="0"/>
           <w:sz w:val="22"/>
           <w:szCs w:val="22"/>
-          <w:u w:val="single"/>
           <w14:ligatures w14:val="none"/>
         </w:rPr>
         <w:t>expresamente su facultad para asistir y conciliar en su representación</w:t>
@@ -7071,7 +7142,6 @@
           <w:kern w:val="0"/>
           <w:sz w:val="22"/>
           <w:szCs w:val="22"/>
-          <w:u w:val="single"/>
           <w14:ligatures w14:val="none"/>
         </w:rPr>
         <w:t xml:space="preserve">Ello bajo apercibimiento de no realizar la audiencia de conciliación y levantar el acta de inasistencia correspondiente. </w:t>
@@ -7214,7 +7284,15 @@
           <w:sz w:val="22"/>
           <w:szCs w:val="22"/>
         </w:rPr>
-        <w:t xml:space="preserve">DÉCIMO SEGUNDO: </w:t>
+        <w:t xml:space="preserve">DÉCIMO SEGUNDO:</w:t>
+      </w:r>
+      <w:r>
+        <w:rPr>
+          <w:rFonts w:ascii="Arial Narrow" w:eastAsia="Arial Narrow" w:hAnsi="Arial Narrow" w:cs="Arial Narrow"/>
+          <w:sz w:val="22"/>
+          <w:szCs w:val="22"/>
+        </w:rPr>
+        <w:t xml:space="preserve"> </w:t>
       </w:r>
       <w:r>
         <w:rPr>
@@ -7448,7 +7526,7 @@
           <w:szCs w:val="22"/>
           <w:vertAlign w:val="superscript"/>
         </w:rPr>
-        <w:footnoteReference w:id="14"/>
+        <w:footnoteReference w:id="16"/>
       </w:r>
       <w:r>
         <w:rPr>
@@ -7646,7 +7724,6 @@
       <w:r>
         <w:rPr>
           <w:rFonts w:ascii="Arial Narrow" w:eastAsia="Arial Narrow" w:hAnsi="Arial Narrow" w:cs="Arial Narrow"/>
-          <w:bCs/>
           <w:spacing w:val="-3"/>
           <w:kern w:val="0"/>
           <w14:ligatures w14:val="none"/>
@@ -8055,6 +8132,9 @@
     <w:p>
       <w:pPr>
         <w:pStyle w:val="Textonotapie"/>
+        <w:tabs>
+          <w:tab w:val="left" w:pos="567"/>
+        </w:tabs>
         <w:ind w:left="567" w:hanging="567"/>
         <w:jc w:val="both"/>
         <w:rPr>
@@ -8079,6 +8159,25 @@
           <w:sz w:val="16"/>
           <w:szCs w:val="16"/>
         </w:rPr>
+        <w:tab/>
+        <w:t xml:space="preserve"/>
+      </w:r>
+      <w:r>
+        <w:rPr>
+          <w:rFonts w:ascii="Arial Narrow" w:eastAsia="Arial Narrow" w:hAnsi="Arial Narrow" w:cs="Arial Narrow"/>
+          <w:sz w:val="16"/>
+          <w:szCs w:val="16"/>
+        </w:rPr>
+        <w:tab/>
+        <w:t>Publicado</w:t>
+      </w:r>
+      <w:r>
+        <w:rPr>
+          <w:rFonts w:ascii="Arial Narrow" w:eastAsia="Arial Narrow" w:hAnsi="Arial Narrow" w:cs="Arial Narrow"/>
+          <w:b/>
+          <w:sz w:val="16"/>
+          <w:szCs w:val="16"/>
+        </w:rPr>
         <w:t xml:space="preserve"> </w:t>
       </w:r>
       <w:r>
@@ -8087,15 +8186,7 @@
           <w:sz w:val="16"/>
           <w:szCs w:val="16"/>
         </w:rPr>
-        <w:tab/>
-      </w:r>
-      <w:r>
-        <w:rPr>
-          <w:rFonts w:ascii="Arial Narrow" w:eastAsia="Arial Narrow" w:hAnsi="Arial Narrow" w:cs="Arial Narrow"/>
-          <w:sz w:val="16"/>
-          <w:szCs w:val="16"/>
-        </w:rPr>
-        <w:t xml:space="preserve">Denuncia remitida a esta Comisión mediante DOCUMENTO DE TRASLADO 125-2026-PS1/INDECOPI de fecha 7 de mayo de 2026, recibida el 13 de mayo de 2026.</w:t>
+        <w:t xml:space="preserve">el 2 de setiembre de 2010 en el Diario Oficial El Peruano, vigente desde el 2 de octubre de 2010 y modificado por Decreto Legislativo 1308.</w:t>
       </w:r>
     </w:p>
     <w:p>
@@ -8115,6 +8206,9 @@
     <w:p>
       <w:pPr>
         <w:pStyle w:val="Textonotapie"/>
+        <w:tabs>
+          <w:tab w:val="left" w:pos="567"/>
+        </w:tabs>
         <w:ind w:left="567" w:hanging="567"/>
         <w:jc w:val="both"/>
         <w:rPr>
@@ -8139,33 +8233,24 @@
           <w:sz w:val="16"/>
           <w:szCs w:val="16"/>
         </w:rPr>
-        <w:t xml:space="preserve"> </w:t>
-      </w:r>
-      <w:r>
-        <w:rPr>
-          <w:rFonts w:ascii="Arial Narrow" w:eastAsia="Arial Narrow" w:hAnsi="Arial Narrow" w:cs="Arial Narrow"/>
-          <w:sz w:val="16"/>
-          <w:szCs w:val="16"/>
-        </w:rPr>
         <w:tab/>
-        <w:t>Publicado</w:t>
-      </w:r>
-      <w:r>
-        <w:rPr>
-          <w:rFonts w:ascii="Arial Narrow" w:eastAsia="Arial Narrow" w:hAnsi="Arial Narrow" w:cs="Arial Narrow"/>
-          <w:b/>
-          <w:sz w:val="16"/>
-          <w:szCs w:val="16"/>
-        </w:rPr>
-        <w:t xml:space="preserve"> </w:t>
-      </w:r>
-      <w:r>
-        <w:rPr>
-          <w:rFonts w:ascii="Arial Narrow" w:eastAsia="Arial Narrow" w:hAnsi="Arial Narrow" w:cs="Arial Narrow"/>
-          <w:sz w:val="16"/>
-          <w:szCs w:val="16"/>
-        </w:rPr>
-        <w:t xml:space="preserve">el 2 de setiembre de 2010 en el Diario Oficial El Peruano, vigente desde el 2 de octubre de 2010 y modificado por Decreto Legislativo 1308.</w:t>
+        <w:t xml:space="preserve"/>
+      </w:r>
+      <w:r>
+        <w:rPr>
+          <w:rFonts w:ascii="Arial Narrow" w:eastAsia="Arial Narrow" w:hAnsi="Arial Narrow" w:cs="Arial Narrow"/>
+          <w:sz w:val="16"/>
+          <w:szCs w:val="16"/>
+        </w:rPr>
+        <w:tab/>
+      </w:r>
+      <w:r>
+        <w:rPr>
+          <w:rFonts w:ascii="Arial Narrow" w:eastAsia="Arial Narrow" w:hAnsi="Arial Narrow" w:cs="Arial Narrow"/>
+          <w:sz w:val="16"/>
+          <w:szCs w:val="16"/>
+        </w:rPr>
+        <w:t xml:space="preserve">Denuncia remitida a esta Comisión mediante DOCUMENTO DE TRASLADO 125-2026-PS1/INDECOPI de fecha 7 de mayo de 2026, recibida el 13 de mayo de 2026.</w:t>
       </w:r>
     </w:p>
     <w:p>
@@ -8214,7 +8299,8 @@
           <w:sz w:val="16"/>
           <w:szCs w:val="16"/>
         </w:rPr>
-        <w:t xml:space="preserve"> </w:t>
+        <w:tab/>
+        <w:t xml:space="preserve"/>
       </w:r>
       <w:r>
         <w:rPr>
@@ -8344,10 +8430,32 @@
         <w:jc w:val="both"/>
         <w:rPr>
           <w:rFonts w:ascii="Arial Narrow" w:eastAsia="Arial Narrow" w:hAnsi="Arial Narrow" w:cs="Arial Narrow"/>
-          <w:sz w:val="16"/>
-          <w:szCs w:val="16"/>
-        </w:rPr>
-      </w:pPr>
+          <w:b/>
+          <w:bCs/>
+          <w:sz w:val="16"/>
+          <w:szCs w:val="16"/>
+        </w:rPr>
+      </w:pPr>
+      <w:r>
+        <w:rPr>
+          <w:rFonts w:ascii="Arial Narrow" w:eastAsia="Arial Narrow" w:hAnsi="Arial Narrow" w:cs="Arial Narrow"/>
+          <w:b/>
+          <w:bCs/>
+          <w:sz w:val="16"/>
+          <w:szCs w:val="16"/>
+        </w:rPr>
+        <w:tab/>
+      </w:r>
+      <w:r>
+        <w:rPr>
+          <w:rFonts w:ascii="Arial Narrow" w:eastAsia="Arial Narrow" w:hAnsi="Arial Narrow" w:cs="Arial Narrow"/>
+          <w:b/>
+          <w:bCs/>
+          <w:sz w:val="16"/>
+          <w:szCs w:val="16"/>
+        </w:rPr>
+        <w:t>LEY DE ORGANIZACIÓN Y FUNCIONES DEL INDECOPI, APROBADA POR DECRETO LEGISLATIVO 1033</w:t>
+      </w:r>
     </w:p>
     <w:p>
       <w:pPr>
@@ -8359,12 +8467,20 @@
         <w:jc w:val="both"/>
         <w:rPr>
           <w:rFonts w:ascii="Arial Narrow" w:eastAsia="Arial Narrow" w:hAnsi="Arial Narrow" w:cs="Arial Narrow"/>
+          <w:sz w:val="16"/>
+          <w:szCs w:val="16"/>
+        </w:rPr>
+      </w:pPr>
+      <w:r>
+        <w:rPr>
+          <w:rFonts w:ascii="Arial Narrow" w:eastAsia="Arial Narrow" w:hAnsi="Arial Narrow" w:cs="Arial Narrow"/>
           <w:b/>
           <w:bCs/>
           <w:sz w:val="16"/>
           <w:szCs w:val="16"/>
         </w:rPr>
-      </w:pPr>
+        <w:tab/>
+      </w:r>
       <w:r>
         <w:rPr>
           <w:rFonts w:ascii="Arial Narrow" w:eastAsia="Arial Narrow" w:hAnsi="Arial Narrow" w:cs="Arial Narrow"/>
@@ -8373,17 +8489,15 @@
           <w:sz w:val="16"/>
           <w:szCs w:val="16"/>
         </w:rPr>
-        <w:tab/>
-      </w:r>
-      <w:r>
-        <w:rPr>
-          <w:rFonts w:ascii="Arial Narrow" w:eastAsia="Arial Narrow" w:hAnsi="Arial Narrow" w:cs="Arial Narrow"/>
-          <w:b/>
-          <w:bCs/>
-          <w:sz w:val="16"/>
-          <w:szCs w:val="16"/>
-        </w:rPr>
-        <w:t>LEY DE ORGANIZACIÓN Y FUNCIONES DEL INDECOPI, APROBADA POR DECRETO LEGISLATIVO 1033</w:t>
+        <w:t>Artículo 27.-</w:t>
+      </w:r>
+      <w:r>
+        <w:rPr>
+          <w:rFonts w:ascii="Arial Narrow" w:eastAsia="Arial Narrow" w:hAnsi="Arial Narrow" w:cs="Arial Narrow"/>
+          <w:sz w:val="16"/>
+          <w:szCs w:val="16"/>
+        </w:rPr>
+        <w:t xml:space="preserve"> De la Comisión de Protección al Consumidor.-</w:t>
       </w:r>
     </w:p>
     <w:p>
@@ -8403,8 +8517,6 @@
       <w:r>
         <w:rPr>
           <w:rFonts w:ascii="Arial Narrow" w:eastAsia="Arial Narrow" w:hAnsi="Arial Narrow" w:cs="Arial Narrow"/>
-          <w:b/>
-          <w:bCs/>
           <w:sz w:val="16"/>
           <w:szCs w:val="16"/>
         </w:rPr>
@@ -8413,20 +8525,10 @@
       <w:r>
         <w:rPr>
           <w:rFonts w:ascii="Arial Narrow" w:eastAsia="Arial Narrow" w:hAnsi="Arial Narrow" w:cs="Arial Narrow"/>
-          <w:b/>
-          <w:bCs/>
-          <w:sz w:val="16"/>
-          <w:szCs w:val="16"/>
-        </w:rPr>
-        <w:t>Artículo 27.-</w:t>
-      </w:r>
-      <w:r>
-        <w:rPr>
-          <w:rFonts w:ascii="Arial Narrow" w:eastAsia="Arial Narrow" w:hAnsi="Arial Narrow" w:cs="Arial Narrow"/>
-          <w:sz w:val="16"/>
-          <w:szCs w:val="16"/>
-        </w:rPr>
-        <w:t xml:space="preserve"> De la Comisión de Protección al Consumidor.-</w:t>
+          <w:sz w:val="16"/>
+          <w:szCs w:val="16"/>
+        </w:rPr>
+        <w:t>Corresponde a la Comisión de Protección al Consumidor velar por el cumplimiento de la Ley de Protección al Consumidor y de las leyes que, en general, protegen a los consumidores de la falta de idoneidad de los bienes y servicios en función de la información brindada, de las omisiones de información y de la discriminación en el consumo, así como de aquellas que complementen o sustituyan a las anteriores.</w:t>
       </w:r>
     </w:p>
     <w:p>
@@ -8439,27 +8541,15 @@
         <w:jc w:val="both"/>
         <w:rPr>
           <w:rFonts w:ascii="Arial Narrow" w:eastAsia="Arial Narrow" w:hAnsi="Arial Narrow" w:cs="Arial Narrow"/>
-          <w:sz w:val="16"/>
-          <w:szCs w:val="16"/>
-        </w:rPr>
-      </w:pPr>
-      <w:r>
-        <w:rPr>
-          <w:rFonts w:ascii="Arial Narrow" w:eastAsia="Arial Narrow" w:hAnsi="Arial Narrow" w:cs="Arial Narrow"/>
-          <w:sz w:val="16"/>
-          <w:szCs w:val="16"/>
-        </w:rPr>
-        <w:tab/>
-      </w:r>
-      <w:r>
-        <w:rPr>
-          <w:rFonts w:ascii="Arial Narrow" w:eastAsia="Arial Narrow" w:hAnsi="Arial Narrow" w:cs="Arial Narrow"/>
-          <w:sz w:val="16"/>
-          <w:szCs w:val="16"/>
-        </w:rPr>
-        <w:t>Corresponde a la Comisión de Protección al Consumidor velar por el cumplimiento de la Ley de Protección al Consumidor y de las leyes que, en general, protegen a los consumidores de la falta de idoneidad de los bienes y servicios en función de la información brindada, de las omisiones de información y de la discriminación en el consumo, así como de aquellas que complementen o sustituyan a las anteriores.</w:t>
-      </w:r>
-    </w:p>
+          <w:b/>
+          <w:bCs/>
+          <w:sz w:val="16"/>
+          <w:szCs w:val="16"/>
+        </w:rPr>
+      </w:pPr>
+    </w:p>
+  </w:footnote>
+  <w:footnote w:id="4">
     <w:p>
       <w:pPr>
         <w:pStyle w:val="Textonotapie"/>
@@ -8476,9 +8566,150 @@
           <w:szCs w:val="16"/>
         </w:rPr>
       </w:pPr>
-    </w:p>
-  </w:footnote>
-  <w:footnote w:id="4">
+      <w:r>
+        <w:rPr>
+          <w:rStyle w:val="Refdenotaalpie"/>
+          <w:rFonts w:ascii="Arial Narrow" w:eastAsia="Arial Narrow" w:hAnsi="Arial Narrow" w:cs="Arial Narrow"/>
+          <w:sz w:val="16"/>
+          <w:szCs w:val="16"/>
+          <w:vertAlign w:val="superscript"/>
+        </w:rPr>
+        <w:footnoteRef/>
+      </w:r>
+      <w:r>
+        <w:rPr>
+          <w:rFonts w:ascii="Arial Narrow" w:eastAsia="Arial Narrow" w:hAnsi="Arial Narrow" w:cs="Arial Narrow"/>
+          <w:sz w:val="16"/>
+          <w:szCs w:val="16"/>
+        </w:rPr>
+        <w:tab/>
+        <w:t xml:space="preserve"/>
+      </w:r>
+      <w:r>
+        <w:rPr>
+          <w:rFonts w:ascii="Arial Narrow" w:eastAsia="Arial Narrow" w:hAnsi="Arial Narrow" w:cs="Arial Narrow"/>
+          <w:sz w:val="16"/>
+          <w:szCs w:val="16"/>
+        </w:rPr>
+        <w:tab/>
+      </w:r>
+      <w:r>
+        <w:rPr>
+          <w:rFonts w:ascii="Arial Narrow" w:eastAsia="Arial Narrow" w:hAnsi="Arial Narrow" w:cs="Arial Narrow"/>
+          <w:b/>
+          <w:bCs/>
+          <w:sz w:val="16"/>
+          <w:szCs w:val="16"/>
+        </w:rPr>
+        <w:t>LEY 29571, CÓDIGO DE PROTECCIÓN Y DEFENSA DEL CONSUMIDOR, publicado el 2 de setiembre de 2010 y modificado por Decreto Legislativo 1308</w:t>
+      </w:r>
+    </w:p>
+    <w:p>
+      <w:pPr>
+        <w:pStyle w:val="Textonotapie"/>
+        <w:ind w:left="567" w:right="-1"/>
+        <w:jc w:val="both"/>
+        <w:rPr>
+          <w:rFonts w:ascii="Arial Narrow" w:eastAsia="Arial Narrow" w:hAnsi="Arial Narrow" w:cs="Arial Narrow"/>
+          <w:b/>
+          <w:bCs/>
+          <w:sz w:val="16"/>
+          <w:szCs w:val="16"/>
+        </w:rPr>
+      </w:pPr>
+      <w:r>
+        <w:rPr>
+          <w:rFonts w:ascii="Arial Narrow" w:eastAsia="Arial Narrow" w:hAnsi="Arial Narrow" w:cs="Arial Narrow"/>
+          <w:b/>
+          <w:bCs/>
+          <w:sz w:val="16"/>
+          <w:szCs w:val="16"/>
+        </w:rPr>
+        <w:t>Artículo 18.- Idoneidad</w:t>
+      </w:r>
+    </w:p>
+    <w:p>
+      <w:pPr>
+        <w:pStyle w:val="Textonotapie"/>
+        <w:ind w:left="567" w:right="-1"/>
+        <w:jc w:val="both"/>
+        <w:rPr>
+          <w:rFonts w:ascii="Arial Narrow" w:eastAsia="Arial Narrow" w:hAnsi="Arial Narrow" w:cs="Arial Narrow"/>
+          <w:sz w:val="16"/>
+          <w:szCs w:val="16"/>
+        </w:rPr>
+      </w:pPr>
+      <w:r>
+        <w:rPr>
+          <w:rFonts w:ascii="Arial Narrow" w:eastAsia="Arial Narrow" w:hAnsi="Arial Narrow" w:cs="Arial Narrow"/>
+          <w:sz w:val="16"/>
+          <w:szCs w:val="16"/>
+        </w:rPr>
+        <w:t>Se entiende por idoneidad la correspondencia entre lo que un consumidor espera y lo que efectivamente recibe, en función a lo que se le hubiera ofrecido, la publicidad e información transmitida, las condiciones y circunstancias de la transacción, las características y naturaleza del producto o servicio, el precio, entre otros factores, atendiendo a las circunstancias del caso.</w:t>
+      </w:r>
+    </w:p>
+    <w:p>
+      <w:pPr>
+        <w:pStyle w:val="Textonotapie"/>
+        <w:ind w:left="567" w:right="-1"/>
+        <w:jc w:val="both"/>
+        <w:rPr>
+          <w:rFonts w:ascii="Arial Narrow" w:eastAsia="Arial Narrow" w:hAnsi="Arial Narrow" w:cs="Arial Narrow"/>
+          <w:sz w:val="16"/>
+          <w:szCs w:val="16"/>
+        </w:rPr>
+      </w:pPr>
+      <w:r>
+        <w:rPr>
+          <w:rFonts w:ascii="Arial Narrow" w:eastAsia="Arial Narrow" w:hAnsi="Arial Narrow" w:cs="Arial Narrow"/>
+          <w:sz w:val="16"/>
+          <w:szCs w:val="16"/>
+        </w:rPr>
+        <w:t>La idoneidad es evaluada en función a la propia naturaleza del producto o servicio y a su aptitud para satisfacer la finalidad para la cual ha sido puesto en el mercado. Las autorizaciones por parte de los organismos del Estado para la fabricación de un producto o la prestación de un servicio, en los casos que sea necesario, no eximen de responsabilidad al proveedor frente al consumidor.</w:t>
+      </w:r>
+    </w:p>
+    <w:p>
+      <w:pPr>
+        <w:pStyle w:val="Textonotapie"/>
+        <w:ind w:left="567" w:right="-1"/>
+        <w:jc w:val="both"/>
+        <w:rPr>
+          <w:rFonts w:ascii="Arial Narrow" w:eastAsia="Arial Narrow" w:hAnsi="Arial Narrow" w:cs="Arial Narrow"/>
+          <w:sz w:val="16"/>
+          <w:szCs w:val="16"/>
+        </w:rPr>
+      </w:pPr>
+      <w:r>
+        <w:rPr>
+          <w:rFonts w:ascii="Arial Narrow" w:eastAsia="Arial Narrow" w:hAnsi="Arial Narrow" w:cs="Arial Narrow"/>
+          <w:b/>
+          <w:bCs/>
+          <w:sz w:val="16"/>
+          <w:szCs w:val="16"/>
+        </w:rPr>
+        <w:t>Artículo 19.- Obligación de los proveedores</w:t>
+      </w:r>
+    </w:p>
+    <w:p>
+      <w:pPr>
+        <w:pStyle w:val="Textonotapie"/>
+        <w:ind w:left="567" w:right="-1"/>
+        <w:jc w:val="both"/>
+        <w:rPr>
+          <w:rFonts w:ascii="Arial Narrow" w:eastAsia="Arial Narrow" w:hAnsi="Arial Narrow" w:cs="Arial Narrow"/>
+          <w:sz w:val="16"/>
+          <w:szCs w:val="16"/>
+        </w:rPr>
+      </w:pPr>
+      <w:r>
+        <w:rPr>
+          <w:rFonts w:ascii="Arial Narrow" w:eastAsia="Arial Narrow" w:hAnsi="Arial Narrow" w:cs="Arial Narrow"/>
+          <w:sz w:val="16"/>
+          <w:szCs w:val="16"/>
+        </w:rPr>
+        <w:t>El proveedor responde por la idoneidad y calidad de los productos y servicios ofrecidos; por la autenticidad de las marcas y leyendas que exhiben sus productos o del signo que respalda al prestador del servicio, por la falta de conformidad entre la publicidad comercial de los productos y servicios y estos, así como por el contenido y la vida útil del producto indicado en el envase, en lo que corresponda.</w:t>
+      </w:r>
+    </w:p>
     <w:p>
       <w:pPr>
         <w:pStyle w:val="Textonotapie"/>
@@ -8495,161 +8726,9 @@
           <w:szCs w:val="16"/>
         </w:rPr>
       </w:pPr>
-      <w:r>
-        <w:rPr>
-          <w:rStyle w:val="Refdenotaalpie"/>
-          <w:rFonts w:ascii="Arial Narrow" w:eastAsia="Arial Narrow" w:hAnsi="Arial Narrow" w:cs="Arial Narrow"/>
-          <w:sz w:val="16"/>
-          <w:szCs w:val="16"/>
-          <w:vertAlign w:val="superscript"/>
-        </w:rPr>
-        <w:footnoteRef/>
-      </w:r>
-      <w:r>
-        <w:rPr>
-          <w:rFonts w:ascii="Arial Narrow" w:eastAsia="Arial Narrow" w:hAnsi="Arial Narrow" w:cs="Arial Narrow"/>
-          <w:sz w:val="16"/>
-          <w:szCs w:val="16"/>
-        </w:rPr>
-        <w:t xml:space="preserve"> </w:t>
-      </w:r>
-      <w:r>
-        <w:rPr>
-          <w:rFonts w:ascii="Arial Narrow" w:eastAsia="Arial Narrow" w:hAnsi="Arial Narrow" w:cs="Arial Narrow"/>
-          <w:sz w:val="16"/>
-          <w:szCs w:val="16"/>
-        </w:rPr>
-        <w:tab/>
-      </w:r>
-      <w:r>
-        <w:rPr>
-          <w:rFonts w:ascii="Arial Narrow" w:eastAsia="Arial Narrow" w:hAnsi="Arial Narrow" w:cs="Arial Narrow"/>
-          <w:b/>
-          <w:bCs/>
-          <w:sz w:val="16"/>
-          <w:szCs w:val="16"/>
-        </w:rPr>
-        <w:t>LEY 29571, CÓDIGO DE PROTECCIÓN Y DEFENSA DEL CONSUMIDOR, publicado el 2 de setiembre de 2010 y modificado por Decreto Legislativo 1308</w:t>
-      </w:r>
-    </w:p>
-    <w:p>
-      <w:pPr>
-        <w:pStyle w:val="Textonotapie"/>
-        <w:ind w:left="567" w:right="-1"/>
-        <w:jc w:val="both"/>
-        <w:rPr>
-          <w:rFonts w:ascii="Arial Narrow" w:eastAsia="Arial Narrow" w:hAnsi="Arial Narrow" w:cs="Arial Narrow"/>
-          <w:b/>
-          <w:bCs/>
-          <w:sz w:val="16"/>
-          <w:szCs w:val="16"/>
-        </w:rPr>
-      </w:pPr>
-      <w:r>
-        <w:rPr>
-          <w:rFonts w:ascii="Arial Narrow" w:eastAsia="Arial Narrow" w:hAnsi="Arial Narrow" w:cs="Arial Narrow"/>
-          <w:b/>
-          <w:bCs/>
-          <w:sz w:val="16"/>
-          <w:szCs w:val="16"/>
-        </w:rPr>
-        <w:t>Artículo 18.- Idoneidad</w:t>
-      </w:r>
-    </w:p>
-    <w:p>
-      <w:pPr>
-        <w:pStyle w:val="Textonotapie"/>
-        <w:ind w:left="567" w:right="-1"/>
-        <w:jc w:val="both"/>
-        <w:rPr>
-          <w:rFonts w:ascii="Arial Narrow" w:eastAsia="Arial Narrow" w:hAnsi="Arial Narrow" w:cs="Arial Narrow"/>
-          <w:sz w:val="16"/>
-          <w:szCs w:val="16"/>
-        </w:rPr>
-      </w:pPr>
-      <w:r>
-        <w:rPr>
-          <w:rFonts w:ascii="Arial Narrow" w:eastAsia="Arial Narrow" w:hAnsi="Arial Narrow" w:cs="Arial Narrow"/>
-          <w:sz w:val="16"/>
-          <w:szCs w:val="16"/>
-        </w:rPr>
-        <w:t>Se entiende por idoneidad la correspondencia entre lo que un consumidor espera y lo que efectivamente recibe, en función a lo que se le hubiera ofrecido, la publicidad e información transmitida, las condiciones y circunstancias de la transacción, las características y naturaleza del producto o servicio, el precio, entre otros factores, atendiendo a las circunstancias del caso.</w:t>
-      </w:r>
-    </w:p>
-    <w:p>
-      <w:pPr>
-        <w:pStyle w:val="Textonotapie"/>
-        <w:ind w:left="567" w:right="-1"/>
-        <w:jc w:val="both"/>
-        <w:rPr>
-          <w:rFonts w:ascii="Arial Narrow" w:eastAsia="Arial Narrow" w:hAnsi="Arial Narrow" w:cs="Arial Narrow"/>
-          <w:sz w:val="16"/>
-          <w:szCs w:val="16"/>
-        </w:rPr>
-      </w:pPr>
-      <w:r>
-        <w:rPr>
-          <w:rFonts w:ascii="Arial Narrow" w:eastAsia="Arial Narrow" w:hAnsi="Arial Narrow" w:cs="Arial Narrow"/>
-          <w:sz w:val="16"/>
-          <w:szCs w:val="16"/>
-        </w:rPr>
-        <w:t>La idoneidad es evaluada en función a la propia naturaleza del producto o servicio y a su aptitud para satisfacer la finalidad para la cual ha sido puesto en el mercado. Las autorizaciones por parte de los organismos del Estado para la fabricación de un producto o la prestación de un servicio, en los casos que sea necesario, no eximen de responsabilidad al proveedor frente al consumidor.</w:t>
-      </w:r>
-    </w:p>
-    <w:p>
-      <w:pPr>
-        <w:pStyle w:val="Textonotapie"/>
-        <w:ind w:left="567" w:right="-1"/>
-        <w:jc w:val="both"/>
-        <w:rPr>
-          <w:rFonts w:ascii="Arial Narrow" w:eastAsia="Arial Narrow" w:hAnsi="Arial Narrow" w:cs="Arial Narrow"/>
-          <w:sz w:val="16"/>
-          <w:szCs w:val="16"/>
-        </w:rPr>
-      </w:pPr>
-    </w:p>
-    <w:p>
-      <w:pPr>
-        <w:pStyle w:val="Textonotapie"/>
-        <w:ind w:left="567" w:right="-1"/>
-        <w:jc w:val="both"/>
-        <w:rPr>
-          <w:rFonts w:ascii="Arial Narrow" w:eastAsia="Arial Narrow" w:hAnsi="Arial Narrow" w:cs="Arial Narrow"/>
-          <w:sz w:val="16"/>
-          <w:szCs w:val="16"/>
-        </w:rPr>
-      </w:pPr>
-      <w:r>
-        <w:rPr>
-          <w:rFonts w:ascii="Arial Narrow" w:eastAsia="Arial Narrow" w:hAnsi="Arial Narrow" w:cs="Arial Narrow"/>
-          <w:b/>
-          <w:bCs/>
-          <w:sz w:val="16"/>
-          <w:szCs w:val="16"/>
-        </w:rPr>
-        <w:t>Artículo 19.- Obligación de los proveedores</w:t>
-      </w:r>
-    </w:p>
-    <w:p>
-      <w:pPr>
-        <w:pStyle w:val="Textonotapie"/>
-        <w:ind w:left="567" w:right="-1"/>
-        <w:jc w:val="both"/>
-        <w:rPr>
-          <w:rFonts w:ascii="Arial Narrow" w:eastAsia="Arial Narrow" w:hAnsi="Arial Narrow" w:cs="Arial Narrow"/>
-          <w:sz w:val="16"/>
-          <w:szCs w:val="16"/>
-        </w:rPr>
-      </w:pPr>
-      <w:r>
-        <w:rPr>
-          <w:rFonts w:ascii="Arial Narrow" w:eastAsia="Arial Narrow" w:hAnsi="Arial Narrow" w:cs="Arial Narrow"/>
-          <w:sz w:val="16"/>
-          <w:szCs w:val="16"/>
-        </w:rPr>
-        <w:t>El proveedor responde por la idoneidad y calidad de los productos y servicios ofrecidos; por la autenticidad de las marcas y leyendas que exhiben sus productos o del signo que respalda al prestador del servicio, por la falta de conformidad entre la publicidad comercial de los productos y servicios y estos, así como por el contenido y la vida útil del producto indicado en el envase, en lo que corresponda.</w:t>
-      </w:r>
-    </w:p>
+    </w:p>
+  </w:footnote>
+  <w:footnote w:id="5">
     <w:p>
       <w:pPr>
         <w:pStyle w:val="Textonotapie"/>
@@ -8666,9 +8745,154 @@
           <w:szCs w:val="16"/>
         </w:rPr>
       </w:pPr>
-    </w:p>
-  </w:footnote>
-  <w:footnote w:id="5">
+      <w:r>
+        <w:rPr>
+          <w:rStyle w:val="Refdenotaalpie"/>
+          <w:rFonts w:ascii="Arial Narrow" w:eastAsia="Arial Narrow" w:hAnsi="Arial Narrow" w:cs="Arial Narrow"/>
+          <w:sz w:val="16"/>
+          <w:szCs w:val="16"/>
+          <w:vertAlign w:val="superscript"/>
+        </w:rPr>
+        <w:footnoteRef/>
+      </w:r>
+      <w:r>
+        <w:rPr>
+          <w:rFonts w:ascii="Arial Narrow" w:eastAsia="Arial Narrow" w:hAnsi="Arial Narrow" w:cs="Arial Narrow"/>
+          <w:sz w:val="16"/>
+          <w:szCs w:val="16"/>
+        </w:rPr>
+        <w:tab/>
+        <w:t xml:space="preserve"/>
+      </w:r>
+      <w:r>
+        <w:rPr>
+          <w:rFonts w:ascii="Arial Narrow" w:eastAsia="Arial Narrow" w:hAnsi="Arial Narrow" w:cs="Arial Narrow"/>
+          <w:sz w:val="16"/>
+          <w:szCs w:val="16"/>
+        </w:rPr>
+        <w:tab/>
+      </w:r>
+      <w:r>
+        <w:rPr>
+          <w:rFonts w:ascii="Arial Narrow" w:eastAsia="Arial Narrow" w:hAnsi="Arial Narrow" w:cs="Arial Narrow"/>
+          <w:b/>
+          <w:bCs/>
+          <w:sz w:val="16"/>
+          <w:szCs w:val="16"/>
+        </w:rPr>
+        <w:t>LEY 29571, CÓDIGO DE PROTECCIÓN Y DEFENSA DEL CONSUMIDOR, publicado el 2 de setiembre de 2010 y modificado por Decreto Legislativo 1308</w:t>
+      </w:r>
+    </w:p>
+    <w:p>
+      <w:pPr>
+        <w:pStyle w:val="Textonotapie"/>
+        <w:tabs>
+          <w:tab w:val="left" w:pos="567"/>
+        </w:tabs>
+        <w:jc w:val="both"/>
+        <w:rPr>
+          <w:rFonts w:ascii="Arial Narrow" w:eastAsia="Arial Narrow" w:hAnsi="Arial Narrow" w:cs="Arial Narrow"/>
+          <w:sz w:val="16"/>
+          <w:szCs w:val="16"/>
+        </w:rPr>
+      </w:pPr>
+      <w:r>
+        <w:rPr>
+          <w:rFonts w:ascii="Arial Narrow" w:eastAsia="Arial Narrow" w:hAnsi="Arial Narrow" w:cs="Arial Narrow"/>
+          <w:b/>
+          <w:bCs/>
+          <w:sz w:val="16"/>
+          <w:szCs w:val="16"/>
+        </w:rPr>
+        <w:tab/>
+      </w:r>
+      <w:r>
+        <w:rPr>
+          <w:rFonts w:ascii="Arial Narrow" w:eastAsia="Arial Narrow" w:hAnsi="Arial Narrow" w:cs="Arial Narrow"/>
+          <w:b/>
+          <w:bCs/>
+          <w:sz w:val="16"/>
+          <w:szCs w:val="16"/>
+        </w:rPr>
+        <w:t>Artículo 56.- Métodos comerciales coercitivos</w:t>
+      </w:r>
+    </w:p>
+    <w:p>
+      <w:pPr>
+        <w:pStyle w:val="Textonotapie"/>
+        <w:ind w:left="567"/>
+        <w:jc w:val="both"/>
+        <w:rPr>
+          <w:rFonts w:ascii="Arial Narrow" w:eastAsia="Arial Narrow" w:hAnsi="Arial Narrow" w:cs="Arial Narrow"/>
+          <w:sz w:val="16"/>
+          <w:szCs w:val="16"/>
+        </w:rPr>
+      </w:pPr>
+      <w:r>
+        <w:rPr>
+          <w:rFonts w:ascii="Arial Narrow" w:eastAsia="Arial Narrow" w:hAnsi="Arial Narrow" w:cs="Arial Narrow"/>
+          <w:sz w:val="16"/>
+          <w:szCs w:val="16"/>
+        </w:rPr>
+        <w:t>56.1 De manera enunciativa y no limitativa, el derecho de todo consumidor a la protección contra los métodos comerciales coercitivos implica que los proveedores no pueden:</w:t>
+      </w:r>
+    </w:p>
+    <w:p>
+      <w:pPr>
+        <w:pStyle w:val="Textonotapie"/>
+        <w:ind w:left="567"/>
+        <w:jc w:val="both"/>
+        <w:rPr>
+          <w:rFonts w:ascii="Arial Narrow" w:eastAsia="Arial Narrow" w:hAnsi="Arial Narrow" w:cs="Arial Narrow"/>
+          <w:sz w:val="16"/>
+          <w:szCs w:val="16"/>
+        </w:rPr>
+      </w:pPr>
+      <w:r>
+        <w:rPr>
+          <w:rFonts w:ascii="Arial Narrow" w:eastAsia="Arial Narrow" w:hAnsi="Arial Narrow" w:cs="Arial Narrow"/>
+          <w:sz w:val="16"/>
+          <w:szCs w:val="16"/>
+        </w:rPr>
+        <w:t>(…)</w:t>
+      </w:r>
+    </w:p>
+    <w:p>
+      <w:pPr>
+        <w:pStyle w:val="Textonotapie"/>
+        <w:ind w:left="567"/>
+        <w:jc w:val="both"/>
+        <w:rPr>
+          <w:rFonts w:ascii="Arial Narrow" w:eastAsia="Arial Narrow" w:hAnsi="Arial Narrow" w:cs="Arial Narrow"/>
+          <w:sz w:val="16"/>
+          <w:szCs w:val="16"/>
+        </w:rPr>
+      </w:pPr>
+      <w:r>
+        <w:rPr>
+          <w:rFonts w:ascii="Arial Narrow" w:eastAsia="Arial Narrow" w:hAnsi="Arial Narrow" w:cs="Arial Narrow"/>
+          <w:sz w:val="16"/>
+          <w:szCs w:val="16"/>
+        </w:rPr>
+        <w:t>c</w:t>
+      </w:r>
+      <w:r>
+        <w:rPr>
+          <w:rFonts w:ascii="Arial Narrow" w:eastAsia="Arial Narrow" w:hAnsi="Arial Narrow" w:cs="Arial Narrow"/>
+          <w:sz w:val="16"/>
+          <w:szCs w:val="16"/>
+        </w:rPr>
+        <w:t xml:space="preserve">. </w:t>
+      </w:r>
+      <w:r>
+        <w:rPr>
+          <w:rFonts w:ascii="Arial Narrow" w:eastAsia="Arial Narrow" w:hAnsi="Arial Narrow" w:cs="Arial Narrow"/>
+          <w:sz w:val="16"/>
+          <w:szCs w:val="16"/>
+        </w:rPr>
+        <w:t>Modificar, sin el consentimiento expreso del consumidor, las condiciones y términos en los que adquirió un producto o contrató un servicio, inclusive si el proveedor considera que la modificación podría ser beneficiosa para el consumidor. No se puede presumir el silencio del consumidor como aceptación, salvo que él así lo haya autorizado expresamente y con anterioridad.</w:t>
+      </w:r>
+    </w:p>
     <w:p>
       <w:pPr>
         <w:pStyle w:val="Textonotapie"/>
@@ -8685,153 +8909,9 @@
           <w:szCs w:val="16"/>
         </w:rPr>
       </w:pPr>
-      <w:r>
-        <w:rPr>
-          <w:rStyle w:val="Refdenotaalpie"/>
-          <w:rFonts w:ascii="Arial Narrow" w:eastAsia="Arial Narrow" w:hAnsi="Arial Narrow" w:cs="Arial Narrow"/>
-          <w:sz w:val="16"/>
-          <w:szCs w:val="16"/>
-          <w:vertAlign w:val="superscript"/>
-        </w:rPr>
-        <w:footnoteRef/>
-      </w:r>
-      <w:r>
-        <w:rPr>
-          <w:rFonts w:ascii="Arial Narrow" w:eastAsia="Arial Narrow" w:hAnsi="Arial Narrow" w:cs="Arial Narrow"/>
-          <w:sz w:val="16"/>
-          <w:szCs w:val="16"/>
-        </w:rPr>
-        <w:t xml:space="preserve"> </w:t>
-      </w:r>
-      <w:r>
-        <w:rPr>
-          <w:rFonts w:ascii="Arial Narrow" w:eastAsia="Arial Narrow" w:hAnsi="Arial Narrow" w:cs="Arial Narrow"/>
-          <w:sz w:val="16"/>
-          <w:szCs w:val="16"/>
-        </w:rPr>
-        <w:tab/>
-      </w:r>
-      <w:r>
-        <w:rPr>
-          <w:rFonts w:ascii="Arial Narrow" w:eastAsia="Arial Narrow" w:hAnsi="Arial Narrow" w:cs="Arial Narrow"/>
-          <w:b/>
-          <w:bCs/>
-          <w:sz w:val="16"/>
-          <w:szCs w:val="16"/>
-        </w:rPr>
-        <w:t>LEY 29571, CÓDIGO DE PROTECCIÓN Y DEFENSA DEL CONSUMIDOR, publicado el 2 de setiembre de 2010 y modificado por Decreto Legislativo 1308</w:t>
-      </w:r>
-    </w:p>
-    <w:p>
-      <w:pPr>
-        <w:pStyle w:val="Textonotapie"/>
-        <w:tabs>
-          <w:tab w:val="left" w:pos="567"/>
-        </w:tabs>
-        <w:jc w:val="both"/>
-        <w:rPr>
-          <w:rFonts w:ascii="Arial Narrow" w:eastAsia="Arial Narrow" w:hAnsi="Arial Narrow" w:cs="Arial Narrow"/>
-          <w:sz w:val="16"/>
-          <w:szCs w:val="16"/>
-        </w:rPr>
-      </w:pPr>
-      <w:r>
-        <w:rPr>
-          <w:rFonts w:ascii="Arial Narrow" w:eastAsia="Arial Narrow" w:hAnsi="Arial Narrow" w:cs="Arial Narrow"/>
-          <w:b/>
-          <w:bCs/>
-          <w:sz w:val="16"/>
-          <w:szCs w:val="16"/>
-        </w:rPr>
-        <w:tab/>
-      </w:r>
-      <w:r>
-        <w:rPr>
-          <w:rFonts w:ascii="Arial Narrow" w:eastAsia="Arial Narrow" w:hAnsi="Arial Narrow" w:cs="Arial Narrow"/>
-          <w:b/>
-          <w:bCs/>
-          <w:sz w:val="16"/>
-          <w:szCs w:val="16"/>
-        </w:rPr>
-        <w:t>Artículo 56.- Métodos comerciales coercitivos</w:t>
-      </w:r>
-    </w:p>
-    <w:p>
-      <w:pPr>
-        <w:pStyle w:val="Textonotapie"/>
-        <w:ind w:left="567"/>
-        <w:jc w:val="both"/>
-        <w:rPr>
-          <w:rFonts w:ascii="Arial Narrow" w:eastAsia="Arial Narrow" w:hAnsi="Arial Narrow" w:cs="Arial Narrow"/>
-          <w:sz w:val="16"/>
-          <w:szCs w:val="16"/>
-        </w:rPr>
-      </w:pPr>
-      <w:r>
-        <w:rPr>
-          <w:rFonts w:ascii="Arial Narrow" w:eastAsia="Arial Narrow" w:hAnsi="Arial Narrow" w:cs="Arial Narrow"/>
-          <w:sz w:val="16"/>
-          <w:szCs w:val="16"/>
-        </w:rPr>
-        <w:t>56.1 De manera enunciativa y no limitativa, el derecho de todo consumidor a la protección contra los métodos comerciales coercitivos implica que los proveedores no pueden:</w:t>
-      </w:r>
-    </w:p>
-    <w:p>
-      <w:pPr>
-        <w:pStyle w:val="Textonotapie"/>
-        <w:ind w:left="567"/>
-        <w:jc w:val="both"/>
-        <w:rPr>
-          <w:rFonts w:ascii="Arial Narrow" w:eastAsia="Arial Narrow" w:hAnsi="Arial Narrow" w:cs="Arial Narrow"/>
-          <w:sz w:val="16"/>
-          <w:szCs w:val="16"/>
-        </w:rPr>
-      </w:pPr>
-      <w:r>
-        <w:rPr>
-          <w:rFonts w:ascii="Arial Narrow" w:eastAsia="Arial Narrow" w:hAnsi="Arial Narrow" w:cs="Arial Narrow"/>
-          <w:sz w:val="16"/>
-          <w:szCs w:val="16"/>
-        </w:rPr>
-        <w:t>(…)</w:t>
-      </w:r>
-    </w:p>
-    <w:p>
-      <w:pPr>
-        <w:pStyle w:val="Textonotapie"/>
-        <w:ind w:left="567"/>
-        <w:jc w:val="both"/>
-        <w:rPr>
-          <w:rFonts w:ascii="Arial Narrow" w:eastAsia="Arial Narrow" w:hAnsi="Arial Narrow" w:cs="Arial Narrow"/>
-          <w:sz w:val="16"/>
-          <w:szCs w:val="16"/>
-        </w:rPr>
-      </w:pPr>
-      <w:r>
-        <w:rPr>
-          <w:rFonts w:ascii="Arial Narrow" w:eastAsia="Arial Narrow" w:hAnsi="Arial Narrow" w:cs="Arial Narrow"/>
-          <w:sz w:val="16"/>
-          <w:szCs w:val="16"/>
-        </w:rPr>
-        <w:t>c</w:t>
-      </w:r>
-      <w:r>
-        <w:rPr>
-          <w:rFonts w:ascii="Arial Narrow" w:eastAsia="Arial Narrow" w:hAnsi="Arial Narrow" w:cs="Arial Narrow"/>
-          <w:sz w:val="16"/>
-          <w:szCs w:val="16"/>
-        </w:rPr>
-        <w:t xml:space="preserve">. </w:t>
-      </w:r>
-      <w:r>
-        <w:rPr>
-          <w:rFonts w:ascii="Arial Narrow" w:eastAsia="Arial Narrow" w:hAnsi="Arial Narrow" w:cs="Arial Narrow"/>
-          <w:sz w:val="16"/>
-          <w:szCs w:val="16"/>
-        </w:rPr>
-        <w:t>Modificar, sin el consentimiento expreso del consumidor, las condiciones y términos en los que adquirió un producto o contrató un servicio, inclusive si el proveedor considera que la modificación podría ser beneficiosa para el consumidor. No se puede presumir el silencio del consumidor como aceptación, salvo que él así lo haya autorizado expresamente y con anterioridad.</w:t>
-      </w:r>
-    </w:p>
+    </w:p>
+  </w:footnote>
+  <w:footnote w:id="6">
     <w:p>
       <w:pPr>
         <w:pStyle w:val="Textonotapie"/>
@@ -8848,9 +8928,122 @@
           <w:szCs w:val="16"/>
         </w:rPr>
       </w:pPr>
-    </w:p>
-  </w:footnote>
-  <w:footnote w:id="6">
+      <w:r>
+        <w:rPr>
+          <w:rStyle w:val="Refdenotaalpie"/>
+          <w:rFonts w:ascii="Arial Narrow" w:eastAsia="Arial Narrow" w:hAnsi="Arial Narrow" w:cs="Arial Narrow"/>
+          <w:sz w:val="16"/>
+          <w:szCs w:val="16"/>
+          <w:vertAlign w:val="superscript"/>
+        </w:rPr>
+        <w:footnoteRef/>
+      </w:r>
+      <w:r>
+        <w:rPr>
+          <w:rFonts w:ascii="Arial Narrow" w:eastAsia="Arial Narrow" w:hAnsi="Arial Narrow" w:cs="Arial Narrow"/>
+          <w:sz w:val="16"/>
+          <w:szCs w:val="16"/>
+        </w:rPr>
+        <w:tab/>
+        <w:t xml:space="preserve"/>
+      </w:r>
+      <w:r>
+        <w:rPr>
+          <w:rFonts w:ascii="Arial Narrow" w:eastAsia="Arial Narrow" w:hAnsi="Arial Narrow" w:cs="Arial Narrow"/>
+          <w:sz w:val="16"/>
+          <w:szCs w:val="16"/>
+        </w:rPr>
+        <w:tab/>
+      </w:r>
+      <w:r>
+        <w:rPr>
+          <w:rFonts w:ascii="Arial Narrow" w:eastAsia="Arial Narrow" w:hAnsi="Arial Narrow" w:cs="Arial Narrow"/>
+          <w:b/>
+          <w:bCs/>
+          <w:sz w:val="16"/>
+          <w:szCs w:val="16"/>
+        </w:rPr>
+        <w:t>LEY 29571, CÓDIGO DE PROTECCIÓN Y DEFENSA DEL CONSUMIDOR, publicado el 2 de setiembre de 2010 y modificado por Decreto Legislativo 1308</w:t>
+      </w:r>
+    </w:p>
+    <w:p>
+      <w:pPr>
+        <w:pStyle w:val="Textonotapie"/>
+        <w:ind w:firstLine="567"/>
+        <w:jc w:val="both"/>
+        <w:rPr>
+          <w:rFonts w:ascii="Arial Narrow" w:eastAsia="Arial Narrow" w:hAnsi="Arial Narrow" w:cs="Arial Narrow"/>
+          <w:b/>
+          <w:bCs/>
+          <w:sz w:val="16"/>
+          <w:szCs w:val="16"/>
+        </w:rPr>
+      </w:pPr>
+      <w:r>
+        <w:rPr>
+          <w:rFonts w:ascii="Arial Narrow" w:eastAsia="Arial Narrow" w:hAnsi="Arial Narrow" w:cs="Arial Narrow"/>
+          <w:b/>
+          <w:bCs/>
+          <w:sz w:val="16"/>
+          <w:szCs w:val="16"/>
+        </w:rPr>
+        <w:t>Artículo 1.- Derechos de los consumidores</w:t>
+      </w:r>
+    </w:p>
+    <w:p>
+      <w:pPr>
+        <w:pStyle w:val="Textonotapie"/>
+        <w:tabs>
+          <w:tab w:val="left" w:pos="567"/>
+        </w:tabs>
+        <w:jc w:val="both"/>
+        <w:rPr>
+          <w:rFonts w:ascii="Arial Narrow" w:eastAsia="Arial Narrow" w:hAnsi="Arial Narrow" w:cs="Arial Narrow"/>
+          <w:sz w:val="16"/>
+          <w:szCs w:val="16"/>
+        </w:rPr>
+      </w:pPr>
+      <w:r>
+        <w:rPr>
+          <w:rFonts w:ascii="Arial Narrow" w:eastAsia="Arial Narrow" w:hAnsi="Arial Narrow" w:cs="Arial Narrow"/>
+          <w:sz w:val="16"/>
+          <w:szCs w:val="16"/>
+        </w:rPr>
+        <w:tab/>
+        <w:t>1.1 (…)</w:t>
+      </w:r>
+    </w:p>
+    <w:p>
+      <w:pPr>
+        <w:pStyle w:val="Textonotapie"/>
+        <w:tabs>
+          <w:tab w:val="left" w:pos="567"/>
+        </w:tabs>
+        <w:ind w:left="570"/>
+        <w:jc w:val="both"/>
+        <w:rPr>
+          <w:rFonts w:ascii="Arial Narrow" w:eastAsia="Arial Narrow" w:hAnsi="Arial Narrow" w:cs="Arial Narrow"/>
+          <w:sz w:val="16"/>
+          <w:szCs w:val="16"/>
+        </w:rPr>
+      </w:pPr>
+      <w:r>
+        <w:rPr>
+          <w:rFonts w:ascii="Arial Narrow" w:eastAsia="Arial Narrow" w:hAnsi="Arial Narrow" w:cs="Arial Narrow"/>
+          <w:sz w:val="16"/>
+          <w:szCs w:val="16"/>
+        </w:rPr>
+        <w:t xml:space="preserve">b. </w:t>
+      </w:r>
+      <w:r>
+        <w:rPr>
+          <w:rFonts w:ascii="Arial Narrow" w:eastAsia="Arial Narrow" w:hAnsi="Arial Narrow" w:cs="Arial Narrow"/>
+          <w:sz w:val="16"/>
+          <w:szCs w:val="16"/>
+        </w:rPr>
+        <w:t>Derecho a acceder a información oportuna, suficiente, veraz y fácilmente accesible, relevante para tomar una decisión o realizar una elección de consumo que se ajuste a sus intereses, así como para efectuar un uso o consumo adecuado de los productos o servicios.</w:t>
+      </w:r>
+    </w:p>
     <w:p>
       <w:pPr>
         <w:pStyle w:val="Textonotapie"/>
@@ -8861,30 +9054,10 @@
         <w:jc w:val="both"/>
         <w:rPr>
           <w:rFonts w:ascii="Arial Narrow" w:eastAsia="Arial Narrow" w:hAnsi="Arial Narrow" w:cs="Arial Narrow"/>
-          <w:b/>
-          <w:bCs/>
-          <w:sz w:val="16"/>
-          <w:szCs w:val="16"/>
-        </w:rPr>
-      </w:pPr>
-      <w:r>
-        <w:rPr>
-          <w:rStyle w:val="Refdenotaalpie"/>
-          <w:rFonts w:ascii="Arial Narrow" w:eastAsia="Arial Narrow" w:hAnsi="Arial Narrow" w:cs="Arial Narrow"/>
-          <w:sz w:val="16"/>
-          <w:szCs w:val="16"/>
-          <w:vertAlign w:val="superscript"/>
-        </w:rPr>
-        <w:footnoteRef/>
-      </w:r>
-      <w:r>
-        <w:rPr>
-          <w:rFonts w:ascii="Arial Narrow" w:eastAsia="Arial Narrow" w:hAnsi="Arial Narrow" w:cs="Arial Narrow"/>
-          <w:sz w:val="16"/>
-          <w:szCs w:val="16"/>
-        </w:rPr>
-        <w:t xml:space="preserve"> </w:t>
-      </w:r>
+          <w:sz w:val="16"/>
+          <w:szCs w:val="16"/>
+        </w:rPr>
+      </w:pPr>
       <w:r>
         <w:rPr>
           <w:rFonts w:ascii="Arial Narrow" w:eastAsia="Arial Narrow" w:hAnsi="Arial Narrow" w:cs="Arial Narrow"/>
@@ -8892,16 +9065,7 @@
           <w:szCs w:val="16"/>
         </w:rPr>
         <w:tab/>
-      </w:r>
-      <w:r>
-        <w:rPr>
-          <w:rFonts w:ascii="Arial Narrow" w:eastAsia="Arial Narrow" w:hAnsi="Arial Narrow" w:cs="Arial Narrow"/>
-          <w:b/>
-          <w:bCs/>
-          <w:sz w:val="16"/>
-          <w:szCs w:val="16"/>
-        </w:rPr>
-        <w:t>LEY 29571, CÓDIGO DE PROTECCIÓN Y DEFENSA DEL CONSUMIDOR, publicado el 2 de setiembre de 2010 y modificado por Decreto Legislativo 1308</w:t>
+        <w:t>(…).</w:t>
       </w:r>
     </w:p>
     <w:p>
@@ -8925,7 +9089,7 @@
           <w:sz w:val="16"/>
           <w:szCs w:val="16"/>
         </w:rPr>
-        <w:t>Artículo 1.- Derechos de los consumidores</w:t>
+        <w:t>Artículo 2.- Información relevante</w:t>
       </w:r>
     </w:p>
     <w:p>
@@ -8934,21 +9098,21 @@
         <w:tabs>
           <w:tab w:val="left" w:pos="567"/>
         </w:tabs>
-        <w:jc w:val="both"/>
-        <w:rPr>
-          <w:rFonts w:ascii="Arial Narrow" w:eastAsia="Arial Narrow" w:hAnsi="Arial Narrow" w:cs="Arial Narrow"/>
-          <w:sz w:val="16"/>
-          <w:szCs w:val="16"/>
-        </w:rPr>
-      </w:pPr>
-      <w:r>
-        <w:rPr>
-          <w:rFonts w:ascii="Arial Narrow" w:eastAsia="Arial Narrow" w:hAnsi="Arial Narrow" w:cs="Arial Narrow"/>
-          <w:sz w:val="16"/>
-          <w:szCs w:val="16"/>
-        </w:rPr>
-        <w:tab/>
-        <w:t>1.1 (…)</w:t>
+        <w:ind w:left="567"/>
+        <w:jc w:val="both"/>
+        <w:rPr>
+          <w:rFonts w:ascii="Arial Narrow" w:eastAsia="Arial Narrow" w:hAnsi="Arial Narrow" w:cs="Arial Narrow"/>
+          <w:sz w:val="16"/>
+          <w:szCs w:val="16"/>
+        </w:rPr>
+      </w:pPr>
+      <w:r>
+        <w:rPr>
+          <w:rFonts w:ascii="Arial Narrow" w:eastAsia="Arial Narrow" w:hAnsi="Arial Narrow" w:cs="Arial Narrow"/>
+          <w:sz w:val="16"/>
+          <w:szCs w:val="16"/>
+        </w:rPr>
+        <w:t>2.1 El proveedor tiene la obligación de ofrecer al consumidor toda la información relevante para tomar una decisión o realizar una elección adecuada de consumo, así como para efectuar un uso o consumo adecuado de los productos o servicios.</w:t>
       </w:r>
     </w:p>
     <w:p>
@@ -8957,29 +9121,75 @@
         <w:tabs>
           <w:tab w:val="left" w:pos="567"/>
         </w:tabs>
-        <w:ind w:left="570"/>
-        <w:jc w:val="both"/>
-        <w:rPr>
-          <w:rFonts w:ascii="Arial Narrow" w:eastAsia="Arial Narrow" w:hAnsi="Arial Narrow" w:cs="Arial Narrow"/>
-          <w:sz w:val="16"/>
-          <w:szCs w:val="16"/>
-        </w:rPr>
-      </w:pPr>
-      <w:r>
-        <w:rPr>
-          <w:rFonts w:ascii="Arial Narrow" w:eastAsia="Arial Narrow" w:hAnsi="Arial Narrow" w:cs="Arial Narrow"/>
-          <w:sz w:val="16"/>
-          <w:szCs w:val="16"/>
-        </w:rPr>
-        <w:t xml:space="preserve">b. </w:t>
-      </w:r>
-      <w:r>
-        <w:rPr>
-          <w:rFonts w:ascii="Arial Narrow" w:eastAsia="Arial Narrow" w:hAnsi="Arial Narrow" w:cs="Arial Narrow"/>
-          <w:sz w:val="16"/>
-          <w:szCs w:val="16"/>
-        </w:rPr>
-        <w:t>Derecho a acceder a información oportuna, suficiente, veraz y fácilmente accesible, relevante para tomar una decisión o realizar una elección de consumo que se ajuste a sus intereses, así como para efectuar un uso o consumo adecuado de los productos o servicios.</w:t>
+        <w:ind w:left="567"/>
+        <w:jc w:val="both"/>
+        <w:rPr>
+          <w:rFonts w:ascii="Arial Narrow" w:eastAsia="Arial Narrow" w:hAnsi="Arial Narrow" w:cs="Arial Narrow"/>
+          <w:sz w:val="16"/>
+          <w:szCs w:val="16"/>
+        </w:rPr>
+      </w:pPr>
+      <w:r>
+        <w:rPr>
+          <w:rFonts w:ascii="Arial Narrow" w:eastAsia="Arial Narrow" w:hAnsi="Arial Narrow" w:cs="Arial Narrow"/>
+          <w:sz w:val="16"/>
+          <w:szCs w:val="16"/>
+        </w:rPr>
+        <w:t>2.2 La información debe ser veraz, suficiente, de fácil comprensión, apropiada, oportuna y fácilmente accesible, debiendo ser brindada en idioma castellano.</w:t>
+      </w:r>
+    </w:p>
+    <w:p>
+      <w:pPr>
+        <w:pStyle w:val="Textonotapie"/>
+        <w:tabs>
+          <w:tab w:val="left" w:pos="567"/>
+        </w:tabs>
+        <w:ind w:left="567"/>
+        <w:jc w:val="both"/>
+        <w:rPr>
+          <w:rFonts w:ascii="Arial Narrow" w:eastAsia="Arial Narrow" w:hAnsi="Arial Narrow" w:cs="Arial Narrow"/>
+          <w:sz w:val="16"/>
+          <w:szCs w:val="16"/>
+        </w:rPr>
+      </w:pPr>
+      <w:r>
+        <w:rPr>
+          <w:rFonts w:ascii="Arial Narrow" w:eastAsia="Arial Narrow" w:hAnsi="Arial Narrow" w:cs="Arial Narrow"/>
+          <w:sz w:val="16"/>
+          <w:szCs w:val="16"/>
+        </w:rPr>
+        <w:t>2.3 Sin perjuicio de las exigencias concretas de las normas sectoriales correspondientes, para analizar la información relevante se tiene en consideración a toda aquella sin la cual no se hubiera adoptado la decisión de consumo o se hubiera efectuado en términos substancialmente distintos. Para ello se debe examinar si la información omitida desnaturaliza las condiciones en que se realizó la oferta al consumidor.</w:t>
+      </w:r>
+    </w:p>
+    <w:p>
+      <w:pPr>
+        <w:pStyle w:val="Textonotapie"/>
+        <w:tabs>
+          <w:tab w:val="left" w:pos="567"/>
+        </w:tabs>
+        <w:ind w:left="567"/>
+        <w:jc w:val="both"/>
+        <w:rPr>
+          <w:rFonts w:ascii="Arial Narrow" w:eastAsia="Arial Narrow" w:hAnsi="Arial Narrow" w:cs="Arial Narrow"/>
+          <w:sz w:val="16"/>
+          <w:szCs w:val="16"/>
+        </w:rPr>
+      </w:pPr>
+      <w:r>
+        <w:rPr>
+          <w:rFonts w:ascii="Arial Narrow" w:eastAsia="Arial Narrow" w:hAnsi="Arial Narrow" w:cs="Arial Narrow"/>
+          <w:sz w:val="16"/>
+          <w:szCs w:val="16"/>
+        </w:rPr>
+        <w:t>2.4 Al evaluarse la información, deben considerarse los problemas de confusión que generarían al consumidor el suministro de información excesiva o sumamente compleja, atendiendo a la naturaleza del producto adquirido o al servicio contratado</w:t>
+      </w:r>
+      <w:r>
+        <w:rPr>
+          <w:rFonts w:ascii="Arial Narrow" w:eastAsia="Arial Narrow" w:hAnsi="Arial Narrow" w:cs="Arial Narrow"/>
+          <w:sz w:val="16"/>
+          <w:szCs w:val="16"/>
+        </w:rPr>
+        <w:t>.</w:t>
       </w:r>
     </w:p>
     <w:p>
@@ -8992,20 +9202,15 @@
         <w:jc w:val="both"/>
         <w:rPr>
           <w:rFonts w:ascii="Arial Narrow" w:eastAsia="Arial Narrow" w:hAnsi="Arial Narrow" w:cs="Arial Narrow"/>
-          <w:sz w:val="16"/>
-          <w:szCs w:val="16"/>
-        </w:rPr>
-      </w:pPr>
-      <w:r>
-        <w:rPr>
-          <w:rFonts w:ascii="Arial Narrow" w:eastAsia="Arial Narrow" w:hAnsi="Arial Narrow" w:cs="Arial Narrow"/>
-          <w:sz w:val="16"/>
-          <w:szCs w:val="16"/>
-        </w:rPr>
-        <w:tab/>
-        <w:t>(…).</w:t>
-      </w:r>
-    </w:p>
+          <w:b/>
+          <w:bCs/>
+          <w:sz w:val="16"/>
+          <w:szCs w:val="16"/>
+        </w:rPr>
+      </w:pPr>
+    </w:p>
+  </w:footnote>
+  <w:footnote w:id="7">
     <w:p>
       <w:pPr>
         <w:pStyle w:val="Textonotapie"/>
@@ -9016,18 +9221,292 @@
         <w:jc w:val="both"/>
         <w:rPr>
           <w:rFonts w:ascii="Arial Narrow" w:eastAsia="Arial Narrow" w:hAnsi="Arial Narrow" w:cs="Arial Narrow"/>
+          <w:sz w:val="16"/>
+          <w:szCs w:val="16"/>
+        </w:rPr>
+      </w:pPr>
+      <w:r>
+        <w:rPr>
+          <w:rStyle w:val="Refdenotaalpie"/>
+          <w:rFonts w:ascii="Arial Narrow" w:eastAsia="Arial Narrow" w:hAnsi="Arial Narrow" w:cs="Arial Narrow"/>
+          <w:sz w:val="16"/>
+          <w:szCs w:val="16"/>
+          <w:vertAlign w:val="superscript"/>
+        </w:rPr>
+        <w:footnoteRef/>
+      </w:r>
+      <w:r>
+        <w:rPr>
+          <w:rFonts w:ascii="Arial Narrow" w:eastAsia="Arial Narrow" w:hAnsi="Arial Narrow" w:cs="Arial Narrow"/>
+          <w:sz w:val="16"/>
+          <w:szCs w:val="16"/>
+        </w:rPr>
+        <w:tab/>
+        <w:t xml:space="preserve"/>
+      </w:r>
+      <w:r>
+        <w:rPr>
+          <w:rFonts w:ascii="Arial Narrow" w:eastAsia="Arial Narrow" w:hAnsi="Arial Narrow" w:cs="Arial Narrow"/>
+          <w:sz w:val="16"/>
+          <w:szCs w:val="16"/>
+        </w:rPr>
+        <w:tab/>
+      </w:r>
+      <w:r>
+        <w:rPr>
+          <w:rFonts w:ascii="Arial Narrow" w:eastAsia="Arial Narrow" w:hAnsi="Arial Narrow" w:cs="Arial Narrow"/>
           <w:b/>
           <w:bCs/>
           <w:sz w:val="16"/>
           <w:szCs w:val="16"/>
         </w:rPr>
-      </w:pPr>
+        <w:t>LEY SOBRE FACULTADES, NORMAS Y ORGANIZACIÓN DEL INDECOPI, APROBADA POR DECRETO LEGISLATIVO 807 Artículo 24.-</w:t>
+      </w:r>
+      <w:r>
+        <w:rPr>
+          <w:rFonts w:ascii="Arial Narrow" w:eastAsia="Arial Narrow" w:hAnsi="Arial Narrow" w:cs="Arial Narrow"/>
+          <w:sz w:val="16"/>
+          <w:szCs w:val="16"/>
+        </w:rPr>
+        <w:t xml:space="preserve"> El Secretario Técnico se encargará de la tramitación del procedimiento. Para ello, cuenta con las siguientes facultades:</w:t>
+      </w:r>
     </w:p>
     <w:p>
       <w:pPr>
         <w:pStyle w:val="Textonotapie"/>
-        <w:ind w:firstLine="567"/>
-        <w:jc w:val="both"/>
+        <w:tabs>
+          <w:tab w:val="left" w:pos="567"/>
+        </w:tabs>
+        <w:ind w:left="567" w:right="-1" w:hanging="567"/>
+        <w:jc w:val="both"/>
+        <w:rPr>
+          <w:rFonts w:ascii="Arial Narrow" w:eastAsia="Arial Narrow" w:hAnsi="Arial Narrow" w:cs="Arial Narrow"/>
+          <w:sz w:val="16"/>
+          <w:szCs w:val="16"/>
+        </w:rPr>
+      </w:pPr>
+      <w:r>
+        <w:rPr>
+          <w:rFonts w:ascii="Arial Narrow" w:eastAsia="Arial Narrow" w:hAnsi="Arial Narrow" w:cs="Arial Narrow"/>
+          <w:sz w:val="16"/>
+          <w:szCs w:val="16"/>
+        </w:rPr>
+        <w:tab/>
+      </w:r>
+      <w:r>
+        <w:rPr>
+          <w:rFonts w:ascii="Arial Narrow" w:eastAsia="Arial Narrow" w:hAnsi="Arial Narrow" w:cs="Arial Narrow"/>
+          <w:sz w:val="16"/>
+          <w:szCs w:val="16"/>
+        </w:rPr>
+        <w:t>(...)</w:t>
+      </w:r>
+    </w:p>
+    <w:p>
+      <w:pPr>
+        <w:pStyle w:val="Textonotapie"/>
+        <w:tabs>
+          <w:tab w:val="left" w:pos="567"/>
+        </w:tabs>
+        <w:ind w:left="567" w:right="-1" w:hanging="567"/>
+        <w:jc w:val="both"/>
+        <w:rPr>
+          <w:rFonts w:ascii="Arial Narrow" w:eastAsia="Arial Narrow" w:hAnsi="Arial Narrow" w:cs="Arial Narrow"/>
+          <w:sz w:val="16"/>
+          <w:szCs w:val="16"/>
+        </w:rPr>
+      </w:pPr>
+      <w:r>
+        <w:rPr>
+          <w:rFonts w:ascii="Arial Narrow" w:eastAsia="Arial Narrow" w:hAnsi="Arial Narrow" w:cs="Arial Narrow"/>
+          <w:sz w:val="16"/>
+          <w:szCs w:val="16"/>
+        </w:rPr>
+        <w:tab/>
+      </w:r>
+      <w:r>
+        <w:rPr>
+          <w:rFonts w:ascii="Arial Narrow" w:eastAsia="Arial Narrow" w:hAnsi="Arial Narrow" w:cs="Arial Narrow"/>
+          <w:sz w:val="16"/>
+          <w:szCs w:val="16"/>
+        </w:rPr>
+        <w:t>c) Admitir denuncias a trámite, en aquellos casos en que la Comisión le haya delegado esta facultad.</w:t>
+      </w:r>
+    </w:p>
+    <w:p>
+      <w:pPr>
+        <w:pStyle w:val="Textonotapie"/>
+        <w:tabs>
+          <w:tab w:val="left" w:pos="567"/>
+        </w:tabs>
+        <w:ind w:left="567" w:right="-1" w:hanging="567"/>
+        <w:jc w:val="both"/>
+        <w:rPr>
+          <w:rFonts w:ascii="Arial Narrow" w:eastAsia="Arial Narrow" w:hAnsi="Arial Narrow" w:cs="Arial Narrow"/>
+          <w:sz w:val="16"/>
+          <w:szCs w:val="16"/>
+        </w:rPr>
+      </w:pPr>
+      <w:r>
+        <w:rPr>
+          <w:rFonts w:ascii="Arial Narrow" w:eastAsia="Arial Narrow" w:hAnsi="Arial Narrow" w:cs="Arial Narrow"/>
+          <w:sz w:val="16"/>
+          <w:szCs w:val="16"/>
+        </w:rPr>
+        <w:tab/>
+      </w:r>
+      <w:r>
+        <w:rPr>
+          <w:rFonts w:ascii="Arial Narrow" w:eastAsia="Arial Narrow" w:hAnsi="Arial Narrow" w:cs="Arial Narrow"/>
+          <w:sz w:val="16"/>
+          <w:szCs w:val="16"/>
+        </w:rPr>
+        <w:t>(...).</w:t>
+      </w:r>
+    </w:p>
+    <w:p>
+      <w:pPr>
+        <w:pStyle w:val="Textonotapie"/>
+        <w:tabs>
+          <w:tab w:val="left" w:pos="567"/>
+        </w:tabs>
+        <w:ind w:left="567" w:right="-1" w:hanging="567"/>
+        <w:jc w:val="both"/>
+        <w:rPr>
+          <w:rFonts w:ascii="Arial Narrow" w:eastAsia="Arial Narrow" w:hAnsi="Arial Narrow" w:cs="Arial Narrow"/>
+          <w:sz w:val="16"/>
+          <w:szCs w:val="16"/>
+        </w:rPr>
+      </w:pPr>
+    </w:p>
+  </w:footnote>
+  <w:footnote w:id="8">
+    <w:p>
+      <w:pPr>
+        <w:pStyle w:val="Textonotapie"/>
+        <w:tabs>
+          <w:tab w:val="left" w:pos="567"/>
+        </w:tabs>
+        <w:ind w:left="567" w:hanging="567"/>
+        <w:jc w:val="both"/>
+        <w:rPr>
+          <w:rFonts w:ascii="Arial Narrow" w:eastAsia="Arial Narrow" w:hAnsi="Arial Narrow" w:cs="Arial Narrow"/>
+          <w:sz w:val="16"/>
+          <w:szCs w:val="16"/>
+        </w:rPr>
+      </w:pPr>
+      <w:r>
+        <w:rPr>
+          <w:rStyle w:val="Refdenotaalpie"/>
+          <w:rFonts w:ascii="Arial Narrow" w:eastAsia="Arial Narrow" w:hAnsi="Arial Narrow" w:cs="Arial Narrow"/>
+          <w:sz w:val="16"/>
+          <w:szCs w:val="16"/>
+          <w:vertAlign w:val="superscript"/>
+        </w:rPr>
+        <w:footnoteRef/>
+      </w:r>
+      <w:r>
+        <w:rPr>
+          <w:rFonts w:ascii="Arial Narrow" w:eastAsia="Arial Narrow" w:hAnsi="Arial Narrow" w:cs="Arial Narrow"/>
+          <w:sz w:val="16"/>
+          <w:szCs w:val="16"/>
+        </w:rPr>
+        <w:tab/>
+        <w:t xml:space="preserve"/>
+      </w:r>
+      <w:r>
+        <w:rPr>
+          <w:rFonts w:ascii="Arial Narrow" w:eastAsia="Arial Narrow" w:hAnsi="Arial Narrow" w:cs="Arial Narrow"/>
+          <w:sz w:val="16"/>
+          <w:szCs w:val="16"/>
+        </w:rPr>
+        <w:tab/>
+        <w:t>El número de trabajadores se atenderá siempre que la empresa haya sido constituida antes de la vigencia de la Ley 30056, publicada el 2 de julio de 2013, que modificó el artículo 5 del Texto Único Ordenado de la Ley de Promoción de la Competitividad, Formalización y Desarrollo de la Micro y Pequeña Empresa y de Acceso al Empleo Decente (LEY MYPE). Ello, en la medida que la Tercera Disposición Complementaria Transitoria de la norma modificatoria precisa que las empresas constituidas antes de la entrada en vigencia de dicha Ley se rigen por los requisitos de acogimiento al régimen de las micro y pequeñas empresas regulados en el Decreto Legislativo 1086.</w:t>
+      </w:r>
+    </w:p>
+    <w:p>
+      <w:pPr>
+        <w:pStyle w:val="Textonotapie"/>
+        <w:ind w:left="567" w:hanging="567"/>
+        <w:jc w:val="both"/>
+        <w:rPr>
+          <w:rFonts w:ascii="Arial Narrow" w:eastAsia="Arial Narrow" w:hAnsi="Arial Narrow" w:cs="Arial Narrow"/>
+          <w:sz w:val="16"/>
+          <w:szCs w:val="16"/>
+        </w:rPr>
+      </w:pPr>
+    </w:p>
+  </w:footnote>
+  <w:footnote w:id="9">
+    <w:p>
+      <w:pPr>
+        <w:pStyle w:val="Textonotapie"/>
+        <w:tabs>
+          <w:tab w:val="left" w:pos="567"/>
+        </w:tabs>
+        <w:ind w:left="567" w:hanging="567"/>
+        <w:jc w:val="both"/>
+        <w:rPr>
+          <w:rFonts w:ascii="Arial Narrow" w:eastAsia="Arial Narrow" w:hAnsi="Arial Narrow" w:cs="Arial Narrow"/>
+          <w:sz w:val="16"/>
+          <w:szCs w:val="16"/>
+        </w:rPr>
+      </w:pPr>
+      <w:r>
+        <w:rPr>
+          <w:rStyle w:val="Refdenotaalpie"/>
+          <w:rFonts w:ascii="Arial Narrow" w:eastAsia="Arial Narrow" w:hAnsi="Arial Narrow" w:cs="Arial Narrow"/>
+          <w:sz w:val="16"/>
+          <w:szCs w:val="16"/>
+          <w:vertAlign w:val="superscript"/>
+        </w:rPr>
+        <w:footnoteRef/>
+      </w:r>
+      <w:r>
+        <w:rPr>
+          <w:rFonts w:ascii="Arial Narrow" w:eastAsia="Arial Narrow" w:hAnsi="Arial Narrow" w:cs="Arial Narrow"/>
+          <w:sz w:val="16"/>
+          <w:szCs w:val="16"/>
+        </w:rPr>
+        <w:tab/>
+        <w:t xml:space="preserve"/>
+      </w:r>
+      <w:r>
+        <w:rPr>
+          <w:rFonts w:ascii="Arial Narrow" w:eastAsia="Arial Narrow" w:hAnsi="Arial Narrow" w:cs="Arial Narrow"/>
+          <w:sz w:val="16"/>
+          <w:szCs w:val="16"/>
+        </w:rPr>
+        <w:tab/>
+      </w:r>
+      <w:r>
+        <w:rPr>
+          <w:rFonts w:ascii="Arial Narrow" w:eastAsia="Arial Narrow" w:hAnsi="Arial Narrow" w:cs="Arial Narrow"/>
+          <w:b/>
+          <w:sz w:val="16"/>
+          <w:szCs w:val="16"/>
+        </w:rPr>
+        <w:t>LEY</w:t>
+      </w:r>
+      <w:r>
+        <w:rPr>
+          <w:rFonts w:ascii="Arial Narrow" w:eastAsia="Arial Narrow" w:hAnsi="Arial Narrow" w:cs="Arial Narrow"/>
+          <w:b/>
+          <w:sz w:val="16"/>
+          <w:szCs w:val="16"/>
+        </w:rPr>
+        <w:t xml:space="preserve"> 29571</w:t>
+      </w:r>
+      <w:r>
+        <w:rPr>
+          <w:rFonts w:ascii="Arial Narrow" w:eastAsia="Arial Narrow" w:hAnsi="Arial Narrow" w:cs="Arial Narrow"/>
+          <w:b/>
+          <w:sz w:val="16"/>
+          <w:szCs w:val="16"/>
+        </w:rPr>
+        <w:t>, CÓDIGO DE PROTECCIÓN Y DEFENSA DEL CONSUMIDOR</w:t>
+      </w:r>
+      <w:r>
         <w:rPr>
           <w:rFonts w:ascii="Arial Narrow" w:eastAsia="Arial Narrow" w:hAnsi="Arial Narrow" w:cs="Arial Narrow"/>
           <w:b/>
@@ -9035,8 +9514,23 @@
           <w:sz w:val="16"/>
           <w:szCs w:val="16"/>
         </w:rPr>
-      </w:pPr>
-      <w:r>
+        <w:t xml:space="preserve">, </w:t>
+      </w:r>
+      <w:r>
+        <w:rPr>
+          <w:rFonts w:ascii="Arial Narrow" w:eastAsia="Arial Narrow" w:hAnsi="Arial Narrow" w:cs="Arial Narrow"/>
+          <w:b/>
+          <w:sz w:val="16"/>
+          <w:szCs w:val="16"/>
+        </w:rPr>
+        <w:t>publicado el 2 de setiembre de 2010 y modificado por Decreto Legislativo 1308</w:t>
+      </w:r>
+    </w:p>
+    <w:p>
+      <w:pPr>
+        <w:pStyle w:val="Textonotapie"/>
+        <w:ind w:left="567"/>
+        <w:jc w:val="both"/>
         <w:rPr>
           <w:rFonts w:ascii="Arial Narrow" w:eastAsia="Arial Narrow" w:hAnsi="Arial Narrow" w:cs="Arial Narrow"/>
           <w:b/>
@@ -9044,7 +9538,1516 @@
           <w:sz w:val="16"/>
           <w:szCs w:val="16"/>
         </w:rPr>
-        <w:t>Artículo 2.- Información relevante</w:t>
+      </w:pPr>
+      <w:r>
+        <w:rPr>
+          <w:rFonts w:ascii="Arial Narrow" w:eastAsia="Arial Narrow" w:hAnsi="Arial Narrow" w:cs="Arial Narrow"/>
+          <w:b/>
+          <w:bCs/>
+          <w:sz w:val="16"/>
+          <w:szCs w:val="16"/>
+        </w:rPr>
+        <w:t>Artículo 110.- Sanciones Administrativas</w:t>
+      </w:r>
+    </w:p>
+    <w:p>
+      <w:pPr>
+        <w:autoSpaceDE w:val="0"/>
+        <w:autoSpaceDN w:val="0"/>
+        <w:adjustRightInd w:val="0"/>
+        <w:spacing w:after="0" w:line="240" w:lineRule="auto"/>
+        <w:ind w:left="567"/>
+        <w:jc w:val="both"/>
+        <w:rPr>
+          <w:rFonts w:ascii="Arial Narrow" w:eastAsia="Arial Narrow" w:hAnsi="Arial Narrow" w:cs="Arial Narrow"/>
+          <w:sz w:val="16"/>
+          <w:szCs w:val="16"/>
+          <w:lang w:eastAsia="es-PE"/>
+        </w:rPr>
+      </w:pPr>
+      <w:r>
+        <w:rPr>
+          <w:rFonts w:ascii="Arial Narrow" w:eastAsia="Arial Narrow" w:hAnsi="Arial Narrow" w:cs="Arial Narrow"/>
+          <w:sz w:val="16"/>
+          <w:szCs w:val="16"/>
+          <w:lang w:eastAsia="es-PE"/>
+        </w:rPr>
+        <w:t>(…)</w:t>
+      </w:r>
+    </w:p>
+    <w:p>
+      <w:pPr>
+        <w:autoSpaceDE w:val="0"/>
+        <w:autoSpaceDN w:val="0"/>
+        <w:adjustRightInd w:val="0"/>
+        <w:spacing w:after="0" w:line="240" w:lineRule="auto"/>
+        <w:ind w:left="567"/>
+        <w:jc w:val="both"/>
+        <w:rPr>
+          <w:rFonts w:ascii="Arial Narrow" w:eastAsia="Arial Narrow" w:hAnsi="Arial Narrow" w:cs="Arial Narrow"/>
+          <w:sz w:val="16"/>
+          <w:szCs w:val="16"/>
+          <w:lang w:eastAsia="es-PE"/>
+        </w:rPr>
+      </w:pPr>
+      <w:r>
+        <w:rPr>
+          <w:rFonts w:ascii="Arial Narrow" w:eastAsia="Arial Narrow" w:hAnsi="Arial Narrow" w:cs="Arial Narrow"/>
+          <w:sz w:val="16"/>
+          <w:szCs w:val="16"/>
+          <w:lang w:eastAsia="es-PE"/>
+        </w:rPr>
+        <w:t>En el caso de las microempresas, la multa no puede superar el diez por ciento (10%) de las ventas o ingresos brutos percibidos por el infractor, relativos a todas sus actividades económicas, correspondientes al ejercicio inmediato anterior al de la expedición de la resolución de primera instancia, siempre que se haya acreditado dichos ingresos, no se encuentre en una situación de reincidencia y el caso no verse sobre la vida, salud o integridad de los consumidores. Para el caso de las pequeñas empresas, la multa no puede superar el veinte por ciento (20%) de las ventas o ingresos brutos percibidos por el infractor, conforme a los requisitos señalados anteriormente.</w:t>
+      </w:r>
+    </w:p>
+    <w:p>
+      <w:pPr>
+        <w:autoSpaceDE w:val="0"/>
+        <w:autoSpaceDN w:val="0"/>
+        <w:adjustRightInd w:val="0"/>
+        <w:spacing w:after="0" w:line="240" w:lineRule="auto"/>
+        <w:ind w:left="567"/>
+        <w:jc w:val="both"/>
+        <w:rPr>
+          <w:rFonts w:ascii="Arial Narrow" w:eastAsia="Arial Narrow" w:hAnsi="Arial Narrow" w:cs="Arial Narrow"/>
+          <w:sz w:val="16"/>
+          <w:szCs w:val="16"/>
+          <w:lang w:eastAsia="es-PE"/>
+        </w:rPr>
+      </w:pPr>
+      <w:r>
+        <w:rPr>
+          <w:rFonts w:ascii="Arial Narrow" w:eastAsia="Arial Narrow" w:hAnsi="Arial Narrow" w:cs="Arial Narrow"/>
+          <w:sz w:val="16"/>
+          <w:szCs w:val="16"/>
+          <w:lang w:eastAsia="es-PE"/>
+        </w:rPr>
+        <w:t>(…).</w:t>
+      </w:r>
+    </w:p>
+    <w:p>
+      <w:pPr>
+        <w:pStyle w:val="Textonotapie"/>
+        <w:ind w:left="567" w:hanging="567"/>
+        <w:jc w:val="both"/>
+        <w:rPr>
+          <w:rFonts w:ascii="Arial Narrow" w:eastAsia="Arial Narrow" w:hAnsi="Arial Narrow" w:cs="Arial Narrow"/>
+          <w:sz w:val="16"/>
+          <w:szCs w:val="16"/>
+        </w:rPr>
+      </w:pPr>
+    </w:p>
+  </w:footnote>
+  <w:footnote w:id="10">
+    <w:p>
+      <w:pPr>
+        <w:pStyle w:val="Textonotapie"/>
+        <w:tabs>
+          <w:tab w:val="left" w:pos="567"/>
+        </w:tabs>
+        <w:ind w:left="567" w:hanging="567"/>
+        <w:jc w:val="both"/>
+        <w:rPr>
+          <w:rFonts w:ascii="Arial Narrow" w:eastAsia="Arial Narrow" w:hAnsi="Arial Narrow" w:cs="Arial Narrow"/>
+          <w:sz w:val="16"/>
+          <w:szCs w:val="16"/>
+        </w:rPr>
+      </w:pPr>
+      <w:r>
+        <w:rPr>
+          <w:rStyle w:val="Refdenotaalpie"/>
+          <w:rFonts w:ascii="Arial Narrow" w:eastAsia="Arial Narrow" w:hAnsi="Arial Narrow" w:cs="Arial Narrow"/>
+          <w:sz w:val="16"/>
+          <w:szCs w:val="16"/>
+          <w:vertAlign w:val="superscript"/>
+        </w:rPr>
+        <w:footnoteRef/>
+      </w:r>
+      <w:r>
+        <w:rPr>
+          <w:rFonts w:ascii="Arial Narrow" w:eastAsia="Arial Narrow" w:hAnsi="Arial Narrow" w:cs="Arial Narrow"/>
+          <w:sz w:val="16"/>
+          <w:szCs w:val="16"/>
+        </w:rPr>
+        <w:tab/>
+      </w:r>
+      <w:r>
+        <w:rPr>
+          <w:rFonts w:ascii="Arial Narrow" w:eastAsia="Arial Narrow" w:hAnsi="Arial Narrow" w:cs="Arial Narrow"/>
+          <w:b/>
+          <w:bCs/>
+          <w:sz w:val="16"/>
+          <w:szCs w:val="16"/>
+        </w:rPr>
+        <w:t xml:space="preserve">DECRETO LEGISLATIVO 807, LEY SOBRE FACULTADES, NORMAS Y ORGANIZACIÓN DEL INDECOPI, publicado el 18 de abril de 1996</w:t>
+      </w:r>
+    </w:p>
+    <w:p>
+      <w:pPr>
+        <w:pStyle w:val="Textonotapie"/>
+        <w:ind w:left="567" w:hanging="567"/>
+        <w:jc w:val="both"/>
+        <w:rPr>
+          <w:rFonts w:ascii="Arial Narrow" w:eastAsia="Arial Narrow" w:hAnsi="Arial Narrow" w:cs="Arial Narrow"/>
+          <w:sz w:val="16"/>
+          <w:szCs w:val="16"/>
+        </w:rPr>
+      </w:pPr>
+      <w:r>
+        <w:rPr>
+          <w:rFonts w:ascii="Arial Narrow" w:eastAsia="Arial Narrow" w:hAnsi="Arial Narrow" w:cs="Arial Narrow"/>
+          <w:sz w:val="16"/>
+          <w:szCs w:val="16"/>
+        </w:rPr>
+        <w:tab/>
+      </w:r>
+      <w:r>
+        <w:rPr>
+          <w:rFonts w:ascii="Arial Narrow" w:eastAsia="Arial Narrow" w:hAnsi="Arial Narrow" w:cs="Arial Narrow"/>
+          <w:b/>
+          <w:bCs/>
+          <w:sz w:val="16"/>
+          <w:szCs w:val="16"/>
+        </w:rPr>
+        <w:t xml:space="preserve">Artículo 26.-</w:t>
+      </w:r>
+      <w:r>
+        <w:rPr>
+          <w:rFonts w:ascii="Arial Narrow" w:eastAsia="Arial Narrow" w:hAnsi="Arial Narrow" w:cs="Arial Narrow"/>
+          <w:sz w:val="16"/>
+          <w:szCs w:val="16"/>
+        </w:rPr>
+        <w:t xml:space="preserve"> Una vez admitida a trámite la denuncia, se correrá traslado de la misma al denunciado, a fin de que éste presente su descargo. El plazo para la presentación del descargo será de cinco (5) días contados desde la notificación, vencido el cual, el Secretario Técnico declarará en rebeldía al denunciado que no lo hubiera presentado.</w:t>
+      </w:r>
+    </w:p>
+    <w:p>
+      <w:pPr>
+        <w:pStyle w:val="Textonotapie"/>
+        <w:ind w:left="567" w:hanging="567"/>
+        <w:jc w:val="both"/>
+        <w:rPr>
+          <w:rFonts w:ascii="Arial Narrow" w:eastAsia="Arial Narrow" w:hAnsi="Arial Narrow" w:cs="Arial Narrow"/>
+          <w:sz w:val="16"/>
+          <w:szCs w:val="16"/>
+        </w:rPr>
+      </w:pPr>
+    </w:p>
+  </w:footnote>
+  <w:footnote w:id="11">
+    <w:p>
+      <w:pPr>
+        <w:pStyle w:val="Textonotapie"/>
+        <w:tabs>
+          <w:tab w:val="left" w:pos="567"/>
+        </w:tabs>
+        <w:ind w:left="567" w:hanging="567"/>
+        <w:jc w:val="both"/>
+        <w:rPr>
+          <w:rFonts w:ascii="Arial Narrow" w:eastAsia="Arial Narrow" w:hAnsi="Arial Narrow" w:cs="Arial Narrow"/>
+          <w:sz w:val="16"/>
+          <w:szCs w:val="16"/>
+        </w:rPr>
+      </w:pPr>
+      <w:r>
+        <w:rPr>
+          <w:rStyle w:val="Refdenotaalpie"/>
+          <w:rFonts w:ascii="Arial Narrow" w:eastAsia="Arial Narrow" w:hAnsi="Arial Narrow" w:cs="Arial Narrow"/>
+          <w:sz w:val="16"/>
+          <w:szCs w:val="16"/>
+          <w:vertAlign w:val="superscript"/>
+        </w:rPr>
+        <w:footnoteRef/>
+      </w:r>
+      <w:r>
+        <w:rPr>
+          <w:rFonts w:ascii="Arial Narrow" w:eastAsia="Arial Narrow" w:hAnsi="Arial Narrow" w:cs="Arial Narrow"/>
+          <w:sz w:val="16"/>
+          <w:szCs w:val="16"/>
+        </w:rPr>
+        <w:tab/>
+      </w:r>
+      <w:r>
+        <w:rPr>
+          <w:rFonts w:ascii="Arial Narrow" w:eastAsia="Arial Narrow" w:hAnsi="Arial Narrow" w:cs="Arial Narrow"/>
+          <w:b/>
+          <w:bCs/>
+          <w:sz w:val="16"/>
+          <w:szCs w:val="16"/>
+        </w:rPr>
+        <w:t xml:space="preserve">DECRETO SUPREMO 006-2026-JUS, TEXTO ÚNICO ORDENADO DE LA LEY 27444, LEY DEL PROCEDIMIENTO ADMINISTRATIVO GENERAL, publicado el 30 de abril de 2026</w:t>
+      </w:r>
+    </w:p>
+    <w:p>
+      <w:pPr>
+        <w:pStyle w:val="Textonotapie"/>
+        <w:ind w:left="567" w:hanging="567"/>
+        <w:jc w:val="both"/>
+        <w:rPr>
+          <w:rFonts w:ascii="Arial Narrow" w:eastAsia="Arial Narrow" w:hAnsi="Arial Narrow" w:cs="Arial Narrow"/>
+          <w:sz w:val="16"/>
+          <w:szCs w:val="16"/>
+        </w:rPr>
+      </w:pPr>
+      <w:r>
+        <w:rPr>
+          <w:rFonts w:ascii="Arial Narrow" w:eastAsia="Arial Narrow" w:hAnsi="Arial Narrow" w:cs="Arial Narrow"/>
+          <w:sz w:val="16"/>
+          <w:szCs w:val="16"/>
+        </w:rPr>
+        <w:tab/>
+      </w:r>
+      <w:r>
+        <w:rPr>
+          <w:rFonts w:ascii="Arial Narrow" w:eastAsia="Arial Narrow" w:hAnsi="Arial Narrow" w:cs="Arial Narrow"/>
+          <w:b/>
+          <w:bCs/>
+          <w:sz w:val="16"/>
+          <w:szCs w:val="16"/>
+        </w:rPr>
+        <w:t xml:space="preserve">Artículo 223.- Contestación de la reclamación</w:t>
+      </w:r>
+    </w:p>
+    <w:p>
+      <w:pPr>
+        <w:pStyle w:val="Textonotapie"/>
+        <w:ind w:left="567" w:hanging="567"/>
+        <w:jc w:val="both"/>
+        <w:rPr>
+          <w:rFonts w:ascii="Arial Narrow" w:eastAsia="Arial Narrow" w:hAnsi="Arial Narrow" w:cs="Arial Narrow"/>
+          <w:sz w:val="16"/>
+          <w:szCs w:val="16"/>
+        </w:rPr>
+      </w:pPr>
+      <w:r>
+        <w:rPr>
+          <w:rFonts w:ascii="Arial Narrow" w:eastAsia="Arial Narrow" w:hAnsi="Arial Narrow" w:cs="Arial Narrow"/>
+          <w:sz w:val="16"/>
+          <w:szCs w:val="16"/>
+        </w:rPr>
+        <w:tab/>
+      </w:r>
+      <w:r>
+        <w:rPr>
+          <w:rFonts w:ascii="Arial Narrow" w:eastAsia="Arial Narrow" w:hAnsi="Arial Narrow" w:cs="Arial Narrow"/>
+          <w:sz w:val="16"/>
+          <w:szCs w:val="16"/>
+        </w:rPr>
+        <w:t xml:space="preserve">223.1 El reclamado deberá presentar la contestación de la reclamación dentro de los quince (15) días posteriores a la notificación de ésta; vencido este plazo, la Administración declarará en rebeldía al reclamado que no la hubiera presentado. La contestación deberá contener los requisitos de los escritos previstos en el artículo 113 de la presente Ley, así como la absolución de todos los asuntos controvertidos de hecho y de derecho, Las alegaciones y los hechos relevantes de la reclamación, salvo que hayan sido específicamente negadas en la contestación, se tendrán por aceptadas o merituadas como ciertas.</w:t>
+      </w:r>
+    </w:p>
+    <w:p>
+      <w:pPr>
+        <w:pStyle w:val="Textonotapie"/>
+        <w:ind w:left="567" w:hanging="567"/>
+        <w:jc w:val="both"/>
+        <w:rPr>
+          <w:rFonts w:ascii="Arial Narrow" w:eastAsia="Arial Narrow" w:hAnsi="Arial Narrow" w:cs="Arial Narrow"/>
+          <w:sz w:val="16"/>
+          <w:szCs w:val="16"/>
+        </w:rPr>
+      </w:pPr>
+    </w:p>
+  </w:footnote>
+  <w:footnote w:id="12">
+    <w:p>
+      <w:pPr>
+        <w:tabs>
+          <w:tab w:val="left" w:pos="567"/>
+        </w:tabs>
+        <w:spacing w:after="0" w:line="240" w:lineRule="auto"/>
+        <w:ind w:left="567" w:hanging="567"/>
+        <w:jc w:val="both"/>
+        <w:rPr>
+          <w:rFonts w:ascii="Arial Narrow" w:eastAsia="Arial Narrow" w:hAnsi="Arial Narrow" w:cs="Arial Narrow"/>
+          <w:sz w:val="16"/>
+          <w:szCs w:val="16"/>
+        </w:rPr>
+      </w:pPr>
+      <w:r>
+        <w:rPr>
+          <w:rStyle w:val="Refdenotaalpie"/>
+          <w:rFonts w:ascii="Arial Narrow" w:eastAsia="Arial Narrow" w:hAnsi="Arial Narrow" w:cs="Arial Narrow"/>
+          <w:sz w:val="16"/>
+          <w:szCs w:val="16"/>
+          <w:vertAlign w:val="superscript"/>
+        </w:rPr>
+        <w:footnoteRef/>
+      </w:r>
+      <w:r>
+        <w:rPr>
+          <w:rFonts w:ascii="Arial Narrow" w:eastAsia="Arial Narrow" w:hAnsi="Arial Narrow" w:cs="Arial Narrow"/>
+          <w:sz w:val="16"/>
+          <w:szCs w:val="16"/>
+          <w:vertAlign w:val="superscript"/>
+        </w:rPr>
+        <w:tab/>
+        <w:t xml:space="preserve"/>
+      </w:r>
+      <w:r>
+        <w:rPr>
+          <w:rFonts w:ascii="Arial Narrow" w:eastAsia="Arial Narrow" w:hAnsi="Arial Narrow" w:cs="Arial Narrow"/>
+          <w:sz w:val="16"/>
+          <w:szCs w:val="16"/>
+        </w:rPr>
+        <w:t xml:space="preserve"> </w:t>
+      </w:r>
+      <w:r>
+        <w:rPr>
+          <w:rFonts w:ascii="Arial Narrow" w:eastAsia="Arial Narrow" w:hAnsi="Arial Narrow" w:cs="Arial Narrow"/>
+          <w:sz w:val="16"/>
+          <w:szCs w:val="16"/>
+        </w:rPr>
+        <w:tab/>
+      </w:r>
+      <w:r>
+        <w:rPr>
+          <w:rFonts w:ascii="Arial Narrow" w:eastAsia="Arial Narrow" w:hAnsi="Arial Narrow" w:cs="Arial Narrow"/>
+          <w:b/>
+          <w:sz w:val="16"/>
+          <w:szCs w:val="16"/>
+        </w:rPr>
+        <w:t>LEY 29571</w:t>
+      </w:r>
+      <w:r>
+        <w:rPr>
+          <w:rFonts w:ascii="Arial Narrow" w:eastAsia="Arial Narrow" w:hAnsi="Arial Narrow" w:cs="Arial Narrow"/>
+          <w:b/>
+          <w:sz w:val="16"/>
+          <w:szCs w:val="16"/>
+        </w:rPr>
+        <w:t>, CÓDIGO DE PROTECCIÓN Y DEFENSA DEL CONSUMIDOR</w:t>
+      </w:r>
+      <w:r>
+        <w:rPr>
+          <w:rFonts w:ascii="Arial Narrow" w:eastAsia="Arial Narrow" w:hAnsi="Arial Narrow" w:cs="Arial Narrow"/>
+          <w:b/>
+          <w:bCs/>
+          <w:sz w:val="16"/>
+          <w:szCs w:val="16"/>
+        </w:rPr>
+        <w:t xml:space="preserve">, </w:t>
+      </w:r>
+      <w:r>
+        <w:rPr>
+          <w:rFonts w:ascii="Arial Narrow" w:eastAsia="Arial Narrow" w:hAnsi="Arial Narrow" w:cs="Arial Narrow"/>
+          <w:b/>
+          <w:sz w:val="16"/>
+          <w:szCs w:val="16"/>
+        </w:rPr>
+        <w:t>publicado el 2 de setiembre de 2010 y modificado por Decreto Legislativo 1308</w:t>
+      </w:r>
+    </w:p>
+    <w:p>
+      <w:pPr>
+        <w:spacing w:after="0" w:line="240" w:lineRule="auto"/>
+        <w:ind w:left="567"/>
+        <w:jc w:val="both"/>
+        <w:rPr>
+          <w:rFonts w:ascii="Arial Narrow" w:eastAsia="Arial Narrow" w:hAnsi="Arial Narrow" w:cs="Arial Narrow"/>
+          <w:b/>
+          <w:sz w:val="16"/>
+          <w:szCs w:val="16"/>
+        </w:rPr>
+      </w:pPr>
+      <w:r>
+        <w:rPr>
+          <w:rFonts w:ascii="Arial Narrow" w:eastAsia="Arial Narrow" w:hAnsi="Arial Narrow" w:cs="Arial Narrow"/>
+          <w:b/>
+          <w:sz w:val="16"/>
+          <w:szCs w:val="16"/>
+        </w:rPr>
+        <w:t>Artículo 110.- Sanciones administrativas</w:t>
+      </w:r>
+    </w:p>
+    <w:p>
+      <w:pPr>
+        <w:spacing w:after="0" w:line="240" w:lineRule="auto"/>
+        <w:ind w:left="567"/>
+        <w:jc w:val="both"/>
+        <w:rPr>
+          <w:rFonts w:ascii="Arial Narrow" w:eastAsia="Arial Narrow" w:hAnsi="Arial Narrow" w:cs="Arial Narrow"/>
+          <w:sz w:val="16"/>
+          <w:szCs w:val="16"/>
+        </w:rPr>
+      </w:pPr>
+      <w:r>
+        <w:rPr>
+          <w:rFonts w:ascii="Arial Narrow" w:eastAsia="Arial Narrow" w:hAnsi="Arial Narrow" w:cs="Arial Narrow"/>
+          <w:sz w:val="16"/>
+          <w:szCs w:val="16"/>
+        </w:rPr>
+        <w:t>El órgano resolutivo puede sancionar las infracciones administrativas a que se refiere el artículo 108 con amonestación y multas de hasta cuatrocientos cincuenta (450) Unidades Impositivas Tributarias (UIT), las cuales son calificadas de la siguiente manera:</w:t>
+      </w:r>
+    </w:p>
+    <w:p>
+      <w:pPr>
+        <w:numPr>
+          <w:ilvl w:val="0"/>
+          <w:numId w:val="2"/>
+        </w:numPr>
+        <w:spacing w:after="0" w:line="240" w:lineRule="auto"/>
+        <w:ind w:left="426" w:firstLine="141"/>
+        <w:jc w:val="both"/>
+        <w:rPr>
+          <w:rFonts w:ascii="Arial Narrow" w:eastAsia="Arial Narrow" w:hAnsi="Arial Narrow" w:cs="Arial Narrow"/>
+          <w:sz w:val="16"/>
+          <w:szCs w:val="16"/>
+        </w:rPr>
+      </w:pPr>
+      <w:r>
+        <w:rPr>
+          <w:rFonts w:ascii="Arial Narrow" w:eastAsia="Arial Narrow" w:hAnsi="Arial Narrow" w:cs="Arial Narrow"/>
+          <w:sz w:val="16"/>
+          <w:szCs w:val="16"/>
+        </w:rPr>
+        <w:t>Infracciones leves, con una amonestación o con una multa de hasta cincuenta (50) UIT.</w:t>
+      </w:r>
+    </w:p>
+    <w:p>
+      <w:pPr>
+        <w:numPr>
+          <w:ilvl w:val="0"/>
+          <w:numId w:val="2"/>
+        </w:numPr>
+        <w:spacing w:after="0" w:line="240" w:lineRule="auto"/>
+        <w:ind w:left="426" w:firstLine="141"/>
+        <w:jc w:val="both"/>
+        <w:rPr>
+          <w:rFonts w:ascii="Arial Narrow" w:eastAsia="Arial Narrow" w:hAnsi="Arial Narrow" w:cs="Arial Narrow"/>
+          <w:sz w:val="16"/>
+          <w:szCs w:val="16"/>
+        </w:rPr>
+      </w:pPr>
+      <w:r>
+        <w:rPr>
+          <w:rFonts w:ascii="Arial Narrow" w:eastAsia="Arial Narrow" w:hAnsi="Arial Narrow" w:cs="Arial Narrow"/>
+          <w:sz w:val="16"/>
+          <w:szCs w:val="16"/>
+        </w:rPr>
+        <w:t>Infracciones graves, con una multa de hasta ciento cincuenta (150) UIT.</w:t>
+      </w:r>
+    </w:p>
+    <w:p>
+      <w:pPr>
+        <w:numPr>
+          <w:ilvl w:val="0"/>
+          <w:numId w:val="2"/>
+        </w:numPr>
+        <w:spacing w:after="0" w:line="240" w:lineRule="auto"/>
+        <w:ind w:left="426" w:firstLine="141"/>
+        <w:jc w:val="both"/>
+        <w:rPr>
+          <w:rFonts w:ascii="Arial Narrow" w:eastAsia="Arial Narrow" w:hAnsi="Arial Narrow" w:cs="Arial Narrow"/>
+          <w:sz w:val="16"/>
+          <w:szCs w:val="16"/>
+        </w:rPr>
+      </w:pPr>
+      <w:r>
+        <w:rPr>
+          <w:rFonts w:ascii="Arial Narrow" w:eastAsia="Arial Narrow" w:hAnsi="Arial Narrow" w:cs="Arial Narrow"/>
+          <w:sz w:val="16"/>
+          <w:szCs w:val="16"/>
+        </w:rPr>
+        <w:t>Infracciones muy graves, con una multa de hasta cuatrocientos cincuenta (450) UIT.</w:t>
+      </w:r>
+    </w:p>
+    <w:p>
+      <w:pPr>
+        <w:spacing w:after="0" w:line="240" w:lineRule="auto"/>
+        <w:ind w:left="567"/>
+        <w:jc w:val="both"/>
+        <w:rPr>
+          <w:rFonts w:ascii="Arial Narrow" w:eastAsia="Arial Narrow" w:hAnsi="Arial Narrow" w:cs="Arial Narrow"/>
+          <w:sz w:val="16"/>
+          <w:szCs w:val="16"/>
+        </w:rPr>
+      </w:pPr>
+      <w:r>
+        <w:rPr>
+          <w:rFonts w:ascii="Arial Narrow" w:eastAsia="Arial Narrow" w:hAnsi="Arial Narrow" w:cs="Arial Narrow"/>
+          <w:sz w:val="16"/>
+          <w:szCs w:val="16"/>
+        </w:rPr>
+        <w:t>(…).</w:t>
+      </w:r>
+    </w:p>
+    <w:p>
+      <w:pPr>
+        <w:spacing w:after="0" w:line="240" w:lineRule="auto"/>
+        <w:ind w:left="567" w:hanging="567"/>
+        <w:jc w:val="both"/>
+        <w:rPr>
+          <w:rFonts w:ascii="Arial Narrow" w:eastAsia="Arial Narrow" w:hAnsi="Arial Narrow" w:cs="Arial Narrow"/>
+          <w:sz w:val="16"/>
+          <w:szCs w:val="16"/>
+        </w:rPr>
+      </w:pPr>
+    </w:p>
+  </w:footnote>
+  <w:footnote w:id="13">
+    <w:p>
+      <w:pPr>
+        <w:tabs>
+          <w:tab w:val="left" w:pos="567"/>
+        </w:tabs>
+        <w:spacing w:after="0" w:line="240" w:lineRule="auto"/>
+        <w:ind w:left="567" w:hanging="567"/>
+        <w:jc w:val="both"/>
+        <w:rPr>
+          <w:rFonts w:ascii="Arial Narrow" w:eastAsia="Arial Narrow" w:hAnsi="Arial Narrow" w:cs="Arial Narrow"/>
+          <w:b/>
+          <w:bCs/>
+          <w:sz w:val="16"/>
+          <w:szCs w:val="16"/>
+        </w:rPr>
+      </w:pPr>
+      <w:r>
+        <w:rPr>
+          <w:rStyle w:val="Refdenotaalpie"/>
+          <w:rFonts w:ascii="Arial Narrow" w:eastAsia="Arial Narrow" w:hAnsi="Arial Narrow" w:cs="Arial Narrow"/>
+          <w:sz w:val="16"/>
+          <w:szCs w:val="16"/>
+          <w:vertAlign w:val="superscript"/>
+        </w:rPr>
+        <w:footnoteRef/>
+      </w:r>
+      <w:r>
+        <w:rPr>
+          <w:rFonts w:ascii="Arial Narrow" w:eastAsia="Arial Narrow" w:hAnsi="Arial Narrow" w:cs="Arial Narrow"/>
+          <w:sz w:val="16"/>
+          <w:szCs w:val="16"/>
+        </w:rPr>
+        <w:tab/>
+        <w:t xml:space="preserve"/>
+      </w:r>
+      <w:r>
+        <w:rPr>
+          <w:rFonts w:ascii="Arial Narrow" w:eastAsia="Arial Narrow" w:hAnsi="Arial Narrow" w:cs="Arial Narrow"/>
+          <w:sz w:val="16"/>
+          <w:szCs w:val="16"/>
+        </w:rPr>
+        <w:tab/>
+      </w:r>
+      <w:r>
+        <w:rPr>
+          <w:rFonts w:ascii="Arial Narrow" w:eastAsia="Arial Narrow" w:hAnsi="Arial Narrow" w:cs="Arial Narrow"/>
+          <w:b/>
+          <w:bCs/>
+          <w:sz w:val="16"/>
+          <w:szCs w:val="16"/>
+        </w:rPr>
+        <w:t>LEY 29571, CÓDIGO DE PROTECCIÓN Y DEFENSA DEL CONSUMIDOR, publicado el 2 de setiembre de 2010 y modificado por Decreto Legislativo 1308</w:t>
+      </w:r>
+    </w:p>
+    <w:p>
+      <w:pPr>
+        <w:spacing w:after="0" w:line="240" w:lineRule="auto"/>
+        <w:ind w:left="567"/>
+        <w:jc w:val="both"/>
+        <w:rPr>
+          <w:rFonts w:ascii="Arial Narrow" w:eastAsia="Arial Narrow" w:hAnsi="Arial Narrow" w:cs="Arial Narrow"/>
+          <w:sz w:val="16"/>
+          <w:szCs w:val="16"/>
+        </w:rPr>
+      </w:pPr>
+      <w:r>
+        <w:rPr>
+          <w:rFonts w:ascii="Arial Narrow" w:eastAsia="Arial Narrow" w:hAnsi="Arial Narrow" w:cs="Arial Narrow"/>
+          <w:b/>
+          <w:bCs/>
+          <w:sz w:val="16"/>
+          <w:szCs w:val="16"/>
+        </w:rPr>
+        <w:t>Artículo 114.-</w:t>
+      </w:r>
+      <w:r>
+        <w:rPr>
+          <w:rFonts w:ascii="Arial Narrow" w:eastAsia="Arial Narrow" w:hAnsi="Arial Narrow" w:cs="Arial Narrow"/>
+          <w:b/>
+          <w:sz w:val="16"/>
+          <w:szCs w:val="16"/>
+        </w:rPr>
+        <w:t xml:space="preserve"> Medidas correctivas</w:t>
+      </w:r>
+    </w:p>
+    <w:p>
+      <w:pPr>
+        <w:spacing w:after="0" w:line="240" w:lineRule="auto"/>
+        <w:ind w:left="567"/>
+        <w:jc w:val="both"/>
+        <w:rPr>
+          <w:rFonts w:ascii="Arial Narrow" w:eastAsia="Arial Narrow" w:hAnsi="Arial Narrow" w:cs="Arial Narrow"/>
+          <w:sz w:val="16"/>
+          <w:szCs w:val="16"/>
+        </w:rPr>
+      </w:pPr>
+      <w:r>
+        <w:rPr>
+          <w:rFonts w:ascii="Arial Narrow" w:eastAsia="Arial Narrow" w:hAnsi="Arial Narrow" w:cs="Arial Narrow"/>
+          <w:sz w:val="16"/>
+          <w:szCs w:val="16"/>
+        </w:rPr>
+        <w:t>Sin perjuicio de la sanción administrativa que corresponda al proveedor por una infracción al presente Código, el Indecopi puede dictar, en calidad de mandatos, medidas correctivas reparadoras y complementarias.</w:t>
+      </w:r>
+    </w:p>
+    <w:p>
+      <w:pPr>
+        <w:spacing w:after="0" w:line="240" w:lineRule="auto"/>
+        <w:ind w:left="567"/>
+        <w:jc w:val="both"/>
+        <w:rPr>
+          <w:rFonts w:ascii="Arial Narrow" w:eastAsia="Arial Narrow" w:hAnsi="Arial Narrow" w:cs="Arial Narrow"/>
+          <w:sz w:val="16"/>
+          <w:szCs w:val="16"/>
+        </w:rPr>
+      </w:pPr>
+      <w:r>
+        <w:rPr>
+          <w:rFonts w:ascii="Arial Narrow" w:eastAsia="Arial Narrow" w:hAnsi="Arial Narrow" w:cs="Arial Narrow"/>
+          <w:sz w:val="16"/>
+          <w:szCs w:val="16"/>
+        </w:rPr>
+        <w:t>Las medidas correctivas reparadoras pueden dictarse a pedido de parte o de oficio, siempre y cuando sean expresamente informadas sobre esa posibilidad en la notificación de cargo al proveedor por la autoridad encargada del procedimiento.</w:t>
+      </w:r>
+    </w:p>
+    <w:p>
+      <w:pPr>
+        <w:spacing w:after="0" w:line="240" w:lineRule="auto"/>
+        <w:ind w:left="567"/>
+        <w:jc w:val="both"/>
+        <w:rPr>
+          <w:rFonts w:ascii="Arial Narrow" w:eastAsia="Arial Narrow" w:hAnsi="Arial Narrow" w:cs="Arial Narrow"/>
+          <w:sz w:val="16"/>
+          <w:szCs w:val="16"/>
+        </w:rPr>
+      </w:pPr>
+      <w:r>
+        <w:rPr>
+          <w:rFonts w:ascii="Arial Narrow" w:eastAsia="Arial Narrow" w:hAnsi="Arial Narrow" w:cs="Arial Narrow"/>
+          <w:sz w:val="16"/>
+          <w:szCs w:val="16"/>
+        </w:rPr>
+        <w:t>Las medidas correctivas complementarias pueden dictarse de oficio o a pedido de parte.</w:t>
+      </w:r>
+    </w:p>
+    <w:p>
+      <w:pPr>
+        <w:spacing w:after="0" w:line="240" w:lineRule="auto"/>
+        <w:ind w:left="567"/>
+        <w:jc w:val="both"/>
+        <w:rPr>
+          <w:rFonts w:ascii="Arial Narrow" w:eastAsia="Arial Narrow" w:hAnsi="Arial Narrow" w:cs="Arial Narrow"/>
+          <w:sz w:val="16"/>
+          <w:szCs w:val="16"/>
+        </w:rPr>
+      </w:pPr>
+      <w:r>
+        <w:rPr>
+          <w:rFonts w:ascii="Arial Narrow" w:eastAsia="Arial Narrow" w:hAnsi="Arial Narrow" w:cs="Arial Narrow"/>
+          <w:b/>
+          <w:sz w:val="16"/>
+          <w:szCs w:val="16"/>
+        </w:rPr>
+        <w:t>Artículo 115.- Medidas correctivas reparadoras</w:t>
+      </w:r>
+    </w:p>
+    <w:p>
+      <w:pPr>
+        <w:spacing w:after="0" w:line="240" w:lineRule="auto"/>
+        <w:ind w:left="567"/>
+        <w:jc w:val="both"/>
+        <w:rPr>
+          <w:rFonts w:ascii="Arial Narrow" w:eastAsia="Arial Narrow" w:hAnsi="Arial Narrow" w:cs="Arial Narrow"/>
+          <w:sz w:val="16"/>
+          <w:szCs w:val="16"/>
+        </w:rPr>
+      </w:pPr>
+      <w:r>
+        <w:rPr>
+          <w:rFonts w:ascii="Arial Narrow" w:eastAsia="Arial Narrow" w:hAnsi="Arial Narrow" w:cs="Arial Narrow"/>
+          <w:sz w:val="16"/>
+          <w:szCs w:val="16"/>
+        </w:rPr>
+        <w:t>115.1 Las medidas correctivas reparadoras tienen el objeto de resarcir las consecuencias patrimoniales directas e inmediatas ocasionadas al consumidor por la infracción administrativa a su estado anterior. En caso el órgano resolutivo dicte una o varias medidas correctivas, debe considerar lo acordado por las partes durante la relación de consumo. Las medidas correctivas reparadoras pueden consistir en ordenar al proveedor infractor lo siguiente:</w:t>
+      </w:r>
+    </w:p>
+    <w:p>
+      <w:pPr>
+        <w:numPr>
+          <w:ilvl w:val="0"/>
+          <w:numId w:val="1"/>
+        </w:numPr>
+        <w:spacing w:after="0" w:line="240" w:lineRule="auto"/>
+        <w:ind w:left="567" w:firstLine="0"/>
+        <w:jc w:val="both"/>
+        <w:rPr>
+          <w:rFonts w:ascii="Arial Narrow" w:eastAsia="Arial Narrow" w:hAnsi="Arial Narrow" w:cs="Arial Narrow"/>
+          <w:sz w:val="16"/>
+          <w:szCs w:val="16"/>
+        </w:rPr>
+      </w:pPr>
+      <w:r>
+        <w:rPr>
+          <w:rFonts w:ascii="Arial Narrow" w:eastAsia="Arial Narrow" w:hAnsi="Arial Narrow" w:cs="Arial Narrow"/>
+          <w:sz w:val="16"/>
+          <w:szCs w:val="16"/>
+        </w:rPr>
+        <w:t>Reparar productos.</w:t>
+      </w:r>
+    </w:p>
+    <w:p>
+      <w:pPr>
+        <w:numPr>
+          <w:ilvl w:val="0"/>
+          <w:numId w:val="1"/>
+        </w:numPr>
+        <w:spacing w:after="0" w:line="240" w:lineRule="auto"/>
+        <w:ind w:left="567" w:firstLine="0"/>
+        <w:jc w:val="both"/>
+        <w:rPr>
+          <w:rFonts w:ascii="Arial Narrow" w:eastAsia="Arial Narrow" w:hAnsi="Arial Narrow" w:cs="Arial Narrow"/>
+          <w:sz w:val="16"/>
+          <w:szCs w:val="16"/>
+        </w:rPr>
+      </w:pPr>
+      <w:r>
+        <w:rPr>
+          <w:rFonts w:ascii="Arial Narrow" w:eastAsia="Arial Narrow" w:hAnsi="Arial Narrow" w:cs="Arial Narrow"/>
+          <w:sz w:val="16"/>
+          <w:szCs w:val="16"/>
+        </w:rPr>
+        <w:t>Cambiar productos por otros de idénticas o similares características, cuando la reparación no sea posible o no resulte razonable según las circunstancias.</w:t>
+      </w:r>
+    </w:p>
+    <w:p>
+      <w:pPr>
+        <w:numPr>
+          <w:ilvl w:val="0"/>
+          <w:numId w:val="1"/>
+        </w:numPr>
+        <w:spacing w:after="0" w:line="240" w:lineRule="auto"/>
+        <w:ind w:left="567" w:firstLine="0"/>
+        <w:jc w:val="both"/>
+        <w:rPr>
+          <w:rFonts w:ascii="Arial Narrow" w:eastAsia="Arial Narrow" w:hAnsi="Arial Narrow" w:cs="Arial Narrow"/>
+          <w:sz w:val="16"/>
+          <w:szCs w:val="16"/>
+        </w:rPr>
+      </w:pPr>
+      <w:r>
+        <w:rPr>
+          <w:rFonts w:ascii="Arial Narrow" w:eastAsia="Arial Narrow" w:hAnsi="Arial Narrow" w:cs="Arial Narrow"/>
+          <w:sz w:val="16"/>
+          <w:szCs w:val="16"/>
+        </w:rPr>
+        <w:t>Entregar un producto de idénticas características o, cuando esto no resulte posible, de similares características, en los supuestos de pérdida o deterioro atribuible al proveedor y siempre que exista interés del consumidor.</w:t>
+      </w:r>
+    </w:p>
+    <w:p>
+      <w:pPr>
+        <w:numPr>
+          <w:ilvl w:val="0"/>
+          <w:numId w:val="1"/>
+        </w:numPr>
+        <w:spacing w:after="0" w:line="240" w:lineRule="auto"/>
+        <w:ind w:left="567" w:firstLine="0"/>
+        <w:jc w:val="both"/>
+        <w:rPr>
+          <w:rFonts w:ascii="Arial Narrow" w:eastAsia="Arial Narrow" w:hAnsi="Arial Narrow" w:cs="Arial Narrow"/>
+          <w:sz w:val="16"/>
+          <w:szCs w:val="16"/>
+        </w:rPr>
+      </w:pPr>
+      <w:r>
+        <w:rPr>
+          <w:rFonts w:ascii="Arial Narrow" w:eastAsia="Arial Narrow" w:hAnsi="Arial Narrow" w:cs="Arial Narrow"/>
+          <w:sz w:val="16"/>
+          <w:szCs w:val="16"/>
+        </w:rPr>
+        <w:t>Cumplir con ejecutar la prestación u obligación asumida; y si esto no resulte posible o no sea razonable, otra de efectos equivalentes, incluyendo prestaciones dinerarias.</w:t>
+      </w:r>
+    </w:p>
+    <w:p>
+      <w:pPr>
+        <w:numPr>
+          <w:ilvl w:val="0"/>
+          <w:numId w:val="1"/>
+        </w:numPr>
+        <w:spacing w:after="0" w:line="240" w:lineRule="auto"/>
+        <w:ind w:left="567" w:firstLine="0"/>
+        <w:jc w:val="both"/>
+        <w:rPr>
+          <w:rFonts w:ascii="Arial Narrow" w:eastAsia="Arial Narrow" w:hAnsi="Arial Narrow" w:cs="Arial Narrow"/>
+          <w:sz w:val="16"/>
+          <w:szCs w:val="16"/>
+        </w:rPr>
+      </w:pPr>
+      <w:r>
+        <w:rPr>
+          <w:rFonts w:ascii="Arial Narrow" w:eastAsia="Arial Narrow" w:hAnsi="Arial Narrow" w:cs="Arial Narrow"/>
+          <w:sz w:val="16"/>
+          <w:szCs w:val="16"/>
+        </w:rPr>
+        <w:t>Cumplir con ejecutar otras prestaciones u obligaciones legales o convencionales a su cargo.</w:t>
+      </w:r>
+    </w:p>
+    <w:p>
+      <w:pPr>
+        <w:numPr>
+          <w:ilvl w:val="0"/>
+          <w:numId w:val="1"/>
+        </w:numPr>
+        <w:spacing w:after="0" w:line="240" w:lineRule="auto"/>
+        <w:ind w:left="567" w:firstLine="0"/>
+        <w:jc w:val="both"/>
+        <w:rPr>
+          <w:rFonts w:ascii="Arial Narrow" w:eastAsia="Arial Narrow" w:hAnsi="Arial Narrow" w:cs="Arial Narrow"/>
+          <w:sz w:val="16"/>
+          <w:szCs w:val="16"/>
+        </w:rPr>
+      </w:pPr>
+      <w:r>
+        <w:rPr>
+          <w:rFonts w:ascii="Arial Narrow" w:eastAsia="Arial Narrow" w:hAnsi="Arial Narrow" w:cs="Arial Narrow"/>
+          <w:sz w:val="16"/>
+          <w:szCs w:val="16"/>
+        </w:rPr>
+        <w:t>Devolver la contraprestación pagada por el consumidor, más los intereses legales correspondientes, cuando la reparación, reposición, o cumplimiento de la prestación u obligación, según sea el caso, no resulte posible o no sea razonable según las circunstancias.</w:t>
+      </w:r>
+    </w:p>
+    <w:p>
+      <w:pPr>
+        <w:numPr>
+          <w:ilvl w:val="0"/>
+          <w:numId w:val="1"/>
+        </w:numPr>
+        <w:spacing w:after="0" w:line="240" w:lineRule="auto"/>
+        <w:ind w:left="567" w:firstLine="0"/>
+        <w:jc w:val="both"/>
+        <w:rPr>
+          <w:rFonts w:ascii="Arial Narrow" w:eastAsia="Arial Narrow" w:hAnsi="Arial Narrow" w:cs="Arial Narrow"/>
+          <w:sz w:val="16"/>
+          <w:szCs w:val="16"/>
+        </w:rPr>
+      </w:pPr>
+      <w:r>
+        <w:rPr>
+          <w:rFonts w:ascii="Arial Narrow" w:eastAsia="Arial Narrow" w:hAnsi="Arial Narrow" w:cs="Arial Narrow"/>
+          <w:sz w:val="16"/>
+          <w:szCs w:val="16"/>
+        </w:rPr>
+        <w:t>En los supuestos de pagos indebidos o en exceso, devolver estos montos, más los intereses correspondientes.</w:t>
+      </w:r>
+    </w:p>
+    <w:p>
+      <w:pPr>
+        <w:numPr>
+          <w:ilvl w:val="0"/>
+          <w:numId w:val="1"/>
+        </w:numPr>
+        <w:spacing w:after="0" w:line="240" w:lineRule="auto"/>
+        <w:ind w:left="567" w:firstLine="0"/>
+        <w:jc w:val="both"/>
+        <w:rPr>
+          <w:rFonts w:ascii="Arial Narrow" w:eastAsia="Arial Narrow" w:hAnsi="Arial Narrow" w:cs="Arial Narrow"/>
+          <w:sz w:val="16"/>
+          <w:szCs w:val="16"/>
+        </w:rPr>
+      </w:pPr>
+      <w:r>
+        <w:rPr>
+          <w:rFonts w:ascii="Arial Narrow" w:eastAsia="Arial Narrow" w:hAnsi="Arial Narrow" w:cs="Arial Narrow"/>
+          <w:sz w:val="16"/>
+          <w:szCs w:val="16"/>
+        </w:rPr>
+        <w:t>Pagar los gastos incurridos por el consumidor para mitigar las consecuencias de la infracción administrativa.</w:t>
+      </w:r>
+    </w:p>
+    <w:p>
+      <w:pPr>
+        <w:numPr>
+          <w:ilvl w:val="0"/>
+          <w:numId w:val="1"/>
+        </w:numPr>
+        <w:spacing w:after="0" w:line="240" w:lineRule="auto"/>
+        <w:ind w:left="567" w:firstLine="0"/>
+        <w:jc w:val="both"/>
+        <w:rPr>
+          <w:rFonts w:ascii="Arial Narrow" w:eastAsia="Arial Narrow" w:hAnsi="Arial Narrow" w:cs="Arial Narrow"/>
+          <w:sz w:val="16"/>
+          <w:szCs w:val="16"/>
+        </w:rPr>
+      </w:pPr>
+      <w:r>
+        <w:rPr>
+          <w:rFonts w:ascii="Arial Narrow" w:eastAsia="Arial Narrow" w:hAnsi="Arial Narrow" w:cs="Arial Narrow"/>
+          <w:sz w:val="16"/>
+          <w:szCs w:val="16"/>
+        </w:rPr>
+        <w:t>Otras medidas reparadoras análogas de efectos equivalentes a las anteriores.</w:t>
+      </w:r>
+    </w:p>
+    <w:p>
+      <w:pPr>
+        <w:pStyle w:val="Sinespaciado"/>
+        <w:ind w:left="567"/>
+        <w:jc w:val="both"/>
+        <w:rPr>
+          <w:rFonts w:ascii="Arial Narrow" w:eastAsia="Arial Narrow" w:hAnsi="Arial Narrow" w:cs="Arial Narrow"/>
+          <w:sz w:val="16"/>
+          <w:szCs w:val="16"/>
+        </w:rPr>
+      </w:pPr>
+      <w:r>
+        <w:rPr>
+          <w:rFonts w:ascii="Arial Narrow" w:eastAsia="Arial Narrow" w:hAnsi="Arial Narrow" w:cs="Arial Narrow"/>
+          <w:sz w:val="16"/>
+          <w:szCs w:val="16"/>
+        </w:rPr>
+        <w:t>115.2 Las medidas correctivas reparadoras no pueden ser solicitadas de manera acumulativa conjunta, pudiendo plantearse de manera alternativa o subsidiaria, con excepción de la medida correctiva señalada en el literal h) que puede solicitarse conjuntamente con otra medida correctiva. Cuando los órganos competentes del Indecopi se pronuncian respecto de una medida correctiva reparadora, aplican el principio de congruencia procesal.</w:t>
+      </w:r>
+    </w:p>
+    <w:p>
+      <w:pPr>
+        <w:spacing w:after="0" w:line="240" w:lineRule="auto"/>
+        <w:ind w:left="567"/>
+        <w:jc w:val="both"/>
+        <w:rPr>
+          <w:rFonts w:ascii="Arial Narrow" w:eastAsia="Arial Narrow" w:hAnsi="Arial Narrow" w:cs="Arial Narrow"/>
+          <w:sz w:val="16"/>
+          <w:szCs w:val="16"/>
+        </w:rPr>
+      </w:pPr>
+      <w:r>
+        <w:rPr>
+          <w:rFonts w:ascii="Arial Narrow" w:eastAsia="Arial Narrow" w:hAnsi="Arial Narrow" w:cs="Arial Narrow"/>
+          <w:sz w:val="16"/>
+          <w:szCs w:val="16"/>
+        </w:rPr>
+        <w:t>115.3 Las medidas correctivas reparadoras pueden solicitarse en cualquier momento hasta antes de la notificación de cargo al proveedor, sin perjuicio de la facultad de secretaría técnica de la comisión de requerir al consumidor que precise la medida correctiva materia de solicitud. El consumidor puede variar su solicitud de medida correctiva hasta antes de la decisión de primera instancia, en cuyo caso se confiere traslado al proveedor para que formule su descargo.</w:t>
+      </w:r>
+    </w:p>
+    <w:p>
+      <w:pPr>
+        <w:spacing w:after="0" w:line="240" w:lineRule="auto"/>
+        <w:ind w:left="567"/>
+        <w:jc w:val="both"/>
+        <w:rPr>
+          <w:rFonts w:ascii="Arial Narrow" w:eastAsia="Arial Narrow" w:hAnsi="Arial Narrow" w:cs="Arial Narrow"/>
+          <w:sz w:val="16"/>
+          <w:szCs w:val="16"/>
+        </w:rPr>
+      </w:pPr>
+      <w:r>
+        <w:rPr>
+          <w:rFonts w:ascii="Arial Narrow" w:eastAsia="Arial Narrow" w:hAnsi="Arial Narrow" w:cs="Arial Narrow"/>
+          <w:sz w:val="16"/>
+          <w:szCs w:val="16"/>
+        </w:rPr>
+        <w:t>115.4 Corresponde al consumidor que solicita el dictado de la medida correctiva reparadora probar las consecuencias patrimoniales directas e inmediatas causadas por la comisión de la infracción administrativa.</w:t>
+      </w:r>
+    </w:p>
+    <w:p>
+      <w:pPr>
+        <w:spacing w:after="0" w:line="240" w:lineRule="auto"/>
+        <w:ind w:left="567"/>
+        <w:jc w:val="both"/>
+        <w:rPr>
+          <w:rFonts w:ascii="Arial Narrow" w:eastAsia="Arial Narrow" w:hAnsi="Arial Narrow" w:cs="Arial Narrow"/>
+          <w:sz w:val="16"/>
+          <w:szCs w:val="16"/>
+        </w:rPr>
+      </w:pPr>
+      <w:r>
+        <w:rPr>
+          <w:rFonts w:ascii="Arial Narrow" w:eastAsia="Arial Narrow" w:hAnsi="Arial Narrow" w:cs="Arial Narrow"/>
+          <w:sz w:val="16"/>
+          <w:szCs w:val="16"/>
+        </w:rPr>
+        <w:t>115.5 Los bienes o montos objeto de medidas correctivas reparadoras son entregados por el proveedor directamente al consumidor que los reclama, salvo mandato distinto contenido en la resolución. Aquellos bienes o montos materia de una medida correctiva reparadora, que por algún motivo se encuentran en posesión del Indecopi y deban ser entregados a los consumidores beneficiados, son puestos a disposición de estos.</w:t>
+      </w:r>
+    </w:p>
+    <w:p>
+      <w:pPr>
+        <w:spacing w:after="0" w:line="240" w:lineRule="auto"/>
+        <w:ind w:left="567"/>
+        <w:jc w:val="both"/>
+        <w:rPr>
+          <w:rFonts w:ascii="Arial Narrow" w:eastAsia="Arial Narrow" w:hAnsi="Arial Narrow" w:cs="Arial Narrow"/>
+          <w:sz w:val="16"/>
+          <w:szCs w:val="16"/>
+        </w:rPr>
+      </w:pPr>
+      <w:r>
+        <w:rPr>
+          <w:rFonts w:ascii="Arial Narrow" w:eastAsia="Arial Narrow" w:hAnsi="Arial Narrow" w:cs="Arial Narrow"/>
+          <w:sz w:val="16"/>
+          <w:szCs w:val="16"/>
+        </w:rPr>
+        <w:t>115.6 El extremo de la resolución final que ordena el cumplimiento de una medida correctiva reparadora a favor del consumidor constituye título ejecutivo conforme con lo dispuesto en el artículo 688 del Código Procesal Civil, una vez que quedan consentidas o causan estado en la vía administrativa. La legitimidad para obrar en los procesos civiles de ejecución corresponde a los consumidores beneficiados con la medida correctiva reparadora.</w:t>
+      </w:r>
+    </w:p>
+    <w:p>
+      <w:pPr>
+        <w:spacing w:after="0" w:line="240" w:lineRule="auto"/>
+        <w:ind w:left="567"/>
+        <w:jc w:val="both"/>
+        <w:rPr>
+          <w:rFonts w:ascii="Arial Narrow" w:eastAsia="Arial Narrow" w:hAnsi="Arial Narrow" w:cs="Arial Narrow"/>
+          <w:sz w:val="16"/>
+          <w:szCs w:val="16"/>
+        </w:rPr>
+      </w:pPr>
+      <w:r>
+        <w:rPr>
+          <w:rFonts w:ascii="Arial Narrow" w:eastAsia="Arial Narrow" w:hAnsi="Arial Narrow" w:cs="Arial Narrow"/>
+          <w:sz w:val="16"/>
+          <w:szCs w:val="16"/>
+        </w:rPr>
+        <w:t>115.7 Las medidas correctivas reparadoras como mandatos dirigidos a resarcir las consecuencias patrimoniales directas e inmediatas originadas por la infracción buscan corregir la conducta infractora y no tienen naturaleza indemnizatoria; son dictadas sin perjuicio de la indemnización por los daños y perjuicios que el consumidor puede solicitar en la vía judicial o arbitral correspondiente. No obstante, se descuenta de la indemnización patrimonial aquella satisfacción patrimonial deducible que el consumidor haya recibido a consecuencia del dictado de una medida correctiva reparadora en sede administrativa.</w:t>
+      </w:r>
+    </w:p>
+    <w:p>
+      <w:pPr>
+        <w:spacing w:after="0" w:line="240" w:lineRule="auto"/>
+        <w:ind w:left="567"/>
+        <w:jc w:val="both"/>
+        <w:rPr>
+          <w:rFonts w:ascii="Arial Narrow" w:eastAsia="Arial Narrow" w:hAnsi="Arial Narrow" w:cs="Arial Narrow"/>
+          <w:b/>
+          <w:bCs/>
+          <w:sz w:val="16"/>
+          <w:szCs w:val="16"/>
+        </w:rPr>
+      </w:pPr>
+      <w:r>
+        <w:rPr>
+          <w:rFonts w:ascii="Arial Narrow" w:eastAsia="Arial Narrow" w:hAnsi="Arial Narrow" w:cs="Arial Narrow"/>
+          <w:b/>
+          <w:bCs/>
+          <w:sz w:val="16"/>
+          <w:szCs w:val="16"/>
+        </w:rPr>
+        <w:t>Artículo 116.- Medidas correctivas complementarias</w:t>
+      </w:r>
+    </w:p>
+    <w:p>
+      <w:pPr>
+        <w:spacing w:after="0" w:line="240" w:lineRule="auto"/>
+        <w:ind w:left="567"/>
+        <w:jc w:val="both"/>
+        <w:rPr>
+          <w:rFonts w:ascii="Arial Narrow" w:eastAsia="Arial Narrow" w:hAnsi="Arial Narrow" w:cs="Arial Narrow"/>
+          <w:sz w:val="16"/>
+          <w:szCs w:val="16"/>
+        </w:rPr>
+      </w:pPr>
+      <w:r>
+        <w:rPr>
+          <w:rFonts w:ascii="Arial Narrow" w:eastAsia="Arial Narrow" w:hAnsi="Arial Narrow" w:cs="Arial Narrow"/>
+          <w:sz w:val="16"/>
+          <w:szCs w:val="16"/>
+        </w:rPr>
+        <w:t>Las medidas correctivas complementarias tienen el objeto de revertir los efectos de la conducta infractora o evitar que esta se produzca nuevamente en el futuro y pueden ser, entre otras, las siguientes:</w:t>
+      </w:r>
+    </w:p>
+    <w:p>
+      <w:pPr>
+        <w:spacing w:after="0" w:line="240" w:lineRule="auto"/>
+        <w:ind w:left="567"/>
+        <w:jc w:val="both"/>
+        <w:rPr>
+          <w:rFonts w:ascii="Arial Narrow" w:eastAsia="Arial Narrow" w:hAnsi="Arial Narrow" w:cs="Arial Narrow"/>
+          <w:sz w:val="16"/>
+          <w:szCs w:val="16"/>
+        </w:rPr>
+      </w:pPr>
+      <w:r>
+        <w:rPr>
+          <w:rFonts w:ascii="Arial Narrow" w:eastAsia="Arial Narrow" w:hAnsi="Arial Narrow" w:cs="Arial Narrow"/>
+          <w:sz w:val="16"/>
+          <w:szCs w:val="16"/>
+        </w:rPr>
+        <w:t>a. Que el proveedor cumpla con atender la solicitud de información requerida por el consumidor, siempre que dicho requerimiento guarde relación con el producto adquirido o servicio contratado.</w:t>
+      </w:r>
+    </w:p>
+    <w:p>
+      <w:pPr>
+        <w:spacing w:after="0" w:line="240" w:lineRule="auto"/>
+        <w:ind w:left="567"/>
+        <w:jc w:val="both"/>
+        <w:rPr>
+          <w:rFonts w:ascii="Arial Narrow" w:eastAsia="Arial Narrow" w:hAnsi="Arial Narrow" w:cs="Arial Narrow"/>
+          <w:sz w:val="16"/>
+          <w:szCs w:val="16"/>
+        </w:rPr>
+      </w:pPr>
+      <w:r>
+        <w:rPr>
+          <w:rFonts w:ascii="Arial Narrow" w:eastAsia="Arial Narrow" w:hAnsi="Arial Narrow" w:cs="Arial Narrow"/>
+          <w:sz w:val="16"/>
+          <w:szCs w:val="16"/>
+        </w:rPr>
+        <w:t>b. Declarar inexigibles las cláusulas que han sido identificadas como abusivas en el procedimiento.</w:t>
+      </w:r>
+    </w:p>
+    <w:p>
+      <w:pPr>
+        <w:spacing w:after="0" w:line="240" w:lineRule="auto"/>
+        <w:ind w:left="567"/>
+        <w:jc w:val="both"/>
+        <w:rPr>
+          <w:rFonts w:ascii="Arial Narrow" w:eastAsia="Arial Narrow" w:hAnsi="Arial Narrow" w:cs="Arial Narrow"/>
+          <w:sz w:val="16"/>
+          <w:szCs w:val="16"/>
+        </w:rPr>
+      </w:pPr>
+      <w:r>
+        <w:rPr>
+          <w:rFonts w:ascii="Arial Narrow" w:eastAsia="Arial Narrow" w:hAnsi="Arial Narrow" w:cs="Arial Narrow"/>
+          <w:sz w:val="16"/>
+          <w:szCs w:val="16"/>
+        </w:rPr>
+        <w:t>c. El decomiso y destrucción de la mercadería, envases, envolturas o etiquetas.</w:t>
+      </w:r>
+    </w:p>
+    <w:p>
+      <w:pPr>
+        <w:spacing w:after="0" w:line="240" w:lineRule="auto"/>
+        <w:ind w:left="567"/>
+        <w:jc w:val="both"/>
+        <w:rPr>
+          <w:rFonts w:ascii="Arial Narrow" w:eastAsia="Arial Narrow" w:hAnsi="Arial Narrow" w:cs="Arial Narrow"/>
+          <w:sz w:val="16"/>
+          <w:szCs w:val="16"/>
+        </w:rPr>
+      </w:pPr>
+      <w:r>
+        <w:rPr>
+          <w:rFonts w:ascii="Arial Narrow" w:eastAsia="Arial Narrow" w:hAnsi="Arial Narrow" w:cs="Arial Narrow"/>
+          <w:sz w:val="16"/>
+          <w:szCs w:val="16"/>
+        </w:rPr>
+        <w:t>d. En caso de infracciones muy graves y de reincidencia o reiterancia:</w:t>
+      </w:r>
+    </w:p>
+    <w:p>
+      <w:pPr>
+        <w:spacing w:after="0" w:line="240" w:lineRule="auto"/>
+        <w:ind w:left="567"/>
+        <w:jc w:val="both"/>
+        <w:rPr>
+          <w:rFonts w:ascii="Arial Narrow" w:eastAsia="Arial Narrow" w:hAnsi="Arial Narrow" w:cs="Arial Narrow"/>
+          <w:sz w:val="16"/>
+          <w:szCs w:val="16"/>
+        </w:rPr>
+      </w:pPr>
+      <w:r>
+        <w:rPr>
+          <w:rFonts w:ascii="Arial Narrow" w:eastAsia="Arial Narrow" w:hAnsi="Arial Narrow" w:cs="Arial Narrow"/>
+          <w:sz w:val="16"/>
+          <w:szCs w:val="16"/>
+        </w:rPr>
+        <w:t>(i) Solicitar a la autoridad correspondiente la clausura temporal del establecimiento industrial, comercial o de servicios por un plazo máximo de seis (6) meses.</w:t>
+      </w:r>
+    </w:p>
+    <w:p>
+      <w:pPr>
+        <w:spacing w:after="0" w:line="240" w:lineRule="auto"/>
+        <w:ind w:left="567"/>
+        <w:jc w:val="both"/>
+        <w:rPr>
+          <w:rFonts w:ascii="Arial Narrow" w:eastAsia="Arial Narrow" w:hAnsi="Arial Narrow" w:cs="Arial Narrow"/>
+          <w:sz w:val="16"/>
+          <w:szCs w:val="16"/>
+        </w:rPr>
+      </w:pPr>
+      <w:r>
+        <w:rPr>
+          <w:rFonts w:ascii="Arial Narrow" w:eastAsia="Arial Narrow" w:hAnsi="Arial Narrow" w:cs="Arial Narrow"/>
+          <w:sz w:val="16"/>
+          <w:szCs w:val="16"/>
+        </w:rPr>
+        <w:t>(ii) Solicitar a la autoridad competente la inhabilitación, temporal o permanente, del proveedor en función de los alcances de la infracción sancionada.</w:t>
+      </w:r>
+    </w:p>
+    <w:p>
+      <w:pPr>
+        <w:spacing w:after="0" w:line="240" w:lineRule="auto"/>
+        <w:ind w:left="567"/>
+        <w:jc w:val="both"/>
+        <w:rPr>
+          <w:rFonts w:ascii="Arial Narrow" w:eastAsia="Arial Narrow" w:hAnsi="Arial Narrow" w:cs="Arial Narrow"/>
+          <w:sz w:val="16"/>
+          <w:szCs w:val="16"/>
+        </w:rPr>
+      </w:pPr>
+      <w:r>
+        <w:rPr>
+          <w:rFonts w:ascii="Arial Narrow" w:eastAsia="Arial Narrow" w:hAnsi="Arial Narrow" w:cs="Arial Narrow"/>
+          <w:sz w:val="16"/>
+          <w:szCs w:val="16"/>
+        </w:rPr>
+        <w:t>e. Publicación de avisos rectificatorios o informativos en la forma que determine el Indecopi, tomando en consideración los medios que resulten idóneos para revertir los efectos que el acto objeto de sanción ha ocasionado.</w:t>
+      </w:r>
+    </w:p>
+    <w:p>
+      <w:pPr>
+        <w:spacing w:after="0" w:line="240" w:lineRule="auto"/>
+        <w:ind w:left="567"/>
+        <w:jc w:val="both"/>
+        <w:rPr>
+          <w:rFonts w:ascii="Arial Narrow" w:eastAsia="Arial Narrow" w:hAnsi="Arial Narrow" w:cs="Arial Narrow"/>
+          <w:sz w:val="16"/>
+          <w:szCs w:val="16"/>
+        </w:rPr>
+      </w:pPr>
+      <w:r>
+        <w:rPr>
+          <w:rFonts w:ascii="Arial Narrow" w:eastAsia="Arial Narrow" w:hAnsi="Arial Narrow" w:cs="Arial Narrow"/>
+          <w:sz w:val="16"/>
+          <w:szCs w:val="16"/>
+        </w:rPr>
+        <w:t>f. Cualquier otra medida correctiva que tenga el objeto de revertir los efectos de la conducta infractora o evitar que esta se produzca nuevamente en el futuro.</w:t>
+      </w:r>
+    </w:p>
+    <w:p>
+      <w:pPr>
+        <w:spacing w:after="0" w:line="240" w:lineRule="auto"/>
+        <w:ind w:left="567"/>
+        <w:jc w:val="both"/>
+        <w:rPr>
+          <w:rFonts w:ascii="Arial Narrow" w:eastAsia="Arial Narrow" w:hAnsi="Arial Narrow" w:cs="Arial Narrow"/>
+          <w:sz w:val="16"/>
+          <w:szCs w:val="16"/>
+        </w:rPr>
+      </w:pPr>
+      <w:r>
+        <w:rPr>
+          <w:rFonts w:ascii="Arial Narrow" w:eastAsia="Arial Narrow" w:hAnsi="Arial Narrow" w:cs="Arial Narrow"/>
+          <w:sz w:val="16"/>
+          <w:szCs w:val="16"/>
+        </w:rPr>
+        <w:t>El Indecopi está facultado para solicitar a la autoridad municipal y policial el apoyo respectivo para la ejecución de las medidas correctivas complementarias correspondientes.</w:t>
+      </w:r>
+    </w:p>
+    <w:p>
+      <w:pPr>
+        <w:spacing w:after="0" w:line="240" w:lineRule="auto"/>
+        <w:ind w:left="567" w:hanging="567"/>
+        <w:jc w:val="both"/>
+        <w:rPr>
+          <w:rFonts w:ascii="Arial Narrow" w:eastAsia="Arial Narrow" w:hAnsi="Arial Narrow" w:cs="Arial Narrow"/>
+          <w:b/>
+          <w:bCs/>
+          <w:sz w:val="16"/>
+          <w:szCs w:val="16"/>
+        </w:rPr>
+      </w:pPr>
+    </w:p>
+  </w:footnote>
+  <w:footnote w:id="14">
+    <w:p>
+      <w:pPr>
+        <w:pStyle w:val="Textonotapie"/>
+        <w:tabs>
+          <w:tab w:val="left" w:pos="567"/>
+        </w:tabs>
+        <w:ind w:left="567" w:hanging="567"/>
+        <w:jc w:val="both"/>
+        <w:rPr>
+          <w:rFonts w:ascii="Arial Narrow" w:eastAsia="Arial Narrow" w:hAnsi="Arial Narrow" w:cs="Arial Narrow"/>
+          <w:b/>
+          <w:sz w:val="16"/>
+          <w:szCs w:val="16"/>
+        </w:rPr>
+      </w:pPr>
+      <w:r>
+        <w:rPr>
+          <w:rStyle w:val="Refdenotaalpie"/>
+          <w:rFonts w:ascii="Arial Narrow" w:eastAsia="Arial Narrow" w:hAnsi="Arial Narrow" w:cs="Arial Narrow"/>
+          <w:sz w:val="16"/>
+          <w:szCs w:val="16"/>
+          <w:vertAlign w:val="superscript"/>
+        </w:rPr>
+        <w:footnoteRef/>
+      </w:r>
+      <w:r>
+        <w:rPr>
+          <w:rFonts w:ascii="Arial Narrow" w:eastAsia="Arial Narrow" w:hAnsi="Arial Narrow" w:cs="Arial Narrow"/>
+          <w:sz w:val="16"/>
+          <w:szCs w:val="16"/>
+        </w:rPr>
+        <w:tab/>
+        <w:t xml:space="preserve"/>
+      </w:r>
+      <w:r>
+        <w:rPr>
+          <w:rFonts w:ascii="Arial Narrow" w:eastAsia="Arial Narrow" w:hAnsi="Arial Narrow" w:cs="Arial Narrow"/>
+          <w:sz w:val="16"/>
+          <w:szCs w:val="16"/>
+        </w:rPr>
+        <w:tab/>
+      </w:r>
+      <w:r>
+        <w:rPr>
+          <w:rFonts w:ascii="Arial Narrow" w:eastAsia="Arial Narrow" w:hAnsi="Arial Narrow" w:cs="Arial Narrow"/>
+          <w:b/>
+          <w:sz w:val="16"/>
+          <w:szCs w:val="16"/>
+        </w:rPr>
+        <w:t>LEY 29571</w:t>
+      </w:r>
+      <w:r>
+        <w:rPr>
+          <w:rFonts w:ascii="Arial Narrow" w:eastAsia="Arial Narrow" w:hAnsi="Arial Narrow" w:cs="Arial Narrow"/>
+          <w:b/>
+          <w:sz w:val="16"/>
+          <w:szCs w:val="16"/>
+        </w:rPr>
+        <w:t>, CÓDIGO DE PROTECCIÓN Y DEFENSA DEL CONSUMIDOR</w:t>
+      </w:r>
+      <w:r>
+        <w:rPr>
+          <w:rFonts w:ascii="Arial Narrow" w:eastAsia="Arial Narrow" w:hAnsi="Arial Narrow" w:cs="Arial Narrow"/>
+          <w:b/>
+          <w:bCs/>
+          <w:sz w:val="16"/>
+          <w:szCs w:val="16"/>
+        </w:rPr>
+        <w:t xml:space="preserve">, </w:t>
+      </w:r>
+      <w:r>
+        <w:rPr>
+          <w:rFonts w:ascii="Arial Narrow" w:eastAsia="Arial Narrow" w:hAnsi="Arial Narrow" w:cs="Arial Narrow"/>
+          <w:b/>
+          <w:sz w:val="16"/>
+          <w:szCs w:val="16"/>
+        </w:rPr>
+        <w:t>publicado el 2 de setiembre de 2010 y modificado por Decreto Legislativo 1308</w:t>
+      </w:r>
+    </w:p>
+    <w:p>
+      <w:pPr>
+        <w:pStyle w:val="Textonotapie"/>
+        <w:tabs>
+          <w:tab w:val="left" w:pos="567"/>
+        </w:tabs>
+        <w:jc w:val="both"/>
+        <w:rPr>
+          <w:rFonts w:ascii="Arial Narrow" w:eastAsia="Arial Narrow" w:hAnsi="Arial Narrow" w:cs="Arial Narrow"/>
+          <w:b/>
+          <w:sz w:val="16"/>
+          <w:szCs w:val="16"/>
+        </w:rPr>
+      </w:pPr>
+      <w:r>
+        <w:rPr>
+          <w:rFonts w:ascii="Arial Narrow" w:eastAsia="Arial Narrow" w:hAnsi="Arial Narrow" w:cs="Arial Narrow"/>
+          <w:b/>
+          <w:sz w:val="16"/>
+          <w:szCs w:val="16"/>
+        </w:rPr>
+        <w:tab/>
+      </w:r>
+      <w:r>
+        <w:rPr>
+          <w:rFonts w:ascii="Arial Narrow" w:eastAsia="Arial Narrow" w:hAnsi="Arial Narrow" w:cs="Arial Narrow"/>
+          <w:b/>
+          <w:sz w:val="16"/>
+          <w:szCs w:val="16"/>
+        </w:rPr>
+        <w:t>Artículo 112.- Criterios de graduación de las sanciones administrativas</w:t>
+      </w:r>
+    </w:p>
+    <w:p>
+      <w:pPr>
+        <w:pStyle w:val="Textonotapie"/>
+        <w:tabs>
+          <w:tab w:val="left" w:pos="567"/>
+        </w:tabs>
+        <w:jc w:val="both"/>
+        <w:rPr>
+          <w:rFonts w:ascii="Arial Narrow" w:eastAsia="Arial Narrow" w:hAnsi="Arial Narrow" w:cs="Arial Narrow"/>
+          <w:sz w:val="16"/>
+          <w:szCs w:val="16"/>
+        </w:rPr>
+      </w:pPr>
+      <w:r>
+        <w:rPr>
+          <w:rFonts w:ascii="Arial Narrow" w:eastAsia="Arial Narrow" w:hAnsi="Arial Narrow" w:cs="Arial Narrow"/>
+          <w:sz w:val="16"/>
+          <w:szCs w:val="16"/>
+        </w:rPr>
+        <w:tab/>
+      </w:r>
+      <w:r>
+        <w:rPr>
+          <w:rFonts w:ascii="Arial Narrow" w:eastAsia="Arial Narrow" w:hAnsi="Arial Narrow" w:cs="Arial Narrow"/>
+          <w:sz w:val="16"/>
+          <w:szCs w:val="16"/>
+        </w:rPr>
+        <w:t>(…)</w:t>
+      </w:r>
+    </w:p>
+    <w:p>
+      <w:pPr>
+        <w:pStyle w:val="Textonotapie"/>
+        <w:tabs>
+          <w:tab w:val="left" w:pos="567"/>
+        </w:tabs>
+        <w:jc w:val="both"/>
+        <w:rPr>
+          <w:rFonts w:ascii="Arial Narrow" w:eastAsia="Arial Narrow" w:hAnsi="Arial Narrow" w:cs="Arial Narrow"/>
+          <w:sz w:val="16"/>
+          <w:szCs w:val="16"/>
+        </w:rPr>
+      </w:pPr>
+      <w:r>
+        <w:rPr>
+          <w:rFonts w:ascii="Arial Narrow" w:eastAsia="Arial Narrow" w:hAnsi="Arial Narrow" w:cs="Arial Narrow"/>
+          <w:sz w:val="16"/>
+          <w:szCs w:val="16"/>
+        </w:rPr>
+        <w:tab/>
+      </w:r>
+      <w:r>
+        <w:rPr>
+          <w:rFonts w:ascii="Arial Narrow" w:eastAsia="Arial Narrow" w:hAnsi="Arial Narrow" w:cs="Arial Narrow"/>
+          <w:sz w:val="16"/>
+          <w:szCs w:val="16"/>
+        </w:rPr>
+        <w:t>Se consideran circunstancias atenuantes especiales, las siguientes:</w:t>
+      </w:r>
+    </w:p>
+    <w:p>
+      <w:pPr>
+        <w:pStyle w:val="Textonotapie"/>
+        <w:tabs>
+          <w:tab w:val="left" w:pos="567"/>
+        </w:tabs>
+        <w:jc w:val="both"/>
+        <w:rPr>
+          <w:rFonts w:ascii="Arial Narrow" w:eastAsia="Arial Narrow" w:hAnsi="Arial Narrow" w:cs="Arial Narrow"/>
+          <w:sz w:val="16"/>
+          <w:szCs w:val="16"/>
+        </w:rPr>
+      </w:pPr>
+      <w:r>
+        <w:rPr>
+          <w:rFonts w:ascii="Arial Narrow" w:eastAsia="Arial Narrow" w:hAnsi="Arial Narrow" w:cs="Arial Narrow"/>
+          <w:sz w:val="16"/>
+          <w:szCs w:val="16"/>
+        </w:rPr>
+        <w:tab/>
+      </w:r>
+      <w:r>
+        <w:rPr>
+          <w:rFonts w:ascii="Arial Narrow" w:eastAsia="Arial Narrow" w:hAnsi="Arial Narrow" w:cs="Arial Narrow"/>
+          <w:sz w:val="16"/>
+          <w:szCs w:val="16"/>
+        </w:rPr>
+        <w:t>(…)</w:t>
       </w:r>
     </w:p>
     <w:p>
@@ -9067,1765 +11070,9 @@
           <w:sz w:val="16"/>
           <w:szCs w:val="16"/>
         </w:rPr>
-        <w:t>2.1 El proveedor tiene la obligación de ofrecer al consumidor toda la información relevante para tomar una decisión o realizar una elección adecuada de consumo, así como para efectuar un uso o consumo adecuado de los productos o servicios.</w:t>
-      </w:r>
-    </w:p>
-    <w:p>
-      <w:pPr>
-        <w:pStyle w:val="Textonotapie"/>
-        <w:tabs>
-          <w:tab w:val="left" w:pos="567"/>
-        </w:tabs>
-        <w:ind w:left="567"/>
-        <w:jc w:val="both"/>
-        <w:rPr>
-          <w:rFonts w:ascii="Arial Narrow" w:eastAsia="Arial Narrow" w:hAnsi="Arial Narrow" w:cs="Arial Narrow"/>
-          <w:sz w:val="16"/>
-          <w:szCs w:val="16"/>
-        </w:rPr>
-      </w:pPr>
-      <w:r>
-        <w:rPr>
-          <w:rFonts w:ascii="Arial Narrow" w:eastAsia="Arial Narrow" w:hAnsi="Arial Narrow" w:cs="Arial Narrow"/>
-          <w:sz w:val="16"/>
-          <w:szCs w:val="16"/>
-        </w:rPr>
-        <w:t>2.2 La información debe ser veraz, suficiente, de fácil comprensión, apropiada, oportuna y fácilmente accesible, debiendo ser brindada en idioma castellano.</w:t>
-      </w:r>
-    </w:p>
-    <w:p>
-      <w:pPr>
-        <w:pStyle w:val="Textonotapie"/>
-        <w:tabs>
-          <w:tab w:val="left" w:pos="567"/>
-        </w:tabs>
-        <w:ind w:left="567"/>
-        <w:jc w:val="both"/>
-        <w:rPr>
-          <w:rFonts w:ascii="Arial Narrow" w:eastAsia="Arial Narrow" w:hAnsi="Arial Narrow" w:cs="Arial Narrow"/>
-          <w:sz w:val="16"/>
-          <w:szCs w:val="16"/>
-        </w:rPr>
-      </w:pPr>
-      <w:r>
-        <w:rPr>
-          <w:rFonts w:ascii="Arial Narrow" w:eastAsia="Arial Narrow" w:hAnsi="Arial Narrow" w:cs="Arial Narrow"/>
-          <w:sz w:val="16"/>
-          <w:szCs w:val="16"/>
-        </w:rPr>
-        <w:t>2.3 Sin perjuicio de las exigencias concretas de las normas sectoriales correspondientes, para analizar la información relevante se tiene en consideración a toda aquella sin la cual no se hubiera adoptado la decisión de consumo o se hubiera efectuado en términos substancialmente distintos. Para ello se debe examinar si la información omitida desnaturaliza las condiciones en que se realizó la oferta al consumidor.</w:t>
-      </w:r>
-    </w:p>
-    <w:p>
-      <w:pPr>
-        <w:pStyle w:val="Textonotapie"/>
-        <w:tabs>
-          <w:tab w:val="left" w:pos="567"/>
-        </w:tabs>
-        <w:ind w:left="567"/>
-        <w:jc w:val="both"/>
-        <w:rPr>
-          <w:rFonts w:ascii="Arial Narrow" w:eastAsia="Arial Narrow" w:hAnsi="Arial Narrow" w:cs="Arial Narrow"/>
-          <w:sz w:val="16"/>
-          <w:szCs w:val="16"/>
-        </w:rPr>
-      </w:pPr>
-      <w:r>
-        <w:rPr>
-          <w:rFonts w:ascii="Arial Narrow" w:eastAsia="Arial Narrow" w:hAnsi="Arial Narrow" w:cs="Arial Narrow"/>
-          <w:sz w:val="16"/>
-          <w:szCs w:val="16"/>
-        </w:rPr>
-        <w:t>2.4 Al evaluarse la información, deben considerarse los problemas de confusión que generarían al consumidor el suministro de información excesiva o sumamente compleja, atendiendo a la naturaleza del producto adquirido o al servicio contratado</w:t>
-      </w:r>
-      <w:r>
-        <w:rPr>
-          <w:rFonts w:ascii="Arial Narrow" w:eastAsia="Arial Narrow" w:hAnsi="Arial Narrow" w:cs="Arial Narrow"/>
-          <w:sz w:val="16"/>
-          <w:szCs w:val="16"/>
-        </w:rPr>
-        <w:t>.</w:t>
-      </w:r>
-    </w:p>
-    <w:p>
-      <w:pPr>
-        <w:pStyle w:val="Textonotapie"/>
-        <w:tabs>
-          <w:tab w:val="left" w:pos="567"/>
-        </w:tabs>
-        <w:ind w:left="567" w:right="-1" w:hanging="567"/>
-        <w:jc w:val="both"/>
-        <w:rPr>
-          <w:rFonts w:ascii="Arial Narrow" w:eastAsia="Arial Narrow" w:hAnsi="Arial Narrow" w:cs="Arial Narrow"/>
-          <w:b/>
-          <w:bCs/>
-          <w:sz w:val="16"/>
-          <w:szCs w:val="16"/>
-        </w:rPr>
-      </w:pPr>
-    </w:p>
-  </w:footnote>
-  <w:footnote w:id="7">
-    <w:p>
-      <w:pPr>
-        <w:pStyle w:val="Textonotapie"/>
-        <w:tabs>
-          <w:tab w:val="left" w:pos="567"/>
-        </w:tabs>
-        <w:ind w:left="567" w:right="-1" w:hanging="567"/>
-        <w:jc w:val="both"/>
-        <w:rPr>
-          <w:rFonts w:ascii="Arial Narrow" w:eastAsia="Arial Narrow" w:hAnsi="Arial Narrow" w:cs="Arial Narrow"/>
-          <w:sz w:val="16"/>
-          <w:szCs w:val="16"/>
-        </w:rPr>
-      </w:pPr>
-      <w:r>
-        <w:rPr>
-          <w:rStyle w:val="Refdenotaalpie"/>
-          <w:rFonts w:ascii="Arial Narrow" w:eastAsia="Arial Narrow" w:hAnsi="Arial Narrow" w:cs="Arial Narrow"/>
-          <w:sz w:val="16"/>
-          <w:szCs w:val="16"/>
-          <w:vertAlign w:val="superscript"/>
-        </w:rPr>
-        <w:footnoteRef/>
-      </w:r>
-      <w:r>
-        <w:rPr>
-          <w:rFonts w:ascii="Arial Narrow" w:eastAsia="Arial Narrow" w:hAnsi="Arial Narrow" w:cs="Arial Narrow"/>
-          <w:sz w:val="16"/>
-          <w:szCs w:val="16"/>
-        </w:rPr>
-        <w:t xml:space="preserve"> </w:t>
-      </w:r>
-      <w:r>
-        <w:rPr>
-          <w:rFonts w:ascii="Arial Narrow" w:eastAsia="Arial Narrow" w:hAnsi="Arial Narrow" w:cs="Arial Narrow"/>
-          <w:sz w:val="16"/>
-          <w:szCs w:val="16"/>
-        </w:rPr>
-        <w:tab/>
-      </w:r>
-      <w:r>
-        <w:rPr>
-          <w:rFonts w:ascii="Arial Narrow" w:eastAsia="Arial Narrow" w:hAnsi="Arial Narrow" w:cs="Arial Narrow"/>
-          <w:b/>
-          <w:bCs/>
-          <w:sz w:val="16"/>
-          <w:szCs w:val="16"/>
-        </w:rPr>
-        <w:t>LEY SOBRE FACULTADES, NORMAS Y ORGANIZACIÓN DEL INDECOPI, APROBADA POR DECRETO LEGISLATIVO 807 Artículo 24.-</w:t>
-      </w:r>
-      <w:r>
-        <w:rPr>
-          <w:rFonts w:ascii="Arial Narrow" w:eastAsia="Arial Narrow" w:hAnsi="Arial Narrow" w:cs="Arial Narrow"/>
-          <w:sz w:val="16"/>
-          <w:szCs w:val="16"/>
-        </w:rPr>
-        <w:t xml:space="preserve"> El Secretario Técnico se encargará de la tramitación del procedimiento. Para ello, cuenta con las siguientes facultades:</w:t>
-      </w:r>
-    </w:p>
-    <w:p>
-      <w:pPr>
-        <w:pStyle w:val="Textonotapie"/>
-        <w:tabs>
-          <w:tab w:val="left" w:pos="567"/>
-        </w:tabs>
-        <w:ind w:left="567" w:right="-1" w:hanging="567"/>
-        <w:jc w:val="both"/>
-        <w:rPr>
-          <w:rFonts w:ascii="Arial Narrow" w:eastAsia="Arial Narrow" w:hAnsi="Arial Narrow" w:cs="Arial Narrow"/>
-          <w:sz w:val="16"/>
-          <w:szCs w:val="16"/>
-        </w:rPr>
-      </w:pPr>
-      <w:r>
-        <w:rPr>
-          <w:rFonts w:ascii="Arial Narrow" w:eastAsia="Arial Narrow" w:hAnsi="Arial Narrow" w:cs="Arial Narrow"/>
-          <w:sz w:val="16"/>
-          <w:szCs w:val="16"/>
-        </w:rPr>
-        <w:tab/>
-      </w:r>
-      <w:r>
-        <w:rPr>
-          <w:rFonts w:ascii="Arial Narrow" w:eastAsia="Arial Narrow" w:hAnsi="Arial Narrow" w:cs="Arial Narrow"/>
-          <w:sz w:val="16"/>
-          <w:szCs w:val="16"/>
-        </w:rPr>
-        <w:t>(...)</w:t>
-      </w:r>
-    </w:p>
-    <w:p>
-      <w:pPr>
-        <w:pStyle w:val="Textonotapie"/>
-        <w:tabs>
-          <w:tab w:val="left" w:pos="567"/>
-        </w:tabs>
-        <w:ind w:left="567" w:right="-1" w:hanging="567"/>
-        <w:jc w:val="both"/>
-        <w:rPr>
-          <w:rFonts w:ascii="Arial Narrow" w:eastAsia="Arial Narrow" w:hAnsi="Arial Narrow" w:cs="Arial Narrow"/>
-          <w:sz w:val="16"/>
-          <w:szCs w:val="16"/>
-        </w:rPr>
-      </w:pPr>
-      <w:r>
-        <w:rPr>
-          <w:rFonts w:ascii="Arial Narrow" w:eastAsia="Arial Narrow" w:hAnsi="Arial Narrow" w:cs="Arial Narrow"/>
-          <w:sz w:val="16"/>
-          <w:szCs w:val="16"/>
-        </w:rPr>
-        <w:tab/>
-      </w:r>
-      <w:r>
-        <w:rPr>
-          <w:rFonts w:ascii="Arial Narrow" w:eastAsia="Arial Narrow" w:hAnsi="Arial Narrow" w:cs="Arial Narrow"/>
-          <w:sz w:val="16"/>
-          <w:szCs w:val="16"/>
-        </w:rPr>
-        <w:t>c) Admitir denuncias a trámite, en aquellos casos en que la Comisión le haya delegado esta facultad.</w:t>
-      </w:r>
-    </w:p>
-    <w:p>
-      <w:pPr>
-        <w:pStyle w:val="Textonotapie"/>
-        <w:tabs>
-          <w:tab w:val="left" w:pos="567"/>
-        </w:tabs>
-        <w:ind w:left="567" w:right="-1" w:hanging="567"/>
-        <w:jc w:val="both"/>
-        <w:rPr>
-          <w:rFonts w:ascii="Arial Narrow" w:eastAsia="Arial Narrow" w:hAnsi="Arial Narrow" w:cs="Arial Narrow"/>
-          <w:sz w:val="16"/>
-          <w:szCs w:val="16"/>
-        </w:rPr>
-      </w:pPr>
-      <w:r>
-        <w:rPr>
-          <w:rFonts w:ascii="Arial Narrow" w:eastAsia="Arial Narrow" w:hAnsi="Arial Narrow" w:cs="Arial Narrow"/>
-          <w:sz w:val="16"/>
-          <w:szCs w:val="16"/>
-        </w:rPr>
-        <w:tab/>
-      </w:r>
-      <w:r>
-        <w:rPr>
-          <w:rFonts w:ascii="Arial Narrow" w:eastAsia="Arial Narrow" w:hAnsi="Arial Narrow" w:cs="Arial Narrow"/>
-          <w:sz w:val="16"/>
-          <w:szCs w:val="16"/>
-        </w:rPr>
-        <w:t>(...).</w:t>
-      </w:r>
-    </w:p>
-    <w:p>
-      <w:pPr>
-        <w:pStyle w:val="Textonotapie"/>
-        <w:tabs>
-          <w:tab w:val="left" w:pos="567"/>
-        </w:tabs>
-        <w:ind w:left="567" w:right="-1" w:hanging="567"/>
-        <w:jc w:val="both"/>
-        <w:rPr>
-          <w:rFonts w:ascii="Arial Narrow" w:eastAsia="Arial Narrow" w:hAnsi="Arial Narrow" w:cs="Arial Narrow"/>
-          <w:sz w:val="16"/>
-          <w:szCs w:val="16"/>
-        </w:rPr>
-      </w:pPr>
-      <w:r>
-        <w:rPr>
-          <w:rFonts w:ascii="Arial Narrow" w:eastAsia="Arial Narrow" w:hAnsi="Arial Narrow" w:cs="Arial Narrow"/>
-          <w:sz w:val="16"/>
-          <w:szCs w:val="16"/>
-        </w:rPr>
-        <w:tab/>
-      </w:r>
-      <w:r>
-        <w:rPr>
-          <w:rFonts w:ascii="Arial Narrow" w:eastAsia="Arial Narrow" w:hAnsi="Arial Narrow" w:cs="Arial Narrow"/>
-          <w:sz w:val="16"/>
-          <w:szCs w:val="16"/>
-        </w:rPr>
-        <w:t>.</w:t>
-      </w:r>
-    </w:p>
-    <w:p>
-      <w:pPr>
-        <w:pStyle w:val="Textonotapie"/>
-        <w:tabs>
-          <w:tab w:val="left" w:pos="567"/>
-        </w:tabs>
-        <w:ind w:left="567" w:right="-1" w:hanging="567"/>
-        <w:jc w:val="both"/>
-        <w:rPr>
-          <w:rFonts w:ascii="Arial Narrow" w:eastAsia="Arial Narrow" w:hAnsi="Arial Narrow" w:cs="Arial Narrow"/>
-          <w:sz w:val="16"/>
-          <w:szCs w:val="16"/>
-        </w:rPr>
-      </w:pPr>
-    </w:p>
-  </w:footnote>
-  <w:footnote w:id="8">
-    <w:p>
-      <w:pPr>
-        <w:pStyle w:val="Textonotapie"/>
-        <w:ind w:left="567" w:hanging="567"/>
-        <w:jc w:val="both"/>
-        <w:rPr>
-          <w:rFonts w:ascii="Arial Narrow" w:eastAsia="Arial Narrow" w:hAnsi="Arial Narrow" w:cs="Arial Narrow"/>
-          <w:sz w:val="16"/>
-          <w:szCs w:val="16"/>
-        </w:rPr>
-      </w:pPr>
-      <w:r>
-        <w:rPr>
-          <w:rStyle w:val="Refdenotaalpie"/>
-          <w:rFonts w:ascii="Arial Narrow" w:eastAsia="Arial Narrow" w:hAnsi="Arial Narrow" w:cs="Arial Narrow"/>
-          <w:sz w:val="16"/>
-          <w:szCs w:val="16"/>
-          <w:vertAlign w:val="superscript"/>
-        </w:rPr>
-        <w:footnoteRef/>
-      </w:r>
-      <w:r>
-        <w:rPr>
-          <w:rFonts w:ascii="Arial Narrow" w:eastAsia="Arial Narrow" w:hAnsi="Arial Narrow" w:cs="Arial Narrow"/>
-          <w:sz w:val="16"/>
-          <w:szCs w:val="16"/>
-        </w:rPr>
-        <w:t xml:space="preserve"> </w:t>
-      </w:r>
-      <w:r>
-        <w:rPr>
-          <w:rFonts w:ascii="Arial Narrow" w:eastAsia="Arial Narrow" w:hAnsi="Arial Narrow" w:cs="Arial Narrow"/>
-          <w:sz w:val="16"/>
-          <w:szCs w:val="16"/>
-        </w:rPr>
-        <w:tab/>
-        <w:t>El número de trabajadores se atenderá siempre que la empresa haya sido constituida antes de la vigencia de la Ley 30056, publicada el 2 de julio de 2013, que modificó el artículo 5 del Texto Único Ordenado de la Ley de Promoción de la Competitividad, Formalización y Desarrollo de la Micro y Pequeña Empresa y de Acceso al Empleo Decente (LEY MYPE). Ello, en la medida que la Tercera Disposición Complementaria Transitoria de la norma modificatoria precisa que las empresas constituidas antes de la entrada en vigencia de dicha Ley se rigen por los requisitos de acogimiento al régimen de las micro y pequeñas empresas regulados en el Decreto Legislativo 1086.</w:t>
-      </w:r>
-    </w:p>
-    <w:p>
-      <w:pPr>
-        <w:pStyle w:val="Textonotapie"/>
-        <w:ind w:left="567" w:hanging="567"/>
-        <w:jc w:val="both"/>
-        <w:rPr>
-          <w:rFonts w:ascii="Arial Narrow" w:eastAsia="Arial Narrow" w:hAnsi="Arial Narrow" w:cs="Arial Narrow"/>
-          <w:sz w:val="16"/>
-          <w:szCs w:val="16"/>
-        </w:rPr>
-      </w:pPr>
-    </w:p>
-  </w:footnote>
-  <w:footnote w:id="9">
-    <w:p>
-      <w:pPr>
-        <w:pStyle w:val="Textonotapie"/>
-        <w:ind w:left="567" w:hanging="567"/>
-        <w:jc w:val="both"/>
-        <w:rPr>
-          <w:rFonts w:ascii="Arial Narrow" w:eastAsia="Arial Narrow" w:hAnsi="Arial Narrow" w:cs="Arial Narrow"/>
-          <w:sz w:val="16"/>
-          <w:szCs w:val="16"/>
-        </w:rPr>
-      </w:pPr>
-      <w:r>
-        <w:rPr>
-          <w:rStyle w:val="Refdenotaalpie"/>
-          <w:rFonts w:ascii="Arial Narrow" w:eastAsia="Arial Narrow" w:hAnsi="Arial Narrow" w:cs="Arial Narrow"/>
-          <w:sz w:val="16"/>
-          <w:szCs w:val="16"/>
-          <w:vertAlign w:val="superscript"/>
-        </w:rPr>
-        <w:footnoteRef/>
-      </w:r>
-      <w:r>
-        <w:rPr>
-          <w:rFonts w:ascii="Arial Narrow" w:eastAsia="Arial Narrow" w:hAnsi="Arial Narrow" w:cs="Arial Narrow"/>
-          <w:sz w:val="16"/>
-          <w:szCs w:val="16"/>
-        </w:rPr>
-        <w:t xml:space="preserve"> </w:t>
-      </w:r>
-      <w:r>
-        <w:rPr>
-          <w:rFonts w:ascii="Arial Narrow" w:eastAsia="Arial Narrow" w:hAnsi="Arial Narrow" w:cs="Arial Narrow"/>
-          <w:sz w:val="16"/>
-          <w:szCs w:val="16"/>
-        </w:rPr>
-        <w:tab/>
-      </w:r>
-      <w:r>
-        <w:rPr>
-          <w:rFonts w:ascii="Arial Narrow" w:eastAsia="Arial Narrow" w:hAnsi="Arial Narrow" w:cs="Arial Narrow"/>
-          <w:b/>
-          <w:sz w:val="16"/>
-          <w:szCs w:val="16"/>
-        </w:rPr>
-        <w:t>LEY</w:t>
-      </w:r>
-      <w:r>
-        <w:rPr>
-          <w:rFonts w:ascii="Arial Narrow" w:eastAsia="Arial Narrow" w:hAnsi="Arial Narrow" w:cs="Arial Narrow"/>
-          <w:b/>
-          <w:sz w:val="16"/>
-          <w:szCs w:val="16"/>
-        </w:rPr>
-        <w:t xml:space="preserve"> 29571</w:t>
-      </w:r>
-      <w:r>
-        <w:rPr>
-          <w:rFonts w:ascii="Arial Narrow" w:eastAsia="Arial Narrow" w:hAnsi="Arial Narrow" w:cs="Arial Narrow"/>
-          <w:b/>
-          <w:sz w:val="16"/>
-          <w:szCs w:val="16"/>
-        </w:rPr>
-        <w:t>, CÓDIGO DE PROTECCIÓN Y DEFENSA DEL CONSUMIDOR</w:t>
-      </w:r>
-      <w:r>
-        <w:rPr>
-          <w:rFonts w:ascii="Arial Narrow" w:eastAsia="Arial Narrow" w:hAnsi="Arial Narrow" w:cs="Arial Narrow"/>
-          <w:b/>
-          <w:bCs/>
-          <w:sz w:val="16"/>
-          <w:szCs w:val="16"/>
-        </w:rPr>
-        <w:t xml:space="preserve">, </w:t>
-      </w:r>
-      <w:r>
-        <w:rPr>
-          <w:rFonts w:ascii="Arial Narrow" w:eastAsia="Arial Narrow" w:hAnsi="Arial Narrow" w:cs="Arial Narrow"/>
-          <w:b/>
-          <w:sz w:val="16"/>
-          <w:szCs w:val="16"/>
-        </w:rPr>
-        <w:t>publicado el 2 de setiembre de 2010 y modificado por Decreto Legislativo 1308</w:t>
-      </w:r>
-    </w:p>
-    <w:p>
-      <w:pPr>
-        <w:pStyle w:val="Textonotapie"/>
-        <w:ind w:left="567"/>
-        <w:jc w:val="both"/>
-        <w:rPr>
-          <w:rFonts w:ascii="Arial Narrow" w:eastAsia="Arial Narrow" w:hAnsi="Arial Narrow" w:cs="Arial Narrow"/>
-          <w:b/>
-          <w:bCs/>
-          <w:sz w:val="16"/>
-          <w:szCs w:val="16"/>
-        </w:rPr>
-      </w:pPr>
-      <w:r>
-        <w:rPr>
-          <w:rFonts w:ascii="Arial Narrow" w:eastAsia="Arial Narrow" w:hAnsi="Arial Narrow" w:cs="Arial Narrow"/>
-          <w:b/>
-          <w:bCs/>
-          <w:sz w:val="16"/>
-          <w:szCs w:val="16"/>
-        </w:rPr>
-        <w:t>Artículo 110.- Sanciones Administrativas</w:t>
-      </w:r>
-    </w:p>
-    <w:p>
-      <w:pPr>
-        <w:autoSpaceDE w:val="0"/>
-        <w:autoSpaceDN w:val="0"/>
-        <w:adjustRightInd w:val="0"/>
-        <w:spacing w:after="0" w:line="240" w:lineRule="auto"/>
-        <w:ind w:left="567"/>
-        <w:jc w:val="both"/>
-        <w:rPr>
-          <w:rFonts w:ascii="Arial Narrow" w:eastAsia="Arial Narrow" w:hAnsi="Arial Narrow" w:cs="Arial Narrow"/>
-          <w:sz w:val="16"/>
-          <w:szCs w:val="16"/>
-          <w:lang w:eastAsia="es-PE"/>
-        </w:rPr>
-      </w:pPr>
-      <w:r>
-        <w:rPr>
-          <w:rFonts w:ascii="Arial Narrow" w:eastAsia="Arial Narrow" w:hAnsi="Arial Narrow" w:cs="Arial Narrow"/>
-          <w:sz w:val="16"/>
-          <w:szCs w:val="16"/>
-          <w:lang w:eastAsia="es-PE"/>
-        </w:rPr>
-        <w:t>(…)</w:t>
-      </w:r>
-    </w:p>
-    <w:p>
-      <w:pPr>
-        <w:autoSpaceDE w:val="0"/>
-        <w:autoSpaceDN w:val="0"/>
-        <w:adjustRightInd w:val="0"/>
-        <w:spacing w:after="0" w:line="240" w:lineRule="auto"/>
-        <w:ind w:left="567"/>
-        <w:jc w:val="both"/>
-        <w:rPr>
-          <w:rFonts w:ascii="Arial Narrow" w:eastAsia="Arial Narrow" w:hAnsi="Arial Narrow" w:cs="Arial Narrow"/>
-          <w:sz w:val="16"/>
-          <w:szCs w:val="16"/>
-          <w:lang w:eastAsia="es-PE"/>
-        </w:rPr>
-      </w:pPr>
-      <w:r>
-        <w:rPr>
-          <w:rFonts w:ascii="Arial Narrow" w:eastAsia="Arial Narrow" w:hAnsi="Arial Narrow" w:cs="Arial Narrow"/>
-          <w:sz w:val="16"/>
-          <w:szCs w:val="16"/>
-          <w:lang w:eastAsia="es-PE"/>
-        </w:rPr>
-        <w:t>En el caso de las microempresas, la multa no puede superar el diez por ciento (10%) de las ventas o ingresos brutos percibidos por el infractor, relativos a todas sus actividades económicas, correspondientes al ejercicio inmediato anterior al de la expedición de la resolución de primera instancia, siempre que se haya acreditado dichos ingresos, no se encuentre en una situación de reincidencia y el caso no verse sobre la vida, salud o integridad de los consumidores. Para el caso de las pequeñas empresas, la multa no puede superar el veinte por ciento (20%) de las ventas o ingresos brutos percibidos por el infractor, conforme a los requisitos señalados anteriormente.</w:t>
-      </w:r>
-    </w:p>
-    <w:p>
-      <w:pPr>
-        <w:autoSpaceDE w:val="0"/>
-        <w:autoSpaceDN w:val="0"/>
-        <w:adjustRightInd w:val="0"/>
-        <w:spacing w:after="0" w:line="240" w:lineRule="auto"/>
-        <w:ind w:left="567"/>
-        <w:jc w:val="both"/>
-        <w:rPr>
-          <w:rFonts w:ascii="Arial Narrow" w:eastAsia="Arial Narrow" w:hAnsi="Arial Narrow" w:cs="Arial Narrow"/>
-          <w:sz w:val="16"/>
-          <w:szCs w:val="16"/>
-          <w:lang w:eastAsia="es-PE"/>
-        </w:rPr>
-      </w:pPr>
-      <w:r>
-        <w:rPr>
-          <w:rFonts w:ascii="Arial Narrow" w:eastAsia="Arial Narrow" w:hAnsi="Arial Narrow" w:cs="Arial Narrow"/>
-          <w:sz w:val="16"/>
-          <w:szCs w:val="16"/>
-          <w:lang w:eastAsia="es-PE"/>
-        </w:rPr>
-        <w:t>(…).</w:t>
-      </w:r>
-    </w:p>
-    <w:p>
-      <w:pPr>
-        <w:pStyle w:val="Textonotapie"/>
-        <w:ind w:left="567" w:hanging="567"/>
-        <w:jc w:val="both"/>
-        <w:rPr>
-          <w:rFonts w:ascii="Arial Narrow" w:eastAsia="Arial Narrow" w:hAnsi="Arial Narrow" w:cs="Arial Narrow"/>
-          <w:sz w:val="16"/>
-          <w:szCs w:val="16"/>
-        </w:rPr>
-      </w:pPr>
-    </w:p>
-  </w:footnote>
-  <w:footnote w:id="15">
-    <w:p>
-      <w:pPr>
-        <w:pStyle w:val="Textonotapie"/>
-        <w:ind w:left="567" w:hanging="567"/>
-        <w:jc w:val="both"/>
-        <w:rPr>
-          <w:rFonts w:ascii="Arial Narrow" w:eastAsia="Arial Narrow" w:hAnsi="Arial Narrow" w:cs="Arial Narrow"/>
-          <w:sz w:val="16"/>
-          <w:szCs w:val="16"/>
-        </w:rPr>
-      </w:pPr>
-      <w:r>
-        <w:rPr>
-          <w:rStyle w:val="Refdenotaalpie"/>
-          <w:rFonts w:ascii="Arial Narrow" w:eastAsia="Arial Narrow" w:hAnsi="Arial Narrow" w:cs="Arial Narrow"/>
-          <w:sz w:val="16"/>
-          <w:szCs w:val="16"/>
-          <w:vertAlign w:val="superscript"/>
-        </w:rPr>
-        <w:footnoteRef/>
-      </w:r>
-      <w:r>
-        <w:rPr>
-          <w:rFonts w:ascii="Arial Narrow" w:eastAsia="Arial Narrow" w:hAnsi="Arial Narrow" w:cs="Arial Narrow"/>
-          <w:sz w:val="16"/>
-          <w:szCs w:val="16"/>
-        </w:rPr>
-        <w:tab/>
-      </w:r>
-      <w:r>
-        <w:rPr>
-          <w:rFonts w:ascii="Arial Narrow" w:eastAsia="Arial Narrow" w:hAnsi="Arial Narrow" w:cs="Arial Narrow"/>
-          <w:b/>
-          <w:bCs/>
-          <w:sz w:val="16"/>
-          <w:szCs w:val="16"/>
-        </w:rPr>
-        <w:t xml:space="preserve">DECRETO LEGISLATIVO 807, LEY SOBRE FACULTADES, NORMAS Y ORGANIZACIÓN DEL INDECOPI, publicado el 18 de abril de 1996</w:t>
-      </w:r>
-    </w:p>
-    <w:p>
-      <w:pPr>
-        <w:pStyle w:val="Textonotapie"/>
-        <w:ind w:left="567" w:hanging="567"/>
-        <w:jc w:val="both"/>
-        <w:rPr>
-          <w:rFonts w:ascii="Arial Narrow" w:eastAsia="Arial Narrow" w:hAnsi="Arial Narrow" w:cs="Arial Narrow"/>
-          <w:sz w:val="16"/>
-          <w:szCs w:val="16"/>
-        </w:rPr>
-      </w:pPr>
-      <w:r>
-        <w:rPr>
-          <w:rFonts w:ascii="Arial Narrow" w:eastAsia="Arial Narrow" w:hAnsi="Arial Narrow" w:cs="Arial Narrow"/>
-          <w:sz w:val="16"/>
-          <w:szCs w:val="16"/>
-        </w:rPr>
-        <w:tab/>
-      </w:r>
-      <w:r>
-        <w:rPr>
-          <w:rFonts w:ascii="Arial Narrow" w:eastAsia="Arial Narrow" w:hAnsi="Arial Narrow" w:cs="Arial Narrow"/>
-          <w:b/>
-          <w:bCs/>
-          <w:sz w:val="16"/>
-          <w:szCs w:val="16"/>
-        </w:rPr>
-        <w:t xml:space="preserve">Artículo 26.-</w:t>
-      </w:r>
-      <w:r>
-        <w:rPr>
-          <w:rFonts w:ascii="Arial Narrow" w:eastAsia="Arial Narrow" w:hAnsi="Arial Narrow" w:cs="Arial Narrow"/>
-          <w:sz w:val="16"/>
-          <w:szCs w:val="16"/>
-        </w:rPr>
-        <w:t xml:space="preserve"> Una vez admitida a trámite la denuncia, se correrá traslado de la misma al denunciado, a fin de que éste presente su descargo. El plazo para la presentación del descargo será de cinco (5) días contados desde la notificación, vencido el cual, el Secretario Técnico declarará en rebeldía al denunciado que no lo hubiera presentado.</w:t>
-      </w:r>
-    </w:p>
-    <w:p>
-      <w:pPr>
-        <w:pStyle w:val="Textonotapie"/>
-        <w:ind w:left="567" w:hanging="567"/>
-        <w:jc w:val="both"/>
-        <w:rPr>
-          <w:rFonts w:ascii="Arial Narrow" w:eastAsia="Arial Narrow" w:hAnsi="Arial Narrow" w:cs="Arial Narrow"/>
-          <w:sz w:val="16"/>
-          <w:szCs w:val="16"/>
-        </w:rPr>
-      </w:pPr>
-    </w:p>
-  </w:footnote>
-  <w:footnote w:id="16">
-    <w:p>
-      <w:pPr>
-        <w:pStyle w:val="Textonotapie"/>
-        <w:ind w:left="567" w:hanging="567"/>
-        <w:jc w:val="both"/>
-        <w:rPr>
-          <w:rFonts w:ascii="Arial Narrow" w:eastAsia="Arial Narrow" w:hAnsi="Arial Narrow" w:cs="Arial Narrow"/>
-          <w:sz w:val="16"/>
-          <w:szCs w:val="16"/>
-        </w:rPr>
-      </w:pPr>
-      <w:r>
-        <w:rPr>
-          <w:rStyle w:val="Refdenotaalpie"/>
-          <w:rFonts w:ascii="Arial Narrow" w:eastAsia="Arial Narrow" w:hAnsi="Arial Narrow" w:cs="Arial Narrow"/>
-          <w:sz w:val="16"/>
-          <w:szCs w:val="16"/>
-          <w:vertAlign w:val="superscript"/>
-        </w:rPr>
-        <w:footnoteRef/>
-      </w:r>
-      <w:r>
-        <w:rPr>
-          <w:rFonts w:ascii="Arial Narrow" w:eastAsia="Arial Narrow" w:hAnsi="Arial Narrow" w:cs="Arial Narrow"/>
-          <w:sz w:val="16"/>
-          <w:szCs w:val="16"/>
-        </w:rPr>
-        <w:tab/>
-      </w:r>
-      <w:r>
-        <w:rPr>
-          <w:rFonts w:ascii="Arial Narrow" w:eastAsia="Arial Narrow" w:hAnsi="Arial Narrow" w:cs="Arial Narrow"/>
-          <w:b/>
-          <w:bCs/>
-          <w:sz w:val="16"/>
-          <w:szCs w:val="16"/>
-        </w:rPr>
-        <w:t xml:space="preserve">DECRETO SUPREMO 006-2026-JUS, TEXTO ÚNICO ORDENADO DE LA LEY 27444, LEY DEL PROCEDIMIENTO ADMINISTRATIVO GENERAL, publicado el 30 de abril de 2026</w:t>
-      </w:r>
-    </w:p>
-    <w:p>
-      <w:pPr>
-        <w:pStyle w:val="Textonotapie"/>
-        <w:ind w:left="567" w:hanging="567"/>
-        <w:jc w:val="both"/>
-        <w:rPr>
-          <w:rFonts w:ascii="Arial Narrow" w:eastAsia="Arial Narrow" w:hAnsi="Arial Narrow" w:cs="Arial Narrow"/>
-          <w:sz w:val="16"/>
-          <w:szCs w:val="16"/>
-        </w:rPr>
-      </w:pPr>
-      <w:r>
-        <w:rPr>
-          <w:rFonts w:ascii="Arial Narrow" w:eastAsia="Arial Narrow" w:hAnsi="Arial Narrow" w:cs="Arial Narrow"/>
-          <w:sz w:val="16"/>
-          <w:szCs w:val="16"/>
-        </w:rPr>
-        <w:tab/>
-      </w:r>
-      <w:r>
-        <w:rPr>
-          <w:rFonts w:ascii="Arial Narrow" w:eastAsia="Arial Narrow" w:hAnsi="Arial Narrow" w:cs="Arial Narrow"/>
-          <w:b/>
-          <w:bCs/>
-          <w:sz w:val="16"/>
-          <w:szCs w:val="16"/>
-        </w:rPr>
-        <w:t xml:space="preserve">Artículo 223.- Contestación de la reclamación</w:t>
-      </w:r>
-    </w:p>
-    <w:p>
-      <w:pPr>
-        <w:pStyle w:val="Textonotapie"/>
-        <w:ind w:left="567" w:hanging="567"/>
-        <w:jc w:val="both"/>
-        <w:rPr>
-          <w:rFonts w:ascii="Arial Narrow" w:eastAsia="Arial Narrow" w:hAnsi="Arial Narrow" w:cs="Arial Narrow"/>
-          <w:sz w:val="16"/>
-          <w:szCs w:val="16"/>
-        </w:rPr>
-      </w:pPr>
-      <w:r>
-        <w:rPr>
-          <w:rFonts w:ascii="Arial Narrow" w:eastAsia="Arial Narrow" w:hAnsi="Arial Narrow" w:cs="Arial Narrow"/>
-          <w:sz w:val="16"/>
-          <w:szCs w:val="16"/>
-        </w:rPr>
-        <w:tab/>
-      </w:r>
-      <w:r>
-        <w:rPr>
-          <w:rFonts w:ascii="Arial Narrow" w:eastAsia="Arial Narrow" w:hAnsi="Arial Narrow" w:cs="Arial Narrow"/>
-          <w:sz w:val="16"/>
-          <w:szCs w:val="16"/>
-        </w:rPr>
-        <w:t xml:space="preserve">223.1 El reclamado deberá presentar la contestación de la reclamación dentro de los quince (15) días posteriores a la notificación de ésta; vencido este plazo, la Administración declarará en rebeldía al reclamado que no la hubiera presentado. La contestación deberá contener los requisitos de los escritos previstos en el artículo 113 de la presente Ley, así como la absolución de todos los asuntos controvertidos de hecho y de derecho, Las alegaciones y los hechos relevantes de la reclamación, salvo que hayan sido específicamente negadas en la contestación, se tendrán por aceptadas o merituadas como ciertas.</w:t>
-      </w:r>
-    </w:p>
-    <w:p>
-      <w:pPr>
-        <w:pStyle w:val="Textonotapie"/>
-        <w:ind w:left="567" w:hanging="567"/>
-        <w:jc w:val="both"/>
-        <w:rPr>
-          <w:rFonts w:ascii="Arial Narrow" w:eastAsia="Arial Narrow" w:hAnsi="Arial Narrow" w:cs="Arial Narrow"/>
-          <w:sz w:val="16"/>
-          <w:szCs w:val="16"/>
-        </w:rPr>
-      </w:pPr>
-    </w:p>
-  </w:footnote>
-  <w:footnote w:id="10">
-    <w:p>
-      <w:pPr>
-        <w:spacing w:after="0" w:line="240" w:lineRule="auto"/>
-        <w:ind w:left="567" w:hanging="567"/>
-        <w:jc w:val="both"/>
-        <w:rPr>
-          <w:rFonts w:ascii="Arial Narrow" w:eastAsia="Arial Narrow" w:hAnsi="Arial Narrow" w:cs="Arial Narrow"/>
-          <w:sz w:val="16"/>
-          <w:szCs w:val="16"/>
-        </w:rPr>
-      </w:pPr>
-      <w:r>
-        <w:rPr>
-          <w:rStyle w:val="Refdenotaalpie"/>
-          <w:rFonts w:ascii="Arial Narrow" w:eastAsia="Arial Narrow" w:hAnsi="Arial Narrow" w:cs="Arial Narrow"/>
-          <w:sz w:val="16"/>
-          <w:szCs w:val="16"/>
-          <w:vertAlign w:val="superscript"/>
-        </w:rPr>
-        <w:footnoteRef/>
-      </w:r>
-      <w:r>
-        <w:rPr>
-          <w:rFonts w:ascii="Arial Narrow" w:eastAsia="Arial Narrow" w:hAnsi="Arial Narrow" w:cs="Arial Narrow"/>
-          <w:sz w:val="16"/>
-          <w:szCs w:val="16"/>
-          <w:vertAlign w:val="superscript"/>
-        </w:rPr>
-        <w:t xml:space="preserve"> </w:t>
-      </w:r>
-      <w:r>
-        <w:rPr>
-          <w:rFonts w:ascii="Arial Narrow" w:eastAsia="Arial Narrow" w:hAnsi="Arial Narrow" w:cs="Arial Narrow"/>
-          <w:sz w:val="16"/>
-          <w:szCs w:val="16"/>
-        </w:rPr>
-        <w:t xml:space="preserve"> </w:t>
-      </w:r>
-      <w:r>
-        <w:rPr>
-          <w:rFonts w:ascii="Arial Narrow" w:eastAsia="Arial Narrow" w:hAnsi="Arial Narrow" w:cs="Arial Narrow"/>
-          <w:sz w:val="16"/>
-          <w:szCs w:val="16"/>
-        </w:rPr>
-        <w:tab/>
-      </w:r>
-      <w:r>
-        <w:rPr>
-          <w:rFonts w:ascii="Arial Narrow" w:eastAsia="Arial Narrow" w:hAnsi="Arial Narrow" w:cs="Arial Narrow"/>
-          <w:b/>
-          <w:sz w:val="16"/>
-          <w:szCs w:val="16"/>
-        </w:rPr>
-        <w:t>LEY 29571</w:t>
-      </w:r>
-      <w:r>
-        <w:rPr>
-          <w:rFonts w:ascii="Arial Narrow" w:eastAsia="Arial Narrow" w:hAnsi="Arial Narrow" w:cs="Arial Narrow"/>
-          <w:b/>
-          <w:sz w:val="16"/>
-          <w:szCs w:val="16"/>
-        </w:rPr>
-        <w:t>, CÓDIGO DE PROTECCIÓN Y DEFENSA DEL CONSUMIDOR</w:t>
-      </w:r>
-      <w:r>
-        <w:rPr>
-          <w:rFonts w:ascii="Arial Narrow" w:eastAsia="Arial Narrow" w:hAnsi="Arial Narrow" w:cs="Arial Narrow"/>
-          <w:b/>
-          <w:bCs/>
-          <w:sz w:val="16"/>
-          <w:szCs w:val="16"/>
-        </w:rPr>
-        <w:t xml:space="preserve">, </w:t>
-      </w:r>
-      <w:r>
-        <w:rPr>
-          <w:rFonts w:ascii="Arial Narrow" w:eastAsia="Arial Narrow" w:hAnsi="Arial Narrow" w:cs="Arial Narrow"/>
-          <w:b/>
-          <w:sz w:val="16"/>
-          <w:szCs w:val="16"/>
-        </w:rPr>
-        <w:t>publicado el 2 de setiembre de 2010 y modificado por Decreto Legislativo 1308</w:t>
-      </w:r>
-    </w:p>
-    <w:p>
-      <w:pPr>
-        <w:spacing w:after="0" w:line="240" w:lineRule="auto"/>
-        <w:ind w:left="567"/>
-        <w:jc w:val="both"/>
-        <w:rPr>
-          <w:rFonts w:ascii="Arial Narrow" w:eastAsia="Arial Narrow" w:hAnsi="Arial Narrow" w:cs="Arial Narrow"/>
-          <w:b/>
-          <w:sz w:val="16"/>
-          <w:szCs w:val="16"/>
-        </w:rPr>
-      </w:pPr>
-      <w:r>
-        <w:rPr>
-          <w:rFonts w:ascii="Arial Narrow" w:eastAsia="Arial Narrow" w:hAnsi="Arial Narrow" w:cs="Arial Narrow"/>
-          <w:b/>
-          <w:sz w:val="16"/>
-          <w:szCs w:val="16"/>
-        </w:rPr>
-        <w:t>Artículo 110.- Sanciones administrativas</w:t>
-      </w:r>
-    </w:p>
-    <w:p>
-      <w:pPr>
-        <w:spacing w:after="0" w:line="240" w:lineRule="auto"/>
-        <w:ind w:left="567"/>
-        <w:jc w:val="both"/>
-        <w:rPr>
-          <w:rFonts w:ascii="Arial Narrow" w:eastAsia="Arial Narrow" w:hAnsi="Arial Narrow" w:cs="Arial Narrow"/>
-          <w:sz w:val="16"/>
-          <w:szCs w:val="16"/>
-        </w:rPr>
-      </w:pPr>
-      <w:r>
-        <w:rPr>
-          <w:rFonts w:ascii="Arial Narrow" w:eastAsia="Arial Narrow" w:hAnsi="Arial Narrow" w:cs="Arial Narrow"/>
-          <w:sz w:val="16"/>
-          <w:szCs w:val="16"/>
-        </w:rPr>
-        <w:t>El órgano resolutivo puede sancionar las infracciones administrativas a que se refiere el artículo 108 con amonestación y multas de hasta cuatrocientos cincuenta (450) Unidades Impositivas Tributarias (UIT), las cuales son calificadas de la siguiente manera:</w:t>
-      </w:r>
-    </w:p>
-    <w:p>
-      <w:pPr>
-        <w:numPr>
-          <w:ilvl w:val="0"/>
-          <w:numId w:val="2"/>
-        </w:numPr>
-        <w:spacing w:after="0" w:line="240" w:lineRule="auto"/>
-        <w:ind w:left="426" w:firstLine="141"/>
-        <w:jc w:val="both"/>
-        <w:rPr>
-          <w:rFonts w:ascii="Arial Narrow" w:eastAsia="Arial Narrow" w:hAnsi="Arial Narrow" w:cs="Arial Narrow"/>
-          <w:sz w:val="16"/>
-          <w:szCs w:val="16"/>
-        </w:rPr>
-      </w:pPr>
-      <w:r>
-        <w:rPr>
-          <w:rFonts w:ascii="Arial Narrow" w:eastAsia="Arial Narrow" w:hAnsi="Arial Narrow" w:cs="Arial Narrow"/>
-          <w:sz w:val="16"/>
-          <w:szCs w:val="16"/>
-        </w:rPr>
-        <w:t>Infracciones leves, con una amonestación o con una multa de hasta cincuenta (50) UIT.</w:t>
-      </w:r>
-    </w:p>
-    <w:p>
-      <w:pPr>
-        <w:numPr>
-          <w:ilvl w:val="0"/>
-          <w:numId w:val="2"/>
-        </w:numPr>
-        <w:spacing w:after="0" w:line="240" w:lineRule="auto"/>
-        <w:ind w:left="426" w:firstLine="141"/>
-        <w:jc w:val="both"/>
-        <w:rPr>
-          <w:rFonts w:ascii="Arial Narrow" w:eastAsia="Arial Narrow" w:hAnsi="Arial Narrow" w:cs="Arial Narrow"/>
-          <w:sz w:val="16"/>
-          <w:szCs w:val="16"/>
-        </w:rPr>
-      </w:pPr>
-      <w:r>
-        <w:rPr>
-          <w:rFonts w:ascii="Arial Narrow" w:eastAsia="Arial Narrow" w:hAnsi="Arial Narrow" w:cs="Arial Narrow"/>
-          <w:sz w:val="16"/>
-          <w:szCs w:val="16"/>
-        </w:rPr>
-        <w:t>Infracciones graves, con una multa de hasta ciento cincuenta (150) UIT.</w:t>
-      </w:r>
-    </w:p>
-    <w:p>
-      <w:pPr>
-        <w:numPr>
-          <w:ilvl w:val="0"/>
-          <w:numId w:val="2"/>
-        </w:numPr>
-        <w:spacing w:after="0" w:line="240" w:lineRule="auto"/>
-        <w:ind w:left="426" w:firstLine="141"/>
-        <w:jc w:val="both"/>
-        <w:rPr>
-          <w:rFonts w:ascii="Arial Narrow" w:eastAsia="Arial Narrow" w:hAnsi="Arial Narrow" w:cs="Arial Narrow"/>
-          <w:sz w:val="16"/>
-          <w:szCs w:val="16"/>
-        </w:rPr>
-      </w:pPr>
-      <w:r>
-        <w:rPr>
-          <w:rFonts w:ascii="Arial Narrow" w:eastAsia="Arial Narrow" w:hAnsi="Arial Narrow" w:cs="Arial Narrow"/>
-          <w:sz w:val="16"/>
-          <w:szCs w:val="16"/>
-        </w:rPr>
-        <w:t>Infracciones muy graves, con una multa de hasta cuatrocientos cincuenta (450) UIT.</w:t>
-      </w:r>
-    </w:p>
-    <w:p>
-      <w:pPr>
-        <w:spacing w:after="0" w:line="240" w:lineRule="auto"/>
-        <w:ind w:left="567"/>
-        <w:jc w:val="both"/>
-        <w:rPr>
-          <w:rFonts w:ascii="Arial Narrow" w:eastAsia="Arial Narrow" w:hAnsi="Arial Narrow" w:cs="Arial Narrow"/>
-          <w:sz w:val="16"/>
-          <w:szCs w:val="16"/>
-        </w:rPr>
-      </w:pPr>
-      <w:r>
-        <w:rPr>
-          <w:rFonts w:ascii="Arial Narrow" w:eastAsia="Arial Narrow" w:hAnsi="Arial Narrow" w:cs="Arial Narrow"/>
-          <w:sz w:val="16"/>
-          <w:szCs w:val="16"/>
-        </w:rPr>
-        <w:t>(…).</w:t>
-      </w:r>
-    </w:p>
-    <w:p>
-      <w:pPr>
-        <w:spacing w:after="0" w:line="240" w:lineRule="auto"/>
-        <w:ind w:left="567" w:hanging="567"/>
-        <w:jc w:val="both"/>
-        <w:rPr>
-          <w:rFonts w:ascii="Arial Narrow" w:eastAsia="Arial Narrow" w:hAnsi="Arial Narrow" w:cs="Arial Narrow"/>
-          <w:sz w:val="16"/>
-          <w:szCs w:val="16"/>
-        </w:rPr>
-      </w:pPr>
-    </w:p>
-  </w:footnote>
-  <w:footnote w:id="11">
-    <w:p>
-      <w:pPr>
-        <w:spacing w:after="0" w:line="240" w:lineRule="auto"/>
-        <w:ind w:left="567" w:hanging="567"/>
-        <w:jc w:val="both"/>
-        <w:rPr>
-          <w:rFonts w:ascii="Arial Narrow" w:eastAsia="Arial Narrow" w:hAnsi="Arial Narrow" w:cs="Arial Narrow"/>
-          <w:b/>
-          <w:bCs/>
-          <w:sz w:val="16"/>
-          <w:szCs w:val="16"/>
-        </w:rPr>
-      </w:pPr>
-      <w:r>
-        <w:rPr>
-          <w:rStyle w:val="Refdenotaalpie"/>
-          <w:rFonts w:ascii="Arial Narrow" w:eastAsia="Arial Narrow" w:hAnsi="Arial Narrow" w:cs="Arial Narrow"/>
-          <w:sz w:val="16"/>
-          <w:szCs w:val="16"/>
-          <w:vertAlign w:val="superscript"/>
-        </w:rPr>
-        <w:footnoteRef/>
-      </w:r>
-      <w:r>
-        <w:rPr>
-          <w:rFonts w:ascii="Arial Narrow" w:eastAsia="Arial Narrow" w:hAnsi="Arial Narrow" w:cs="Arial Narrow"/>
-          <w:sz w:val="16"/>
-          <w:szCs w:val="16"/>
-        </w:rPr>
-        <w:t xml:space="preserve"> </w:t>
-      </w:r>
-      <w:r>
-        <w:rPr>
-          <w:rFonts w:ascii="Arial Narrow" w:eastAsia="Arial Narrow" w:hAnsi="Arial Narrow" w:cs="Arial Narrow"/>
-          <w:sz w:val="16"/>
-          <w:szCs w:val="16"/>
-        </w:rPr>
-        <w:tab/>
-      </w:r>
-      <w:r>
-        <w:rPr>
-          <w:rFonts w:ascii="Arial Narrow" w:eastAsia="Arial Narrow" w:hAnsi="Arial Narrow" w:cs="Arial Narrow"/>
-          <w:b/>
-          <w:bCs/>
-          <w:sz w:val="16"/>
-          <w:szCs w:val="16"/>
-        </w:rPr>
-        <w:t>LEY 29571, CÓDIGO DE PROTECCIÓN Y DEFENSA DEL CONSUMIDOR, publicado el 2 de setiembre de 2010 y modificado por Decreto Legislativo 1308</w:t>
-      </w:r>
-    </w:p>
-    <w:p>
-      <w:pPr>
-        <w:spacing w:after="0" w:line="240" w:lineRule="auto"/>
-        <w:ind w:left="567"/>
-        <w:jc w:val="both"/>
-        <w:rPr>
-          <w:rFonts w:ascii="Arial Narrow" w:eastAsia="Arial Narrow" w:hAnsi="Arial Narrow" w:cs="Arial Narrow"/>
-          <w:sz w:val="16"/>
-          <w:szCs w:val="16"/>
-        </w:rPr>
-      </w:pPr>
-      <w:r>
-        <w:rPr>
-          <w:rFonts w:ascii="Arial Narrow" w:eastAsia="Arial Narrow" w:hAnsi="Arial Narrow" w:cs="Arial Narrow"/>
-          <w:b/>
-          <w:bCs/>
-          <w:sz w:val="16"/>
-          <w:szCs w:val="16"/>
-        </w:rPr>
-        <w:t>Artículo 114.-</w:t>
-      </w:r>
-      <w:r>
-        <w:rPr>
-          <w:rFonts w:ascii="Arial Narrow" w:eastAsia="Arial Narrow" w:hAnsi="Arial Narrow" w:cs="Arial Narrow"/>
-          <w:b/>
-          <w:sz w:val="16"/>
-          <w:szCs w:val="16"/>
-        </w:rPr>
-        <w:t xml:space="preserve"> Medidas correctivas</w:t>
-      </w:r>
-    </w:p>
-    <w:p>
-      <w:pPr>
-        <w:spacing w:after="0" w:line="240" w:lineRule="auto"/>
-        <w:ind w:left="567"/>
-        <w:jc w:val="both"/>
-        <w:rPr>
-          <w:rFonts w:ascii="Arial Narrow" w:eastAsia="Arial Narrow" w:hAnsi="Arial Narrow" w:cs="Arial Narrow"/>
-          <w:sz w:val="16"/>
-          <w:szCs w:val="16"/>
-        </w:rPr>
-      </w:pPr>
-      <w:r>
-        <w:rPr>
-          <w:rFonts w:ascii="Arial Narrow" w:eastAsia="Arial Narrow" w:hAnsi="Arial Narrow" w:cs="Arial Narrow"/>
-          <w:sz w:val="16"/>
-          <w:szCs w:val="16"/>
-        </w:rPr>
-        <w:t>Sin perjuicio de la sanción administrativa que corresponda al proveedor por una infracción al presente Código, el Indecopi puede dictar, en calidad de mandatos, medidas correctivas reparadoras y complementarias.</w:t>
-      </w:r>
-    </w:p>
-    <w:p>
-      <w:pPr>
-        <w:spacing w:after="0" w:line="240" w:lineRule="auto"/>
-        <w:ind w:left="567"/>
-        <w:jc w:val="both"/>
-        <w:rPr>
-          <w:rFonts w:ascii="Arial Narrow" w:eastAsia="Arial Narrow" w:hAnsi="Arial Narrow" w:cs="Arial Narrow"/>
-          <w:sz w:val="16"/>
-          <w:szCs w:val="16"/>
-        </w:rPr>
-      </w:pPr>
-      <w:r>
-        <w:rPr>
-          <w:rFonts w:ascii="Arial Narrow" w:eastAsia="Arial Narrow" w:hAnsi="Arial Narrow" w:cs="Arial Narrow"/>
-          <w:sz w:val="16"/>
-          <w:szCs w:val="16"/>
-        </w:rPr>
-        <w:t>Las medidas correctivas reparadoras pueden dictarse a pedido de parte o de oficio, siempre y cuando sean expresamente informadas sobre esa posibilidad en la notificación de cargo al proveedor por la autoridad encargada del procedimiento.</w:t>
-      </w:r>
-    </w:p>
-    <w:p>
-      <w:pPr>
-        <w:spacing w:after="0" w:line="240" w:lineRule="auto"/>
-        <w:ind w:left="567"/>
-        <w:jc w:val="both"/>
-        <w:rPr>
-          <w:rFonts w:ascii="Arial Narrow" w:eastAsia="Arial Narrow" w:hAnsi="Arial Narrow" w:cs="Arial Narrow"/>
-          <w:sz w:val="16"/>
-          <w:szCs w:val="16"/>
-        </w:rPr>
-      </w:pPr>
-      <w:r>
-        <w:rPr>
-          <w:rFonts w:ascii="Arial Narrow" w:eastAsia="Arial Narrow" w:hAnsi="Arial Narrow" w:cs="Arial Narrow"/>
-          <w:sz w:val="16"/>
-          <w:szCs w:val="16"/>
-        </w:rPr>
-        <w:t>Las medidas correctivas complementarias pueden dictarse de oficio o a pedido de parte.</w:t>
-      </w:r>
-    </w:p>
-    <w:p>
-      <w:pPr>
-        <w:spacing w:after="0" w:line="240" w:lineRule="auto"/>
-        <w:ind w:left="567" w:hanging="567"/>
-        <w:jc w:val="both"/>
-        <w:rPr>
-          <w:rFonts w:ascii="Arial Narrow" w:eastAsia="Arial Narrow" w:hAnsi="Arial Narrow" w:cs="Arial Narrow"/>
-          <w:sz w:val="16"/>
-          <w:szCs w:val="16"/>
-        </w:rPr>
-      </w:pPr>
-    </w:p>
-    <w:p>
-      <w:pPr>
-        <w:spacing w:after="0" w:line="240" w:lineRule="auto"/>
-        <w:ind w:left="567"/>
-        <w:jc w:val="both"/>
-        <w:rPr>
-          <w:rFonts w:ascii="Arial Narrow" w:eastAsia="Arial Narrow" w:hAnsi="Arial Narrow" w:cs="Arial Narrow"/>
-          <w:sz w:val="16"/>
-          <w:szCs w:val="16"/>
-        </w:rPr>
-      </w:pPr>
-      <w:r>
-        <w:rPr>
-          <w:rFonts w:ascii="Arial Narrow" w:eastAsia="Arial Narrow" w:hAnsi="Arial Narrow" w:cs="Arial Narrow"/>
-          <w:b/>
-          <w:sz w:val="16"/>
-          <w:szCs w:val="16"/>
-        </w:rPr>
-        <w:t>Artículo 115.- Medidas correctivas reparadoras</w:t>
-      </w:r>
-    </w:p>
-    <w:p>
-      <w:pPr>
-        <w:spacing w:after="0" w:line="240" w:lineRule="auto"/>
-        <w:ind w:left="567"/>
-        <w:jc w:val="both"/>
-        <w:rPr>
-          <w:rFonts w:ascii="Arial Narrow" w:eastAsia="Arial Narrow" w:hAnsi="Arial Narrow" w:cs="Arial Narrow"/>
-          <w:sz w:val="16"/>
-          <w:szCs w:val="16"/>
-        </w:rPr>
-      </w:pPr>
-      <w:r>
-        <w:rPr>
-          <w:rFonts w:ascii="Arial Narrow" w:eastAsia="Arial Narrow" w:hAnsi="Arial Narrow" w:cs="Arial Narrow"/>
-          <w:sz w:val="16"/>
-          <w:szCs w:val="16"/>
-        </w:rPr>
-        <w:t>115.1 Las medidas correctivas reparadoras tienen el objeto de resarcir las consecuencias patrimoniales directas e inmediatas ocasionadas al consumidor por la infracción administrativa a su estado anterior. En caso el órgano resolutivo dicte una o varias medidas correctivas, debe considerar lo acordado por las partes durante la relación de consumo. Las medidas correctivas reparadoras pueden consistir en ordenar al proveedor infractor lo siguiente:</w:t>
-      </w:r>
-    </w:p>
-    <w:p>
-      <w:pPr>
-        <w:numPr>
-          <w:ilvl w:val="0"/>
-          <w:numId w:val="1"/>
-        </w:numPr>
-        <w:spacing w:after="0" w:line="240" w:lineRule="auto"/>
-        <w:ind w:left="567" w:firstLine="0"/>
-        <w:jc w:val="both"/>
-        <w:rPr>
-          <w:rFonts w:ascii="Arial Narrow" w:eastAsia="Arial Narrow" w:hAnsi="Arial Narrow" w:cs="Arial Narrow"/>
-          <w:sz w:val="16"/>
-          <w:szCs w:val="16"/>
-        </w:rPr>
-      </w:pPr>
-      <w:r>
-        <w:rPr>
-          <w:rFonts w:ascii="Arial Narrow" w:eastAsia="Arial Narrow" w:hAnsi="Arial Narrow" w:cs="Arial Narrow"/>
-          <w:sz w:val="16"/>
-          <w:szCs w:val="16"/>
-        </w:rPr>
-        <w:t>Reparar productos.</w:t>
-      </w:r>
-    </w:p>
-    <w:p>
-      <w:pPr>
-        <w:numPr>
-          <w:ilvl w:val="0"/>
-          <w:numId w:val="1"/>
-        </w:numPr>
-        <w:spacing w:after="0" w:line="240" w:lineRule="auto"/>
-        <w:ind w:left="567" w:firstLine="0"/>
-        <w:jc w:val="both"/>
-        <w:rPr>
-          <w:rFonts w:ascii="Arial Narrow" w:eastAsia="Arial Narrow" w:hAnsi="Arial Narrow" w:cs="Arial Narrow"/>
-          <w:sz w:val="16"/>
-          <w:szCs w:val="16"/>
-        </w:rPr>
-      </w:pPr>
-      <w:r>
-        <w:rPr>
-          <w:rFonts w:ascii="Arial Narrow" w:eastAsia="Arial Narrow" w:hAnsi="Arial Narrow" w:cs="Arial Narrow"/>
-          <w:sz w:val="16"/>
-          <w:szCs w:val="16"/>
-        </w:rPr>
-        <w:t>Cambiar productos por otros de idénticas o similares características, cuando la reparación no sea posible o no resulte razonable según las circunstancias.</w:t>
-      </w:r>
-    </w:p>
-    <w:p>
-      <w:pPr>
-        <w:numPr>
-          <w:ilvl w:val="0"/>
-          <w:numId w:val="1"/>
-        </w:numPr>
-        <w:spacing w:after="0" w:line="240" w:lineRule="auto"/>
-        <w:ind w:left="567" w:firstLine="0"/>
-        <w:jc w:val="both"/>
-        <w:rPr>
-          <w:rFonts w:ascii="Arial Narrow" w:eastAsia="Arial Narrow" w:hAnsi="Arial Narrow" w:cs="Arial Narrow"/>
-          <w:sz w:val="16"/>
-          <w:szCs w:val="16"/>
-        </w:rPr>
-      </w:pPr>
-      <w:r>
-        <w:rPr>
-          <w:rFonts w:ascii="Arial Narrow" w:eastAsia="Arial Narrow" w:hAnsi="Arial Narrow" w:cs="Arial Narrow"/>
-          <w:sz w:val="16"/>
-          <w:szCs w:val="16"/>
-        </w:rPr>
-        <w:t>Entregar un producto de idénticas características o, cuando esto no resulte posible, de similares características, en los supuestos de pérdida o deterioro atribuible al proveedor y siempre que exista interés del consumidor.</w:t>
-      </w:r>
-    </w:p>
-    <w:p>
-      <w:pPr>
-        <w:numPr>
-          <w:ilvl w:val="0"/>
-          <w:numId w:val="1"/>
-        </w:numPr>
-        <w:spacing w:after="0" w:line="240" w:lineRule="auto"/>
-        <w:ind w:left="567" w:firstLine="0"/>
-        <w:jc w:val="both"/>
-        <w:rPr>
-          <w:rFonts w:ascii="Arial Narrow" w:eastAsia="Arial Narrow" w:hAnsi="Arial Narrow" w:cs="Arial Narrow"/>
-          <w:sz w:val="16"/>
-          <w:szCs w:val="16"/>
-        </w:rPr>
-      </w:pPr>
-      <w:r>
-        <w:rPr>
-          <w:rFonts w:ascii="Arial Narrow" w:eastAsia="Arial Narrow" w:hAnsi="Arial Narrow" w:cs="Arial Narrow"/>
-          <w:sz w:val="16"/>
-          <w:szCs w:val="16"/>
-        </w:rPr>
-        <w:t>Cumplir con ejecutar la prestación u obligación asumida; y si esto no resulte posible o no sea razonable, otra de efectos equivalentes, incluyendo prestaciones dinerarias.</w:t>
-      </w:r>
-    </w:p>
-    <w:p>
-      <w:pPr>
-        <w:numPr>
-          <w:ilvl w:val="0"/>
-          <w:numId w:val="1"/>
-        </w:numPr>
-        <w:spacing w:after="0" w:line="240" w:lineRule="auto"/>
-        <w:ind w:left="567" w:firstLine="0"/>
-        <w:jc w:val="both"/>
-        <w:rPr>
-          <w:rFonts w:ascii="Arial Narrow" w:eastAsia="Arial Narrow" w:hAnsi="Arial Narrow" w:cs="Arial Narrow"/>
-          <w:sz w:val="16"/>
-          <w:szCs w:val="16"/>
-        </w:rPr>
-      </w:pPr>
-      <w:r>
-        <w:rPr>
-          <w:rFonts w:ascii="Arial Narrow" w:eastAsia="Arial Narrow" w:hAnsi="Arial Narrow" w:cs="Arial Narrow"/>
-          <w:sz w:val="16"/>
-          <w:szCs w:val="16"/>
-        </w:rPr>
-        <w:t>Cumplir con ejecutar otras prestaciones u obligaciones legales o convencionales a su cargo.</w:t>
-      </w:r>
-    </w:p>
-    <w:p>
-      <w:pPr>
-        <w:numPr>
-          <w:ilvl w:val="0"/>
-          <w:numId w:val="1"/>
-        </w:numPr>
-        <w:spacing w:after="0" w:line="240" w:lineRule="auto"/>
-        <w:ind w:left="567" w:firstLine="0"/>
-        <w:jc w:val="both"/>
-        <w:rPr>
-          <w:rFonts w:ascii="Arial Narrow" w:eastAsia="Arial Narrow" w:hAnsi="Arial Narrow" w:cs="Arial Narrow"/>
-          <w:sz w:val="16"/>
-          <w:szCs w:val="16"/>
-        </w:rPr>
-      </w:pPr>
-      <w:r>
-        <w:rPr>
-          <w:rFonts w:ascii="Arial Narrow" w:eastAsia="Arial Narrow" w:hAnsi="Arial Narrow" w:cs="Arial Narrow"/>
-          <w:sz w:val="16"/>
-          <w:szCs w:val="16"/>
-        </w:rPr>
-        <w:t>Devolver la contraprestación pagada por el consumidor, más los intereses legales correspondientes, cuando la reparación, reposición, o cumplimiento de la prestación u obligación, según sea el caso, no resulte posible o no sea razonable según las circunstancias.</w:t>
-      </w:r>
-    </w:p>
-    <w:p>
-      <w:pPr>
-        <w:numPr>
-          <w:ilvl w:val="0"/>
-          <w:numId w:val="1"/>
-        </w:numPr>
-        <w:spacing w:after="0" w:line="240" w:lineRule="auto"/>
-        <w:ind w:left="567" w:firstLine="0"/>
-        <w:jc w:val="both"/>
-        <w:rPr>
-          <w:rFonts w:ascii="Arial Narrow" w:eastAsia="Arial Narrow" w:hAnsi="Arial Narrow" w:cs="Arial Narrow"/>
-          <w:sz w:val="16"/>
-          <w:szCs w:val="16"/>
-        </w:rPr>
-      </w:pPr>
-      <w:r>
-        <w:rPr>
-          <w:rFonts w:ascii="Arial Narrow" w:eastAsia="Arial Narrow" w:hAnsi="Arial Narrow" w:cs="Arial Narrow"/>
-          <w:sz w:val="16"/>
-          <w:szCs w:val="16"/>
-        </w:rPr>
-        <w:t>En los supuestos de pagos indebidos o en exceso, devolver estos montos, más los intereses correspondientes.</w:t>
-      </w:r>
-    </w:p>
-    <w:p>
-      <w:pPr>
-        <w:pStyle w:val="Sinespaciado"/>
-        <w:ind w:firstLine="567"/>
-        <w:jc w:val="both"/>
-        <w:rPr>
-          <w:rFonts w:ascii="Arial Narrow" w:eastAsia="Arial Narrow" w:hAnsi="Arial Narrow" w:cs="Arial Narrow"/>
-          <w:sz w:val="16"/>
-          <w:szCs w:val="16"/>
-        </w:rPr>
-      </w:pPr>
-      <w:r>
-        <w:rPr>
-          <w:rFonts w:ascii="Arial Narrow" w:eastAsia="Arial Narrow" w:hAnsi="Arial Narrow" w:cs="Arial Narrow"/>
-          <w:sz w:val="16"/>
-          <w:szCs w:val="16"/>
-        </w:rPr>
-        <w:t>Pagar los gastos incurridos por el consumidor para mitigar las consecuencias de la infracción administrativa.</w:t>
-      </w:r>
-    </w:p>
-    <w:p>
-      <w:pPr>
-        <w:pStyle w:val="Sinespaciado"/>
-        <w:ind w:firstLine="567"/>
-        <w:jc w:val="both"/>
-        <w:rPr>
-          <w:rFonts w:ascii="Arial Narrow" w:eastAsia="Arial Narrow" w:hAnsi="Arial Narrow" w:cs="Arial Narrow"/>
-          <w:sz w:val="16"/>
-          <w:szCs w:val="16"/>
-        </w:rPr>
-      </w:pPr>
-      <w:r>
-        <w:rPr>
-          <w:rFonts w:ascii="Arial Narrow" w:eastAsia="Arial Narrow" w:hAnsi="Arial Narrow" w:cs="Arial Narrow"/>
-          <w:sz w:val="16"/>
-          <w:szCs w:val="16"/>
-        </w:rPr>
-        <w:t>Otras medidas reparadoras análogas de efectos equivalentes a las anteriores.</w:t>
-      </w:r>
-    </w:p>
-    <w:p>
-      <w:pPr>
-        <w:pStyle w:val="Sinespaciado"/>
-        <w:ind w:left="567"/>
-        <w:jc w:val="both"/>
-        <w:rPr>
-          <w:rFonts w:ascii="Arial Narrow" w:eastAsia="Arial Narrow" w:hAnsi="Arial Narrow" w:cs="Arial Narrow"/>
-          <w:sz w:val="16"/>
-          <w:szCs w:val="16"/>
-        </w:rPr>
-      </w:pPr>
-      <w:r>
-        <w:rPr>
-          <w:rFonts w:ascii="Arial Narrow" w:eastAsia="Arial Narrow" w:hAnsi="Arial Narrow" w:cs="Arial Narrow"/>
-          <w:sz w:val="16"/>
-          <w:szCs w:val="16"/>
-        </w:rPr>
-        <w:t>115.2 Las medidas correctivas reparadoras no pueden ser solicitadas de manera acumulativa conjunta, pudiendo plantearse de manera alternativa o subsidiaria, con excepción de la medida correctiva señalada en el literal h) que puede solicitarse conjuntamente con otra medida correctiva. Cuando los órganos competentes del Indecopi se pronuncian respecto de una medida correctiva reparadora, aplican el principio de congruencia procesal.</w:t>
-      </w:r>
-    </w:p>
-    <w:p>
-      <w:pPr>
-        <w:spacing w:after="0" w:line="240" w:lineRule="auto"/>
-        <w:ind w:left="567"/>
-        <w:jc w:val="both"/>
-        <w:rPr>
-          <w:rFonts w:ascii="Arial Narrow" w:eastAsia="Arial Narrow" w:hAnsi="Arial Narrow" w:cs="Arial Narrow"/>
-          <w:sz w:val="16"/>
-          <w:szCs w:val="16"/>
-        </w:rPr>
-      </w:pPr>
-      <w:r>
-        <w:rPr>
-          <w:rFonts w:ascii="Arial Narrow" w:eastAsia="Arial Narrow" w:hAnsi="Arial Narrow" w:cs="Arial Narrow"/>
-          <w:sz w:val="16"/>
-          <w:szCs w:val="16"/>
-        </w:rPr>
-        <w:t>115.3 Las medidas correctivas reparadoras pueden solicitarse en cualquier momento hasta antes de la notificación de cargo al proveedor, sin perjuicio de la facultad de secretaría técnica de la comisión de requerir al consumidor que precise la medida correctiva materia de solicitud. El consumidor puede variar su solicitud de medida correctiva hasta antes de la decisión de primera instancia, en cuyo caso se confiere traslado al proveedor para que formule su descargo.</w:t>
-      </w:r>
-    </w:p>
-    <w:p>
-      <w:pPr>
-        <w:spacing w:after="0" w:line="240" w:lineRule="auto"/>
-        <w:ind w:left="567"/>
-        <w:jc w:val="both"/>
-        <w:rPr>
-          <w:rFonts w:ascii="Arial Narrow" w:eastAsia="Arial Narrow" w:hAnsi="Arial Narrow" w:cs="Arial Narrow"/>
-          <w:sz w:val="16"/>
-          <w:szCs w:val="16"/>
-        </w:rPr>
-      </w:pPr>
-      <w:r>
-        <w:rPr>
-          <w:rFonts w:ascii="Arial Narrow" w:eastAsia="Arial Narrow" w:hAnsi="Arial Narrow" w:cs="Arial Narrow"/>
-          <w:sz w:val="16"/>
-          <w:szCs w:val="16"/>
-        </w:rPr>
-        <w:t>115.4 Corresponde al consumidor que solicita el dictado de la medida correctiva reparadora probar las consecuencias patrimoniales directas e inmediatas causadas por la comisión de la infracción administrativa.</w:t>
-      </w:r>
-    </w:p>
-    <w:p>
-      <w:pPr>
-        <w:spacing w:after="0" w:line="240" w:lineRule="auto"/>
-        <w:ind w:left="567"/>
-        <w:jc w:val="both"/>
-        <w:rPr>
-          <w:rFonts w:ascii="Arial Narrow" w:eastAsia="Arial Narrow" w:hAnsi="Arial Narrow" w:cs="Arial Narrow"/>
-          <w:sz w:val="16"/>
-          <w:szCs w:val="16"/>
-        </w:rPr>
-      </w:pPr>
-      <w:r>
-        <w:rPr>
-          <w:rFonts w:ascii="Arial Narrow" w:eastAsia="Arial Narrow" w:hAnsi="Arial Narrow" w:cs="Arial Narrow"/>
-          <w:sz w:val="16"/>
-          <w:szCs w:val="16"/>
-        </w:rPr>
-        <w:t>115.5 Los bienes o montos objeto de medidas correctivas reparadoras son entregados por el proveedor directamente al consumidor que los reclama, salvo mandato distinto contenido en la resolución. Aquellos bienes o montos materia de una medida correctiva reparadora, que por algún motivo se encuentran en posesión del Indecopi y deban ser entregados a los consumidores beneficiados, son puestos a disposición de estos.</w:t>
-      </w:r>
-    </w:p>
-    <w:p>
-      <w:pPr>
-        <w:spacing w:after="0" w:line="240" w:lineRule="auto"/>
-        <w:ind w:left="567"/>
-        <w:jc w:val="both"/>
-        <w:rPr>
-          <w:rFonts w:ascii="Arial Narrow" w:eastAsia="Arial Narrow" w:hAnsi="Arial Narrow" w:cs="Arial Narrow"/>
-          <w:sz w:val="16"/>
-          <w:szCs w:val="16"/>
-        </w:rPr>
-      </w:pPr>
-      <w:r>
-        <w:rPr>
-          <w:rFonts w:ascii="Arial Narrow" w:eastAsia="Arial Narrow" w:hAnsi="Arial Narrow" w:cs="Arial Narrow"/>
-          <w:sz w:val="16"/>
-          <w:szCs w:val="16"/>
-        </w:rPr>
-        <w:t>115.6 El extremo de la resolución final que ordena el cumplimiento de una medida correctiva reparadora a favor del consumidor constituye título ejecutivo conforme con lo dispuesto en el artículo 688 del Código Procesal Civil, una vez que quedan consentidas o causan estado en la vía administrativa. La legitimidad para obrar en los procesos civiles de ejecución corresponde a los consumidores beneficiados con la medida correctiva reparadora.</w:t>
-      </w:r>
-    </w:p>
-    <w:p>
-      <w:pPr>
-        <w:spacing w:after="0" w:line="240" w:lineRule="auto"/>
-        <w:ind w:left="567"/>
-        <w:jc w:val="both"/>
-        <w:rPr>
-          <w:rFonts w:ascii="Arial Narrow" w:eastAsia="Arial Narrow" w:hAnsi="Arial Narrow" w:cs="Arial Narrow"/>
-          <w:sz w:val="16"/>
-          <w:szCs w:val="16"/>
-        </w:rPr>
-      </w:pPr>
-      <w:r>
-        <w:rPr>
-          <w:rFonts w:ascii="Arial Narrow" w:eastAsia="Arial Narrow" w:hAnsi="Arial Narrow" w:cs="Arial Narrow"/>
-          <w:sz w:val="16"/>
-          <w:szCs w:val="16"/>
-        </w:rPr>
-        <w:t>115.7 Las medidas correctivas reparadoras como mandatos dirigidos a resarcir las consecuencias patrimoniales directas e inmediatas originadas por la infracción buscan corregir la conducta infractora y no tienen naturaleza indemnizatoria; son dictadas sin perjuicio de la indemnización por los daños y perjuicios que el consumidor puede solicitar en la vía judicial o arbitral correspondiente. No obstante, se descuenta de la indemnización patrimonial aquella satisfacción patrimonial deducible que el consumidor haya recibido a consecuencia del dictado de una medida correctiva reparadora en sede administrativa.</w:t>
-      </w:r>
-    </w:p>
-    <w:p>
-      <w:pPr>
-        <w:spacing w:after="0" w:line="240" w:lineRule="auto"/>
-        <w:ind w:left="567"/>
-        <w:jc w:val="both"/>
-        <w:rPr>
-          <w:rFonts w:ascii="Arial Narrow" w:eastAsia="Arial Narrow" w:hAnsi="Arial Narrow" w:cs="Arial Narrow"/>
-          <w:sz w:val="16"/>
-          <w:szCs w:val="16"/>
-        </w:rPr>
-      </w:pPr>
-    </w:p>
-    <w:p>
-      <w:pPr>
-        <w:spacing w:after="0" w:line="240" w:lineRule="auto"/>
-        <w:ind w:left="567"/>
-        <w:jc w:val="both"/>
-        <w:rPr>
-          <w:rFonts w:ascii="Arial Narrow" w:eastAsia="Arial Narrow" w:hAnsi="Arial Narrow" w:cs="Arial Narrow"/>
-          <w:b/>
-          <w:bCs/>
-          <w:sz w:val="16"/>
-          <w:szCs w:val="16"/>
-        </w:rPr>
-      </w:pPr>
-      <w:r>
-        <w:rPr>
-          <w:rFonts w:ascii="Arial Narrow" w:eastAsia="Arial Narrow" w:hAnsi="Arial Narrow" w:cs="Arial Narrow"/>
-          <w:b/>
-          <w:bCs/>
-          <w:sz w:val="16"/>
-          <w:szCs w:val="16"/>
-        </w:rPr>
-        <w:t>Artículo 116.- Medidas correctivas complementarias</w:t>
-      </w:r>
-    </w:p>
-    <w:p>
-      <w:pPr>
-        <w:spacing w:after="0" w:line="240" w:lineRule="auto"/>
-        <w:ind w:left="567"/>
-        <w:jc w:val="both"/>
-        <w:rPr>
-          <w:rFonts w:ascii="Arial Narrow" w:eastAsia="Arial Narrow" w:hAnsi="Arial Narrow" w:cs="Arial Narrow"/>
-          <w:sz w:val="16"/>
-          <w:szCs w:val="16"/>
-        </w:rPr>
-      </w:pPr>
-      <w:r>
-        <w:rPr>
-          <w:rFonts w:ascii="Arial Narrow" w:eastAsia="Arial Narrow" w:hAnsi="Arial Narrow" w:cs="Arial Narrow"/>
-          <w:sz w:val="16"/>
-          <w:szCs w:val="16"/>
-        </w:rPr>
-        <w:t>Las medidas correctivas complementarias tienen el objeto de revertir los efectos de la conducta infractora o evitar que esta se produzca nuevamente en el futuro y pueden ser, entre otras, las siguientes:</w:t>
-      </w:r>
-    </w:p>
-    <w:p>
-      <w:pPr>
-        <w:spacing w:after="0" w:line="240" w:lineRule="auto"/>
-        <w:ind w:left="567"/>
-        <w:jc w:val="both"/>
-        <w:rPr>
-          <w:rFonts w:ascii="Arial Narrow" w:eastAsia="Arial Narrow" w:hAnsi="Arial Narrow" w:cs="Arial Narrow"/>
-          <w:sz w:val="16"/>
-          <w:szCs w:val="16"/>
-        </w:rPr>
-      </w:pPr>
-      <w:r>
-        <w:rPr>
-          <w:rFonts w:ascii="Arial Narrow" w:eastAsia="Arial Narrow" w:hAnsi="Arial Narrow" w:cs="Arial Narrow"/>
-          <w:sz w:val="16"/>
-          <w:szCs w:val="16"/>
-        </w:rPr>
-        <w:t>a. Que el proveedor cumpla con atender la solicitud de información requerida por el consumidor, siempre que dicho requerimiento guarde relación con el producto adquirido o servicio contratado.</w:t>
-      </w:r>
-    </w:p>
-    <w:p>
-      <w:pPr>
-        <w:spacing w:after="0" w:line="240" w:lineRule="auto"/>
-        <w:ind w:left="567"/>
-        <w:jc w:val="both"/>
-        <w:rPr>
-          <w:rFonts w:ascii="Arial Narrow" w:eastAsia="Arial Narrow" w:hAnsi="Arial Narrow" w:cs="Arial Narrow"/>
-          <w:sz w:val="16"/>
-          <w:szCs w:val="16"/>
-        </w:rPr>
-      </w:pPr>
-      <w:r>
-        <w:rPr>
-          <w:rFonts w:ascii="Arial Narrow" w:eastAsia="Arial Narrow" w:hAnsi="Arial Narrow" w:cs="Arial Narrow"/>
-          <w:sz w:val="16"/>
-          <w:szCs w:val="16"/>
-        </w:rPr>
-        <w:t>b. Declarar inexigibles las cláusulas que han sido identificadas como abusivas en el procedimiento.</w:t>
-      </w:r>
-    </w:p>
-    <w:p>
-      <w:pPr>
-        <w:spacing w:after="0" w:line="240" w:lineRule="auto"/>
-        <w:ind w:left="567"/>
-        <w:jc w:val="both"/>
-        <w:rPr>
-          <w:rFonts w:ascii="Arial Narrow" w:eastAsia="Arial Narrow" w:hAnsi="Arial Narrow" w:cs="Arial Narrow"/>
-          <w:sz w:val="16"/>
-          <w:szCs w:val="16"/>
-        </w:rPr>
-      </w:pPr>
-      <w:r>
-        <w:rPr>
-          <w:rFonts w:ascii="Arial Narrow" w:eastAsia="Arial Narrow" w:hAnsi="Arial Narrow" w:cs="Arial Narrow"/>
-          <w:sz w:val="16"/>
-          <w:szCs w:val="16"/>
-        </w:rPr>
-        <w:t>c. El decomiso y destrucción de la mercadería, envases, envolturas o etiquetas.</w:t>
-      </w:r>
-    </w:p>
-    <w:p>
-      <w:pPr>
-        <w:spacing w:after="0" w:line="240" w:lineRule="auto"/>
-        <w:ind w:left="567"/>
-        <w:jc w:val="both"/>
-        <w:rPr>
-          <w:rFonts w:ascii="Arial Narrow" w:eastAsia="Arial Narrow" w:hAnsi="Arial Narrow" w:cs="Arial Narrow"/>
-          <w:sz w:val="16"/>
-          <w:szCs w:val="16"/>
-        </w:rPr>
-      </w:pPr>
-      <w:r>
-        <w:rPr>
-          <w:rFonts w:ascii="Arial Narrow" w:eastAsia="Arial Narrow" w:hAnsi="Arial Narrow" w:cs="Arial Narrow"/>
-          <w:sz w:val="16"/>
-          <w:szCs w:val="16"/>
-        </w:rPr>
-        <w:t>d. En caso de infracciones muy graves y de reincidencia o reiterancia:</w:t>
-      </w:r>
-    </w:p>
-    <w:p>
-      <w:pPr>
-        <w:spacing w:after="0" w:line="240" w:lineRule="auto"/>
-        <w:ind w:left="567"/>
-        <w:jc w:val="both"/>
-        <w:rPr>
-          <w:rFonts w:ascii="Arial Narrow" w:eastAsia="Arial Narrow" w:hAnsi="Arial Narrow" w:cs="Arial Narrow"/>
-          <w:sz w:val="16"/>
-          <w:szCs w:val="16"/>
-        </w:rPr>
-      </w:pPr>
-      <w:r>
-        <w:rPr>
-          <w:rFonts w:ascii="Arial Narrow" w:eastAsia="Arial Narrow" w:hAnsi="Arial Narrow" w:cs="Arial Narrow"/>
-          <w:sz w:val="16"/>
-          <w:szCs w:val="16"/>
-        </w:rPr>
-        <w:t>(i) Solicitar a la autoridad correspondiente la clausura temporal del establecimiento industrial, comercial o de servicios por un plazo máximo de seis (6) meses.</w:t>
-      </w:r>
-    </w:p>
-    <w:p>
-      <w:pPr>
-        <w:spacing w:after="0" w:line="240" w:lineRule="auto"/>
-        <w:ind w:left="567"/>
-        <w:jc w:val="both"/>
-        <w:rPr>
-          <w:rFonts w:ascii="Arial Narrow" w:eastAsia="Arial Narrow" w:hAnsi="Arial Narrow" w:cs="Arial Narrow"/>
-          <w:sz w:val="16"/>
-          <w:szCs w:val="16"/>
-        </w:rPr>
-      </w:pPr>
-      <w:r>
-        <w:rPr>
-          <w:rFonts w:ascii="Arial Narrow" w:eastAsia="Arial Narrow" w:hAnsi="Arial Narrow" w:cs="Arial Narrow"/>
-          <w:sz w:val="16"/>
-          <w:szCs w:val="16"/>
-        </w:rPr>
-        <w:t>(ii) Solicitar a la autoridad competente la inhabilitación, temporal o permanente, del proveedor en función de los alcances de la infracción sancionada.</w:t>
-      </w:r>
-    </w:p>
-    <w:p>
-      <w:pPr>
-        <w:spacing w:after="0" w:line="240" w:lineRule="auto"/>
-        <w:ind w:left="567"/>
-        <w:jc w:val="both"/>
-        <w:rPr>
-          <w:rFonts w:ascii="Arial Narrow" w:eastAsia="Arial Narrow" w:hAnsi="Arial Narrow" w:cs="Arial Narrow"/>
-          <w:sz w:val="16"/>
-          <w:szCs w:val="16"/>
-        </w:rPr>
-      </w:pPr>
-      <w:r>
-        <w:rPr>
-          <w:rFonts w:ascii="Arial Narrow" w:eastAsia="Arial Narrow" w:hAnsi="Arial Narrow" w:cs="Arial Narrow"/>
-          <w:sz w:val="16"/>
-          <w:szCs w:val="16"/>
-        </w:rPr>
-        <w:t>e. Publicación de avisos rectificatorios o informativos en la forma que determine el Indecopi, tomando en consideración los medios que resulten idóneos para revertir los efectos que el acto objeto de sanción ha ocasionado.</w:t>
-      </w:r>
-    </w:p>
-    <w:p>
-      <w:pPr>
-        <w:spacing w:after="0" w:line="240" w:lineRule="auto"/>
-        <w:ind w:left="567"/>
-        <w:jc w:val="both"/>
-        <w:rPr>
-          <w:rFonts w:ascii="Arial Narrow" w:eastAsia="Arial Narrow" w:hAnsi="Arial Narrow" w:cs="Arial Narrow"/>
-          <w:sz w:val="16"/>
-          <w:szCs w:val="16"/>
-        </w:rPr>
-      </w:pPr>
-      <w:r>
-        <w:rPr>
-          <w:rFonts w:ascii="Arial Narrow" w:eastAsia="Arial Narrow" w:hAnsi="Arial Narrow" w:cs="Arial Narrow"/>
-          <w:sz w:val="16"/>
-          <w:szCs w:val="16"/>
-        </w:rPr>
-        <w:t>f. Cualquier otra medida correctiva que tenga el objeto de revertir los efectos de la conducta infractora o evitar que esta se produzca nuevamente en el futuro.</w:t>
-      </w:r>
-    </w:p>
-    <w:p>
-      <w:pPr>
-        <w:spacing w:after="0" w:line="240" w:lineRule="auto"/>
-        <w:ind w:left="567"/>
-        <w:jc w:val="both"/>
-        <w:rPr>
-          <w:rFonts w:ascii="Arial Narrow" w:eastAsia="Arial Narrow" w:hAnsi="Arial Narrow" w:cs="Arial Narrow"/>
-          <w:sz w:val="16"/>
-          <w:szCs w:val="16"/>
-        </w:rPr>
-      </w:pPr>
-      <w:r>
-        <w:rPr>
-          <w:rFonts w:ascii="Arial Narrow" w:eastAsia="Arial Narrow" w:hAnsi="Arial Narrow" w:cs="Arial Narrow"/>
-          <w:sz w:val="16"/>
-          <w:szCs w:val="16"/>
-        </w:rPr>
-        <w:t>El Indecopi está facultado para solicitar a la autoridad municipal y policial el apoyo respectivo para la ejecución de las medidas correctivas complementarias correspondientes.</w:t>
-      </w:r>
-    </w:p>
-    <w:p>
-      <w:pPr>
-        <w:spacing w:after="0" w:line="240" w:lineRule="auto"/>
-        <w:ind w:left="567" w:hanging="567"/>
-        <w:jc w:val="both"/>
-        <w:rPr>
-          <w:rFonts w:ascii="Arial Narrow" w:eastAsia="Arial Narrow" w:hAnsi="Arial Narrow" w:cs="Arial Narrow"/>
-          <w:b/>
-          <w:bCs/>
-          <w:sz w:val="16"/>
-          <w:szCs w:val="16"/>
-        </w:rPr>
-      </w:pPr>
-    </w:p>
-  </w:footnote>
-  <w:footnote w:id="12">
+        <w:t>3. En los procedimientos de oficio promovidos por una denuncia de parte, cuando el proveedor se allana a la denuncia presentada o reconoce las pretensiones en ella contenidas, se da por concluido el procedimiento liminarmente, pudiendo imponerse una amonestación si el allanamiento o reconocimiento se realiza con la presentación de los descargos; caso contrario la sanción a imponer será pecuniaria. En aquellos casos en que el allanamiento o reconocimiento verse sobre controversias referidas a actos de discriminación, actos contrarios a la vida y a la salud y sustancias peligrosas, se considera como un atenuante pero la sanción a imponer será pecuniaria. En todos los supuestos de allanamiento y reconocimiento formulados con la presentación de los descargos, se exonera al denunciado del pago de los costos del procedimiento, pero no de las costas.</w:t>
+      </w:r>
+    </w:p>
     <w:p>
       <w:pPr>
         <w:pStyle w:val="Textonotapie"/>
@@ -10841,216 +11088,114 @@
           <w:szCs w:val="16"/>
         </w:rPr>
       </w:pPr>
-      <w:r>
-        <w:rPr>
-          <w:rStyle w:val="Refdenotaalpie"/>
-          <w:rFonts w:ascii="Arial Narrow" w:eastAsia="Arial Narrow" w:hAnsi="Arial Narrow" w:cs="Arial Narrow"/>
-          <w:sz w:val="16"/>
-          <w:szCs w:val="16"/>
-          <w:vertAlign w:val="superscript"/>
-        </w:rPr>
-        <w:footnoteRef/>
-      </w:r>
-      <w:r>
-        <w:rPr>
-          <w:rFonts w:ascii="Arial Narrow" w:eastAsia="Arial Narrow" w:hAnsi="Arial Narrow" w:cs="Arial Narrow"/>
-          <w:sz w:val="16"/>
-          <w:szCs w:val="16"/>
-        </w:rPr>
-        <w:t xml:space="preserve"> </w:t>
-      </w:r>
-      <w:r>
-        <w:rPr>
-          <w:rFonts w:ascii="Arial Narrow" w:eastAsia="Arial Narrow" w:hAnsi="Arial Narrow" w:cs="Arial Narrow"/>
-          <w:sz w:val="16"/>
-          <w:szCs w:val="16"/>
-        </w:rPr>
-        <w:tab/>
-      </w:r>
-      <w:r>
-        <w:rPr>
-          <w:rFonts w:ascii="Arial Narrow" w:eastAsia="Arial Narrow" w:hAnsi="Arial Narrow" w:cs="Arial Narrow"/>
-          <w:b/>
-          <w:sz w:val="16"/>
-          <w:szCs w:val="16"/>
-        </w:rPr>
-        <w:t>LEY 29571</w:t>
-      </w:r>
-      <w:r>
-        <w:rPr>
-          <w:rFonts w:ascii="Arial Narrow" w:eastAsia="Arial Narrow" w:hAnsi="Arial Narrow" w:cs="Arial Narrow"/>
-          <w:b/>
-          <w:sz w:val="16"/>
-          <w:szCs w:val="16"/>
-        </w:rPr>
-        <w:t>, CÓDIGO DE PROTECCIÓN Y DEFENSA DEL CONSUMIDOR</w:t>
-      </w:r>
-      <w:r>
-        <w:rPr>
-          <w:rFonts w:ascii="Arial Narrow" w:eastAsia="Arial Narrow" w:hAnsi="Arial Narrow" w:cs="Arial Narrow"/>
-          <w:b/>
-          <w:bCs/>
-          <w:sz w:val="16"/>
-          <w:szCs w:val="16"/>
-        </w:rPr>
-        <w:t xml:space="preserve">, </w:t>
-      </w:r>
-      <w:r>
-        <w:rPr>
-          <w:rFonts w:ascii="Arial Narrow" w:eastAsia="Arial Narrow" w:hAnsi="Arial Narrow" w:cs="Arial Narrow"/>
-          <w:b/>
-          <w:sz w:val="16"/>
-          <w:szCs w:val="16"/>
-        </w:rPr>
-        <w:t>publicado el 2 de setiembre de 2010 y modificado por Decreto Legislativo 1308</w:t>
-      </w:r>
-    </w:p>
-    <w:p>
-      <w:pPr>
-        <w:pStyle w:val="Textonotapie"/>
+    </w:p>
+  </w:footnote>
+  <w:footnote w:id="15">
+    <w:p>
+      <w:pPr>
+        <w:autoSpaceDE w:val="0"/>
+        <w:autoSpaceDN w:val="0"/>
+        <w:adjustRightInd w:val="0"/>
         <w:tabs>
           <w:tab w:val="left" w:pos="567"/>
         </w:tabs>
-        <w:jc w:val="both"/>
-        <w:rPr>
-          <w:rFonts w:ascii="Arial Narrow" w:eastAsia="Arial Narrow" w:hAnsi="Arial Narrow" w:cs="Arial Narrow"/>
-          <w:b/>
-          <w:sz w:val="16"/>
-          <w:szCs w:val="16"/>
-        </w:rPr>
-      </w:pPr>
-      <w:r>
-        <w:rPr>
-          <w:rFonts w:ascii="Arial Narrow" w:eastAsia="Arial Narrow" w:hAnsi="Arial Narrow" w:cs="Arial Narrow"/>
-          <w:b/>
+        <w:spacing w:after="0" w:line="240" w:lineRule="auto"/>
+        <w:ind w:left="567" w:hanging="567"/>
+        <w:jc w:val="both"/>
+        <w:rPr>
+          <w:rFonts w:ascii="Arial Narrow" w:eastAsia="Arial Narrow" w:hAnsi="Arial Narrow" w:cs="Arial Narrow"/>
+          <w:b/>
+          <w:bCs/>
+          <w:sz w:val="16"/>
+          <w:szCs w:val="16"/>
+        </w:rPr>
+      </w:pPr>
+      <w:r>
+        <w:rPr>
+          <w:rStyle w:val="Refdenotaalpie"/>
+          <w:rFonts w:ascii="Arial Narrow" w:eastAsia="Arial Narrow" w:hAnsi="Arial Narrow" w:cs="Arial Narrow"/>
+          <w:b/>
+          <w:bCs/>
+          <w:sz w:val="16"/>
+          <w:szCs w:val="16"/>
+          <w:vertAlign w:val="superscript"/>
+        </w:rPr>
+        <w:footnoteRef/>
+      </w:r>
+      <w:r>
+        <w:rPr>
+          <w:rFonts w:ascii="Arial Narrow" w:eastAsia="Arial Narrow" w:hAnsi="Arial Narrow" w:cs="Arial Narrow"/>
+          <w:b/>
+          <w:bCs/>
           <w:sz w:val="16"/>
           <w:szCs w:val="16"/>
         </w:rPr>
         <w:tab/>
-      </w:r>
-      <w:r>
-        <w:rPr>
-          <w:rFonts w:ascii="Arial Narrow" w:eastAsia="Arial Narrow" w:hAnsi="Arial Narrow" w:cs="Arial Narrow"/>
-          <w:b/>
-          <w:sz w:val="16"/>
-          <w:szCs w:val="16"/>
-        </w:rPr>
-        <w:t>Artículo 112.- Criterios de graduación de las sanciones administrativas</w:t>
-      </w:r>
-    </w:p>
-    <w:p>
-      <w:pPr>
-        <w:pStyle w:val="Textonotapie"/>
-        <w:tabs>
-          <w:tab w:val="left" w:pos="567"/>
-        </w:tabs>
-        <w:jc w:val="both"/>
-        <w:rPr>
-          <w:rFonts w:ascii="Arial Narrow" w:eastAsia="Arial Narrow" w:hAnsi="Arial Narrow" w:cs="Arial Narrow"/>
-          <w:sz w:val="16"/>
-          <w:szCs w:val="16"/>
-        </w:rPr>
-      </w:pPr>
-      <w:r>
-        <w:rPr>
-          <w:rFonts w:ascii="Arial Narrow" w:eastAsia="Arial Narrow" w:hAnsi="Arial Narrow" w:cs="Arial Narrow"/>
+        <w:t xml:space="preserve"/>
+      </w:r>
+      <w:r>
+        <w:rPr>
+          <w:rFonts w:ascii="Arial Narrow" w:eastAsia="Arial Narrow" w:hAnsi="Arial Narrow" w:cs="Arial Narrow"/>
+          <w:b/>
+          <w:bCs/>
           <w:sz w:val="16"/>
           <w:szCs w:val="16"/>
         </w:rPr>
         <w:tab/>
-      </w:r>
-      <w:r>
-        <w:rPr>
-          <w:rFonts w:ascii="Arial Narrow" w:eastAsia="Arial Narrow" w:hAnsi="Arial Narrow" w:cs="Arial Narrow"/>
-          <w:sz w:val="16"/>
-          <w:szCs w:val="16"/>
-        </w:rPr>
-        <w:t>(…)</w:t>
-      </w:r>
-    </w:p>
-    <w:p>
-      <w:pPr>
-        <w:pStyle w:val="Textonotapie"/>
-        <w:tabs>
-          <w:tab w:val="left" w:pos="567"/>
-        </w:tabs>
-        <w:jc w:val="both"/>
-        <w:rPr>
-          <w:rFonts w:ascii="Arial Narrow" w:eastAsia="Arial Narrow" w:hAnsi="Arial Narrow" w:cs="Arial Narrow"/>
-          <w:sz w:val="16"/>
-          <w:szCs w:val="16"/>
-        </w:rPr>
-      </w:pPr>
-      <w:r>
-        <w:rPr>
-          <w:rFonts w:ascii="Arial Narrow" w:eastAsia="Arial Narrow" w:hAnsi="Arial Narrow" w:cs="Arial Narrow"/>
-          <w:sz w:val="16"/>
-          <w:szCs w:val="16"/>
-        </w:rPr>
-        <w:tab/>
-      </w:r>
-      <w:r>
-        <w:rPr>
-          <w:rFonts w:ascii="Arial Narrow" w:eastAsia="Arial Narrow" w:hAnsi="Arial Narrow" w:cs="Arial Narrow"/>
-          <w:sz w:val="16"/>
-          <w:szCs w:val="16"/>
-        </w:rPr>
-        <w:t>Se consideran circunstancias atenuantes especiales, las siguientes:</w:t>
-      </w:r>
-    </w:p>
-    <w:p>
-      <w:pPr>
-        <w:pStyle w:val="Textonotapie"/>
-        <w:tabs>
-          <w:tab w:val="left" w:pos="567"/>
-        </w:tabs>
-        <w:jc w:val="both"/>
-        <w:rPr>
-          <w:rFonts w:ascii="Arial Narrow" w:eastAsia="Arial Narrow" w:hAnsi="Arial Narrow" w:cs="Arial Narrow"/>
-          <w:sz w:val="16"/>
-          <w:szCs w:val="16"/>
-        </w:rPr>
-      </w:pPr>
-      <w:r>
-        <w:rPr>
-          <w:rFonts w:ascii="Arial Narrow" w:eastAsia="Arial Narrow" w:hAnsi="Arial Narrow" w:cs="Arial Narrow"/>
-          <w:sz w:val="16"/>
-          <w:szCs w:val="16"/>
-        </w:rPr>
-        <w:tab/>
-      </w:r>
-      <w:r>
-        <w:rPr>
-          <w:rFonts w:ascii="Arial Narrow" w:eastAsia="Arial Narrow" w:hAnsi="Arial Narrow" w:cs="Arial Narrow"/>
-          <w:sz w:val="16"/>
-          <w:szCs w:val="16"/>
-        </w:rPr>
-        <w:t>(…)</w:t>
-      </w:r>
-    </w:p>
-    <w:p>
-      <w:pPr>
-        <w:pStyle w:val="Textonotapie"/>
-        <w:tabs>
-          <w:tab w:val="left" w:pos="567"/>
-        </w:tabs>
+        <w:t>DECRETO LEGISLATIVO 807, LEY SOBRE FACULTADES, NORMAS Y ORGANIZACIÓN DEL INDECOPI FACULTADES DE LAS COMISIONES Y OFICINAS DEL INDECOPI</w:t>
+      </w:r>
+    </w:p>
+    <w:p>
+      <w:pPr>
+        <w:pStyle w:val="NormalWeb"/>
+        <w:spacing w:after="0" w:line="240" w:lineRule="auto"/>
         <w:ind w:left="567"/>
         <w:jc w:val="both"/>
         <w:rPr>
           <w:rFonts w:ascii="Arial Narrow" w:eastAsia="Arial Narrow" w:hAnsi="Arial Narrow" w:cs="Arial Narrow"/>
-          <w:sz w:val="16"/>
-          <w:szCs w:val="16"/>
-        </w:rPr>
-      </w:pPr>
-      <w:r>
-        <w:rPr>
-          <w:rFonts w:ascii="Arial Narrow" w:eastAsia="Arial Narrow" w:hAnsi="Arial Narrow" w:cs="Arial Narrow"/>
-          <w:sz w:val="16"/>
-          <w:szCs w:val="16"/>
-        </w:rPr>
-        <w:t>3. En los procedimientos de oficio promovidos por una denuncia de parte, cuando el proveedor se allana a la denuncia presentada o reconoce las pretensiones en ella contenidas, se da por concluido el procedimiento liminarmente, pudiendo imponerse una amonestación si el allanamiento o reconocimiento se realiza con la presentación de los descargos; caso contrario la sanción a imponer será pecuniaria. En aquellos casos en que el allanamiento o reconocimiento verse sobre controversias referidas a actos de discriminación, actos contrarios a la vida y a la salud y sustancias peligrosas, se considera como un atenuante pero la sanción a imponer será pecuniaria. En todos los supuestos de allanamiento y reconocimiento formulados con la presentación de los descargos, se exonera al denunciado del pago de los costos del procedimiento, pero no de las costas.</w:t>
-      </w:r>
-    </w:p>
+          <w:bCs/>
+          <w:sz w:val="16"/>
+          <w:szCs w:val="16"/>
+        </w:rPr>
+      </w:pPr>
+      <w:r>
+        <w:rPr>
+          <w:rFonts w:ascii="Arial Narrow" w:eastAsia="Arial Narrow" w:hAnsi="Arial Narrow" w:cs="Arial Narrow"/>
+          <w:b/>
+          <w:sz w:val="16"/>
+          <w:szCs w:val="16"/>
+        </w:rPr>
+        <w:t xml:space="preserve">Artículo 29.- </w:t>
+      </w:r>
+      <w:r>
+        <w:rPr>
+          <w:rFonts w:ascii="Arial Narrow" w:eastAsia="Arial Narrow" w:hAnsi="Arial Narrow" w:cs="Arial Narrow"/>
+          <w:bCs/>
+          <w:sz w:val="16"/>
+          <w:szCs w:val="16"/>
+        </w:rPr>
+        <w:t>En cualquier estado del procedimiento, e incluso antes de admitirse a trámite la denuncia, el Secretario Técnico podrá citar a las partes a audiencia de conciliación. La audiencia se desarrollará ante el Secretario Técnico o ante la persona que este designe. Si ambas partes arribaran a un acuerdo respecto de la denuncia, se levantará un acta donde conste el acuerdo respectivo, el mismo que tendrá efectos de transacción extrajudicial. En cualquier caso, la Comisión podrá continuar de oficio el procedimiento, si del análisis de los hechos denunciados considera que podría estarse afectando intereses de terceros.</w:t>
+      </w:r>
+    </w:p>
+    <w:p>
+      <w:pPr>
+        <w:autoSpaceDE w:val="0"/>
+        <w:autoSpaceDN w:val="0"/>
+        <w:adjustRightInd w:val="0"/>
+        <w:spacing w:after="0" w:line="240" w:lineRule="auto"/>
+        <w:ind w:left="567" w:hanging="567"/>
+        <w:jc w:val="both"/>
+        <w:rPr>
+          <w:rFonts w:ascii="Arial Narrow" w:eastAsia="Arial Narrow" w:hAnsi="Arial Narrow" w:cs="Arial Narrow"/>
+          <w:b/>
+          <w:bCs/>
+          <w:sz w:val="16"/>
+          <w:szCs w:val="16"/>
+        </w:rPr>
+      </w:pPr>
+    </w:p>
+  </w:footnote>
+  <w:footnote w:id="16">
     <w:p>
       <w:pPr>
         <w:pStyle w:val="Textonotapie"/>
@@ -11061,26 +11206,6 @@
         <w:jc w:val="both"/>
         <w:rPr>
           <w:rFonts w:ascii="Arial Narrow" w:eastAsia="Arial Narrow" w:hAnsi="Arial Narrow" w:cs="Arial Narrow"/>
-          <w:b/>
-          <w:sz w:val="16"/>
-          <w:szCs w:val="16"/>
-        </w:rPr>
-      </w:pPr>
-    </w:p>
-  </w:footnote>
-  <w:footnote w:id="13">
-    <w:p>
-      <w:pPr>
-        <w:autoSpaceDE w:val="0"/>
-        <w:autoSpaceDN w:val="0"/>
-        <w:adjustRightInd w:val="0"/>
-        <w:spacing w:after="0" w:line="240" w:lineRule="auto"/>
-        <w:ind w:left="567" w:hanging="567"/>
-        <w:jc w:val="both"/>
-        <w:rPr>
-          <w:rFonts w:ascii="Arial Narrow" w:eastAsia="Arial Narrow" w:hAnsi="Arial Narrow" w:cs="Arial Narrow"/>
-          <w:b/>
-          <w:bCs/>
           <w:sz w:val="16"/>
           <w:szCs w:val="16"/>
         </w:rPr>
@@ -11089,8 +11214,6 @@
         <w:rPr>
           <w:rStyle w:val="Refdenotaalpie"/>
           <w:rFonts w:ascii="Arial Narrow" w:eastAsia="Arial Narrow" w:hAnsi="Arial Narrow" w:cs="Arial Narrow"/>
-          <w:b/>
-          <w:bCs/>
           <w:sz w:val="16"/>
           <w:szCs w:val="16"/>
           <w:vertAlign w:val="superscript"/>
@@ -11100,104 +11223,11 @@
       <w:r>
         <w:rPr>
           <w:rFonts w:ascii="Arial Narrow" w:eastAsia="Arial Narrow" w:hAnsi="Arial Narrow" w:cs="Arial Narrow"/>
-          <w:b/>
-          <w:bCs/>
-          <w:sz w:val="16"/>
-          <w:szCs w:val="16"/>
-        </w:rPr>
-        <w:t xml:space="preserve"> </w:t>
-      </w:r>
-      <w:r>
-        <w:rPr>
-          <w:rFonts w:ascii="Arial Narrow" w:eastAsia="Arial Narrow" w:hAnsi="Arial Narrow" w:cs="Arial Narrow"/>
-          <w:b/>
-          <w:bCs/>
           <w:sz w:val="16"/>
           <w:szCs w:val="16"/>
         </w:rPr>
         <w:tab/>
-        <w:t>DECRETO LEGISLATIVO 807, LEY SOBRE FACULTADES, NORMAS Y ORGANIZACIÓN DEL INDECOPI FACULTADES DE LAS COMISIONES Y OFICINAS DEL INDECOPI</w:t>
-      </w:r>
-    </w:p>
-    <w:p>
-      <w:pPr>
-        <w:pStyle w:val="NormalWeb"/>
-        <w:spacing w:after="0" w:line="240" w:lineRule="auto"/>
-        <w:ind w:left="567"/>
-        <w:jc w:val="both"/>
-        <w:rPr>
-          <w:rFonts w:ascii="Arial Narrow" w:eastAsia="Arial Narrow" w:hAnsi="Arial Narrow" w:cs="Arial Narrow"/>
-          <w:bCs/>
-          <w:sz w:val="16"/>
-          <w:szCs w:val="16"/>
-        </w:rPr>
-      </w:pPr>
-      <w:r>
-        <w:rPr>
-          <w:rFonts w:ascii="Arial Narrow" w:eastAsia="Arial Narrow" w:hAnsi="Arial Narrow" w:cs="Arial Narrow"/>
-          <w:b/>
-          <w:sz w:val="16"/>
-          <w:szCs w:val="16"/>
-        </w:rPr>
-        <w:t xml:space="preserve">Artículo 29.- </w:t>
-      </w:r>
-      <w:r>
-        <w:rPr>
-          <w:rFonts w:ascii="Arial Narrow" w:eastAsia="Arial Narrow" w:hAnsi="Arial Narrow" w:cs="Arial Narrow"/>
-          <w:bCs/>
-          <w:sz w:val="16"/>
-          <w:szCs w:val="16"/>
-        </w:rPr>
-        <w:t>En cualquier estado del procedimiento, e incluso antes de admitirse a trámite la denuncia, el Secretario Técnico podrá citar a las partes a audiencia de conciliación. La audiencia se desarrollará ante el Secretario Técnico o ante la persona que este designe. Si ambas partes arribaran a un acuerdo respecto de la denuncia, se levantará un acta donde conste el acuerdo respectivo, el mismo que tendrá efectos de transacción extrajudicial. En cualquier caso, la Comisión podrá continuar de oficio el procedimiento, si del análisis de los hechos denunciados considera que podría estarse afectando intereses de terceros.</w:t>
-      </w:r>
-    </w:p>
-    <w:p>
-      <w:pPr>
-        <w:autoSpaceDE w:val="0"/>
-        <w:autoSpaceDN w:val="0"/>
-        <w:adjustRightInd w:val="0"/>
-        <w:spacing w:after="0" w:line="240" w:lineRule="auto"/>
-        <w:ind w:left="567" w:hanging="567"/>
-        <w:jc w:val="both"/>
-        <w:rPr>
-          <w:rFonts w:ascii="Arial Narrow" w:eastAsia="Arial Narrow" w:hAnsi="Arial Narrow" w:cs="Arial Narrow"/>
-          <w:b/>
-          <w:bCs/>
-          <w:sz w:val="16"/>
-          <w:szCs w:val="16"/>
-        </w:rPr>
-      </w:pPr>
-    </w:p>
-  </w:footnote>
-  <w:footnote w:id="14">
-    <w:p>
-      <w:pPr>
-        <w:pStyle w:val="Textonotapie"/>
-        <w:ind w:left="567" w:hanging="567"/>
-        <w:jc w:val="both"/>
-        <w:rPr>
-          <w:rFonts w:ascii="Arial Narrow" w:eastAsia="Arial Narrow" w:hAnsi="Arial Narrow" w:cs="Arial Narrow"/>
-          <w:sz w:val="16"/>
-          <w:szCs w:val="16"/>
-        </w:rPr>
-      </w:pPr>
-      <w:r>
-        <w:rPr>
-          <w:rStyle w:val="Refdenotaalpie"/>
-          <w:rFonts w:ascii="Arial Narrow" w:eastAsia="Arial Narrow" w:hAnsi="Arial Narrow" w:cs="Arial Narrow"/>
-          <w:sz w:val="16"/>
-          <w:szCs w:val="16"/>
-          <w:vertAlign w:val="superscript"/>
-        </w:rPr>
-        <w:footnoteRef/>
-      </w:r>
-      <w:r>
-        <w:rPr>
-          <w:rFonts w:ascii="Arial Narrow" w:eastAsia="Arial Narrow" w:hAnsi="Arial Narrow" w:cs="Arial Narrow"/>
-          <w:sz w:val="16"/>
-          <w:szCs w:val="16"/>
-        </w:rPr>
-        <w:t xml:space="preserve"> </w:t>
+        <w:t xml:space="preserve"/>
       </w:r>
       <w:r>
         <w:rPr>

--- a/plantillas_maestras/17_seguro_no_especificado/modificacion_unilateral/2_ddos_banco_y_aseguradora/varon/TPL_1687_2026_SEGURO_NO_ESPECIFICADO_MODIFICACION_UNILATERAL_BANCO_VARON_R2.docx
+++ b/plantillas_maestras/17_seguro_no_especificado/modificacion_unilateral/2_ddos_banco_y_aseguradora/varon/TPL_1687_2026_SEGURO_NO_ESPECIFICADO_MODIFICACION_UNILATERAL_BANCO_VARON_R2.docx
@@ -673,7 +673,7 @@
     </w:p>
     <w:p>
       <w:pPr>
-        <w:spacing w:after="0" w:line="240" w:lineRule="auto"/>
+        <w:spacing w:before="0" w:after="0" w:line="240" w:lineRule="auto"/>
         <w:jc w:val="both"/>
         <w:rPr>
           <w:rFonts w:ascii="Arial Narrow" w:eastAsia="Arial Narrow" w:hAnsi="Arial Narrow" w:cs="Arial Narrow"/>
@@ -715,7 +715,7 @@
           <w:lang w:val="es-ES" w:eastAsia="es-ES"/>
           <w14:ligatures w14:val="none"/>
         </w:rPr>
-        <w:t xml:space="preserve">Mediante la denuncia del 6 de enero de 2026, complementada con escrito del 17 de marzo de 2026, subsanada mediante escrito del 25 de mayo de 2026, el señor [APELLIDO] denunció a Rímac, al Banco y a Impulsa 365 por presuntas infracciones a la Ley 29571, Código de Protección y Defensa del Consumidor</w:t>
+        <w:t xml:space="preserve">Mediante la denuncia del 6 de enero de 2026</w:t>
       </w:r>
       <w:r>
         <w:rPr>
@@ -741,19 +741,7 @@
           <w:lang w:val="es-ES" w:eastAsia="es-ES"/>
           <w14:ligatures w14:val="none"/>
         </w:rPr>
-        <w:t xml:space="preserve"> (en adelante, Código), señalando lo siguiente:</w:t>
-      </w:r>
-      <w:r>
-        <w:rPr>
-          <w:rFonts w:ascii="Arial Narrow" w:eastAsia="Arial Narrow" w:hAnsi="Arial Narrow" w:cs="Arial Narrow"/>
-          <w:color w:val="000000"/>
-          <w:kern w:val="0"/>
-          <w:sz w:val="22"/>
-          <w:szCs w:val="22"/>
-          <w:lang w:val="es-ES" w:eastAsia="es-ES"/>
-          <w14:ligatures w14:val="none"/>
-        </w:rPr>
-        <w:t/>
+        <w:t xml:space="preserve">, complementada con escrito del 17 de marzo de 2026, subsanada mediante escrito del 25 de mayo de 2026, el señor [APELLIDO] denunció a Rímac, al Banco y a Impulsa 365 por presuntas infracciones a la Ley 29571, Código de Protección y Defensa del Consumidor</w:t>
       </w:r>
       <w:r>
         <w:rPr>
@@ -779,6 +767,30 @@
           <w:lang w:val="es-ES" w:eastAsia="es-ES"/>
           <w14:ligatures w14:val="none"/>
         </w:rPr>
+        <w:t xml:space="preserve"> (en adelante, Código), señalando lo siguiente:</w:t>
+      </w:r>
+      <w:r>
+        <w:rPr>
+          <w:rFonts w:ascii="Arial Narrow" w:eastAsia="Arial Narrow" w:hAnsi="Arial Narrow" w:cs="Arial Narrow"/>
+          <w:color w:val="000000"/>
+          <w:kern w:val="0"/>
+          <w:sz w:val="22"/>
+          <w:szCs w:val="22"/>
+          <w:lang w:val="es-ES" w:eastAsia="es-ES"/>
+          <w14:ligatures w14:val="none"/>
+        </w:rPr>
+        <w:t/>
+      </w:r>
+      <w:r>
+        <w:rPr>
+          <w:rFonts w:ascii="Arial Narrow" w:eastAsia="Arial Narrow" w:hAnsi="Arial Narrow" w:cs="Arial Narrow"/>
+          <w:color w:val="000000"/>
+          <w:kern w:val="0"/>
+          <w:sz w:val="22"/>
+          <w:szCs w:val="22"/>
+          <w:lang w:val="es-ES" w:eastAsia="es-ES"/>
+          <w14:ligatures w14:val="none"/>
+        </w:rPr>
         <w:t xml:space="preserve"/>
       </w:r>
       <w:r>
@@ -935,7 +947,7 @@
     </w:p>
     <w:p>
       <w:pPr>
-        <w:spacing w:after="0" w:line="240" w:lineRule="auto"/>
+        <w:spacing w:before="0" w:after="0" w:line="240" w:lineRule="auto"/>
         <w:jc w:val="both"/>
         <w:rPr>
           <w:rFonts w:ascii="Arial Narrow" w:eastAsia="Arial Narrow" w:hAnsi="Arial Narrow" w:cs="Arial Narrow"/>
@@ -1107,7 +1119,7 @@
     <w:p>
       <w:pPr>
         <w:pStyle w:val="Prrafodelista"/>
-        <w:spacing w:after="0" w:line="240" w:lineRule="auto"/>
+        <w:spacing w:before="0" w:after="0" w:line="240" w:lineRule="auto"/>
         <w:ind w:left="1134"/>
         <w:jc w:val="both"/>
         <w:rPr>
@@ -1280,7 +1292,7 @@
     <w:p>
       <w:pPr>
         <w:pStyle w:val="Prrafodelista"/>
-        <w:spacing w:after="0" w:line="240" w:lineRule="auto"/>
+        <w:spacing w:before="0" w:after="0" w:line="240" w:lineRule="auto"/>
         <w:ind w:left="1134"/>
         <w:jc w:val="both"/>
         <w:rPr>
@@ -1537,7 +1549,7 @@
     <w:p>
       <w:pPr>
         <w:pStyle w:val="Prrafodelista"/>
-        <w:spacing w:after="0" w:line="240" w:lineRule="auto"/>
+        <w:spacing w:before="0" w:after="0" w:line="240" w:lineRule="auto"/>
         <w:ind w:left="1134"/>
         <w:jc w:val="both"/>
         <w:rPr>
@@ -1650,7 +1662,7 @@
     <w:p>
       <w:pPr>
         <w:pStyle w:val="Prrafodelista"/>
-        <w:spacing w:after="0" w:line="240" w:lineRule="auto"/>
+        <w:spacing w:before="0" w:after="0" w:line="240" w:lineRule="auto"/>
         <w:ind w:left="1134"/>
         <w:jc w:val="both"/>
         <w:rPr>
@@ -1776,7 +1788,7 @@
     <w:p>
       <w:pPr>
         <w:pStyle w:val="Prrafodelista"/>
-        <w:spacing w:after="0" w:line="240" w:lineRule="auto"/>
+        <w:spacing w:before="0" w:after="0" w:line="240" w:lineRule="auto"/>
         <w:ind w:left="1134"/>
         <w:jc w:val="both"/>
         <w:rPr>
@@ -1961,7 +1973,7 @@
     <w:p>
       <w:pPr>
         <w:pStyle w:val="Prrafodelista"/>
-        <w:spacing w:after="0" w:line="240" w:lineRule="auto"/>
+        <w:spacing w:before="0" w:after="0" w:line="240" w:lineRule="auto"/>
         <w:ind w:left="1134"/>
         <w:jc w:val="both"/>
         <w:rPr>
@@ -2062,7 +2074,7 @@
     <w:p>
       <w:pPr>
         <w:pStyle w:val="Prrafodelista"/>
-        <w:spacing w:after="0" w:line="240" w:lineRule="auto"/>
+        <w:spacing w:before="0" w:after="0" w:line="240" w:lineRule="auto"/>
         <w:ind w:left="1134"/>
         <w:jc w:val="both"/>
         <w:rPr>
@@ -2151,7 +2163,7 @@
     <w:p>
       <w:pPr>
         <w:pStyle w:val="Prrafodelista"/>
-        <w:spacing w:after="0" w:line="240" w:lineRule="auto"/>
+        <w:spacing w:before="0" w:after="0" w:line="240" w:lineRule="auto"/>
         <w:ind w:left="1134"/>
         <w:jc w:val="both"/>
         <w:rPr>
@@ -2239,10 +2251,10 @@
     </w:p>
     <w:p>
       <w:pPr>
+        <w:spacing w:before="0" w:after="0" w:line="240" w:lineRule="auto"/>
         <w:tabs>
           <w:tab w:val="left" w:pos="1134"/>
         </w:tabs>
-        <w:spacing w:after="0" w:line="240" w:lineRule="auto"/>
         <w:jc w:val="both"/>
         <w:rPr>
           <w:rFonts w:ascii="Arial Narrow" w:eastAsia="Arial Narrow" w:hAnsi="Arial Narrow" w:cs="Arial Narrow"/>
@@ -2423,7 +2435,7 @@
     <w:bookmarkEnd w:id="1"/>
     <w:p>
       <w:pPr>
-        <w:spacing w:after="0" w:line="240" w:lineRule="auto"/>
+        <w:spacing w:before="0" w:after="0" w:line="240" w:lineRule="auto"/>
         <w:contextualSpacing/>
         <w:jc w:val="both"/>
         <w:rPr>
@@ -2479,7 +2491,7 @@
     </w:p>
     <w:p>
       <w:pPr>
-        <w:spacing w:after="0" w:line="240" w:lineRule="auto"/>
+        <w:spacing w:before="0" w:after="0" w:line="240" w:lineRule="auto"/>
         <w:ind w:left="567"/>
         <w:contextualSpacing/>
         <w:jc w:val="both"/>
@@ -2639,7 +2651,7 @@
     <w:p>
       <w:pPr>
         <w:pStyle w:val="Prrafodelista"/>
-        <w:spacing w:after="0" w:line="240" w:lineRule="auto"/>
+        <w:spacing w:before="0" w:after="0" w:line="240" w:lineRule="auto"/>
         <w:ind w:left="567"/>
         <w:jc w:val="both"/>
         <w:rPr>
@@ -2735,7 +2747,7 @@
     <w:p>
       <w:pPr>
         <w:pStyle w:val="Prrafodelista"/>
-        <w:spacing w:after="0" w:line="240" w:lineRule="auto"/>
+        <w:spacing w:before="0" w:after="0" w:line="240" w:lineRule="auto"/>
         <w:ind w:left="567"/>
         <w:jc w:val="both"/>
         <w:rPr>
@@ -2937,7 +2949,7 @@
     <w:bookmarkEnd w:id="6"/>
     <w:p>
       <w:pPr>
-        <w:spacing w:after="0" w:line="240" w:lineRule="auto"/>
+        <w:spacing w:before="0" w:after="0" w:line="240" w:lineRule="auto"/>
         <w:jc w:val="both"/>
         <w:rPr>
           <w:rFonts w:ascii="Arial Narrow" w:eastAsia="Arial Narrow" w:hAnsi="Arial Narrow" w:cs="Arial Narrow"/>
@@ -3053,7 +3065,7 @@
     </w:p>
     <w:p>
       <w:pPr>
-        <w:spacing w:after="0" w:line="240" w:lineRule="auto"/>
+        <w:spacing w:before="0" w:after="0" w:line="240" w:lineRule="auto"/>
         <w:jc w:val="both"/>
         <w:rPr>
           <w:rFonts w:ascii="Arial Narrow" w:eastAsia="Arial Narrow" w:hAnsi="Arial Narrow" w:cs="Arial Narrow"/>
@@ -3159,7 +3171,7 @@
     <w:p>
       <w:pPr>
         <w:pStyle w:val="Prrafodelista"/>
-        <w:spacing w:after="0" w:line="240" w:lineRule="auto"/>
+        <w:spacing w:before="0" w:after="0" w:line="240" w:lineRule="auto"/>
         <w:rPr>
           <w:rFonts w:ascii="Arial Narrow" w:eastAsia="Arial Narrow" w:hAnsi="Arial Narrow" w:cs="Arial Narrow"/>
           <w:bCs/>
@@ -3259,6 +3271,7 @@
     <w:p>
       <w:pPr>
         <w:pStyle w:val="Prrafodelista"/>
+        <w:spacing w:before="0" w:after="0" w:line="240" w:lineRule="auto"/>
         <w:rPr>
           <w:rFonts w:ascii="Arial Narrow" w:eastAsia="Arial Narrow" w:hAnsi="Arial Narrow" w:cs="Arial Narrow"/>
           <w:kern w:val="0"/>
@@ -3349,7 +3362,7 @@
     <w:p>
       <w:pPr>
         <w:pStyle w:val="Prrafodelista"/>
-        <w:spacing w:after="0" w:line="240" w:lineRule="auto"/>
+        <w:spacing w:before="0" w:after="0" w:line="240" w:lineRule="auto"/>
         <w:rPr>
           <w:rFonts w:ascii="Arial Narrow" w:eastAsia="Arial Narrow" w:hAnsi="Arial Narrow" w:cs="Arial Narrow"/>
           <w:bCs/>
@@ -3504,7 +3517,7 @@
     </w:p>
     <w:p>
       <w:pPr>
-        <w:spacing w:after="0" w:line="240" w:lineRule="auto"/>
+        <w:spacing w:before="0" w:after="0" w:line="240" w:lineRule="auto"/>
         <w:ind w:left="567"/>
         <w:contextualSpacing/>
         <w:jc w:val="both"/>
@@ -3560,7 +3573,7 @@
     </w:p>
     <w:p>
       <w:pPr>
-        <w:spacing w:after="0" w:line="240" w:lineRule="auto"/>
+        <w:spacing w:before="0" w:after="0" w:line="240" w:lineRule="auto"/>
         <w:jc w:val="both"/>
         <w:rPr>
           <w:rFonts w:ascii="Arial Narrow" w:eastAsia="Arial Narrow" w:hAnsi="Arial Narrow" w:cs="Arial Narrow"/>
@@ -3648,7 +3661,7 @@
     <w:p>
       <w:pPr>
         <w:pStyle w:val="Prrafodelista"/>
-        <w:spacing w:after="0" w:line="240" w:lineRule="auto"/>
+        <w:spacing w:before="0" w:after="0" w:line="240" w:lineRule="auto"/>
         <w:ind w:left="567"/>
         <w:jc w:val="both"/>
         <w:rPr>
@@ -3714,7 +3727,7 @@
           <w:lang w:val="es-ES" w:eastAsia="es-ES"/>
           <w14:ligatures w14:val="none"/>
         </w:rPr>
-        <w:t xml:space="preserve">: (i) </w:t>
+        <w:t xml:space="preserve">:</w:t>
       </w:r>
       <w:r>
         <w:rPr>
@@ -3726,6 +3739,18 @@
           <w:lang w:val="es-ES" w:eastAsia="es-ES"/>
           <w14:ligatures w14:val="none"/>
         </w:rPr>
+        <w:t xml:space="preserve"> (i) </w:t>
+      </w:r>
+      <w:r>
+        <w:rPr>
+          <w:rFonts w:ascii="Arial Narrow" w:eastAsia="Arial Narrow" w:hAnsi="Arial Narrow" w:cs="Arial Narrow"/>
+          <w:color w:val="000000"/>
+          <w:kern w:val="0"/>
+          <w:sz w:val="22"/>
+          <w:szCs w:val="22"/>
+          <w:lang w:val="es-ES" w:eastAsia="es-ES"/>
+          <w14:ligatures w14:val="none"/>
+        </w:rPr>
         <w:t>presentar una copia debidamente suscrita del Certificado 001177944002994373 del Seguro de Protección Múltiple materia de denuncia, así como el cargo de remisión de la póliza y/o certificado</w:t>
       </w:r>
       <w:r>
@@ -3860,6 +3885,24 @@
         </w:rPr>
         <w:t>) presentar todas las comunicaciones cursadas con la parte denunciante en virtud de los hechos materia de denuncia.</w:t>
       </w:r>
+    </w:p>
+    <w:p>
+      <w:pPr>
+        <w:pStyle w:val="Prrafodelista"/>
+        <w:spacing w:before="0" w:after="0" w:line="240" w:lineRule="auto"/>
+        <w:ind w:left="567"/>
+        <w:jc w:val="both"/>
+        <w:rPr>
+          <w:rFonts w:ascii="Arial Narrow" w:eastAsia="Arial Narrow" w:hAnsi="Arial Narrow" w:cs="Arial Narrow"/>
+          <w:color w:val="000000"/>
+          <w:kern w:val="0"/>
+          <w:sz w:val="22"/>
+          <w:szCs w:val="22"/>
+          <w:u w:val="single"/>
+          <w:lang w:val="es-ES" w:eastAsia="es-ES"/>
+          <w14:ligatures w14:val="none"/>
+        </w:rPr>
+      </w:pPr>
     </w:p>
     <w:p>
       <w:pPr>
@@ -3873,7 +3916,159 @@
           <w:kern w:val="0"/>
           <w:sz w:val="22"/>
           <w:szCs w:val="22"/>
+          <w:lang w:val="es-ES" w:eastAsia="es-ES"/>
+          <w14:ligatures w14:val="none"/>
+        </w:rPr>
+      </w:pPr>
+      <w:r>
+        <w:rPr>
+          <w:rFonts w:ascii="Arial Narrow" w:eastAsia="Arial Narrow" w:hAnsi="Arial Narrow" w:cs="Arial Narrow"/>
+          <w:color w:val="000000"/>
+          <w:kern w:val="0"/>
+          <w:sz w:val="22"/>
+          <w:szCs w:val="22"/>
           <w:u w:val="single"/>
+          <w:lang w:val="es-ES" w:eastAsia="es-ES"/>
+          <w14:ligatures w14:val="none"/>
+        </w:rPr>
+        <w:t>A</w:t>
+      </w:r>
+      <w:r>
+        <w:rPr>
+          <w:rFonts w:ascii="Arial Narrow" w:eastAsia="Arial Narrow" w:hAnsi="Arial Narrow" w:cs="Arial Narrow"/>
+          <w:color w:val="000000"/>
+          <w:kern w:val="0"/>
+          <w:sz w:val="22"/>
+          <w:szCs w:val="22"/>
+          <w:u w:val="single"/>
+          <w:lang w:val="es-ES" w:eastAsia="es-ES"/>
+          <w14:ligatures w14:val="none"/>
+        </w:rPr>
+        <w:t>l</w:t>
+      </w:r>
+      <w:r>
+        <w:rPr>
+          <w:rFonts w:ascii="Arial Narrow" w:eastAsia="Arial Narrow" w:hAnsi="Arial Narrow" w:cs="Arial Narrow"/>
+          <w:color w:val="000000"/>
+          <w:kern w:val="0"/>
+          <w:sz w:val="22"/>
+          <w:szCs w:val="22"/>
+          <w:u w:val="single"/>
+          <w:lang w:val="es-ES" w:eastAsia="es-ES"/>
+          <w14:ligatures w14:val="none"/>
+        </w:rPr>
+        <w:t xml:space="preserve"> </w:t>
+      </w:r>
+      <w:r>
+        <w:rPr>
+          <w:rFonts w:ascii="Arial Narrow" w:eastAsia="Arial Narrow" w:hAnsi="Arial Narrow" w:cs="Arial Narrow"/>
+          <w:color w:val="000000"/>
+          <w:kern w:val="0"/>
+          <w:sz w:val="22"/>
+          <w:szCs w:val="22"/>
+          <w:u w:val="single"/>
+          <w:lang w:val="es-ES" w:eastAsia="es-ES"/>
+          <w14:ligatures w14:val="none"/>
+        </w:rPr>
+        <w:t>Banco</w:t>
+      </w:r>
+      <w:r>
+        <w:rPr>
+          <w:rFonts w:ascii="Arial Narrow" w:eastAsia="Arial Narrow" w:hAnsi="Arial Narrow" w:cs="Arial Narrow"/>
+          <w:color w:val="000000"/>
+          <w:kern w:val="0"/>
+          <w:sz w:val="22"/>
+          <w:szCs w:val="22"/>
+          <w:lang w:val="es-ES" w:eastAsia="es-ES"/>
+          <w14:ligatures w14:val="none"/>
+        </w:rPr>
+        <w:t>:</w:t>
+      </w:r>
+      <w:r>
+        <w:rPr>
+          <w:rFonts w:ascii="Arial Narrow" w:eastAsia="Arial Narrow" w:hAnsi="Arial Narrow" w:cs="Arial Narrow"/>
+          <w:color w:val="000000"/>
+          <w:kern w:val="0"/>
+          <w:sz w:val="22"/>
+          <w:szCs w:val="22"/>
+          <w:lang w:eastAsia="es-ES"/>
+          <w14:ligatures w14:val="none"/>
+        </w:rPr>
+        <w:t xml:space="preserve"> </w:t>
+      </w:r>
+      <w:r>
+        <w:rPr>
+          <w:rFonts w:ascii="Arial Narrow" w:eastAsia="Arial Narrow" w:hAnsi="Arial Narrow" w:cs="Arial Narrow"/>
+          <w:color w:val="000000"/>
+          <w:kern w:val="0"/>
+          <w:sz w:val="22"/>
+          <w:szCs w:val="22"/>
+          <w:lang w:val="es-ES" w:eastAsia="es-ES"/>
+          <w14:ligatures w14:val="none"/>
+        </w:rPr>
+        <w:t xml:space="preserve">(i) presentar una copia debidamente suscrita </w:t>
+      </w:r>
+      <w:r>
+        <w:rPr>
+          <w:rFonts w:ascii="Arial Narrow" w:eastAsia="Arial Narrow" w:hAnsi="Arial Narrow" w:cs="Arial Narrow"/>
+          <w:color w:val="000000"/>
+          <w:kern w:val="0"/>
+          <w:sz w:val="22"/>
+          <w:szCs w:val="22"/>
+          <w:lang w:val="es-ES" w:eastAsia="es-ES"/>
+          <w14:ligatures w14:val="none"/>
+        </w:rPr>
+        <w:t>del Certificado 001177944002994373 del Seguro de Protección Múltiple</w:t>
+      </w:r>
+      <w:r>
+        <w:rPr>
+          <w:rFonts w:ascii="Arial Narrow" w:eastAsia="Arial Narrow" w:hAnsi="Arial Narrow" w:cs="Arial Narrow"/>
+          <w:color w:val="000000"/>
+          <w:kern w:val="0"/>
+          <w:sz w:val="22"/>
+          <w:szCs w:val="22"/>
+          <w:lang w:val="es-ES" w:eastAsia="es-ES"/>
+          <w14:ligatures w14:val="none"/>
+        </w:rPr>
+        <w:t xml:space="preserve"> materia de denuncia</w:t>
+      </w:r>
+      <w:r>
+        <w:rPr>
+          <w:rFonts w:ascii="Arial Narrow" w:eastAsia="Arial Narrow" w:hAnsi="Arial Narrow" w:cs="Arial Narrow"/>
+          <w:color w:val="000000"/>
+          <w:kern w:val="0"/>
+          <w:sz w:val="22"/>
+          <w:szCs w:val="22"/>
+          <w:lang w:val="es-ES" w:eastAsia="es-ES"/>
+          <w14:ligatures w14:val="none"/>
+        </w:rPr>
+        <w:t>, así como el cargo de remisión de la póliza y/o certificado</w:t>
+      </w:r>
+      <w:r>
+        <w:rPr>
+          <w:rFonts w:ascii="Arial Narrow" w:eastAsia="Arial Narrow" w:hAnsi="Arial Narrow" w:cs="Arial Narrow"/>
+          <w:color w:val="000000"/>
+          <w:kern w:val="0"/>
+          <w:sz w:val="22"/>
+          <w:szCs w:val="22"/>
+          <w:lang w:val="es-ES" w:eastAsia="es-ES"/>
+          <w14:ligatures w14:val="none"/>
+        </w:rPr>
+        <w:t>; y, (ii) presentar todas las comunicaciones cursadas con la parte denunciante en virtud de los hechos materia de denuncia.</w:t>
+      </w:r>
+    </w:p>
+    <w:p>
+      <w:pPr>
+        <w:pStyle w:val="Prrafodelista"/>
+        <w:spacing w:before="0" w:after="0" w:line="240" w:lineRule="auto"/>
+        <w:ind w:left="567"/>
+        <w:jc w:val="both"/>
+        <w:rPr>
+          <w:rFonts w:ascii="Arial Narrow" w:eastAsia="Arial Narrow" w:hAnsi="Arial Narrow" w:cs="Arial Narrow"/>
+          <w:color w:val="000000"/>
+          <w:kern w:val="0"/>
+          <w:sz w:val="22"/>
+          <w:szCs w:val="22"/>
           <w:lang w:val="es-ES" w:eastAsia="es-ES"/>
           <w14:ligatures w14:val="none"/>
         </w:rPr>
@@ -3891,23 +4086,11 @@
           <w:kern w:val="0"/>
           <w:sz w:val="22"/>
           <w:szCs w:val="22"/>
-          <w:lang w:val="es-ES" w:eastAsia="es-ES"/>
-          <w14:ligatures w14:val="none"/>
-        </w:rPr>
-      </w:pPr>
-      <w:r>
-        <w:rPr>
-          <w:rFonts w:ascii="Arial Narrow" w:eastAsia="Arial Narrow" w:hAnsi="Arial Narrow" w:cs="Arial Narrow"/>
-          <w:color w:val="000000"/>
-          <w:kern w:val="0"/>
-          <w:sz w:val="22"/>
-          <w:szCs w:val="22"/>
           <w:u w:val="single"/>
           <w:lang w:val="es-ES" w:eastAsia="es-ES"/>
           <w14:ligatures w14:val="none"/>
         </w:rPr>
-        <w:t>A</w:t>
-      </w:r>
+      </w:pPr>
       <w:r>
         <w:rPr>
           <w:rFonts w:ascii="Arial Narrow" w:eastAsia="Arial Narrow" w:hAnsi="Arial Narrow" w:cs="Arial Narrow"/>
@@ -3919,7 +4102,7 @@
           <w:lang w:val="es-ES" w:eastAsia="es-ES"/>
           <w14:ligatures w14:val="none"/>
         </w:rPr>
-        <w:t>l</w:t>
+        <w:t xml:space="preserve">A </w:t>
       </w:r>
       <w:r>
         <w:rPr>
@@ -3932,6 +4115,30 @@
           <w:lang w:val="es-ES" w:eastAsia="es-ES"/>
           <w14:ligatures w14:val="none"/>
         </w:rPr>
+        <w:t>Impulsa 365</w:t>
+      </w:r>
+      <w:r>
+        <w:rPr>
+          <w:rFonts w:ascii="Arial Narrow" w:eastAsia="Arial Narrow" w:hAnsi="Arial Narrow" w:cs="Arial Narrow"/>
+          <w:color w:val="000000"/>
+          <w:kern w:val="0"/>
+          <w:sz w:val="22"/>
+          <w:szCs w:val="22"/>
+          <w:lang w:val="es-ES" w:eastAsia="es-ES"/>
+          <w14:ligatures w14:val="none"/>
+        </w:rPr>
+        <w:t>:</w:t>
+      </w:r>
+      <w:r>
+        <w:rPr>
+          <w:rFonts w:ascii="Arial Narrow" w:eastAsia="Arial Narrow" w:hAnsi="Arial Narrow" w:cs="Arial Narrow"/>
+          <w:color w:val="000000"/>
+          <w:kern w:val="0"/>
+          <w:sz w:val="22"/>
+          <w:szCs w:val="22"/>
+          <w:lang w:eastAsia="es-ES"/>
+          <w14:ligatures w14:val="none"/>
+        </w:rPr>
         <w:t xml:space="preserve"> </w:t>
       </w:r>
       <w:r>
@@ -3941,11 +4148,10 @@
           <w:kern w:val="0"/>
           <w:sz w:val="22"/>
           <w:szCs w:val="22"/>
-          <w:u w:val="single"/>
           <w:lang w:val="es-ES" w:eastAsia="es-ES"/>
           <w14:ligatures w14:val="none"/>
         </w:rPr>
-        <w:t>Banco</w:t>
+        <w:t>(i) presentar una copia</w:t>
       </w:r>
       <w:r>
         <w:rPr>
@@ -3957,7 +4163,31 @@
           <w:lang w:val="es-ES" w:eastAsia="es-ES"/>
           <w14:ligatures w14:val="none"/>
         </w:rPr>
-        <w:t>:</w:t>
+        <w:t xml:space="preserve"> de la</w:t>
+      </w:r>
+      <w:r>
+        <w:rPr>
+          <w:rFonts w:ascii="Arial Narrow" w:eastAsia="Arial Narrow" w:hAnsi="Arial Narrow" w:cs="Arial Narrow"/>
+          <w:color w:val="000000"/>
+          <w:kern w:val="0"/>
+          <w:sz w:val="22"/>
+          <w:szCs w:val="22"/>
+          <w:lang w:val="es-ES" w:eastAsia="es-ES"/>
+          <w14:ligatures w14:val="none"/>
+        </w:rPr>
+        <w:t xml:space="preserve"> </w:t>
+      </w:r>
+      <w:r>
+        <w:rPr>
+          <w:rFonts w:ascii="Arial Narrow" w:eastAsia="Arial Narrow" w:hAnsi="Arial Narrow" w:cs="Arial Narrow"/>
+          <w:color w:val="000000"/>
+          <w:kern w:val="0"/>
+          <w:sz w:val="22"/>
+          <w:szCs w:val="22"/>
+          <w:lang w:val="es-ES" w:eastAsia="es-ES"/>
+          <w14:ligatures w14:val="none"/>
+        </w:rPr>
+        <w:t xml:space="preserve">documentación que acreditara la falta de disponibilidad de personal técnico para atender el siniestro del </w:t>
       </w:r>
       <w:r>
         <w:rPr>
@@ -3969,7 +4199,7 @@
           <w:lang w:eastAsia="es-ES"/>
           <w14:ligatures w14:val="none"/>
         </w:rPr>
-        <w:t xml:space="preserve"> </w:t>
+        <w:t xml:space="preserve">14 de octubre de 2025; (ii) presentar los medios probatorios que acrediten </w:t>
       </w:r>
       <w:r>
         <w:rPr>
@@ -3981,7 +4211,7 @@
           <w:lang w:val="es-ES" w:eastAsia="es-ES"/>
           <w14:ligatures w14:val="none"/>
         </w:rPr>
-        <w:t xml:space="preserve">(i) presentar una copia debidamente suscrita </w:t>
+        <w:t>la existencia de condiciones contractuales que facultaran la activación automática de la modalidad de reembolso</w:t>
       </w:r>
       <w:r>
         <w:rPr>
@@ -3993,219 +4223,14 @@
           <w:lang w:val="es-ES" w:eastAsia="es-ES"/>
           <w14:ligatures w14:val="none"/>
         </w:rPr>
-        <w:t>del Certificado 001177944002994373 del Seguro de Protección Múltiple</w:t>
-      </w:r>
-      <w:r>
-        <w:rPr>
-          <w:rFonts w:ascii="Arial Narrow" w:eastAsia="Arial Narrow" w:hAnsi="Arial Narrow" w:cs="Arial Narrow"/>
-          <w:color w:val="000000"/>
-          <w:kern w:val="0"/>
-          <w:sz w:val="22"/>
-          <w:szCs w:val="22"/>
-          <w:lang w:val="es-ES" w:eastAsia="es-ES"/>
-          <w14:ligatures w14:val="none"/>
-        </w:rPr>
-        <w:t xml:space="preserve"> materia de denuncia</w:t>
-      </w:r>
-      <w:r>
-        <w:rPr>
-          <w:rFonts w:ascii="Arial Narrow" w:eastAsia="Arial Narrow" w:hAnsi="Arial Narrow" w:cs="Arial Narrow"/>
-          <w:color w:val="000000"/>
-          <w:kern w:val="0"/>
-          <w:sz w:val="22"/>
-          <w:szCs w:val="22"/>
-          <w:lang w:val="es-ES" w:eastAsia="es-ES"/>
-          <w14:ligatures w14:val="none"/>
-        </w:rPr>
-        <w:t>, así como el cargo de remisión de la póliza y/o certificado</w:t>
-      </w:r>
-      <w:r>
-        <w:rPr>
-          <w:rFonts w:ascii="Arial Narrow" w:eastAsia="Arial Narrow" w:hAnsi="Arial Narrow" w:cs="Arial Narrow"/>
-          <w:color w:val="000000"/>
-          <w:kern w:val="0"/>
-          <w:sz w:val="22"/>
-          <w:szCs w:val="22"/>
-          <w:lang w:val="es-ES" w:eastAsia="es-ES"/>
-          <w14:ligatures w14:val="none"/>
-        </w:rPr>
         <w:t>; y, (ii) presentar todas las comunicaciones cursadas con la parte denunciante en virtud de los hechos materia de denuncia.</w:t>
       </w:r>
+      <w:bookmarkEnd w:id="9"/>
     </w:p>
     <w:p>
       <w:pPr>
         <w:pStyle w:val="Prrafodelista"/>
-        <w:spacing w:after="0" w:line="240" w:lineRule="auto"/>
-        <w:ind w:left="567"/>
-        <w:jc w:val="both"/>
-        <w:rPr>
-          <w:rFonts w:ascii="Arial Narrow" w:eastAsia="Arial Narrow" w:hAnsi="Arial Narrow" w:cs="Arial Narrow"/>
-          <w:color w:val="000000"/>
-          <w:kern w:val="0"/>
-          <w:sz w:val="22"/>
-          <w:szCs w:val="22"/>
-          <w:lang w:val="es-ES" w:eastAsia="es-ES"/>
-          <w14:ligatures w14:val="none"/>
-        </w:rPr>
-      </w:pPr>
-    </w:p>
-    <w:p>
-      <w:pPr>
-        <w:pStyle w:val="Prrafodelista"/>
-        <w:spacing w:after="0" w:line="240" w:lineRule="auto"/>
-        <w:ind w:left="567"/>
-        <w:jc w:val="both"/>
-        <w:rPr>
-          <w:rFonts w:ascii="Arial Narrow" w:eastAsia="Arial Narrow" w:hAnsi="Arial Narrow" w:cs="Arial Narrow"/>
-          <w:color w:val="000000"/>
-          <w:kern w:val="0"/>
-          <w:sz w:val="22"/>
-          <w:szCs w:val="22"/>
-          <w:u w:val="single"/>
-          <w:lang w:val="es-ES" w:eastAsia="es-ES"/>
-          <w14:ligatures w14:val="none"/>
-        </w:rPr>
-      </w:pPr>
-      <w:r>
-        <w:rPr>
-          <w:rFonts w:ascii="Arial Narrow" w:eastAsia="Arial Narrow" w:hAnsi="Arial Narrow" w:cs="Arial Narrow"/>
-          <w:color w:val="000000"/>
-          <w:kern w:val="0"/>
-          <w:sz w:val="22"/>
-          <w:szCs w:val="22"/>
-          <w:u w:val="single"/>
-          <w:lang w:val="es-ES" w:eastAsia="es-ES"/>
-          <w14:ligatures w14:val="none"/>
-        </w:rPr>
-        <w:t xml:space="preserve">A </w:t>
-      </w:r>
-      <w:r>
-        <w:rPr>
-          <w:rFonts w:ascii="Arial Narrow" w:eastAsia="Arial Narrow" w:hAnsi="Arial Narrow" w:cs="Arial Narrow"/>
-          <w:color w:val="000000"/>
-          <w:kern w:val="0"/>
-          <w:sz w:val="22"/>
-          <w:szCs w:val="22"/>
-          <w:u w:val="single"/>
-          <w:lang w:val="es-ES" w:eastAsia="es-ES"/>
-          <w14:ligatures w14:val="none"/>
-        </w:rPr>
-        <w:t>Impulsa 365</w:t>
-      </w:r>
-      <w:r>
-        <w:rPr>
-          <w:rFonts w:ascii="Arial Narrow" w:eastAsia="Arial Narrow" w:hAnsi="Arial Narrow" w:cs="Arial Narrow"/>
-          <w:color w:val="000000"/>
-          <w:kern w:val="0"/>
-          <w:sz w:val="22"/>
-          <w:szCs w:val="22"/>
-          <w:lang w:val="es-ES" w:eastAsia="es-ES"/>
-          <w14:ligatures w14:val="none"/>
-        </w:rPr>
-        <w:t>:</w:t>
-      </w:r>
-      <w:r>
-        <w:rPr>
-          <w:rFonts w:ascii="Arial Narrow" w:eastAsia="Arial Narrow" w:hAnsi="Arial Narrow" w:cs="Arial Narrow"/>
-          <w:color w:val="000000"/>
-          <w:kern w:val="0"/>
-          <w:sz w:val="22"/>
-          <w:szCs w:val="22"/>
-          <w:lang w:eastAsia="es-ES"/>
-          <w14:ligatures w14:val="none"/>
-        </w:rPr>
-        <w:t xml:space="preserve"> </w:t>
-      </w:r>
-      <w:r>
-        <w:rPr>
-          <w:rFonts w:ascii="Arial Narrow" w:eastAsia="Arial Narrow" w:hAnsi="Arial Narrow" w:cs="Arial Narrow"/>
-          <w:color w:val="000000"/>
-          <w:kern w:val="0"/>
-          <w:sz w:val="22"/>
-          <w:szCs w:val="22"/>
-          <w:lang w:val="es-ES" w:eastAsia="es-ES"/>
-          <w14:ligatures w14:val="none"/>
-        </w:rPr>
-        <w:t>(i) presentar una copia</w:t>
-      </w:r>
-      <w:r>
-        <w:rPr>
-          <w:rFonts w:ascii="Arial Narrow" w:eastAsia="Arial Narrow" w:hAnsi="Arial Narrow" w:cs="Arial Narrow"/>
-          <w:color w:val="000000"/>
-          <w:kern w:val="0"/>
-          <w:sz w:val="22"/>
-          <w:szCs w:val="22"/>
-          <w:lang w:val="es-ES" w:eastAsia="es-ES"/>
-          <w14:ligatures w14:val="none"/>
-        </w:rPr>
-        <w:t xml:space="preserve"> de la</w:t>
-      </w:r>
-      <w:r>
-        <w:rPr>
-          <w:rFonts w:ascii="Arial Narrow" w:eastAsia="Arial Narrow" w:hAnsi="Arial Narrow" w:cs="Arial Narrow"/>
-          <w:color w:val="000000"/>
-          <w:kern w:val="0"/>
-          <w:sz w:val="22"/>
-          <w:szCs w:val="22"/>
-          <w:lang w:val="es-ES" w:eastAsia="es-ES"/>
-          <w14:ligatures w14:val="none"/>
-        </w:rPr>
-        <w:t xml:space="preserve"> </w:t>
-      </w:r>
-      <w:r>
-        <w:rPr>
-          <w:rFonts w:ascii="Arial Narrow" w:eastAsia="Arial Narrow" w:hAnsi="Arial Narrow" w:cs="Arial Narrow"/>
-          <w:color w:val="000000"/>
-          <w:kern w:val="0"/>
-          <w:sz w:val="22"/>
-          <w:szCs w:val="22"/>
-          <w:lang w:val="es-ES" w:eastAsia="es-ES"/>
-          <w14:ligatures w14:val="none"/>
-        </w:rPr>
-        <w:t xml:space="preserve">documentación que acreditara la falta de disponibilidad de personal técnico para atender el siniestro del </w:t>
-      </w:r>
-      <w:r>
-        <w:rPr>
-          <w:rFonts w:ascii="Arial Narrow" w:eastAsia="Arial Narrow" w:hAnsi="Arial Narrow" w:cs="Arial Narrow"/>
-          <w:color w:val="000000"/>
-          <w:kern w:val="0"/>
-          <w:sz w:val="22"/>
-          <w:szCs w:val="22"/>
-          <w:lang w:eastAsia="es-ES"/>
-          <w14:ligatures w14:val="none"/>
-        </w:rPr>
-        <w:t xml:space="preserve">14 de octubre de 2025; (ii) presentar los medios probatorios que acrediten </w:t>
-      </w:r>
-      <w:r>
-        <w:rPr>
-          <w:rFonts w:ascii="Arial Narrow" w:eastAsia="Arial Narrow" w:hAnsi="Arial Narrow" w:cs="Arial Narrow"/>
-          <w:color w:val="000000"/>
-          <w:kern w:val="0"/>
-          <w:sz w:val="22"/>
-          <w:szCs w:val="22"/>
-          <w:lang w:val="es-ES" w:eastAsia="es-ES"/>
-          <w14:ligatures w14:val="none"/>
-        </w:rPr>
-        <w:t>la existencia de condiciones contractuales que facultaran la activación automática de la modalidad de reembolso</w:t>
-      </w:r>
-      <w:r>
-        <w:rPr>
-          <w:rFonts w:ascii="Arial Narrow" w:eastAsia="Arial Narrow" w:hAnsi="Arial Narrow" w:cs="Arial Narrow"/>
-          <w:color w:val="000000"/>
-          <w:kern w:val="0"/>
-          <w:sz w:val="22"/>
-          <w:szCs w:val="22"/>
-          <w:lang w:val="es-ES" w:eastAsia="es-ES"/>
-          <w14:ligatures w14:val="none"/>
-        </w:rPr>
-        <w:t>; y, (ii) presentar todas las comunicaciones cursadas con la parte denunciante en virtud de los hechos materia de denuncia.</w:t>
-      </w:r>
-      <w:bookmarkEnd w:id="9"/>
-    </w:p>
-    <w:p>
-      <w:pPr>
-        <w:pStyle w:val="Prrafodelista"/>
-        <w:spacing w:after="0" w:line="240" w:lineRule="auto"/>
+        <w:spacing w:before="0" w:after="0" w:line="240" w:lineRule="auto"/>
         <w:ind w:left="567"/>
         <w:jc w:val="both"/>
         <w:rPr>
@@ -4260,7 +4285,7 @@
     </w:p>
     <w:p>
       <w:pPr>
-        <w:spacing w:after="0" w:line="240" w:lineRule="auto"/>
+        <w:spacing w:before="0" w:after="0" w:line="240" w:lineRule="auto"/>
         <w:jc w:val="both"/>
         <w:rPr>
           <w:rFonts w:ascii="Arial Narrow" w:eastAsia="Arial Narrow" w:hAnsi="Arial Narrow" w:cs="Arial Narrow"/>
@@ -4450,10 +4475,10 @@
     <w:p>
       <w:pPr>
         <w:pStyle w:val="Prrafodelista"/>
+        <w:spacing w:before="0" w:after="0" w:line="240" w:lineRule="auto"/>
         <w:tabs>
           <w:tab w:val="num" w:pos="567"/>
         </w:tabs>
-        <w:spacing w:after="0" w:line="240" w:lineRule="auto"/>
         <w:ind w:left="567"/>
         <w:jc w:val="both"/>
         <w:rPr>
@@ -4663,6 +4688,7 @@
     <w:p>
       <w:pPr>
         <w:pStyle w:val="Prrafodelista"/>
+        <w:spacing w:before="0" w:after="0" w:line="240" w:lineRule="auto"/>
         <w:rPr>
           <w:rFonts w:ascii="Arial Narrow" w:eastAsia="Arial Narrow" w:hAnsi="Arial Narrow" w:cs="Arial Narrow"/>
           <w:kern w:val="0"/>
@@ -4809,10 +4835,10 @@
     </w:p>
     <w:p>
       <w:pPr>
+        <w:spacing w:before="0" w:after="0" w:line="240" w:lineRule="auto"/>
         <w:tabs>
           <w:tab w:val="num" w:pos="567"/>
         </w:tabs>
-        <w:spacing w:after="0" w:line="240" w:lineRule="auto"/>
         <w:jc w:val="both"/>
         <w:rPr>
           <w:rFonts w:ascii="Arial Narrow" w:eastAsia="Arial Narrow" w:hAnsi="Arial Narrow" w:cs="Arial Narrow"/>
@@ -4981,6 +5007,7 @@
     <w:p>
       <w:pPr>
         <w:pStyle w:val="Prrafodelista"/>
+        <w:spacing w:before="0" w:after="0" w:line="240" w:lineRule="auto"/>
         <w:rPr>
           <w:rFonts w:ascii="Arial Narrow" w:eastAsia="Arial Narrow" w:hAnsi="Arial Narrow" w:cs="Arial Narrow"/>
           <w:kern w:val="0"/>
@@ -5128,6 +5155,7 @@
     <w:p>
       <w:pPr>
         <w:pStyle w:val="Prrafodelista"/>
+        <w:spacing w:before="0" w:after="0" w:line="240" w:lineRule="auto"/>
         <w:rPr>
           <w:rFonts w:ascii="Arial Narrow" w:eastAsia="Arial Narrow" w:hAnsi="Arial Narrow" w:cs="Arial Narrow"/>
           <w:kern w:val="0"/>
@@ -5233,6 +5261,7 @@
     <w:p>
       <w:pPr>
         <w:pStyle w:val="Prrafodelista"/>
+        <w:spacing w:before="0" w:after="0" w:line="240" w:lineRule="auto"/>
         <w:rPr>
           <w:rFonts w:ascii="Arial Narrow" w:eastAsia="Arial Narrow" w:hAnsi="Arial Narrow" w:cs="Arial Narrow"/>
           <w:kern w:val="0"/>
@@ -5400,10 +5429,10 @@
     <w:p>
       <w:pPr>
         <w:pStyle w:val="Prrafodelista"/>
+        <w:spacing w:before="0" w:after="0" w:line="240" w:lineRule="auto"/>
         <w:tabs>
           <w:tab w:val="num" w:pos="567"/>
         </w:tabs>
-        <w:spacing w:after="0" w:line="240" w:lineRule="auto"/>
         <w:ind w:left="567"/>
         <w:jc w:val="both"/>
         <w:rPr>
@@ -5552,10 +5581,10 @@
     </w:p>
     <w:p>
       <w:pPr>
+        <w:spacing w:before="0" w:after="0" w:line="240" w:lineRule="auto"/>
         <w:tabs>
           <w:tab w:val="num" w:pos="567"/>
         </w:tabs>
-        <w:spacing w:after="0" w:line="240" w:lineRule="auto"/>
         <w:jc w:val="both"/>
         <w:rPr>
           <w:rFonts w:ascii="Arial Narrow" w:eastAsia="Arial Narrow" w:hAnsi="Arial Narrow" w:cs="Arial Narrow"/>
@@ -5722,7 +5751,7 @@
     </w:p>
     <w:p>
       <w:pPr>
-        <w:spacing w:after="0" w:line="240" w:lineRule="auto"/>
+        <w:spacing w:before="0" w:after="0" w:line="240" w:lineRule="auto"/>
         <w:jc w:val="both"/>
         <w:rPr>
           <w:rFonts w:ascii="Arial Narrow" w:eastAsia="Arial Narrow" w:hAnsi="Arial Narrow" w:cs="Arial Narrow"/>
@@ -5808,23 +5837,23 @@
     </w:p>
     <w:p>
       <w:pPr>
+        <w:spacing w:before="0" w:after="0" w:line="240" w:lineRule="auto"/>
+        <w:contextualSpacing/>
+        <w:jc w:val="both"/>
+        <w:rPr>
+          <w:rFonts w:ascii="Arial Narrow" w:eastAsia="Arial Narrow" w:hAnsi="Arial Narrow" w:cs="Arial Narrow"/>
+          <w:color w:val="000000"/>
+          <w:kern w:val="0"/>
+          <w:sz w:val="22"/>
+          <w:szCs w:val="22"/>
+          <w:lang w:eastAsia="es-PE"/>
+          <w14:ligatures w14:val="none"/>
+        </w:rPr>
+      </w:pPr>
+    </w:p>
+    <w:p>
+      <w:pPr>
         <w:spacing w:after="0" w:line="240" w:lineRule="auto"/>
-        <w:contextualSpacing/>
-        <w:jc w:val="both"/>
-        <w:rPr>
-          <w:rFonts w:ascii="Arial Narrow" w:eastAsia="Arial Narrow" w:hAnsi="Arial Narrow" w:cs="Arial Narrow"/>
-          <w:color w:val="000000"/>
-          <w:kern w:val="0"/>
-          <w:sz w:val="22"/>
-          <w:szCs w:val="22"/>
-          <w:lang w:eastAsia="es-PE"/>
-          <w14:ligatures w14:val="none"/>
-        </w:rPr>
-      </w:pPr>
-    </w:p>
-    <w:p>
-      <w:pPr>
-        <w:spacing w:after="0" w:line="240" w:lineRule="auto"/>
         <w:jc w:val="both"/>
         <w:rPr>
           <w:rFonts w:ascii="Arial Narrow" w:eastAsia="Arial Narrow" w:hAnsi="Arial Narrow" w:cs="Arial Narrow"/>
@@ -5896,7 +5925,7 @@
     </w:p>
     <w:p>
       <w:pPr>
-        <w:spacing w:after="0" w:line="240" w:lineRule="auto"/>
+        <w:spacing w:before="0" w:after="0" w:line="240" w:lineRule="auto"/>
         <w:jc w:val="both"/>
         <w:rPr>
           <w:rFonts w:ascii="Arial Narrow" w:eastAsia="Arial Narrow" w:hAnsi="Arial Narrow" w:cs="Arial Narrow"/>
@@ -6143,7 +6172,7 @@
     </w:p>
     <w:p>
       <w:pPr>
-        <w:spacing w:after="0" w:line="240" w:lineRule="auto"/>
+        <w:spacing w:before="0" w:after="0" w:line="240" w:lineRule="auto"/>
         <w:ind w:left="567"/>
         <w:jc w:val="both"/>
         <w:rPr>
@@ -6244,7 +6273,7 @@
     </w:p>
     <w:p>
       <w:pPr>
-        <w:spacing w:after="0" w:line="240" w:lineRule="auto"/>
+        <w:spacing w:before="0" w:after="0" w:line="240" w:lineRule="auto"/>
         <w:jc w:val="both"/>
         <w:rPr>
           <w:rFonts w:ascii="Arial Narrow" w:eastAsia="Arial Narrow" w:hAnsi="Arial Narrow" w:cs="Arial Narrow"/>
@@ -6416,6 +6445,21 @@
     </w:p>
     <w:p>
       <w:pPr>
+        <w:spacing w:before="0" w:after="0" w:line="240" w:lineRule="auto"/>
+        <w:jc w:val="both"/>
+        <w:rPr>
+          <w:rFonts w:ascii="Arial Narrow" w:eastAsia="Arial Narrow" w:hAnsi="Arial Narrow" w:cs="Arial Narrow"/>
+          <w:color w:val="000000"/>
+          <w:kern w:val="0"/>
+          <w:sz w:val="22"/>
+          <w:szCs w:val="22"/>
+          <w:lang w:val="es-ES" w:eastAsia="es-ES"/>
+          <w14:ligatures w14:val="none"/>
+        </w:rPr>
+      </w:pPr>
+    </w:p>
+    <w:p>
+      <w:pPr>
         <w:spacing w:after="0" w:line="240" w:lineRule="auto"/>
         <w:jc w:val="both"/>
         <w:rPr>
@@ -6428,6 +6472,138 @@
           <w14:ligatures w14:val="none"/>
         </w:rPr>
       </w:pPr>
+      <w:r>
+        <w:rPr>
+          <w:rFonts w:ascii="Arial Narrow" w:eastAsia="Arial Narrow" w:hAnsi="Arial Narrow" w:cs="Arial Narrow"/>
+          <w:b/>
+          <w:color w:val="000000"/>
+          <w:kern w:val="0"/>
+          <w:sz w:val="22"/>
+          <w:szCs w:val="22"/>
+          <w:lang w:eastAsia="es-PE"/>
+          <w14:ligatures w14:val="none"/>
+        </w:rPr>
+        <w:t xml:space="preserve">SEXTO:</w:t>
+      </w:r>
+      <w:r>
+        <w:rPr>
+          <w:rFonts w:ascii="Arial Narrow" w:eastAsia="Arial Narrow" w:hAnsi="Arial Narrow" w:cs="Arial Narrow"/>
+          <w:color w:val="000000"/>
+          <w:kern w:val="0"/>
+          <w:sz w:val="22"/>
+          <w:szCs w:val="22"/>
+          <w:lang w:eastAsia="es-PE"/>
+          <w14:ligatures w14:val="none"/>
+        </w:rPr>
+        <w:t xml:space="preserve"> </w:t>
+      </w:r>
+      <w:r>
+        <w:rPr>
+          <w:rFonts w:ascii="Arial Narrow" w:eastAsia="Arial Narrow" w:hAnsi="Arial Narrow" w:cs="Arial Narrow"/>
+          <w:color w:val="000000"/>
+          <w:kern w:val="0"/>
+          <w:sz w:val="22"/>
+          <w:szCs w:val="22"/>
+          <w:lang w:eastAsia="es-ES"/>
+          <w14:ligatures w14:val="none"/>
+        </w:rPr>
+        <w:t xml:space="preserve">requerir </w:t>
+      </w:r>
+      <w:r>
+        <w:rPr>
+          <w:rFonts w:ascii="Arial Narrow" w:eastAsia="Arial Narrow" w:hAnsi="Arial Narrow" w:cs="Arial Narrow"/>
+          <w:color w:val="000000"/>
+          <w:kern w:val="0"/>
+          <w:sz w:val="22"/>
+          <w:szCs w:val="22"/>
+          <w:lang w:val="es-ES" w:eastAsia="es-ES"/>
+          <w14:ligatures w14:val="none"/>
+        </w:rPr>
+        <w:t xml:space="preserve">que, en un </w:t>
+      </w:r>
+      <w:r>
+        <w:rPr>
+          <w:rFonts w:ascii="Arial Narrow" w:eastAsia="Arial Narrow" w:hAnsi="Arial Narrow" w:cs="Arial Narrow"/>
+          <w:color w:val="000000"/>
+          <w:kern w:val="0"/>
+          <w:sz w:val="22"/>
+          <w:szCs w:val="22"/>
+          <w:lang w:eastAsia="es-ES"/>
+          <w14:ligatures w14:val="none"/>
+        </w:rPr>
+        <w:t xml:space="preserve">plazo no mayor de cinco (5) días hábiles contado a partir del día siguiente de la notificación de la presente resolución, </w:t>
+      </w:r>
+      <w:r>
+        <w:rPr>
+          <w:rFonts w:ascii="Arial Narrow" w:eastAsia="Arial Narrow" w:hAnsi="Arial Narrow" w:cs="Arial Narrow"/>
+          <w:sz w:val="22"/>
+          <w:szCs w:val="22"/>
+        </w:rPr>
+        <w:t>Banco BBVA Perú S.A.</w:t>
+      </w:r>
+      <w:r>
+        <w:rPr>
+          <w:rFonts w:ascii="Arial Narrow" w:eastAsia="Arial Narrow" w:hAnsi="Arial Narrow" w:cs="Arial Narrow"/>
+          <w:color w:val="000000"/>
+          <w:kern w:val="0"/>
+          <w:sz w:val="22"/>
+          <w:szCs w:val="22"/>
+          <w:lang w:eastAsia="es-ES"/>
+          <w14:ligatures w14:val="none"/>
+        </w:rPr>
+        <w:t xml:space="preserve">, </w:t>
+      </w:r>
+      <w:r>
+        <w:rPr>
+          <w:rFonts w:ascii="Arial Narrow" w:eastAsia="Arial Narrow" w:hAnsi="Arial Narrow" w:cs="Arial Narrow"/>
+          <w:color w:val="000000"/>
+          <w:kern w:val="0"/>
+          <w:sz w:val="22"/>
+          <w:szCs w:val="22"/>
+          <w:lang w:val="es-ES" w:eastAsia="es-ES"/>
+          <w14:ligatures w14:val="none"/>
+        </w:rPr>
+        <w:t xml:space="preserve">cumpla con: </w:t>
+      </w:r>
+      <w:r>
+        <w:rPr>
+          <w:rFonts w:ascii="Arial Narrow" w:eastAsia="Arial Narrow" w:hAnsi="Arial Narrow" w:cs="Arial Narrow"/>
+          <w:color w:val="000000"/>
+          <w:kern w:val="0"/>
+          <w:sz w:val="22"/>
+          <w:szCs w:val="22"/>
+          <w:lang w:val="es-ES" w:eastAsia="es-ES"/>
+          <w14:ligatures w14:val="none"/>
+        </w:rPr>
+        <w:t>(i) presentar una copia debidamente suscrita del Certificado 001177944002994373 del Seguro de Protección Múltiple materia de denuncia, así como el cargo de remisión de la póliza y/o certificado; y, (ii) presentar todas las comunicaciones cursadas con la parte denunciante en virtud de los hechos materia de denuncia</w:t>
+      </w:r>
+      <w:r>
+        <w:rPr>
+          <w:rFonts w:ascii="Arial Narrow" w:eastAsia="Arial Narrow" w:hAnsi="Arial Narrow" w:cs="Arial Narrow"/>
+          <w:color w:val="000000"/>
+          <w:kern w:val="0"/>
+          <w:sz w:val="22"/>
+          <w:szCs w:val="22"/>
+          <w:lang w:val="es-ES" w:eastAsia="es-ES"/>
+          <w14:ligatures w14:val="none"/>
+        </w:rPr>
+        <w:t>.</w:t>
+      </w:r>
+    </w:p>
+    <w:p>
+      <w:pPr>
+        <w:spacing w:before="0" w:after="0" w:line="240" w:lineRule="auto"/>
+        <w:jc w:val="both"/>
+        <w:rPr>
+          <w:rFonts w:ascii="Arial Narrow" w:eastAsia="Arial Narrow" w:hAnsi="Arial Narrow" w:cs="Arial Narrow"/>
+          <w:color w:val="000000"/>
+          <w:kern w:val="0"/>
+          <w:sz w:val="22"/>
+          <w:szCs w:val="22"/>
+          <w:lang w:val="es-ES" w:eastAsia="es-ES"/>
+          <w14:ligatures w14:val="none"/>
+        </w:rPr>
+      </w:pPr>
     </w:p>
     <w:p>
       <w:pPr>
@@ -6454,7 +6630,7 @@
           <w:lang w:eastAsia="es-PE"/>
           <w14:ligatures w14:val="none"/>
         </w:rPr>
-        <w:t xml:space="preserve">SEXTO:</w:t>
+        <w:t xml:space="preserve">SÉTIMO:</w:t>
       </w:r>
       <w:r>
         <w:rPr>
@@ -6510,7 +6686,7 @@
           <w:sz w:val="22"/>
           <w:szCs w:val="22"/>
         </w:rPr>
-        <w:t>Banco BBVA Perú S.A.</w:t>
+        <w:t>Impulsa 365 S.A.C.</w:t>
       </w:r>
       <w:r>
         <w:rPr>
@@ -6546,7 +6722,7 @@
           <w:lang w:val="es-ES" w:eastAsia="es-ES"/>
           <w14:ligatures w14:val="none"/>
         </w:rPr>
-        <w:t>(i) presentar una copia debidamente suscrita del Certificado 001177944002994373 del Seguro de Protección Múltiple materia de denuncia, así como el cargo de remisión de la póliza y/o certificado; y, (ii) presentar todas las comunicaciones cursadas con la parte denunciante en virtud de los hechos materia de denuncia</w:t>
+        <w:t>(i) presentar una copia de la documentación que acreditara la falta de disponibilidad de personal técnico para atender el siniestro del 14 de octubre de 2025; (ii) presentar los medios probatorios que acrediten la existencia de condiciones contractuales que facultaran la activación automática de la modalidad de reembolso; y, (ii) presentar todas las comunicaciones cursadas con la parte denunciante en virtud de los hechos materia de denuncia</w:t>
       </w:r>
       <w:r>
         <w:rPr>
@@ -6563,154 +6739,7 @@
     </w:p>
     <w:p>
       <w:pPr>
-        <w:spacing w:after="0" w:line="240" w:lineRule="auto"/>
-        <w:jc w:val="both"/>
-        <w:rPr>
-          <w:rFonts w:ascii="Arial Narrow" w:eastAsia="Arial Narrow" w:hAnsi="Arial Narrow" w:cs="Arial Narrow"/>
-          <w:color w:val="000000"/>
-          <w:kern w:val="0"/>
-          <w:sz w:val="22"/>
-          <w:szCs w:val="22"/>
-          <w:lang w:val="es-ES" w:eastAsia="es-ES"/>
-          <w14:ligatures w14:val="none"/>
-        </w:rPr>
-      </w:pPr>
-    </w:p>
-    <w:p>
-      <w:pPr>
-        <w:spacing w:after="0" w:line="240" w:lineRule="auto"/>
-        <w:jc w:val="both"/>
-        <w:rPr>
-          <w:rFonts w:ascii="Arial Narrow" w:eastAsia="Arial Narrow" w:hAnsi="Arial Narrow" w:cs="Arial Narrow"/>
-          <w:color w:val="000000"/>
-          <w:kern w:val="0"/>
-          <w:sz w:val="22"/>
-          <w:szCs w:val="22"/>
-          <w:lang w:val="es-ES" w:eastAsia="es-ES"/>
-          <w14:ligatures w14:val="none"/>
-        </w:rPr>
-      </w:pPr>
-      <w:r>
-        <w:rPr>
-          <w:rFonts w:ascii="Arial Narrow" w:eastAsia="Arial Narrow" w:hAnsi="Arial Narrow" w:cs="Arial Narrow"/>
-          <w:b/>
-          <w:color w:val="000000"/>
-          <w:kern w:val="0"/>
-          <w:sz w:val="22"/>
-          <w:szCs w:val="22"/>
-          <w:lang w:eastAsia="es-PE"/>
-          <w14:ligatures w14:val="none"/>
-        </w:rPr>
-        <w:t xml:space="preserve">SÉTIMO:</w:t>
-      </w:r>
-      <w:r>
-        <w:rPr>
-          <w:rFonts w:ascii="Arial Narrow" w:eastAsia="Arial Narrow" w:hAnsi="Arial Narrow" w:cs="Arial Narrow"/>
-          <w:color w:val="000000"/>
-          <w:kern w:val="0"/>
-          <w:sz w:val="22"/>
-          <w:szCs w:val="22"/>
-          <w:lang w:eastAsia="es-PE"/>
-          <w14:ligatures w14:val="none"/>
-        </w:rPr>
-        <w:t xml:space="preserve"> </w:t>
-      </w:r>
-      <w:r>
-        <w:rPr>
-          <w:rFonts w:ascii="Arial Narrow" w:eastAsia="Arial Narrow" w:hAnsi="Arial Narrow" w:cs="Arial Narrow"/>
-          <w:color w:val="000000"/>
-          <w:kern w:val="0"/>
-          <w:sz w:val="22"/>
-          <w:szCs w:val="22"/>
-          <w:lang w:eastAsia="es-ES"/>
-          <w14:ligatures w14:val="none"/>
-        </w:rPr>
-        <w:t xml:space="preserve">requerir </w:t>
-      </w:r>
-      <w:r>
-        <w:rPr>
-          <w:rFonts w:ascii="Arial Narrow" w:eastAsia="Arial Narrow" w:hAnsi="Arial Narrow" w:cs="Arial Narrow"/>
-          <w:color w:val="000000"/>
-          <w:kern w:val="0"/>
-          <w:sz w:val="22"/>
-          <w:szCs w:val="22"/>
-          <w:lang w:val="es-ES" w:eastAsia="es-ES"/>
-          <w14:ligatures w14:val="none"/>
-        </w:rPr>
-        <w:t xml:space="preserve">que, en un </w:t>
-      </w:r>
-      <w:r>
-        <w:rPr>
-          <w:rFonts w:ascii="Arial Narrow" w:eastAsia="Arial Narrow" w:hAnsi="Arial Narrow" w:cs="Arial Narrow"/>
-          <w:color w:val="000000"/>
-          <w:kern w:val="0"/>
-          <w:sz w:val="22"/>
-          <w:szCs w:val="22"/>
-          <w:lang w:eastAsia="es-ES"/>
-          <w14:ligatures w14:val="none"/>
-        </w:rPr>
-        <w:t xml:space="preserve">plazo no mayor de cinco (5) días hábiles contado a partir del día siguiente de la notificación de la presente resolución, </w:t>
-      </w:r>
-      <w:r>
-        <w:rPr>
-          <w:rFonts w:ascii="Arial Narrow" w:eastAsia="Arial Narrow" w:hAnsi="Arial Narrow" w:cs="Arial Narrow"/>
-          <w:sz w:val="22"/>
-          <w:szCs w:val="22"/>
-        </w:rPr>
-        <w:t>Impulsa 365 S.A.C.</w:t>
-      </w:r>
-      <w:r>
-        <w:rPr>
-          <w:rFonts w:ascii="Arial Narrow" w:eastAsia="Arial Narrow" w:hAnsi="Arial Narrow" w:cs="Arial Narrow"/>
-          <w:color w:val="000000"/>
-          <w:kern w:val="0"/>
-          <w:sz w:val="22"/>
-          <w:szCs w:val="22"/>
-          <w:lang w:eastAsia="es-ES"/>
-          <w14:ligatures w14:val="none"/>
-        </w:rPr>
-        <w:t xml:space="preserve">, </w:t>
-      </w:r>
-      <w:r>
-        <w:rPr>
-          <w:rFonts w:ascii="Arial Narrow" w:eastAsia="Arial Narrow" w:hAnsi="Arial Narrow" w:cs="Arial Narrow"/>
-          <w:color w:val="000000"/>
-          <w:kern w:val="0"/>
-          <w:sz w:val="22"/>
-          <w:szCs w:val="22"/>
-          <w:lang w:val="es-ES" w:eastAsia="es-ES"/>
-          <w14:ligatures w14:val="none"/>
-        </w:rPr>
-        <w:t xml:space="preserve">cumpla con: </w:t>
-      </w:r>
-      <w:r>
-        <w:rPr>
-          <w:rFonts w:ascii="Arial Narrow" w:eastAsia="Arial Narrow" w:hAnsi="Arial Narrow" w:cs="Arial Narrow"/>
-          <w:color w:val="000000"/>
-          <w:kern w:val="0"/>
-          <w:sz w:val="22"/>
-          <w:szCs w:val="22"/>
-          <w:lang w:val="es-ES" w:eastAsia="es-ES"/>
-          <w14:ligatures w14:val="none"/>
-        </w:rPr>
-        <w:t>(i) presentar una copia de la documentación que acreditara la falta de disponibilidad de personal técnico para atender el siniestro del 14 de octubre de 2025; (ii) presentar los medios probatorios que acrediten la existencia de condiciones contractuales que facultaran la activación automática de la modalidad de reembolso; y, (ii) presentar todas las comunicaciones cursadas con la parte denunciante en virtud de los hechos materia de denuncia</w:t>
-      </w:r>
-      <w:r>
-        <w:rPr>
-          <w:rFonts w:ascii="Arial Narrow" w:eastAsia="Arial Narrow" w:hAnsi="Arial Narrow" w:cs="Arial Narrow"/>
-          <w:color w:val="000000"/>
-          <w:kern w:val="0"/>
-          <w:sz w:val="22"/>
-          <w:szCs w:val="22"/>
-          <w:lang w:val="es-ES" w:eastAsia="es-ES"/>
-          <w14:ligatures w14:val="none"/>
-        </w:rPr>
-        <w:t>.</w:t>
-      </w:r>
-    </w:p>
-    <w:p>
-      <w:pPr>
-        <w:spacing w:after="0" w:line="240" w:lineRule="auto"/>
+        <w:spacing w:before="0" w:after="0" w:line="240" w:lineRule="auto"/>
         <w:jc w:val="both"/>
         <w:rPr>
           <w:rFonts w:ascii="Arial Narrow" w:eastAsia="Arial Narrow" w:hAnsi="Arial Narrow" w:cs="Arial Narrow"/>
@@ -6942,79 +6971,79 @@
     </w:p>
     <w:p>
       <w:pPr>
+        <w:spacing w:before="0" w:after="0" w:line="240" w:lineRule="auto"/>
+        <w:shd w:val="clear" w:color="auto" w:fill="FFFFFF"/>
+        <w:jc w:val="both"/>
+        <w:rPr>
+          <w:rFonts w:ascii="Arial Narrow" w:eastAsia="Arial Narrow" w:hAnsi="Arial Narrow" w:cs="Arial Narrow"/>
+          <w:b/>
+          <w:color w:val="000000"/>
+          <w:kern w:val="0"/>
+          <w:sz w:val="22"/>
+          <w:szCs w:val="22"/>
+          <w:lang w:eastAsia="es-PE"/>
+          <w14:ligatures w14:val="none"/>
+        </w:rPr>
+      </w:pPr>
+    </w:p>
+    <w:p>
+      <w:pPr>
         <w:shd w:val="clear" w:color="auto" w:fill="FFFFFF"/>
         <w:spacing w:after="0" w:line="240" w:lineRule="auto"/>
         <w:jc w:val="both"/>
         <w:rPr>
           <w:rFonts w:ascii="Arial Narrow" w:eastAsia="Arial Narrow" w:hAnsi="Arial Narrow" w:cs="Arial Narrow"/>
-          <w:b/>
-          <w:color w:val="000000"/>
-          <w:kern w:val="0"/>
-          <w:sz w:val="22"/>
-          <w:szCs w:val="22"/>
-          <w:lang w:eastAsia="es-PE"/>
-          <w14:ligatures w14:val="none"/>
-        </w:rPr>
-      </w:pPr>
-    </w:p>
-    <w:p>
-      <w:pPr>
+          <w:color w:val="000000"/>
+          <w:kern w:val="0"/>
+          <w:sz w:val="22"/>
+          <w:szCs w:val="22"/>
+          <w:lang w:eastAsia="es-PE"/>
+          <w14:ligatures w14:val="none"/>
+        </w:rPr>
+      </w:pPr>
+      <w:r>
+        <w:rPr>
+          <w:rFonts w:ascii="Arial Narrow" w:eastAsia="Arial Narrow" w:hAnsi="Arial Narrow" w:cs="Arial Narrow"/>
+          <w:b/>
+          <w:color w:val="000000"/>
+          <w:kern w:val="0"/>
+          <w:sz w:val="22"/>
+          <w:szCs w:val="22"/>
+          <w:lang w:eastAsia="es-PE"/>
+          <w14:ligatures w14:val="none"/>
+        </w:rPr>
+        <w:t>NOVENO</w:t>
+      </w:r>
+      <w:r>
+        <w:rPr>
+          <w:rFonts w:ascii="Arial Narrow" w:eastAsia="Arial Narrow" w:hAnsi="Arial Narrow" w:cs="Arial Narrow"/>
+          <w:b/>
+          <w:color w:val="000000"/>
+          <w:kern w:val="0"/>
+          <w:sz w:val="22"/>
+          <w:szCs w:val="22"/>
+          <w:lang w:eastAsia="es-PE"/>
+          <w14:ligatures w14:val="none"/>
+        </w:rPr>
+        <w:t>:</w:t>
+      </w:r>
+      <w:r>
+        <w:rPr>
+          <w:rFonts w:ascii="Arial Narrow" w:eastAsia="Arial Narrow" w:hAnsi="Arial Narrow" w:cs="Arial Narrow"/>
+          <w:color w:val="000000"/>
+          <w:kern w:val="0"/>
+          <w:sz w:val="22"/>
+          <w:szCs w:val="22"/>
+          <w:lang w:eastAsia="es-PE"/>
+          <w14:ligatures w14:val="none"/>
+        </w:rPr>
+        <w:t xml:space="preserve"> informar a las partes que conforme a lo establecido en el artículo 39 de la Ley sobre Facultades, Normas y Organización del Indecopi, aprobada por Decreto Legislativo 807, los gastos por los peritajes realizados, actuación de pruebas, inspecciones y otros derivados de la tramitación del proceso serán de cargo de la parte que solicita la prueba, salvo pacto en contrario. En todos los casos, la resolución final determinará si los gastos deben ser asumidos por alguna de las partes, o reembolsados a la otra parte o al Indecopi, según sea el caso, de manera adicional a la sanción que haya podido imponerse. </w:t>
+      </w:r>
+    </w:p>
+    <w:p>
+      <w:pPr>
+        <w:spacing w:before="0" w:after="0" w:line="240" w:lineRule="auto"/>
         <w:shd w:val="clear" w:color="auto" w:fill="FFFFFF"/>
-        <w:spacing w:after="0" w:line="240" w:lineRule="auto"/>
-        <w:jc w:val="both"/>
-        <w:rPr>
-          <w:rFonts w:ascii="Arial Narrow" w:eastAsia="Arial Narrow" w:hAnsi="Arial Narrow" w:cs="Arial Narrow"/>
-          <w:color w:val="000000"/>
-          <w:kern w:val="0"/>
-          <w:sz w:val="22"/>
-          <w:szCs w:val="22"/>
-          <w:lang w:eastAsia="es-PE"/>
-          <w14:ligatures w14:val="none"/>
-        </w:rPr>
-      </w:pPr>
-      <w:r>
-        <w:rPr>
-          <w:rFonts w:ascii="Arial Narrow" w:eastAsia="Arial Narrow" w:hAnsi="Arial Narrow" w:cs="Arial Narrow"/>
-          <w:b/>
-          <w:color w:val="000000"/>
-          <w:kern w:val="0"/>
-          <w:sz w:val="22"/>
-          <w:szCs w:val="22"/>
-          <w:lang w:eastAsia="es-PE"/>
-          <w14:ligatures w14:val="none"/>
-        </w:rPr>
-        <w:t>NOVENO</w:t>
-      </w:r>
-      <w:r>
-        <w:rPr>
-          <w:rFonts w:ascii="Arial Narrow" w:eastAsia="Arial Narrow" w:hAnsi="Arial Narrow" w:cs="Arial Narrow"/>
-          <w:b/>
-          <w:color w:val="000000"/>
-          <w:kern w:val="0"/>
-          <w:sz w:val="22"/>
-          <w:szCs w:val="22"/>
-          <w:lang w:eastAsia="es-PE"/>
-          <w14:ligatures w14:val="none"/>
-        </w:rPr>
-        <w:t>:</w:t>
-      </w:r>
-      <w:r>
-        <w:rPr>
-          <w:rFonts w:ascii="Arial Narrow" w:eastAsia="Arial Narrow" w:hAnsi="Arial Narrow" w:cs="Arial Narrow"/>
-          <w:color w:val="000000"/>
-          <w:kern w:val="0"/>
-          <w:sz w:val="22"/>
-          <w:szCs w:val="22"/>
-          <w:lang w:eastAsia="es-PE"/>
-          <w14:ligatures w14:val="none"/>
-        </w:rPr>
-        <w:t xml:space="preserve"> informar a las partes que conforme a lo establecido en el artículo 39 de la Ley sobre Facultades, Normas y Organización del Indecopi, aprobada por Decreto Legislativo 807, los gastos por los peritajes realizados, actuación de pruebas, inspecciones y otros derivados de la tramitación del proceso serán de cargo de la parte que solicita la prueba, salvo pacto en contrario. En todos los casos, la resolución final determinará si los gastos deben ser asumidos por alguna de las partes, o reembolsados a la otra parte o al Indecopi, según sea el caso, de manera adicional a la sanción que haya podido imponerse. </w:t>
-      </w:r>
-    </w:p>
-    <w:p>
-      <w:pPr>
-        <w:shd w:val="clear" w:color="auto" w:fill="FFFFFF"/>
-        <w:spacing w:after="0" w:line="240" w:lineRule="auto"/>
         <w:jc w:val="both"/>
         <w:rPr>
           <w:rFonts w:ascii="Arial Narrow" w:eastAsia="Arial Narrow" w:hAnsi="Arial Narrow" w:cs="Arial Narrow"/>
@@ -7149,16 +7178,119 @@
     </w:p>
     <w:p>
       <w:pPr>
+        <w:spacing w:before="0" w:after="0" w:line="240" w:lineRule="auto"/>
+        <w:suppressAutoHyphens/>
+        <w:jc w:val="both"/>
+        <w:rPr>
+          <w:rFonts w:ascii="Arial Narrow" w:eastAsia="Arial Narrow" w:hAnsi="Arial Narrow" w:cs="Arial Narrow"/>
+          <w:kern w:val="0"/>
+          <w:sz w:val="22"/>
+          <w:szCs w:val="22"/>
+          <w:u w:val="single"/>
+          <w14:ligatures w14:val="none"/>
+        </w:rPr>
+      </w:pPr>
+    </w:p>
+    <w:p>
+      <w:pPr>
         <w:suppressAutoHyphens/>
         <w:spacing w:after="0" w:line="240" w:lineRule="auto"/>
         <w:jc w:val="both"/>
         <w:rPr>
           <w:rFonts w:ascii="Arial Narrow" w:eastAsia="Arial Narrow" w:hAnsi="Arial Narrow" w:cs="Arial Narrow"/>
-          <w:kern w:val="0"/>
-          <w:sz w:val="22"/>
-          <w:szCs w:val="22"/>
-          <w:u w:val="single"/>
-          <w14:ligatures w14:val="none"/>
+          <w:color w:val="000000"/>
+          <w:kern w:val="0"/>
+          <w:sz w:val="22"/>
+          <w:szCs w:val="22"/>
+          <w:lang w:eastAsia="es-PE"/>
+          <w14:ligatures w14:val="none"/>
+        </w:rPr>
+      </w:pPr>
+      <w:r>
+        <w:rPr>
+          <w:rFonts w:ascii="Arial Narrow" w:eastAsia="Arial Narrow" w:hAnsi="Arial Narrow" w:cs="Arial Narrow"/>
+          <w:b/>
+          <w:spacing w:val="-3"/>
+          <w:kern w:val="0"/>
+          <w14:ligatures w14:val="none"/>
+          <w:sz w:val="22"/>
+          <w:szCs w:val="22"/>
+        </w:rPr>
+        <w:t>DÉCIMO</w:t>
+      </w:r>
+      <w:r>
+        <w:rPr>
+          <w:rFonts w:ascii="Arial Narrow" w:eastAsia="Arial Narrow" w:hAnsi="Arial Narrow" w:cs="Arial Narrow"/>
+          <w:b/>
+          <w:spacing w:val="-3"/>
+          <w:kern w:val="0"/>
+          <w14:ligatures w14:val="none"/>
+          <w:sz w:val="22"/>
+          <w:szCs w:val="22"/>
+        </w:rPr>
+        <w:t xml:space="preserve"> </w:t>
+      </w:r>
+      <w:r>
+        <w:rPr>
+          <w:rFonts w:ascii="Arial Narrow" w:eastAsia="Arial Narrow" w:hAnsi="Arial Narrow" w:cs="Arial Narrow"/>
+          <w:b/>
+          <w:bCs/>
+          <w:sz w:val="22"/>
+          <w:szCs w:val="22"/>
+        </w:rPr>
+        <w:t>PRIMERO</w:t>
+      </w:r>
+      <w:r>
+        <w:rPr>
+          <w:rFonts w:ascii="Arial Narrow" w:eastAsia="Arial Narrow" w:hAnsi="Arial Narrow" w:cs="Arial Narrow"/>
+          <w:b/>
+          <w:color w:val="000000"/>
+          <w:kern w:val="0"/>
+          <w:sz w:val="22"/>
+          <w:szCs w:val="22"/>
+          <w:lang w:eastAsia="es-PE"/>
+          <w14:ligatures w14:val="none"/>
+        </w:rPr>
+        <w:t>:</w:t>
+      </w:r>
+      <w:r>
+        <w:rPr>
+          <w:rFonts w:ascii="Arial Narrow" w:eastAsia="Arial Narrow" w:hAnsi="Arial Narrow" w:cs="Arial Narrow"/>
+          <w:color w:val="000000"/>
+          <w:kern w:val="0"/>
+          <w:sz w:val="22"/>
+          <w:szCs w:val="22"/>
+          <w:lang w:eastAsia="es-PE"/>
+          <w14:ligatures w14:val="none"/>
+        </w:rPr>
+        <w:t xml:space="preserve"> </w:t>
+      </w:r>
+      <w:r>
+        <w:rPr>
+          <w:rFonts w:ascii="Arial Narrow" w:eastAsia="Arial Narrow" w:hAnsi="Arial Narrow" w:cs="Arial Narrow"/>
+          <w:color w:val="000000"/>
+          <w:kern w:val="0"/>
+          <w:sz w:val="22"/>
+          <w:szCs w:val="22"/>
+          <w:lang w:eastAsia="es-PE"/>
+          <w14:ligatures w14:val="none"/>
+        </w:rPr>
+        <w:t xml:space="preserve">poner en conocimiento de las partes que, antes de la emisión de la Resolución Final, tienen la posibilidad de formular su desistimiento o presentar el acuerdo arribado mediante la conciliación, mediación, transacción o cualquier otro que, de forma indubitable, deje constancia que se ha solucionado la controversia materia de denuncia.</w:t>
+      </w:r>
+      <w:bookmarkStart w:id="13" w:name="h.gjdgxs" w:colFirst="0" w:colLast="0"/>
+      <w:bookmarkEnd w:id="13"/>
+    </w:p>
+    <w:p>
+      <w:pPr>
+        <w:spacing w:before="0" w:after="0" w:line="240" w:lineRule="auto"/>
+        <w:suppressAutoHyphens/>
+        <w:jc w:val="both"/>
+        <w:rPr>
+          <w:rFonts w:ascii="Arial Narrow" w:eastAsia="Arial Narrow" w:hAnsi="Arial Narrow" w:cs="Arial Narrow"/>
+          <w:b/>
+          <w:bCs/>
+          <w:sz w:val="22"/>
+          <w:szCs w:val="22"/>
         </w:rPr>
       </w:pPr>
     </w:p>
@@ -7169,87 +7301,282 @@
         <w:jc w:val="both"/>
         <w:rPr>
           <w:rFonts w:ascii="Arial Narrow" w:eastAsia="Arial Narrow" w:hAnsi="Arial Narrow" w:cs="Arial Narrow"/>
-          <w:color w:val="000000"/>
-          <w:kern w:val="0"/>
-          <w:sz w:val="22"/>
-          <w:szCs w:val="22"/>
-          <w:lang w:eastAsia="es-PE"/>
-          <w14:ligatures w14:val="none"/>
-        </w:rPr>
-      </w:pPr>
-      <w:r>
-        <w:rPr>
-          <w:rFonts w:ascii="Arial Narrow" w:eastAsia="Arial Narrow" w:hAnsi="Arial Narrow" w:cs="Arial Narrow"/>
-          <w:b/>
+          <w:sz w:val="22"/>
+          <w:szCs w:val="22"/>
+        </w:rPr>
+      </w:pPr>
+      <w:r>
+        <w:rPr>
+          <w:rFonts w:ascii="Arial Narrow" w:eastAsia="Arial Narrow" w:hAnsi="Arial Narrow" w:cs="Arial Narrow"/>
+          <w:b/>
+          <w:bCs/>
+          <w:sz w:val="22"/>
+          <w:szCs w:val="22"/>
+        </w:rPr>
+        <w:t xml:space="preserve">DÉCIMO SEGUNDO:</w:t>
+      </w:r>
+      <w:r>
+        <w:rPr>
+          <w:rFonts w:ascii="Arial Narrow" w:eastAsia="Arial Narrow" w:hAnsi="Arial Narrow" w:cs="Arial Narrow"/>
+          <w:sz w:val="22"/>
+          <w:szCs w:val="22"/>
+        </w:rPr>
+        <w:t xml:space="preserve"> </w:t>
+      </w:r>
+      <w:r>
+        <w:rPr>
+          <w:rFonts w:ascii="Arial Narrow" w:eastAsia="Arial Narrow" w:hAnsi="Arial Narrow" w:cs="Arial Narrow"/>
+          <w:sz w:val="22"/>
+          <w:szCs w:val="22"/>
+        </w:rPr>
+        <w:t xml:space="preserve">requerir al señor [DENUNCIANTE] y a Rímac Seguros y Reaseguros S.A. para que, dentro del plazo de dos (2) días hábiles siguientes a la fecha en que reciban la notificación en sus bandejas de correo electrónico, efectúen la confirmación de recepción de la notificación remitida por este despacho a sus correos electrónicos, de conformidad con el segundo párrafo del numeral 4 del artículo 20 del Texto Único Ordenado de la Ley del Procedimiento Administrativo General, aprobado mediante Decreto Supremo 006-2026-JUS, bajo apercibimiento de rehacer el acto de notificación y notificarles conforme al numeral 1 del artículo 20 del citado cuerpo normativo.</w:t>
+      </w:r>
+      <w:r>
+        <w:rPr>
+          <w:rFonts w:ascii="Arial Narrow" w:eastAsia="Arial Narrow" w:hAnsi="Arial Narrow" w:cs="Arial Narrow"/>
+          <w:sz w:val="22"/>
+          <w:szCs w:val="22"/>
+        </w:rPr>
+        <w:t/>
+      </w:r>
+      <w:r>
+        <w:rPr>
+          <w:rFonts w:ascii="Arial Narrow" w:eastAsia="Arial Narrow" w:hAnsi="Arial Narrow" w:cs="Arial Narrow"/>
           <w:spacing w:val="-3"/>
           <w:kern w:val="0"/>
           <w14:ligatures w14:val="none"/>
           <w:sz w:val="22"/>
           <w:szCs w:val="22"/>
         </w:rPr>
-        <w:t>DÉCIMO</w:t>
-      </w:r>
-      <w:r>
-        <w:rPr>
-          <w:rFonts w:ascii="Arial Narrow" w:eastAsia="Arial Narrow" w:hAnsi="Arial Narrow" w:cs="Arial Narrow"/>
-          <w:b/>
+        <w:t/>
+      </w:r>
+      <w:r>
+        <w:rPr>
+          <w:rFonts w:ascii="Arial Narrow" w:eastAsia="Arial Narrow" w:hAnsi="Arial Narrow" w:cs="Arial Narrow"/>
           <w:spacing w:val="-3"/>
           <w:kern w:val="0"/>
           <w14:ligatures w14:val="none"/>
           <w:sz w:val="22"/>
           <w:szCs w:val="22"/>
         </w:rPr>
-        <w:t xml:space="preserve"> </w:t>
-      </w:r>
-      <w:r>
-        <w:rPr>
-          <w:rFonts w:ascii="Arial Narrow" w:eastAsia="Arial Narrow" w:hAnsi="Arial Narrow" w:cs="Arial Narrow"/>
-          <w:b/>
-          <w:bCs/>
-          <w:sz w:val="22"/>
-          <w:szCs w:val="22"/>
-        </w:rPr>
-        <w:t>PRIMERO</w:t>
-      </w:r>
-      <w:r>
-        <w:rPr>
-          <w:rFonts w:ascii="Arial Narrow" w:eastAsia="Arial Narrow" w:hAnsi="Arial Narrow" w:cs="Arial Narrow"/>
-          <w:b/>
-          <w:color w:val="000000"/>
-          <w:kern w:val="0"/>
-          <w:sz w:val="22"/>
-          <w:szCs w:val="22"/>
-          <w:lang w:eastAsia="es-PE"/>
-          <w14:ligatures w14:val="none"/>
-        </w:rPr>
-        <w:t>:</w:t>
-      </w:r>
-      <w:r>
-        <w:rPr>
-          <w:rFonts w:ascii="Arial Narrow" w:eastAsia="Arial Narrow" w:hAnsi="Arial Narrow" w:cs="Arial Narrow"/>
-          <w:color w:val="000000"/>
-          <w:kern w:val="0"/>
-          <w:sz w:val="22"/>
-          <w:szCs w:val="22"/>
-          <w:lang w:eastAsia="es-PE"/>
-          <w14:ligatures w14:val="none"/>
-        </w:rPr>
-        <w:t xml:space="preserve"> </w:t>
-      </w:r>
-      <w:r>
-        <w:rPr>
-          <w:rFonts w:ascii="Arial Narrow" w:eastAsia="Arial Narrow" w:hAnsi="Arial Narrow" w:cs="Arial Narrow"/>
-          <w:color w:val="000000"/>
-          <w:kern w:val="0"/>
-          <w:sz w:val="22"/>
-          <w:szCs w:val="22"/>
-          <w:lang w:eastAsia="es-PE"/>
-          <w14:ligatures w14:val="none"/>
-        </w:rPr>
-        <w:t xml:space="preserve">poner en conocimiento de las partes que, antes de la emisión de la Resolución Final, tienen la posibilidad de formular su desistimiento o presentar el acuerdo arribado mediante la conciliación, mediación, transacción o cualquier otro que, de forma indubitable, deje constancia que se ha solucionado la controversia materia de denuncia.</w:t>
-      </w:r>
-      <w:bookmarkStart w:id="13" w:name="h.gjdgxs" w:colFirst="0" w:colLast="0"/>
-      <w:bookmarkEnd w:id="13"/>
+        <w:t xml:space="preserve"/>
+      </w:r>
+      <w:r>
+        <w:rPr>
+          <w:rFonts w:ascii="Arial Narrow" w:eastAsia="Arial Narrow" w:hAnsi="Arial Narrow" w:cs="Arial Narrow"/>
+          <w:spacing w:val="-3"/>
+          <w:kern w:val="0"/>
+          <w14:ligatures w14:val="none"/>
+          <w:sz w:val="22"/>
+          <w:szCs w:val="22"/>
+        </w:rPr>
+        <w:t/>
+      </w:r>
+      <w:r>
+        <w:rPr>
+          <w:rFonts w:ascii="Arial Narrow" w:eastAsia="Arial Narrow" w:hAnsi="Arial Narrow" w:cs="Arial Narrow"/>
+          <w:spacing w:val="-3"/>
+          <w:kern w:val="0"/>
+          <w14:ligatures w14:val="none"/>
+          <w:sz w:val="22"/>
+          <w:szCs w:val="22"/>
+        </w:rPr>
+        <w:t xml:space="preserve"/>
+      </w:r>
+      <w:r>
+        <w:rPr>
+          <w:rFonts w:ascii="Arial Narrow" w:eastAsia="Arial Narrow" w:hAnsi="Arial Narrow" w:cs="Arial Narrow"/>
+          <w:spacing w:val="-3"/>
+          <w:kern w:val="0"/>
+          <w14:ligatures w14:val="none"/>
+          <w:sz w:val="22"/>
+          <w:szCs w:val="22"/>
+        </w:rPr>
+        <w:t xml:space="preserve"/>
+      </w:r>
+      <w:r>
+        <w:rPr>
+          <w:rFonts w:ascii="Arial Narrow" w:eastAsia="Arial Narrow" w:hAnsi="Arial Narrow" w:cs="Arial Narrow"/>
+          <w:color w:val="000000"/>
+          <w:sz w:val="22"/>
+          <w:szCs w:val="22"/>
+        </w:rPr>
+        <w:t/>
+      </w:r>
+      <w:r>
+        <w:rPr>
+          <w:rFonts w:ascii="Arial Narrow" w:eastAsia="Arial Narrow" w:hAnsi="Arial Narrow" w:cs="Arial Narrow"/>
+          <w:color w:val="000000"/>
+          <w:sz w:val="22"/>
+          <w:szCs w:val="22"/>
+        </w:rPr>
+        <w:t/>
+      </w:r>
+      <w:r>
+        <w:rPr>
+          <w:rFonts w:ascii="Arial Narrow" w:eastAsia="Arial Narrow" w:hAnsi="Arial Narrow" w:cs="Arial Narrow"/>
+          <w:color w:val="000000"/>
+          <w:sz w:val="22"/>
+          <w:szCs w:val="22"/>
+        </w:rPr>
+        <w:t xml:space="preserve"/>
+      </w:r>
+      <w:r>
+        <w:rPr>
+          <w:rFonts w:ascii="Arial Narrow" w:eastAsia="Arial Narrow" w:hAnsi="Arial Narrow" w:cs="Arial Narrow"/>
+          <w:color w:val="000000"/>
+          <w:sz w:val="22"/>
+          <w:szCs w:val="22"/>
+        </w:rPr>
+        <w:t/>
+      </w:r>
+      <w:r>
+        <w:rPr>
+          <w:rFonts w:ascii="Arial Narrow" w:eastAsia="Arial Narrow" w:hAnsi="Arial Narrow" w:cs="Arial Narrow"/>
+          <w:color w:val="000000"/>
+          <w:sz w:val="22"/>
+          <w:szCs w:val="22"/>
+        </w:rPr>
+        <w:t xml:space="preserve"/>
+      </w:r>
+      <w:r>
+        <w:rPr>
+          <w:rFonts w:ascii="Arial Narrow" w:eastAsia="Arial Narrow" w:hAnsi="Arial Narrow" w:cs="Arial Narrow"/>
+          <w:color w:val="000000"/>
+          <w:sz w:val="22"/>
+          <w:szCs w:val="22"/>
+        </w:rPr>
+        <w:t/>
+      </w:r>
+      <w:r>
+        <w:rPr>
+          <w:rFonts w:ascii="Arial Narrow" w:eastAsia="Arial Narrow" w:hAnsi="Arial Narrow" w:cs="Arial Narrow"/>
+          <w:color w:val="000000"/>
+          <w:sz w:val="22"/>
+          <w:szCs w:val="22"/>
+        </w:rPr>
+        <w:t xml:space="preserve"/>
+      </w:r>
+      <w:r>
+        <w:rPr>
+          <w:rFonts w:ascii="Arial Narrow" w:eastAsia="Arial Narrow" w:hAnsi="Arial Narrow" w:cs="Arial Narrow"/>
+          <w:color w:val="000000"/>
+          <w:sz w:val="22"/>
+          <w:szCs w:val="22"/>
+        </w:rPr>
+        <w:t/>
+      </w:r>
+      <w:r>
+        <w:rPr>
+          <w:rFonts w:ascii="Arial Narrow" w:eastAsia="Arial Narrow" w:hAnsi="Arial Narrow" w:cs="Arial Narrow"/>
+          <w:color w:val="000000"/>
+          <w:sz w:val="22"/>
+          <w:szCs w:val="22"/>
+        </w:rPr>
+        <w:t xml:space="preserve"/>
+      </w:r>
+      <w:r>
+        <w:rPr>
+          <w:rFonts w:ascii="Arial Narrow" w:eastAsia="Arial Narrow" w:hAnsi="Arial Narrow" w:cs="Arial Narrow"/>
+          <w:color w:val="000000"/>
+          <w:sz w:val="22"/>
+          <w:szCs w:val="22"/>
+        </w:rPr>
+        <w:t/>
+      </w:r>
+      <w:r>
+        <w:rPr>
+          <w:rFonts w:ascii="Arial Narrow" w:eastAsia="Arial Narrow" w:hAnsi="Arial Narrow" w:cs="Arial Narrow"/>
+          <w:color w:val="000000"/>
+          <w:sz w:val="22"/>
+          <w:szCs w:val="22"/>
+        </w:rPr>
+        <w:t xml:space="preserve"/>
+      </w:r>
+      <w:r>
+        <w:rPr>
+          <w:rFonts w:ascii="Arial Narrow" w:eastAsia="Arial Narrow" w:hAnsi="Arial Narrow" w:cs="Arial Narrow"/>
+          <w:color w:val="000000"/>
+          <w:sz w:val="22"/>
+          <w:szCs w:val="22"/>
+        </w:rPr>
+        <w:t/>
+      </w:r>
+      <w:r>
+        <w:rPr>
+          <w:rFonts w:ascii="Arial Narrow" w:eastAsia="Arial Narrow" w:hAnsi="Arial Narrow" w:cs="Arial Narrow"/>
+          <w:color w:val="000000"/>
+          <w:sz w:val="22"/>
+          <w:szCs w:val="22"/>
+        </w:rPr>
+        <w:t xml:space="preserve"/>
+      </w:r>
+      <w:r>
+        <w:rPr>
+          <w:rFonts w:ascii="Arial Narrow" w:eastAsia="Arial Narrow" w:hAnsi="Arial Narrow" w:cs="Arial Narrow"/>
+          <w:color w:val="000000"/>
+          <w:sz w:val="22"/>
+          <w:szCs w:val="22"/>
+        </w:rPr>
+        <w:t/>
+      </w:r>
+      <w:r>
+        <w:rPr>
+          <w:rFonts w:ascii="Arial Narrow" w:eastAsia="Arial Narrow" w:hAnsi="Arial Narrow" w:cs="Arial Narrow"/>
+          <w:color w:val="000000"/>
+          <w:sz w:val="22"/>
+          <w:szCs w:val="22"/>
+        </w:rPr>
+        <w:t/>
+      </w:r>
+      <w:r>
+        <w:rPr>
+          <w:rFonts w:ascii="Arial Narrow" w:eastAsia="Arial Narrow" w:hAnsi="Arial Narrow" w:cs="Arial Narrow"/>
+          <w:color w:val="000000"/>
+          <w:sz w:val="22"/>
+          <w:szCs w:val="22"/>
+        </w:rPr>
+        <w:t/>
+      </w:r>
+      <w:r>
+        <w:rPr>
+          <w:rFonts w:ascii="Arial Narrow" w:eastAsia="Arial Narrow" w:hAnsi="Arial Narrow" w:cs="Arial Narrow"/>
+          <w:color w:val="000000"/>
+          <w:sz w:val="22"/>
+          <w:szCs w:val="22"/>
+        </w:rPr>
+        <w:t xml:space="preserve"/>
+      </w:r>
+      <w:r>
+        <w:rPr>
+          <w:rStyle w:val="Refdenotaalpie"/>
+          <w:rFonts w:ascii="Arial Narrow" w:eastAsia="Arial Narrow" w:hAnsi="Arial Narrow" w:cs="Arial Narrow"/>
+          <w:sz w:val="22"/>
+          <w:szCs w:val="22"/>
+          <w:vertAlign w:val="superscript"/>
+        </w:rPr>
+        <w:footnoteReference w:id="16"/>
+      </w:r>
+      <w:r>
+        <w:rPr>
+          <w:rFonts w:ascii="Arial Narrow" w:eastAsia="Arial Narrow" w:hAnsi="Arial Narrow" w:cs="Arial Narrow"/>
+          <w:sz w:val="22"/>
+          <w:szCs w:val="22"/>
+        </w:rPr>
+        <w:t/>
+      </w:r>
+    </w:p>
+    <w:p>
+      <w:pPr>
+        <w:spacing w:before="0" w:after="0" w:line="240" w:lineRule="auto"/>
+        <w:suppressAutoHyphens/>
+        <w:jc w:val="both"/>
+        <w:rPr>
+          <w:rFonts w:ascii="Arial Narrow" w:eastAsia="Arial Narrow" w:hAnsi="Arial Narrow" w:cs="Arial Narrow"/>
+          <w:sz w:val="22"/>
+          <w:szCs w:val="22"/>
+        </w:rPr>
+      </w:pPr>
     </w:p>
     <w:p>
       <w:pPr>
@@ -7258,304 +7585,6 @@
         <w:jc w:val="both"/>
         <w:rPr>
           <w:rFonts w:ascii="Arial Narrow" w:eastAsia="Arial Narrow" w:hAnsi="Arial Narrow" w:cs="Arial Narrow"/>
-          <w:b/>
-          <w:bCs/>
-          <w:sz w:val="22"/>
-          <w:szCs w:val="22"/>
-        </w:rPr>
-      </w:pPr>
-    </w:p>
-    <w:p>
-      <w:pPr>
-        <w:suppressAutoHyphens/>
-        <w:spacing w:after="0" w:line="240" w:lineRule="auto"/>
-        <w:jc w:val="both"/>
-        <w:rPr>
-          <w:rFonts w:ascii="Arial Narrow" w:eastAsia="Arial Narrow" w:hAnsi="Arial Narrow" w:cs="Arial Narrow"/>
-          <w:sz w:val="22"/>
-          <w:szCs w:val="22"/>
-        </w:rPr>
-      </w:pPr>
-      <w:r>
-        <w:rPr>
-          <w:rFonts w:ascii="Arial Narrow" w:eastAsia="Arial Narrow" w:hAnsi="Arial Narrow" w:cs="Arial Narrow"/>
-          <w:b/>
-          <w:bCs/>
-          <w:sz w:val="22"/>
-          <w:szCs w:val="22"/>
-        </w:rPr>
-        <w:t xml:space="preserve">DÉCIMO SEGUNDO:</w:t>
-      </w:r>
-      <w:r>
-        <w:rPr>
-          <w:rFonts w:ascii="Arial Narrow" w:eastAsia="Arial Narrow" w:hAnsi="Arial Narrow" w:cs="Arial Narrow"/>
-          <w:sz w:val="22"/>
-          <w:szCs w:val="22"/>
-        </w:rPr>
-        <w:t xml:space="preserve"> </w:t>
-      </w:r>
-      <w:r>
-        <w:rPr>
-          <w:rFonts w:ascii="Arial Narrow" w:eastAsia="Arial Narrow" w:hAnsi="Arial Narrow" w:cs="Arial Narrow"/>
-          <w:sz w:val="22"/>
-          <w:szCs w:val="22"/>
-        </w:rPr>
-        <w:t xml:space="preserve">requerir al señor [DENUNCIANTE] y a Rímac Seguros y Reaseguros S.A. para que, dentro del plazo de dos (2) días hábiles siguientes a la fecha en que reciban la notificación en sus bandejas de correo electrónico, efectúen la confirmación de recepción de la notificación remitida por este despacho a sus correos electrónicos, de conformidad con el segundo párrafo del numeral 4 del artículo 20 del Texto Único Ordenado de la Ley del Procedimiento Administrativo General, aprobado mediante Decreto Supremo 006-2026-JUS, bajo apercibimiento de rehacer el acto de notificación y notificarles conforme al numeral 1 del artículo 20 del citado cuerpo normativo.</w:t>
-      </w:r>
-      <w:r>
-        <w:rPr>
-          <w:rFonts w:ascii="Arial Narrow" w:eastAsia="Arial Narrow" w:hAnsi="Arial Narrow" w:cs="Arial Narrow"/>
-          <w:sz w:val="22"/>
-          <w:szCs w:val="22"/>
-        </w:rPr>
-        <w:t/>
-      </w:r>
-      <w:r>
-        <w:rPr>
-          <w:rFonts w:ascii="Arial Narrow" w:eastAsia="Arial Narrow" w:hAnsi="Arial Narrow" w:cs="Arial Narrow"/>
-          <w:spacing w:val="-3"/>
-          <w:kern w:val="0"/>
-          <w14:ligatures w14:val="none"/>
-          <w:sz w:val="22"/>
-          <w:szCs w:val="22"/>
-        </w:rPr>
-        <w:t/>
-      </w:r>
-      <w:r>
-        <w:rPr>
-          <w:rFonts w:ascii="Arial Narrow" w:eastAsia="Arial Narrow" w:hAnsi="Arial Narrow" w:cs="Arial Narrow"/>
-          <w:spacing w:val="-3"/>
-          <w:kern w:val="0"/>
-          <w14:ligatures w14:val="none"/>
-          <w:sz w:val="22"/>
-          <w:szCs w:val="22"/>
-        </w:rPr>
-        <w:t xml:space="preserve"/>
-      </w:r>
-      <w:r>
-        <w:rPr>
-          <w:rFonts w:ascii="Arial Narrow" w:eastAsia="Arial Narrow" w:hAnsi="Arial Narrow" w:cs="Arial Narrow"/>
-          <w:spacing w:val="-3"/>
-          <w:kern w:val="0"/>
-          <w14:ligatures w14:val="none"/>
-          <w:sz w:val="22"/>
-          <w:szCs w:val="22"/>
-        </w:rPr>
-        <w:t/>
-      </w:r>
-      <w:r>
-        <w:rPr>
-          <w:rFonts w:ascii="Arial Narrow" w:eastAsia="Arial Narrow" w:hAnsi="Arial Narrow" w:cs="Arial Narrow"/>
-          <w:spacing w:val="-3"/>
-          <w:kern w:val="0"/>
-          <w14:ligatures w14:val="none"/>
-          <w:sz w:val="22"/>
-          <w:szCs w:val="22"/>
-        </w:rPr>
-        <w:t xml:space="preserve"/>
-      </w:r>
-      <w:r>
-        <w:rPr>
-          <w:rFonts w:ascii="Arial Narrow" w:eastAsia="Arial Narrow" w:hAnsi="Arial Narrow" w:cs="Arial Narrow"/>
-          <w:spacing w:val="-3"/>
-          <w:kern w:val="0"/>
-          <w14:ligatures w14:val="none"/>
-          <w:sz w:val="22"/>
-          <w:szCs w:val="22"/>
-        </w:rPr>
-        <w:t xml:space="preserve"/>
-      </w:r>
-      <w:r>
-        <w:rPr>
-          <w:rFonts w:ascii="Arial Narrow" w:eastAsia="Arial Narrow" w:hAnsi="Arial Narrow" w:cs="Arial Narrow"/>
-          <w:color w:val="000000"/>
-          <w:sz w:val="22"/>
-          <w:szCs w:val="22"/>
-        </w:rPr>
-        <w:t/>
-      </w:r>
-      <w:r>
-        <w:rPr>
-          <w:rFonts w:ascii="Arial Narrow" w:eastAsia="Arial Narrow" w:hAnsi="Arial Narrow" w:cs="Arial Narrow"/>
-          <w:color w:val="000000"/>
-          <w:sz w:val="22"/>
-          <w:szCs w:val="22"/>
-        </w:rPr>
-        <w:t/>
-      </w:r>
-      <w:r>
-        <w:rPr>
-          <w:rFonts w:ascii="Arial Narrow" w:eastAsia="Arial Narrow" w:hAnsi="Arial Narrow" w:cs="Arial Narrow"/>
-          <w:color w:val="000000"/>
-          <w:sz w:val="22"/>
-          <w:szCs w:val="22"/>
-        </w:rPr>
-        <w:t xml:space="preserve"/>
-      </w:r>
-      <w:r>
-        <w:rPr>
-          <w:rFonts w:ascii="Arial Narrow" w:eastAsia="Arial Narrow" w:hAnsi="Arial Narrow" w:cs="Arial Narrow"/>
-          <w:color w:val="000000"/>
-          <w:sz w:val="22"/>
-          <w:szCs w:val="22"/>
-        </w:rPr>
-        <w:t/>
-      </w:r>
-      <w:r>
-        <w:rPr>
-          <w:rFonts w:ascii="Arial Narrow" w:eastAsia="Arial Narrow" w:hAnsi="Arial Narrow" w:cs="Arial Narrow"/>
-          <w:color w:val="000000"/>
-          <w:sz w:val="22"/>
-          <w:szCs w:val="22"/>
-        </w:rPr>
-        <w:t xml:space="preserve"/>
-      </w:r>
-      <w:r>
-        <w:rPr>
-          <w:rFonts w:ascii="Arial Narrow" w:eastAsia="Arial Narrow" w:hAnsi="Arial Narrow" w:cs="Arial Narrow"/>
-          <w:color w:val="000000"/>
-          <w:sz w:val="22"/>
-          <w:szCs w:val="22"/>
-        </w:rPr>
-        <w:t/>
-      </w:r>
-      <w:r>
-        <w:rPr>
-          <w:rFonts w:ascii="Arial Narrow" w:eastAsia="Arial Narrow" w:hAnsi="Arial Narrow" w:cs="Arial Narrow"/>
-          <w:color w:val="000000"/>
-          <w:sz w:val="22"/>
-          <w:szCs w:val="22"/>
-        </w:rPr>
-        <w:t xml:space="preserve"/>
-      </w:r>
-      <w:r>
-        <w:rPr>
-          <w:rFonts w:ascii="Arial Narrow" w:eastAsia="Arial Narrow" w:hAnsi="Arial Narrow" w:cs="Arial Narrow"/>
-          <w:color w:val="000000"/>
-          <w:sz w:val="22"/>
-          <w:szCs w:val="22"/>
-        </w:rPr>
-        <w:t/>
-      </w:r>
-      <w:r>
-        <w:rPr>
-          <w:rFonts w:ascii="Arial Narrow" w:eastAsia="Arial Narrow" w:hAnsi="Arial Narrow" w:cs="Arial Narrow"/>
-          <w:color w:val="000000"/>
-          <w:sz w:val="22"/>
-          <w:szCs w:val="22"/>
-        </w:rPr>
-        <w:t xml:space="preserve"/>
-      </w:r>
-      <w:r>
-        <w:rPr>
-          <w:rFonts w:ascii="Arial Narrow" w:eastAsia="Arial Narrow" w:hAnsi="Arial Narrow" w:cs="Arial Narrow"/>
-          <w:color w:val="000000"/>
-          <w:sz w:val="22"/>
-          <w:szCs w:val="22"/>
-        </w:rPr>
-        <w:t/>
-      </w:r>
-      <w:r>
-        <w:rPr>
-          <w:rFonts w:ascii="Arial Narrow" w:eastAsia="Arial Narrow" w:hAnsi="Arial Narrow" w:cs="Arial Narrow"/>
-          <w:color w:val="000000"/>
-          <w:sz w:val="22"/>
-          <w:szCs w:val="22"/>
-        </w:rPr>
-        <w:t xml:space="preserve"/>
-      </w:r>
-      <w:r>
-        <w:rPr>
-          <w:rFonts w:ascii="Arial Narrow" w:eastAsia="Arial Narrow" w:hAnsi="Arial Narrow" w:cs="Arial Narrow"/>
-          <w:color w:val="000000"/>
-          <w:sz w:val="22"/>
-          <w:szCs w:val="22"/>
-        </w:rPr>
-        <w:t/>
-      </w:r>
-      <w:r>
-        <w:rPr>
-          <w:rFonts w:ascii="Arial Narrow" w:eastAsia="Arial Narrow" w:hAnsi="Arial Narrow" w:cs="Arial Narrow"/>
-          <w:color w:val="000000"/>
-          <w:sz w:val="22"/>
-          <w:szCs w:val="22"/>
-        </w:rPr>
-        <w:t xml:space="preserve"/>
-      </w:r>
-      <w:r>
-        <w:rPr>
-          <w:rFonts w:ascii="Arial Narrow" w:eastAsia="Arial Narrow" w:hAnsi="Arial Narrow" w:cs="Arial Narrow"/>
-          <w:color w:val="000000"/>
-          <w:sz w:val="22"/>
-          <w:szCs w:val="22"/>
-        </w:rPr>
-        <w:t/>
-      </w:r>
-      <w:r>
-        <w:rPr>
-          <w:rFonts w:ascii="Arial Narrow" w:eastAsia="Arial Narrow" w:hAnsi="Arial Narrow" w:cs="Arial Narrow"/>
-          <w:color w:val="000000"/>
-          <w:sz w:val="22"/>
-          <w:szCs w:val="22"/>
-        </w:rPr>
-        <w:t/>
-      </w:r>
-      <w:r>
-        <w:rPr>
-          <w:rFonts w:ascii="Arial Narrow" w:eastAsia="Arial Narrow" w:hAnsi="Arial Narrow" w:cs="Arial Narrow"/>
-          <w:color w:val="000000"/>
-          <w:sz w:val="22"/>
-          <w:szCs w:val="22"/>
-        </w:rPr>
-        <w:t/>
-      </w:r>
-      <w:r>
-        <w:rPr>
-          <w:rFonts w:ascii="Arial Narrow" w:eastAsia="Arial Narrow" w:hAnsi="Arial Narrow" w:cs="Arial Narrow"/>
-          <w:color w:val="000000"/>
-          <w:sz w:val="22"/>
-          <w:szCs w:val="22"/>
-        </w:rPr>
-        <w:t xml:space="preserve"/>
-      </w:r>
-      <w:r>
-        <w:rPr>
-          <w:rStyle w:val="Refdenotaalpie"/>
-          <w:rFonts w:ascii="Arial Narrow" w:eastAsia="Arial Narrow" w:hAnsi="Arial Narrow" w:cs="Arial Narrow"/>
-          <w:sz w:val="22"/>
-          <w:szCs w:val="22"/>
-          <w:vertAlign w:val="superscript"/>
-        </w:rPr>
-        <w:footnoteReference w:id="16"/>
-      </w:r>
-      <w:r>
-        <w:rPr>
-          <w:rFonts w:ascii="Arial Narrow" w:eastAsia="Arial Narrow" w:hAnsi="Arial Narrow" w:cs="Arial Narrow"/>
-          <w:sz w:val="22"/>
-          <w:szCs w:val="22"/>
-        </w:rPr>
-        <w:t/>
-      </w:r>
-    </w:p>
-    <w:p>
-      <w:pPr>
-        <w:suppressAutoHyphens/>
-        <w:spacing w:after="0" w:line="240" w:lineRule="auto"/>
-        <w:jc w:val="both"/>
-        <w:rPr>
-          <w:rFonts w:ascii="Arial Narrow" w:eastAsia="Arial Narrow" w:hAnsi="Arial Narrow" w:cs="Arial Narrow"/>
-          <w:sz w:val="22"/>
-          <w:szCs w:val="22"/>
-        </w:rPr>
-      </w:pPr>
-    </w:p>
-    <w:p>
-      <w:pPr>
-        <w:suppressAutoHyphens/>
-        <w:spacing w:after="0" w:line="240" w:lineRule="auto"/>
-        <w:jc w:val="both"/>
-        <w:rPr>
-          <w:rFonts w:ascii="Arial Narrow" w:eastAsia="Arial Narrow" w:hAnsi="Arial Narrow" w:cs="Arial Narrow"/>
           <w:sz w:val="22"/>
           <w:szCs w:val="22"/>
         </w:rPr>
@@ -7664,8 +7693,8 @@
     </w:p>
     <w:p>
       <w:pPr>
+        <w:spacing w:before="0" w:after="0" w:line="240" w:lineRule="auto"/>
         <w:suppressAutoHyphens/>
-        <w:spacing w:after="0" w:line="240" w:lineRule="auto"/>
         <w:jc w:val="both"/>
         <w:rPr>
           <w:rFonts w:ascii="Arial Narrow" w:eastAsia="Arial Narrow" w:hAnsi="Arial Narrow" w:cs="Arial Narrow"/>
@@ -8159,34 +8188,23 @@
           <w:sz w:val="16"/>
           <w:szCs w:val="16"/>
         </w:rPr>
+        <w:t xml:space="preserve"/>
+      </w:r>
+      <w:r>
+        <w:rPr>
+          <w:rFonts w:ascii="Arial Narrow" w:eastAsia="Arial Narrow" w:hAnsi="Arial Narrow" w:cs="Arial Narrow"/>
+          <w:sz w:val="16"/>
+          <w:szCs w:val="16"/>
+        </w:rPr>
+      </w:r>
+      <w:r>
+        <w:rPr>
+          <w:rFonts w:ascii="Arial Narrow" w:eastAsia="Arial Narrow" w:hAnsi="Arial Narrow" w:cs="Arial Narrow"/>
+          <w:sz w:val="16"/>
+          <w:szCs w:val="16"/>
+        </w:rPr>
         <w:tab/>
-        <w:t xml:space="preserve"/>
-      </w:r>
-      <w:r>
-        <w:rPr>
-          <w:rFonts w:ascii="Arial Narrow" w:eastAsia="Arial Narrow" w:hAnsi="Arial Narrow" w:cs="Arial Narrow"/>
-          <w:sz w:val="16"/>
-          <w:szCs w:val="16"/>
-        </w:rPr>
-        <w:tab/>
-        <w:t>Publicado</w:t>
-      </w:r>
-      <w:r>
-        <w:rPr>
-          <w:rFonts w:ascii="Arial Narrow" w:eastAsia="Arial Narrow" w:hAnsi="Arial Narrow" w:cs="Arial Narrow"/>
-          <w:b/>
-          <w:sz w:val="16"/>
-          <w:szCs w:val="16"/>
-        </w:rPr>
-        <w:t xml:space="preserve"> </w:t>
-      </w:r>
-      <w:r>
-        <w:rPr>
-          <w:rFonts w:ascii="Arial Narrow" w:eastAsia="Arial Narrow" w:hAnsi="Arial Narrow" w:cs="Arial Narrow"/>
-          <w:sz w:val="16"/>
-          <w:szCs w:val="16"/>
-        </w:rPr>
-        <w:t xml:space="preserve">el 2 de setiembre de 2010 en el Diario Oficial El Peruano, vigente desde el 2 de octubre de 2010 y modificado por Decreto Legislativo 1308.</w:t>
+        <w:t xml:space="preserve">Denuncia remitida a esta Comisión mediante DOCUMENTO DE TRASLADO 125-2026-PS1/INDECOPI de fecha 7 de mayo de 2026, recibida el 13 de mayo de 2026.</w:t>
       </w:r>
     </w:p>
     <w:p>
@@ -8233,24 +8251,33 @@
           <w:sz w:val="16"/>
           <w:szCs w:val="16"/>
         </w:rPr>
+        <w:t xml:space="preserve"/>
+      </w:r>
+      <w:r>
+        <w:rPr>
+          <w:rFonts w:ascii="Arial Narrow" w:eastAsia="Arial Narrow" w:hAnsi="Arial Narrow" w:cs="Arial Narrow"/>
+          <w:sz w:val="16"/>
+          <w:szCs w:val="16"/>
+        </w:rPr>
         <w:tab/>
-        <w:t xml:space="preserve"/>
-      </w:r>
-      <w:r>
-        <w:rPr>
-          <w:rFonts w:ascii="Arial Narrow" w:eastAsia="Arial Narrow" w:hAnsi="Arial Narrow" w:cs="Arial Narrow"/>
-          <w:sz w:val="16"/>
-          <w:szCs w:val="16"/>
-        </w:rPr>
-        <w:tab/>
-      </w:r>
-      <w:r>
-        <w:rPr>
-          <w:rFonts w:ascii="Arial Narrow" w:eastAsia="Arial Narrow" w:hAnsi="Arial Narrow" w:cs="Arial Narrow"/>
-          <w:sz w:val="16"/>
-          <w:szCs w:val="16"/>
-        </w:rPr>
-        <w:t xml:space="preserve">Denuncia remitida a esta Comisión mediante DOCUMENTO DE TRASLADO 125-2026-PS1/INDECOPI de fecha 7 de mayo de 2026, recibida el 13 de mayo de 2026.</w:t>
+        <w:t>Publicado</w:t>
+      </w:r>
+      <w:r>
+        <w:rPr>
+          <w:rFonts w:ascii="Arial Narrow" w:eastAsia="Arial Narrow" w:hAnsi="Arial Narrow" w:cs="Arial Narrow"/>
+          <w:b/>
+          <w:sz w:val="16"/>
+          <w:szCs w:val="16"/>
+        </w:rPr>
+        <w:t xml:space="preserve"> </w:t>
+      </w:r>
+      <w:r>
+        <w:rPr>
+          <w:rFonts w:ascii="Arial Narrow" w:eastAsia="Arial Narrow" w:hAnsi="Arial Narrow" w:cs="Arial Narrow"/>
+          <w:sz w:val="16"/>
+          <w:szCs w:val="16"/>
+        </w:rPr>
+        <w:t xml:space="preserve">el 2 de setiembre de 2010 en el Diario Oficial El Peruano, vigente desde el 2 de octubre de 2010 y modificado por Decreto Legislativo 1308.</w:t>
       </w:r>
     </w:p>
     <w:p>
@@ -8299,25 +8326,24 @@
           <w:sz w:val="16"/>
           <w:szCs w:val="16"/>
         </w:rPr>
+        <w:t xml:space="preserve"/>
+      </w:r>
+      <w:r>
+        <w:rPr>
+          <w:rFonts w:ascii="Arial Narrow" w:eastAsia="Arial Narrow" w:hAnsi="Arial Narrow" w:cs="Arial Narrow"/>
+          <w:sz w:val="16"/>
+          <w:szCs w:val="16"/>
+        </w:rPr>
+      </w:r>
+      <w:r>
+        <w:rPr>
+          <w:rFonts w:ascii="Arial Narrow" w:eastAsia="Arial Narrow" w:hAnsi="Arial Narrow" w:cs="Arial Narrow"/>
+          <w:b/>
+          <w:bCs/>
+          <w:sz w:val="16"/>
+          <w:szCs w:val="16"/>
+        </w:rPr>
         <w:tab/>
-        <w:t xml:space="preserve"/>
-      </w:r>
-      <w:r>
-        <w:rPr>
-          <w:rFonts w:ascii="Arial Narrow" w:eastAsia="Arial Narrow" w:hAnsi="Arial Narrow" w:cs="Arial Narrow"/>
-          <w:sz w:val="16"/>
-          <w:szCs w:val="16"/>
-        </w:rPr>
-        <w:tab/>
-      </w:r>
-      <w:r>
-        <w:rPr>
-          <w:rFonts w:ascii="Arial Narrow" w:eastAsia="Arial Narrow" w:hAnsi="Arial Narrow" w:cs="Arial Narrow"/>
-          <w:b/>
-          <w:bCs/>
-          <w:sz w:val="16"/>
-          <w:szCs w:val="16"/>
-        </w:rPr>
         <w:t>LEY 29571, CÓDIGO DE PROTECCIÓN Y DEFENSA DEL CONSUMIDOR, publicado el 2 de setiembre de 2010 y modificado por Decreto Legislativo 1308</w:t>
       </w:r>
     </w:p>
@@ -8582,25 +8608,24 @@
           <w:sz w:val="16"/>
           <w:szCs w:val="16"/>
         </w:rPr>
+        <w:t xml:space="preserve"/>
+      </w:r>
+      <w:r>
+        <w:rPr>
+          <w:rFonts w:ascii="Arial Narrow" w:eastAsia="Arial Narrow" w:hAnsi="Arial Narrow" w:cs="Arial Narrow"/>
+          <w:sz w:val="16"/>
+          <w:szCs w:val="16"/>
+        </w:rPr>
+      </w:r>
+      <w:r>
+        <w:rPr>
+          <w:rFonts w:ascii="Arial Narrow" w:eastAsia="Arial Narrow" w:hAnsi="Arial Narrow" w:cs="Arial Narrow"/>
+          <w:b/>
+          <w:bCs/>
+          <w:sz w:val="16"/>
+          <w:szCs w:val="16"/>
+        </w:rPr>
         <w:tab/>
-        <w:t xml:space="preserve"/>
-      </w:r>
-      <w:r>
-        <w:rPr>
-          <w:rFonts w:ascii="Arial Narrow" w:eastAsia="Arial Narrow" w:hAnsi="Arial Narrow" w:cs="Arial Narrow"/>
-          <w:sz w:val="16"/>
-          <w:szCs w:val="16"/>
-        </w:rPr>
-        <w:tab/>
-      </w:r>
-      <w:r>
-        <w:rPr>
-          <w:rFonts w:ascii="Arial Narrow" w:eastAsia="Arial Narrow" w:hAnsi="Arial Narrow" w:cs="Arial Narrow"/>
-          <w:b/>
-          <w:bCs/>
-          <w:sz w:val="16"/>
-          <w:szCs w:val="16"/>
-        </w:rPr>
         <w:t>LEY 29571, CÓDIGO DE PROTECCIÓN Y DEFENSA DEL CONSUMIDOR, publicado el 2 de setiembre de 2010 y modificado por Decreto Legislativo 1308</w:t>
       </w:r>
     </w:p>
@@ -8761,25 +8786,24 @@
           <w:sz w:val="16"/>
           <w:szCs w:val="16"/>
         </w:rPr>
+        <w:t xml:space="preserve"/>
+      </w:r>
+      <w:r>
+        <w:rPr>
+          <w:rFonts w:ascii="Arial Narrow" w:eastAsia="Arial Narrow" w:hAnsi="Arial Narrow" w:cs="Arial Narrow"/>
+          <w:sz w:val="16"/>
+          <w:szCs w:val="16"/>
+        </w:rPr>
+      </w:r>
+      <w:r>
+        <w:rPr>
+          <w:rFonts w:ascii="Arial Narrow" w:eastAsia="Arial Narrow" w:hAnsi="Arial Narrow" w:cs="Arial Narrow"/>
+          <w:b/>
+          <w:bCs/>
+          <w:sz w:val="16"/>
+          <w:szCs w:val="16"/>
+        </w:rPr>
         <w:tab/>
-        <w:t xml:space="preserve"/>
-      </w:r>
-      <w:r>
-        <w:rPr>
-          <w:rFonts w:ascii="Arial Narrow" w:eastAsia="Arial Narrow" w:hAnsi="Arial Narrow" w:cs="Arial Narrow"/>
-          <w:sz w:val="16"/>
-          <w:szCs w:val="16"/>
-        </w:rPr>
-        <w:tab/>
-      </w:r>
-      <w:r>
-        <w:rPr>
-          <w:rFonts w:ascii="Arial Narrow" w:eastAsia="Arial Narrow" w:hAnsi="Arial Narrow" w:cs="Arial Narrow"/>
-          <w:b/>
-          <w:bCs/>
-          <w:sz w:val="16"/>
-          <w:szCs w:val="16"/>
-        </w:rPr>
         <w:t>LEY 29571, CÓDIGO DE PROTECCIÓN Y DEFENSA DEL CONSUMIDOR, publicado el 2 de setiembre de 2010 y modificado por Decreto Legislativo 1308</w:t>
       </w:r>
     </w:p>
@@ -8944,25 +8968,24 @@
           <w:sz w:val="16"/>
           <w:szCs w:val="16"/>
         </w:rPr>
+        <w:t xml:space="preserve"/>
+      </w:r>
+      <w:r>
+        <w:rPr>
+          <w:rFonts w:ascii="Arial Narrow" w:eastAsia="Arial Narrow" w:hAnsi="Arial Narrow" w:cs="Arial Narrow"/>
+          <w:sz w:val="16"/>
+          <w:szCs w:val="16"/>
+        </w:rPr>
+      </w:r>
+      <w:r>
+        <w:rPr>
+          <w:rFonts w:ascii="Arial Narrow" w:eastAsia="Arial Narrow" w:hAnsi="Arial Narrow" w:cs="Arial Narrow"/>
+          <w:b/>
+          <w:bCs/>
+          <w:sz w:val="16"/>
+          <w:szCs w:val="16"/>
+        </w:rPr>
         <w:tab/>
-        <w:t xml:space="preserve"/>
-      </w:r>
-      <w:r>
-        <w:rPr>
-          <w:rFonts w:ascii="Arial Narrow" w:eastAsia="Arial Narrow" w:hAnsi="Arial Narrow" w:cs="Arial Narrow"/>
-          <w:sz w:val="16"/>
-          <w:szCs w:val="16"/>
-        </w:rPr>
-        <w:tab/>
-      </w:r>
-      <w:r>
-        <w:rPr>
-          <w:rFonts w:ascii="Arial Narrow" w:eastAsia="Arial Narrow" w:hAnsi="Arial Narrow" w:cs="Arial Narrow"/>
-          <w:b/>
-          <w:bCs/>
-          <w:sz w:val="16"/>
-          <w:szCs w:val="16"/>
-        </w:rPr>
         <w:t>LEY 29571, CÓDIGO DE PROTECCIÓN Y DEFENSA DEL CONSUMIDOR, publicado el 2 de setiembre de 2010 y modificado por Decreto Legislativo 1308</w:t>
       </w:r>
     </w:p>
@@ -9241,25 +9264,24 @@
           <w:sz w:val="16"/>
           <w:szCs w:val="16"/>
         </w:rPr>
+        <w:t xml:space="preserve"/>
+      </w:r>
+      <w:r>
+        <w:rPr>
+          <w:rFonts w:ascii="Arial Narrow" w:eastAsia="Arial Narrow" w:hAnsi="Arial Narrow" w:cs="Arial Narrow"/>
+          <w:sz w:val="16"/>
+          <w:szCs w:val="16"/>
+        </w:rPr>
+      </w:r>
+      <w:r>
+        <w:rPr>
+          <w:rFonts w:ascii="Arial Narrow" w:eastAsia="Arial Narrow" w:hAnsi="Arial Narrow" w:cs="Arial Narrow"/>
+          <w:b/>
+          <w:bCs/>
+          <w:sz w:val="16"/>
+          <w:szCs w:val="16"/>
+        </w:rPr>
         <w:tab/>
-        <w:t xml:space="preserve"/>
-      </w:r>
-      <w:r>
-        <w:rPr>
-          <w:rFonts w:ascii="Arial Narrow" w:eastAsia="Arial Narrow" w:hAnsi="Arial Narrow" w:cs="Arial Narrow"/>
-          <w:sz w:val="16"/>
-          <w:szCs w:val="16"/>
-        </w:rPr>
-        <w:tab/>
-      </w:r>
-      <w:r>
-        <w:rPr>
-          <w:rFonts w:ascii="Arial Narrow" w:eastAsia="Arial Narrow" w:hAnsi="Arial Narrow" w:cs="Arial Narrow"/>
-          <w:b/>
-          <w:bCs/>
-          <w:sz w:val="16"/>
-          <w:szCs w:val="16"/>
-        </w:rPr>
         <w:t>LEY SOBRE FACULTADES, NORMAS Y ORGANIZACIÓN DEL INDECOPI, APROBADA POR DECRETO LEGISLATIVO 807 Artículo 24.-</w:t>
       </w:r>
       <w:r>
@@ -9411,7 +9433,6 @@
           <w:sz w:val="16"/>
           <w:szCs w:val="16"/>
         </w:rPr>
-        <w:tab/>
         <w:t xml:space="preserve"/>
       </w:r>
       <w:r>
@@ -9468,24 +9489,23 @@
           <w:sz w:val="16"/>
           <w:szCs w:val="16"/>
         </w:rPr>
+        <w:t xml:space="preserve"/>
+      </w:r>
+      <w:r>
+        <w:rPr>
+          <w:rFonts w:ascii="Arial Narrow" w:eastAsia="Arial Narrow" w:hAnsi="Arial Narrow" w:cs="Arial Narrow"/>
+          <w:sz w:val="16"/>
+          <w:szCs w:val="16"/>
+        </w:rPr>
+      </w:r>
+      <w:r>
+        <w:rPr>
+          <w:rFonts w:ascii="Arial Narrow" w:eastAsia="Arial Narrow" w:hAnsi="Arial Narrow" w:cs="Arial Narrow"/>
+          <w:b/>
+          <w:sz w:val="16"/>
+          <w:szCs w:val="16"/>
+        </w:rPr>
         <w:tab/>
-        <w:t xml:space="preserve"/>
-      </w:r>
-      <w:r>
-        <w:rPr>
-          <w:rFonts w:ascii="Arial Narrow" w:eastAsia="Arial Narrow" w:hAnsi="Arial Narrow" w:cs="Arial Narrow"/>
-          <w:sz w:val="16"/>
-          <w:szCs w:val="16"/>
-        </w:rPr>
-        <w:tab/>
-      </w:r>
-      <w:r>
-        <w:rPr>
-          <w:rFonts w:ascii="Arial Narrow" w:eastAsia="Arial Narrow" w:hAnsi="Arial Narrow" w:cs="Arial Narrow"/>
-          <w:b/>
-          <w:sz w:val="16"/>
-          <w:szCs w:val="16"/>
-        </w:rPr>
         <w:t>LEY</w:t>
       </w:r>
       <w:r>
@@ -9880,32 +9900,31 @@
           <w:szCs w:val="16"/>
           <w:vertAlign w:val="superscript"/>
         </w:rPr>
+        <w:t xml:space="preserve"/>
+      </w:r>
+      <w:r>
+        <w:rPr>
+          <w:rFonts w:ascii="Arial Narrow" w:eastAsia="Arial Narrow" w:hAnsi="Arial Narrow" w:cs="Arial Narrow"/>
+          <w:sz w:val="16"/>
+          <w:szCs w:val="16"/>
+        </w:rPr>
+        <w:t xml:space="preserve"/>
+      </w:r>
+      <w:r>
+        <w:rPr>
+          <w:rFonts w:ascii="Arial Narrow" w:eastAsia="Arial Narrow" w:hAnsi="Arial Narrow" w:cs="Arial Narrow"/>
+          <w:sz w:val="16"/>
+          <w:szCs w:val="16"/>
+        </w:rPr>
+      </w:r>
+      <w:r>
+        <w:rPr>
+          <w:rFonts w:ascii="Arial Narrow" w:eastAsia="Arial Narrow" w:hAnsi="Arial Narrow" w:cs="Arial Narrow"/>
+          <w:b/>
+          <w:sz w:val="16"/>
+          <w:szCs w:val="16"/>
+        </w:rPr>
         <w:tab/>
-        <w:t xml:space="preserve"/>
-      </w:r>
-      <w:r>
-        <w:rPr>
-          <w:rFonts w:ascii="Arial Narrow" w:eastAsia="Arial Narrow" w:hAnsi="Arial Narrow" w:cs="Arial Narrow"/>
-          <w:sz w:val="16"/>
-          <w:szCs w:val="16"/>
-        </w:rPr>
-        <w:t xml:space="preserve"> </w:t>
-      </w:r>
-      <w:r>
-        <w:rPr>
-          <w:rFonts w:ascii="Arial Narrow" w:eastAsia="Arial Narrow" w:hAnsi="Arial Narrow" w:cs="Arial Narrow"/>
-          <w:sz w:val="16"/>
-          <w:szCs w:val="16"/>
-        </w:rPr>
-        <w:tab/>
-      </w:r>
-      <w:r>
-        <w:rPr>
-          <w:rFonts w:ascii="Arial Narrow" w:eastAsia="Arial Narrow" w:hAnsi="Arial Narrow" w:cs="Arial Narrow"/>
-          <w:b/>
-          <w:sz w:val="16"/>
-          <w:szCs w:val="16"/>
-        </w:rPr>
         <w:t>LEY 29571</w:t>
       </w:r>
       <w:r>
@@ -10117,25 +10136,24 @@
           <w:sz w:val="16"/>
           <w:szCs w:val="16"/>
         </w:rPr>
+        <w:t xml:space="preserve"/>
+      </w:r>
+      <w:r>
+        <w:rPr>
+          <w:rFonts w:ascii="Arial Narrow" w:eastAsia="Arial Narrow" w:hAnsi="Arial Narrow" w:cs="Arial Narrow"/>
+          <w:sz w:val="16"/>
+          <w:szCs w:val="16"/>
+        </w:rPr>
+      </w:r>
+      <w:r>
+        <w:rPr>
+          <w:rFonts w:ascii="Arial Narrow" w:eastAsia="Arial Narrow" w:hAnsi="Arial Narrow" w:cs="Arial Narrow"/>
+          <w:b/>
+          <w:bCs/>
+          <w:sz w:val="16"/>
+          <w:szCs w:val="16"/>
+        </w:rPr>
         <w:tab/>
-        <w:t xml:space="preserve"/>
-      </w:r>
-      <w:r>
-        <w:rPr>
-          <w:rFonts w:ascii="Arial Narrow" w:eastAsia="Arial Narrow" w:hAnsi="Arial Narrow" w:cs="Arial Narrow"/>
-          <w:sz w:val="16"/>
-          <w:szCs w:val="16"/>
-        </w:rPr>
-        <w:tab/>
-      </w:r>
-      <w:r>
-        <w:rPr>
-          <w:rFonts w:ascii="Arial Narrow" w:eastAsia="Arial Narrow" w:hAnsi="Arial Narrow" w:cs="Arial Narrow"/>
-          <w:b/>
-          <w:bCs/>
-          <w:sz w:val="16"/>
-          <w:szCs w:val="16"/>
-        </w:rPr>
         <w:t>LEY 29571, CÓDIGO DE PROTECCIÓN Y DEFENSA DEL CONSUMIDOR, publicado el 2 de setiembre de 2010 y modificado por Decreto Legislativo 1308</w:t>
       </w:r>
     </w:p>
@@ -10878,24 +10896,23 @@
           <w:sz w:val="16"/>
           <w:szCs w:val="16"/>
         </w:rPr>
+        <w:t xml:space="preserve"/>
+      </w:r>
+      <w:r>
+        <w:rPr>
+          <w:rFonts w:ascii="Arial Narrow" w:eastAsia="Arial Narrow" w:hAnsi="Arial Narrow" w:cs="Arial Narrow"/>
+          <w:sz w:val="16"/>
+          <w:szCs w:val="16"/>
+        </w:rPr>
+      </w:r>
+      <w:r>
+        <w:rPr>
+          <w:rFonts w:ascii="Arial Narrow" w:eastAsia="Arial Narrow" w:hAnsi="Arial Narrow" w:cs="Arial Narrow"/>
+          <w:b/>
+          <w:sz w:val="16"/>
+          <w:szCs w:val="16"/>
+        </w:rPr>
         <w:tab/>
-        <w:t xml:space="preserve"/>
-      </w:r>
-      <w:r>
-        <w:rPr>
-          <w:rFonts w:ascii="Arial Narrow" w:eastAsia="Arial Narrow" w:hAnsi="Arial Narrow" w:cs="Arial Narrow"/>
-          <w:sz w:val="16"/>
-          <w:szCs w:val="16"/>
-        </w:rPr>
-        <w:tab/>
-      </w:r>
-      <w:r>
-        <w:rPr>
-          <w:rFonts w:ascii="Arial Narrow" w:eastAsia="Arial Narrow" w:hAnsi="Arial Narrow" w:cs="Arial Narrow"/>
-          <w:b/>
-          <w:sz w:val="16"/>
-          <w:szCs w:val="16"/>
-        </w:rPr>
         <w:t>LEY 29571</w:t>
       </w:r>
       <w:r>
@@ -11130,7 +11147,6 @@
           <w:sz w:val="16"/>
           <w:szCs w:val="16"/>
         </w:rPr>
-        <w:tab/>
         <w:t xml:space="preserve"/>
       </w:r>
       <w:r>
@@ -11226,31 +11242,30 @@
           <w:sz w:val="16"/>
           <w:szCs w:val="16"/>
         </w:rPr>
+        <w:t xml:space="preserve"/>
+      </w:r>
+      <w:r>
+        <w:rPr>
+          <w:rFonts w:ascii="Arial Narrow" w:eastAsia="Arial Narrow" w:hAnsi="Arial Narrow" w:cs="Arial Narrow"/>
+          <w:sz w:val="16"/>
+          <w:szCs w:val="16"/>
+        </w:rPr>
+      </w:r>
+      <w:r>
+        <w:rPr>
+          <w:rFonts w:ascii="Arial Narrow" w:eastAsia="Arial Narrow" w:hAnsi="Arial Narrow" w:cs="Arial Narrow"/>
+          <w:b/>
+          <w:sz w:val="16"/>
+          <w:szCs w:val="16"/>
+        </w:rPr>
         <w:tab/>
-        <w:t xml:space="preserve"/>
-      </w:r>
-      <w:r>
-        <w:rPr>
-          <w:rFonts w:ascii="Arial Narrow" w:eastAsia="Arial Narrow" w:hAnsi="Arial Narrow" w:cs="Arial Narrow"/>
-          <w:sz w:val="16"/>
-          <w:szCs w:val="16"/>
-        </w:rPr>
-        <w:tab/>
-      </w:r>
-      <w:r>
-        <w:rPr>
-          <w:rFonts w:ascii="Arial Narrow" w:eastAsia="Arial Narrow" w:hAnsi="Arial Narrow" w:cs="Arial Narrow"/>
-          <w:b/>
-          <w:sz w:val="16"/>
-          <w:szCs w:val="16"/>
-        </w:rPr>
         <w:t>TEXTO ÚNICO ORDENADO DE LA LEY DEL PROCEDIMIENTO ADMINISTRATIVO GENERAL, aprobado mediante DECRETO SUPREMO 006-2026-JUS y publicado el 30 de abril de 2026</w:t>
       </w:r>
     </w:p>
     <w:p>
       <w:pPr>
         <w:pStyle w:val="Textonotapie"/>
-        <w:ind w:left="1134" w:hanging="567"/>
+        <w:ind w:left="1134"/>
         <w:jc w:val="both"/>
         <w:rPr>
           <w:rFonts w:ascii="Arial Narrow" w:eastAsia="Arial Narrow" w:hAnsi="Arial Narrow" w:cs="Arial Narrow"/>

--- a/plantillas_maestras/17_seguro_no_especificado/modificacion_unilateral/2_ddos_banco_y_aseguradora/varon/TPL_1687_2026_SEGURO_NO_ESPECIFICADO_MODIFICACION_UNILATERAL_BANCO_VARON_R2.docx
+++ b/plantillas_maestras/17_seguro_no_especificado/modificacion_unilateral/2_ddos_banco_y_aseguradora/varon/TPL_1687_2026_SEGURO_NO_ESPECIFICADO_MODIFICACION_UNILATERAL_BANCO_VARON_R2.docx
@@ -3019,7 +3019,7 @@
           <w:sz w:val="22"/>
           <w:szCs w:val="22"/>
         </w:rPr>
-        <w:t>el Banco BBVA Perú S.A. habría brindado información errónea al denunciante el 14 de octubre de 2025 al indicarle que había agotado la totalidad de eventos anuales disponibles de la cobertura del Certificado 001177944002994373 del Seguro de Protección Múltiple, pese a que aún contaba con tres eventos disponibles</w:t>
+        <w:t xml:space="preserve">el Banco BBVA Perú S.A. habría brindado información errónea al denunciante el 14 de octubre de 2025 al indicarle que había agotado la totalidad de eventos anuales disponibles de la cobertura del Certificado 001177944002994373 del Seguro de Protección Múltiple, pese a que aún contaba con tres eventos disponibles</w:t>
       </w:r>
       <w:r>
         <w:rPr>
@@ -3032,7 +3032,7 @@
           <w:lang w:eastAsia="es-PE"/>
           <w14:ligatures w14:val="none"/>
         </w:rPr>
-        <w:t>. Por consiguiente, corresponde calificar el hecho materia de denuncia como una presunta infracción al deber de información, tipificado en el artículo 1, numeral 1, literal b) y al artículo 2 del Código</w:t>
+        <w:t xml:space="preserve">; involucraría una presunta afectación al derecho de información de los consumidores. Por consiguiente, corresponde calificar el hecho materia de denuncia como una presunta infracción al deber de información, tipificado en el artículo 1, numeral 1, literal b) y al artículo 2 del Código</w:t>
       </w:r>
       <w:r>
         <w:rPr>
@@ -3124,7 +3124,7 @@
           <w:sz w:val="22"/>
           <w:szCs w:val="22"/>
         </w:rPr>
-        <w:t>Impulsa 365 S.A.C. habría brindado información contradictoria al denunciante respecto de las razones que sustentaban la atención vía reembolso del servicio de gasfitería solicitado el 14 de octubre de 2025, al señalar inicialmente que dicha modalidad obedecía a antecedentes de atenciones previas en el domicilio del denunciante y posteriormente atribuirla a una supuesta falta de disponibilidad de personal técnico</w:t>
+        <w:t xml:space="preserve">Impulsa 365 S.A.C. habría brindado información contradictoria al denunciante respecto de las razones que sustentaban la atención vía reembolso del servicio de gasfitería solicitado el 14 de octubre de 2025, al señalar inicialmente que dicha modalidad obedecía a antecedentes de atenciones previas en el domicilio del denunciante y posteriormente atribuirla a una supuesta falta de disponibilidad de personal técnico</w:t>
       </w:r>
       <w:r>
         <w:rPr>
@@ -3137,7 +3137,7 @@
           <w:lang w:eastAsia="es-PE"/>
           <w14:ligatures w14:val="none"/>
         </w:rPr>
-        <w:t xml:space="preserve">. Por consiguiente, corresponde calificar el hecho materia de denuncia como una presunta infracción al deber de información, tipificado en el </w:t>
+        <w:t xml:space="preserve">; involucraría una presunta afectación al derecho de información de los consumidores. Por consiguiente, corresponde calificar el hecho materia de denuncia como una presunta infracción al deber de información, tipificado en el artículo 1, numeral 1, literal b) y al artículo 2 del Código</w:t>
       </w:r>
       <w:bookmarkStart w:id="7" w:name="_Hlk195611851"/>
       <w:r>
@@ -3151,7 +3151,7 @@
           <w:lang w:eastAsia="es-PE"/>
           <w14:ligatures w14:val="none"/>
         </w:rPr>
-        <w:t xml:space="preserve">artículo 1, numeral 1, literal b) </w:t>
+        <w:t xml:space="preserve"/>
       </w:r>
       <w:bookmarkEnd w:id="7"/>
       <w:r>
@@ -3165,7 +3165,7 @@
           <w:lang w:eastAsia="es-PE"/>
           <w14:ligatures w14:val="none"/>
         </w:rPr>
-        <w:t xml:space="preserve">y al artículo 2 del Código. </w:t>
+        <w:t xml:space="preserve">. </w:t>
       </w:r>
     </w:p>
     <w:p>
@@ -3242,7 +3242,7 @@
           <w:sz w:val="22"/>
           <w:szCs w:val="22"/>
         </w:rPr>
-        <w:t>el Banco BBVA Perú S.A., Rímac Seguros y Reaseguros S.A. e Impulsa 365 S.A.C. no habrían informado previamente al denunciante, al momento de la contratación del Certificado 001177944002994373 del Seguro de Protección Múltiple, que ante presuntos inconvenientes en atenciones anteriores se restringiría el envío de personal técnico y se impondría automáticamente la modalidad de reembolso</w:t>
+        <w:t xml:space="preserve">el Banco BBVA Perú S.A., Rímac Seguros y Reaseguros S.A. e Impulsa 365 S.A.C. no habrían informado previamente al denunciante, al momento de la contratación del Certificado 001177944002994373 del Seguro de Protección Múltiple, que ante presuntos inconvenientes en atenciones anteriores se restringiría el envío de personal técnico y se impondría automáticamente la modalidad de reembolso</w:t>
       </w:r>
       <w:r>
         <w:rPr>
@@ -3255,17 +3255,17 @@
           <w:lang w:eastAsia="es-PE"/>
           <w14:ligatures w14:val="none"/>
         </w:rPr>
-        <w:t>. Por consiguiente, corresponde calificar el hecho materia de denuncia como una presunta infracción al deber de información, tipificado en el artículo 1, numeral 1, literal b) y al artículo 2 del Código</w:t>
-      </w:r>
-      <w:r>
-        <w:rPr>
-          <w:rFonts w:ascii="Arial Narrow" w:eastAsia="Arial Narrow" w:hAnsi="Arial Narrow" w:cs="Arial Narrow"/>
-          <w:kern w:val="0"/>
-          <w14:ligatures w14:val="none"/>
-          <w:sz w:val="22"/>
-          <w:szCs w:val="22"/>
-        </w:rPr>
-        <w:t>.</w:t>
+        <w:t xml:space="preserve">; involucraría una presunta afectación al derecho de información de los consumidores. Por consiguiente, corresponde calificar el hecho materia de denuncia como una presunta infracción al deber de información, tipificado en el artículo 1, numeral 1, literal b) y al artículo 2 del Código</w:t>
+      </w:r>
+      <w:r>
+        <w:rPr>
+          <w:rFonts w:ascii="Arial Narrow" w:eastAsia="Arial Narrow" w:hAnsi="Arial Narrow" w:cs="Arial Narrow"/>
+          <w:kern w:val="0"/>
+          <w14:ligatures w14:val="none"/>
+          <w:sz w:val="22"/>
+          <w:szCs w:val="22"/>
+        </w:rPr>
+        <w:t xml:space="preserve">.</w:t>
       </w:r>
     </w:p>
     <w:p>
@@ -3329,7 +3329,7 @@
           <w:sz w:val="22"/>
           <w:szCs w:val="22"/>
         </w:rPr>
-        <w:t>el Banco BBVA Perú S.A., Rímac Seguros y Reaseguros S.A. e Impulsa 365 S.A.C. no habrían informado previamente al denunciante, al momento de la contratación del Certificado 001177944002994373 del Seguro de Protección Múltiple, que ante una eventual falta de disponibilidad de personal técnico se activaría automáticamente la modalidad de atención vía reembolso</w:t>
+        <w:t xml:space="preserve">el Banco BBVA Perú S.A., Rímac Seguros y Reaseguros S.A. e Impulsa 365 S.A.C. no habrían informado previamente al denunciante, al momento de la contratación del Certificado 001177944002994373 del Seguro de Protección Múltiple, que ante una eventual falta de disponibilidad de personal técnico se activaría automáticamente la modalidad de atención vía reembolso</w:t>
       </w:r>
       <w:r>
         <w:rPr>
@@ -3342,7 +3342,7 @@
           <w:lang w:eastAsia="es-PE"/>
           <w14:ligatures w14:val="none"/>
         </w:rPr>
-        <w:t xml:space="preserve">. Por consiguiente, corresponde calificar el hecho materia de denuncia como una presunta </w:t>
+        <w:t xml:space="preserve">; involucraría una presunta afectación al derecho de información de los consumidores. Por consiguiente, corresponde calificar el hecho materia de denuncia como una presunta infracción al deber de información, tipificado en el artículo 1, numeral 1, literal b) y al artículo 2 del Código</w:t>
       </w:r>
       <w:r>
         <w:rPr>
@@ -3356,7 +3356,7 @@
           <w14:ligatures w14:val="none"/>
         </w:rPr>
         <w:lastRenderedPageBreak/>
-        <w:t xml:space="preserve">infracción al deber de información, tipificado en el artículo 1, numeral 1, literal b) y al artículo 2 del Código. </w:t>
+        <w:t xml:space="preserve">. </w:t>
       </w:r>
     </w:p>
     <w:p>
@@ -3433,7 +3433,7 @@
           <w:sz w:val="22"/>
           <w:szCs w:val="22"/>
         </w:rPr>
-        <w:t>Impulsa 365 S.A.C. no habría proporcionado al denunciante la información que acreditara bajo qué excepción contractual el servicio de gasfitería se estaría gestionando únicamente vía reembolso respecto de la solicitud de atención presentada el 14 de octubre de 2025</w:t>
+        <w:t xml:space="preserve">Impulsa 365 S.A.C. no habría proporcionado al denunciante la información que acreditara bajo qué excepción contractual el servicio de gasfitería se estaría gestionando únicamente vía reembolso respecto de la solicitud de atención presentada el 14 de octubre de 2025</w:t>
       </w:r>
       <w:r>
         <w:rPr>
@@ -3446,17 +3446,17 @@
           <w:lang w:eastAsia="es-PE"/>
           <w14:ligatures w14:val="none"/>
         </w:rPr>
-        <w:t>. Por consiguiente, corresponde calificar el hecho materia de denuncia como una presunta infracción al deber de información, tipificado en el artículo 1, numeral 1, literal b) y al artículo 2 del Código</w:t>
-      </w:r>
-      <w:r>
-        <w:rPr>
-          <w:rFonts w:ascii="Arial Narrow" w:eastAsia="Arial Narrow" w:hAnsi="Arial Narrow" w:cs="Arial Narrow"/>
-          <w:kern w:val="0"/>
-          <w14:ligatures w14:val="none"/>
-          <w:sz w:val="22"/>
-          <w:szCs w:val="22"/>
-        </w:rPr>
-        <w:t>.</w:t>
+        <w:t xml:space="preserve">; involucraría una presunta afectación al derecho de información de los consumidores. Por consiguiente, corresponde calificar el hecho materia de denuncia como una presunta infracción al deber de información, tipificado en el artículo 1, numeral 1, literal b) y al artículo 2 del Código</w:t>
+      </w:r>
+      <w:r>
+        <w:rPr>
+          <w:rFonts w:ascii="Arial Narrow" w:eastAsia="Arial Narrow" w:hAnsi="Arial Narrow" w:cs="Arial Narrow"/>
+          <w:kern w:val="0"/>
+          <w14:ligatures w14:val="none"/>
+          <w:sz w:val="22"/>
+          <w:szCs w:val="22"/>
+        </w:rPr>
+        <w:t xml:space="preserve">.</w:t>
       </w:r>
     </w:p>
     <w:p>

--- a/plantillas_maestras/17_seguro_no_especificado/modificacion_unilateral/2_ddos_banco_y_aseguradora/varon/TPL_1687_2026_SEGURO_NO_ESPECIFICADO_MODIFICACION_UNILATERAL_BANCO_VARON_R2.docx
+++ b/plantillas_maestras/17_seguro_no_especificado/modificacion_unilateral/2_ddos_banco_y_aseguradora/varon/TPL_1687_2026_SEGURO_NO_ESPECIFICADO_MODIFICACION_UNILATERAL_BANCO_VARON_R2.docx
@@ -6224,7 +6224,7 @@
           <w:sz w:val="22"/>
           <w:szCs w:val="22"/>
         </w:rPr>
-        <w:t xml:space="preserve">correr traslado de la presente resolución a Rímac Seguros y Reaseguros S.A., al Banco BBVA Perú S.A. y a Impulsa 365 S.A.C. para que, de conformidad con lo dispuesto por el artículo 26 de la Ley sobre Facultades, Normas y Organización del Indecopi, aprobada por Decreto Legislativo 807</w:t>
+        <w:t xml:space="preserve">correr traslado de la denuncia del 6 de enero de 2026, complementada con escrito del 17 de marzo de 2026, subsanada mediante escrito del 25 de mayo de 2026 a Rímac Seguros y Reaseguros S.A., al Banco BBVA Perú S.A. y a Impulsa 365 S.A.C. para que, de conformidad con lo dispuesto por el artículo 26 de la Ley sobre Facultades, Normas y Organización del Indecopi, aprobada por Decreto Legislativo 807</w:t>
       </w:r>
       <w:r>
         <w:rPr>
